--- a/projects/valuepickr-open-screen/docs/00_SCREEN_RANKING.docx
+++ b/projects/valuepickr-open-screen/docs/00_SCREEN_RANKING.docx
@@ -32,7 +32,7 @@
           <w:sz w:val="20"/>
           <w:szCs w:val="20"/>
         </w:rPr>
-        <w:t xml:space="preserve">Updated 2026-09-05 · 564 stocks researched from the ongoing ValuePickr-wide screen (separate from, and does not modify, the original 108-stock docs/00_FINAL_RANKING.docx)</w:t>
+        <w:t xml:space="preserve">Updated 2026-09-07 · 583 stocks researched from the ongoing ValuePickr-wide screen (separate from, and does not modify, the original 108-stock docs/00_FINAL_RANKING.docx)</w:t>
       </w:r>
     </w:p>
     <w:p>
@@ -803,7 +803,7 @@
           <w:sz w:val="24"/>
           <w:szCs w:val="24"/>
         </w:rPr>
-        <w:t xml:space="preserve">18. ADF FOOD LTD</w:t>
+        <w:t xml:space="preserve">18. SML Isuzu Ltd</w:t>
       </w:r>
       <w:r>
         <w:rPr>
@@ -813,7 +813,7 @@
           <w:sz w:val="20"/>
           <w:szCs w:val="20"/>
         </w:rPr>
-        <w:t xml:space="preserve">  —  Debt-free export compounder now showing genuine operating leverage; Surat plant ramping</w:t>
+        <w:t xml:space="preserve">  —  M&amp;M acquired the promoter stake (58.96%, CCI-approved Jun 2025) - a real, sharp catalyst -</w:t>
       </w:r>
       <w:r>
         <w:rPr>
@@ -822,7 +822,7 @@
         </w:rPr>
         <w:br/>
         <w:t xml:space="preserve">
-FY26 PAT +29.84% YoY on revenue +15.88%; TTM profit growth (38%) running ~2x TTM sales growth (19%), both well ahead of 5-yr averages - genuine operating leverage the 'steady compounder' framing missed. Surat Greenfield frozen-foods plant commissioned (Mar-2026, +10,000MT) with up to Rs250cr incremental revenue potential over 2-3 years, only ~30% utilised in FY27. US subsidiary got a USD2.1mn tariff refund. Valuation essentially unchanged (~30x trailing P/E) despite the acceleration - expectation-gap scoring flags this underestimated (gap score 73.7, strong evidence) since market hasn't re-rated yet. FCF negative 2 years funding the plant (real nuance vs 'cash-rich' framing) and FY27 guide is conditional on Middle East/freight stabilisation. [conviction_score 48.8]</w:t>
+M&amp;M acquired the promoter stake (58.96%, CCI-approved Jun 2025) - a real, sharp catalyst - but the ValuePickr thread has gone quiet for ~13 months since, no fresh community read on integration progress. [conviction_score 42.8]</w:t>
       </w:r>
     </w:p>
     <w:p>
@@ -836,7 +836,7 @@
           <w:sz w:val="24"/>
           <w:szCs w:val="24"/>
         </w:rPr>
-        <w:t xml:space="preserve">19. Bhagyanagar India Ltd</w:t>
+        <w:t xml:space="preserve">19. Freshara Agro Exports Ltd</w:t>
       </w:r>
       <w:r>
         <w:rPr>
@@ -846,7 +846,7 @@
           <w:sz w:val="20"/>
           <w:szCs w:val="20"/>
         </w:rPr>
-        <w:t xml:space="preserve">  —  RocketMan's detailed per-tonne EBITDA leadership bull case directly contradicted by...</w:t>
+        <w:t xml:space="preserve">  —  Gherkins exporter, 2x capacity + Spain acquisition</w:t>
       </w:r>
       <w:r>
         <w:rPr>
@@ -855,7 +855,7 @@
         </w:rPr>
         <w:br/>
         <w:t xml:space="preserve">
-RocketMan's detailed per-tonne EBITDA leadership bull case directly contradicted by management's own guidance that Q1 margin is one-time, normalizing to ~5%. Rising competitive entry from 3 funded peers. [conviction_score 42.8]</w:t>
+Gherkins exporter, 2x capacity + Spain acquisition; FY26 revenue +34%/PAT +32% confirmed, but gaurav (trusted) flags negative OCF, margin compression, FY27 make-or-break. [conviction_score 50.3]</w:t>
       </w:r>
     </w:p>
     <w:p>
@@ -869,7 +869,7 @@
           <w:sz w:val="24"/>
           <w:szCs w:val="24"/>
         </w:rPr>
-        <w:t xml:space="preserve">20. Data Patterns (India) Limited</w:t>
+        <w:t xml:space="preserve">20. Alembic Pharmaceuticals Ltd</w:t>
       </w:r>
       <w:r>
         <w:rPr>
@@ -879,7 +879,7 @@
           <w:sz w:val="20"/>
           <w:szCs w:val="20"/>
         </w:rPr>
-        <w:t xml:space="preserve">  —  High-quality defence electronics (60% ROE, debt-free)</w:t>
+        <w:t xml:space="preserve">  —  Mid-cap pharma</w:t>
       </w:r>
       <w:r>
         <w:rPr>
@@ -888,7 +888,7 @@
         </w:rPr>
         <w:br/>
         <w:t xml:space="preserve">
-High-quality defence electronics (60% ROE, debt-free) but order book flagged flat for several quarters; Su-30 radar-upgrade opportunity is a live but unconfirmed catalyst. [conviction_score 42.8]</w:t>
+Mid-cap pharma; trailing metrics moderate but Q1 FY27 shows real US Formulations inflection (+49% YoY), guidance upgraded to mid-teens. Re-verified 2026-08-23: old Medium-High was floor-derived (floor now inactive, elevated tier); reset to Medium, thesis_fit 10x-in-2-3-years, unconfirmed single-quarter catalyst. [Score-driven reclassification 2026-08-23: conviction_score 42.3 moves this from screenedOut to tierB.]</w:t>
       </w:r>
     </w:p>
     <w:p>
@@ -902,7 +902,7 @@
           <w:sz w:val="24"/>
           <w:szCs w:val="24"/>
         </w:rPr>
-        <w:t xml:space="preserve">21. SML Isuzu Ltd</w:t>
+        <w:t xml:space="preserve">21. Apcotex Industries Ltd</w:t>
       </w:r>
       <w:r>
         <w:rPr>
@@ -912,7 +912,7 @@
           <w:sz w:val="20"/>
           <w:szCs w:val="20"/>
         </w:rPr>
-        <w:t xml:space="preserve">  —  M&amp;M acquired the promoter stake (58.96%, CCI-approved Jun 2025) - a real, sharp catalyst -</w:t>
+        <w:t xml:space="preserve">  —  Record Q1 FY27 (rev +40%, PAT +311%) on anti-dumping filing + capacity util</w:t>
       </w:r>
       <w:r>
         <w:rPr>
@@ -921,7 +921,7 @@
         </w:rPr>
         <w:br/>
         <w:t xml:space="preserve">
-M&amp;M acquired the promoter stake (58.96%, CCI-approved Jun 2025) - a real, sharp catalyst - but the ValuePickr thread has gone quiet for ~13 months since, no fresh community read on integration progress. [conviction_score 42.8]</w:t>
+Record Q1 FY27 (rev +40%, PAT +311%) on anti-dumping filing + capacity util, but mgmt flags one-time gains. [conviction_score 42.3]</w:t>
       </w:r>
     </w:p>
     <w:p>
@@ -935,7 +935,7 @@
           <w:sz w:val="24"/>
           <w:szCs w:val="24"/>
         </w:rPr>
-        <w:t xml:space="preserve">22. Freshara Agro Exports Ltd</w:t>
+        <w:t xml:space="preserve">22. CSB Bank Ltd</w:t>
       </w:r>
       <w:r>
         <w:rPr>
@@ -945,7 +945,7 @@
           <w:sz w:val="20"/>
           <w:szCs w:val="20"/>
         </w:rPr>
-        <w:t xml:space="preserve">  —  Gherkins exporter, 2x capacity + Spain acquisition</w:t>
+        <w:t xml:space="preserve">  —  Strong Q1 FY27 (PAT +27%, ROE up)</w:t>
       </w:r>
       <w:r>
         <w:rPr>
@@ -954,7 +954,7 @@
         </w:rPr>
         <w:br/>
         <w:t xml:space="preserve">
-Gherkins exporter, 2x capacity + Spain acquisition; FY26 revenue +34%/PAT +32% confirmed, but gaurav (trusted) flags negative OCF, margin compression, FY27 make-or-break. [conviction_score 50.3]</w:t>
+Strong Q1 FY27 (PAT +27%, ROE up) but community flags CD ratio/GNPA and ex-IndusInd wholesale underwriting concern. [conviction_score 42.3]</w:t>
       </w:r>
     </w:p>
     <w:p>
@@ -968,7 +968,7 @@
           <w:sz w:val="24"/>
           <w:szCs w:val="24"/>
         </w:rPr>
-        <w:t xml:space="preserve">23. Alembic Pharmaceuticals Ltd</w:t>
+        <w:t xml:space="preserve">23. Sandhar Technologies Ltd</w:t>
       </w:r>
       <w:r>
         <w:rPr>
@@ -978,7 +978,7 @@
           <w:sz w:val="20"/>
           <w:szCs w:val="20"/>
         </w:rPr>
-        <w:t xml:space="preserve">  —  Mid-cap pharma</w:t>
+        <w:t xml:space="preserve">  —  Accelerating FY26 results matching trusted user's advance thesis</w:t>
       </w:r>
       <w:r>
         <w:rPr>
@@ -987,7 +987,7 @@
         </w:rPr>
         <w:br/>
         <w:t xml:space="preserve">
-Mid-cap pharma; trailing metrics moderate but Q1 FY27 shows real US Formulations inflection (+49% YoY), guidance upgraded to mid-teens. Re-verified 2026-08-23: old Medium-High was floor-derived (floor now inactive, elevated tier); reset to Medium, thesis_fit 10x-in-2-3-years, unconfirmed single-quarter catalyst. [Score-driven reclassification 2026-08-23: conviction_score 42.3 moves this from screenedOut to tierB.]</w:t>
+Accelerating FY26 results matching trusted user's advance thesis, but concentration risk + unresolved KMP-resignation question. [conviction_score 42.3]</w:t>
       </w:r>
     </w:p>
     <w:p>
@@ -1001,7 +1001,7 @@
           <w:sz w:val="24"/>
           <w:szCs w:val="24"/>
         </w:rPr>
-        <w:t xml:space="preserve">24. Apcotex Industries Ltd</w:t>
+        <w:t xml:space="preserve">24. South West Pinnacle Exploration</w:t>
       </w:r>
       <w:r>
         <w:rPr>
@@ -1011,7 +1011,7 @@
           <w:sz w:val="20"/>
           <w:szCs w:val="20"/>
         </w:rPr>
-        <w:t xml:space="preserve">  —  Record Q1 FY27 (rev +40%, PAT +311%) on anti-dumping filing + capacity util</w:t>
+        <w:t xml:space="preserve">  —  Order-book-at-ATH rig-depreciation operating-leverage story</w:t>
       </w:r>
       <w:r>
         <w:rPr>
@@ -1020,7 +1020,7 @@
         </w:rPr>
         <w:br/>
         <w:t xml:space="preserve">
-Record Q1 FY27 (rev +40%, PAT +311%) on anti-dumping filing + capacity util, but mgmt flags one-time gains. [conviction_score 42.3]</w:t>
+Order book Rs 761 Cr (all-time high), ROCE 15.15%, revenue growth 18.6%, on a real India energy-self-reliance tailwind. Kkd did a detailed operating-leverage deep-dive (invested), but Chandragupta (trusted) raised an unexplained coal-trading-exit/expense-spike question in late 2025 not clearly closed out, and BuyHighSellLow (Aug 2026) flagged capex/cash funding as "really tight". Low-medium conviction. [Score-driven reclassification 2026-08-22: conviction_score 38.0 moves this from tierC to tierB under the new mechanical scoring methodology.]</w:t>
       </w:r>
     </w:p>
     <w:p>
@@ -1034,7 +1034,7 @@
           <w:sz w:val="24"/>
           <w:szCs w:val="24"/>
         </w:rPr>
-        <w:t xml:space="preserve">25. CSB Bank Ltd</w:t>
+        <w:t xml:space="preserve">25. Rain Industries</w:t>
       </w:r>
       <w:r>
         <w:rPr>
@@ -1044,7 +1044,7 @@
           <w:sz w:val="20"/>
           <w:szCs w:val="20"/>
         </w:rPr>
-        <w:t xml:space="preserve">  —  Strong Q1 FY27 (PAT +27%, ROE up)</w:t>
+        <w:t xml:space="preserve">  —  Early-stage turnaround after a multi-year weak stretch</w:t>
       </w:r>
       <w:r>
         <w:rPr>
@@ -1053,7 +1053,7 @@
         </w:rPr>
         <w:br/>
         <w:t xml:space="preserve">
-Strong Q1 FY27 (PAT +27%, ROE up) but community flags CD ratio/GNPA and ex-IndusInd wholesale underwriting concern. [conviction_score 42.3]</w:t>
+Q(Mar-2026) profit +318.95% YoY on record sales, and the stock hit a fresh 52-week high - but 3-yr ROE is still -6.68% and ROCE just 7.85%, so this is one strong quarter against a genuinely weak multi-year base. Speculative until confirmed by 1-2 more quarters. [Score-driven reclassification 2026-08-22: conviction_score 38.0 moves this from tierC to tierB under the new mechanical scoring methodology.]</w:t>
       </w:r>
     </w:p>
     <w:p>
@@ -1067,7 +1067,7 @@
           <w:sz w:val="24"/>
           <w:szCs w:val="24"/>
         </w:rPr>
-        <w:t xml:space="preserve">26. Sandhar Technologies Ltd</w:t>
+        <w:t xml:space="preserve">26. Ugro Capital</w:t>
       </w:r>
       <w:r>
         <w:rPr>
@@ -1077,7 +1077,7 @@
           <w:sz w:val="20"/>
           <w:szCs w:val="20"/>
         </w:rPr>
-        <w:t xml:space="preserve">  —  Accelerating FY26 results matching trusted user's advance thesis</w:t>
+        <w:t xml:space="preserve">  —  Beaten-down MFI-contagion turnaround candidate</w:t>
       </w:r>
       <w:r>
         <w:rPr>
@@ -1086,7 +1086,7 @@
         </w:rPr>
         <w:br/>
         <w:t xml:space="preserve">
-Accelerating FY26 results matching trusted user's advance thesis, but concentration risk + unresolved KMP-resignation question. [conviction_score 42.3]</w:t>
+Trading at ~0.53x book after sector-wide MFI stress selling; ROE currently weak (~7%) but that's the depressed state the turnaround thesis is betting reverses, not a standalone quality problem. Small-cap (~Rs 1,519 Cr). [Score-driven reclassification 2026-08-22: conviction_score 38.0 moves this from tierC to tierB under the new mechanical scoring methodology.]</w:t>
       </w:r>
     </w:p>
     <w:p>
@@ -1100,7 +1100,7 @@
           <w:sz w:val="24"/>
           <w:szCs w:val="24"/>
         </w:rPr>
-        <w:t xml:space="preserve">27. South West Pinnacle Exploration</w:t>
+        <w:t xml:space="preserve">27. Ujjivan Small Finance Bank</w:t>
       </w:r>
       <w:r>
         <w:rPr>
@@ -1110,7 +1110,7 @@
           <w:sz w:val="20"/>
           <w:szCs w:val="20"/>
         </w:rPr>
-        <w:t xml:space="preserve">  —  Order-book-at-ATH rig-depreciation operating-leverage story</w:t>
+        <w:t xml:space="preserve">  —  Confirmed inflection, not just a hoped-for one - record quarter, already-healthy current ratios</w:t>
       </w:r>
       <w:r>
         <w:rPr>
@@ -1119,7 +1119,7 @@
         </w:rPr>
         <w:br/>
         <w:t xml:space="preserve">
-Order book Rs 761 Cr (all-time high), ROCE 15.15%, revenue growth 18.6%, on a real India energy-self-reliance tailwind. Kkd did a detailed operating-leverage deep-dive (invested), but Chandragupta (trusted) raised an unexplained coal-trading-exit/expense-spike question in late 2025 not clearly closed out, and BuyHighSellLow (Aug 2026) flagged capex/cash funding as "really tight". Low-medium conviction. [Score-driven reclassification 2026-08-22: conviction_score 38.0 moves this from tierC to tierB under the new mechanical scoring methodology.]</w:t>
+PAT +207% YoY, NII +38.6% YoY, and CURRENT ROE/ROCE are already healthy (14.35%/13.89%) - this isn't a weak-numbers-hoping-to-improve story, the improvement is already showing. FY27 guidance of 25% advances growth / RoA 1.8-2.0%. Near 52-week high. Small-cap (~Rs 14,000 Cr) keeps the math plausible if guidance holds. Previously mis-screened to 'neither' on an outdated read that treated this as trailing-weak rather than confirmed-improving - see methodology_fix note above. [Score-driven reclassification 2026-08-22: conviction_score 38.0 moves this from tierC to tierB under the new mechanical scoring methodology.]</w:t>
       </w:r>
     </w:p>
     <w:p>
@@ -1133,7 +1133,7 @@
           <w:sz w:val="24"/>
           <w:szCs w:val="24"/>
         </w:rPr>
-        <w:t xml:space="preserve">28. Rain Industries</w:t>
+        <w:t xml:space="preserve">28. Arman Financial Services Ltd</w:t>
       </w:r>
       <w:r>
         <w:rPr>
@@ -1143,7 +1143,7 @@
           <w:sz w:val="20"/>
           <w:szCs w:val="20"/>
         </w:rPr>
-        <w:t xml:space="preserve">  —  Early-stage turnaround after a multi-year weak stretch</w:t>
+        <w:t xml:space="preserve">  —  Best-in-peer-group MFI asset quality (GNPA 4.1%) already</w:t>
       </w:r>
       <w:r>
         <w:rPr>
@@ -1152,7 +1152,7 @@
         </w:rPr>
         <w:br/>
         <w:t xml:space="preserve">
-Q(Mar-2026) profit +318.95% YoY on record sales, and the stock hit a fresh 52-week high - but 3-yr ROE is still -6.68% and ROCE just 7.85%, so this is one strong quarter against a genuinely weak multi-year base. Speculative until confirmed by 1-2 more quarters. [Score-driven reclassification 2026-08-22: conviction_score 38.0 moves this from tierC to tierB under the new mechanical scoring methodology.]</w:t>
+Best-in-peer-group MFI asset quality (GNPA 4.1%) already; ROE still sector-stress-depressed, same reversal logic as Satin. Small-cap (~Rs 2,071 Cr). [conviction_score 38.0]</w:t>
       </w:r>
     </w:p>
     <w:p>
@@ -1166,7 +1166,7 @@
           <w:sz w:val="24"/>
           <w:szCs w:val="24"/>
         </w:rPr>
-        <w:t xml:space="preserve">29. Ugro Capital</w:t>
+        <w:t xml:space="preserve">29. Stylam Industries Ltd</w:t>
       </w:r>
       <w:r>
         <w:rPr>
@@ -1176,7 +1176,7 @@
           <w:sz w:val="20"/>
           <w:szCs w:val="20"/>
         </w:rPr>
-        <w:t xml:space="preserve">  —  Beaten-down MFI-contagion turnaround candidate</w:t>
+        <w:t xml:space="preserve">  —  AICA Kogyo (Japan) acquiring 40% stake for Rs1,525cr at Rs2,300 open offer; promoter-fa...</w:t>
       </w:r>
       <w:r>
         <w:rPr>
@@ -1185,7 +1185,7 @@
         </w:rPr>
         <w:br/>
         <w:t xml:space="preserve">
-Trading at ~0.53x book after sector-wide MFI stress selling; ROE currently weak (~7%) but that's the depressed state the turnaround thesis is betting reverses, not a standalone quality problem. Small-cap (~Rs 1,519 Cr). [Score-driven reclassification 2026-08-22: conviction_score 38.0 moves this from tierC to tierB under the new mechanical scoring methodology.]</w:t>
+AICA Kogyo (Japan) acquiring 40% stake for Rs1,525cr at Rs2,300 open offer; promoter-family dispute (Manav Gupta) resolved, unlocking domestic growth; 17.27% rev CAGR vs 4.4% industry [conviction_score 58.8]</w:t>
       </w:r>
     </w:p>
     <w:p>
@@ -1199,7 +1199,7 @@
           <w:sz w:val="24"/>
           <w:szCs w:val="24"/>
         </w:rPr>
-        <w:t xml:space="preserve">30. Ujjivan Small Finance Bank</w:t>
+        <w:t xml:space="preserve">30. NGL Fine-Chem Ltd</w:t>
       </w:r>
       <w:r>
         <w:rPr>
@@ -1209,7 +1209,7 @@
           <w:sz w:val="20"/>
           <w:szCs w:val="20"/>
         </w:rPr>
-        <w:t xml:space="preserve">  —  Confirmed inflection, not just a hoped-for one - record quarter, already-healthy current ratios</w:t>
+        <w:t xml:space="preserve">  —  High-quality low-leverage compounder, deep multi-year trusted community coverage, curre...</w:t>
       </w:r>
       <w:r>
         <w:rPr>
@@ -1218,7 +1218,7 @@
         </w:rPr>
         <w:br/>
         <w:t xml:space="preserve">
-PAT +207% YoY, NII +38.6% YoY, and CURRENT ROE/ROCE are already healthy (14.35%/13.89%) - this isn't a weak-numbers-hoping-to-improve story, the improvement is already showing. FY27 guidance of 25% advances growth / RoA 1.8-2.0%. Near 52-week high. Small-cap (~Rs 14,000 Cr) keeps the math plausible if guidance holds. Previously mis-screened to 'neither' on an outdated read that treated this as trailing-weak rather than confirmed-improving - see methodology_fix note above. [Score-driven reclassification 2026-08-22: conviction_score 38.0 moves this from tierC to tierB under the new mechanical scoring methodology.]</w:t>
+High-quality low-leverage compounder, deep multi-year trusted community coverage, currently in a cyclical margin trough (confirmed as of Feb 2025) [conviction_score 42.8]</w:t>
       </w:r>
     </w:p>
     <w:p>
@@ -1232,7 +1232,7 @@
           <w:sz w:val="24"/>
           <w:szCs w:val="24"/>
         </w:rPr>
-        <w:t xml:space="preserve">31. Arman Financial Services Ltd</w:t>
+        <w:t xml:space="preserve">31. Punjab Chemicals &amp; Crop Protection Ltd</w:t>
       </w:r>
       <w:r>
         <w:rPr>
@@ -1242,7 +1242,7 @@
           <w:sz w:val="20"/>
           <w:szCs w:val="20"/>
         </w:rPr>
-        <w:t xml:space="preserve">  —  Best-in-peer-group MFI asset quality (GNPA 4.1%) already</w:t>
+        <w:t xml:space="preserve">  —  Agrochem CRAMS emerging from 3yr downcycle; FY26 revenue +15.7%, 3 new MOUs + Rs60cr ca...</w:t>
       </w:r>
       <w:r>
         <w:rPr>
@@ -1251,7 +1251,7 @@
         </w:rPr>
         <w:br/>
         <w:t xml:space="preserve">
-Best-in-peer-group MFI asset quality (GNPA 4.1%) already; ROE still sector-stress-depressed, same reversal logic as Satin. Small-cap (~Rs 2,071 Cr). [conviction_score 38.0]</w:t>
+Agrochem CRAMS emerging from 3yr downcycle; FY26 revenue +15.7%, 3 new MOUs + Rs60cr capex block for FY27 commercialization; ROCE 30.9%/ROE 24.2% held through downturn [conviction_score 42.8]</w:t>
       </w:r>
     </w:p>
     <w:p>
@@ -1265,7 +1265,7 @@
           <w:sz w:val="24"/>
           <w:szCs w:val="24"/>
         </w:rPr>
-        <w:t xml:space="preserve">32. Stylam Industries Ltd</w:t>
+        <w:t xml:space="preserve">32. Indegene Ltd</w:t>
       </w:r>
       <w:r>
         <w:rPr>
@@ -1275,7 +1275,7 @@
           <w:sz w:val="20"/>
           <w:szCs w:val="20"/>
         </w:rPr>
-        <w:t xml:space="preserve">  —  AICA Kogyo (Japan) acquiring 40% stake for Rs1,525cr at Rs2,300 open offer; promoter-fa...</w:t>
+        <w:t xml:space="preserve">  —  Strong fundamentals (34.59% rev CAGR, debt-free) but no dedicated ValuePickr thread exi...</w:t>
       </w:r>
       <w:r>
         <w:rPr>
@@ -1284,7 +1284,7 @@
         </w:rPr>
         <w:br/>
         <w:t xml:space="preserve">
-AICA Kogyo (Japan) acquiring 40% stake for Rs1,525cr at Rs2,300 open offer; promoter-family dispute (Manav Gupta) resolved, unlocking domestic growth; 17.27% rev CAGR vs 4.4% industry [conviction_score 58.8]</w:t>
+Strong fundamentals (34.59% rev CAGR, debt-free) but no dedicated ValuePickr thread exists for community corroboration — fundamentals-only conviction [conviction_score 42.8]</w:t>
       </w:r>
     </w:p>
     <w:p>
@@ -1298,7 +1298,7 @@
           <w:sz w:val="24"/>
           <w:szCs w:val="24"/>
         </w:rPr>
-        <w:t xml:space="preserve">33. NGL Fine-Chem Ltd</w:t>
+        <w:t xml:space="preserve">33. Vimta Labs Ltd</w:t>
       </w:r>
       <w:r>
         <w:rPr>
@@ -1308,7 +1308,7 @@
           <w:sz w:val="20"/>
           <w:szCs w:val="20"/>
         </w:rPr>
-        <w:t xml:space="preserve">  —  High-quality low-leverage compounder, deep multi-year trusted community coverage, curre...</w:t>
+        <w:t xml:space="preserve">  —  Clean fundamentals (22.95% ROCE, 18.55% ROE, ~20% growth), new NDCT rules halve approva...</w:t>
       </w:r>
       <w:r>
         <w:rPr>
@@ -1317,7 +1317,7 @@
         </w:rPr>
         <w:br/>
         <w:t xml:space="preserve">
-High-quality low-leverage compounder, deep multi-year trusted community coverage, currently in a cyclical margin trough (confirmed as of Feb 2025) [conviction_score 42.8]</w:t>
+Clean fundamentals (22.95% ROCE, 18.55% ROE, ~20% growth), new NDCT rules halve approval timelines (90-&gt;45 days); old (2004-05) Ranbaxy-scandal link caused one trusted user to pass, not fresh/unresolved [conviction_score 42.8]</w:t>
       </w:r>
     </w:p>
     <w:p>
@@ -1331,7 +1331,7 @@
           <w:sz w:val="24"/>
           <w:szCs w:val="24"/>
         </w:rPr>
-        <w:t xml:space="preserve">34. Punjab Chemicals &amp; Crop Protection Ltd</w:t>
+        <w:t xml:space="preserve">34. Privi Speciality Chemicals Ltd</w:t>
       </w:r>
       <w:r>
         <w:rPr>
@@ -1341,7 +1341,7 @@
           <w:sz w:val="20"/>
           <w:szCs w:val="20"/>
         </w:rPr>
-        <w:t xml:space="preserve">  —  Agrochem CRAMS emerging from 3yr downcycle; FY26 revenue +15.7%, 3 new MOUs + Rs60cr ca...</w:t>
+        <w:t xml:space="preserve">  —  Debt-free aroma-chemicals leader, Q3FY26 PAT +76% YoY, Givaudan JV (Prigiv) ramping; re...</w:t>
       </w:r>
       <w:r>
         <w:rPr>
@@ -1350,7 +1350,7 @@
         </w:rPr>
         <w:br/>
         <w:t xml:space="preserve">
-Agrochem CRAMS emerging from 3yr downcycle; FY26 revenue +15.7%, 3 new MOUs + Rs60cr capex block for FY27 commercialization; ROCE 30.9%/ROE 24.2% held through downturn [conviction_score 42.8]</w:t>
+Debt-free aroma-chemicals leader, Q3FY26 PAT +76% YoY, Givaudan JV (Prigiv) ramping; recurring promoter block-sale watch-item. [conviction_score 42.8]</w:t>
       </w:r>
     </w:p>
     <w:p>
@@ -1364,7 +1364,7 @@
           <w:sz w:val="24"/>
           <w:szCs w:val="24"/>
         </w:rPr>
-        <w:t xml:space="preserve">35. Indegene Ltd</w:t>
+        <w:t xml:space="preserve">35. Cantabil Retail India Ltd</w:t>
       </w:r>
       <w:r>
         <w:rPr>
@@ -1374,7 +1374,7 @@
           <w:sz w:val="20"/>
           <w:szCs w:val="20"/>
         </w:rPr>
-        <w:t xml:space="preserve">  —  Strong fundamentals (34.59% rev CAGR, debt-free) but no dedicated ValuePickr thread exi...</w:t>
+        <w:t xml:space="preserve">  —  Apparel retailer with unprecedented sustained promoter open-market accumulation (52%→~75%) and zero dilution</w:t>
       </w:r>
       <w:r>
         <w:rPr>
@@ -1383,7 +1383,7 @@
         </w:rPr>
         <w:br/>
         <w:t xml:space="preserve">
-Strong fundamentals (34.59% rev CAGR, debt-free) but no dedicated ValuePickr thread exists for community corroboration — fundamentals-only conviction [conviction_score 42.8]</w:t>
+Promoters have been buying in the open market continuously since IPO, taking their stake from 52% to near 75% with zero dilution — a trusted user called this 'quite unprecedented.' Store rollout is accelerating (27 added in one quarter, 49 in 9M vs 43 the prior year) alongside 10yr median growth of 17.7% and recent quarter revenue +15%/PAT +30%. [conviction_score 46.0]</w:t>
       </w:r>
     </w:p>
     <w:p>
@@ -1397,7 +1397,7 @@
           <w:sz w:val="24"/>
           <w:szCs w:val="24"/>
         </w:rPr>
-        <w:t xml:space="preserve">36. Vimta Labs Ltd</w:t>
+        <w:t xml:space="preserve">36. Vaibhav Global Ltd</w:t>
       </w:r>
       <w:r>
         <w:rPr>
@@ -1407,7 +1407,7 @@
           <w:sz w:val="20"/>
           <w:szCs w:val="20"/>
         </w:rPr>
-        <w:t xml:space="preserve">  —  Clean fundamentals (22.95% ROCE, 18.55% ROE, ~20% growth), new NDCT rules halve approva...</w:t>
+        <w:t xml:space="preserve">  —  TV-to-digital jewellery/lifestyle e-tailer with an operating-leverage re-rating thesis and live bull/bear forum debate</w:t>
       </w:r>
       <w:r>
         <w:rPr>
@@ -1416,7 +1416,7 @@
         </w:rPr>
         <w:br/>
         <w:t xml:space="preserve">
-Clean fundamentals (22.95% ROCE, 18.55% ROE, ~20% growth), new NDCT rules halve approval timelines (90-&gt;45 days); old (2004-05) Ranbaxy-scandal link caused one trusted user to pass, not fresh/unresolved [conviction_score 42.8]</w:t>
+A non-trusted but highly engaged user has built an operating-leverage thesis around the shift from TV to digital channels; a trusted user pushed back that recent PAT growth is partly cost/comp-driven rather than structural. A Jul 2025 tax tribunal ruling deleted ~Rs 150 Cr in demands. Debate on TV-vs-digital terminal value remains unresolved. [conviction_score 38.0]</w:t>
       </w:r>
     </w:p>
     <w:p>
@@ -1430,7 +1430,7 @@
           <w:sz w:val="24"/>
           <w:szCs w:val="24"/>
         </w:rPr>
-        <w:t xml:space="preserve">37. Privi Speciality Chemicals Ltd</w:t>
+        <w:t xml:space="preserve">37. Orchid Pharma</w:t>
       </w:r>
       <w:r>
         <w:rPr>
@@ -1440,7 +1440,7 @@
           <w:sz w:val="20"/>
           <w:szCs w:val="20"/>
         </w:rPr>
-        <w:t xml:space="preserve">  —  Debt-free aroma-chemicals leader, Q3FY26 PAT +76% YoY, Givaudan JV (Prigiv) ramping; re...</w:t>
+        <w:t xml:space="preserve">  —  Patented EXBLIFEP antibiotic maker, double IAS2026-corroborated but fundamentals unreconciled</w:t>
       </w:r>
       <w:r>
         <w:rPr>
@@ -1449,7 +1449,7 @@
         </w:rPr>
         <w:br/>
         <w:t xml:space="preserve">
-Debt-free aroma-chemicals leader, Q3FY26 PAT +76% YoY, Givaudan JV (Prigiv) ramping; recurring promoter block-sale watch-item. [conviction_score 42.8]</w:t>
+Patented EXBLIFEP antibiotic, 100% molecule ownership since Jul 2025, but screener shows negative ROE/ROCE conflicting with the FY24 thread growth narrative — unreconciled; independently corroborated twice within days at IAS 2026. Large-cap (~Rs 9,966 Cr). [conviction_score 38.0]</w:t>
       </w:r>
     </w:p>
     <w:p>
@@ -1463,7 +1463,7 @@
           <w:sz w:val="24"/>
           <w:szCs w:val="24"/>
         </w:rPr>
-        <w:t xml:space="preserve">38. Cantabil Retail India Ltd</w:t>
+        <w:t xml:space="preserve">38. Jeena Sikho Lifecare</w:t>
       </w:r>
       <w:r>
         <w:rPr>
@@ -1473,7 +1473,7 @@
           <w:sz w:val="20"/>
           <w:szCs w:val="20"/>
         </w:rPr>
-        <w:t xml:space="preserve">  —  Apparel retailer with unprecedented sustained promoter open-market accumulation (52%→~75%) and zero dilution</w:t>
+        <w:t xml:space="preserve">  —  Fast-growing Ayurvedic platform that survived a community fraud scare</w:t>
       </w:r>
       <w:r>
         <w:rPr>
@@ -1482,7 +1482,7 @@
         </w:rPr>
         <w:br/>
         <w:t xml:space="preserve">
-Promoters have been buying in the open market continuously since IPO, taking their stake from 52% to near 75% with zero dilution — a trusted user called this 'quite unprecedented.' Store rollout is accelerating (27 added in one quarter, 49 in 9M vs 43 the prior year) alongside 10yr median growth of 17.7% and recent quarter revenue +15%/PAT +30%. [conviction_score 46.0]</w:t>
+Ayurvedic platform company with +71% FY26 revenue growth; two elevated-trusted users (ranvir, HighCAGR) corroborate after the thread survived an earlier fraud scare with cash-flow quality intact. Caveat: Q1 FY27 shows deceleration in the Healthcare Services segment. [conviction_score 46.0]</w:t>
       </w:r>
     </w:p>
     <w:p>
@@ -1496,7 +1496,7 @@
           <w:sz w:val="24"/>
           <w:szCs w:val="24"/>
         </w:rPr>
-        <w:t xml:space="preserve">39. Vaibhav Global Ltd</w:t>
+        <w:t xml:space="preserve">39. Quality Power Electrical Equipments Ltd (QPOWER)</w:t>
       </w:r>
       <w:r>
         <w:rPr>
@@ -1506,7 +1506,7 @@
           <w:sz w:val="20"/>
           <w:szCs w:val="20"/>
         </w:rPr>
-        <w:t xml:space="preserve">  —  TV-to-digital jewellery/lifestyle e-tailer with an operating-leverage re-rating thesis and live bull/bear forum debate</w:t>
+        <w:t xml:space="preserve">  —  HVDC/BESS grid tailwind, but the thesis author's own fair value sits below today's price</w:t>
       </w:r>
       <w:r>
         <w:rPr>
@@ -1515,7 +1515,7 @@
         </w:rPr>
         <w:br/>
         <w:t xml:space="preserve">
-A non-trusted but highly engaged user has built an operating-leverage thesis around the shift from TV to digital channels; a trusted user pushed back that recent PAT growth is partly cost/comp-driven rather than structural. A Jul 2025 tax tribunal ruling deleted ~Rs 150 Cr in demands. Debate on TV-vs-digital terminal value remains unresolved. [conviction_score 38.0]</w:t>
+Credible HVDC/BESS grid-buildout tailwind per phreakv6's detailed thesis, but phreakv6's own June 2026 fair-value estimate (~Rs 6,000 Cr) sits below the current ~Rs 10,337 Cr market cap, and an independent reverse-DCF flags a near-impossible growth requirement to justify the price. [conviction_score 38.0]</w:t>
       </w:r>
     </w:p>
     <w:p>
@@ -1529,7 +1529,7 @@
           <w:sz w:val="24"/>
           <w:szCs w:val="24"/>
         </w:rPr>
-        <w:t xml:space="preserve">40. Orchid Pharma</w:t>
+        <w:t xml:space="preserve">40. Senores Pharmaceuticals Ltd</w:t>
       </w:r>
       <w:r>
         <w:rPr>
@@ -1539,7 +1539,7 @@
           <w:sz w:val="20"/>
           <w:szCs w:val="20"/>
         </w:rPr>
-        <w:t xml:space="preserve">  —  Patented EXBLIFEP antibiotic maker, double IAS2026-corroborated but fundamentals unreconciled</w:t>
+        <w:t xml:space="preserve">  —  Consistent ANDA-approval compounder beating its own aggressive guidance</w:t>
       </w:r>
       <w:r>
         <w:rPr>
@@ -1548,7 +1548,7 @@
         </w:rPr>
         <w:br/>
         <w:t xml:space="preserve">
-Patented EXBLIFEP antibiotic, 100% molecule ownership since Jul 2025, but screener shows negative ROE/ROCE conflicting with the FY24 thread growth narrative — unreconciled; independently corroborated twice within days at IAS 2026. Large-cap (~Rs 9,966 Cr). [conviction_score 38.0]</w:t>
+FY26 revenue +62%, Q1 FY27 revenue +36%/PAT +56%, near 52-wk high; Chandan_Sharma posted detailed concall summaries showing consecutive quarters of beating aggressive self-guidance, 7 new ANDA approvals in Q1 (58 total, 23 commercialized), turned solidly CFO-positive. Caveat: valuation already rich at P/E 57.3. [conviction_score 38.0]</w:t>
       </w:r>
     </w:p>
     <w:p>
@@ -1562,7 +1562,7 @@
           <w:sz w:val="24"/>
           <w:szCs w:val="24"/>
         </w:rPr>
-        <w:t xml:space="preserve">41. Jeena Sikho Lifecare</w:t>
+        <w:t xml:space="preserve">41. Raymond Realty Ltd</w:t>
       </w:r>
       <w:r>
         <w:rPr>
@@ -1572,7 +1572,7 @@
           <w:sz w:val="20"/>
           <w:szCs w:val="20"/>
         </w:rPr>
-        <w:t xml:space="preserve">  —  Fast-growing Ayurvedic platform that survived a community fraud scare</w:t>
+        <w:t xml:space="preserve">  —  Trailing metrics hide a real embedded-value gap in Thane redevelopment, tempered by leverage</w:t>
       </w:r>
       <w:r>
         <w:rPr>
@@ -1581,7 +1581,7 @@
         </w:rPr>
         <w:br/>
         <w:t xml:space="preserve">
-Ayurvedic platform company with +71% FY26 revenue growth; two elevated-trusted users (ranvir, HighCAGR) corroborate after the thread survived an earlier fraud scare with cash-flow quality intact. Caveat: Q1 FY27 shows deceleration in the Healthcare Services segment. [conviction_score 46.0]</w:t>
+#1 Thane West market share confirmed by multiple trusted elevated users (gaurav, Maheshcm, vikas_sinha, Pujan_Shah, Aloysius_De_Sa); Q1 FY27 revenue +37%/EBITDA +70% YoY; promoter open-market buying; Rs 8,500 Cr JDA signed; institutional stake entry; estimated project surplus &gt;Rs 14,000 Cr per Aug 2026 investor presentation. Caveat: trailing ROCE only 6.28% (RE-accounting distorted), D/E 9.81 (leveraged); Q1FY27 PAT dip defended by community as seasonal, not structural. [conviction_score 46.0]</w:t>
       </w:r>
     </w:p>
     <w:p>
@@ -1595,7 +1595,7 @@
           <w:sz w:val="24"/>
           <w:szCs w:val="24"/>
         </w:rPr>
-        <w:t xml:space="preserve">42. Quality Power Electrical Equipments Ltd (QPOWER)</w:t>
+        <w:t xml:space="preserve">42. Goodluck India Ltd</w:t>
       </w:r>
       <w:r>
         <w:rPr>
@@ -1605,7 +1605,7 @@
           <w:sz w:val="20"/>
           <w:szCs w:val="20"/>
         </w:rPr>
-        <w:t xml:space="preserve">  —  HVDC/BESS grid tailwind, but the thesis author's own fair value sits below today's price</w:t>
+        <w:t xml:space="preserve">  —  Defense margin-mix inflection (155mm shell capacity 150k-&gt;400k), tempered by subsidiary governance risk</w:t>
       </w:r>
       <w:r>
         <w:rPr>
@@ -1614,7 +1614,7 @@
         </w:rPr>
         <w:br/>
         <w:t xml:space="preserve">
-Credible HVDC/BESS grid-buildout tailwind per phreakv6's detailed thesis, but phreakv6's own June 2026 fair-value estimate (~Rs 6,000 Cr) sits below the current ~Rs 10,337 Cr market cap, and an independent reverse-DCF flags a near-impossible growth requirement to justify the price. [conviction_score 38.0]</w:t>
+richbandit (trusted, elevated) frames this as a defense margin-mix inflection point: export cert + first USD 6mn overseas dispatch (likely NATO-adjacent, 155mm shells), Defence subsidiary margins 30-35% vs 16-18% base business. Caveat: pranavpallod12/Shripad (trusted) flag governance concern - management vague/evasive on Defence subsidiary IPO/restructuring/dilution plans despite a Rs 275 Cr corporate guarantee already issued. [conviction_score 38.0]</w:t>
       </w:r>
     </w:p>
     <w:p>
@@ -1628,7 +1628,7 @@
           <w:sz w:val="24"/>
           <w:szCs w:val="24"/>
         </w:rPr>
-        <w:t xml:space="preserve">43. Senores Pharmaceuticals Ltd</w:t>
+        <w:t xml:space="preserve">43. Alufluoride Ltd</w:t>
       </w:r>
       <w:r>
         <w:rPr>
@@ -1638,7 +1638,7 @@
           <w:sz w:val="20"/>
           <w:szCs w:val="20"/>
         </w:rPr>
-        <w:t xml:space="preserve">  —  Consistent ANDA-approval compounder beating its own aggressive guidance</w:t>
+        <w:t xml:space="preserve">  —  Niche AlF3 import-substitution moat with funded capacity expansion, tempered by margin compression</w:t>
       </w:r>
       <w:r>
         <w:rPr>
@@ -1647,7 +1647,7 @@
         </w:rPr>
         <w:br/>
         <w:t xml:space="preserve">
-FY26 revenue +62%, Q1 FY27 revenue +36%/PAT +56%, near 52-wk high; Chandan_Sharma posted detailed concall summaries showing consecutive quarters of beating aggressive self-guidance, 7 new ANDA approvals in Q1 (58 total, 23 commercialized), turned solidly CFO-positive. Caveat: valuation already rich at P/E 57.3. [conviction_score 38.0]</w:t>
+kdjolly (trusted, elevated) detailed bull thesis: 20-25% domestic AlF3 market share, large import-substitution runway (80,000 TPA demand vs ~23,000 TPA domestic supply), capacity expansion to 18,000 TPA, captive solar, and Alumina Hydrate backward integration to fix margin volatility; net cash, FY26 net profit +55.9%. Jordan JV exit reframed as smart de-risking (Gaza conflict instability). Caveat: Q4 FY26 margin compression unresolved, thin community scrutiny beyond one poster. [conviction_score 38.0]</w:t>
       </w:r>
     </w:p>
     <w:p>
@@ -1661,7 +1661,7 @@
           <w:sz w:val="24"/>
           <w:szCs w:val="24"/>
         </w:rPr>
-        <w:t xml:space="preserve">44. Raymond Realty Ltd</w:t>
+        <w:t xml:space="preserve">44. Apollo Micro Systems Ltd</w:t>
       </w:r>
       <w:r>
         <w:rPr>
@@ -1671,7 +1671,7 @@
           <w:sz w:val="20"/>
           <w:szCs w:val="20"/>
         </w:rPr>
-        <w:t xml:space="preserve">  —  Trailing metrics hide a real embedded-value gap in Thane redevelopment, tempered by leverage</w:t>
+        <w:t xml:space="preserve">  —  Premier Explosives acquisition — defense-adjacent backward integration</w:t>
       </w:r>
       <w:r>
         <w:rPr>
@@ -1680,7 +1680,7 @@
         </w:rPr>
         <w:br/>
         <w:t xml:space="preserve">
-#1 Thane West market share confirmed by multiple trusted elevated users (gaurav, Maheshcm, vikas_sinha, Pujan_Shah, Aloysius_De_Sa); Q1 FY27 revenue +37%/EBITDA +70% YoY; promoter open-market buying; Rs 8,500 Cr JDA signed; institutional stake entry; estimated project surplus &gt;Rs 14,000 Cr per Aug 2026 investor presentation. Caveat: trailing ROCE only 6.28% (RE-accounting distorted), D/E 9.81 (leveraged); Q1FY27 PAT dip defended by community as seasonal, not structural. [conviction_score 46.0]</w:t>
+Solid growth/profitability defense-electronics OEM, trading at 10.5x book value. Raised ~Rs 3,300 Cr, of which ~Rs 1,550 Cr funded a 41% stake acquisition in Premier Explosives plus a mandatory open offer for another 25% at Rs 698/share — a major strategic bet on explosives manufacturing amid structurally tight global supply (post-conflict stockpile rebuilding). karanshah137 (trusted) confirmed the open-offer structure factually; no explicit conviction call yet from trusted users. [conviction_score 38.0]</w:t>
       </w:r>
     </w:p>
     <w:p>
@@ -1694,7 +1694,7 @@
           <w:sz w:val="24"/>
           <w:szCs w:val="24"/>
         </w:rPr>
-        <w:t xml:space="preserve">45. Goodluck India Ltd</w:t>
+        <w:t xml:space="preserve">45. Goldiam International Ltd</w:t>
       </w:r>
       <w:r>
         <w:rPr>
@@ -1704,7 +1704,7 @@
           <w:sz w:val="20"/>
           <w:szCs w:val="20"/>
         </w:rPr>
-        <w:t xml:space="preserve">  —  Defense margin-mix inflection (155mm shell capacity 150k-&gt;400k), tempered by subsidiary governance risk</w:t>
+        <w:t xml:space="preserve">  —  Debt-free jewelry exporter riding backward integration through the LGD shakeout</w:t>
       </w:r>
       <w:r>
         <w:rPr>
@@ -1713,7 +1713,7 @@
         </w:rPr>
         <w:br/>
         <w:t xml:space="preserve">
-richbandit (trusted, elevated) frames this as a defense margin-mix inflection point: export cert + first USD 6mn overseas dispatch (likely NATO-adjacent, 155mm shells), Defence subsidiary margins 30-35% vs 16-18% base business. Caveat: pranavpallod12/Shripad (trusted) flag governance concern - management vague/evasive on Defence subsidiary IPO/restructuring/dilution plans despite a Rs 275 Cr corporate guarantee already issued. [conviction_score 38.0]</w:t>
+FY26 net profit +45.77% YoY, revenue CAGR 30%+, backward integration cited as a tariff-shock buffer. Multiple trusted users engaged with genuine disagreement: kartik_bhat bullish on Q2 results; Swadesh9819 argues backward integration lets it outlast PE-funded LGD entrants; rajpanda counters with the LGD-commoditization risk, citing Titan management's own bearish LGD commentary. No single trusted user gave an unqualified bull or bear call. [conviction_score 38.0]</w:t>
       </w:r>
     </w:p>
     <w:p>
@@ -1727,7 +1727,7 @@
           <w:sz w:val="24"/>
           <w:szCs w:val="24"/>
         </w:rPr>
-        <w:t xml:space="preserve">46. Alufluoride Ltd</w:t>
+        <w:t xml:space="preserve">46. Alpex Solar Ltd</w:t>
       </w:r>
       <w:r>
         <w:rPr>
@@ -1737,7 +1737,7 @@
           <w:sz w:val="20"/>
           <w:szCs w:val="20"/>
         </w:rPr>
-        <w:t xml:space="preserve">  —  Niche AlF3 import-substitution moat with funded capacity expansion, tempered by margin compression</w:t>
+        <w:t xml:space="preserve">  —  Exceptional headline growth, but rising leverage is funding the capex</w:t>
       </w:r>
       <w:r>
         <w:rPr>
@@ -1746,7 +1746,7 @@
         </w:rPr>
         <w:br/>
         <w:t xml:space="preserve">
-kdjolly (trusted, elevated) detailed bull thesis: 20-25% domestic AlF3 market share, large import-substitution runway (80,000 TPA demand vs ~23,000 TPA domestic supply), capacity expansion to 18,000 TPA, captive solar, and Alumina Hydrate backward integration to fix margin volatility; net cash, FY26 net profit +55.9%. Jordan JV exit reframed as smart de-risking (Gaza conflict instability). Caveat: Q4 FY26 margin compression unresolved, thin community scrutiny beyond one poster. [conviction_score 38.0]</w:t>
+Headline growth/returns look exceptional, but forum diligence reveals D/E has risen to ~0.96x funding a large capex program — more current than the low D/E some screeners still show. Non-trusted community debate is unusually adversarial and informative: vikas_chandrawat (1.5yr holder) flags receivables outgrowing revenue and rising interest costs; a live Aug 2026 dispute over whether the new cell facility's environmental clearance covers 1.6GW or the company-claimed 2.2GW remains unresolved. No trusted user has weighed in yet. [conviction_score 38.0]</w:t>
       </w:r>
     </w:p>
     <w:p>
@@ -1760,7 +1760,7 @@
           <w:sz w:val="24"/>
           <w:szCs w:val="24"/>
         </w:rPr>
-        <w:t xml:space="preserve">47. Apollo Micro Systems Ltd</w:t>
+        <w:t xml:space="preserve">47. Kernex Microsystems (India) Ltd</w:t>
       </w:r>
       <w:r>
         <w:rPr>
@@ -1770,7 +1770,7 @@
           <w:sz w:val="20"/>
           <w:szCs w:val="20"/>
         </w:rPr>
-        <w:t xml:space="preserve">  —  Premier Explosives acquisition — defense-adjacent backward integration</w:t>
+        <w:t xml:space="preserve">  —  Kavach/TCAS order book looks cheap against FY27 topline math</w:t>
       </w:r>
       <w:r>
         <w:rPr>
@@ -1779,7 +1779,7 @@
         </w:rPr>
         <w:br/>
         <w:t xml:space="preserve">
-Solid growth/profitability defense-electronics OEM, trading at 10.5x book value. Raised ~Rs 3,300 Cr, of which ~Rs 1,550 Cr funded a 41% stake acquisition in Premier Explosives plus a mandatory open offer for another 25% at Rs 698/share — a major strategic bet on explosives manufacturing amid structurally tight global supply (post-conflict stockpile rebuilding). karanshah137 (trusted) confirmed the open-offer structure factually; no explicit conviction call yet from trusted users. [conviction_score 38.0]</w:t>
+kartik_bhat (trusted) posted a granular order-book breakdown: Rs 3,641 Cr outstanding, CLW order 45% complete (Rs 1,300 Cr balance), implying ~Rs 2,800-2,900 Cr FY27 revenue against a Rs 3,305 Cr market cap — genuinely cheap if execution holds. Countervailing point: revenue recognition may run on 'supplied' rather than 'installed &amp; commissioned' units, which could overstate near-term completion. Stock already at 13.3x book value. [conviction_score 38.0]</w:t>
       </w:r>
     </w:p>
     <w:p>
@@ -1793,7 +1793,7 @@
           <w:sz w:val="24"/>
           <w:szCs w:val="24"/>
         </w:rPr>
-        <w:t xml:space="preserve">48. Goldiam International Ltd</w:t>
+        <w:t xml:space="preserve">48. DDev Plastiks Industries Ltd</w:t>
       </w:r>
       <w:r>
         <w:rPr>
@@ -1803,7 +1803,7 @@
           <w:sz w:val="20"/>
           <w:szCs w:val="20"/>
         </w:rPr>
-        <w:t xml:space="preserve">  —  Debt-free jewelry exporter riding backward integration through the LGD shakeout</w:t>
+        <w:t xml:space="preserve">  —  High-ROCE compounder moving into BESS assembly, prior red flag resolved</w:t>
       </w:r>
       <w:r>
         <w:rPr>
@@ -1812,7 +1812,7 @@
         </w:rPr>
         <w:br/>
         <w:t xml:space="preserve">
-FY26 net profit +45.77% YoY, revenue CAGR 30%+, backward integration cited as a tariff-shock buffer. Multiple trusted users engaged with genuine disagreement: kartik_bhat bullish on Q2 results; Swadesh9819 argues backward integration lets it outlast PE-funded LGD entrants; rajpanda counters with the LGD-commoditization risk, citing Titan management's own bearish LGD commentary. No single trusted user gave an unqualified bull or bear call. [conviction_score 38.0]</w:t>
+ROCE 30%+, debt-free, but core volume growth has stalled (Q1FY27 production +0.08% YoY) even as exports/EBITDA-per-ton improve. pranavpallod12 (trusted, invested) has covered the thread in depth across 8+ posts and confirmed the prior related-party royalty concern (KKalpana Industries) has shrunk from 9% to 2.4% of PAT — 'no other red flags.' kdjolly (trusted) separately detailed the new BESS-assembly vertical's sourcing strategy. [conviction_score 38.0]</w:t>
       </w:r>
     </w:p>
     <w:p>
@@ -1826,7 +1826,7 @@
           <w:sz w:val="24"/>
           <w:szCs w:val="24"/>
         </w:rPr>
-        <w:t xml:space="preserve">49. Alpex Solar Ltd</w:t>
+        <w:t xml:space="preserve">49. Inox India Ltd</w:t>
       </w:r>
       <w:r>
         <w:rPr>
@@ -1836,7 +1836,7 @@
           <w:sz w:val="20"/>
           <w:szCs w:val="20"/>
         </w:rPr>
-        <w:t xml:space="preserve">  —  Exceptional headline growth, but rising leverage is funding the capex</w:t>
+        <w:t xml:space="preserve">  —  score 46 — ~39% ROCE cryo-tank compounder with a large new space-industry order</w:t>
       </w:r>
       <w:r>
         <w:rPr>
@@ -1845,7 +1845,7 @@
         </w:rPr>
         <w:br/>
         <w:t xml:space="preserve">
-Headline growth/returns look exceptional, but forum diligence reveals D/E has risen to ~0.96x funding a large capex program — more current than the low D/E some screeners still show. Non-trusted community debate is unusually adversarial and informative: vikas_chandrawat (1.5yr holder) flags receivables outgrowing revenue and rising interest costs; a live Aug 2026 dispute over whether the new cell facility's environmental clearance covers 1.6GW or the company-claimed 2.2GW remains unresolved. No trusted user has weighed in yet. [conviction_score 38.0]</w:t>
+ROCE ~39%, ROE ~30%, near debt-free, FY27 guided 18-20% revenue growth tracking in Q1. Trusted user Midhunjoe flagged a new Rs 871 Cr space-exploration order (~= the whole Industrial Gas segment's FY26 revenue) with a bigger follow-on guided; Chandragupta highlighted submarine AIP tank work as a hard-to-replicate moat. Key customer Linde building its own India tank capacity is a live concentration risk. Score 46 -&gt; Tier B.</w:t>
       </w:r>
     </w:p>
     <w:p>
@@ -1859,7 +1859,7 @@
           <w:sz w:val="24"/>
           <w:szCs w:val="24"/>
         </w:rPr>
-        <w:t xml:space="preserve">50. Kernex Microsystems (India) Ltd</w:t>
+        <w:t xml:space="preserve">50. KMC Speciality Hospitals (India) Ltd</w:t>
       </w:r>
       <w:r>
         <w:rPr>
@@ -1869,7 +1869,7 @@
           <w:sz w:val="20"/>
           <w:szCs w:val="20"/>
         </w:rPr>
-        <w:t xml:space="preserve">  —  Kavach/TCAS order book looks cheap against FY27 topline math</w:t>
+        <w:t xml:space="preserve">  —  score 46 — single-campus Trichy hospital, operating leverage kicking in post-capex</w:t>
       </w:r>
       <w:r>
         <w:rPr>
@@ -1878,7 +1878,7 @@
         </w:rPr>
         <w:br/>
         <w:t xml:space="preserve">
-kartik_bhat (trusted) posted a granular order-book breakdown: Rs 3,641 Cr outstanding, CLW order 45% complete (Rs 1,300 Cr balance), implying ~Rs 2,800-2,900 Cr FY27 revenue against a Rs 3,305 Cr market cap — genuinely cheap if execution holds. Countervailing point: revenue recognition may run on 'supplied' rather than 'installed &amp; commissioned' units, which could overstate near-term completion. Stock already at 13.3x book value. [conviction_score 38.0]</w:t>
+ROCE/ROE ~26.7%, low debt, Q3 FY26 revenue +33% / Q4 +35% YoY, EBITDA margin 31%+ as the new block ramps (beds ~250 -&gt; ~450, employee cost down to ~19.4% of revenue). Trusted user Rahul_Behera is progressively positive each quarter. Conviction capped by single-asset concentration and ~Rs 80-98 Cr corporate guarantees / RPTs with the unlisted parent (which plans its own listing). Score 46 -&gt; Tier B; 30-day revisit.</w:t>
       </w:r>
     </w:p>
     <w:p>
@@ -1892,7 +1892,7 @@
           <w:sz w:val="24"/>
           <w:szCs w:val="24"/>
         </w:rPr>
-        <w:t xml:space="preserve">51. DDev Plastiks Industries Ltd</w:t>
+        <w:t xml:space="preserve">51. Fredun Pharmaceuticals Ltd</w:t>
       </w:r>
       <w:r>
         <w:rPr>
@@ -1902,7 +1902,7 @@
           <w:sz w:val="20"/>
           <w:szCs w:val="20"/>
         </w:rPr>
-        <w:t xml:space="preserve">  —  High-ROCE compounder moving into BESS assembly, prior red flag resolved</w:t>
+        <w:t xml:space="preserve">  —  score 46 — diversified pharma with a large guidance-backed inflection, priced at ~54x after a ~4x run</w:t>
       </w:r>
       <w:r>
         <w:rPr>
@@ -1911,7 +1911,7 @@
         </w:rPr>
         <w:br/>
         <w:t xml:space="preserve">
-ROCE 30%+, debt-free, but core volume growth has stalled (Q1FY27 production +0.08% YoY) even as exports/EBITDA-per-ton improve. pranavpallod12 (trusted, invested) has covered the thread in depth across 8+ posts and confirmed the prior related-party royalty concern (KKalpana Industries) has shrunk from 9% to 2.4% of PAT — 'no other red flags.' kdjolly (trusted) separately detailed the new BESS-assembly vertical's sourcing strategy. [conviction_score 38.0]</w:t>
+'Vintage' generics base plus fast-growing new-age verticals (organised pet care, nutraceuticals, bone-graft patent, cosmetics). FY26 revenue +40.8% / EBITDA +72%, Q1 FY27 revenue +~90% YoY, ROCE ~21.5%; five years of negative OCF now reversing (QIP cash in, receivables down, OCF positive). Strong single-holder conviction from trusted user raj1968 (top-3 position, 'management is walking the talk'); a five-year negative-OCF history only just turned and Reliance's cheap pet-food entry is a competitive risk. Score 46 -&gt; Tier B; 30-day revisit. Was Tier-B in the parallel 108-stock project.</w:t>
       </w:r>
     </w:p>
     <w:p>
@@ -1925,7 +1925,7 @@
           <w:sz w:val="24"/>
           <w:szCs w:val="24"/>
         </w:rPr>
-        <w:t xml:space="preserve">52. Inox India Ltd</w:t>
+        <w:t xml:space="preserve">52. Indo Tech Transformers Ltd</w:t>
       </w:r>
       <w:r>
         <w:rPr>
@@ -1935,7 +1935,7 @@
           <w:sz w:val="20"/>
           <w:szCs w:val="20"/>
         </w:rPr>
-        <w:t xml:space="preserve">  —  score 46 — ~39% ROCE cryo-tank compounder with a large new space-industry order</w:t>
+        <w:t xml:space="preserve">  —  score 38 — ~38% ROCE, debt-free transformer maker riding the T&amp;D capex cycle</w:t>
       </w:r>
       <w:r>
         <w:rPr>
@@ -1944,7 +1944,7 @@
         </w:rPr>
         <w:br/>
         <w:t xml:space="preserve">
-ROCE ~39%, ROE ~30%, near debt-free, FY27 guided 18-20% revenue growth tracking in Q1. Trusted user Midhunjoe flagged a new Rs 871 Cr space-exploration order (~= the whole Industrial Gas segment's FY26 revenue) with a bigger follow-on guided; Chandragupta highlighted submarine AIP tank work as a hard-to-replicate moat. Key customer Linde building its own India tank capacity is a live concentration risk. Score 46 -&gt; Tier B.</w:t>
+ROCE ~38%, ROE ~28%, debt-free, exponential FY25 revenue/PAT growth on large transformer orders moderating to mid-to-high-teens in early FY26. Trusted user Mohit_baid tracks DII entry and rebutted a CEO-exit concern with filings; Prabhat_Mohanty still calls the CEO's abrupt resignation 'fishy'. vnktshb/richbandit cite 7-8yr demand visibility and 20%+ renewable-segment CAGR. Score 38 -&gt; Tier B.</w:t>
       </w:r>
     </w:p>
     <w:p>
@@ -1958,7 +1958,7 @@
           <w:sz w:val="24"/>
           <w:szCs w:val="24"/>
         </w:rPr>
-        <w:t xml:space="preserve">53. KMC Speciality Hospitals (India) Ltd</w:t>
+        <w:t xml:space="preserve">53. Northern Arc Capital Ltd</w:t>
       </w:r>
       <w:r>
         <w:rPr>
@@ -1968,7 +1968,7 @@
           <w:sz w:val="20"/>
           <w:szCs w:val="20"/>
         </w:rPr>
-        <w:t xml:space="preserve">  —  score 46 — single-campus Trichy hospital, operating leverage kicking in post-capex</w:t>
+        <w:t xml:space="preserve">  —  cheap, fast-growing D2C-lending NBFC with a trusted quality endorsement</w:t>
       </w:r>
       <w:r>
         <w:rPr>
@@ -1977,7 +1977,7 @@
         </w:rPr>
         <w:br/>
         <w:t xml:space="preserve">
-ROCE/ROE ~26.7%, low debt, Q3 FY26 revenue +33% / Q4 +35% YoY, EBITDA margin 31%+ as the new block ramps (beds ~250 -&gt; ~450, employee cost down to ~19.4% of revenue). Trusted user Rahul_Behera is progressively positive each quarter. Conviction capped by single-asset concentration and ~Rs 80-98 Cr corporate guarantees / RPTs with the unlisted parent (which plans its own listing). Score 46 -&gt; Tier B; 30-day revisit.</w:t>
+Conviction score 46 (base 40 + thesis 14, no red flag). ~1x book / ~11x earnings, AUM +26%, FY26 PAT ~Rs 406 Cr (+33%), own-book D2C lending ~64% of AUM and growing 50%+ with higher NIM. GNPA ~1.2%, 94% of the MFI book CGFMU-covered. hitesh2710 (elevated, invested) calls it a 'model of consistency through the last 5 years of write-offs elsewhere'. Capped below Tier A by ~14% ROE, the one-time Q3 FY26 digital-book ECL reassessment (credit cost Rs 92-&gt;130 Cr) and murali603's asset-quality-optics caution; realistic outcome a 2-3x re-rating, not 10x.</w:t>
       </w:r>
     </w:p>
     <w:p>
@@ -1991,7 +1991,7 @@
           <w:sz w:val="24"/>
           <w:szCs w:val="24"/>
         </w:rPr>
-        <w:t xml:space="preserve">54. Fredun Pharmaceuticals Ltd</w:t>
+        <w:t xml:space="preserve">54. SAMHI Hotels Ltd</w:t>
       </w:r>
       <w:r>
         <w:rPr>
@@ -2001,7 +2001,7 @@
           <w:sz w:val="20"/>
           <w:szCs w:val="20"/>
         </w:rPr>
-        <w:t xml:space="preserve">  —  score 46 — diversified pharma with a large guidance-backed inflection, priced at ~54x after a ~4x run</w:t>
+        <w:t xml:space="preserve">  —  corroborated deleveraging turnaround with GIC validation, trading at half peer multiples</w:t>
       </w:r>
       <w:r>
         <w:rPr>
@@ -2010,7 +2010,7 @@
         </w:rPr>
         <w:br/>
         <w:t xml:space="preserve">
-'Vintage' generics base plus fast-growing new-age verticals (organised pet care, nutraceuticals, bone-graft patent, cosmetics). FY26 revenue +40.8% / EBITDA +72%, Q1 FY27 revenue +~90% YoY, ROCE ~21.5%; five years of negative OCF now reversing (QIP cash in, receivables down, OCF positive). Strong single-holder conviction from trusted user raj1968 (top-3 position, 'management is walking the talk'); a five-year negative-OCF history only just turned and Reliance's cheap pet-food entry is a competitive risk. Score 46 -&gt; Tier B; 30-day revisit. Was Tier-B in the parallel 108-stock project.</w:t>
+Conviction score 46 (base 40 + thesis 14, no red flag). 31 hotels / ~4,900 keys across 11 Marriott/Hyatt/IHG brands, P/E ~8, EV/EBITDA ~8 vs Chalet ~15 / Juniper ~11. GIC JV validates asset values and deleverages two subsidiaries; net debt/EBITDA targeted to ~2.5x in 12-18 months; GCC-demand ARR tailwind. Aloysius_De_Sa (elevated) has explicit positive conviction and adds on dips. Held out of Tier A by ROCE ~9% (below cost of debt), D/E ~1.9, hotel-cycle sensitivity and a Q4 FY26 PAT inflated by ~Rs 300 Cr of non-cash items; realistic outcome a 2-4x. Revisit ~30 days on the deleveraging trajectory and use of the Rs 750 Cr raise.</w:t>
       </w:r>
     </w:p>
     <w:p>
@@ -2024,7 +2024,7 @@
           <w:sz w:val="24"/>
           <w:szCs w:val="24"/>
         </w:rPr>
-        <w:t xml:space="preserve">55. Indo Tech Transformers Ltd</w:t>
+        <w:t xml:space="preserve">55. Sika Interplant Systems Ltd</w:t>
       </w:r>
       <w:r>
         <w:rPr>
@@ -2034,7 +2034,7 @@
           <w:sz w:val="20"/>
           <w:szCs w:val="20"/>
         </w:rPr>
-        <w:t xml:space="preserve">  —  score 38 — ~38% ROCE, debt-free transformer maker riding the T&amp;D capex cycle</w:t>
+        <w:t xml:space="preserve">  —  score 46 — consistent ~35% ROCE aerospace / defence engineering with HEICO and HAL optionality</w:t>
       </w:r>
       <w:r>
         <w:rPr>
@@ -2043,7 +2043,7 @@
         </w:rPr>
         <w:br/>
         <w:t xml:space="preserve">
-ROCE ~38%, ROE ~28%, debt-free, exponential FY25 revenue/PAT growth on large transformer orders moderating to mid-to-high-teens in early FY26. Trusted user Mohit_baid tracks DII entry and rebutted a CEO-exit concern with filings; Prabhat_Mohanty still calls the CEO's abrupt resignation 'fishy'. vnktshb/richbandit cite 7-8yr demand visibility and 20%+ renewable-segment CAGR. Score 38 -&gt; Tier B.</w:t>
+Conviction score 46 (base 8 + thesis 14, no trusted corroboration this pass). ROCE ~35% / ROE ~22-26%, revenue +37.3% FY25 (5-yr CAGR ~18%), PAT CAGR ~25%, near debt-free and asset-light; AGM guidance ~1.5x FY26 revenue over 6-24 months. Catalysts: an April-2025 authorised repair-station appointment for HEICO-group Radiant Power (a large-order channel), a HAL MoU for airborne SAR / medevac / firefighting, and defence / MRO tailwinds (fleet expansion, GST on MRO cut 18% -&gt; 5%, offsets). Held below Tier A by a double-digit price-to-sales multiple, no concalls / occasional filing errors, a long-standing moat debate (Tier-2/3 clients, thin Indian MRO economics) and lumpy milestone-driven quarters. Base case 2-4x. Unconfirmed. Revisit ~30 days.</w:t>
       </w:r>
     </w:p>
     <w:p>
@@ -2057,7 +2057,7 @@
           <w:sz w:val="24"/>
           <w:szCs w:val="24"/>
         </w:rPr>
-        <w:t xml:space="preserve">56. Northern Arc Capital Ltd</w:t>
+        <w:t xml:space="preserve">56. RNIT AI Solutions Ltd</w:t>
       </w:r>
       <w:r>
         <w:rPr>
@@ -2067,7 +2067,7 @@
           <w:sz w:val="20"/>
           <w:szCs w:val="20"/>
         </w:rPr>
-        <w:t xml:space="preserve">  —  cheap, fast-growing D2C-lending NBFC with a trusted quality endorsement</w:t>
+        <w:t xml:space="preserve">  —  score 38 — differentiated government facial-recognition SaaS growing ~245%/yr off a tiny base</w:t>
       </w:r>
       <w:r>
         <w:rPr>
@@ -2076,7 +2076,7 @@
         </w:rPr>
         <w:br/>
         <w:t xml:space="preserve">
-Conviction score 46 (base 40 + thesis 14, no red flag). ~1x book / ~11x earnings, AUM +26%, FY26 PAT ~Rs 406 Cr (+33%), own-book D2C lending ~64% of AUM and growing 50%+ with higher NIM. GNPA ~1.2%, 94% of the MFI book CGFMU-covered. hitesh2710 (elevated, invested) calls it a 'model of consistency through the last 5 years of write-offs elsewhere'. Capped below Tier A by ~14% ROE, the one-time Q3 FY26 digital-book ECL reassessment (credit cost Rs 92-&gt;130 Cr) and murali603's asset-quality-optics caution; realistic outcome a 2-3x re-rating, not 10x.</w:t>
+Conviction score 38 (base 8 + thesis 14 + anchor; no community coverage). Micro-cap ~Rs 741 Cr, ROE ~15.4% / ROCE ~12.2%, revenue ~Rs 53 Cr / PAT ~Rs 12.5 Cr growing ~245%/yr, 3bn+ verifications across 300+ government departments. The legacy 108-stock project had it Tier A as its strongest verified growth-plus-margin story; under the open-screen thesis it stays a credible 10x candidate but is held to Tier B / medium conviction by a rich (~55-60x) implied multiple, near-total government-customer concentration, ongoing dilution (D/E ~5x on a small equity base), an amalgamation / relisting history and zero ValuePickr validation. No red-flag tier. Unconfirmed.</w:t>
       </w:r>
     </w:p>
     <w:p>
@@ -2090,7 +2090,7 @@
           <w:sz w:val="24"/>
           <w:szCs w:val="24"/>
         </w:rPr>
-        <w:t xml:space="preserve">57. SAMHI Hotels Ltd</w:t>
+        <w:t xml:space="preserve">57. Repono Ltd</w:t>
       </w:r>
       <w:r>
         <w:rPr>
@@ -2100,7 +2100,7 @@
           <w:sz w:val="20"/>
           <w:szCs w:val="20"/>
         </w:rPr>
-        <w:t xml:space="preserve">  —  corroborated deleveraging turnaround with GIC validation, trading at half peer multiples</w:t>
+        <w:t xml:space="preserve">  —  score 38 — cheap, high-ROCE industrial-storage SME with a Reliance credential, flagship revenue ~3 years out</w:t>
       </w:r>
       <w:r>
         <w:rPr>
@@ -2109,7 +2109,7 @@
         </w:rPr>
         <w:br/>
         <w:t xml:space="preserve">
-Conviction score 46 (base 40 + thesis 14, no red flag). 31 hotels / ~4,900 keys across 11 Marriott/Hyatt/IHG brands, P/E ~8, EV/EBITDA ~8 vs Chalet ~15 / Juniper ~11. GIC JV validates asset values and deleverages two subsidiaries; net debt/EBITDA targeted to ~2.5x in 12-18 months; GCC-demand ARR tailwind. Aloysius_De_Sa (elevated) has explicit positive conviction and adds on dips. Held out of Tier A by ROCE ~9% (below cost of debt), D/E ~1.9, hotel-cycle sensitivity and a Q4 FY26 PAT inflated by ~Rs 300 Cr of non-cash items; realistic outcome a 2-4x. Revisit ~30 days on the deleveraging trajectory and use of the Rs 750 Cr raise.</w:t>
+Conviction score 38 (base 8 + thesis 14 + anchor; thin 6-post thread, no trusted-roster user). BSE-SME micro-cap ~Rs 79 Cr, ROCE ~27.4% / ROE ~22.4%, FY26 revenue +29% to ~Rs 66.5 Cr (~27% 5-yr CAGR), near debt-free, P/E ~11.7, listed Aug 2025. A Reliance Industries agreement is a strong credential but revenue impact is ~2029; deepakreads notes the current rally may be trader-driven while promoters chase a second large contract. The legacy Tier A call still fits the frame; held to Tier B / medium conviction by BSE-SME liquidity, ~1 year of public history and the ~3-year lag on the flagship contract. No red-flag tier. Unconfirmed.</w:t>
       </w:r>
     </w:p>
     <w:p>
@@ -2123,7 +2123,7 @@
           <w:sz w:val="24"/>
           <w:szCs w:val="24"/>
         </w:rPr>
-        <w:t xml:space="preserve">58. Sika Interplant Systems Ltd</w:t>
+        <w:t xml:space="preserve">58. Grand Continent Hotels Ltd</w:t>
       </w:r>
       <w:r>
         <w:rPr>
@@ -2133,7 +2133,7 @@
           <w:sz w:val="20"/>
           <w:szCs w:val="20"/>
         </w:rPr>
-        <w:t xml:space="preserve">  —  score 46 — consistent ~35% ROCE aerospace / defence engineering with HEICO and HAL optionality</w:t>
+        <w:t xml:space="preserve">  —  score 46 — asset-light budget-hotel roll-out compounding revenue ~130%+ off a ~Rs 318 Cr base, lease-margin risk already showing</w:t>
       </w:r>
       <w:r>
         <w:rPr>
@@ -2142,7 +2142,7 @@
         </w:rPr>
         <w:br/>
         <w:t xml:space="preserve">
-Conviction score 46 (base 8 + thesis 14, no trusted corroboration this pass). ROCE ~35% / ROE ~22-26%, revenue +37.3% FY25 (5-yr CAGR ~18%), PAT CAGR ~25%, near debt-free and asset-light; AGM guidance ~1.5x FY26 revenue over 6-24 months. Catalysts: an April-2025 authorised repair-station appointment for HEICO-group Radiant Power (a large-order channel), a HAL MoU for airborne SAR / medevac / firefighting, and defence / MRO tailwinds (fleet expansion, GST on MRO cut 18% -&gt; 5%, offsets). Held below Tier A by a double-digit price-to-sales multiple, no concalls / occasional filing errors, a long-standing moat debate (Tier-2/3 clients, thin Indian MRO economics) and lumpy milestone-driven quarters. Base case 2-4x. Unconfirmed. Revisit ~30 days.</w:t>
+Conviction score 46 (base 8 + thesis 14 + community anchor; no red-flag tier). Micro-cap ~Rs 318 Cr, listed Mar 2025, revenue +130%+ YoY with an asset-light model (10-15yr leases + Regenta/Golden Tulip franchise), promoter ~54.8%, institutional holders Niveshaay/Negen and some Jaisinghani (Polycab) family stake. The real caveat: H1 FY26 lease rent rose ~3x against ~+75% revenue, so lease-cost-as-%-of-revenue is climbing ~15%→&gt;20% faster than ARR — member Kedar_Kailaje flags 'a key risk has played out'. Thread-starter Ashar_Mann (elevated tier, invested/biased) is informational only, no conviction floor. Fits the 10x frame at this base; held to Tier B / medium-high by the visible margin compression and &lt;2 years of history. Unconfirmed — revisit in 30 days tracking lease cost as a % of revenue vs room additions.</w:t>
       </w:r>
     </w:p>
     <w:p>
@@ -2156,7 +2156,7 @@
           <w:sz w:val="24"/>
           <w:szCs w:val="24"/>
         </w:rPr>
-        <w:t xml:space="preserve">59. RNIT AI Solutions Ltd</w:t>
+        <w:t xml:space="preserve">59. Hind Rectifiers Ltd (HIRECT)</w:t>
       </w:r>
       <w:r>
         <w:rPr>
@@ -2166,7 +2166,7 @@
           <w:sz w:val="20"/>
           <w:szCs w:val="20"/>
         </w:rPr>
-        <w:t xml:space="preserve">  —  score 38 — differentiated government facial-recognition SaaS growing ~245%/yr off a tiny base</w:t>
+        <w:t xml:space="preserve">  —  Railway traction-transformer maker moving up to full propulsion systems</w:t>
       </w:r>
       <w:r>
         <w:rPr>
@@ -2175,7 +2175,7 @@
         </w:rPr>
         <w:br/>
         <w:t xml:space="preserve">
-Conviction score 38 (base 8 + thesis 14 + anchor; no community coverage). Micro-cap ~Rs 741 Cr, ROE ~15.4% / ROCE ~12.2%, revenue ~Rs 53 Cr / PAT ~Rs 12.5 Cr growing ~245%/yr, 3bn+ verifications across 300+ government departments. The legacy 108-stock project had it Tier A as its strongest verified growth-plus-margin story; under the open-screen thesis it stays a credible 10x candidate but is held to Tier B / medium conviction by a rich (~55-60x) implied multiple, near-total government-customer concentration, ongoing dilution (D/E ~5x on a small equity base), an amalgamation / relisting history and zero ValuePickr validation. No red-flag tier. Unconfirmed.</w:t>
+Pre-eminent railway traction-transformer supplier migrating to complete propulsion systems, FY26 standalone revenue +45%. Conviction score 38 - real catalyst and order pipeline, but P/E ~65 and a loss-making France (CTC) unit that drags the consolidated numbers keep this mid-conviction.</w:t>
       </w:r>
     </w:p>
     <w:p>
@@ -2189,7 +2189,7 @@
           <w:sz w:val="24"/>
           <w:szCs w:val="24"/>
         </w:rPr>
-        <w:t xml:space="preserve">60. Repono Ltd</w:t>
+        <w:t xml:space="preserve">60. Matrimony.com Ltd</w:t>
       </w:r>
       <w:r>
         <w:rPr>
@@ -2199,7 +2199,7 @@
           <w:sz w:val="20"/>
           <w:szCs w:val="20"/>
         </w:rPr>
-        <w:t xml:space="preserve">  —  score 38 — cheap, high-ROCE industrial-storage SME with a Reliance credential, flagship revenue ~3 years out</w:t>
+        <w:t xml:space="preserve">  —  Hated, cheap category leader with margins starting to inflect</w:t>
       </w:r>
       <w:r>
         <w:rPr>
@@ -2208,7 +2208,7 @@
         </w:rPr>
         <w:br/>
         <w:t xml:space="preserve">
-Conviction score 38 (base 8 + thesis 14 + anchor; thin 6-post thread, no trusted-roster user). BSE-SME micro-cap ~Rs 79 Cr, ROCE ~27.4% / ROE ~22.4%, FY26 revenue +29% to ~Rs 66.5 Cr (~27% 5-yr CAGR), near debt-free, P/E ~11.7, listed Aug 2025. A Reliance Industries agreement is a strong credential but revenue impact is ~2029; deepakreads notes the current rally may be trader-driven while promoters chase a second large contract. The legacy Tier A call still fits the frame; held to Tier B / medium conviction by BSE-SME liquidity, ~1 year of public history and the ~3-year lag on the flagship contract. No red-flag tier. Unconfirmed.</w:t>
+Category leader earning ~100% of industry profits at EV ex-cash ~Rs 500 Cr, with easing competition, a buying promoter and operating leverage inflecting (PAT +127% YoY). Conviction score 38 - the re-rate case is real but unconfirmed until margins hold for 2-3 more quarters.</w:t>
       </w:r>
     </w:p>
     <w:p>
@@ -2222,7 +2222,7 @@
           <w:sz w:val="24"/>
           <w:szCs w:val="24"/>
         </w:rPr>
-        <w:t xml:space="preserve">61. Grand Continent Hotels Ltd</w:t>
+        <w:t xml:space="preserve">61. Yash Highvoltage Ltd</w:t>
       </w:r>
       <w:r>
         <w:rPr>
@@ -2232,7 +2232,7 @@
           <w:sz w:val="20"/>
           <w:szCs w:val="20"/>
         </w:rPr>
-        <w:t xml:space="preserve">  —  score 46 — asset-light budget-hotel roll-out compounding revenue ~130%+ off a ~Rs 318 Cr base, lease-margin risk already showing</w:t>
+        <w:t xml:space="preserve">  —  score 54 (was 62) — phreakv6 small-position bushing-shortage pick, trusted signal aging</w:t>
       </w:r>
       <w:r>
         <w:rPr>
@@ -2241,7 +2241,7 @@
         </w:rPr>
         <w:br/>
         <w:t xml:space="preserve">
-Conviction score 46 (base 8 + thesis 14 + community anchor; no red-flag tier). Micro-cap ~Rs 318 Cr, listed Mar 2025, revenue +130%+ YoY with an asset-light model (10-15yr leases + Regenta/Golden Tulip franchise), promoter ~54.8%, institutional holders Niveshaay/Negen and some Jaisinghani (Polycab) family stake. The real caveat: H1 FY26 lease rent rose ~3x against ~+75% revenue, so lease-cost-as-%-of-revenue is climbing ~15%→&gt;20% faster than ARR — member Kedar_Kailaje flags 'a key risk has played out'. Thread-starter Ashar_Mann (elevated tier, invested/biased) is informational only, no conviction floor. Fits the 10x frame at this base; held to Tier B / medium-high by the visible margin compression and &lt;2 years of history. Unconfirmed — revisit in 30 days tracking lease cost as a % of revenue vs room additions.</w:t>
+Moved tierA -&gt; tierB this run: refreshed conviction_score is 54.0 (base 32 + thesis 14 + trust 8), down from 62.0 at last placement, so it now sits in the 35-59 tierB band. The drop is recency decay — the phreakv6 hold and the cross-concall bushing-shortage corroboration have aged past the score's recency weighting, so the corroboration bonus fell to 0 and distinct_trusted_users to 0. Underlying thesis unchanged: global high-voltage bushing shortage independently referenced across 3 unrelated companies' concalls, phreakv6's own small position. Still the cleanest catalyst case among the ex-tierA batch; re-crosses to tierA if a fresh trusted mention or a confirmed order/margin step-up lands.</w:t>
       </w:r>
     </w:p>
     <w:p>
@@ -2255,7 +2255,7 @@
           <w:sz w:val="24"/>
           <w:szCs w:val="24"/>
         </w:rPr>
-        <w:t xml:space="preserve">62. Hind Rectifiers Ltd (HIRECT)</w:t>
+        <w:t xml:space="preserve">62. Vivid Electromech Ltd</w:t>
       </w:r>
       <w:r>
         <w:rPr>
@@ -2265,7 +2265,7 @@
           <w:sz w:val="20"/>
           <w:szCs w:val="20"/>
         </w:rPr>
-        <w:t xml:space="preserve">  —  Railway traction-transformer maker moving up to full propulsion systems</w:t>
+        <w:t xml:space="preserve">  —  score 38 — SME electrical-panel builder on the India data-centre capex wave</w:t>
       </w:r>
       <w:r>
         <w:rPr>
@@ -2274,7 +2274,7 @@
         </w:rPr>
         <w:br/>
         <w:t xml:space="preserve">
-Pre-eminent railway traction-transformer supplier migrating to complete propulsion systems, FY26 standalone revenue +45%. Conviction score 38 - real catalyst and order pipeline, but P/E ~65 and a loss-making France (CTC) unit that drags the consolidated numbers keep this mid-conviction.</w:t>
+Conviction score 38 (base 24 + thesis 14; 1 trusted sighting, no floor). SME panel-builder supplying the India data-centre / hyperscaler capex cycle: ~58% ROCE, ABB and Hitachi tie-ups, a PDU product ramp that roughly doubles addressable market, and 35-40% guided growth. Satishwe (elevated-trusted) laid out a detailed bull thesis on the 13-post thread. Held to tierB (low end) by SME liquidity/disclosure risk, rich valuation at ~Rs 1,360 Cr and an unconfirmed 10x frame. Revisit in 30 days on order intake and PDU ramp execution.</w:t>
       </w:r>
     </w:p>
     <w:p>
@@ -2288,7 +2288,7 @@
           <w:sz w:val="24"/>
           <w:szCs w:val="24"/>
         </w:rPr>
-        <w:t xml:space="preserve">63. Matrimony.com Ltd</w:t>
+        <w:t xml:space="preserve">63. OBSC Perfection Ltd</w:t>
       </w:r>
       <w:r>
         <w:rPr>
@@ -2298,7 +2298,7 @@
           <w:sz w:val="20"/>
           <w:szCs w:val="20"/>
         </w:rPr>
-        <w:t xml:space="preserve">  —  Hated, cheap category leader with margins starting to inflect</w:t>
+        <w:t xml:space="preserve">  —  Rs 1,200 Cr order book on ~Rs 190 Cr revenue, defence/marine mix-shift + first in-house forging plant</w:t>
       </w:r>
       <w:r>
         <w:rPr>
@@ -2307,7 +2307,7 @@
         </w:rPr>
         <w:br/>
         <w:t xml:space="preserve">
-Category leader earning ~100% of industry profits at EV ex-cash ~Rs 500 Cr, with easing competition, a buying promoter and operating leverage inflecting (PAT +127% YoY). Conviction score 38 - the re-rate case is real but unconfirmed until margins hold for 2-3 more quarters.</w:t>
+Rs 1,200 Cr order book vs ~Rs 190 Cr revenue, ~18% ROCE / ~25% growth, defence/marine mix shift and first in-house forging plant as the catalyst; @LearningEleven (holder) flagged it on X. Unresolved: implausibly low employee cost (heavy outsourced job-work vs genuine in-house machining), ~12x sales, annual-only concall. Order book is the credible catalyst. [conviction_score 38.0]</w:t>
       </w:r>
     </w:p>
     <w:p>
@@ -2321,7 +2321,7 @@
           <w:sz w:val="24"/>
           <w:szCs w:val="24"/>
         </w:rPr>
-        <w:t xml:space="preserve">64. Yash Highvoltage Ltd</w:t>
+        <w:t xml:space="preserve">64. P.E. Analytics Ltd (PropEquity)</w:t>
       </w:r>
       <w:r>
         <w:rPr>
@@ -2331,7 +2331,7 @@
           <w:sz w:val="20"/>
           <w:szCs w:val="20"/>
         </w:rPr>
-        <w:t xml:space="preserve">  —  score 54 (was 62) — phreakv6 small-position bushing-shortage pick, trusted signal aging</w:t>
+        <w:t xml:space="preserve">  —  score 46 — debt-free real-estate data-SaaS micro-cap with &gt;30% ROCE and a large TAM runway</w:t>
       </w:r>
       <w:r>
         <w:rPr>
@@ -2340,7 +2340,7 @@
         </w:rPr>
         <w:br/>
         <w:t xml:space="preserve">
-Moved tierA -&gt; tierB this run: refreshed conviction_score is 54.0 (base 32 + thesis 14 + trust 8), down from 62.0 at last placement, so it now sits in the 35-59 tierB band. The drop is recency decay — the phreakv6 hold and the cross-concall bushing-shortage corroboration have aged past the score's recency weighting, so the corroboration bonus fell to 0 and distinct_trusted_users to 0. Underlying thesis unchanged: global high-voltage bushing shortage independently referenced across 3 unrelated companies' concalls, phreakv6's own small position. Still the cleanest catalyst case among the ex-tierA batch; re-crosses to tierA if a fresh trusted mention or a confirmed order/margin step-up lands.</w:t>
+Conviction score 46 (base 32 + thesis 14). PropEquity subscription analytics + Propedge valuations; ROCE ~35%, ROE ~26%, debt-free, ~40% margins, mgmt targeting Rs 500-1,000 Cr revenue off a ~Rs 231 Cr mcap base. harsh.beria93 (elevated) tracks it; 06-Aug-2026 update confirms valuation-division recovery and strong subscription growth. Caveat: micro-cap liquidity, single-vertical concentration. Unconfirmed.</w:t>
       </w:r>
     </w:p>
     <w:p>
@@ -2354,7 +2354,7 @@
           <w:sz w:val="24"/>
           <w:szCs w:val="24"/>
         </w:rPr>
-        <w:t xml:space="preserve">65. Vivid Electromech Ltd</w:t>
+        <w:t xml:space="preserve">65. Dynamic Cables</w:t>
       </w:r>
       <w:r>
         <w:rPr>
@@ -2364,7 +2364,7 @@
           <w:sz w:val="20"/>
           <w:szCs w:val="20"/>
         </w:rPr>
-        <w:t xml:space="preserve">  —  score 38 — SME electrical-panel builder on the India data-centre capex wave</w:t>
+        <w:t xml:space="preserve">  —  score 46 — power-cable maker on the T&amp;D + solar capex super-cycle, ~30% growth confirmed across concalls</w:t>
       </w:r>
       <w:r>
         <w:rPr>
@@ -2373,7 +2373,7 @@
         </w:rPr>
         <w:br/>
         <w:t xml:space="preserve">
-Conviction score 38 (base 24 + thesis 14; 1 trusted sighting, no floor). SME panel-builder supplying the India data-centre / hyperscaler capex cycle: ~58% ROCE, ABB and Hitachi tie-ups, a PDU product ramp that roughly doubles addressable market, and 35-40% guided growth. Satishwe (elevated-trusted) laid out a detailed bull thesis on the 13-post thread. Held to tierB (low end) by SME liquidity/disclosure risk, rich valuation at ~Rs 1,360 Cr and an unconfirmed 10x frame. Revisit in 30 days on order intake and PDU ramp execution.</w:t>
+Conviction score 46 (base 32 + thesis 14). ~30% growth confirmed across multiple concalls, ROCE ~27%, long-term debt repaid, UL 854 + PGCIL approvals opening export/utility demand. Tempered by a ~Rs 344 Cr Indokrates promoter-related guarantee and capex-timing slippage. Was legacy Tier A in the older screen. Small-cap ~Rs 2,200 Cr.</w:t>
       </w:r>
     </w:p>
     <w:p>
@@ -2387,7 +2387,7 @@
           <w:sz w:val="24"/>
           <w:szCs w:val="24"/>
         </w:rPr>
-        <w:t xml:space="preserve">66. OBSC Perfection Ltd</w:t>
+        <w:t xml:space="preserve">66. ASM Technologies</w:t>
       </w:r>
       <w:r>
         <w:rPr>
@@ -2397,7 +2397,7 @@
           <w:sz w:val="20"/>
           <w:szCs w:val="20"/>
         </w:rPr>
-        <w:t xml:space="preserve">  —  Rs 1,200 Cr order book on ~Rs 190 Cr revenue, defence/marine mix-shift + first in-house forging plant</w:t>
+        <w:t xml:space="preserve">  —  score 38 — engineering-R&amp;D house pivoting to design-led manufacturing for semiconductor capital equipment; Q1FY27 revenue +62% YoY</w:t>
       </w:r>
       <w:r>
         <w:rPr>
@@ -2406,7 +2406,7 @@
         </w:rPr>
         <w:br/>
         <w:t xml:space="preserve">
-Rs 1,200 Cr order book vs ~Rs 190 Cr revenue, ~18% ROCE / ~25% growth, defence/marine mix shift and first in-house forging plant as the catalyst; @LearningEleven (holder) flagged it on X. Unresolved: implausibly low employee cost (heavy outsourced job-work vs genuine in-house machining), ~12x sales, annual-only concall. Order book is the credible catalyst. [conviction_score 38.0]</w:t>
+Conviction score 38 (base 24 + thesis 14). ROCE ~27%, a Q1FY27 step-change (rev +62% YoY off Q4FY25), ECMS capital-goods grants (~Rs 565 Cr capex). But a ~100x re-rating from lows, ~90x+ P/E, a Q3FY26 wobble, and an MD's-sons remuneration flag keep it unconfirmed. Small/mid-cap ~Rs 6,739 Cr.</w:t>
       </w:r>
     </w:p>
     <w:p>
@@ -2420,7 +2420,7 @@
           <w:sz w:val="24"/>
           <w:szCs w:val="24"/>
         </w:rPr>
-        <w:t xml:space="preserve">67. P.E. Analytics Ltd (PropEquity)</w:t>
+        <w:t xml:space="preserve">67. Harshdeep Hortico Ltd (SME)</w:t>
       </w:r>
       <w:r>
         <w:rPr>
@@ -2430,7 +2430,7 @@
           <w:sz w:val="20"/>
           <w:szCs w:val="20"/>
         </w:rPr>
-        <w:t xml:space="preserve">  —  score 46 — debt-free real-estate data-SaaS micro-cap with &gt;30% ROCE and a large TAM runway</w:t>
+        <w:t xml:space="preserve">  —  score 38 — BSE-SME garden-decor micro-cap, ~25% ROE, near debt-free, H1FY26 rev +31% / PAT +35%</w:t>
       </w:r>
       <w:r>
         <w:rPr>
@@ -2439,7 +2439,7 @@
         </w:rPr>
         <w:br/>
         <w:t xml:space="preserve">
-Conviction score 46 (base 32 + thesis 14). PropEquity subscription analytics + Propedge valuations; ROCE ~35%, ROE ~26%, debt-free, ~40% margins, mgmt targeting Rs 500-1,000 Cr revenue off a ~Rs 231 Cr mcap base. harsh.beria93 (elevated) tracks it; 06-Aug-2026 update confirms valuation-division recovery and strong subscription growth. Caveat: micro-cap liquidity, single-vertical concentration. Unconfirmed.</w:t>
+Conviction score 38 (base 24 + thesis 14). Design + distribution edge in gardening/outdoor lifestyle; abhicnr (elevated) authored the thesis. Caveat: negative FCF from working-capital lock-up, sub-Rs 150 Cr SME liquidity. Unconfirmed.</w:t>
       </w:r>
     </w:p>
     <w:p>
@@ -2453,7 +2453,7 @@
           <w:sz w:val="24"/>
           <w:szCs w:val="24"/>
         </w:rPr>
-        <w:t xml:space="preserve">68. Dynamic Cables</w:t>
+        <w:t xml:space="preserve">68. Neetu Yoshi Ltd</w:t>
       </w:r>
       <w:r>
         <w:rPr>
@@ -2463,7 +2463,7 @@
           <w:sz w:val="20"/>
           <w:szCs w:val="20"/>
         </w:rPr>
-        <w:t xml:space="preserve">  —  score 46 — power-cable maker on the T&amp;D + solar capex super-cycle, ~30% growth confirmed across concalls</w:t>
+        <w:t xml:space="preserve">  —  SME railway Class-A foundry, ROCE ~32%, capacity doubling Sep-2026</w:t>
       </w:r>
       <w:r>
         <w:rPr>
@@ -2472,7 +2472,7 @@
         </w:rPr>
         <w:br/>
         <w:t xml:space="preserve">
-Conviction score 46 (base 32 + thesis 14). ~30% growth confirmed across multiple concalls, ROCE ~27%, long-term debt repaid, UL 854 + PGCIL approvals opening export/utility demand. Tempered by a ~Rs 344 Cr Indokrates promoter-related guarantee and capex-timing slippage. Was legacy Tier A in the older screen. Small-cap ~Rs 2,200 Cr.</w:t>
+conviction_score 46.0 (base 24 + thesis 14 + multi-trusted corroboration +8, 2 distinct trusted users). SME-listed 2025 railway Class-A foundry; ROCE ~32%, FY26 revenue +54%; RDSO bogie/coupler approval plus a Haridwar plant doubling capacity in Sep-2026. Held back by no moat, SME-tier disclosure and a thin (~Rs 170 Cr) order book — the 10x-in-2-3-years path is unconfirmed. Newly added to the ranking this run.</w:t>
       </w:r>
     </w:p>
     <w:p>
@@ -2486,7 +2486,7 @@
           <w:sz w:val="24"/>
           <w:szCs w:val="24"/>
         </w:rPr>
-        <w:t xml:space="preserve">69. ASM Technologies</w:t>
+        <w:t xml:space="preserve">69. 20 Microns Ltd</w:t>
       </w:r>
       <w:r>
         <w:rPr>
@@ -2496,7 +2496,7 @@
           <w:sz w:val="20"/>
           <w:szCs w:val="20"/>
         </w:rPr>
-        <w:t xml:space="preserve">  —  score 38 — engineering-R&amp;D house pivoting to design-led manufacturing for semiconductor capital equipment; Q1FY27 revenue +62% YoY</w:t>
+        <w:t xml:space="preserve">  —  India's largest micronized-minerals maker at ~12x, margins inflecting through a weak paints cycle</w:t>
       </w:r>
       <w:r>
         <w:rPr>
@@ -2505,7 +2505,7 @@
         </w:rPr>
         <w:br/>
         <w:t xml:space="preserve">
-Conviction score 38 (base 24 + thesis 14). ROCE ~27%, a Q1FY27 step-change (rev +62% YoY off Q4FY25), ECMS capital-goods grants (~Rs 565 Cr capex). But a ~100x re-rating from lows, ~90x+ P/E, a Q3FY26 wobble, and an MD's-sons remuneration flag keep it unconfirmed. Small/mid-cap ~Rs 6,739 Cr.</w:t>
+conviction_score 38.0 (base 24 + thesis 14). India's largest micronized-minerals producer at ~12x P/E, margins inflecting up (12.8%-&gt;13.6%) even through a weak paints cycle as mix shifts to value-added grades; Malaysian mine and Rs 100 Cr capex ahead. pranavpallod12 (trusted, elevated) holds it as a top position. Governance niggles — a Rs 50 Cr related-party loan, family remuneration ~12% of PAT. 10x unconfirmed, Medium. Newly added this run.</w:t>
       </w:r>
     </w:p>
     <w:p>
@@ -2519,7 +2519,7 @@
           <w:sz w:val="24"/>
           <w:szCs w:val="24"/>
         </w:rPr>
-        <w:t xml:space="preserve">70. Harshdeep Hortico Ltd (SME)</w:t>
+        <w:t xml:space="preserve">70. Emerald Finance</w:t>
       </w:r>
       <w:r>
         <w:rPr>
@@ -2529,7 +2529,7 @@
           <w:sz w:val="20"/>
           <w:szCs w:val="20"/>
         </w:rPr>
-        <w:t xml:space="preserve">  —  score 38 — BSE-SME garden-decor micro-cap, ~25% ROE, near debt-free, H1FY26 rev +31% / PAT +35%</w:t>
+        <w:t xml:space="preserve">  —  EWA + loan-origination micro-cap, 12 straight quarters of growth, forward single-digit P/E</w:t>
       </w:r>
       <w:r>
         <w:rPr>
@@ -2538,7 +2538,7 @@
         </w:rPr>
         <w:br/>
         <w:t xml:space="preserve">
-Conviction score 38 (base 24 + thesis 14). Design + distribution edge in gardening/outdoor lifestyle; abhicnr (elevated) authored the thesis. Caveat: negative FCF from working-capital lock-up, sub-Rs 150 Cr SME liquidity. Unconfirmed.</w:t>
+conviction_score 37.0 (base 8 + thesis 14 + strong multi-trusted corroboration +15, 4 distinct trusted users). Earned-wage-access and loan-origination micro-cap (~Rs 175-180 Cr); 12 straight quarters of revenue growth, PAT +50% YoY, forward single-digit P/E. Serious caveats: no 10x guidance, no GNPA disclosure, the thread founder (firefueled, trusted) exited bearish, Ashneer Grover / Refyne competition. 2020 SEBI order resolved/minor. Base conviction Low — sits in Tier B purely on the breadth of trusted-user corroboration. Newly added this run.</w:t>
       </w:r>
     </w:p>
     <w:p>
@@ -2552,7 +2552,7 @@
           <w:sz w:val="24"/>
           <w:szCs w:val="24"/>
         </w:rPr>
-        <w:t xml:space="preserve">71. Neetu Yoshi Ltd</w:t>
+        <w:t xml:space="preserve">71. L. T. Elevators: Can they lift investors</w:t>
       </w:r>
       <w:r>
         <w:rPr>
@@ -2562,7 +2562,7 @@
           <w:sz w:val="20"/>
           <w:szCs w:val="20"/>
         </w:rPr>
-        <w:t xml:space="preserve">  —  SME railway Class-A foundry, ROCE ~32%, capacity doubling Sep-2026</w:t>
+        <w:t xml:space="preserve">  —  SME lift + parking maker doubling revenue, but score fell 61-&gt;47 as management component turned negative</w:t>
       </w:r>
       <w:r>
         <w:rPr>
@@ -2571,7 +2571,7 @@
         </w:rPr>
         <w:br/>
         <w:t xml:space="preserve">
-conviction_score 46.0 (base 24 + thesis 14 + multi-trusted corroboration +8, 2 distinct trusted users). SME-listed 2025 railway Class-A foundry; ROCE ~32%, FY26 revenue +54%; RDSO bogie/coupler approval plus a Haridwar plant doubling capacity in Sep-2026. Held back by no moat, SME-tier disclosure and a thin (~Rs 170 Cr) order book — the 10x-in-2-3-years path is unconfirmed. Newly added to the ranking this run.</w:t>
+conviction_score 47.0 (base 24 + thesis 14 + corroboration 15 from three constructive elevated-tier users — raj1968 invested, Prdnt_investor, Satishwe — minus a 6-point management penalty). FY26 consolidated topline ~Rs 111 Cr / net profit ~Rs 17 Cr, both ~+100% YoY, into an elevator+parking market growing ~10%+. Was tierA on a score of 61; the score now clears only the tierB threshold after the management deduction, and operating cash flow has been negative three straight years (FY26 -Rs 14.4 Cr) with promoter stake diluted to 56.8%. Score-driven move A-&gt;B.</w:t>
       </w:r>
     </w:p>
     <w:p>
@@ -2585,7 +2585,7 @@
           <w:sz w:val="24"/>
           <w:szCs w:val="24"/>
         </w:rPr>
-        <w:t xml:space="preserve">72. 20 Microns Ltd</w:t>
+        <w:t xml:space="preserve">72. Venky India</w:t>
       </w:r>
       <w:r>
         <w:rPr>
@@ -2595,7 +2595,7 @@
           <w:sz w:val="20"/>
           <w:szCs w:val="20"/>
         </w:rPr>
-        <w:t xml:space="preserve">  —  India's largest micronized-minerals maker at ~12x, margins inflecting through a weak paints cycle</w:t>
+        <w:t xml:space="preserve">  —  Trough-cyclical poultry with big operating leverage off a rock-bottom base — one confirming quarter</w:t>
       </w:r>
       <w:r>
         <w:rPr>
@@ -2604,7 +2604,7 @@
         </w:rPr>
         <w:br/>
         <w:t xml:space="preserve">
-conviction_score 38.0 (base 24 + thesis 14). India's largest micronized-minerals producer at ~12x P/E, margins inflecting up (12.8%-&gt;13.6%) even through a weak paints cycle as mix shifts to value-added grades; Malaysian mine and Rs 100 Cr capex ahead. pranavpallod12 (trusted, elevated) holds it as a top position. Governance niggles — a Rs 50 Cr related-party loan, family remuneration ~12% of PAT. 10x unconfirmed, Medium. Newly added this run.</w:t>
+conviction_score 38.0 (base 24 + thesis 14). Q1 FY27 PAT +216% YoY, EBITDA margin 2.7%-&gt;6.2%, revenue +29% off a cyclical trough; negligible debt means large operating leverage if the feed-cost spread holds. Small-cap (~Rs 2,100 Cr). Commodity-spread play with feed-cost risk live, only one confirming quarter and almost no VP coverage — revisit Q2 FY27. (Distinct thread from the older 'Venky's India' screened-out entry.)</w:t>
       </w:r>
     </w:p>
     <w:p>
@@ -2618,7 +2618,7 @@
           <w:sz w:val="24"/>
           <w:szCs w:val="24"/>
         </w:rPr>
-        <w:t xml:space="preserve">73. Emerald Finance</w:t>
+        <w:t xml:space="preserve">73. Marine Electricals</w:t>
       </w:r>
       <w:r>
         <w:rPr>
@@ -2628,7 +2628,7 @@
           <w:sz w:val="20"/>
           <w:szCs w:val="20"/>
         </w:rPr>
-        <w:t xml:space="preserve">  —  EWA + loan-origination micro-cap, 12 straight quarters of growth, forward single-digit P/E</w:t>
+        <w:t xml:space="preserve">  —  DC-power-distribution + shipbuilding EPC with order book 2.4x YoY</w:t>
       </w:r>
       <w:r>
         <w:rPr>
@@ -2637,7 +2637,7 @@
         </w:rPr>
         <w:br/>
         <w:t xml:space="preserve">
-conviction_score 37.0 (base 8 + thesis 14 + strong multi-trusted corroboration +15, 4 distinct trusted users). Earned-wage-access and loan-origination micro-cap (~Rs 175-180 Cr); 12 straight quarters of revenue growth, PAT +50% YoY, forward single-digit P/E. Serious caveats: no 10x guidance, no GNPA disclosure, the thread founder (firefueled, trusted) exited bearish, Ashneer Grover / Refyne competition. 2020 SEBI order resolved/minor. Base conviction Low — sits in Tier B purely on the breadth of trusted-user corroboration. Newly added this run.</w:t>
+Order book 2.4x YoY to Rs 1,254 Cr, Q1FY27 rev +59%/PAT +53%, dual theme (DC power distribution P1 + shipbuilding P2); but priced ~75-80x with no trusted validation and the 10x path unconfirmed. [conviction_score 38.0]</w:t>
       </w:r>
     </w:p>
     <w:p>
@@ -2651,7 +2651,7 @@
           <w:sz w:val="24"/>
           <w:szCs w:val="24"/>
         </w:rPr>
-        <w:t xml:space="preserve">74. L. T. Elevators: Can they lift investors</w:t>
+        <w:t xml:space="preserve">74. Virtual Galaxy Infotech</w:t>
       </w:r>
       <w:r>
         <w:rPr>
@@ -2661,7 +2661,7 @@
           <w:sz w:val="20"/>
           <w:szCs w:val="20"/>
         </w:rPr>
-        <w:t xml:space="preserve">  —  SME lift + parking maker doubling revenue, but score fell 61-&gt;47 as management component turned negative</w:t>
+        <w:t xml:space="preserve">  —  BFSI core-banking software product at ~10x TTM P/E, 50%+ growth, ~46% EBITDA margin</w:t>
       </w:r>
       <w:r>
         <w:rPr>
@@ -2670,7 +2670,7 @@
         </w:rPr>
         <w:br/>
         <w:t xml:space="preserve">
-conviction_score 47.0 (base 24 + thesis 14 + corroboration 15 from three constructive elevated-tier users — raj1968 invested, Prdnt_investor, Satishwe — minus a 6-point management penalty). FY26 consolidated topline ~Rs 111 Cr / net profit ~Rs 17 Cr, both ~+100% YoY, into an elevator+parking market growing ~10%+. Was tierA on a score of 61; the score now clears only the tierB threshold after the management deduction, and operating cash flow has been negative three straight years (FY26 -Rs 14.4 Cr) with promoter stake diluted to 56.8%. Score-driven move A-&gt;B.</w:t>
+e-Banker core-banking platform for co-op/RRB/urban co-op banks; FY26 rev +52%, 25% PAT margin, ROE ~47%, ~42% recurring; Q1FY27 rev +60%, order book 2x YoY; dated Rs 500 Cr-by-FY29 target, first international wins (Botswana, Zimbabwe). Best risk/reward in its discovery batch. Caveats: SME liquidity, co-op-bank client concentration/receivables, 46% margin durability unproven, no external scrutiny yet. [conviction_score 38.0]</w:t>
       </w:r>
     </w:p>
     <w:p>
@@ -2684,7 +2684,7 @@
           <w:sz w:val="24"/>
           <w:szCs w:val="24"/>
         </w:rPr>
-        <w:t xml:space="preserve">75. Venky India</w:t>
+        <w:t xml:space="preserve">75. Alufluoride Limited-conversion of waste into wealth</w:t>
       </w:r>
       <w:r>
         <w:rPr>
@@ -2694,7 +2694,7 @@
           <w:sz w:val="20"/>
           <w:szCs w:val="20"/>
         </w:rPr>
-        <w:t xml:space="preserve">  —  Trough-cyclical poultry with big operating leverage off a rock-bottom base — one confirming quarter</w:t>
+        <w:t xml:space="preserve">  —  Niche AlF3 import-substitution moat, funded expansion + backward integration, near-term margin compression...</w:t>
       </w:r>
       <w:r>
         <w:rPr>
@@ -2703,7 +2703,7 @@
         </w:rPr>
         <w:br/>
         <w:t xml:space="preserve">
-conviction_score 38.0 (base 24 + thesis 14). Q1 FY27 PAT +216% YoY, EBITDA margin 2.7%-&gt;6.2%, revenue +29% off a cyclical trough; negligible debt means large operating leverage if the feed-cost spread holds. Small-cap (~Rs 2,100 Cr). Commodity-spread play with feed-cost risk live, only one confirming quarter and almost no VP coverage — revisit Q2 FY27. (Distinct thread from the older 'Venky's India' screened-out entry.)</w:t>
+Niche AlF3 import-substitution moat, funded expansion + backward integration, near-term margin compression unresolved [conviction_score 38.0]</w:t>
       </w:r>
     </w:p>
     <w:p>
@@ -2717,7 +2717,7 @@
           <w:sz w:val="24"/>
           <w:szCs w:val="24"/>
         </w:rPr>
-        <w:t xml:space="preserve">76. Marine Electricals</w:t>
+        <w:t xml:space="preserve">76. Indotech</w:t>
       </w:r>
       <w:r>
         <w:rPr>
@@ -2727,7 +2727,7 @@
           <w:sz w:val="20"/>
           <w:szCs w:val="20"/>
         </w:rPr>
-        <w:t xml:space="preserve">  —  DC-power-distribution + shipbuilding EPC with order book 2.4x YoY</w:t>
+        <w:t xml:space="preserve">  —  Excellent debt-free transformer business riding grid/renewable tailwinds, but an unexplained CEO exit and n...</w:t>
       </w:r>
       <w:r>
         <w:rPr>
@@ -2736,7 +2736,7 @@
         </w:rPr>
         <w:br/>
         <w:t xml:space="preserve">
-Order book 2.4x YoY to Rs 1,254 Cr, Q1FY27 rev +59%/PAT +53%, dual theme (DC power distribution P1 + shipbuilding P2); but priced ~75-80x with no trusted validation and the 10x path unconfirmed. [conviction_score 38.0]</w:t>
+Excellent debt-free transformer business riding grid/renewable tailwinds, but an unexplained CEO exit and no concalls are a real governance-communication gap. [conviction_score 38.0]</w:t>
       </w:r>
     </w:p>
     <w:p>
@@ -2750,7 +2750,7 @@
           <w:sz w:val="24"/>
           <w:szCs w:val="24"/>
         </w:rPr>
-        <w:t xml:space="preserve">77. Virtual Galaxy Infotech</w:t>
+        <w:t xml:space="preserve">77. GNG Electronics Ltd</w:t>
       </w:r>
       <w:r>
         <w:rPr>
@@ -2760,7 +2760,7 @@
           <w:sz w:val="20"/>
           <w:szCs w:val="20"/>
         </w:rPr>
-        <w:t xml:space="preserve">  —  BFSI core-banking software product at ~10x TTM P/E, 50%+ growth, ~46% EBITDA margin</w:t>
+        <w:t xml:space="preserve">  —  WC deterioration confirmed multi-yr</w:t>
       </w:r>
       <w:r>
         <w:rPr>
@@ -2769,7 +2769,7 @@
         </w:rPr>
         <w:br/>
         <w:t xml:space="preserve">
-e-Banker core-banking platform for co-op/RRB/urban co-op banks; FY26 rev +52%, 25% PAT margin, ROE ~47%, ~42% recurring; Q1FY27 rev +60%, order book 2x YoY; dated Rs 500 Cr-by-FY29 target, first international wins (Botswana, Zimbabwe). Best risk/reward in its discovery batch. Caveats: SME liquidity, co-op-bank client concentration/receivables, 46% margin durability unproven, no external scrutiny yet. [conviction_score 38.0]</w:t>
+WC deterioration confirmed multi-yr; CARE BBB upgrade; KKOC governance debate went public, unresolved [conviction_score 46.0]</w:t>
       </w:r>
     </w:p>
     <w:p>
@@ -2783,7 +2783,7 @@
           <w:sz w:val="24"/>
           <w:szCs w:val="24"/>
         </w:rPr>
-        <w:t xml:space="preserve">78. Alufluoride Limited-conversion of waste into wealth</w:t>
+        <w:t xml:space="preserve">78. Capri Global Capital Ltd</w:t>
       </w:r>
       <w:r>
         <w:rPr>
@@ -2793,7 +2793,7 @@
           <w:sz w:val="20"/>
           <w:szCs w:val="20"/>
         </w:rPr>
-        <w:t xml:space="preserve">  —  Niche AlF3 import-substitution moat, funded expansion + backward integration, near-term margin compression...</w:t>
+        <w:t xml:space="preserve">  —  Diversified NBFC</w:t>
       </w:r>
       <w:r>
         <w:rPr>
@@ -2802,7 +2802,7 @@
         </w:rPr>
         <w:br/>
         <w:t xml:space="preserve">
-Niche AlF3 import-substitution moat, funded expansion + backward integration, near-term margin compression unresolved [conviction_score 38.0]</w:t>
+Diversified NBFC; AUM +62% YoY, PAT +102% YoY, ROE inflecting 12.6%-&gt;16.5%-&gt;guided 19-21%. Gold loans 46% of AUM (+111% YoY) - direct gold-financiers theme hit. Stock near ATH (+70.7% 6mo). Diligence check on forum Q re: founder Rajesh Sharma vs 2010-11 LIC Housing scam's Rajesh Sharma (Money Matters) - no verified link found, unconfirmed, flagged for follow-up. four_box 2.0, growth exception invoked -&gt; 10x-in-2-3yrs, conviction Medium (unconfirmed, near-ATH). [conviction_score 38.0]</w:t>
       </w:r>
     </w:p>
     <w:p>
@@ -2816,7 +2816,7 @@
           <w:sz w:val="24"/>
           <w:szCs w:val="24"/>
         </w:rPr>
-        <w:t xml:space="preserve">79. Indotech</w:t>
+        <w:t xml:space="preserve">79. ESDS Software Solution Ltd</w:t>
       </w:r>
       <w:r>
         <w:rPr>
@@ -2826,7 +2826,7 @@
           <w:sz w:val="20"/>
           <w:szCs w:val="20"/>
         </w:rPr>
-        <w:t xml:space="preserve">  —  Excellent debt-free transformer business riding grid/renewable tailwinds, but an unexplained CEO exit and n...</w:t>
+        <w:t xml:space="preserve">  —  Nashik cloud/DC/GPUaaS player, IPO listed 2026-09-04 (today) at +76% premium. FY26 rev +28%, PAT +117%, EBI...</w:t>
       </w:r>
       <w:r>
         <w:rPr>
@@ -2835,7 +2835,7 @@
         </w:rPr>
         <w:br/>
         <w:t xml:space="preserve">
-Excellent debt-free transformer business riding grid/renewable tailwinds, but an unexplained CEO exit and no concalls are a real governance-communication gap. [conviction_score 38.0]</w:t>
+Nashik cloud/DC/GPUaaS player, IPO listed 2026-09-04 (today) at +76% premium. FY26 rev +28%, PAT +117%, EBITDA margin ~49.6%, D/E 0.08. Direct clean hit on live data-centre/hyperscale/AI theme. No VP thread yet (brand new listing). four_box 2.0, growth exception -&gt; 10x-in-2-3yrs, conviction Medium (unconfirmed - zero public track record, rich listing valuation ~19x sales/73x earnings). [conviction_score 38.0]</w:t>
       </w:r>
     </w:p>
     <w:p>
@@ -2849,7 +2849,7 @@
           <w:sz w:val="24"/>
           <w:szCs w:val="24"/>
         </w:rPr>
-        <w:t xml:space="preserve">80. GNG Electronics Ltd</w:t>
+        <w:t xml:space="preserve">80. CFF Fluid Control Ltd</w:t>
       </w:r>
       <w:r>
         <w:rPr>
@@ -2859,7 +2859,7 @@
           <w:sz w:val="20"/>
           <w:szCs w:val="20"/>
         </w:rPr>
-        <w:t xml:space="preserve">  —  WC deterioration confirmed multi-yr</w:t>
+        <w:t xml:space="preserve">  —  Naval-programme order book at 2.6x revenue, but OCF sharply negative and already ~54x P/E</w:t>
       </w:r>
       <w:r>
         <w:rPr>
@@ -2868,7 +2868,7 @@
         </w:rPr>
         <w:br/>
         <w:t xml:space="preserve">
-WC deterioration confirmed multi-yr; CARE BBB upgrade; KKOC governance debate went public, unresolved [conviction_score 46.0]</w:t>
+FY26 revenue +43%/PAT +64% (18.8% margin), Rs551cr order book (2.6x revenue) into P75I/Kalvari/P17A/P15B naval programmes via Atlas Elektronik/TKMS partnership. CFO steadily buying in the open market since Dec-2025; SME-&gt;mainboard migration approved. Counterweight: already ~54x trailing P/E and FY26 OCF sharply negative (-Rs260cr) on rising advances - unconfirmed, capped at Medium conviction pending the OCF/advances picture clearing. thesis_fit 10x-in-2-3-years via the un-ignorable-growth exception (real accelerating financials, defence/aerospace priority-1 theme). [conviction_score 38.0, external-lead]</w:t>
       </w:r>
     </w:p>
     <w:p>
@@ -2882,7 +2882,7 @@
           <w:sz w:val="24"/>
           <w:szCs w:val="24"/>
         </w:rPr>
-        <w:t xml:space="preserve">81. Capri Global Capital Ltd</w:t>
+        <w:t xml:space="preserve">81. Jasch Industries Ltd</w:t>
       </w:r>
       <w:r>
         <w:rPr>
@@ -2892,7 +2892,7 @@
           <w:sz w:val="20"/>
           <w:szCs w:val="20"/>
         </w:rPr>
-        <w:t xml:space="preserve">  —  Diversified NBFC</w:t>
+        <w:t xml:space="preserve">  —  New Kia OEM contract driving a real small-cap inflection, but already re-rated +56%/month</w:t>
       </w:r>
       <w:r>
         <w:rPr>
@@ -2901,7 +2901,7 @@
         </w:rPr>
         <w:br/>
         <w:t xml:space="preserve">
-Diversified NBFC; AUM +62% YoY, PAT +102% YoY, ROE inflecting 12.6%-&gt;16.5%-&gt;guided 19-21%. Gold loans 46% of AUM (+111% YoY) - direct gold-financiers theme hit. Stock near ATH (+70.7% 6mo). Diligence check on forum Q re: founder Rajesh Sharma vs 2010-11 LIC Housing scam's Rajesh Sharma (Money Matters) - no verified link found, unconfirmed, flagged for follow-up. four_box 2.0, growth exception invoked -&gt; 10x-in-2-3yrs, conviction Medium (unconfirmed, near-ATH). [conviction_score 38.0]</w:t>
+5yr sales growth only 11.2%/yr but Q4FY25 delivered +26% revenue/+232% profit on a new, community-quantified Kia OEM supply contract (est. Rs80-100cr incremental vs Rs170cr prior-year base) - gaining domestic share from Mayur Uniquoters per detailed community math, independently confirmed as fundamentally (not artificially) driven by a trusted user. Stock already re-rated +44%/2 days, +56%/month; no company con-calls (information-scarcity risk). thesis_fit 10x-in-2-3-years, conviction capped Medium given the run-up and info scarcity. [conviction_score 38.0, external-lead]</w:t>
       </w:r>
     </w:p>
     <w:p>
@@ -2915,7 +2915,7 @@
           <w:sz w:val="24"/>
           <w:szCs w:val="24"/>
         </w:rPr>
-        <w:t xml:space="preserve">82. ESDS Software Solution Ltd</w:t>
+        <w:t xml:space="preserve">82. Wise Travel India Ltd (WTICabs)</w:t>
       </w:r>
       <w:r>
         <w:rPr>
@@ -2925,7 +2925,7 @@
           <w:sz w:val="20"/>
           <w:szCs w:val="20"/>
         </w:rPr>
-        <w:t xml:space="preserve">  —  Nashik cloud/DC/GPUaaS player, IPO listed 2026-09-04 (today) at +76% premium. FY26 rev +28%, PAT +117%, EBI...</w:t>
+        <w:t xml:space="preserve">  —  Corporate-mobility / GCC-formalisation story, trusted user invested - but FY27 growth guided down and leverage rising</w:t>
       </w:r>
       <w:r>
         <w:rPr>
@@ -2934,7 +2934,7 @@
         </w:rPr>
         <w:br/>
         <w:t xml:space="preserve">
-Nashik cloud/DC/GPUaaS player, IPO listed 2026-09-04 (today) at +76% premium. FY26 rev +28%, PAT +117%, EBITDA margin ~49.6%, D/E 0.08. Direct clean hit on live data-centre/hyperscale/AI theme. No VP thread yet (brand new listing). four_box 2.0, growth exception -&gt; 10x-in-2-3yrs, conviction Medium (unconfirmed - zero public track record, rich listing valuation ~19x sales/73x earnings). [conviction_score 38.0]</w:t>
+FY26 consolidated revenue +51% to Rs826cr, EBITDA +67% (margin 10.7%-&gt;11.9%); PAT +26% only, held back by depreciation/finance cost from a strategic pivot to owning the fleet (795 net vehicle additions). Trusted user Prathamesh_Adhikari invested and building a bottoms-up ~40% FY26 segment-growth case; 2 distinct trusted users engaged (+8 corroboration). Caveats: management guided FY27 revenue growth DOWN to 32-35%; borrowings surged 444% YoY (Rs27cr-&gt;Rs147cr) to fund the fleet, D/E 0.61-&gt;0.73, FCF turned negative (~-Rs31cr); Fleet Pro (the fastest-growing segment) is EBITDA-negative; expectation-gap score only 16 (growth-decelerating / partially-priced) - watchlist, not a fresh buy. thesis_fit 10x-in-2-3-years, conviction Medium. [conviction_score 46.0, external-lead]</w:t>
       </w:r>
     </w:p>
     <w:p>
@@ -2948,7 +2948,7 @@
           <w:sz w:val="24"/>
           <w:szCs w:val="24"/>
         </w:rPr>
-        <w:t xml:space="preserve">83. CFF Fluid Control Ltd</w:t>
+        <w:t xml:space="preserve">83. Tube Investments of India Ltd</w:t>
       </w:r>
       <w:r>
         <w:rPr>
@@ -2958,7 +2958,7 @@
           <w:sz w:val="20"/>
           <w:szCs w:val="20"/>
         </w:rPr>
-        <w:t xml:space="preserve">  —  Naval-programme order book at 2.6x revenue, but OCF sharply negative and already ~54x P/E</w:t>
+        <w:t xml:space="preserve">  —  Murugappa incubator with CG Power turnaround pedigree and a funded EV push - but de-rated ~36% and richly valued</w:t>
       </w:r>
       <w:r>
         <w:rPr>
@@ -2967,7 +2967,7 @@
         </w:rPr>
         <w:br/>
         <w:t xml:space="preserve">
-FY26 revenue +43%/PAT +64% (18.8% margin), Rs551cr order book (2.6x revenue) into P75I/Kalvari/P17A/P15B naval programmes via Atlas Elektronik/TKMS partnership. CFO steadily buying in the open market since Dec-2025; SME-&gt;mainboard migration approved. Counterweight: already ~54x trailing P/E and FY26 OCF sharply negative (-Rs260cr) on rising advances - unconfirmed, capped at Medium conviction pending the OCF/advances picture clearing. thesis_fit 10x-in-2-3-years via the un-ignorable-growth exception (real accelerating financials, defence/aerospace priority-1 theme). [conviction_score 38.0, external-lead]</w:t>
+Murugappa Group holding/incubator engine with a demonstrated turnaround record (CG Power) and a real, funded EV push (TI Clean Mobility / Montra Electric, Rs3,000cr raised, Rs412cr FY26 PBIT loss on a well-funded runway). Large-cap inflection exception invoked (+20 thesis). Caveats: substantive (non-trusted) community pushback on unrelated CDMO / medical-device diversification as capital-allocation indiscipline; stock de-rated ~36% since a trusted user's 2024 SOTP bull case, negative 1yr returns, ~86x P/E; no trusted corroboration this pass. thesis_fit 100x-in-10-years, conviction Medium. [conviction_score 44.0]</w:t>
       </w:r>
     </w:p>
     <w:p>
@@ -2981,7 +2981,7 @@
           <w:sz w:val="24"/>
           <w:szCs w:val="24"/>
         </w:rPr>
-        <w:t xml:space="preserve">84. Jasch Industries Ltd</w:t>
+        <w:t xml:space="preserve">84. Samvardhana Motherson International Ltd</w:t>
       </w:r>
       <w:r>
         <w:rPr>
@@ -2991,7 +2991,7 @@
           <w:sz w:val="20"/>
           <w:szCs w:val="20"/>
         </w:rPr>
-        <w:t xml:space="preserve">  —  New Kia OEM contract driving a real small-cap inflection, but already re-rated +56%/month</w:t>
+        <w:t xml:space="preserve">  —  Auto-ancillary core quietly re-platforming into a capital allocator - aerospace + consumer-electronics optionality</w:t>
       </w:r>
       <w:r>
         <w:rPr>
@@ -3000,7 +3000,106 @@
         </w:rPr>
         <w:br/>
         <w:t xml:space="preserve">
-5yr sales growth only 11.2%/yr but Q4FY25 delivered +26% revenue/+232% profit on a new, community-quantified Kia OEM supply contract (est. Rs80-100cr incremental vs Rs170cr prior-year base) - gaining domestic share from Mayur Uniquoters per detailed community math, independently confirmed as fundamentally (not artificially) driven by a trusted user. Stock already re-rated +44%/2 days, +56%/month; no company con-calls (information-scarcity risk). thesis_fit 10x-in-2-3-years, conviction capped Medium given the run-up and info scarcity. [conviction_score 38.0, external-lead]</w:t>
+Large-cap (Rs1,69,293cr) auto-ancillary core is healthy (17% ROE, net debt-free) and re-platforming into a capital allocator/incubator: aerospace (&gt;$1bn order book, Tier-1 Airbus) plus consumer electronics (Rs7,500cr capex, 3 greenfield plants, 75% QoQ growth). Large-cap inflection exception invoked for a named capital-allocation regime change (+20 thesis). Caveats: electronics segment still lossmaking; management has a documented history of missing multi-year guidance; sourced from a non-trusted snippet mention (@a_basumallick) with no stated conviction. thesis_fit 100x-in-10-years, conviction Medium. [conviction_score 44.0, trusted-x-watch]</w:t>
+      </w:r>
+    </w:p>
+    <w:p>
+      <w:pPr>
+        <w:spacing w:after="160"/>
+      </w:pPr>
+      <w:r>
+        <w:rPr>
+          <w:b/>
+          <w:bCs/>
+          <w:sz w:val="24"/>
+          <w:szCs w:val="24"/>
+        </w:rPr>
+        <w:t xml:space="preserve">85. Jubilant Agri &amp; Consumer Products Ltd</w:t>
+      </w:r>
+      <w:r>
+        <w:rPr>
+          <w:i/>
+          <w:iCs/>
+          <w:color w:val="666666"/>
+          <w:sz w:val="20"/>
+          <w:szCs w:val="20"/>
+        </w:rPr>
+        <w:t xml:space="preserve">  —  High-ROCE Jubilant-group niche-polymer business at a peer-relative discount, mid-demerger</w:t>
+      </w:r>
+      <w:r>
+        <w:rPr>
+          <w:sz w:val="20"/>
+          <w:szCs w:val="20"/>
+        </w:rPr>
+        <w:br/>
+        <w:t xml:space="preserve">
+High-ROCE (32-37%) Jubilant-group niche-polymer business (India's largest VP-latex, global top-2 SPVA), ~26x P/E for 31% ROE vs Pidilite's ~75x for 23%. Mid NCLT demerger (creditors' meeting 5-Sep-2026) separating the subsidy-dependent fertilizer drag. Caveats: two independent community SOTP analyses (Folok, kinvestor04, neither trusted) both put demerger-arb upside at only ~17-20% - a quality/valuation thesis, not an outsized special situation; adhesive-segment margin quality (9% vs 20%+ peers while gaining share) unresolved; no trusted corroboration. thesis_fit 10x-in-2-3-years, conviction Medium. [conviction_score 38.0]</w:t>
+      </w:r>
+    </w:p>
+    <w:p>
+      <w:pPr>
+        <w:spacing w:after="160"/>
+      </w:pPr>
+      <w:r>
+        <w:rPr>
+          <w:b/>
+          <w:bCs/>
+          <w:sz w:val="24"/>
+          <w:szCs w:val="24"/>
+        </w:rPr>
+        <w:t xml:space="preserve">86. Jayaswal Neco Industries Ltd</w:t>
+      </w:r>
+      <w:r>
+        <w:rPr>
+          <w:i/>
+          <w:iCs/>
+          <w:color w:val="666666"/>
+          <w:sz w:val="20"/>
+          <w:szCs w:val="20"/>
+        </w:rPr>
+        <w:t xml:space="preserve">  —  Integrated steel/pig-iron/casting group swung to profit as an iron-ore mine EC expansion was approved</w:t>
+      </w:r>
+      <w:r>
+        <w:rPr>
+          <w:sz w:val="20"/>
+          <w:szCs w:val="20"/>
+        </w:rPr>
+        <w:br/>
+        <w:t xml:space="preserve">
+Integrated Nagpur/Chhattisgarh steel-pig iron-casting group; Q1FY26 swung from a Rs31.68cr loss to a Rs93.02cr profit YoY, coinciding with a freshly-approved iron-ore mine EC expansion (2.95-&gt;6 MnTPA) the thread correctly anticipated. richbandit (trusted) flagged an unresolved rolling-mill-utilisation execution question. Reputational overhang (not a formal red flag): sister company Neco Defence Munitions - not JNIL itself - is at the centre of a ~EUR70m Estonian ammunition dispute that triggered a minister's resignation. four_box 3.0 via the trailing-weak / live-inflection rule. thesis_fit 10x-in-2-3-years, conviction Medium. [conviction_score 38.0]</w:t>
+      </w:r>
+    </w:p>
+    <w:p>
+      <w:pPr>
+        <w:spacing w:after="160"/>
+      </w:pPr>
+      <w:r>
+        <w:rPr>
+          <w:b/>
+          <w:bCs/>
+          <w:sz w:val="24"/>
+          <w:szCs w:val="24"/>
+        </w:rPr>
+        <w:t xml:space="preserve">87. Aries Agro Ltd</w:t>
+      </w:r>
+      <w:r>
+        <w:rPr>
+          <w:i/>
+          <w:iCs/>
+          <w:color w:val="666666"/>
+          <w:sz w:val="20"/>
+          <w:szCs w:val="20"/>
+        </w:rPr>
+        <w:t xml:space="preserve">  —  50-year micronutrient leader with a margin-mix inflection and a China import-substitution catalyst</w:t>
+      </w:r>
+      <w:r>
+        <w:rPr>
+          <w:sz w:val="20"/>
+          <w:szCs w:val="20"/>
+        </w:rPr>
+        <w:br/>
+        <w:t xml:space="preserve">
+50-year-old micronutrient/chelation-tech leader; FY26 shows a genuine margin-mix inflection (19.6% value growth vs 1% volume growth) plus a specific catalyst (China halted fertilizer exports to India). vikasbargale (trusted) independently verified decade-long cash-positive operation with improving working capital, but flagged regulatory price-control and Chinese-dumping risk; a distributor's in-thread critique ('no brand pull', ~100 similar sellers) is unresolved and undercuts the moat. Already lived through one hype-driven boom-bust cycle (2018-19 Vijay Kedia effect, &gt;50% crash). four_box 3.0 via the trailing-weak / live-inflection rule. thesis_fit 10x-in-2-3-years, conviction Medium. [conviction_score 38.0]</w:t>
       </w:r>
     </w:p>
     <w:p>
@@ -3043,7 +3142,7 @@
           <w:sz w:val="24"/>
           <w:szCs w:val="24"/>
         </w:rPr>
-        <w:t xml:space="preserve">85. Satin Creditcare Network Ltd</w:t>
+        <w:t xml:space="preserve">88. Satin Creditcare Network Ltd</w:t>
       </w:r>
       <w:r>
         <w:rPr>
@@ -3076,7 +3175,7 @@
           <w:sz w:val="24"/>
           <w:szCs w:val="24"/>
         </w:rPr>
-        <w:t xml:space="preserve">86. Transrail Lighting Ltd</w:t>
+        <w:t xml:space="preserve">89. Transrail Lighting Ltd</w:t>
       </w:r>
       <w:r>
         <w:rPr>
@@ -3109,7 +3208,7 @@
           <w:sz w:val="24"/>
           <w:szCs w:val="24"/>
         </w:rPr>
-        <w:t xml:space="preserve">87. Sky Gold Ltd</w:t>
+        <w:t xml:space="preserve">90. Sky Gold Ltd</w:t>
       </w:r>
       <w:r>
         <w:rPr>
@@ -3142,7 +3241,7 @@
           <w:sz w:val="24"/>
           <w:szCs w:val="24"/>
         </w:rPr>
-        <w:t xml:space="preserve">88. Axiscades Engineering</w:t>
+        <w:t xml:space="preserve">91. Axiscades Engineering</w:t>
       </w:r>
       <w:r>
         <w:rPr>
@@ -3175,7 +3274,7 @@
           <w:sz w:val="24"/>
           <w:szCs w:val="24"/>
         </w:rPr>
-        <w:t xml:space="preserve">89. KSH International Ltd</w:t>
+        <w:t xml:space="preserve">92. KSH International Ltd</w:t>
       </w:r>
       <w:r>
         <w:rPr>
@@ -3208,7 +3307,7 @@
           <w:sz w:val="24"/>
           <w:szCs w:val="24"/>
         </w:rPr>
-        <w:t xml:space="preserve">90. Kiri Industries</w:t>
+        <w:t xml:space="preserve">93. Kiri Industries</w:t>
       </w:r>
       <w:r>
         <w:rPr>
@@ -3241,7 +3340,7 @@
           <w:sz w:val="24"/>
           <w:szCs w:val="24"/>
         </w:rPr>
-        <w:t xml:space="preserve">91. Borosil Renewables</w:t>
+        <w:t xml:space="preserve">94. Borosil Renewables</w:t>
       </w:r>
       <w:r>
         <w:rPr>
@@ -3274,7 +3373,7 @@
           <w:sz w:val="24"/>
           <w:szCs w:val="24"/>
         </w:rPr>
-        <w:t xml:space="preserve">92. Zaggle Prepaid Ocean Services</w:t>
+        <w:t xml:space="preserve">95. Zaggle Prepaid Ocean Services</w:t>
       </w:r>
       <w:r>
         <w:rPr>
@@ -3307,7 +3406,7 @@
           <w:sz w:val="24"/>
           <w:szCs w:val="24"/>
         </w:rPr>
-        <w:t xml:space="preserve">93. Unicommerce Esolutions</w:t>
+        <w:t xml:space="preserve">96. Unicommerce Esolutions</w:t>
       </w:r>
       <w:r>
         <w:rPr>
@@ -3340,7 +3439,7 @@
           <w:sz w:val="24"/>
           <w:szCs w:val="24"/>
         </w:rPr>
-        <w:t xml:space="preserve">94. Fairchem Organics</w:t>
+        <w:t xml:space="preserve">97. Fairchem Organics</w:t>
       </w:r>
       <w:r>
         <w:rPr>
@@ -3373,7 +3472,7 @@
           <w:sz w:val="24"/>
           <w:szCs w:val="24"/>
         </w:rPr>
-        <w:t xml:space="preserve">95. Zen technologies</w:t>
+        <w:t xml:space="preserve">98. Zen technologies</w:t>
       </w:r>
       <w:r>
         <w:rPr>
@@ -3406,7 +3505,7 @@
           <w:sz w:val="24"/>
           <w:szCs w:val="24"/>
         </w:rPr>
-        <w:t xml:space="preserve">96. P N Gadgil Jewellers Ltd</w:t>
+        <w:t xml:space="preserve">99. P N Gadgil Jewellers Ltd</w:t>
       </w:r>
       <w:r>
         <w:rPr>
@@ -3439,7 +3538,7 @@
           <w:sz w:val="24"/>
           <w:szCs w:val="24"/>
         </w:rPr>
-        <w:t xml:space="preserve">97. SJS Enterprises Ltd</w:t>
+        <w:t xml:space="preserve">100. SJS Enterprises Ltd</w:t>
       </w:r>
       <w:r>
         <w:rPr>
@@ -3472,7 +3571,7 @@
           <w:sz w:val="24"/>
           <w:szCs w:val="24"/>
         </w:rPr>
-        <w:t xml:space="preserve">98. Valiant Communications Limited</w:t>
+        <w:t xml:space="preserve">101. Valiant Communications Limited</w:t>
       </w:r>
       <w:r>
         <w:rPr>
@@ -3505,7 +3604,7 @@
           <w:sz w:val="24"/>
           <w:szCs w:val="24"/>
         </w:rPr>
-        <w:t xml:space="preserve">99. Zinka Logistics Solutions Ltd (BlackBuck)</w:t>
+        <w:t xml:space="preserve">102. Zinka Logistics Solutions Ltd (BlackBuck)</w:t>
       </w:r>
       <w:r>
         <w:rPr>
@@ -3538,7 +3637,7 @@
           <w:sz w:val="24"/>
           <w:szCs w:val="24"/>
         </w:rPr>
-        <w:t xml:space="preserve">100. Eureka Forbes Ltd</w:t>
+        <w:t xml:space="preserve">103. Eureka Forbes Ltd</w:t>
       </w:r>
       <w:r>
         <w:rPr>
@@ -3571,7 +3670,7 @@
           <w:sz w:val="24"/>
           <w:szCs w:val="24"/>
         </w:rPr>
-        <w:t xml:space="preserve">101. RKEC Projects Ltd</w:t>
+        <w:t xml:space="preserve">104. RKEC Projects Ltd</w:t>
       </w:r>
       <w:r>
         <w:rPr>
@@ -3604,7 +3703,7 @@
           <w:sz w:val="24"/>
           <w:szCs w:val="24"/>
         </w:rPr>
-        <w:t xml:space="preserve">102. Ethos Ltd</w:t>
+        <w:t xml:space="preserve">105. Ethos Ltd</w:t>
       </w:r>
       <w:r>
         <w:rPr>
@@ -3637,7 +3736,7 @@
           <w:sz w:val="24"/>
           <w:szCs w:val="24"/>
         </w:rPr>
-        <w:t xml:space="preserve">103. Arvind SmartSpaces Ltd</w:t>
+        <w:t xml:space="preserve">106. Arvind SmartSpaces Ltd</w:t>
       </w:r>
       <w:r>
         <w:rPr>
@@ -3670,7 +3769,7 @@
           <w:sz w:val="24"/>
           <w:szCs w:val="24"/>
         </w:rPr>
-        <w:t xml:space="preserve">104. Eldeco Housing Ltd</w:t>
+        <w:t xml:space="preserve">107. Eldeco Housing Ltd</w:t>
       </w:r>
       <w:r>
         <w:rPr>
@@ -3703,7 +3802,7 @@
           <w:sz w:val="24"/>
           <w:szCs w:val="24"/>
         </w:rPr>
-        <w:t xml:space="preserve">105. Ultramarine &amp; Pigments Ltd</w:t>
+        <w:t xml:space="preserve">108. Ultramarine &amp; Pigments Ltd</w:t>
       </w:r>
       <w:r>
         <w:rPr>
@@ -3736,7 +3835,7 @@
           <w:sz w:val="24"/>
           <w:szCs w:val="24"/>
         </w:rPr>
-        <w:t xml:space="preserve">106. J.G. Chemicals Ltd</w:t>
+        <w:t xml:space="preserve">109. J.G. Chemicals Ltd</w:t>
       </w:r>
       <w:r>
         <w:rPr>
@@ -3769,7 +3868,7 @@
           <w:sz w:val="24"/>
           <w:szCs w:val="24"/>
         </w:rPr>
-        <w:t xml:space="preserve">107. MOIL Ltd</w:t>
+        <w:t xml:space="preserve">110. MOIL Ltd</w:t>
       </w:r>
       <w:r>
         <w:rPr>
@@ -3802,7 +3901,7 @@
           <w:sz w:val="24"/>
           <w:szCs w:val="24"/>
         </w:rPr>
-        <w:t xml:space="preserve">108. Capacit'e Infraprojects Ltd</w:t>
+        <w:t xml:space="preserve">111. Capacit'e Infraprojects Ltd</w:t>
       </w:r>
       <w:r>
         <w:rPr>
@@ -3835,7 +3934,7 @@
           <w:sz w:val="24"/>
           <w:szCs w:val="24"/>
         </w:rPr>
-        <w:t xml:space="preserve">109. TruAlt Bioenergy Ltd</w:t>
+        <w:t xml:space="preserve">112. TruAlt Bioenergy Ltd</w:t>
       </w:r>
       <w:r>
         <w:rPr>
@@ -3868,7 +3967,7 @@
           <w:sz w:val="24"/>
           <w:szCs w:val="24"/>
         </w:rPr>
-        <w:t xml:space="preserve">110. KPI Green Energy Ltd</w:t>
+        <w:t xml:space="preserve">113. KPI Green Energy Ltd</w:t>
       </w:r>
       <w:r>
         <w:rPr>
@@ -3901,7 +4000,7 @@
           <w:sz w:val="24"/>
           <w:szCs w:val="24"/>
         </w:rPr>
-        <w:t xml:space="preserve">111. Gufic BioSciences Ltd</w:t>
+        <w:t xml:space="preserve">114. Gufic BioSciences Ltd</w:t>
       </w:r>
       <w:r>
         <w:rPr>
@@ -3934,7 +4033,7 @@
           <w:sz w:val="24"/>
           <w:szCs w:val="24"/>
         </w:rPr>
-        <w:t xml:space="preserve">112. Prevest Denpro Limited</w:t>
+        <w:t xml:space="preserve">115. Prevest Denpro Limited</w:t>
       </w:r>
       <w:r>
         <w:rPr>
@@ -3967,7 +4066,7 @@
           <w:sz w:val="24"/>
           <w:szCs w:val="24"/>
         </w:rPr>
-        <w:t xml:space="preserve">113. Vikram Solar- One of the oldest Solar module manufacturer</w:t>
+        <w:t xml:space="preserve">116. Vikram Solar- One of the oldest Solar module manufacturer</w:t>
       </w:r>
       <w:r>
         <w:rPr>
@@ -4000,7 +4099,7 @@
           <w:sz w:val="24"/>
           <w:szCs w:val="24"/>
         </w:rPr>
-        <w:t xml:space="preserve">114. Technocraft Industries</w:t>
+        <w:t xml:space="preserve">117. Technocraft Industries</w:t>
       </w:r>
       <w:r>
         <w:rPr>
@@ -4033,7 +4132,7 @@
           <w:sz w:val="24"/>
           <w:szCs w:val="24"/>
         </w:rPr>
-        <w:t xml:space="preserve">115. CSL Finance Limited</w:t>
+        <w:t xml:space="preserve">118. CSL Finance Limited</w:t>
       </w:r>
       <w:r>
         <w:rPr>
@@ -4066,7 +4165,7 @@
           <w:sz w:val="24"/>
           <w:szCs w:val="24"/>
         </w:rPr>
-        <w:t xml:space="preserve">116. Gujarat Themis Biosyn Ltd</w:t>
+        <w:t xml:space="preserve">119. Gujarat Themis Biosyn Ltd</w:t>
       </w:r>
       <w:r>
         <w:rPr>
@@ -4099,7 +4198,7 @@
           <w:sz w:val="24"/>
           <w:szCs w:val="24"/>
         </w:rPr>
-        <w:t xml:space="preserve">117. PNGS Gargi Fashion Jewellery Ltd</w:t>
+        <w:t xml:space="preserve">120. PNGS Gargi Fashion Jewellery Ltd</w:t>
       </w:r>
       <w:r>
         <w:rPr>
@@ -4132,7 +4231,7 @@
           <w:sz w:val="24"/>
           <w:szCs w:val="24"/>
         </w:rPr>
-        <w:t xml:space="preserve">118. Krishca Ltd : A SME offering steel strapping Solution</w:t>
+        <w:t xml:space="preserve">121. Krishca Ltd : A SME offering steel strapping Solution</w:t>
       </w:r>
       <w:r>
         <w:rPr>
@@ -4165,7 +4264,7 @@
           <w:sz w:val="24"/>
           <w:szCs w:val="24"/>
         </w:rPr>
-        <w:t xml:space="preserve">119. GMM Pfaudler</w:t>
+        <w:t xml:space="preserve">122. GMM Pfaudler</w:t>
       </w:r>
       <w:r>
         <w:rPr>
@@ -4198,7 +4297,7 @@
           <w:sz w:val="24"/>
           <w:szCs w:val="24"/>
         </w:rPr>
-        <w:t xml:space="preserve">120. Kusumgar Ltd</w:t>
+        <w:t xml:space="preserve">123. Kusumgar Ltd</w:t>
       </w:r>
       <w:r>
         <w:rPr>
@@ -4231,7 +4330,7 @@
           <w:sz w:val="24"/>
           <w:szCs w:val="24"/>
         </w:rPr>
-        <w:t xml:space="preserve">121. Graphite Electrode (Graphite India / HEG)</w:t>
+        <w:t xml:space="preserve">124. Graphite Electrode (Graphite India / HEG)</w:t>
       </w:r>
       <w:r>
         <w:rPr>
@@ -4264,7 +4363,7 @@
           <w:sz w:val="24"/>
           <w:szCs w:val="24"/>
         </w:rPr>
-        <w:t xml:space="preserve">122. Rapicut Carbides Ltd</w:t>
+        <w:t xml:space="preserve">125. Rapicut Carbides Ltd</w:t>
       </w:r>
       <w:r>
         <w:rPr>
@@ -4297,7 +4396,7 @@
           <w:sz w:val="24"/>
           <w:szCs w:val="24"/>
         </w:rPr>
-        <w:t xml:space="preserve">123. Morepen Laboratories Ltd</w:t>
+        <w:t xml:space="preserve">126. Morepen Laboratories Ltd</w:t>
       </w:r>
       <w:r>
         <w:rPr>
@@ -4330,7 +4429,7 @@
           <w:sz w:val="24"/>
           <w:szCs w:val="24"/>
         </w:rPr>
-        <w:t xml:space="preserve">124. Kwality Pharmaceuticals Ltd</w:t>
+        <w:t xml:space="preserve">127. Kwality Pharmaceuticals Ltd</w:t>
       </w:r>
       <w:r>
         <w:rPr>
@@ -4363,7 +4462,7 @@
           <w:sz w:val="24"/>
           <w:szCs w:val="24"/>
         </w:rPr>
-        <w:t xml:space="preserve">125. Ratnaveer Precision Engineering Ltd</w:t>
+        <w:t xml:space="preserve">128. Ratnaveer Precision Engineering Ltd</w:t>
       </w:r>
       <w:r>
         <w:rPr>
@@ -4396,7 +4495,7 @@
           <w:sz w:val="24"/>
           <w:szCs w:val="24"/>
         </w:rPr>
-        <w:t xml:space="preserve">126. Shree Refrigerations Ltd</w:t>
+        <w:t xml:space="preserve">129. Shree Refrigerations Ltd</w:t>
       </w:r>
       <w:r>
         <w:rPr>
@@ -4429,7 +4528,7 @@
           <w:sz w:val="24"/>
           <w:szCs w:val="24"/>
         </w:rPr>
-        <w:t xml:space="preserve">127. Permanent Magnets Ltd</w:t>
+        <w:t xml:space="preserve">130. Permanent Magnets Ltd</w:t>
       </w:r>
       <w:r>
         <w:rPr>
@@ -4462,7 +4561,7 @@
           <w:sz w:val="24"/>
           <w:szCs w:val="24"/>
         </w:rPr>
-        <w:t xml:space="preserve">128. Mitsu Chem Plast Ltd</w:t>
+        <w:t xml:space="preserve">131. Mitsu Chem Plast Ltd</w:t>
       </w:r>
       <w:r>
         <w:rPr>
@@ -4495,7 +4594,7 @@
           <w:sz w:val="24"/>
           <w:szCs w:val="24"/>
         </w:rPr>
-        <w:t xml:space="preserve">129. Laxmi Dental Ltd</w:t>
+        <w:t xml:space="preserve">132. Laxmi Dental Ltd</w:t>
       </w:r>
       <w:r>
         <w:rPr>
@@ -4528,7 +4627,7 @@
           <w:sz w:val="24"/>
           <w:szCs w:val="24"/>
         </w:rPr>
-        <w:t xml:space="preserve">130. Shalimar Paints Ltd</w:t>
+        <w:t xml:space="preserve">133. Shalimar Paints Ltd</w:t>
       </w:r>
       <w:r>
         <w:rPr>
@@ -4561,7 +4660,7 @@
           <w:sz w:val="24"/>
           <w:szCs w:val="24"/>
         </w:rPr>
-        <w:t xml:space="preserve">131. Kamat Hotels (India) Ltd</w:t>
+        <w:t xml:space="preserve">134. Kamat Hotels (India) Ltd</w:t>
       </w:r>
       <w:r>
         <w:rPr>
@@ -4594,7 +4693,7 @@
           <w:sz w:val="24"/>
           <w:szCs w:val="24"/>
         </w:rPr>
-        <w:t xml:space="preserve">132. Walchandnagar Industries Ltd</w:t>
+        <w:t xml:space="preserve">135. Walchandnagar Industries Ltd</w:t>
       </w:r>
       <w:r>
         <w:rPr>
@@ -4627,7 +4726,7 @@
           <w:sz w:val="24"/>
           <w:szCs w:val="24"/>
         </w:rPr>
-        <w:t xml:space="preserve">133. Accent Microcell Ltd</w:t>
+        <w:t xml:space="preserve">136. Accent Microcell Ltd</w:t>
       </w:r>
       <w:r>
         <w:rPr>
@@ -4660,7 +4759,7 @@
           <w:sz w:val="24"/>
           <w:szCs w:val="24"/>
         </w:rPr>
-        <w:t xml:space="preserve">134. Pennar Industries Ltd</w:t>
+        <w:t xml:space="preserve">137. Pennar Industries Ltd</w:t>
       </w:r>
       <w:r>
         <w:rPr>
@@ -4693,7 +4792,7 @@
           <w:sz w:val="24"/>
           <w:szCs w:val="24"/>
         </w:rPr>
-        <w:t xml:space="preserve">135. I G Petrochemicals Ltd</w:t>
+        <w:t xml:space="preserve">138. I G Petrochemicals Ltd</w:t>
       </w:r>
       <w:r>
         <w:rPr>
@@ -4726,7 +4825,7 @@
           <w:sz w:val="24"/>
           <w:szCs w:val="24"/>
         </w:rPr>
-        <w:t xml:space="preserve">136. Aarti Surfactants Ltd</w:t>
+        <w:t xml:space="preserve">139. Aarti Surfactants Ltd</w:t>
       </w:r>
       <w:r>
         <w:rPr>
@@ -4759,7 +4858,7 @@
           <w:sz w:val="24"/>
           <w:szCs w:val="24"/>
         </w:rPr>
-        <w:t xml:space="preserve">137. Bansal Roofing Products Ltd</w:t>
+        <w:t xml:space="preserve">140. Bansal Roofing Products Ltd</w:t>
       </w:r>
       <w:r>
         <w:rPr>
@@ -4792,7 +4891,7 @@
           <w:sz w:val="24"/>
           <w:szCs w:val="24"/>
         </w:rPr>
-        <w:t xml:space="preserve">138. Unihealth Hospitals Ltd</w:t>
+        <w:t xml:space="preserve">141. Unihealth Hospitals Ltd</w:t>
       </w:r>
       <w:r>
         <w:rPr>
@@ -4825,7 +4924,7 @@
           <w:sz w:val="24"/>
           <w:szCs w:val="24"/>
         </w:rPr>
-        <w:t xml:space="preserve">139. Devson Catalyst Ltd</w:t>
+        <w:t xml:space="preserve">142. Devson Catalyst Ltd</w:t>
       </w:r>
       <w:r>
         <w:rPr>
@@ -4858,7 +4957,7 @@
           <w:sz w:val="24"/>
           <w:szCs w:val="24"/>
         </w:rPr>
-        <w:t xml:space="preserve">140. MV Electrosystems Ltd</w:t>
+        <w:t xml:space="preserve">143. MV Electrosystems Ltd</w:t>
       </w:r>
       <w:r>
         <w:rPr>
@@ -4891,7 +4990,7 @@
           <w:sz w:val="24"/>
           <w:szCs w:val="24"/>
         </w:rPr>
-        <w:t xml:space="preserve">141. Glen Industries Ltd</w:t>
+        <w:t xml:space="preserve">144. Glen Industries Ltd</w:t>
       </w:r>
       <w:r>
         <w:rPr>
@@ -4924,7 +5023,7 @@
           <w:sz w:val="24"/>
           <w:szCs w:val="24"/>
         </w:rPr>
-        <w:t xml:space="preserve">142. Anlon Technology Solutions Ltd</w:t>
+        <w:t xml:space="preserve">145. Anlon Technology Solutions Ltd</w:t>
       </w:r>
       <w:r>
         <w:rPr>
@@ -4957,7 +5056,7 @@
           <w:sz w:val="24"/>
           <w:szCs w:val="24"/>
         </w:rPr>
-        <w:t xml:space="preserve">143. Borana Weaves</w:t>
+        <w:t xml:space="preserve">146. Borana Weaves</w:t>
       </w:r>
       <w:r>
         <w:rPr>
@@ -4990,7 +5089,7 @@
           <w:sz w:val="24"/>
           <w:szCs w:val="24"/>
         </w:rPr>
-        <w:t xml:space="preserve">144. Ideaforge technologies</w:t>
+        <w:t xml:space="preserve">147. Ideaforge technologies</w:t>
       </w:r>
       <w:r>
         <w:rPr>
@@ -5023,7 +5122,7 @@
           <w:sz w:val="24"/>
           <w:szCs w:val="24"/>
         </w:rPr>
-        <w:t xml:space="preserve">145. Bliss GVS Pharma Ltd</w:t>
+        <w:t xml:space="preserve">148. Bliss GVS Pharma Ltd</w:t>
       </w:r>
       <w:r>
         <w:rPr>
@@ -5056,7 +5155,7 @@
           <w:sz w:val="24"/>
           <w:szCs w:val="24"/>
         </w:rPr>
-        <w:t xml:space="preserve">146. Divgi TorqTransfer Systems Ltd</w:t>
+        <w:t xml:space="preserve">149. Divgi TorqTransfer Systems Ltd</w:t>
       </w:r>
       <w:r>
         <w:rPr>
@@ -5089,7 +5188,7 @@
           <w:sz w:val="24"/>
           <w:szCs w:val="24"/>
         </w:rPr>
-        <w:t xml:space="preserve">147. Positron Energy</w:t>
+        <w:t xml:space="preserve">150. Positron Energy</w:t>
       </w:r>
       <w:r>
         <w:rPr>
@@ -5122,7 +5221,7 @@
           <w:sz w:val="24"/>
           <w:szCs w:val="24"/>
         </w:rPr>
-        <w:t xml:space="preserve">148. Exicom Tele-Services</w:t>
+        <w:t xml:space="preserve">151. Exicom Tele-Services</w:t>
       </w:r>
       <w:r>
         <w:rPr>
@@ -5155,7 +5254,7 @@
           <w:sz w:val="24"/>
           <w:szCs w:val="24"/>
         </w:rPr>
-        <w:t xml:space="preserve">149. Concord Control Systems Ltd</w:t>
+        <w:t xml:space="preserve">152. Concord Control Systems Ltd</w:t>
       </w:r>
       <w:r>
         <w:rPr>
@@ -5188,7 +5287,7 @@
           <w:sz w:val="24"/>
           <w:szCs w:val="24"/>
         </w:rPr>
-        <w:t xml:space="preserve">150. Swastika Castal Ltd</w:t>
+        <w:t xml:space="preserve">153. Swastika Castal Ltd</w:t>
       </w:r>
       <w:r>
         <w:rPr>
@@ -5221,7 +5320,7 @@
           <w:sz w:val="24"/>
           <w:szCs w:val="24"/>
         </w:rPr>
-        <w:t xml:space="preserve">151. West coast paper mills ltd</w:t>
+        <w:t xml:space="preserve">154. West coast paper mills ltd</w:t>
       </w:r>
       <w:r>
         <w:rPr>
@@ -5254,7 +5353,7 @@
           <w:sz w:val="24"/>
           <w:szCs w:val="24"/>
         </w:rPr>
-        <w:t xml:space="preserve">152. IZMO Ltd</w:t>
+        <w:t xml:space="preserve">155. IZMO Ltd</w:t>
       </w:r>
       <w:r>
         <w:rPr>
@@ -5287,7 +5386,7 @@
           <w:sz w:val="24"/>
           <w:szCs w:val="24"/>
         </w:rPr>
-        <w:t xml:space="preserve">153. Ramco Systems Ltd</w:t>
+        <w:t xml:space="preserve">156. Ramco Systems Ltd</w:t>
       </w:r>
       <w:r>
         <w:rPr>
@@ -5320,7 +5419,7 @@
           <w:sz w:val="24"/>
           <w:szCs w:val="24"/>
         </w:rPr>
-        <w:t xml:space="preserve">154. John Cockerill India Ltd</w:t>
+        <w:t xml:space="preserve">157. John Cockerill India Ltd</w:t>
       </w:r>
       <w:r>
         <w:rPr>
@@ -5353,7 +5452,7 @@
           <w:sz w:val="24"/>
           <w:szCs w:val="24"/>
         </w:rPr>
-        <w:t xml:space="preserve">155. Chamunda Electricals</w:t>
+        <w:t xml:space="preserve">158. Chamunda Electricals</w:t>
       </w:r>
       <w:r>
         <w:rPr>
@@ -5386,7 +5485,7 @@
           <w:sz w:val="24"/>
           <w:szCs w:val="24"/>
         </w:rPr>
-        <w:t xml:space="preserve">156. Bondada Engineering</w:t>
+        <w:t xml:space="preserve">159. Bondada Engineering</w:t>
       </w:r>
       <w:r>
         <w:rPr>
@@ -5419,7 +5518,7 @@
           <w:sz w:val="24"/>
           <w:szCs w:val="24"/>
         </w:rPr>
-        <w:t xml:space="preserve">157. KP Green Engineering</w:t>
+        <w:t xml:space="preserve">160. KP Green Engineering</w:t>
       </w:r>
       <w:r>
         <w:rPr>
@@ -5452,7 +5551,7 @@
           <w:sz w:val="24"/>
           <w:szCs w:val="24"/>
         </w:rPr>
-        <w:t xml:space="preserve">158. KP Energy</w:t>
+        <w:t xml:space="preserve">161. KP Energy</w:t>
       </w:r>
       <w:r>
         <w:rPr>
@@ -5485,7 +5584,7 @@
           <w:sz w:val="24"/>
           <w:szCs w:val="24"/>
         </w:rPr>
-        <w:t xml:space="preserve">159. KRM Ayurveda</w:t>
+        <w:t xml:space="preserve">162. KRM Ayurveda</w:t>
       </w:r>
       <w:r>
         <w:rPr>
@@ -5518,7 +5617,7 @@
           <w:sz w:val="24"/>
           <w:szCs w:val="24"/>
         </w:rPr>
-        <w:t xml:space="preserve">160. Sonu Infratech</w:t>
+        <w:t xml:space="preserve">163. Sonu Infratech</w:t>
       </w:r>
       <w:r>
         <w:rPr>
@@ -5551,7 +5650,7 @@
           <w:sz w:val="24"/>
           <w:szCs w:val="24"/>
         </w:rPr>
-        <w:t xml:space="preserve">161. Desco Infratech</w:t>
+        <w:t xml:space="preserve">164. Desco Infratech</w:t>
       </w:r>
       <w:r>
         <w:rPr>
@@ -5584,7 +5683,7 @@
           <w:sz w:val="24"/>
           <w:szCs w:val="24"/>
         </w:rPr>
-        <w:t xml:space="preserve">162. Bhadora Industries</w:t>
+        <w:t xml:space="preserve">165. Bhadora Industries</w:t>
       </w:r>
       <w:r>
         <w:rPr>
@@ -5617,7 +5716,7 @@
           <w:sz w:val="24"/>
           <w:szCs w:val="24"/>
         </w:rPr>
-        <w:t xml:space="preserve">163. Solarium Green Energy</w:t>
+        <w:t xml:space="preserve">166. Solarium Green Energy</w:t>
       </w:r>
       <w:r>
         <w:rPr>
@@ -5650,7 +5749,7 @@
           <w:sz w:val="24"/>
           <w:szCs w:val="24"/>
         </w:rPr>
-        <w:t xml:space="preserve">164. Zaggle_A platform to address pain points for enterprises</w:t>
+        <w:t xml:space="preserve">167. Zaggle_A platform to address pain points for enterprises</w:t>
       </w:r>
       <w:r>
         <w:rPr>
@@ -5683,7 +5782,7 @@
           <w:sz w:val="24"/>
           <w:szCs w:val="24"/>
         </w:rPr>
-        <w:t xml:space="preserve">165. Morepen Labs</w:t>
+        <w:t xml:space="preserve">168. Morepen Labs</w:t>
       </w:r>
       <w:r>
         <w:rPr>
@@ -5716,7 +5815,7 @@
           <w:sz w:val="24"/>
           <w:szCs w:val="24"/>
         </w:rPr>
-        <w:t xml:space="preserve">166. Ratnaveer precision a newly headed steel company</w:t>
+        <w:t xml:space="preserve">169. Ratnaveer precision a newly headed steel company</w:t>
       </w:r>
       <w:r>
         <w:rPr>
@@ -5749,7 +5848,7 @@
           <w:sz w:val="24"/>
           <w:szCs w:val="24"/>
         </w:rPr>
-        <w:t xml:space="preserve">167. Earkart Ltd</w:t>
+        <w:t xml:space="preserve">170. Earkart Ltd</w:t>
       </w:r>
       <w:r>
         <w:rPr>
@@ -5782,7 +5881,7 @@
           <w:sz w:val="24"/>
           <w:szCs w:val="24"/>
         </w:rPr>
-        <w:t xml:space="preserve">168. RBZ Jewellers Ltd</w:t>
+        <w:t xml:space="preserve">171. RBZ Jewellers Ltd</w:t>
       </w:r>
       <w:r>
         <w:rPr>
@@ -5815,7 +5914,7 @@
           <w:sz w:val="24"/>
           <w:szCs w:val="24"/>
         </w:rPr>
-        <w:t xml:space="preserve">169. Piccadily Agro Industries Ltd</w:t>
+        <w:t xml:space="preserve">172. Piccadily Agro Industries Ltd</w:t>
       </w:r>
       <w:r>
         <w:rPr>
@@ -5848,7 +5947,7 @@
           <w:sz w:val="24"/>
           <w:szCs w:val="24"/>
         </w:rPr>
-        <w:t xml:space="preserve">170. Cosmic CRF Ltd</w:t>
+        <w:t xml:space="preserve">173. Cosmic CRF Ltd</w:t>
       </w:r>
       <w:r>
         <w:rPr>
@@ -5881,7 +5980,7 @@
           <w:sz w:val="24"/>
           <w:szCs w:val="24"/>
         </w:rPr>
-        <w:t xml:space="preserve">171. Modern Insulators Ltd</w:t>
+        <w:t xml:space="preserve">174. Modern Insulators Ltd</w:t>
       </w:r>
       <w:r>
         <w:rPr>
@@ -5914,7 +6013,7 @@
           <w:sz w:val="24"/>
           <w:szCs w:val="24"/>
         </w:rPr>
-        <w:t xml:space="preserve">172. Solex Energy Ltd</w:t>
+        <w:t xml:space="preserve">175. Solex Energy Ltd</w:t>
       </w:r>
       <w:r>
         <w:rPr>
@@ -5934,6 +6033,39 @@
         <w:br/>
         <w:t xml:space="preserve">
 Mainboard-migrated solar-module manufacturer, module capacity 700MW-&gt;4GW in ~2yrs, TTM revenue Rs1,566cr, but market cap down 45.7% in a year on an unexplained Q2FY26 sequential revenue drop - a trusted user called the explanation offered 'a red herring... still unexplained' and called the H2FY26 Rs1,600cr guidance 'herculean'. Cell-line slipped FY26-&gt;FY27, rising debtor days, community-flagged industry oversupply/commoditisation risk. thesis_fit 10x-in-2-3-years permitted but conviction Low-Medium, unconfirmed pending H2FY26 delivery. [conviction_score 30.0, external-lead]</w:t>
+      </w:r>
+    </w:p>
+    <w:p>
+      <w:pPr>
+        <w:spacing w:after="160"/>
+      </w:pPr>
+      <w:r>
+        <w:rPr>
+          <w:b/>
+          <w:bCs/>
+          <w:sz w:val="24"/>
+          <w:szCs w:val="24"/>
+        </w:rPr>
+        <w:t xml:space="preserve">176. GHCL Textiles Ltd</w:t>
+      </w:r>
+      <w:r>
+        <w:rPr>
+          <w:i/>
+          <w:iCs/>
+          <w:color w:val="666666"/>
+          <w:sz w:val="20"/>
+          <w:szCs w:val="20"/>
+        </w:rPr>
+        <w:t xml:space="preserve">  —  Weak trailing ROCE but a genuine Q1FY27 +52% YoY - no forum cross-check possible</w:t>
+      </w:r>
+      <w:r>
+        <w:rPr>
+          <w:sz w:val="20"/>
+          <w:szCs w:val="20"/>
+        </w:rPr>
+        <w:br/>
+        <w:t xml:space="preserve">
+Demerged textiles arm; weak trailing ROCE (2.3%) but genuine Q1FY27 revenue +52% YoY. ~98% utilisation caps near-term volume durability. Un-ignorable-growth exception invoked to permit thesis_fit 10x-in-2-3-years, but conviction Low - unconfirmed, no confident VP thread match (forum search only surfaced the unrelated parent GHCL Ltd soda-ash thread) so no community cross-check possible. Sits in the FY27 textile-export-on-weak-base + FTA theme (priority 2). [conviction_score 22.0, external-lead]</w:t>
       </w:r>
     </w:p>
     <w:p>
@@ -7563,6 +7695,37 @@
           </w:p>
         </w:tc>
       </w:tr>
+      <w:tr>
+        <w:tc>
+          <w:tcPr>
+            <w:tcW w:type="dxa" w:w="2600"/>
+          </w:tcPr>
+          <w:p>
+            <w:r>
+              <w:rPr>
+                <w:b/>
+                <w:bCs/>
+                <w:color w:val="B8860B"/>
+              </w:rPr>
+              <w:t xml:space="preserve">Jyoti CNC Automation Ltd</w:t>
+            </w:r>
+          </w:p>
+        </w:tc>
+        <w:tc>
+          <w:tcPr>
+            <w:tcW w:type="dxa" w:w="6400"/>
+          </w:tcPr>
+          <w:p>
+            <w:r>
+              <w:rPr>
+                <w:b w:val="false"/>
+                <w:bCs w:val="false"/>
+              </w:rPr>
+              <w:t xml:space="preserve">HIGH CAUTION. Strong headline fundamentals (ROCE 21%, ROE 18%) but the originating X tip's cited catalyst is backwards: French subsidiary Huron Graffenstaden SAS is under active investigation by the French National Anti-Terrorism Prosecutor (PNAT) for fraudulent dual-use CNC exports to Russia via India (2022+, embargo violations); some export licences have been CANCELLED (not 'unlocked'), the CEO was replaced, and the stock took a ~15% single-day correction in Apr-2026. red_flag_tier HIGH CAUTION overrides a would-be four_box 3.0 -&gt; thesis_fit neither, conviction forced to 0 (base 16 - red-flag penalty 25). [conviction_score 0, external-lead]</w:t>
+            </w:r>
+          </w:p>
+        </w:tc>
+      </w:tr>
     </w:tbl>
     <w:p>
       <w:pPr>
@@ -7827,6 +7990,37 @@
           </w:p>
         </w:tc>
       </w:tr>
+      <w:tr>
+        <w:tc>
+          <w:tcPr>
+            <w:tcW w:type="dxa" w:w="2600"/>
+          </w:tcPr>
+          <w:p>
+            <w:r>
+              <w:rPr>
+                <w:b/>
+                <w:bCs/>
+                <w:color w:val="A32020"/>
+              </w:rPr>
+              <w:t xml:space="preserve">Purple Style Labs Ltd</w:t>
+            </w:r>
+          </w:p>
+        </w:tc>
+        <w:tc>
+          <w:tcPr>
+            <w:tcW w:type="dxa" w:w="6400"/>
+          </w:tcPr>
+          <w:p>
+            <w:r>
+              <w:rPr>
+                <w:b w:val="false"/>
+                <w:bCs w:val="false"/>
+              </w:rPr>
+              <w:t xml:space="preserve">AVOID. Negative net worth (-Rs52.28cr FY26); losses widened ~6x FY24-26 (Rs47.71cr-&gt;Rs285.40cr) on revenue growth of only ~11%; borrowings up 3.3x. No VP thread; web-only. [conviction_score 0, red-flag forced zero, external-lead]</w:t>
+            </w:r>
+          </w:p>
+        </w:tc>
+      </w:tr>
     </w:tbl>
     <w:p>
       <w:pPr>
@@ -7998,6 +8192,37 @@
           </w:p>
         </w:tc>
       </w:tr>
+      <w:tr>
+        <w:tc>
+          <w:tcPr>
+            <w:tcW w:type="dxa" w:w="2600"/>
+          </w:tcPr>
+          <w:p>
+            <w:r>
+              <w:rPr>
+                <w:b/>
+                <w:bCs/>
+                <w:color w:val="6B2020"/>
+              </w:rPr>
+              <w:t xml:space="preserve">Kimbal Ltd</w:t>
+            </w:r>
+          </w:p>
+        </w:tc>
+        <w:tc>
+          <w:tcPr>
+            <w:tcW w:type="dxa" w:w="6400"/>
+          </w:tcPr>
+          <w:p>
+            <w:r>
+              <w:rPr>
+                <w:b w:val="false"/>
+                <w:bCs w:val="false"/>
+              </w:rPr>
+              <w:t xml:space="preserve">EXCLUDED on investability: confirmed to be an unlisted private company (Niveshaay / GEF-backed, no NSE/BSE ticker). The originating X tip (@arvind_kothari) itself describes a private-round story. Not a fundamentals screen-out. [conviction_score 8.0, external-lead]</w:t>
+            </w:r>
+          </w:p>
+        </w:tc>
+      </w:tr>
     </w:tbl>
     <w:p>
       <w:pPr>
@@ -20751,6 +20976,378 @@
                 <w:bCs w:val="false"/>
               </w:rPr>
               <w:t xml:space="preserve">Strong headline growth (137% revenue CAGR, 39% ROCE, low debt) in telecom infra EPC + energy storage, but 286-day debtor days is a serious earnings-quality flag (nearly 10 months of sales uncollected) with zero forum scrutiny available. No VP thread found. [conviction_score 16.0, external-lead]</w:t>
+            </w:r>
+          </w:p>
+        </w:tc>
+      </w:tr>
+      <w:tr>
+        <w:tc>
+          <w:tcPr>
+            <w:tcW w:type="dxa" w:w="2600"/>
+          </w:tcPr>
+          <w:p>
+            <w:r>
+              <w:rPr>
+                <w:b/>
+                <w:bCs/>
+                <w:color w:val="666666"/>
+              </w:rPr>
+              <w:t xml:space="preserve">ADF FOOD LTD</w:t>
+            </w:r>
+          </w:p>
+        </w:tc>
+        <w:tc>
+          <w:tcPr>
+            <w:tcW w:type="dxa" w:w="6400"/>
+          </w:tcPr>
+          <w:p>
+            <w:r>
+              <w:rPr>
+                <w:b w:val="false"/>
+                <w:bCs w:val="false"/>
+              </w:rPr>
+              <w:t xml:space="preserve">Moved out of Tier B this cycle: deep-dive reclassified thesis_fit 10x-in-2-3-years -&gt; "neither" by analyst override (linear, capacity/distribution-driven growth, not asymmetric optionality) - and per the mechanical rule "neither" always means screenedOut regardless of conviction_score (48.8). The business itself is genuinely accelerating: FY26 PAT +29.84% on revenue +15.88%, TTM profit growth ~2x sales growth, Surat frozen-foods plant ramping, valuation still ~30x - and it still ranks near the top of the separate expectation-gap doc (gap score 73.7, underestimated). Revisit-eligible. [conviction_score 48.8]</w:t>
+            </w:r>
+          </w:p>
+        </w:tc>
+      </w:tr>
+      <w:tr>
+        <w:tc>
+          <w:tcPr>
+            <w:tcW w:type="dxa" w:w="2600"/>
+          </w:tcPr>
+          <w:p>
+            <w:r>
+              <w:rPr>
+                <w:b/>
+                <w:bCs/>
+                <w:color w:val="666666"/>
+              </w:rPr>
+              <w:t xml:space="preserve">Bhagyanagar India Ltd</w:t>
+            </w:r>
+          </w:p>
+        </w:tc>
+        <w:tc>
+          <w:tcPr>
+            <w:tcW w:type="dxa" w:w="6400"/>
+          </w:tcPr>
+          <w:p>
+            <w:r>
+              <w:rPr>
+                <w:b w:val="false"/>
+                <w:bCs w:val="false"/>
+              </w:rPr>
+              <w:t xml:space="preserve">Moved out of Tier B this cycle: deep-dive set four_box 1.5 and thesis_fit "neither", correcting a prior inconsistency -&gt; screenedOut per the mechanical rule. Management's own Q1 FY27 concall framed the standout ~Rs72,000/tonne EBITDA quarter as one-off, normalizing toward ~5% EBITDA margin (consistent with FY26's ~4.5% full-year print). FY25 OCF was ~-Rs143cr despite reported profit growth (Rs179cr WC drain); D/E ~1.14x. Entire copper business is mid 1:1 demerger into a separately-listed Tieramet Ltd (NCLT-approved Jan-2026); ROCE/ROE data conflicts sharply across sources. [conviction_score 22.8]</w:t>
+            </w:r>
+          </w:p>
+        </w:tc>
+      </w:tr>
+      <w:tr>
+        <w:tc>
+          <w:tcPr>
+            <w:tcW w:type="dxa" w:w="2600"/>
+          </w:tcPr>
+          <w:p>
+            <w:r>
+              <w:rPr>
+                <w:b/>
+                <w:bCs/>
+                <w:color w:val="666666"/>
+              </w:rPr>
+              <w:t xml:space="preserve">Data Patterns (India) Limited</w:t>
+            </w:r>
+          </w:p>
+        </w:tc>
+        <w:tc>
+          <w:tcPr>
+            <w:tcW w:type="dxa" w:w="6400"/>
+          </w:tcPr>
+          <w:p>
+            <w:r>
+              <w:rPr>
+                <w:b w:val="false"/>
+                <w:bCs w:val="false"/>
+              </w:rPr>
+              <w:t xml:space="preserve">Moved out of Tier B this cycle: deep-dive reclassified thesis_fit 10x-in-2-3-years -&gt; "neither" by explicit judgment (a literal 10x at ~Rs25,800cr market cap isn't a realistic framing; consistent with the Mayur/Nesco/Vinati precedent) -&gt; screenedOut per the mechanical rule. High-quality defence electronics (60% ROE, debt-free); FY26 order inflow Rs1,121cr (+216% YoY) and a Rs585.76cr BEL radar order (21-Aug-2026) answered the old flat-order-book concern, but Q1FY27 was soft (PAT -13.5% YoY, margin 27% vs 32%) and valuation is now evidenced as genuinely rich (~94.4x P/E, ~14.9x P/B). Su-30MKI AESA radar programme remains a real but unconverted catalyst. [conviction_score 37.8]</w:t>
+            </w:r>
+          </w:p>
+        </w:tc>
+      </w:tr>
+      <w:tr>
+        <w:tc>
+          <w:tcPr>
+            <w:tcW w:type="dxa" w:w="2600"/>
+          </w:tcPr>
+          <w:p>
+            <w:r>
+              <w:rPr>
+                <w:b/>
+                <w:bCs/>
+                <w:color w:val="666666"/>
+              </w:rPr>
+              <w:t xml:space="preserve">Metropolitan Stock Exchange of India Ltd (MSEI)</w:t>
+            </w:r>
+          </w:p>
+        </w:tc>
+        <w:tc>
+          <w:tcPr>
+            <w:tcW w:type="dxa" w:w="6400"/>
+          </w:tcPr>
+          <w:p>
+            <w:r>
+              <w:rPr>
+                <w:b w:val="false"/>
+                <w:bCs w:val="false"/>
+              </w:rPr>
+              <w:t xml:space="preserve">Unlisted third national exchange; negative ROE/ROCE, &lt;0.1% market share against the NSE-BSE duopoly. The 2026 Market Maker programme produced a real but low-base turnover jump (the X lead's '534x' framing) - not durable evidence of share gain. No VP thread. four_box 0.5. thesis_fit neither. [conviction_score 8.0, external-lead]</w:t>
+            </w:r>
+          </w:p>
+        </w:tc>
+      </w:tr>
+      <w:tr>
+        <w:tc>
+          <w:tcPr>
+            <w:tcW w:type="dxa" w:w="2600"/>
+          </w:tcPr>
+          <w:p>
+            <w:r>
+              <w:rPr>
+                <w:b/>
+                <w:bCs/>
+                <w:color w:val="666666"/>
+              </w:rPr>
+              <w:t xml:space="preserve">Aequs Ltd</w:t>
+            </w:r>
+          </w:p>
+        </w:tc>
+        <w:tc>
+          <w:tcPr>
+            <w:tcW w:type="dxa" w:w="6400"/>
+          </w:tcPr>
+          <w:p>
+            <w:r>
+              <w:rPr>
+                <w:b w:val="false"/>
+                <w:bCs w:val="false"/>
+              </w:rPr>
+              <w:t xml:space="preserve">Dec-2025 IPO; only Indian vertically-integrated single-SEZ aerospace precision-component manufacturer. Aerospace segment already beating its own margin target (33% EBITDA vs 20%+ guided) and fits the priority-1 defence/aerospace theme, but the consolidated entity is lossmaking (Rs113.3cr FY26) on a lossmaking consumer segment, with 82.5% top-10 customer concentration. No VP thread; exception declined given zero forum validation. thesis_fit neither, conviction Low-Medium. Flagged for re-verification if a VP thread opens or consumer-segment losses narrow. [conviction_score 16.0, external-lead]</w:t>
+            </w:r>
+          </w:p>
+        </w:tc>
+      </w:tr>
+      <w:tr>
+        <w:tc>
+          <w:tcPr>
+            <w:tcW w:type="dxa" w:w="2600"/>
+          </w:tcPr>
+          <w:p>
+            <w:r>
+              <w:rPr>
+                <w:b/>
+                <w:bCs/>
+                <w:color w:val="666666"/>
+              </w:rPr>
+              <w:t xml:space="preserve">Shivalik Rasayan Ltd</w:t>
+            </w:r>
+          </w:p>
+        </w:tc>
+        <w:tc>
+          <w:tcPr>
+            <w:tcW w:type="dxa" w:w="6400"/>
+          </w:tcPr>
+          <w:p>
+            <w:r>
+              <w:rPr>
+                <w:b w:val="false"/>
+                <w:bCs w:val="false"/>
+              </w:rPr>
+              <w:t xml:space="preserve">Agrochemical-intermediates-to-pharma-API pivot; Q1FY27 swung to profit (Rs14.97cr vs a Rs2.84cr loss YoY) but the community itself (RaghuK, not trusted) disputed durability ('only visible improvement is on API revenue... consolidated revenue is misleading') and flagged total management non-responsiveness (unanswered emails/calls for months, no concalls) - an unresolved governance-transparency gap analogous to the Danlaw precedent. four_box 2.0, exception declined. thesis_fit neither, conviction Low-Medium. [conviction_score 16.0]</w:t>
+            </w:r>
+          </w:p>
+        </w:tc>
+      </w:tr>
+      <w:tr>
+        <w:tc>
+          <w:tcPr>
+            <w:tcW w:type="dxa" w:w="2600"/>
+          </w:tcPr>
+          <w:p>
+            <w:r>
+              <w:rPr>
+                <w:b/>
+                <w:bCs/>
+                <w:color w:val="666666"/>
+              </w:rPr>
+              <w:t xml:space="preserve">Nitin Spinners Ltd</w:t>
+            </w:r>
+          </w:p>
+        </w:tc>
+        <w:tc>
+          <w:tcPr>
+            <w:tcW w:type="dxa" w:w="6400"/>
+          </w:tcPr>
+          <w:p>
+            <w:r>
+              <w:rPr>
+                <w:b w:val="false"/>
+                <w:bCs w:val="false"/>
+              </w:rPr>
+              <w:t xml:space="preserve">Well-executed capex / debt-paydown history, shifting toward higher-margin fabric, but the industry is explicitly characterised as commoditised by the community's own trusted users across a decade. four_box 2.0, no exception invoked. thesis_fit neither, conviction Low-Medium. Cotton/yarn theme (FY27 bumper on weak base + FTAs, priority 2). [conviction_score 16.0, external-lead]</w:t>
+            </w:r>
+          </w:p>
+        </w:tc>
+      </w:tr>
+      <w:tr>
+        <w:tc>
+          <w:tcPr>
+            <w:tcW w:type="dxa" w:w="2600"/>
+          </w:tcPr>
+          <w:p>
+            <w:r>
+              <w:rPr>
+                <w:b/>
+                <w:bCs/>
+                <w:color w:val="666666"/>
+              </w:rPr>
+              <w:t xml:space="preserve">Vardhman Textiles Ltd</w:t>
+            </w:r>
+          </w:p>
+        </w:tc>
+        <w:tc>
+          <w:tcPr>
+            <w:tcW w:type="dxa" w:w="6400"/>
+          </w:tcPr>
+          <w:p>
+            <w:r>
+              <w:rPr>
+                <w:b w:val="false"/>
+                <w:bCs w:val="false"/>
+              </w:rPr>
+              <w:t xml:space="preserve">Genuine quality large-cap (low leverage, market leader) but low ROE (7.55%) and poor 5yr growth; large-cap default to neither applied with no named inflection to except it. Thread stale since 2023. four_box 2.5. thesis_fit neither, conviction Low-Medium. [conviction_score 16.0, external-lead]</w:t>
+            </w:r>
+          </w:p>
+        </w:tc>
+      </w:tr>
+      <w:tr>
+        <w:tc>
+          <w:tcPr>
+            <w:tcW w:type="dxa" w:w="2600"/>
+          </w:tcPr>
+          <w:p>
+            <w:r>
+              <w:rPr>
+                <w:b/>
+                <w:bCs/>
+                <w:color w:val="666666"/>
+              </w:rPr>
+              <w:t xml:space="preserve">Sportking India Ltd</w:t>
+            </w:r>
+          </w:p>
+        </w:tc>
+        <w:tc>
+          <w:tcPr>
+            <w:tcW w:type="dxa" w:w="6400"/>
+          </w:tcPr>
+          <w:p>
+            <w:r>
+              <w:rPr>
+                <w:b w:val="false"/>
+                <w:bCs w:val="false"/>
+              </w:rPr>
+              <w:t xml:space="preserve">Revenue is flat-to-down (FY26 -1.1% YoY), directly contradicting the originating tip's 'strong Q1' claim. Near-empty, moderator-flagged thread (3 posts). four_box 1.5. thesis_fit neither, conviction Low. [conviction_score 8.0, external-lead]</w:t>
+            </w:r>
+          </w:p>
+        </w:tc>
+      </w:tr>
+      <w:tr>
+        <w:tc>
+          <w:tcPr>
+            <w:tcW w:type="dxa" w:w="2600"/>
+          </w:tcPr>
+          <w:p>
+            <w:r>
+              <w:rPr>
+                <w:b/>
+                <w:bCs/>
+                <w:color w:val="666666"/>
+              </w:rPr>
+              <w:t xml:space="preserve">Nahar Spinning Mills Ltd</w:t>
+            </w:r>
+          </w:p>
+        </w:tc>
+        <w:tc>
+          <w:tcPr>
+            <w:tcW w:type="dxa" w:w="6400"/>
+          </w:tcPr>
+          <w:p>
+            <w:r>
+              <w:rPr>
+                <w:b w:val="false"/>
+                <w:bCs w:val="false"/>
+              </w:rPr>
+              <w:t xml:space="preserve">Filtered at screening: negative-to-negligible ROCE/ROE, no catalyst. No forum work performed. thesis_fit neither, conviction Low. [conviction_score 8.0, external-lead]</w:t>
+            </w:r>
+          </w:p>
+        </w:tc>
+      </w:tr>
+      <w:tr>
+        <w:tc>
+          <w:tcPr>
+            <w:tcW w:type="dxa" w:w="2600"/>
+          </w:tcPr>
+          <w:p>
+            <w:r>
+              <w:rPr>
+                <w:b/>
+                <w:bCs/>
+                <w:color w:val="666666"/>
+              </w:rPr>
+              <w:t xml:space="preserve">DCM Nouvelle Ltd</w:t>
+            </w:r>
+          </w:p>
+        </w:tc>
+        <w:tc>
+          <w:tcPr>
+            <w:tcW w:type="dxa" w:w="6400"/>
+          </w:tcPr>
+          <w:p>
+            <w:r>
+              <w:rPr>
+                <w:b w:val="false"/>
+                <w:bCs w:val="false"/>
+              </w:rPr>
+              <w:t xml:space="preserve">Web-only pass (no confident VP thread match). Weak ROE (~1-2%), modest +27% YoY growth (not un-ignorable next to GHCL Textiles' +52%). four_box 1.5. thesis_fit neither, conviction Low. [conviction_score 8.0, external-lead]</w:t>
+            </w:r>
+          </w:p>
+        </w:tc>
+      </w:tr>
+      <w:tr>
+        <w:tc>
+          <w:tcPr>
+            <w:tcW w:type="dxa" w:w="2600"/>
+          </w:tcPr>
+          <w:p>
+            <w:r>
+              <w:rPr>
+                <w:b/>
+                <w:bCs/>
+                <w:color w:val="666666"/>
+              </w:rPr>
+              <w:t xml:space="preserve">Shiva Mills Ltd</w:t>
+            </w:r>
+          </w:p>
+        </w:tc>
+        <w:tc>
+          <w:tcPr>
+            <w:tcW w:type="dxa" w:w="6400"/>
+          </w:tcPr>
+          <w:p>
+            <w:r>
+              <w:rPr>
+                <w:b w:val="false"/>
+                <w:bCs w:val="false"/>
+              </w:rPr>
+              <w:t xml:space="preserve">Filtered at screening: negative-to-negligible ROCE/ROE, no catalyst. No forum work performed. thesis_fit neither, conviction Low. [conviction_score 8.0, external-lead]</w:t>
             </w:r>
           </w:p>
         </w:tc>

--- a/projects/valuepickr-open-screen/docs/00_SCREEN_RANKING.docx
+++ b/projects/valuepickr-open-screen/docs/00_SCREEN_RANKING.docx
@@ -32,7 +32,7 @@
           <w:sz w:val="20"/>
           <w:szCs w:val="20"/>
         </w:rPr>
-        <w:t xml:space="preserve">Updated 2026-09-07 · 583 stocks researched from the ongoing ValuePickr-wide screen (separate from, and does not modify, the original 108-stock docs/00_FINAL_RANKING.docx)</w:t>
+        <w:t xml:space="preserve">Updated 2026-09-09 · 638 stocks researched from the ongoing ValuePickr-wide screen (separate from, and does not modify, the original 108-stock docs/00_FINAL_RANKING.docx)</w:t>
       </w:r>
     </w:p>
     <w:p>
@@ -369,35 +369,6 @@
     </w:p>
     <w:p>
       <w:pPr>
-        <w:pStyle w:val="Heading1"/>
-        <w:spacing w:after="140" w:before="320"/>
-      </w:pPr>
-      <w:r>
-        <w:rPr>
-          <w:b/>
-          <w:bCs/>
-          <w:color w:val="8A6D00"/>
-          <w:sz w:val="30"/>
-          <w:szCs w:val="30"/>
-        </w:rPr>
-        <w:t xml:space="preserve">Tier B — Moderate Conviction, Watch Closely</w:t>
-      </w:r>
-    </w:p>
-    <w:p>
-      <w:pPr>
-        <w:spacing w:after="120"/>
-      </w:pPr>
-      <w:r>
-        <w:rPr>
-          <w:i/>
-          <w:iCs/>
-          <w:color w:val="666666"/>
-        </w:rPr>
-        <w:t xml:space="preserve">Real positives, but with a specific caveat (valuation richness, unproven trend, thinner catalyst, or a larger size making the return math harder) that keeps conviction moderate.</w:t>
-      </w:r>
-    </w:p>
-    <w:p>
-      <w:pPr>
         <w:spacing w:after="160"/>
       </w:pPr>
       <w:r>
@@ -407,7 +378,7 @@
           <w:sz w:val="24"/>
           <w:szCs w:val="24"/>
         </w:rPr>
-        <w:t xml:space="preserve">6. Kalyani Cast-Tech</w:t>
+        <w:t xml:space="preserve">6. Time Technoplast</w:t>
       </w:r>
       <w:r>
         <w:rPr>
@@ -417,7 +388,7 @@
           <w:sz w:val="20"/>
           <w:szCs w:val="20"/>
         </w:rPr>
-        <w:t xml:space="preserve">  —  Debt-free castings/container maker riding CMAS + wagon-tender policy tailwinds</w:t>
+        <w:t xml:space="preserve">  —  Weak 5yr trailing avg</w:t>
       </w:r>
       <w:r>
         <w:rPr>
@@ -426,2680 +397,7 @@
         </w:rPr>
         <w:br/>
         <w:t xml:space="preserve">
-Debt-free castings/container maker riding CMAS + wagon-tender policy tailwinds, but no formal concalls and promotional-hype concerns raised. [conviction_score 58.8]</w:t>
-      </w:r>
-    </w:p>
-    <w:p>
-      <w:pPr>
-        <w:spacing w:after="160"/>
-      </w:pPr>
-      <w:r>
-        <w:rPr>
-          <w:b/>
-          <w:bCs/>
-          <w:sz w:val="24"/>
-          <w:szCs w:val="24"/>
-        </w:rPr>
-        <w:t xml:space="preserve">7. Afcom Holdings</w:t>
-      </w:r>
-      <w:r>
-        <w:rPr>
-          <w:i/>
-          <w:iCs/>
-          <w:color w:val="666666"/>
-          <w:sz w:val="20"/>
-          <w:szCs w:val="20"/>
-        </w:rPr>
-        <w:t xml:space="preserve">  —  Concrete fleet-ramp catalyst (all 3 aircraft active, new Navi Mumbai-Dubai route),...</w:t>
-      </w:r>
-      <w:r>
-        <w:rPr>
-          <w:sz w:val="20"/>
-          <w:szCs w:val="20"/>
-        </w:rPr>
-        <w:br/>
-        <w:t xml:space="preserve">
-Concrete fleet-ramp catalyst (all 3 aircraft active, new Navi Mumbai-Dubai route), trusted investor Vansh_Dhelia's detailed thesis, Red Sea shipping tailwind corroborated. [conviction_score 58.8]</w:t>
-      </w:r>
-    </w:p>
-    <w:p>
-      <w:pPr>
-        <w:spacing w:after="160"/>
-      </w:pPr>
-      <w:r>
-        <w:rPr>
-          <w:b/>
-          <w:bCs/>
-          <w:sz w:val="24"/>
-          <w:szCs w:val="24"/>
-        </w:rPr>
-        <w:t xml:space="preserve">8. Entero Healthcare Solutions Ltd</w:t>
-      </w:r>
-      <w:r>
-        <w:rPr>
-          <w:i/>
-          <w:iCs/>
-          <w:color w:val="666666"/>
-          <w:sz w:val="20"/>
-          <w:szCs w:val="20"/>
-        </w:rPr>
-        <w:t xml:space="preserve">  —  5 consecutive quarters of confirmed EBITDA margin expansion (2.8%-&gt;4.5%)</w:t>
-      </w:r>
-      <w:r>
-        <w:rPr>
-          <w:sz w:val="20"/>
-          <w:szCs w:val="20"/>
-        </w:rPr>
-        <w:br/>
-        <w:t xml:space="preserve">
-5 consecutive quarters of confirmed EBITDA margin expansion (2.8%-&gt;4.5%); mcap below TTM sales. Strongest-confirmed methodology-fix case in batch. [conviction_score 50.8]</w:t>
-      </w:r>
-    </w:p>
-    <w:p>
-      <w:pPr>
-        <w:spacing w:after="160"/>
-      </w:pPr>
-      <w:r>
-        <w:rPr>
-          <w:b/>
-          <w:bCs/>
-          <w:sz w:val="24"/>
-          <w:szCs w:val="24"/>
-        </w:rPr>
-        <w:t xml:space="preserve">9. HBL Engineering</w:t>
-      </w:r>
-      <w:r>
-        <w:rPr>
-          <w:i/>
-          <w:iCs/>
-          <w:color w:val="666666"/>
-          <w:sz w:val="20"/>
-          <w:szCs w:val="20"/>
-        </w:rPr>
-        <w:t xml:space="preserve">  —  Kavach order-book story w/ excellent trailing returns; hitesh2710 (elevated-tier) top-h...</w:t>
-      </w:r>
-      <w:r>
-        <w:rPr>
-          <w:sz w:val="20"/>
-          <w:szCs w:val="20"/>
-        </w:rPr>
-        <w:br/>
-        <w:t xml:space="preserve">
-Kavach order-book story w/ excellent trailing returns; hitesh2710 (elevated-tier) top-holding call; Q1 FY27 miss + Tonbo JV uncertainty live headwind; re-verified, conviction independently earned. [2026-08-22 backfill: independent elevated-tier corroborating 'high' signal from Ghonarbochon's own portfolio thread ('high conviction bets..hence additions to HBL', post #184, 2025-11-27) applied a further one-notch bump.] [conviction_score 58.32] (refreshed: independent re-verification, Q1 FY27 miss confirmed not-floor-derived)</w:t>
-      </w:r>
-    </w:p>
-    <w:p>
-      <w:pPr>
-        <w:spacing w:after="160"/>
-      </w:pPr>
-      <w:r>
-        <w:rPr>
-          <w:b/>
-          <w:bCs/>
-          <w:sz w:val="24"/>
-          <w:szCs w:val="24"/>
-        </w:rPr>
-        <w:t xml:space="preserve">10. Influx Healthtech</w:t>
-      </w:r>
-      <w:r>
-        <w:rPr>
-          <w:i/>
-          <w:iCs/>
-          <w:color w:val="666666"/>
-          <w:sz w:val="20"/>
-          <w:szCs w:val="20"/>
-        </w:rPr>
-        <w:t xml:space="preserve">  —  Exceptional ROCE/ROE CDMO, debt-free, embedded capacity/IPO-funds growth optionality,...</w:t>
-      </w:r>
-      <w:r>
-        <w:rPr>
-          <w:sz w:val="20"/>
-          <w:szCs w:val="20"/>
-        </w:rPr>
-        <w:br/>
-        <w:t xml:space="preserve">
-Exceptional ROCE/ROE CDMO, debt-free, embedded capacity/IPO-funds growth optionality, trusted user Satishwe tracking closely. [conviction_score 54.0]</w:t>
-      </w:r>
-    </w:p>
-    <w:p>
-      <w:pPr>
-        <w:spacing w:after="160"/>
-      </w:pPr>
-      <w:r>
-        <w:rPr>
-          <w:b/>
-          <w:bCs/>
-          <w:sz w:val="24"/>
-          <w:szCs w:val="24"/>
-        </w:rPr>
-        <w:t xml:space="preserve">11. Frontier Springs</w:t>
-      </w:r>
-      <w:r>
-        <w:rPr>
-          <w:i/>
-          <w:iCs/>
-          <w:color w:val="666666"/>
-          <w:sz w:val="20"/>
-          <w:szCs w:val="20"/>
-        </w:rPr>
-        <w:t xml:space="preserve">  —  Debt-free railway-springs grower with a fresh catalyst, but a live guidance miss</w:t>
-      </w:r>
-      <w:r>
-        <w:rPr>
-          <w:sz w:val="20"/>
-          <w:szCs w:val="20"/>
-        </w:rPr>
-        <w:br/>
-        <w:t xml:space="preserve">
-ROCE 23.34%, ROE 41%, debt-free, 10yr revenue CAGR 26.2%, plus a fresh FIBA product RDSO approval (Aug 2026) layered on the core business. rajpanda (61 loves) confirms a strong guidance-delivery record until the current quarter, but idikasony exited in Nov 2025 over margin-sustainability doubts, and stock is down ~24% over the trailing year on a Q1 FY27 guidance-pace miss. Near-term-revisit rather than full conviction. [Score-driven reclassification 2026-08-22: conviction_score 46.0 moves this from tierC to tierB under the new mechanical scoring methodology.]</w:t>
-      </w:r>
-    </w:p>
-    <w:p>
-      <w:pPr>
-        <w:spacing w:after="160"/>
-      </w:pPr>
-      <w:r>
-        <w:rPr>
-          <w:b/>
-          <w:bCs/>
-          <w:sz w:val="24"/>
-          <w:szCs w:val="24"/>
-        </w:rPr>
-        <w:t xml:space="preserve">12. Sambhv Steel Tubes</w:t>
-      </w:r>
-      <w:r>
-        <w:rPr>
-          <w:i/>
-          <w:iCs/>
-          <w:color w:val="666666"/>
-          <w:sz w:val="20"/>
-          <w:szCs w:val="20"/>
-        </w:rPr>
-        <w:t xml:space="preserve">  —  Two consecutive quarters of accelerating, quality-improving growth</w:t>
-      </w:r>
-      <w:r>
-        <w:rPr>
-          <w:sz w:val="20"/>
-          <w:szCs w:val="20"/>
-        </w:rPr>
-        <w:br/>
-        <w:t xml:space="preserve">
-Q1 FY27 revenue +31%/EBITDA +31%/PAT +70% YoY with improving EBITDA/tonne, plus a specific dated FY28 capacity-expansion catalyst; recent ROCE/ROE 22.17%/25.42% (up from a 14-15% trailing base). Caveat: drjpatwa (trusted) raised a fair question about FY28 capacity-funding and margin timing, only partially resolved since new capacity isn't live yet - keeps conviction at medium given Debt/EBITDA of 2.11.</w:t>
-      </w:r>
-    </w:p>
-    <w:p>
-      <w:pPr>
-        <w:spacing w:after="160"/>
-      </w:pPr>
-      <w:r>
-        <w:rPr>
-          <w:b/>
-          <w:bCs/>
-          <w:sz w:val="24"/>
-          <w:szCs w:val="24"/>
-        </w:rPr>
-        <w:t xml:space="preserve">13. 3B Blackbio DX Ltd</w:t>
-      </w:r>
-      <w:r>
-        <w:rPr>
-          <w:i/>
-          <w:iCs/>
-          <w:color w:val="666666"/>
-          <w:sz w:val="20"/>
-          <w:szCs w:val="20"/>
-        </w:rPr>
-        <w:t xml:space="preserve">  —  29% growth, 19% ROE, debt-free</w:t>
-      </w:r>
-      <w:r>
-        <w:rPr>
-          <w:sz w:val="20"/>
-          <w:szCs w:val="20"/>
-        </w:rPr>
-        <w:br/>
-        <w:t xml:space="preserve">
-29% growth, 19% ROE, debt-free; superior margins vs 10x-larger Molbio. [conviction_score 46.0]</w:t>
-      </w:r>
-    </w:p>
-    <w:p>
-      <w:pPr>
-        <w:spacing w:after="160"/>
-      </w:pPr>
-      <w:r>
-        <w:rPr>
-          <w:b/>
-          <w:bCs/>
-          <w:sz w:val="24"/>
-          <w:szCs w:val="24"/>
-        </w:rPr>
-        <w:t xml:space="preserve">14. Time Technoplast</w:t>
-      </w:r>
-      <w:r>
-        <w:rPr>
-          <w:i/>
-          <w:iCs/>
-          <w:color w:val="666666"/>
-          <w:sz w:val="20"/>
-          <w:szCs w:val="20"/>
-        </w:rPr>
-        <w:t xml:space="preserve">  —  Weak 5yr trailing avg</w:t>
-      </w:r>
-      <w:r>
-        <w:rPr>
-          <w:sz w:val="20"/>
-          <w:szCs w:val="20"/>
-        </w:rPr>
-        <w:br/>
-        <w:t xml:space="preserve">
-Weak 5yr trailing avg but 3+ consecutive quarters of accelerating PAT growth post debt-cutting QIP; unconfirmed but building track record. [conviction_score 42.8]</w:t>
-      </w:r>
-    </w:p>
-    <w:p>
-      <w:pPr>
-        <w:spacing w:after="160"/>
-      </w:pPr>
-      <w:r>
-        <w:rPr>
-          <w:b/>
-          <w:bCs/>
-          <w:sz w:val="24"/>
-          <w:szCs w:val="24"/>
-        </w:rPr>
-        <w:t xml:space="preserve">15. Surya Roshni</w:t>
-      </w:r>
-      <w:r>
-        <w:rPr>
-          <w:i/>
-          <w:iCs/>
-          <w:color w:val="666666"/>
-          <w:sz w:val="20"/>
-          <w:szCs w:val="20"/>
-        </w:rPr>
-        <w:t xml:space="preserve">  —  Debt-free, sharp Q1 FY27 turnaround (PAT +113%) after a weak FY26</w:t>
-      </w:r>
-      <w:r>
-        <w:rPr>
-          <w:sz w:val="20"/>
-          <w:szCs w:val="20"/>
-        </w:rPr>
-        <w:br/>
-        <w:t xml:space="preserve">
-Debt-free, sharp Q1 FY27 turnaround (PAT +113%) after a weak FY26; ranvir calls it market-mispriced. One-quarter confirmation. [conviction_score 42.8]</w:t>
-      </w:r>
-    </w:p>
-    <w:p>
-      <w:pPr>
-        <w:spacing w:after="160"/>
-      </w:pPr>
-      <w:r>
-        <w:rPr>
-          <w:b/>
-          <w:bCs/>
-          <w:sz w:val="24"/>
-          <w:szCs w:val="24"/>
-        </w:rPr>
-        <w:t xml:space="preserve">16. Deep Industries</w:t>
-      </w:r>
-      <w:r>
-        <w:rPr>
-          <w:i/>
-          <w:iCs/>
-          <w:color w:val="666666"/>
-          <w:sz w:val="20"/>
-          <w:szCs w:val="20"/>
-        </w:rPr>
-        <w:t xml:space="preserve">  —  CBM gas-grid catalyst (2027 feed-in) is specific and dated</w:t>
-      </w:r>
-      <w:r>
-        <w:rPr>
-          <w:sz w:val="20"/>
-          <w:szCs w:val="20"/>
-        </w:rPr>
-        <w:br/>
-        <w:t xml:space="preserve">
-CBM gas-grid catalyst (2027 feed-in) is specific and dated; small-mid-cap (~Rs 4,416 Cr) keeps the math plausible. Trailing ROE/ROCE negative, but that's exactly what an unconfirmed pre-catalyst inflection looks like - watch the Dolphin-subsidiary receivables issue and FY27 confirmation closely. [conviction_score 42.8]</w:t>
-      </w:r>
-    </w:p>
-    <w:p>
-      <w:pPr>
-        <w:spacing w:after="160"/>
-      </w:pPr>
-      <w:r>
-        <w:rPr>
-          <w:b/>
-          <w:bCs/>
-          <w:sz w:val="24"/>
-          <w:szCs w:val="24"/>
-        </w:rPr>
-        <w:t xml:space="preserve">17. Electronics Mart India</w:t>
-      </w:r>
-      <w:r>
-        <w:rPr>
-          <w:i/>
-          <w:iCs/>
-          <w:color w:val="666666"/>
-          <w:sz w:val="20"/>
-          <w:szCs w:val="20"/>
-        </w:rPr>
-        <w:t xml:space="preserve">  —  Q1 FY27 'BLOCKBUSTER' (PAT +458%) after 2 years of margin compression, partly an easy...</w:t>
-      </w:r>
-      <w:r>
-        <w:rPr>
-          <w:sz w:val="20"/>
-          <w:szCs w:val="20"/>
-        </w:rPr>
-        <w:br/>
-        <w:t xml:space="preserve">
-Q1 FY27 'BLOCKBUSTER' (PAT +458%) after 2 years of margin compression, partly an easy prior-year comp. One-quarter confirmation. [conviction_score 42.8]</w:t>
-      </w:r>
-    </w:p>
-    <w:p>
-      <w:pPr>
-        <w:spacing w:after="160"/>
-      </w:pPr>
-      <w:r>
-        <w:rPr>
-          <w:b/>
-          <w:bCs/>
-          <w:sz w:val="24"/>
-          <w:szCs w:val="24"/>
-        </w:rPr>
-        <w:t xml:space="preserve">18. SML Isuzu Ltd</w:t>
-      </w:r>
-      <w:r>
-        <w:rPr>
-          <w:i/>
-          <w:iCs/>
-          <w:color w:val="666666"/>
-          <w:sz w:val="20"/>
-          <w:szCs w:val="20"/>
-        </w:rPr>
-        <w:t xml:space="preserve">  —  M&amp;M acquired the promoter stake (58.96%, CCI-approved Jun 2025) - a real, sharp catalyst -</w:t>
-      </w:r>
-      <w:r>
-        <w:rPr>
-          <w:sz w:val="20"/>
-          <w:szCs w:val="20"/>
-        </w:rPr>
-        <w:br/>
-        <w:t xml:space="preserve">
-M&amp;M acquired the promoter stake (58.96%, CCI-approved Jun 2025) - a real, sharp catalyst - but the ValuePickr thread has gone quiet for ~13 months since, no fresh community read on integration progress. [conviction_score 42.8]</w:t>
-      </w:r>
-    </w:p>
-    <w:p>
-      <w:pPr>
-        <w:spacing w:after="160"/>
-      </w:pPr>
-      <w:r>
-        <w:rPr>
-          <w:b/>
-          <w:bCs/>
-          <w:sz w:val="24"/>
-          <w:szCs w:val="24"/>
-        </w:rPr>
-        <w:t xml:space="preserve">19. Freshara Agro Exports Ltd</w:t>
-      </w:r>
-      <w:r>
-        <w:rPr>
-          <w:i/>
-          <w:iCs/>
-          <w:color w:val="666666"/>
-          <w:sz w:val="20"/>
-          <w:szCs w:val="20"/>
-        </w:rPr>
-        <w:t xml:space="preserve">  —  Gherkins exporter, 2x capacity + Spain acquisition</w:t>
-      </w:r>
-      <w:r>
-        <w:rPr>
-          <w:sz w:val="20"/>
-          <w:szCs w:val="20"/>
-        </w:rPr>
-        <w:br/>
-        <w:t xml:space="preserve">
-Gherkins exporter, 2x capacity + Spain acquisition; FY26 revenue +34%/PAT +32% confirmed, but gaurav (trusted) flags negative OCF, margin compression, FY27 make-or-break. [conviction_score 50.3]</w:t>
-      </w:r>
-    </w:p>
-    <w:p>
-      <w:pPr>
-        <w:spacing w:after="160"/>
-      </w:pPr>
-      <w:r>
-        <w:rPr>
-          <w:b/>
-          <w:bCs/>
-          <w:sz w:val="24"/>
-          <w:szCs w:val="24"/>
-        </w:rPr>
-        <w:t xml:space="preserve">20. Alembic Pharmaceuticals Ltd</w:t>
-      </w:r>
-      <w:r>
-        <w:rPr>
-          <w:i/>
-          <w:iCs/>
-          <w:color w:val="666666"/>
-          <w:sz w:val="20"/>
-          <w:szCs w:val="20"/>
-        </w:rPr>
-        <w:t xml:space="preserve">  —  Mid-cap pharma</w:t>
-      </w:r>
-      <w:r>
-        <w:rPr>
-          <w:sz w:val="20"/>
-          <w:szCs w:val="20"/>
-        </w:rPr>
-        <w:br/>
-        <w:t xml:space="preserve">
-Mid-cap pharma; trailing metrics moderate but Q1 FY27 shows real US Formulations inflection (+49% YoY), guidance upgraded to mid-teens. Re-verified 2026-08-23: old Medium-High was floor-derived (floor now inactive, elevated tier); reset to Medium, thesis_fit 10x-in-2-3-years, unconfirmed single-quarter catalyst. [Score-driven reclassification 2026-08-23: conviction_score 42.3 moves this from screenedOut to tierB.]</w:t>
-      </w:r>
-    </w:p>
-    <w:p>
-      <w:pPr>
-        <w:spacing w:after="160"/>
-      </w:pPr>
-      <w:r>
-        <w:rPr>
-          <w:b/>
-          <w:bCs/>
-          <w:sz w:val="24"/>
-          <w:szCs w:val="24"/>
-        </w:rPr>
-        <w:t xml:space="preserve">21. Apcotex Industries Ltd</w:t>
-      </w:r>
-      <w:r>
-        <w:rPr>
-          <w:i/>
-          <w:iCs/>
-          <w:color w:val="666666"/>
-          <w:sz w:val="20"/>
-          <w:szCs w:val="20"/>
-        </w:rPr>
-        <w:t xml:space="preserve">  —  Record Q1 FY27 (rev +40%, PAT +311%) on anti-dumping filing + capacity util</w:t>
-      </w:r>
-      <w:r>
-        <w:rPr>
-          <w:sz w:val="20"/>
-          <w:szCs w:val="20"/>
-        </w:rPr>
-        <w:br/>
-        <w:t xml:space="preserve">
-Record Q1 FY27 (rev +40%, PAT +311%) on anti-dumping filing + capacity util, but mgmt flags one-time gains. [conviction_score 42.3]</w:t>
-      </w:r>
-    </w:p>
-    <w:p>
-      <w:pPr>
-        <w:spacing w:after="160"/>
-      </w:pPr>
-      <w:r>
-        <w:rPr>
-          <w:b/>
-          <w:bCs/>
-          <w:sz w:val="24"/>
-          <w:szCs w:val="24"/>
-        </w:rPr>
-        <w:t xml:space="preserve">22. CSB Bank Ltd</w:t>
-      </w:r>
-      <w:r>
-        <w:rPr>
-          <w:i/>
-          <w:iCs/>
-          <w:color w:val="666666"/>
-          <w:sz w:val="20"/>
-          <w:szCs w:val="20"/>
-        </w:rPr>
-        <w:t xml:space="preserve">  —  Strong Q1 FY27 (PAT +27%, ROE up)</w:t>
-      </w:r>
-      <w:r>
-        <w:rPr>
-          <w:sz w:val="20"/>
-          <w:szCs w:val="20"/>
-        </w:rPr>
-        <w:br/>
-        <w:t xml:space="preserve">
-Strong Q1 FY27 (PAT +27%, ROE up) but community flags CD ratio/GNPA and ex-IndusInd wholesale underwriting concern. [conviction_score 42.3]</w:t>
-      </w:r>
-    </w:p>
-    <w:p>
-      <w:pPr>
-        <w:spacing w:after="160"/>
-      </w:pPr>
-      <w:r>
-        <w:rPr>
-          <w:b/>
-          <w:bCs/>
-          <w:sz w:val="24"/>
-          <w:szCs w:val="24"/>
-        </w:rPr>
-        <w:t xml:space="preserve">23. Sandhar Technologies Ltd</w:t>
-      </w:r>
-      <w:r>
-        <w:rPr>
-          <w:i/>
-          <w:iCs/>
-          <w:color w:val="666666"/>
-          <w:sz w:val="20"/>
-          <w:szCs w:val="20"/>
-        </w:rPr>
-        <w:t xml:space="preserve">  —  Accelerating FY26 results matching trusted user's advance thesis</w:t>
-      </w:r>
-      <w:r>
-        <w:rPr>
-          <w:sz w:val="20"/>
-          <w:szCs w:val="20"/>
-        </w:rPr>
-        <w:br/>
-        <w:t xml:space="preserve">
-Accelerating FY26 results matching trusted user's advance thesis, but concentration risk + unresolved KMP-resignation question. [conviction_score 42.3]</w:t>
-      </w:r>
-    </w:p>
-    <w:p>
-      <w:pPr>
-        <w:spacing w:after="160"/>
-      </w:pPr>
-      <w:r>
-        <w:rPr>
-          <w:b/>
-          <w:bCs/>
-          <w:sz w:val="24"/>
-          <w:szCs w:val="24"/>
-        </w:rPr>
-        <w:t xml:space="preserve">24. South West Pinnacle Exploration</w:t>
-      </w:r>
-      <w:r>
-        <w:rPr>
-          <w:i/>
-          <w:iCs/>
-          <w:color w:val="666666"/>
-          <w:sz w:val="20"/>
-          <w:szCs w:val="20"/>
-        </w:rPr>
-        <w:t xml:space="preserve">  —  Order-book-at-ATH rig-depreciation operating-leverage story</w:t>
-      </w:r>
-      <w:r>
-        <w:rPr>
-          <w:sz w:val="20"/>
-          <w:szCs w:val="20"/>
-        </w:rPr>
-        <w:br/>
-        <w:t xml:space="preserve">
-Order book Rs 761 Cr (all-time high), ROCE 15.15%, revenue growth 18.6%, on a real India energy-self-reliance tailwind. Kkd did a detailed operating-leverage deep-dive (invested), but Chandragupta (trusted) raised an unexplained coal-trading-exit/expense-spike question in late 2025 not clearly closed out, and BuyHighSellLow (Aug 2026) flagged capex/cash funding as "really tight". Low-medium conviction. [Score-driven reclassification 2026-08-22: conviction_score 38.0 moves this from tierC to tierB under the new mechanical scoring methodology.]</w:t>
-      </w:r>
-    </w:p>
-    <w:p>
-      <w:pPr>
-        <w:spacing w:after="160"/>
-      </w:pPr>
-      <w:r>
-        <w:rPr>
-          <w:b/>
-          <w:bCs/>
-          <w:sz w:val="24"/>
-          <w:szCs w:val="24"/>
-        </w:rPr>
-        <w:t xml:space="preserve">25. Rain Industries</w:t>
-      </w:r>
-      <w:r>
-        <w:rPr>
-          <w:i/>
-          <w:iCs/>
-          <w:color w:val="666666"/>
-          <w:sz w:val="20"/>
-          <w:szCs w:val="20"/>
-        </w:rPr>
-        <w:t xml:space="preserve">  —  Early-stage turnaround after a multi-year weak stretch</w:t>
-      </w:r>
-      <w:r>
-        <w:rPr>
-          <w:sz w:val="20"/>
-          <w:szCs w:val="20"/>
-        </w:rPr>
-        <w:br/>
-        <w:t xml:space="preserve">
-Q(Mar-2026) profit +318.95% YoY on record sales, and the stock hit a fresh 52-week high - but 3-yr ROE is still -6.68% and ROCE just 7.85%, so this is one strong quarter against a genuinely weak multi-year base. Speculative until confirmed by 1-2 more quarters. [Score-driven reclassification 2026-08-22: conviction_score 38.0 moves this from tierC to tierB under the new mechanical scoring methodology.]</w:t>
-      </w:r>
-    </w:p>
-    <w:p>
-      <w:pPr>
-        <w:spacing w:after="160"/>
-      </w:pPr>
-      <w:r>
-        <w:rPr>
-          <w:b/>
-          <w:bCs/>
-          <w:sz w:val="24"/>
-          <w:szCs w:val="24"/>
-        </w:rPr>
-        <w:t xml:space="preserve">26. Ugro Capital</w:t>
-      </w:r>
-      <w:r>
-        <w:rPr>
-          <w:i/>
-          <w:iCs/>
-          <w:color w:val="666666"/>
-          <w:sz w:val="20"/>
-          <w:szCs w:val="20"/>
-        </w:rPr>
-        <w:t xml:space="preserve">  —  Beaten-down MFI-contagion turnaround candidate</w:t>
-      </w:r>
-      <w:r>
-        <w:rPr>
-          <w:sz w:val="20"/>
-          <w:szCs w:val="20"/>
-        </w:rPr>
-        <w:br/>
-        <w:t xml:space="preserve">
-Trading at ~0.53x book after sector-wide MFI stress selling; ROE currently weak (~7%) but that's the depressed state the turnaround thesis is betting reverses, not a standalone quality problem. Small-cap (~Rs 1,519 Cr). [Score-driven reclassification 2026-08-22: conviction_score 38.0 moves this from tierC to tierB under the new mechanical scoring methodology.]</w:t>
-      </w:r>
-    </w:p>
-    <w:p>
-      <w:pPr>
-        <w:spacing w:after="160"/>
-      </w:pPr>
-      <w:r>
-        <w:rPr>
-          <w:b/>
-          <w:bCs/>
-          <w:sz w:val="24"/>
-          <w:szCs w:val="24"/>
-        </w:rPr>
-        <w:t xml:space="preserve">27. Ujjivan Small Finance Bank</w:t>
-      </w:r>
-      <w:r>
-        <w:rPr>
-          <w:i/>
-          <w:iCs/>
-          <w:color w:val="666666"/>
-          <w:sz w:val="20"/>
-          <w:szCs w:val="20"/>
-        </w:rPr>
-        <w:t xml:space="preserve">  —  Confirmed inflection, not just a hoped-for one - record quarter, already-healthy current ratios</w:t>
-      </w:r>
-      <w:r>
-        <w:rPr>
-          <w:sz w:val="20"/>
-          <w:szCs w:val="20"/>
-        </w:rPr>
-        <w:br/>
-        <w:t xml:space="preserve">
-PAT +207% YoY, NII +38.6% YoY, and CURRENT ROE/ROCE are already healthy (14.35%/13.89%) - this isn't a weak-numbers-hoping-to-improve story, the improvement is already showing. FY27 guidance of 25% advances growth / RoA 1.8-2.0%. Near 52-week high. Small-cap (~Rs 14,000 Cr) keeps the math plausible if guidance holds. Previously mis-screened to 'neither' on an outdated read that treated this as trailing-weak rather than confirmed-improving - see methodology_fix note above. [Score-driven reclassification 2026-08-22: conviction_score 38.0 moves this from tierC to tierB under the new mechanical scoring methodology.]</w:t>
-      </w:r>
-    </w:p>
-    <w:p>
-      <w:pPr>
-        <w:spacing w:after="160"/>
-      </w:pPr>
-      <w:r>
-        <w:rPr>
-          <w:b/>
-          <w:bCs/>
-          <w:sz w:val="24"/>
-          <w:szCs w:val="24"/>
-        </w:rPr>
-        <w:t xml:space="preserve">28. Arman Financial Services Ltd</w:t>
-      </w:r>
-      <w:r>
-        <w:rPr>
-          <w:i/>
-          <w:iCs/>
-          <w:color w:val="666666"/>
-          <w:sz w:val="20"/>
-          <w:szCs w:val="20"/>
-        </w:rPr>
-        <w:t xml:space="preserve">  —  Best-in-peer-group MFI asset quality (GNPA 4.1%) already</w:t>
-      </w:r>
-      <w:r>
-        <w:rPr>
-          <w:sz w:val="20"/>
-          <w:szCs w:val="20"/>
-        </w:rPr>
-        <w:br/>
-        <w:t xml:space="preserve">
-Best-in-peer-group MFI asset quality (GNPA 4.1%) already; ROE still sector-stress-depressed, same reversal logic as Satin. Small-cap (~Rs 2,071 Cr). [conviction_score 38.0]</w:t>
-      </w:r>
-    </w:p>
-    <w:p>
-      <w:pPr>
-        <w:spacing w:after="160"/>
-      </w:pPr>
-      <w:r>
-        <w:rPr>
-          <w:b/>
-          <w:bCs/>
-          <w:sz w:val="24"/>
-          <w:szCs w:val="24"/>
-        </w:rPr>
-        <w:t xml:space="preserve">29. Stylam Industries Ltd</w:t>
-      </w:r>
-      <w:r>
-        <w:rPr>
-          <w:i/>
-          <w:iCs/>
-          <w:color w:val="666666"/>
-          <w:sz w:val="20"/>
-          <w:szCs w:val="20"/>
-        </w:rPr>
-        <w:t xml:space="preserve">  —  AICA Kogyo (Japan) acquiring 40% stake for Rs1,525cr at Rs2,300 open offer; promoter-fa...</w:t>
-      </w:r>
-      <w:r>
-        <w:rPr>
-          <w:sz w:val="20"/>
-          <w:szCs w:val="20"/>
-        </w:rPr>
-        <w:br/>
-        <w:t xml:space="preserve">
-AICA Kogyo (Japan) acquiring 40% stake for Rs1,525cr at Rs2,300 open offer; promoter-family dispute (Manav Gupta) resolved, unlocking domestic growth; 17.27% rev CAGR vs 4.4% industry [conviction_score 58.8]</w:t>
-      </w:r>
-    </w:p>
-    <w:p>
-      <w:pPr>
-        <w:spacing w:after="160"/>
-      </w:pPr>
-      <w:r>
-        <w:rPr>
-          <w:b/>
-          <w:bCs/>
-          <w:sz w:val="24"/>
-          <w:szCs w:val="24"/>
-        </w:rPr>
-        <w:t xml:space="preserve">30. NGL Fine-Chem Ltd</w:t>
-      </w:r>
-      <w:r>
-        <w:rPr>
-          <w:i/>
-          <w:iCs/>
-          <w:color w:val="666666"/>
-          <w:sz w:val="20"/>
-          <w:szCs w:val="20"/>
-        </w:rPr>
-        <w:t xml:space="preserve">  —  High-quality low-leverage compounder, deep multi-year trusted community coverage, curre...</w:t>
-      </w:r>
-      <w:r>
-        <w:rPr>
-          <w:sz w:val="20"/>
-          <w:szCs w:val="20"/>
-        </w:rPr>
-        <w:br/>
-        <w:t xml:space="preserve">
-High-quality low-leverage compounder, deep multi-year trusted community coverage, currently in a cyclical margin trough (confirmed as of Feb 2025) [conviction_score 42.8]</w:t>
-      </w:r>
-    </w:p>
-    <w:p>
-      <w:pPr>
-        <w:spacing w:after="160"/>
-      </w:pPr>
-      <w:r>
-        <w:rPr>
-          <w:b/>
-          <w:bCs/>
-          <w:sz w:val="24"/>
-          <w:szCs w:val="24"/>
-        </w:rPr>
-        <w:t xml:space="preserve">31. Punjab Chemicals &amp; Crop Protection Ltd</w:t>
-      </w:r>
-      <w:r>
-        <w:rPr>
-          <w:i/>
-          <w:iCs/>
-          <w:color w:val="666666"/>
-          <w:sz w:val="20"/>
-          <w:szCs w:val="20"/>
-        </w:rPr>
-        <w:t xml:space="preserve">  —  Agrochem CRAMS emerging from 3yr downcycle; FY26 revenue +15.7%, 3 new MOUs + Rs60cr ca...</w:t>
-      </w:r>
-      <w:r>
-        <w:rPr>
-          <w:sz w:val="20"/>
-          <w:szCs w:val="20"/>
-        </w:rPr>
-        <w:br/>
-        <w:t xml:space="preserve">
-Agrochem CRAMS emerging from 3yr downcycle; FY26 revenue +15.7%, 3 new MOUs + Rs60cr capex block for FY27 commercialization; ROCE 30.9%/ROE 24.2% held through downturn [conviction_score 42.8]</w:t>
-      </w:r>
-    </w:p>
-    <w:p>
-      <w:pPr>
-        <w:spacing w:after="160"/>
-      </w:pPr>
-      <w:r>
-        <w:rPr>
-          <w:b/>
-          <w:bCs/>
-          <w:sz w:val="24"/>
-          <w:szCs w:val="24"/>
-        </w:rPr>
-        <w:t xml:space="preserve">32. Indegene Ltd</w:t>
-      </w:r>
-      <w:r>
-        <w:rPr>
-          <w:i/>
-          <w:iCs/>
-          <w:color w:val="666666"/>
-          <w:sz w:val="20"/>
-          <w:szCs w:val="20"/>
-        </w:rPr>
-        <w:t xml:space="preserve">  —  Strong fundamentals (34.59% rev CAGR, debt-free) but no dedicated ValuePickr thread exi...</w:t>
-      </w:r>
-      <w:r>
-        <w:rPr>
-          <w:sz w:val="20"/>
-          <w:szCs w:val="20"/>
-        </w:rPr>
-        <w:br/>
-        <w:t xml:space="preserve">
-Strong fundamentals (34.59% rev CAGR, debt-free) but no dedicated ValuePickr thread exists for community corroboration — fundamentals-only conviction [conviction_score 42.8]</w:t>
-      </w:r>
-    </w:p>
-    <w:p>
-      <w:pPr>
-        <w:spacing w:after="160"/>
-      </w:pPr>
-      <w:r>
-        <w:rPr>
-          <w:b/>
-          <w:bCs/>
-          <w:sz w:val="24"/>
-          <w:szCs w:val="24"/>
-        </w:rPr>
-        <w:t xml:space="preserve">33. Vimta Labs Ltd</w:t>
-      </w:r>
-      <w:r>
-        <w:rPr>
-          <w:i/>
-          <w:iCs/>
-          <w:color w:val="666666"/>
-          <w:sz w:val="20"/>
-          <w:szCs w:val="20"/>
-        </w:rPr>
-        <w:t xml:space="preserve">  —  Clean fundamentals (22.95% ROCE, 18.55% ROE, ~20% growth), new NDCT rules halve approva...</w:t>
-      </w:r>
-      <w:r>
-        <w:rPr>
-          <w:sz w:val="20"/>
-          <w:szCs w:val="20"/>
-        </w:rPr>
-        <w:br/>
-        <w:t xml:space="preserve">
-Clean fundamentals (22.95% ROCE, 18.55% ROE, ~20% growth), new NDCT rules halve approval timelines (90-&gt;45 days); old (2004-05) Ranbaxy-scandal link caused one trusted user to pass, not fresh/unresolved [conviction_score 42.8]</w:t>
-      </w:r>
-    </w:p>
-    <w:p>
-      <w:pPr>
-        <w:spacing w:after="160"/>
-      </w:pPr>
-      <w:r>
-        <w:rPr>
-          <w:b/>
-          <w:bCs/>
-          <w:sz w:val="24"/>
-          <w:szCs w:val="24"/>
-        </w:rPr>
-        <w:t xml:space="preserve">34. Privi Speciality Chemicals Ltd</w:t>
-      </w:r>
-      <w:r>
-        <w:rPr>
-          <w:i/>
-          <w:iCs/>
-          <w:color w:val="666666"/>
-          <w:sz w:val="20"/>
-          <w:szCs w:val="20"/>
-        </w:rPr>
-        <w:t xml:space="preserve">  —  Debt-free aroma-chemicals leader, Q3FY26 PAT +76% YoY, Givaudan JV (Prigiv) ramping; re...</w:t>
-      </w:r>
-      <w:r>
-        <w:rPr>
-          <w:sz w:val="20"/>
-          <w:szCs w:val="20"/>
-        </w:rPr>
-        <w:br/>
-        <w:t xml:space="preserve">
-Debt-free aroma-chemicals leader, Q3FY26 PAT +76% YoY, Givaudan JV (Prigiv) ramping; recurring promoter block-sale watch-item. [conviction_score 42.8]</w:t>
-      </w:r>
-    </w:p>
-    <w:p>
-      <w:pPr>
-        <w:spacing w:after="160"/>
-      </w:pPr>
-      <w:r>
-        <w:rPr>
-          <w:b/>
-          <w:bCs/>
-          <w:sz w:val="24"/>
-          <w:szCs w:val="24"/>
-        </w:rPr>
-        <w:t xml:space="preserve">35. Cantabil Retail India Ltd</w:t>
-      </w:r>
-      <w:r>
-        <w:rPr>
-          <w:i/>
-          <w:iCs/>
-          <w:color w:val="666666"/>
-          <w:sz w:val="20"/>
-          <w:szCs w:val="20"/>
-        </w:rPr>
-        <w:t xml:space="preserve">  —  Apparel retailer with unprecedented sustained promoter open-market accumulation (52%→~75%) and zero dilution</w:t>
-      </w:r>
-      <w:r>
-        <w:rPr>
-          <w:sz w:val="20"/>
-          <w:szCs w:val="20"/>
-        </w:rPr>
-        <w:br/>
-        <w:t xml:space="preserve">
-Promoters have been buying in the open market continuously since IPO, taking their stake from 52% to near 75% with zero dilution — a trusted user called this 'quite unprecedented.' Store rollout is accelerating (27 added in one quarter, 49 in 9M vs 43 the prior year) alongside 10yr median growth of 17.7% and recent quarter revenue +15%/PAT +30%. [conviction_score 46.0]</w:t>
-      </w:r>
-    </w:p>
-    <w:p>
-      <w:pPr>
-        <w:spacing w:after="160"/>
-      </w:pPr>
-      <w:r>
-        <w:rPr>
-          <w:b/>
-          <w:bCs/>
-          <w:sz w:val="24"/>
-          <w:szCs w:val="24"/>
-        </w:rPr>
-        <w:t xml:space="preserve">36. Vaibhav Global Ltd</w:t>
-      </w:r>
-      <w:r>
-        <w:rPr>
-          <w:i/>
-          <w:iCs/>
-          <w:color w:val="666666"/>
-          <w:sz w:val="20"/>
-          <w:szCs w:val="20"/>
-        </w:rPr>
-        <w:t xml:space="preserve">  —  TV-to-digital jewellery/lifestyle e-tailer with an operating-leverage re-rating thesis and live bull/bear forum debate</w:t>
-      </w:r>
-      <w:r>
-        <w:rPr>
-          <w:sz w:val="20"/>
-          <w:szCs w:val="20"/>
-        </w:rPr>
-        <w:br/>
-        <w:t xml:space="preserve">
-A non-trusted but highly engaged user has built an operating-leverage thesis around the shift from TV to digital channels; a trusted user pushed back that recent PAT growth is partly cost/comp-driven rather than structural. A Jul 2025 tax tribunal ruling deleted ~Rs 150 Cr in demands. Debate on TV-vs-digital terminal value remains unresolved. [conviction_score 38.0]</w:t>
-      </w:r>
-    </w:p>
-    <w:p>
-      <w:pPr>
-        <w:spacing w:after="160"/>
-      </w:pPr>
-      <w:r>
-        <w:rPr>
-          <w:b/>
-          <w:bCs/>
-          <w:sz w:val="24"/>
-          <w:szCs w:val="24"/>
-        </w:rPr>
-        <w:t xml:space="preserve">37. Orchid Pharma</w:t>
-      </w:r>
-      <w:r>
-        <w:rPr>
-          <w:i/>
-          <w:iCs/>
-          <w:color w:val="666666"/>
-          <w:sz w:val="20"/>
-          <w:szCs w:val="20"/>
-        </w:rPr>
-        <w:t xml:space="preserve">  —  Patented EXBLIFEP antibiotic maker, double IAS2026-corroborated but fundamentals unreconciled</w:t>
-      </w:r>
-      <w:r>
-        <w:rPr>
-          <w:sz w:val="20"/>
-          <w:szCs w:val="20"/>
-        </w:rPr>
-        <w:br/>
-        <w:t xml:space="preserve">
-Patented EXBLIFEP antibiotic, 100% molecule ownership since Jul 2025, but screener shows negative ROE/ROCE conflicting with the FY24 thread growth narrative — unreconciled; independently corroborated twice within days at IAS 2026. Large-cap (~Rs 9,966 Cr). [conviction_score 38.0]</w:t>
-      </w:r>
-    </w:p>
-    <w:p>
-      <w:pPr>
-        <w:spacing w:after="160"/>
-      </w:pPr>
-      <w:r>
-        <w:rPr>
-          <w:b/>
-          <w:bCs/>
-          <w:sz w:val="24"/>
-          <w:szCs w:val="24"/>
-        </w:rPr>
-        <w:t xml:space="preserve">38. Jeena Sikho Lifecare</w:t>
-      </w:r>
-      <w:r>
-        <w:rPr>
-          <w:i/>
-          <w:iCs/>
-          <w:color w:val="666666"/>
-          <w:sz w:val="20"/>
-          <w:szCs w:val="20"/>
-        </w:rPr>
-        <w:t xml:space="preserve">  —  Fast-growing Ayurvedic platform that survived a community fraud scare</w:t>
-      </w:r>
-      <w:r>
-        <w:rPr>
-          <w:sz w:val="20"/>
-          <w:szCs w:val="20"/>
-        </w:rPr>
-        <w:br/>
-        <w:t xml:space="preserve">
-Ayurvedic platform company with +71% FY26 revenue growth; two elevated-trusted users (ranvir, HighCAGR) corroborate after the thread survived an earlier fraud scare with cash-flow quality intact. Caveat: Q1 FY27 shows deceleration in the Healthcare Services segment. [conviction_score 46.0]</w:t>
-      </w:r>
-    </w:p>
-    <w:p>
-      <w:pPr>
-        <w:spacing w:after="160"/>
-      </w:pPr>
-      <w:r>
-        <w:rPr>
-          <w:b/>
-          <w:bCs/>
-          <w:sz w:val="24"/>
-          <w:szCs w:val="24"/>
-        </w:rPr>
-        <w:t xml:space="preserve">39. Quality Power Electrical Equipments Ltd (QPOWER)</w:t>
-      </w:r>
-      <w:r>
-        <w:rPr>
-          <w:i/>
-          <w:iCs/>
-          <w:color w:val="666666"/>
-          <w:sz w:val="20"/>
-          <w:szCs w:val="20"/>
-        </w:rPr>
-        <w:t xml:space="preserve">  —  HVDC/BESS grid tailwind, but the thesis author's own fair value sits below today's price</w:t>
-      </w:r>
-      <w:r>
-        <w:rPr>
-          <w:sz w:val="20"/>
-          <w:szCs w:val="20"/>
-        </w:rPr>
-        <w:br/>
-        <w:t xml:space="preserve">
-Credible HVDC/BESS grid-buildout tailwind per phreakv6's detailed thesis, but phreakv6's own June 2026 fair-value estimate (~Rs 6,000 Cr) sits below the current ~Rs 10,337 Cr market cap, and an independent reverse-DCF flags a near-impossible growth requirement to justify the price. [conviction_score 38.0]</w:t>
-      </w:r>
-    </w:p>
-    <w:p>
-      <w:pPr>
-        <w:spacing w:after="160"/>
-      </w:pPr>
-      <w:r>
-        <w:rPr>
-          <w:b/>
-          <w:bCs/>
-          <w:sz w:val="24"/>
-          <w:szCs w:val="24"/>
-        </w:rPr>
-        <w:t xml:space="preserve">40. Senores Pharmaceuticals Ltd</w:t>
-      </w:r>
-      <w:r>
-        <w:rPr>
-          <w:i/>
-          <w:iCs/>
-          <w:color w:val="666666"/>
-          <w:sz w:val="20"/>
-          <w:szCs w:val="20"/>
-        </w:rPr>
-        <w:t xml:space="preserve">  —  Consistent ANDA-approval compounder beating its own aggressive guidance</w:t>
-      </w:r>
-      <w:r>
-        <w:rPr>
-          <w:sz w:val="20"/>
-          <w:szCs w:val="20"/>
-        </w:rPr>
-        <w:br/>
-        <w:t xml:space="preserve">
-FY26 revenue +62%, Q1 FY27 revenue +36%/PAT +56%, near 52-wk high; Chandan_Sharma posted detailed concall summaries showing consecutive quarters of beating aggressive self-guidance, 7 new ANDA approvals in Q1 (58 total, 23 commercialized), turned solidly CFO-positive. Caveat: valuation already rich at P/E 57.3. [conviction_score 38.0]</w:t>
-      </w:r>
-    </w:p>
-    <w:p>
-      <w:pPr>
-        <w:spacing w:after="160"/>
-      </w:pPr>
-      <w:r>
-        <w:rPr>
-          <w:b/>
-          <w:bCs/>
-          <w:sz w:val="24"/>
-          <w:szCs w:val="24"/>
-        </w:rPr>
-        <w:t xml:space="preserve">41. Raymond Realty Ltd</w:t>
-      </w:r>
-      <w:r>
-        <w:rPr>
-          <w:i/>
-          <w:iCs/>
-          <w:color w:val="666666"/>
-          <w:sz w:val="20"/>
-          <w:szCs w:val="20"/>
-        </w:rPr>
-        <w:t xml:space="preserve">  —  Trailing metrics hide a real embedded-value gap in Thane redevelopment, tempered by leverage</w:t>
-      </w:r>
-      <w:r>
-        <w:rPr>
-          <w:sz w:val="20"/>
-          <w:szCs w:val="20"/>
-        </w:rPr>
-        <w:br/>
-        <w:t xml:space="preserve">
-#1 Thane West market share confirmed by multiple trusted elevated users (gaurav, Maheshcm, vikas_sinha, Pujan_Shah, Aloysius_De_Sa); Q1 FY27 revenue +37%/EBITDA +70% YoY; promoter open-market buying; Rs 8,500 Cr JDA signed; institutional stake entry; estimated project surplus &gt;Rs 14,000 Cr per Aug 2026 investor presentation. Caveat: trailing ROCE only 6.28% (RE-accounting distorted), D/E 9.81 (leveraged); Q1FY27 PAT dip defended by community as seasonal, not structural. [conviction_score 46.0]</w:t>
-      </w:r>
-    </w:p>
-    <w:p>
-      <w:pPr>
-        <w:spacing w:after="160"/>
-      </w:pPr>
-      <w:r>
-        <w:rPr>
-          <w:b/>
-          <w:bCs/>
-          <w:sz w:val="24"/>
-          <w:szCs w:val="24"/>
-        </w:rPr>
-        <w:t xml:space="preserve">42. Goodluck India Ltd</w:t>
-      </w:r>
-      <w:r>
-        <w:rPr>
-          <w:i/>
-          <w:iCs/>
-          <w:color w:val="666666"/>
-          <w:sz w:val="20"/>
-          <w:szCs w:val="20"/>
-        </w:rPr>
-        <w:t xml:space="preserve">  —  Defense margin-mix inflection (155mm shell capacity 150k-&gt;400k), tempered by subsidiary governance risk</w:t>
-      </w:r>
-      <w:r>
-        <w:rPr>
-          <w:sz w:val="20"/>
-          <w:szCs w:val="20"/>
-        </w:rPr>
-        <w:br/>
-        <w:t xml:space="preserve">
-richbandit (trusted, elevated) frames this as a defense margin-mix inflection point: export cert + first USD 6mn overseas dispatch (likely NATO-adjacent, 155mm shells), Defence subsidiary margins 30-35% vs 16-18% base business. Caveat: pranavpallod12/Shripad (trusted) flag governance concern - management vague/evasive on Defence subsidiary IPO/restructuring/dilution plans despite a Rs 275 Cr corporate guarantee already issued. [conviction_score 38.0]</w:t>
-      </w:r>
-    </w:p>
-    <w:p>
-      <w:pPr>
-        <w:spacing w:after="160"/>
-      </w:pPr>
-      <w:r>
-        <w:rPr>
-          <w:b/>
-          <w:bCs/>
-          <w:sz w:val="24"/>
-          <w:szCs w:val="24"/>
-        </w:rPr>
-        <w:t xml:space="preserve">43. Alufluoride Ltd</w:t>
-      </w:r>
-      <w:r>
-        <w:rPr>
-          <w:i/>
-          <w:iCs/>
-          <w:color w:val="666666"/>
-          <w:sz w:val="20"/>
-          <w:szCs w:val="20"/>
-        </w:rPr>
-        <w:t xml:space="preserve">  —  Niche AlF3 import-substitution moat with funded capacity expansion, tempered by margin compression</w:t>
-      </w:r>
-      <w:r>
-        <w:rPr>
-          <w:sz w:val="20"/>
-          <w:szCs w:val="20"/>
-        </w:rPr>
-        <w:br/>
-        <w:t xml:space="preserve">
-kdjolly (trusted, elevated) detailed bull thesis: 20-25% domestic AlF3 market share, large import-substitution runway (80,000 TPA demand vs ~23,000 TPA domestic supply), capacity expansion to 18,000 TPA, captive solar, and Alumina Hydrate backward integration to fix margin volatility; net cash, FY26 net profit +55.9%. Jordan JV exit reframed as smart de-risking (Gaza conflict instability). Caveat: Q4 FY26 margin compression unresolved, thin community scrutiny beyond one poster. [conviction_score 38.0]</w:t>
-      </w:r>
-    </w:p>
-    <w:p>
-      <w:pPr>
-        <w:spacing w:after="160"/>
-      </w:pPr>
-      <w:r>
-        <w:rPr>
-          <w:b/>
-          <w:bCs/>
-          <w:sz w:val="24"/>
-          <w:szCs w:val="24"/>
-        </w:rPr>
-        <w:t xml:space="preserve">44. Apollo Micro Systems Ltd</w:t>
-      </w:r>
-      <w:r>
-        <w:rPr>
-          <w:i/>
-          <w:iCs/>
-          <w:color w:val="666666"/>
-          <w:sz w:val="20"/>
-          <w:szCs w:val="20"/>
-        </w:rPr>
-        <w:t xml:space="preserve">  —  Premier Explosives acquisition — defense-adjacent backward integration</w:t>
-      </w:r>
-      <w:r>
-        <w:rPr>
-          <w:sz w:val="20"/>
-          <w:szCs w:val="20"/>
-        </w:rPr>
-        <w:br/>
-        <w:t xml:space="preserve">
-Solid growth/profitability defense-electronics OEM, trading at 10.5x book value. Raised ~Rs 3,300 Cr, of which ~Rs 1,550 Cr funded a 41% stake acquisition in Premier Explosives plus a mandatory open offer for another 25% at Rs 698/share — a major strategic bet on explosives manufacturing amid structurally tight global supply (post-conflict stockpile rebuilding). karanshah137 (trusted) confirmed the open-offer structure factually; no explicit conviction call yet from trusted users. [conviction_score 38.0]</w:t>
-      </w:r>
-    </w:p>
-    <w:p>
-      <w:pPr>
-        <w:spacing w:after="160"/>
-      </w:pPr>
-      <w:r>
-        <w:rPr>
-          <w:b/>
-          <w:bCs/>
-          <w:sz w:val="24"/>
-          <w:szCs w:val="24"/>
-        </w:rPr>
-        <w:t xml:space="preserve">45. Goldiam International Ltd</w:t>
-      </w:r>
-      <w:r>
-        <w:rPr>
-          <w:i/>
-          <w:iCs/>
-          <w:color w:val="666666"/>
-          <w:sz w:val="20"/>
-          <w:szCs w:val="20"/>
-        </w:rPr>
-        <w:t xml:space="preserve">  —  Debt-free jewelry exporter riding backward integration through the LGD shakeout</w:t>
-      </w:r>
-      <w:r>
-        <w:rPr>
-          <w:sz w:val="20"/>
-          <w:szCs w:val="20"/>
-        </w:rPr>
-        <w:br/>
-        <w:t xml:space="preserve">
-FY26 net profit +45.77% YoY, revenue CAGR 30%+, backward integration cited as a tariff-shock buffer. Multiple trusted users engaged with genuine disagreement: kartik_bhat bullish on Q2 results; Swadesh9819 argues backward integration lets it outlast PE-funded LGD entrants; rajpanda counters with the LGD-commoditization risk, citing Titan management's own bearish LGD commentary. No single trusted user gave an unqualified bull or bear call. [conviction_score 38.0]</w:t>
-      </w:r>
-    </w:p>
-    <w:p>
-      <w:pPr>
-        <w:spacing w:after="160"/>
-      </w:pPr>
-      <w:r>
-        <w:rPr>
-          <w:b/>
-          <w:bCs/>
-          <w:sz w:val="24"/>
-          <w:szCs w:val="24"/>
-        </w:rPr>
-        <w:t xml:space="preserve">46. Alpex Solar Ltd</w:t>
-      </w:r>
-      <w:r>
-        <w:rPr>
-          <w:i/>
-          <w:iCs/>
-          <w:color w:val="666666"/>
-          <w:sz w:val="20"/>
-          <w:szCs w:val="20"/>
-        </w:rPr>
-        <w:t xml:space="preserve">  —  Exceptional headline growth, but rising leverage is funding the capex</w:t>
-      </w:r>
-      <w:r>
-        <w:rPr>
-          <w:sz w:val="20"/>
-          <w:szCs w:val="20"/>
-        </w:rPr>
-        <w:br/>
-        <w:t xml:space="preserve">
-Headline growth/returns look exceptional, but forum diligence reveals D/E has risen to ~0.96x funding a large capex program — more current than the low D/E some screeners still show. Non-trusted community debate is unusually adversarial and informative: vikas_chandrawat (1.5yr holder) flags receivables outgrowing revenue and rising interest costs; a live Aug 2026 dispute over whether the new cell facility's environmental clearance covers 1.6GW or the company-claimed 2.2GW remains unresolved. No trusted user has weighed in yet. [conviction_score 38.0]</w:t>
-      </w:r>
-    </w:p>
-    <w:p>
-      <w:pPr>
-        <w:spacing w:after="160"/>
-      </w:pPr>
-      <w:r>
-        <w:rPr>
-          <w:b/>
-          <w:bCs/>
-          <w:sz w:val="24"/>
-          <w:szCs w:val="24"/>
-        </w:rPr>
-        <w:t xml:space="preserve">47. Kernex Microsystems (India) Ltd</w:t>
-      </w:r>
-      <w:r>
-        <w:rPr>
-          <w:i/>
-          <w:iCs/>
-          <w:color w:val="666666"/>
-          <w:sz w:val="20"/>
-          <w:szCs w:val="20"/>
-        </w:rPr>
-        <w:t xml:space="preserve">  —  Kavach/TCAS order book looks cheap against FY27 topline math</w:t>
-      </w:r>
-      <w:r>
-        <w:rPr>
-          <w:sz w:val="20"/>
-          <w:szCs w:val="20"/>
-        </w:rPr>
-        <w:br/>
-        <w:t xml:space="preserve">
-kartik_bhat (trusted) posted a granular order-book breakdown: Rs 3,641 Cr outstanding, CLW order 45% complete (Rs 1,300 Cr balance), implying ~Rs 2,800-2,900 Cr FY27 revenue against a Rs 3,305 Cr market cap — genuinely cheap if execution holds. Countervailing point: revenue recognition may run on 'supplied' rather than 'installed &amp; commissioned' units, which could overstate near-term completion. Stock already at 13.3x book value. [conviction_score 38.0]</w:t>
-      </w:r>
-    </w:p>
-    <w:p>
-      <w:pPr>
-        <w:spacing w:after="160"/>
-      </w:pPr>
-      <w:r>
-        <w:rPr>
-          <w:b/>
-          <w:bCs/>
-          <w:sz w:val="24"/>
-          <w:szCs w:val="24"/>
-        </w:rPr>
-        <w:t xml:space="preserve">48. DDev Plastiks Industries Ltd</w:t>
-      </w:r>
-      <w:r>
-        <w:rPr>
-          <w:i/>
-          <w:iCs/>
-          <w:color w:val="666666"/>
-          <w:sz w:val="20"/>
-          <w:szCs w:val="20"/>
-        </w:rPr>
-        <w:t xml:space="preserve">  —  High-ROCE compounder moving into BESS assembly, prior red flag resolved</w:t>
-      </w:r>
-      <w:r>
-        <w:rPr>
-          <w:sz w:val="20"/>
-          <w:szCs w:val="20"/>
-        </w:rPr>
-        <w:br/>
-        <w:t xml:space="preserve">
-ROCE 30%+, debt-free, but core volume growth has stalled (Q1FY27 production +0.08% YoY) even as exports/EBITDA-per-ton improve. pranavpallod12 (trusted, invested) has covered the thread in depth across 8+ posts and confirmed the prior related-party royalty concern (KKalpana Industries) has shrunk from 9% to 2.4% of PAT — 'no other red flags.' kdjolly (trusted) separately detailed the new BESS-assembly vertical's sourcing strategy. [conviction_score 38.0]</w:t>
-      </w:r>
-    </w:p>
-    <w:p>
-      <w:pPr>
-        <w:spacing w:after="160"/>
-      </w:pPr>
-      <w:r>
-        <w:rPr>
-          <w:b/>
-          <w:bCs/>
-          <w:sz w:val="24"/>
-          <w:szCs w:val="24"/>
-        </w:rPr>
-        <w:t xml:space="preserve">49. Inox India Ltd</w:t>
-      </w:r>
-      <w:r>
-        <w:rPr>
-          <w:i/>
-          <w:iCs/>
-          <w:color w:val="666666"/>
-          <w:sz w:val="20"/>
-          <w:szCs w:val="20"/>
-        </w:rPr>
-        <w:t xml:space="preserve">  —  score 46 — ~39% ROCE cryo-tank compounder with a large new space-industry order</w:t>
-      </w:r>
-      <w:r>
-        <w:rPr>
-          <w:sz w:val="20"/>
-          <w:szCs w:val="20"/>
-        </w:rPr>
-        <w:br/>
-        <w:t xml:space="preserve">
-ROCE ~39%, ROE ~30%, near debt-free, FY27 guided 18-20% revenue growth tracking in Q1. Trusted user Midhunjoe flagged a new Rs 871 Cr space-exploration order (~= the whole Industrial Gas segment's FY26 revenue) with a bigger follow-on guided; Chandragupta highlighted submarine AIP tank work as a hard-to-replicate moat. Key customer Linde building its own India tank capacity is a live concentration risk. Score 46 -&gt; Tier B.</w:t>
-      </w:r>
-    </w:p>
-    <w:p>
-      <w:pPr>
-        <w:spacing w:after="160"/>
-      </w:pPr>
-      <w:r>
-        <w:rPr>
-          <w:b/>
-          <w:bCs/>
-          <w:sz w:val="24"/>
-          <w:szCs w:val="24"/>
-        </w:rPr>
-        <w:t xml:space="preserve">50. KMC Speciality Hospitals (India) Ltd</w:t>
-      </w:r>
-      <w:r>
-        <w:rPr>
-          <w:i/>
-          <w:iCs/>
-          <w:color w:val="666666"/>
-          <w:sz w:val="20"/>
-          <w:szCs w:val="20"/>
-        </w:rPr>
-        <w:t xml:space="preserve">  —  score 46 — single-campus Trichy hospital, operating leverage kicking in post-capex</w:t>
-      </w:r>
-      <w:r>
-        <w:rPr>
-          <w:sz w:val="20"/>
-          <w:szCs w:val="20"/>
-        </w:rPr>
-        <w:br/>
-        <w:t xml:space="preserve">
-ROCE/ROE ~26.7%, low debt, Q3 FY26 revenue +33% / Q4 +35% YoY, EBITDA margin 31%+ as the new block ramps (beds ~250 -&gt; ~450, employee cost down to ~19.4% of revenue). Trusted user Rahul_Behera is progressively positive each quarter. Conviction capped by single-asset concentration and ~Rs 80-98 Cr corporate guarantees / RPTs with the unlisted parent (which plans its own listing). Score 46 -&gt; Tier B; 30-day revisit.</w:t>
-      </w:r>
-    </w:p>
-    <w:p>
-      <w:pPr>
-        <w:spacing w:after="160"/>
-      </w:pPr>
-      <w:r>
-        <w:rPr>
-          <w:b/>
-          <w:bCs/>
-          <w:sz w:val="24"/>
-          <w:szCs w:val="24"/>
-        </w:rPr>
-        <w:t xml:space="preserve">51. Fredun Pharmaceuticals Ltd</w:t>
-      </w:r>
-      <w:r>
-        <w:rPr>
-          <w:i/>
-          <w:iCs/>
-          <w:color w:val="666666"/>
-          <w:sz w:val="20"/>
-          <w:szCs w:val="20"/>
-        </w:rPr>
-        <w:t xml:space="preserve">  —  score 46 — diversified pharma with a large guidance-backed inflection, priced at ~54x after a ~4x run</w:t>
-      </w:r>
-      <w:r>
-        <w:rPr>
-          <w:sz w:val="20"/>
-          <w:szCs w:val="20"/>
-        </w:rPr>
-        <w:br/>
-        <w:t xml:space="preserve">
-'Vintage' generics base plus fast-growing new-age verticals (organised pet care, nutraceuticals, bone-graft patent, cosmetics). FY26 revenue +40.8% / EBITDA +72%, Q1 FY27 revenue +~90% YoY, ROCE ~21.5%; five years of negative OCF now reversing (QIP cash in, receivables down, OCF positive). Strong single-holder conviction from trusted user raj1968 (top-3 position, 'management is walking the talk'); a five-year negative-OCF history only just turned and Reliance's cheap pet-food entry is a competitive risk. Score 46 -&gt; Tier B; 30-day revisit. Was Tier-B in the parallel 108-stock project.</w:t>
-      </w:r>
-    </w:p>
-    <w:p>
-      <w:pPr>
-        <w:spacing w:after="160"/>
-      </w:pPr>
-      <w:r>
-        <w:rPr>
-          <w:b/>
-          <w:bCs/>
-          <w:sz w:val="24"/>
-          <w:szCs w:val="24"/>
-        </w:rPr>
-        <w:t xml:space="preserve">52. Indo Tech Transformers Ltd</w:t>
-      </w:r>
-      <w:r>
-        <w:rPr>
-          <w:i/>
-          <w:iCs/>
-          <w:color w:val="666666"/>
-          <w:sz w:val="20"/>
-          <w:szCs w:val="20"/>
-        </w:rPr>
-        <w:t xml:space="preserve">  —  score 38 — ~38% ROCE, debt-free transformer maker riding the T&amp;D capex cycle</w:t>
-      </w:r>
-      <w:r>
-        <w:rPr>
-          <w:sz w:val="20"/>
-          <w:szCs w:val="20"/>
-        </w:rPr>
-        <w:br/>
-        <w:t xml:space="preserve">
-ROCE ~38%, ROE ~28%, debt-free, exponential FY25 revenue/PAT growth on large transformer orders moderating to mid-to-high-teens in early FY26. Trusted user Mohit_baid tracks DII entry and rebutted a CEO-exit concern with filings; Prabhat_Mohanty still calls the CEO's abrupt resignation 'fishy'. vnktshb/richbandit cite 7-8yr demand visibility and 20%+ renewable-segment CAGR. Score 38 -&gt; Tier B.</w:t>
-      </w:r>
-    </w:p>
-    <w:p>
-      <w:pPr>
-        <w:spacing w:after="160"/>
-      </w:pPr>
-      <w:r>
-        <w:rPr>
-          <w:b/>
-          <w:bCs/>
-          <w:sz w:val="24"/>
-          <w:szCs w:val="24"/>
-        </w:rPr>
-        <w:t xml:space="preserve">53. Northern Arc Capital Ltd</w:t>
-      </w:r>
-      <w:r>
-        <w:rPr>
-          <w:i/>
-          <w:iCs/>
-          <w:color w:val="666666"/>
-          <w:sz w:val="20"/>
-          <w:szCs w:val="20"/>
-        </w:rPr>
-        <w:t xml:space="preserve">  —  cheap, fast-growing D2C-lending NBFC with a trusted quality endorsement</w:t>
-      </w:r>
-      <w:r>
-        <w:rPr>
-          <w:sz w:val="20"/>
-          <w:szCs w:val="20"/>
-        </w:rPr>
-        <w:br/>
-        <w:t xml:space="preserve">
-Conviction score 46 (base 40 + thesis 14, no red flag). ~1x book / ~11x earnings, AUM +26%, FY26 PAT ~Rs 406 Cr (+33%), own-book D2C lending ~64% of AUM and growing 50%+ with higher NIM. GNPA ~1.2%, 94% of the MFI book CGFMU-covered. hitesh2710 (elevated, invested) calls it a 'model of consistency through the last 5 years of write-offs elsewhere'. Capped below Tier A by ~14% ROE, the one-time Q3 FY26 digital-book ECL reassessment (credit cost Rs 92-&gt;130 Cr) and murali603's asset-quality-optics caution; realistic outcome a 2-3x re-rating, not 10x.</w:t>
-      </w:r>
-    </w:p>
-    <w:p>
-      <w:pPr>
-        <w:spacing w:after="160"/>
-      </w:pPr>
-      <w:r>
-        <w:rPr>
-          <w:b/>
-          <w:bCs/>
-          <w:sz w:val="24"/>
-          <w:szCs w:val="24"/>
-        </w:rPr>
-        <w:t xml:space="preserve">54. SAMHI Hotels Ltd</w:t>
-      </w:r>
-      <w:r>
-        <w:rPr>
-          <w:i/>
-          <w:iCs/>
-          <w:color w:val="666666"/>
-          <w:sz w:val="20"/>
-          <w:szCs w:val="20"/>
-        </w:rPr>
-        <w:t xml:space="preserve">  —  corroborated deleveraging turnaround with GIC validation, trading at half peer multiples</w:t>
-      </w:r>
-      <w:r>
-        <w:rPr>
-          <w:sz w:val="20"/>
-          <w:szCs w:val="20"/>
-        </w:rPr>
-        <w:br/>
-        <w:t xml:space="preserve">
-Conviction score 46 (base 40 + thesis 14, no red flag). 31 hotels / ~4,900 keys across 11 Marriott/Hyatt/IHG brands, P/E ~8, EV/EBITDA ~8 vs Chalet ~15 / Juniper ~11. GIC JV validates asset values and deleverages two subsidiaries; net debt/EBITDA targeted to ~2.5x in 12-18 months; GCC-demand ARR tailwind. Aloysius_De_Sa (elevated) has explicit positive conviction and adds on dips. Held out of Tier A by ROCE ~9% (below cost of debt), D/E ~1.9, hotel-cycle sensitivity and a Q4 FY26 PAT inflated by ~Rs 300 Cr of non-cash items; realistic outcome a 2-4x. Revisit ~30 days on the deleveraging trajectory and use of the Rs 750 Cr raise.</w:t>
-      </w:r>
-    </w:p>
-    <w:p>
-      <w:pPr>
-        <w:spacing w:after="160"/>
-      </w:pPr>
-      <w:r>
-        <w:rPr>
-          <w:b/>
-          <w:bCs/>
-          <w:sz w:val="24"/>
-          <w:szCs w:val="24"/>
-        </w:rPr>
-        <w:t xml:space="preserve">55. Sika Interplant Systems Ltd</w:t>
-      </w:r>
-      <w:r>
-        <w:rPr>
-          <w:i/>
-          <w:iCs/>
-          <w:color w:val="666666"/>
-          <w:sz w:val="20"/>
-          <w:szCs w:val="20"/>
-        </w:rPr>
-        <w:t xml:space="preserve">  —  score 46 — consistent ~35% ROCE aerospace / defence engineering with HEICO and HAL optionality</w:t>
-      </w:r>
-      <w:r>
-        <w:rPr>
-          <w:sz w:val="20"/>
-          <w:szCs w:val="20"/>
-        </w:rPr>
-        <w:br/>
-        <w:t xml:space="preserve">
-Conviction score 46 (base 8 + thesis 14, no trusted corroboration this pass). ROCE ~35% / ROE ~22-26%, revenue +37.3% FY25 (5-yr CAGR ~18%), PAT CAGR ~25%, near debt-free and asset-light; AGM guidance ~1.5x FY26 revenue over 6-24 months. Catalysts: an April-2025 authorised repair-station appointment for HEICO-group Radiant Power (a large-order channel), a HAL MoU for airborne SAR / medevac / firefighting, and defence / MRO tailwinds (fleet expansion, GST on MRO cut 18% -&gt; 5%, offsets). Held below Tier A by a double-digit price-to-sales multiple, no concalls / occasional filing errors, a long-standing moat debate (Tier-2/3 clients, thin Indian MRO economics) and lumpy milestone-driven quarters. Base case 2-4x. Unconfirmed. Revisit ~30 days.</w:t>
-      </w:r>
-    </w:p>
-    <w:p>
-      <w:pPr>
-        <w:spacing w:after="160"/>
-      </w:pPr>
-      <w:r>
-        <w:rPr>
-          <w:b/>
-          <w:bCs/>
-          <w:sz w:val="24"/>
-          <w:szCs w:val="24"/>
-        </w:rPr>
-        <w:t xml:space="preserve">56. RNIT AI Solutions Ltd</w:t>
-      </w:r>
-      <w:r>
-        <w:rPr>
-          <w:i/>
-          <w:iCs/>
-          <w:color w:val="666666"/>
-          <w:sz w:val="20"/>
-          <w:szCs w:val="20"/>
-        </w:rPr>
-        <w:t xml:space="preserve">  —  score 38 — differentiated government facial-recognition SaaS growing ~245%/yr off a tiny base</w:t>
-      </w:r>
-      <w:r>
-        <w:rPr>
-          <w:sz w:val="20"/>
-          <w:szCs w:val="20"/>
-        </w:rPr>
-        <w:br/>
-        <w:t xml:space="preserve">
-Conviction score 38 (base 8 + thesis 14 + anchor; no community coverage). Micro-cap ~Rs 741 Cr, ROE ~15.4% / ROCE ~12.2%, revenue ~Rs 53 Cr / PAT ~Rs 12.5 Cr growing ~245%/yr, 3bn+ verifications across 300+ government departments. The legacy 108-stock project had it Tier A as its strongest verified growth-plus-margin story; under the open-screen thesis it stays a credible 10x candidate but is held to Tier B / medium conviction by a rich (~55-60x) implied multiple, near-total government-customer concentration, ongoing dilution (D/E ~5x on a small equity base), an amalgamation / relisting history and zero ValuePickr validation. No red-flag tier. Unconfirmed.</w:t>
-      </w:r>
-    </w:p>
-    <w:p>
-      <w:pPr>
-        <w:spacing w:after="160"/>
-      </w:pPr>
-      <w:r>
-        <w:rPr>
-          <w:b/>
-          <w:bCs/>
-          <w:sz w:val="24"/>
-          <w:szCs w:val="24"/>
-        </w:rPr>
-        <w:t xml:space="preserve">57. Repono Ltd</w:t>
-      </w:r>
-      <w:r>
-        <w:rPr>
-          <w:i/>
-          <w:iCs/>
-          <w:color w:val="666666"/>
-          <w:sz w:val="20"/>
-          <w:szCs w:val="20"/>
-        </w:rPr>
-        <w:t xml:space="preserve">  —  score 38 — cheap, high-ROCE industrial-storage SME with a Reliance credential, flagship revenue ~3 years out</w:t>
-      </w:r>
-      <w:r>
-        <w:rPr>
-          <w:sz w:val="20"/>
-          <w:szCs w:val="20"/>
-        </w:rPr>
-        <w:br/>
-        <w:t xml:space="preserve">
-Conviction score 38 (base 8 + thesis 14 + anchor; thin 6-post thread, no trusted-roster user). BSE-SME micro-cap ~Rs 79 Cr, ROCE ~27.4% / ROE ~22.4%, FY26 revenue +29% to ~Rs 66.5 Cr (~27% 5-yr CAGR), near debt-free, P/E ~11.7, listed Aug 2025. A Reliance Industries agreement is a strong credential but revenue impact is ~2029; deepakreads notes the current rally may be trader-driven while promoters chase a second large contract. The legacy Tier A call still fits the frame; held to Tier B / medium conviction by BSE-SME liquidity, ~1 year of public history and the ~3-year lag on the flagship contract. No red-flag tier. Unconfirmed.</w:t>
-      </w:r>
-    </w:p>
-    <w:p>
-      <w:pPr>
-        <w:spacing w:after="160"/>
-      </w:pPr>
-      <w:r>
-        <w:rPr>
-          <w:b/>
-          <w:bCs/>
-          <w:sz w:val="24"/>
-          <w:szCs w:val="24"/>
-        </w:rPr>
-        <w:t xml:space="preserve">58. Grand Continent Hotels Ltd</w:t>
-      </w:r>
-      <w:r>
-        <w:rPr>
-          <w:i/>
-          <w:iCs/>
-          <w:color w:val="666666"/>
-          <w:sz w:val="20"/>
-          <w:szCs w:val="20"/>
-        </w:rPr>
-        <w:t xml:space="preserve">  —  score 46 — asset-light budget-hotel roll-out compounding revenue ~130%+ off a ~Rs 318 Cr base, lease-margin risk already showing</w:t>
-      </w:r>
-      <w:r>
-        <w:rPr>
-          <w:sz w:val="20"/>
-          <w:szCs w:val="20"/>
-        </w:rPr>
-        <w:br/>
-        <w:t xml:space="preserve">
-Conviction score 46 (base 8 + thesis 14 + community anchor; no red-flag tier). Micro-cap ~Rs 318 Cr, listed Mar 2025, revenue +130%+ YoY with an asset-light model (10-15yr leases + Regenta/Golden Tulip franchise), promoter ~54.8%, institutional holders Niveshaay/Negen and some Jaisinghani (Polycab) family stake. The real caveat: H1 FY26 lease rent rose ~3x against ~+75% revenue, so lease-cost-as-%-of-revenue is climbing ~15%→&gt;20% faster than ARR — member Kedar_Kailaje flags 'a key risk has played out'. Thread-starter Ashar_Mann (elevated tier, invested/biased) is informational only, no conviction floor. Fits the 10x frame at this base; held to Tier B / medium-high by the visible margin compression and &lt;2 years of history. Unconfirmed — revisit in 30 days tracking lease cost as a % of revenue vs room additions.</w:t>
-      </w:r>
-    </w:p>
-    <w:p>
-      <w:pPr>
-        <w:spacing w:after="160"/>
-      </w:pPr>
-      <w:r>
-        <w:rPr>
-          <w:b/>
-          <w:bCs/>
-          <w:sz w:val="24"/>
-          <w:szCs w:val="24"/>
-        </w:rPr>
-        <w:t xml:space="preserve">59. Hind Rectifiers Ltd (HIRECT)</w:t>
-      </w:r>
-      <w:r>
-        <w:rPr>
-          <w:i/>
-          <w:iCs/>
-          <w:color w:val="666666"/>
-          <w:sz w:val="20"/>
-          <w:szCs w:val="20"/>
-        </w:rPr>
-        <w:t xml:space="preserve">  —  Railway traction-transformer maker moving up to full propulsion systems</w:t>
-      </w:r>
-      <w:r>
-        <w:rPr>
-          <w:sz w:val="20"/>
-          <w:szCs w:val="20"/>
-        </w:rPr>
-        <w:br/>
-        <w:t xml:space="preserve">
-Pre-eminent railway traction-transformer supplier migrating to complete propulsion systems, FY26 standalone revenue +45%. Conviction score 38 - real catalyst and order pipeline, but P/E ~65 and a loss-making France (CTC) unit that drags the consolidated numbers keep this mid-conviction.</w:t>
-      </w:r>
-    </w:p>
-    <w:p>
-      <w:pPr>
-        <w:spacing w:after="160"/>
-      </w:pPr>
-      <w:r>
-        <w:rPr>
-          <w:b/>
-          <w:bCs/>
-          <w:sz w:val="24"/>
-          <w:szCs w:val="24"/>
-        </w:rPr>
-        <w:t xml:space="preserve">60. Matrimony.com Ltd</w:t>
-      </w:r>
-      <w:r>
-        <w:rPr>
-          <w:i/>
-          <w:iCs/>
-          <w:color w:val="666666"/>
-          <w:sz w:val="20"/>
-          <w:szCs w:val="20"/>
-        </w:rPr>
-        <w:t xml:space="preserve">  —  Hated, cheap category leader with margins starting to inflect</w:t>
-      </w:r>
-      <w:r>
-        <w:rPr>
-          <w:sz w:val="20"/>
-          <w:szCs w:val="20"/>
-        </w:rPr>
-        <w:br/>
-        <w:t xml:space="preserve">
-Category leader earning ~100% of industry profits at EV ex-cash ~Rs 500 Cr, with easing competition, a buying promoter and operating leverage inflecting (PAT +127% YoY). Conviction score 38 - the re-rate case is real but unconfirmed until margins hold for 2-3 more quarters.</w:t>
-      </w:r>
-    </w:p>
-    <w:p>
-      <w:pPr>
-        <w:spacing w:after="160"/>
-      </w:pPr>
-      <w:r>
-        <w:rPr>
-          <w:b/>
-          <w:bCs/>
-          <w:sz w:val="24"/>
-          <w:szCs w:val="24"/>
-        </w:rPr>
-        <w:t xml:space="preserve">61. Yash Highvoltage Ltd</w:t>
-      </w:r>
-      <w:r>
-        <w:rPr>
-          <w:i/>
-          <w:iCs/>
-          <w:color w:val="666666"/>
-          <w:sz w:val="20"/>
-          <w:szCs w:val="20"/>
-        </w:rPr>
-        <w:t xml:space="preserve">  —  score 54 (was 62) — phreakv6 small-position bushing-shortage pick, trusted signal aging</w:t>
-      </w:r>
-      <w:r>
-        <w:rPr>
-          <w:sz w:val="20"/>
-          <w:szCs w:val="20"/>
-        </w:rPr>
-        <w:br/>
-        <w:t xml:space="preserve">
-Moved tierA -&gt; tierB this run: refreshed conviction_score is 54.0 (base 32 + thesis 14 + trust 8), down from 62.0 at last placement, so it now sits in the 35-59 tierB band. The drop is recency decay — the phreakv6 hold and the cross-concall bushing-shortage corroboration have aged past the score's recency weighting, so the corroboration bonus fell to 0 and distinct_trusted_users to 0. Underlying thesis unchanged: global high-voltage bushing shortage independently referenced across 3 unrelated companies' concalls, phreakv6's own small position. Still the cleanest catalyst case among the ex-tierA batch; re-crosses to tierA if a fresh trusted mention or a confirmed order/margin step-up lands.</w:t>
-      </w:r>
-    </w:p>
-    <w:p>
-      <w:pPr>
-        <w:spacing w:after="160"/>
-      </w:pPr>
-      <w:r>
-        <w:rPr>
-          <w:b/>
-          <w:bCs/>
-          <w:sz w:val="24"/>
-          <w:szCs w:val="24"/>
-        </w:rPr>
-        <w:t xml:space="preserve">62. Vivid Electromech Ltd</w:t>
-      </w:r>
-      <w:r>
-        <w:rPr>
-          <w:i/>
-          <w:iCs/>
-          <w:color w:val="666666"/>
-          <w:sz w:val="20"/>
-          <w:szCs w:val="20"/>
-        </w:rPr>
-        <w:t xml:space="preserve">  —  score 38 — SME electrical-panel builder on the India data-centre capex wave</w:t>
-      </w:r>
-      <w:r>
-        <w:rPr>
-          <w:sz w:val="20"/>
-          <w:szCs w:val="20"/>
-        </w:rPr>
-        <w:br/>
-        <w:t xml:space="preserve">
-Conviction score 38 (base 24 + thesis 14; 1 trusted sighting, no floor). SME panel-builder supplying the India data-centre / hyperscaler capex cycle: ~58% ROCE, ABB and Hitachi tie-ups, a PDU product ramp that roughly doubles addressable market, and 35-40% guided growth. Satishwe (elevated-trusted) laid out a detailed bull thesis on the 13-post thread. Held to tierB (low end) by SME liquidity/disclosure risk, rich valuation at ~Rs 1,360 Cr and an unconfirmed 10x frame. Revisit in 30 days on order intake and PDU ramp execution.</w:t>
-      </w:r>
-    </w:p>
-    <w:p>
-      <w:pPr>
-        <w:spacing w:after="160"/>
-      </w:pPr>
-      <w:r>
-        <w:rPr>
-          <w:b/>
-          <w:bCs/>
-          <w:sz w:val="24"/>
-          <w:szCs w:val="24"/>
-        </w:rPr>
-        <w:t xml:space="preserve">63. OBSC Perfection Ltd</w:t>
-      </w:r>
-      <w:r>
-        <w:rPr>
-          <w:i/>
-          <w:iCs/>
-          <w:color w:val="666666"/>
-          <w:sz w:val="20"/>
-          <w:szCs w:val="20"/>
-        </w:rPr>
-        <w:t xml:space="preserve">  —  Rs 1,200 Cr order book on ~Rs 190 Cr revenue, defence/marine mix-shift + first in-house forging plant</w:t>
-      </w:r>
-      <w:r>
-        <w:rPr>
-          <w:sz w:val="20"/>
-          <w:szCs w:val="20"/>
-        </w:rPr>
-        <w:br/>
-        <w:t xml:space="preserve">
-Rs 1,200 Cr order book vs ~Rs 190 Cr revenue, ~18% ROCE / ~25% growth, defence/marine mix shift and first in-house forging plant as the catalyst; @LearningEleven (holder) flagged it on X. Unresolved: implausibly low employee cost (heavy outsourced job-work vs genuine in-house machining), ~12x sales, annual-only concall. Order book is the credible catalyst. [conviction_score 38.0]</w:t>
-      </w:r>
-    </w:p>
-    <w:p>
-      <w:pPr>
-        <w:spacing w:after="160"/>
-      </w:pPr>
-      <w:r>
-        <w:rPr>
-          <w:b/>
-          <w:bCs/>
-          <w:sz w:val="24"/>
-          <w:szCs w:val="24"/>
-        </w:rPr>
-        <w:t xml:space="preserve">64. P.E. Analytics Ltd (PropEquity)</w:t>
-      </w:r>
-      <w:r>
-        <w:rPr>
-          <w:i/>
-          <w:iCs/>
-          <w:color w:val="666666"/>
-          <w:sz w:val="20"/>
-          <w:szCs w:val="20"/>
-        </w:rPr>
-        <w:t xml:space="preserve">  —  score 46 — debt-free real-estate data-SaaS micro-cap with &gt;30% ROCE and a large TAM runway</w:t>
-      </w:r>
-      <w:r>
-        <w:rPr>
-          <w:sz w:val="20"/>
-          <w:szCs w:val="20"/>
-        </w:rPr>
-        <w:br/>
-        <w:t xml:space="preserve">
-Conviction score 46 (base 32 + thesis 14). PropEquity subscription analytics + Propedge valuations; ROCE ~35%, ROE ~26%, debt-free, ~40% margins, mgmt targeting Rs 500-1,000 Cr revenue off a ~Rs 231 Cr mcap base. harsh.beria93 (elevated) tracks it; 06-Aug-2026 update confirms valuation-division recovery and strong subscription growth. Caveat: micro-cap liquidity, single-vertical concentration. Unconfirmed.</w:t>
-      </w:r>
-    </w:p>
-    <w:p>
-      <w:pPr>
-        <w:spacing w:after="160"/>
-      </w:pPr>
-      <w:r>
-        <w:rPr>
-          <w:b/>
-          <w:bCs/>
-          <w:sz w:val="24"/>
-          <w:szCs w:val="24"/>
-        </w:rPr>
-        <w:t xml:space="preserve">65. Dynamic Cables</w:t>
-      </w:r>
-      <w:r>
-        <w:rPr>
-          <w:i/>
-          <w:iCs/>
-          <w:color w:val="666666"/>
-          <w:sz w:val="20"/>
-          <w:szCs w:val="20"/>
-        </w:rPr>
-        <w:t xml:space="preserve">  —  score 46 — power-cable maker on the T&amp;D + solar capex super-cycle, ~30% growth confirmed across concalls</w:t>
-      </w:r>
-      <w:r>
-        <w:rPr>
-          <w:sz w:val="20"/>
-          <w:szCs w:val="20"/>
-        </w:rPr>
-        <w:br/>
-        <w:t xml:space="preserve">
-Conviction score 46 (base 32 + thesis 14). ~30% growth confirmed across multiple concalls, ROCE ~27%, long-term debt repaid, UL 854 + PGCIL approvals opening export/utility demand. Tempered by a ~Rs 344 Cr Indokrates promoter-related guarantee and capex-timing slippage. Was legacy Tier A in the older screen. Small-cap ~Rs 2,200 Cr.</w:t>
-      </w:r>
-    </w:p>
-    <w:p>
-      <w:pPr>
-        <w:spacing w:after="160"/>
-      </w:pPr>
-      <w:r>
-        <w:rPr>
-          <w:b/>
-          <w:bCs/>
-          <w:sz w:val="24"/>
-          <w:szCs w:val="24"/>
-        </w:rPr>
-        <w:t xml:space="preserve">66. ASM Technologies</w:t>
-      </w:r>
-      <w:r>
-        <w:rPr>
-          <w:i/>
-          <w:iCs/>
-          <w:color w:val="666666"/>
-          <w:sz w:val="20"/>
-          <w:szCs w:val="20"/>
-        </w:rPr>
-        <w:t xml:space="preserve">  —  score 38 — engineering-R&amp;D house pivoting to design-led manufacturing for semiconductor capital equipment; Q1FY27 revenue +62% YoY</w:t>
-      </w:r>
-      <w:r>
-        <w:rPr>
-          <w:sz w:val="20"/>
-          <w:szCs w:val="20"/>
-        </w:rPr>
-        <w:br/>
-        <w:t xml:space="preserve">
-Conviction score 38 (base 24 + thesis 14). ROCE ~27%, a Q1FY27 step-change (rev +62% YoY off Q4FY25), ECMS capital-goods grants (~Rs 565 Cr capex). But a ~100x re-rating from lows, ~90x+ P/E, a Q3FY26 wobble, and an MD's-sons remuneration flag keep it unconfirmed. Small/mid-cap ~Rs 6,739 Cr.</w:t>
-      </w:r>
-    </w:p>
-    <w:p>
-      <w:pPr>
-        <w:spacing w:after="160"/>
-      </w:pPr>
-      <w:r>
-        <w:rPr>
-          <w:b/>
-          <w:bCs/>
-          <w:sz w:val="24"/>
-          <w:szCs w:val="24"/>
-        </w:rPr>
-        <w:t xml:space="preserve">67. Harshdeep Hortico Ltd (SME)</w:t>
-      </w:r>
-      <w:r>
-        <w:rPr>
-          <w:i/>
-          <w:iCs/>
-          <w:color w:val="666666"/>
-          <w:sz w:val="20"/>
-          <w:szCs w:val="20"/>
-        </w:rPr>
-        <w:t xml:space="preserve">  —  score 38 — BSE-SME garden-decor micro-cap, ~25% ROE, near debt-free, H1FY26 rev +31% / PAT +35%</w:t>
-      </w:r>
-      <w:r>
-        <w:rPr>
-          <w:sz w:val="20"/>
-          <w:szCs w:val="20"/>
-        </w:rPr>
-        <w:br/>
-        <w:t xml:space="preserve">
-Conviction score 38 (base 24 + thesis 14). Design + distribution edge in gardening/outdoor lifestyle; abhicnr (elevated) authored the thesis. Caveat: negative FCF from working-capital lock-up, sub-Rs 150 Cr SME liquidity. Unconfirmed.</w:t>
-      </w:r>
-    </w:p>
-    <w:p>
-      <w:pPr>
-        <w:spacing w:after="160"/>
-      </w:pPr>
-      <w:r>
-        <w:rPr>
-          <w:b/>
-          <w:bCs/>
-          <w:sz w:val="24"/>
-          <w:szCs w:val="24"/>
-        </w:rPr>
-        <w:t xml:space="preserve">68. Neetu Yoshi Ltd</w:t>
-      </w:r>
-      <w:r>
-        <w:rPr>
-          <w:i/>
-          <w:iCs/>
-          <w:color w:val="666666"/>
-          <w:sz w:val="20"/>
-          <w:szCs w:val="20"/>
-        </w:rPr>
-        <w:t xml:space="preserve">  —  SME railway Class-A foundry, ROCE ~32%, capacity doubling Sep-2026</w:t>
-      </w:r>
-      <w:r>
-        <w:rPr>
-          <w:sz w:val="20"/>
-          <w:szCs w:val="20"/>
-        </w:rPr>
-        <w:br/>
-        <w:t xml:space="preserve">
-conviction_score 46.0 (base 24 + thesis 14 + multi-trusted corroboration +8, 2 distinct trusted users). SME-listed 2025 railway Class-A foundry; ROCE ~32%, FY26 revenue +54%; RDSO bogie/coupler approval plus a Haridwar plant doubling capacity in Sep-2026. Held back by no moat, SME-tier disclosure and a thin (~Rs 170 Cr) order book — the 10x-in-2-3-years path is unconfirmed. Newly added to the ranking this run.</w:t>
-      </w:r>
-    </w:p>
-    <w:p>
-      <w:pPr>
-        <w:spacing w:after="160"/>
-      </w:pPr>
-      <w:r>
-        <w:rPr>
-          <w:b/>
-          <w:bCs/>
-          <w:sz w:val="24"/>
-          <w:szCs w:val="24"/>
-        </w:rPr>
-        <w:t xml:space="preserve">69. 20 Microns Ltd</w:t>
-      </w:r>
-      <w:r>
-        <w:rPr>
-          <w:i/>
-          <w:iCs/>
-          <w:color w:val="666666"/>
-          <w:sz w:val="20"/>
-          <w:szCs w:val="20"/>
-        </w:rPr>
-        <w:t xml:space="preserve">  —  India's largest micronized-minerals maker at ~12x, margins inflecting through a weak paints cycle</w:t>
-      </w:r>
-      <w:r>
-        <w:rPr>
-          <w:sz w:val="20"/>
-          <w:szCs w:val="20"/>
-        </w:rPr>
-        <w:br/>
-        <w:t xml:space="preserve">
-conviction_score 38.0 (base 24 + thesis 14). India's largest micronized-minerals producer at ~12x P/E, margins inflecting up (12.8%-&gt;13.6%) even through a weak paints cycle as mix shifts to value-added grades; Malaysian mine and Rs 100 Cr capex ahead. pranavpallod12 (trusted, elevated) holds it as a top position. Governance niggles — a Rs 50 Cr related-party loan, family remuneration ~12% of PAT. 10x unconfirmed, Medium. Newly added this run.</w:t>
-      </w:r>
-    </w:p>
-    <w:p>
-      <w:pPr>
-        <w:spacing w:after="160"/>
-      </w:pPr>
-      <w:r>
-        <w:rPr>
-          <w:b/>
-          <w:bCs/>
-          <w:sz w:val="24"/>
-          <w:szCs w:val="24"/>
-        </w:rPr>
-        <w:t xml:space="preserve">70. Emerald Finance</w:t>
-      </w:r>
-      <w:r>
-        <w:rPr>
-          <w:i/>
-          <w:iCs/>
-          <w:color w:val="666666"/>
-          <w:sz w:val="20"/>
-          <w:szCs w:val="20"/>
-        </w:rPr>
-        <w:t xml:space="preserve">  —  EWA + loan-origination micro-cap, 12 straight quarters of growth, forward single-digit P/E</w:t>
-      </w:r>
-      <w:r>
-        <w:rPr>
-          <w:sz w:val="20"/>
-          <w:szCs w:val="20"/>
-        </w:rPr>
-        <w:br/>
-        <w:t xml:space="preserve">
-conviction_score 37.0 (base 8 + thesis 14 + strong multi-trusted corroboration +15, 4 distinct trusted users). Earned-wage-access and loan-origination micro-cap (~Rs 175-180 Cr); 12 straight quarters of revenue growth, PAT +50% YoY, forward single-digit P/E. Serious caveats: no 10x guidance, no GNPA disclosure, the thread founder (firefueled, trusted) exited bearish, Ashneer Grover / Refyne competition. 2020 SEBI order resolved/minor. Base conviction Low — sits in Tier B purely on the breadth of trusted-user corroboration. Newly added this run.</w:t>
-      </w:r>
-    </w:p>
-    <w:p>
-      <w:pPr>
-        <w:spacing w:after="160"/>
-      </w:pPr>
-      <w:r>
-        <w:rPr>
-          <w:b/>
-          <w:bCs/>
-          <w:sz w:val="24"/>
-          <w:szCs w:val="24"/>
-        </w:rPr>
-        <w:t xml:space="preserve">71. L. T. Elevators: Can they lift investors</w:t>
-      </w:r>
-      <w:r>
-        <w:rPr>
-          <w:i/>
-          <w:iCs/>
-          <w:color w:val="666666"/>
-          <w:sz w:val="20"/>
-          <w:szCs w:val="20"/>
-        </w:rPr>
-        <w:t xml:space="preserve">  —  SME lift + parking maker doubling revenue, but score fell 61-&gt;47 as management component turned negative</w:t>
-      </w:r>
-      <w:r>
-        <w:rPr>
-          <w:sz w:val="20"/>
-          <w:szCs w:val="20"/>
-        </w:rPr>
-        <w:br/>
-        <w:t xml:space="preserve">
-conviction_score 47.0 (base 24 + thesis 14 + corroboration 15 from three constructive elevated-tier users — raj1968 invested, Prdnt_investor, Satishwe — minus a 6-point management penalty). FY26 consolidated topline ~Rs 111 Cr / net profit ~Rs 17 Cr, both ~+100% YoY, into an elevator+parking market growing ~10%+. Was tierA on a score of 61; the score now clears only the tierB threshold after the management deduction, and operating cash flow has been negative three straight years (FY26 -Rs 14.4 Cr) with promoter stake diluted to 56.8%. Score-driven move A-&gt;B.</w:t>
-      </w:r>
-    </w:p>
-    <w:p>
-      <w:pPr>
-        <w:spacing w:after="160"/>
-      </w:pPr>
-      <w:r>
-        <w:rPr>
-          <w:b/>
-          <w:bCs/>
-          <w:sz w:val="24"/>
-          <w:szCs w:val="24"/>
-        </w:rPr>
-        <w:t xml:space="preserve">72. Venky India</w:t>
-      </w:r>
-      <w:r>
-        <w:rPr>
-          <w:i/>
-          <w:iCs/>
-          <w:color w:val="666666"/>
-          <w:sz w:val="20"/>
-          <w:szCs w:val="20"/>
-        </w:rPr>
-        <w:t xml:space="preserve">  —  Trough-cyclical poultry with big operating leverage off a rock-bottom base — one confirming quarter</w:t>
-      </w:r>
-      <w:r>
-        <w:rPr>
-          <w:sz w:val="20"/>
-          <w:szCs w:val="20"/>
-        </w:rPr>
-        <w:br/>
-        <w:t xml:space="preserve">
-conviction_score 38.0 (base 24 + thesis 14). Q1 FY27 PAT +216% YoY, EBITDA margin 2.7%-&gt;6.2%, revenue +29% off a cyclical trough; negligible debt means large operating leverage if the feed-cost spread holds. Small-cap (~Rs 2,100 Cr). Commodity-spread play with feed-cost risk live, only one confirming quarter and almost no VP coverage — revisit Q2 FY27. (Distinct thread from the older 'Venky's India' screened-out entry.)</w:t>
-      </w:r>
-    </w:p>
-    <w:p>
-      <w:pPr>
-        <w:spacing w:after="160"/>
-      </w:pPr>
-      <w:r>
-        <w:rPr>
-          <w:b/>
-          <w:bCs/>
-          <w:sz w:val="24"/>
-          <w:szCs w:val="24"/>
-        </w:rPr>
-        <w:t xml:space="preserve">73. Marine Electricals</w:t>
-      </w:r>
-      <w:r>
-        <w:rPr>
-          <w:i/>
-          <w:iCs/>
-          <w:color w:val="666666"/>
-          <w:sz w:val="20"/>
-          <w:szCs w:val="20"/>
-        </w:rPr>
-        <w:t xml:space="preserve">  —  DC-power-distribution + shipbuilding EPC with order book 2.4x YoY</w:t>
-      </w:r>
-      <w:r>
-        <w:rPr>
-          <w:sz w:val="20"/>
-          <w:szCs w:val="20"/>
-        </w:rPr>
-        <w:br/>
-        <w:t xml:space="preserve">
-Order book 2.4x YoY to Rs 1,254 Cr, Q1FY27 rev +59%/PAT +53%, dual theme (DC power distribution P1 + shipbuilding P2); but priced ~75-80x with no trusted validation and the 10x path unconfirmed. [conviction_score 38.0]</w:t>
-      </w:r>
-    </w:p>
-    <w:p>
-      <w:pPr>
-        <w:spacing w:after="160"/>
-      </w:pPr>
-      <w:r>
-        <w:rPr>
-          <w:b/>
-          <w:bCs/>
-          <w:sz w:val="24"/>
-          <w:szCs w:val="24"/>
-        </w:rPr>
-        <w:t xml:space="preserve">74. Virtual Galaxy Infotech</w:t>
-      </w:r>
-      <w:r>
-        <w:rPr>
-          <w:i/>
-          <w:iCs/>
-          <w:color w:val="666666"/>
-          <w:sz w:val="20"/>
-          <w:szCs w:val="20"/>
-        </w:rPr>
-        <w:t xml:space="preserve">  —  BFSI core-banking software product at ~10x TTM P/E, 50%+ growth, ~46% EBITDA margin</w:t>
-      </w:r>
-      <w:r>
-        <w:rPr>
-          <w:sz w:val="20"/>
-          <w:szCs w:val="20"/>
-        </w:rPr>
-        <w:br/>
-        <w:t xml:space="preserve">
-e-Banker core-banking platform for co-op/RRB/urban co-op banks; FY26 rev +52%, 25% PAT margin, ROE ~47%, ~42% recurring; Q1FY27 rev +60%, order book 2x YoY; dated Rs 500 Cr-by-FY29 target, first international wins (Botswana, Zimbabwe). Best risk/reward in its discovery batch. Caveats: SME liquidity, co-op-bank client concentration/receivables, 46% margin durability unproven, no external scrutiny yet. [conviction_score 38.0]</w:t>
-      </w:r>
-    </w:p>
-    <w:p>
-      <w:pPr>
-        <w:spacing w:after="160"/>
-      </w:pPr>
-      <w:r>
-        <w:rPr>
-          <w:b/>
-          <w:bCs/>
-          <w:sz w:val="24"/>
-          <w:szCs w:val="24"/>
-        </w:rPr>
-        <w:t xml:space="preserve">75. Alufluoride Limited-conversion of waste into wealth</w:t>
-      </w:r>
-      <w:r>
-        <w:rPr>
-          <w:i/>
-          <w:iCs/>
-          <w:color w:val="666666"/>
-          <w:sz w:val="20"/>
-          <w:szCs w:val="20"/>
-        </w:rPr>
-        <w:t xml:space="preserve">  —  Niche AlF3 import-substitution moat, funded expansion + backward integration, near-term margin compression...</w:t>
-      </w:r>
-      <w:r>
-        <w:rPr>
-          <w:sz w:val="20"/>
-          <w:szCs w:val="20"/>
-        </w:rPr>
-        <w:br/>
-        <w:t xml:space="preserve">
-Niche AlF3 import-substitution moat, funded expansion + backward integration, near-term margin compression unresolved [conviction_score 38.0]</w:t>
-      </w:r>
-    </w:p>
-    <w:p>
-      <w:pPr>
-        <w:spacing w:after="160"/>
-      </w:pPr>
-      <w:r>
-        <w:rPr>
-          <w:b/>
-          <w:bCs/>
-          <w:sz w:val="24"/>
-          <w:szCs w:val="24"/>
-        </w:rPr>
-        <w:t xml:space="preserve">76. Indotech</w:t>
-      </w:r>
-      <w:r>
-        <w:rPr>
-          <w:i/>
-          <w:iCs/>
-          <w:color w:val="666666"/>
-          <w:sz w:val="20"/>
-          <w:szCs w:val="20"/>
-        </w:rPr>
-        <w:t xml:space="preserve">  —  Excellent debt-free transformer business riding grid/renewable tailwinds, but an unexplained CEO exit and n...</w:t>
-      </w:r>
-      <w:r>
-        <w:rPr>
-          <w:sz w:val="20"/>
-          <w:szCs w:val="20"/>
-        </w:rPr>
-        <w:br/>
-        <w:t xml:space="preserve">
-Excellent debt-free transformer business riding grid/renewable tailwinds, but an unexplained CEO exit and no concalls are a real governance-communication gap. [conviction_score 38.0]</w:t>
-      </w:r>
-    </w:p>
-    <w:p>
-      <w:pPr>
-        <w:spacing w:after="160"/>
-      </w:pPr>
-      <w:r>
-        <w:rPr>
-          <w:b/>
-          <w:bCs/>
-          <w:sz w:val="24"/>
-          <w:szCs w:val="24"/>
-        </w:rPr>
-        <w:t xml:space="preserve">77. GNG Electronics Ltd</w:t>
-      </w:r>
-      <w:r>
-        <w:rPr>
-          <w:i/>
-          <w:iCs/>
-          <w:color w:val="666666"/>
-          <w:sz w:val="20"/>
-          <w:szCs w:val="20"/>
-        </w:rPr>
-        <w:t xml:space="preserve">  —  WC deterioration confirmed multi-yr</w:t>
-      </w:r>
-      <w:r>
-        <w:rPr>
-          <w:sz w:val="20"/>
-          <w:szCs w:val="20"/>
-        </w:rPr>
-        <w:br/>
-        <w:t xml:space="preserve">
-WC deterioration confirmed multi-yr; CARE BBB upgrade; KKOC governance debate went public, unresolved [conviction_score 46.0]</w:t>
-      </w:r>
-    </w:p>
-    <w:p>
-      <w:pPr>
-        <w:spacing w:after="160"/>
-      </w:pPr>
-      <w:r>
-        <w:rPr>
-          <w:b/>
-          <w:bCs/>
-          <w:sz w:val="24"/>
-          <w:szCs w:val="24"/>
-        </w:rPr>
-        <w:t xml:space="preserve">78. Capri Global Capital Ltd</w:t>
-      </w:r>
-      <w:r>
-        <w:rPr>
-          <w:i/>
-          <w:iCs/>
-          <w:color w:val="666666"/>
-          <w:sz w:val="20"/>
-          <w:szCs w:val="20"/>
-        </w:rPr>
-        <w:t xml:space="preserve">  —  Diversified NBFC</w:t>
-      </w:r>
-      <w:r>
-        <w:rPr>
-          <w:sz w:val="20"/>
-          <w:szCs w:val="20"/>
-        </w:rPr>
-        <w:br/>
-        <w:t xml:space="preserve">
-Diversified NBFC; AUM +62% YoY, PAT +102% YoY, ROE inflecting 12.6%-&gt;16.5%-&gt;guided 19-21%. Gold loans 46% of AUM (+111% YoY) - direct gold-financiers theme hit. Stock near ATH (+70.7% 6mo). Diligence check on forum Q re: founder Rajesh Sharma vs 2010-11 LIC Housing scam's Rajesh Sharma (Money Matters) - no verified link found, unconfirmed, flagged for follow-up. four_box 2.0, growth exception invoked -&gt; 10x-in-2-3yrs, conviction Medium (unconfirmed, near-ATH). [conviction_score 38.0]</w:t>
-      </w:r>
-    </w:p>
-    <w:p>
-      <w:pPr>
-        <w:spacing w:after="160"/>
-      </w:pPr>
-      <w:r>
-        <w:rPr>
-          <w:b/>
-          <w:bCs/>
-          <w:sz w:val="24"/>
-          <w:szCs w:val="24"/>
-        </w:rPr>
-        <w:t xml:space="preserve">79. ESDS Software Solution Ltd</w:t>
-      </w:r>
-      <w:r>
-        <w:rPr>
-          <w:i/>
-          <w:iCs/>
-          <w:color w:val="666666"/>
-          <w:sz w:val="20"/>
-          <w:szCs w:val="20"/>
-        </w:rPr>
-        <w:t xml:space="preserve">  —  Nashik cloud/DC/GPUaaS player, IPO listed 2026-09-04 (today) at +76% premium. FY26 rev +28%, PAT +117%, EBI...</w:t>
-      </w:r>
-      <w:r>
-        <w:rPr>
-          <w:sz w:val="20"/>
-          <w:szCs w:val="20"/>
-        </w:rPr>
-        <w:br/>
-        <w:t xml:space="preserve">
-Nashik cloud/DC/GPUaaS player, IPO listed 2026-09-04 (today) at +76% premium. FY26 rev +28%, PAT +117%, EBITDA margin ~49.6%, D/E 0.08. Direct clean hit on live data-centre/hyperscale/AI theme. No VP thread yet (brand new listing). four_box 2.0, growth exception -&gt; 10x-in-2-3yrs, conviction Medium (unconfirmed - zero public track record, rich listing valuation ~19x sales/73x earnings). [conviction_score 38.0]</w:t>
-      </w:r>
-    </w:p>
-    <w:p>
-      <w:pPr>
-        <w:spacing w:after="160"/>
-      </w:pPr>
-      <w:r>
-        <w:rPr>
-          <w:b/>
-          <w:bCs/>
-          <w:sz w:val="24"/>
-          <w:szCs w:val="24"/>
-        </w:rPr>
-        <w:t xml:space="preserve">80. CFF Fluid Control Ltd</w:t>
-      </w:r>
-      <w:r>
-        <w:rPr>
-          <w:i/>
-          <w:iCs/>
-          <w:color w:val="666666"/>
-          <w:sz w:val="20"/>
-          <w:szCs w:val="20"/>
-        </w:rPr>
-        <w:t xml:space="preserve">  —  Naval-programme order book at 2.6x revenue, but OCF sharply negative and already ~54x P/E</w:t>
-      </w:r>
-      <w:r>
-        <w:rPr>
-          <w:sz w:val="20"/>
-          <w:szCs w:val="20"/>
-        </w:rPr>
-        <w:br/>
-        <w:t xml:space="preserve">
-FY26 revenue +43%/PAT +64% (18.8% margin), Rs551cr order book (2.6x revenue) into P75I/Kalvari/P17A/P15B naval programmes via Atlas Elektronik/TKMS partnership. CFO steadily buying in the open market since Dec-2025; SME-&gt;mainboard migration approved. Counterweight: already ~54x trailing P/E and FY26 OCF sharply negative (-Rs260cr) on rising advances - unconfirmed, capped at Medium conviction pending the OCF/advances picture clearing. thesis_fit 10x-in-2-3-years via the un-ignorable-growth exception (real accelerating financials, defence/aerospace priority-1 theme). [conviction_score 38.0, external-lead]</w:t>
-      </w:r>
-    </w:p>
-    <w:p>
-      <w:pPr>
-        <w:spacing w:after="160"/>
-      </w:pPr>
-      <w:r>
-        <w:rPr>
-          <w:b/>
-          <w:bCs/>
-          <w:sz w:val="24"/>
-          <w:szCs w:val="24"/>
-        </w:rPr>
-        <w:t xml:space="preserve">81. Jasch Industries Ltd</w:t>
-      </w:r>
-      <w:r>
-        <w:rPr>
-          <w:i/>
-          <w:iCs/>
-          <w:color w:val="666666"/>
-          <w:sz w:val="20"/>
-          <w:szCs w:val="20"/>
-        </w:rPr>
-        <w:t xml:space="preserve">  —  New Kia OEM contract driving a real small-cap inflection, but already re-rated +56%/month</w:t>
-      </w:r>
-      <w:r>
-        <w:rPr>
-          <w:sz w:val="20"/>
-          <w:szCs w:val="20"/>
-        </w:rPr>
-        <w:br/>
-        <w:t xml:space="preserve">
-5yr sales growth only 11.2%/yr but Q4FY25 delivered +26% revenue/+232% profit on a new, community-quantified Kia OEM supply contract (est. Rs80-100cr incremental vs Rs170cr prior-year base) - gaining domestic share from Mayur Uniquoters per detailed community math, independently confirmed as fundamentally (not artificially) driven by a trusted user. Stock already re-rated +44%/2 days, +56%/month; no company con-calls (information-scarcity risk). thesis_fit 10x-in-2-3-years, conviction capped Medium given the run-up and info scarcity. [conviction_score 38.0, external-lead]</w:t>
-      </w:r>
-    </w:p>
-    <w:p>
-      <w:pPr>
-        <w:spacing w:after="160"/>
-      </w:pPr>
-      <w:r>
-        <w:rPr>
-          <w:b/>
-          <w:bCs/>
-          <w:sz w:val="24"/>
-          <w:szCs w:val="24"/>
-        </w:rPr>
-        <w:t xml:space="preserve">82. Wise Travel India Ltd (WTICabs)</w:t>
-      </w:r>
-      <w:r>
-        <w:rPr>
-          <w:i/>
-          <w:iCs/>
-          <w:color w:val="666666"/>
-          <w:sz w:val="20"/>
-          <w:szCs w:val="20"/>
-        </w:rPr>
-        <w:t xml:space="preserve">  —  Corporate-mobility / GCC-formalisation story, trusted user invested - but FY27 growth guided down and leverage rising</w:t>
-      </w:r>
-      <w:r>
-        <w:rPr>
-          <w:sz w:val="20"/>
-          <w:szCs w:val="20"/>
-        </w:rPr>
-        <w:br/>
-        <w:t xml:space="preserve">
-FY26 consolidated revenue +51% to Rs826cr, EBITDA +67% (margin 10.7%-&gt;11.9%); PAT +26% only, held back by depreciation/finance cost from a strategic pivot to owning the fleet (795 net vehicle additions). Trusted user Prathamesh_Adhikari invested and building a bottoms-up ~40% FY26 segment-growth case; 2 distinct trusted users engaged (+8 corroboration). Caveats: management guided FY27 revenue growth DOWN to 32-35%; borrowings surged 444% YoY (Rs27cr-&gt;Rs147cr) to fund the fleet, D/E 0.61-&gt;0.73, FCF turned negative (~-Rs31cr); Fleet Pro (the fastest-growing segment) is EBITDA-negative; expectation-gap score only 16 (growth-decelerating / partially-priced) - watchlist, not a fresh buy. thesis_fit 10x-in-2-3-years, conviction Medium. [conviction_score 46.0, external-lead]</w:t>
-      </w:r>
-    </w:p>
-    <w:p>
-      <w:pPr>
-        <w:spacing w:after="160"/>
-      </w:pPr>
-      <w:r>
-        <w:rPr>
-          <w:b/>
-          <w:bCs/>
-          <w:sz w:val="24"/>
-          <w:szCs w:val="24"/>
-        </w:rPr>
-        <w:t xml:space="preserve">83. Tube Investments of India Ltd</w:t>
-      </w:r>
-      <w:r>
-        <w:rPr>
-          <w:i/>
-          <w:iCs/>
-          <w:color w:val="666666"/>
-          <w:sz w:val="20"/>
-          <w:szCs w:val="20"/>
-        </w:rPr>
-        <w:t xml:space="preserve">  —  Murugappa incubator with CG Power turnaround pedigree and a funded EV push - but de-rated ~36% and richly valued</w:t>
-      </w:r>
-      <w:r>
-        <w:rPr>
-          <w:sz w:val="20"/>
-          <w:szCs w:val="20"/>
-        </w:rPr>
-        <w:br/>
-        <w:t xml:space="preserve">
-Murugappa Group holding/incubator engine with a demonstrated turnaround record (CG Power) and a real, funded EV push (TI Clean Mobility / Montra Electric, Rs3,000cr raised, Rs412cr FY26 PBIT loss on a well-funded runway). Large-cap inflection exception invoked (+20 thesis). Caveats: substantive (non-trusted) community pushback on unrelated CDMO / medical-device diversification as capital-allocation indiscipline; stock de-rated ~36% since a trusted user's 2024 SOTP bull case, negative 1yr returns, ~86x P/E; no trusted corroboration this pass. thesis_fit 100x-in-10-years, conviction Medium. [conviction_score 44.0]</w:t>
-      </w:r>
-    </w:p>
-    <w:p>
-      <w:pPr>
-        <w:spacing w:after="160"/>
-      </w:pPr>
-      <w:r>
-        <w:rPr>
-          <w:b/>
-          <w:bCs/>
-          <w:sz w:val="24"/>
-          <w:szCs w:val="24"/>
-        </w:rPr>
-        <w:t xml:space="preserve">84. Samvardhana Motherson International Ltd</w:t>
-      </w:r>
-      <w:r>
-        <w:rPr>
-          <w:i/>
-          <w:iCs/>
-          <w:color w:val="666666"/>
-          <w:sz w:val="20"/>
-          <w:szCs w:val="20"/>
-        </w:rPr>
-        <w:t xml:space="preserve">  —  Auto-ancillary core quietly re-platforming into a capital allocator - aerospace + consumer-electronics optionality</w:t>
-      </w:r>
-      <w:r>
-        <w:rPr>
-          <w:sz w:val="20"/>
-          <w:szCs w:val="20"/>
-        </w:rPr>
-        <w:br/>
-        <w:t xml:space="preserve">
-Large-cap (Rs1,69,293cr) auto-ancillary core is healthy (17% ROE, net debt-free) and re-platforming into a capital allocator/incubator: aerospace (&gt;$1bn order book, Tier-1 Airbus) plus consumer electronics (Rs7,500cr capex, 3 greenfield plants, 75% QoQ growth). Large-cap inflection exception invoked for a named capital-allocation regime change (+20 thesis). Caveats: electronics segment still lossmaking; management has a documented history of missing multi-year guidance; sourced from a non-trusted snippet mention (@a_basumallick) with no stated conviction. thesis_fit 100x-in-10-years, conviction Medium. [conviction_score 44.0, trusted-x-watch]</w:t>
-      </w:r>
-    </w:p>
-    <w:p>
-      <w:pPr>
-        <w:spacing w:after="160"/>
-      </w:pPr>
-      <w:r>
-        <w:rPr>
-          <w:b/>
-          <w:bCs/>
-          <w:sz w:val="24"/>
-          <w:szCs w:val="24"/>
-        </w:rPr>
-        <w:t xml:space="preserve">85. Jubilant Agri &amp; Consumer Products Ltd</w:t>
-      </w:r>
-      <w:r>
-        <w:rPr>
-          <w:i/>
-          <w:iCs/>
-          <w:color w:val="666666"/>
-          <w:sz w:val="20"/>
-          <w:szCs w:val="20"/>
-        </w:rPr>
-        <w:t xml:space="preserve">  —  High-ROCE Jubilant-group niche-polymer business at a peer-relative discount, mid-demerger</w:t>
-      </w:r>
-      <w:r>
-        <w:rPr>
-          <w:sz w:val="20"/>
-          <w:szCs w:val="20"/>
-        </w:rPr>
-        <w:br/>
-        <w:t xml:space="preserve">
-High-ROCE (32-37%) Jubilant-group niche-polymer business (India's largest VP-latex, global top-2 SPVA), ~26x P/E for 31% ROE vs Pidilite's ~75x for 23%. Mid NCLT demerger (creditors' meeting 5-Sep-2026) separating the subsidy-dependent fertilizer drag. Caveats: two independent community SOTP analyses (Folok, kinvestor04, neither trusted) both put demerger-arb upside at only ~17-20% - a quality/valuation thesis, not an outsized special situation; adhesive-segment margin quality (9% vs 20%+ peers while gaining share) unresolved; no trusted corroboration. thesis_fit 10x-in-2-3-years, conviction Medium. [conviction_score 38.0]</w:t>
-      </w:r>
-    </w:p>
-    <w:p>
-      <w:pPr>
-        <w:spacing w:after="160"/>
-      </w:pPr>
-      <w:r>
-        <w:rPr>
-          <w:b/>
-          <w:bCs/>
-          <w:sz w:val="24"/>
-          <w:szCs w:val="24"/>
-        </w:rPr>
-        <w:t xml:space="preserve">86. Jayaswal Neco Industries Ltd</w:t>
-      </w:r>
-      <w:r>
-        <w:rPr>
-          <w:i/>
-          <w:iCs/>
-          <w:color w:val="666666"/>
-          <w:sz w:val="20"/>
-          <w:szCs w:val="20"/>
-        </w:rPr>
-        <w:t xml:space="preserve">  —  Integrated steel/pig-iron/casting group swung to profit as an iron-ore mine EC expansion was approved</w:t>
-      </w:r>
-      <w:r>
-        <w:rPr>
-          <w:sz w:val="20"/>
-          <w:szCs w:val="20"/>
-        </w:rPr>
-        <w:br/>
-        <w:t xml:space="preserve">
-Integrated Nagpur/Chhattisgarh steel-pig iron-casting group; Q1FY26 swung from a Rs31.68cr loss to a Rs93.02cr profit YoY, coinciding with a freshly-approved iron-ore mine EC expansion (2.95-&gt;6 MnTPA) the thread correctly anticipated. richbandit (trusted) flagged an unresolved rolling-mill-utilisation execution question. Reputational overhang (not a formal red flag): sister company Neco Defence Munitions - not JNIL itself - is at the centre of a ~EUR70m Estonian ammunition dispute that triggered a minister's resignation. four_box 3.0 via the trailing-weak / live-inflection rule. thesis_fit 10x-in-2-3-years, conviction Medium. [conviction_score 38.0]</w:t>
-      </w:r>
-    </w:p>
-    <w:p>
-      <w:pPr>
-        <w:spacing w:after="160"/>
-      </w:pPr>
-      <w:r>
-        <w:rPr>
-          <w:b/>
-          <w:bCs/>
-          <w:sz w:val="24"/>
-          <w:szCs w:val="24"/>
-        </w:rPr>
-        <w:t xml:space="preserve">87. Aries Agro Ltd</w:t>
-      </w:r>
-      <w:r>
-        <w:rPr>
-          <w:i/>
-          <w:iCs/>
-          <w:color w:val="666666"/>
-          <w:sz w:val="20"/>
-          <w:szCs w:val="20"/>
-        </w:rPr>
-        <w:t xml:space="preserve">  —  50-year micronutrient leader with a margin-mix inflection and a China import-substitution catalyst</w:t>
-      </w:r>
-      <w:r>
-        <w:rPr>
-          <w:sz w:val="20"/>
-          <w:szCs w:val="20"/>
-        </w:rPr>
-        <w:br/>
-        <w:t xml:space="preserve">
-50-year-old micronutrient/chelation-tech leader; FY26 shows a genuine margin-mix inflection (19.6% value growth vs 1% volume growth) plus a specific catalyst (China halted fertilizer exports to India). vikasbargale (trusted) independently verified decade-long cash-positive operation with improving working capital, but flagged regulatory price-control and Chinese-dumping risk; a distributor's in-thread critique ('no brand pull', ~100 similar sellers) is unresolved and undercuts the moat. Already lived through one hype-driven boom-bust cycle (2018-19 Vijay Kedia effect, &gt;50% crash). four_box 3.0 via the trailing-weak / live-inflection rule. thesis_fit 10x-in-2-3-years, conviction Medium. [conviction_score 38.0]</w:t>
+Deleveraging + ~5 consecutive quarters of ~20-25% PAT growth and VAP-mix lift to ROCE ~20%; undemanding ~19x for the growth. Positive management component, one trusted-thread mention. Expectation-gap: underestimated. [conviction_score 62.8]</w:t>
       </w:r>
     </w:p>
     <w:p>
@@ -3111,11 +409,11 @@
         <w:rPr>
           <w:b/>
           <w:bCs/>
-          <w:color w:val="A35A00"/>
+          <w:color w:val="8A6D00"/>
           <w:sz w:val="30"/>
           <w:szCs w:val="30"/>
         </w:rPr>
-        <w:t xml:space="preserve">Tier C — Speculative / Low Conviction</w:t>
+        <w:t xml:space="preserve">Tier B — Moderate Conviction, Watch Closely</w:t>
       </w:r>
     </w:p>
     <w:p>
@@ -3128,7 +426,7 @@
           <w:iCs/>
           <w:color w:val="666666"/>
         </w:rPr>
-        <w:t xml:space="preserve">Speculative or low-conviction - worth tracking, not yet actionable. Several of these are unconfirmed INFLECTION stories: a real, recent-quarter change plausibly explains why trailing multi-year averages don't reflect the current picture - flagged for visibility and monitoring, not treated as confirmed.</w:t>
+        <w:t xml:space="preserve">Real positives, but with a specific caveat (valuation richness, unproven trend, thinner catalyst, or a larger size making the return math harder) that keeps conviction moderate.</w:t>
       </w:r>
     </w:p>
     <w:p>
@@ -3142,7 +440,7 @@
           <w:sz w:val="24"/>
           <w:szCs w:val="24"/>
         </w:rPr>
-        <w:t xml:space="preserve">88. Satin Creditcare Network Ltd</w:t>
+        <w:t xml:space="preserve">7. Kalyani Cast-Tech</w:t>
       </w:r>
       <w:r>
         <w:rPr>
@@ -3152,7 +450,7 @@
           <w:sz w:val="20"/>
           <w:szCs w:val="20"/>
         </w:rPr>
-        <w:t xml:space="preserve">  —  Bank-pullback tailwind benefiting NBFC-MFIs broadly</w:t>
+        <w:t xml:space="preserve">  —  Debt-free castings/container maker riding CMAS + wagon-tender policy tailwinds</w:t>
       </w:r>
       <w:r>
         <w:rPr>
@@ -3161,7 +459,7 @@
         </w:rPr>
         <w:br/>
         <w:t xml:space="preserve">
-Bank-pullback tailwind benefiting NBFC-MFIs broadly; weak trailing ROE (7-8%) is a symptom of the sector stress that's the actual catalyst for reversal. Small-cap (~Rs 2,486 Cr). [conviction_score 34.8]</w:t>
+Debt-free castings/container maker riding CMAS + wagon-tender policy tailwinds, but no formal concalls and promotional-hype concerns raised. [conviction_score 58.8]</w:t>
       </w:r>
     </w:p>
     <w:p>
@@ -3175,7 +473,7 @@
           <w:sz w:val="24"/>
           <w:szCs w:val="24"/>
         </w:rPr>
-        <w:t xml:space="preserve">89. Transrail Lighting Ltd</w:t>
+        <w:t xml:space="preserve">8. Entero Healthcare Solutions Ltd</w:t>
       </w:r>
       <w:r>
         <w:rPr>
@@ -3185,7 +483,7 @@
           <w:sz w:val="20"/>
           <w:szCs w:val="20"/>
         </w:rPr>
-        <w:t xml:space="preserve">  —  Strong T&amp;D order book/execution</w:t>
+        <w:t xml:space="preserve">  —  5 consecutive quarters of confirmed EBITDA margin expansion (2.8%-&gt;4.5%)</w:t>
       </w:r>
       <w:r>
         <w:rPr>
@@ -3194,7 +492,7 @@
         </w:rPr>
         <w:br/>
         <w:t xml:space="preserve">
-Strong T&amp;D order book/execution but a confirmed Rs 42.74 Cr GST penalty and a cluster of unresolved Nov 2025 sentiment overhangs (Angola rumor, TARIL-fiasco association, short thesis) kept the stock at near-IPO levels. [conviction_score 34.8]</w:t>
+5 consecutive quarters of confirmed EBITDA margin expansion (2.8%-&gt;4.5%); mcap below TTM sales. Strongest-confirmed methodology-fix case in batch. [conviction_score 50.8]</w:t>
       </w:r>
     </w:p>
     <w:p>
@@ -3208,7 +506,7 @@
           <w:sz w:val="24"/>
           <w:szCs w:val="24"/>
         </w:rPr>
-        <w:t xml:space="preserve">90. Sky Gold Ltd</w:t>
+        <w:t xml:space="preserve">9. HBL Engineering</w:t>
       </w:r>
       <w:r>
         <w:rPr>
@@ -3218,7 +516,7 @@
           <w:sz w:val="20"/>
           <w:szCs w:val="20"/>
         </w:rPr>
-        <w:t xml:space="preserve">  —  Real B2B jewellery growth targets and a trusted-user vote of confidence on the 2025...</w:t>
+        <w:t xml:space="preserve">  —  Kavach order-book story w/ excellent trailing returns; hitesh2710 (elevated-tier) top-h...</w:t>
       </w:r>
       <w:r>
         <w:rPr>
@@ -3227,7 +525,7 @@
         </w:rPr>
         <w:br/>
         <w:t xml:space="preserve">
-Real B2B jewellery growth targets and a trusted-user vote of confidence on the 2025 promoter-selling dip, but genuine unresolved cash-conversion/receivables concerns (OCF not yet positive as of early 2026). [conviction_score 34.8]</w:t>
+Kavach order-book story w/ excellent trailing returns; hitesh2710 (elevated-tier) top-holding call; Q1 FY27 miss + Tonbo JV uncertainty live headwind; re-verified, conviction independently earned. [2026-08-22 backfill: independent elevated-tier corroborating 'high' signal from Ghonarbochon's own portfolio thread ('high conviction bets..hence additions to HBL', post #184, 2025-11-27) applied a further one-notch bump.] [conviction_score 58.32] (refreshed: independent re-verification, Q1 FY27 miss confirmed not-floor-derived)</w:t>
       </w:r>
     </w:p>
     <w:p>
@@ -3241,7 +539,7 @@
           <w:sz w:val="24"/>
           <w:szCs w:val="24"/>
         </w:rPr>
-        <w:t xml:space="preserve">91. Axiscades Engineering</w:t>
+        <w:t xml:space="preserve">10. Influx Healthtech</w:t>
       </w:r>
       <w:r>
         <w:rPr>
@@ -3251,7 +549,7 @@
           <w:sz w:val="20"/>
           <w:szCs w:val="20"/>
         </w:rPr>
-        <w:t xml:space="preserve">  —  Major pivot to pure-play defense (sold Rs2,250cr of businesses to Akkodis), Q1FY27...</w:t>
+        <w:t xml:space="preserve">  —  Exceptional ROCE/ROE CDMO, debt-free, embedded capacity/IPO-funds growth optionality,...</w:t>
       </w:r>
       <w:r>
         <w:rPr>
@@ -3260,7 +558,7 @@
         </w:rPr>
         <w:br/>
         <w:t xml:space="preserve">
-Major pivot to pure-play defense (sold Rs2,250cr of businesses to Akkodis), Q1FY27 +42.2% YoY. But years of weak execution + trusted shyamutty flagged a political-conflict-of-interest concern re: promoter. [conviction_score 34.3]</w:t>
+Exceptional ROCE/ROE CDMO, debt-free, embedded capacity/IPO-funds growth optionality, trusted user Satishwe tracking closely. [conviction_score 54.0]</w:t>
       </w:r>
     </w:p>
     <w:p>
@@ -3274,7 +572,7 @@
           <w:sz w:val="24"/>
           <w:szCs w:val="24"/>
         </w:rPr>
-        <w:t xml:space="preserve">92. KSH International Ltd</w:t>
+        <w:t xml:space="preserve">11. Frontier Springs</w:t>
       </w:r>
       <w:r>
         <w:rPr>
@@ -3284,7 +582,7 @@
           <w:sz w:val="20"/>
           <w:szCs w:val="20"/>
         </w:rPr>
-        <w:t xml:space="preserve">  —  Exceptional 5yr growth (rev CAGR 47.5%) and returns</w:t>
+        <w:t xml:space="preserve">  —  Debt-free railway-springs grower with a fresh catalyst, but a live guidance miss</w:t>
       </w:r>
       <w:r>
         <w:rPr>
@@ -3293,7 +591,7 @@
         </w:rPr>
         <w:br/>
         <w:t xml:space="preserve">
-Exceptional 5yr growth (rev CAGR 47.5%) and returns, but only 2025 IPO + rich valuation (8.36x book) already. [conviction_score 34.3]</w:t>
+ROCE 23.34%, ROE 41%, debt-free, 10yr revenue CAGR 26.2%, plus a fresh FIBA product RDSO approval (Aug 2026) layered on the core business. rajpanda (61 loves) confirms a strong guidance-delivery record until the current quarter, but idikasony exited in Nov 2025 over margin-sustainability doubts, and stock is down ~24% over the trailing year on a Q1 FY27 guidance-pace miss. Near-term-revisit rather than full conviction. [Score-driven reclassification 2026-08-22: conviction_score 46.0 moves this from tierC to tierB under the new mechanical scoring methodology.]</w:t>
       </w:r>
     </w:p>
     <w:p>
@@ -3307,7 +605,7 @@
           <w:sz w:val="24"/>
           <w:szCs w:val="24"/>
         </w:rPr>
-        <w:t xml:space="preserve">93. Kiri Industries</w:t>
+        <w:t xml:space="preserve">12. Sambhv Steel Tubes</w:t>
       </w:r>
       <w:r>
         <w:rPr>
@@ -3317,7 +615,7 @@
           <w:sz w:val="20"/>
           <w:szCs w:val="20"/>
         </w:rPr>
-        <w:t xml:space="preserve">  —  Speculative turnaround (debt reduction, FY26 revenue +13.5%)</w:t>
+        <w:t xml:space="preserve">  —  Two consecutive quarters of accelerating, quality-improving growth</w:t>
       </w:r>
       <w:r>
         <w:rPr>
@@ -3326,7 +624,7 @@
         </w:rPr>
         <w:br/>
         <w:t xml:space="preserve">
-Speculative turnaround (debt reduction, FY26 revenue +13.5%) but weak historical ROE and open promoter-credibility risk on pending debt financing. [conviction_score 30.0]</w:t>
+Q1 FY27 revenue +31%/EBITDA +31%/PAT +70% YoY with improving EBITDA/tonne, plus a specific dated FY28 capacity-expansion catalyst; recent ROCE/ROE 22.17%/25.42% (up from a 14-15% trailing base). Caveat: drjpatwa (trusted) raised a fair question about FY28 capacity-funding and margin timing, only partially resolved since new capacity isn't live yet - keeps conviction at medium given Debt/EBITDA of 2.11.</w:t>
       </w:r>
     </w:p>
     <w:p>
@@ -3340,7 +638,7 @@
           <w:sz w:val="24"/>
           <w:szCs w:val="24"/>
         </w:rPr>
-        <w:t xml:space="preserve">94. Borosil Renewables</w:t>
+        <w:t xml:space="preserve">13. 3B Blackbio DX Ltd</w:t>
       </w:r>
       <w:r>
         <w:rPr>
@@ -3350,7 +648,7 @@
           <w:sz w:val="20"/>
           <w:szCs w:val="20"/>
         </w:rPr>
-        <w:t xml:space="preserve">  —  India solar-glass structural tailwind</w:t>
+        <w:t xml:space="preserve">  —  29% growth, 19% ROE, debt-free</w:t>
       </w:r>
       <w:r>
         <w:rPr>
@@ -3359,7 +657,7 @@
         </w:rPr>
         <w:br/>
         <w:t xml:space="preserve">
-Real, structural India solar-manufacturing buildout tailwind; ROE (12%) is below this screen's bar on a trailing basis but isn't actually weak in absolute terms. Small-mid-cap (~Rs 8,068 Cr).</w:t>
+29% growth, 19% ROE, debt-free; superior margins vs 10x-larger Molbio. [conviction_score 46.0]</w:t>
       </w:r>
     </w:p>
     <w:p>
@@ -3373,7 +671,7 @@
           <w:sz w:val="24"/>
           <w:szCs w:val="24"/>
         </w:rPr>
-        <w:t xml:space="preserve">95. Zaggle Prepaid Ocean Services</w:t>
+        <w:t xml:space="preserve">14. Surya Roshni</w:t>
       </w:r>
       <w:r>
         <w:rPr>
@@ -3383,7 +681,7 @@
           <w:sz w:val="20"/>
           <w:szCs w:val="20"/>
         </w:rPr>
-        <w:t xml:space="preserve">  —  Growth decelerating (80% to 27.5% YoY), profit down QoQ on integration costs, negative...</w:t>
+        <w:t xml:space="preserve">  —  Debt-free, sharp Q1 FY27 turnaround (PAT +113%) after a weak FY26</w:t>
       </w:r>
       <w:r>
         <w:rPr>
@@ -3392,7 +690,7 @@
         </w:rPr>
         <w:br/>
         <w:t xml:space="preserve">
-Growth decelerating (80% to 27.5% YoY), profit down QoQ on integration costs, negative OCF and rising receivables flagged by community, FII exits. [conviction_score 26.8]</w:t>
+Debt-free, sharp Q1 FY27 turnaround (PAT +113%) after a weak FY26; ranvir calls it market-mispriced. One-quarter confirmation. [conviction_score 42.8]</w:t>
       </w:r>
     </w:p>
     <w:p>
@@ -3406,7 +704,7 @@
           <w:sz w:val="24"/>
           <w:szCs w:val="24"/>
         </w:rPr>
-        <w:t xml:space="preserve">96. Unicommerce Esolutions</w:t>
+        <w:t xml:space="preserve">15. Deep Industries</w:t>
       </w:r>
       <w:r>
         <w:rPr>
@@ -3416,7 +714,7 @@
           <w:sz w:val="20"/>
           <w:szCs w:val="20"/>
         </w:rPr>
-        <w:t xml:space="preserve">  —  Real integration-moat</w:t>
+        <w:t xml:space="preserve">  —  CBM gas-grid catalyst (2027 feed-in) is specific and dated</w:t>
       </w:r>
       <w:r>
         <w:rPr>
@@ -3425,7 +723,7 @@
         </w:rPr>
         <w:br/>
         <w:t xml:space="preserve">
-Real integration-moat, but community flagged specific client churn (~292 of 465 gross adds lost) and CEO steadily reducing stake. [conviction_score 26.8]</w:t>
+CBM gas-grid catalyst (2027 feed-in) is specific and dated; small-mid-cap (~Rs 4,416 Cr) keeps the math plausible. Trailing ROE/ROCE negative, but that's exactly what an unconfirmed pre-catalyst inflection looks like - watch the Dolphin-subsidiary receivables issue and FY27 confirmation closely. [conviction_score 42.8]</w:t>
       </w:r>
     </w:p>
     <w:p>
@@ -3439,7 +737,7 @@
           <w:sz w:val="24"/>
           <w:szCs w:val="24"/>
         </w:rPr>
-        <w:t xml:space="preserve">97. Fairchem Organics</w:t>
+        <w:t xml:space="preserve">16. Electronics Mart India</w:t>
       </w:r>
       <w:r>
         <w:rPr>
@@ -3449,7 +747,7 @@
           <w:sz w:val="20"/>
           <w:szCs w:val="20"/>
         </w:rPr>
-        <w:t xml:space="preserve">  —  Real</w:t>
+        <w:t xml:space="preserve">  —  Q1 FY27 'BLOCKBUSTER' (PAT +458%) after 2 years of margin compression, partly an easy...</w:t>
       </w:r>
       <w:r>
         <w:rPr>
@@ -3458,7 +756,7 @@
         </w:rPr>
         <w:br/>
         <w:t xml:space="preserve">
-Real but fragile price-led recovery (China-dumping easing), volume growth only 4%. Community member disclosed exiting prior position at a loss for structural dependency reasons. [conviction_score 26.8]</w:t>
+Q1 FY27 'BLOCKBUSTER' (PAT +458%) after 2 years of margin compression, partly an easy prior-year comp. One-quarter confirmation. [conviction_score 42.8]</w:t>
       </w:r>
     </w:p>
     <w:p>
@@ -3472,7 +770,7 @@
           <w:sz w:val="24"/>
           <w:szCs w:val="24"/>
         </w:rPr>
-        <w:t xml:space="preserve">98. Zen technologies</w:t>
+        <w:t xml:space="preserve">17. CSB Bank Ltd</w:t>
       </w:r>
       <w:r>
         <w:rPr>
@@ -3482,7 +780,7 @@
           <w:sz w:val="20"/>
           <w:szCs w:val="20"/>
         </w:rPr>
-        <w:t xml:space="preserve">  —  TTM ROE (10.78%) sharply below 5yr track record (128% profit CAGR). This month's...</w:t>
+        <w:t xml:space="preserve">  —  Strong Q1 FY27 (PAT +27%, ROE up)</w:t>
       </w:r>
       <w:r>
         <w:rPr>
@@ -3491,7 +789,7 @@
         </w:rPr>
         <w:br/>
         <w:t xml:space="preserve">
-TTM ROE (10.78%) sharply below 5yr track record (128% profit CAGR). This month's community read: order flow stalled, unresolved allegation mgmt misled market via 2024 QIP/promoter stake sale. [conviction_score 26.8]</w:t>
+Strong Q1 FY27 (PAT +27%, ROE up) but community flags CD ratio/GNPA and ex-IndusInd wholesale underwriting concern. [conviction_score 42.3]</w:t>
       </w:r>
     </w:p>
     <w:p>
@@ -3505,7 +803,7 @@
           <w:sz w:val="24"/>
           <w:szCs w:val="24"/>
         </w:rPr>
-        <w:t xml:space="preserve">99. P N Gadgil Jewellers Ltd</w:t>
+        <w:t xml:space="preserve">18. South West Pinnacle Exploration</w:t>
       </w:r>
       <w:r>
         <w:rPr>
@@ -3515,7 +813,7 @@
           <w:sz w:val="20"/>
           <w:szCs w:val="20"/>
         </w:rPr>
-        <w:t xml:space="preserve">  —  Fast-growing regional jewellery retailer</w:t>
+        <w:t xml:space="preserve">  —  Order-book-at-ATH rig-depreciation operating-leverage story</w:t>
       </w:r>
       <w:r>
         <w:rPr>
@@ -3524,7 +822,7 @@
         </w:rPr>
         <w:br/>
         <w:t xml:space="preserve">
-Fast-growing regional jewellery retailer, but a documented gold-hedging disclosure inconsistency has become a real management-credibility problem. [conviction_score 26.8]</w:t>
+Order book Rs 761 Cr (all-time high), ROCE 15.15%, revenue growth 18.6%, on a real India energy-self-reliance tailwind. Kkd did a detailed operating-leverage deep-dive (invested), but Chandragupta (trusted) raised an unexplained coal-trading-exit/expense-spike question in late 2025 not clearly closed out, and BuyHighSellLow (Aug 2026) flagged capex/cash funding as "really tight". Low-medium conviction. [Score-driven reclassification 2026-08-22: conviction_score 38.0 moves this from tierC to tierB under the new mechanical scoring methodology.]</w:t>
       </w:r>
     </w:p>
     <w:p>
@@ -3538,7 +836,7 @@
           <w:sz w:val="24"/>
           <w:szCs w:val="24"/>
         </w:rPr>
-        <w:t xml:space="preserve">100. SJS Enterprises Ltd</w:t>
+        <w:t xml:space="preserve">19. Ugro Capital</w:t>
       </w:r>
       <w:r>
         <w:rPr>
@@ -3548,7 +846,7 @@
           <w:sz w:val="20"/>
           <w:szCs w:val="20"/>
         </w:rPr>
-        <w:t xml:space="preserve">  —  Strong ROE/ROCE, real display/cover-glass TAM catalyst, joinjp2003 (trusted) 8%...</w:t>
+        <w:t xml:space="preserve">  —  Beaten-down MFI-contagion turnaround candidate</w:t>
       </w:r>
       <w:r>
         <w:rPr>
@@ -3557,7 +855,7 @@
         </w:rPr>
         <w:br/>
         <w:t xml:space="preserve">
-Strong ROE/ROCE, real display/cover-glass TAM catalyst, joinjp2003 (trusted) 8% portfolio ramp. But trusted Chandragupta flagged standalone stagnation + margin pressure just before scan. [conviction_score 26.3]</w:t>
+Trading at ~0.53x book after sector-wide MFI stress selling; ROE currently weak (~7%) but that's the depressed state the turnaround thesis is betting reverses, not a standalone quality problem. Small-cap (~Rs 1,519 Cr). [Score-driven reclassification 2026-08-22: conviction_score 38.0 moves this from tierC to tierB under the new mechanical scoring methodology.]</w:t>
       </w:r>
     </w:p>
     <w:p>
@@ -3571,7 +869,7 @@
           <w:sz w:val="24"/>
           <w:szCs w:val="24"/>
         </w:rPr>
-        <w:t xml:space="preserve">101. Valiant Communications Limited</w:t>
+        <w:t xml:space="preserve">20. Arman Financial Services Ltd</w:t>
       </w:r>
       <w:r>
         <w:rPr>
@@ -3581,7 +879,7 @@
           <w:sz w:val="20"/>
           <w:szCs w:val="20"/>
         </w:rPr>
-        <w:t xml:space="preserve">  —  Excellent margins (ROCE 32.6%), real Power Grid order + NSC Trusted Source status,...</w:t>
+        <w:t xml:space="preserve">  —  Best-in-peer-group MFI asset quality (GNPA 4.1%) already</w:t>
       </w:r>
       <w:r>
         <w:rPr>
@@ -3590,7 +888,7 @@
         </w:rPr>
         <w:br/>
         <w:t xml:space="preserve">
-Excellent margins (ROCE 32.6%), real Power Grid order + NSC Trusted Source status, Ghonarbochon repeated high-conviction language. Cash-conversion risk (400-day cycle) unresolved, thin thread. [conviction_score 26.3]</w:t>
+Best-in-peer-group MFI asset quality (GNPA 4.1%) already; ROE still sector-stress-depressed, same reversal logic as Satin. Small-cap (~Rs 2,071 Cr). [conviction_score 38.0]</w:t>
       </w:r>
     </w:p>
     <w:p>
@@ -3604,7 +902,7 @@
           <w:sz w:val="24"/>
           <w:szCs w:val="24"/>
         </w:rPr>
-        <w:t xml:space="preserve">102. Zinka Logistics Solutions Ltd (BlackBuck)</w:t>
+        <w:t xml:space="preserve">21. NGL Fine-Chem Ltd</w:t>
       </w:r>
       <w:r>
         <w:rPr>
@@ -3614,7 +912,7 @@
           <w:sz w:val="20"/>
           <w:szCs w:val="20"/>
         </w:rPr>
-        <w:t xml:space="preserve">  —  SuperLoads freight-brokerage growing 271% YoY, core tolling gaining share, joinjp2003...</w:t>
+        <w:t xml:space="preserve">  —  High-quality low-leverage compounder, deep multi-year trusted community coverage, curre...</w:t>
       </w:r>
       <w:r>
         <w:rPr>
@@ -3623,7 +921,7 @@
         </w:rPr>
         <w:br/>
         <w:t xml:space="preserve">
-SuperLoads freight-brokerage growing 271% YoY, core tolling gaining share, joinjp2003 named it a 2025 conviction bet. FASTag/GNSS regulatory dependency risk + promoter selling + rich valuation (P/E ~84). [conviction_score 26.3]</w:t>
+High-quality low-leverage compounder, deep multi-year trusted community coverage, currently in a cyclical margin trough (confirmed as of Feb 2025) [conviction_score 42.8]</w:t>
       </w:r>
     </w:p>
     <w:p>
@@ -3637,7 +935,7 @@
           <w:sz w:val="24"/>
           <w:szCs w:val="24"/>
         </w:rPr>
-        <w:t xml:space="preserve">103. Eureka Forbes Ltd</w:t>
+        <w:t xml:space="preserve">22. Punjab Chemicals &amp; Crop Protection Ltd</w:t>
       </w:r>
       <w:r>
         <w:rPr>
@@ -3647,7 +945,7 @@
           <w:sz w:val="20"/>
           <w:szCs w:val="20"/>
         </w:rPr>
-        <w:t xml:space="preserve">  —  Category leader (45%/60% share) turnaround under Advent/new CEO, YoY revenue +61%. But...</w:t>
+        <w:t xml:space="preserve">  —  Agrochem CRAMS emerging from 3yr downcycle; FY26 revenue +15.7%, 3 new MOUs + Rs60cr ca...</w:t>
       </w:r>
       <w:r>
         <w:rPr>
@@ -3656,7 +954,7 @@
         </w:rPr>
         <w:br/>
         <w:t xml:space="preserve">
-Category leader (45%/60% share) turnaround under Advent/new CEO, YoY revenue +61%. But weak trailing ROE/ROCE, 54% promoter pledge, thin community coverage (8 posts). [conviction_score 26.3]</w:t>
+Agrochem CRAMS emerging from 3yr downcycle; FY26 revenue +15.7%, 3 new MOUs + Rs60cr capex block for FY27 commercialization; ROCE 30.9%/ROE 24.2% held through downturn [conviction_score 42.8]</w:t>
       </w:r>
     </w:p>
     <w:p>
@@ -3670,7 +968,7 @@
           <w:sz w:val="24"/>
           <w:szCs w:val="24"/>
         </w:rPr>
-        <w:t xml:space="preserve">104. RKEC Projects Ltd</w:t>
+        <w:t xml:space="preserve">23. Cantabil Retail India Ltd</w:t>
       </w:r>
       <w:r>
         <w:rPr>
@@ -3680,7 +978,7 @@
           <w:sz w:val="20"/>
           <w:szCs w:val="20"/>
         </w:rPr>
-        <w:t xml:space="preserve">  —  Decent ROCE/growth</w:t>
+        <w:t xml:space="preserve">  —  Apparel retailer with unprecedented sustained promoter open-market accumulation (52%→~75%) and zero dilution</w:t>
       </w:r>
       <w:r>
         <w:rPr>
@@ -3689,7 +987,7 @@
         </w:rPr>
         <w:br/>
         <w:t xml:space="preserve">
-Decent ROCE/growth but mkt cap down -64% in 1yr, low interest coverage flagged, no forum thread to corroborate. [conviction_score 26.3]</w:t>
+Promoters have been buying in the open market continuously since IPO, taking their stake from 52% to near 75% with zero dilution — a trusted user called this 'quite unprecedented.' Store rollout is accelerating (27 added in one quarter, 49 in 9M vs 43 the prior year) alongside 10yr median growth of 17.7% and recent quarter revenue +15%/PAT +30%. [conviction_score 46.0]</w:t>
       </w:r>
     </w:p>
     <w:p>
@@ -3703,7 +1001,7 @@
           <w:sz w:val="24"/>
           <w:szCs w:val="24"/>
         </w:rPr>
-        <w:t xml:space="preserve">105. Ethos Ltd</w:t>
+        <w:t xml:space="preserve">24. Vaibhav Global Ltd</w:t>
       </w:r>
       <w:r>
         <w:rPr>
@@ -3713,7 +1011,7 @@
           <w:sz w:val="20"/>
           <w:szCs w:val="20"/>
         </w:rPr>
-        <w:t xml:space="preserve">  —  Real FTA import-duty tailwind confirmed</w:t>
+        <w:t xml:space="preserve">  —  TV-to-digital jewellery/lifestyle e-tailer with an operating-leverage re-rating thesis and live bull/bear forum debate</w:t>
       </w:r>
       <w:r>
         <w:rPr>
@@ -3722,7 +1020,7 @@
         </w:rPr>
         <w:br/>
         <w:t xml:space="preserve">
-Real FTA import-duty tailwind confirmed, but trusted investor Marathondreams exited citing promoter credibility concerns (Silvercity/Favre Leuba fiasco). Weak ROE ~10%. Split trusted signals. [conviction_score 26.3]</w:t>
+A non-trusted but highly engaged user has built an operating-leverage thesis around the shift from TV to digital channels; a trusted user pushed back that recent PAT growth is partly cost/comp-driven rather than structural. A Jul 2025 tax tribunal ruling deleted ~Rs 150 Cr in demands. Debate on TV-vs-digital terminal value remains unresolved. [conviction_score 38.0]</w:t>
       </w:r>
     </w:p>
     <w:p>
@@ -3736,7 +1034,7 @@
           <w:sz w:val="24"/>
           <w:szCs w:val="24"/>
         </w:rPr>
-        <w:t xml:space="preserve">106. Arvind SmartSpaces Ltd</w:t>
+        <w:t xml:space="preserve">25. Orchid Pharma</w:t>
       </w:r>
       <w:r>
         <w:rPr>
@@ -3746,7 +1044,7 @@
           <w:sz w:val="20"/>
           <w:szCs w:val="20"/>
         </w:rPr>
-        <w:t xml:space="preserve">  —  Lalbhai-group developer with real MMR/Sanand project pipeline growth and consistent pro...</w:t>
+        <w:t xml:space="preserve">  —  Patented EXBLIFEP antibiotic maker, double IAS2026-corroborated but fundamentals unreconciled</w:t>
       </w:r>
       <w:r>
         <w:rPr>
@@ -3755,7 +1053,7 @@
         </w:rPr>
         <w:br/>
         <w:t xml:space="preserve">
-Lalbhai-group developer with real MMR/Sanand project pipeline growth and consistent promoter buying; thread stale ~16 months. [conviction_score 34.8]</w:t>
+Patented EXBLIFEP antibiotic, 100% molecule ownership since Jul 2025, but screener shows negative ROE/ROCE conflicting with the FY24 thread growth narrative — unreconciled; independently corroborated twice within days at IAS 2026. Large-cap (~Rs 9,966 Cr). [conviction_score 38.0]</w:t>
       </w:r>
     </w:p>
     <w:p>
@@ -3769,7 +1067,7 @@
           <w:sz w:val="24"/>
           <w:szCs w:val="24"/>
         </w:rPr>
-        <w:t xml:space="preserve">107. Eldeco Housing Ltd</w:t>
+        <w:t xml:space="preserve">26. Jeena Sikho Lifecare</w:t>
       </w:r>
       <w:r>
         <w:rPr>
@@ -3779,7 +1077,7 @@
           <w:sz w:val="20"/>
           <w:szCs w:val="20"/>
         </w:rPr>
-        <w:t xml:space="preserve">  —  Weak trailing ROCE/ROE but real FY26 launch-driven inflection tracked consistently by h...</w:t>
+        <w:t xml:space="preserve">  —  Fast-growing Ayurvedic platform that survived a community fraud scare</w:t>
       </w:r>
       <w:r>
         <w:rPr>
@@ -3788,7 +1086,7 @@
         </w:rPr>
         <w:br/>
         <w:t xml:space="preserve">
-Weak trailing ROCE/ROE but real FY26 launch-driven inflection tracked consistently by harsh.beria93 since 2022; H2FY26 margin recovery guided, unconfirmed [conviction_score 26.8]</w:t>
+Ayurvedic platform company with +71% FY26 revenue growth; two elevated-trusted users (ranvir, HighCAGR) corroborate after the thread survived an earlier fraud scare with cash-flow quality intact. Caveat: Q1 FY27 shows deceleration in the Healthcare Services segment. [conviction_score 46.0]</w:t>
       </w:r>
     </w:p>
     <w:p>
@@ -3802,7 +1100,7 @@
           <w:sz w:val="24"/>
           <w:szCs w:val="24"/>
         </w:rPr>
-        <w:t xml:space="preserve">108. Ultramarine &amp; Pigments Ltd</w:t>
+        <w:t xml:space="preserve">27. Senores Pharmaceuticals Ltd</w:t>
       </w:r>
       <w:r>
         <w:rPr>
@@ -3812,7 +1110,7 @@
           <w:sz w:val="20"/>
           <w:szCs w:val="20"/>
         </w:rPr>
-        <w:t xml:space="preserve">  —  Real 1yr revenue acceleration from a trusted-tracked capex-driven capacity ramp, but we...</w:t>
+        <w:t xml:space="preserve">  —  Consistent ANDA-approval compounder beating its own aggressive guidance</w:t>
       </w:r>
       <w:r>
         <w:rPr>
@@ -3821,7 +1119,7 @@
         </w:rPr>
         <w:br/>
         <w:t xml:space="preserve">
-Real 1yr revenue acceleration from a trusted-tracked capex-driven capacity ramp, but weak ROCE/ROE and new Sudarshan/Heubach competitive threat [conviction_score 26.8]</w:t>
+FY26 revenue +62%, Q1 FY27 revenue +36%/PAT +56%, near 52-wk high; Chandan_Sharma posted detailed concall summaries showing consecutive quarters of beating aggressive self-guidance, 7 new ANDA approvals in Q1 (58 total, 23 commercialized), turned solidly CFO-positive. Caveat: valuation already rich at P/E 57.3. [conviction_score 38.0]</w:t>
       </w:r>
     </w:p>
     <w:p>
@@ -3835,7 +1133,7 @@
           <w:sz w:val="24"/>
           <w:szCs w:val="24"/>
         </w:rPr>
-        <w:t xml:space="preserve">109. J.G. Chemicals Ltd</w:t>
+        <w:t xml:space="preserve">28. Raymond Realty Ltd</w:t>
       </w:r>
       <w:r>
         <w:rPr>
@@ -3845,7 +1143,7 @@
           <w:sz w:val="20"/>
           <w:szCs w:val="20"/>
         </w:rPr>
-        <w:t xml:space="preserve">  —  Largest domestic ZnO producer with a funded, quantified capacity expansion (H1FY27) but...</w:t>
+        <w:t xml:space="preserve">  —  Trailing metrics hide a real embedded-value gap in Thane redevelopment, tempered by leverage</w:t>
       </w:r>
       <w:r>
         <w:rPr>
@@ -3854,7 +1152,7 @@
         </w:rPr>
         <w:br/>
         <w:t xml:space="preserve">
-Largest domestic ZnO producer with a funded, quantified capacity expansion (H1FY27) but a very thin (5-post) forum thread. [conviction_score 26.8]</w:t>
+#1 Thane West market share confirmed by multiple trusted elevated users (gaurav, Maheshcm, vikas_sinha, Pujan_Shah, Aloysius_De_Sa); Q1 FY27 revenue +37%/EBITDA +70% YoY; promoter open-market buying; Rs 8,500 Cr JDA signed; institutional stake entry; estimated project surplus &gt;Rs 14,000 Cr per Aug 2026 investor presentation. Caveat: trailing ROCE only 6.28% (RE-accounting distorted), D/E 9.81 (leveraged); Q1FY27 PAT dip defended by community as seasonal, not structural. [conviction_score 46.0]</w:t>
       </w:r>
     </w:p>
     <w:p>
@@ -3868,7 +1166,7 @@
           <w:sz w:val="24"/>
           <w:szCs w:val="24"/>
         </w:rPr>
-        <w:t xml:space="preserve">110. MOIL Ltd</w:t>
+        <w:t xml:space="preserve">29. Goodluck India Ltd</w:t>
       </w:r>
       <w:r>
         <w:rPr>
@@ -3878,7 +1176,7 @@
           <w:sz w:val="20"/>
           <w:szCs w:val="20"/>
         </w:rPr>
-        <w:t xml:space="preserve">  —  Real Q1FY27 profit inflection (PAT +70% YoY) on a global manganese supply squeeze, smal...</w:t>
+        <w:t xml:space="preserve">  —  Defense margin-mix inflection (155mm shell capacity 150k-&gt;400k), tempered by subsidiary governance risk</w:t>
       </w:r>
       <w:r>
         <w:rPr>
@@ -3887,7 +1185,7 @@
         </w:rPr>
         <w:br/>
         <w:t xml:space="preserve">
-Real Q1FY27 profit inflection (PAT +70% YoY) on a global manganese supply squeeze, small-cap size, but unconfirmed by the community yet. [conviction_score 23.92]</w:t>
+richbandit (trusted, elevated) frames this as a defense margin-mix inflection point: export cert + first USD 6mn overseas dispatch (likely NATO-adjacent, 155mm shells), Defence subsidiary margins 30-35% vs 16-18% base business. Caveat: pranavpallod12/Shripad (trusted) flag governance concern - management vague/evasive on Defence subsidiary IPO/restructuring/dilution plans despite a Rs 275 Cr corporate guarantee already issued. [conviction_score 38.0]</w:t>
       </w:r>
     </w:p>
     <w:p>
@@ -3901,7 +1199,7 @@
           <w:sz w:val="24"/>
           <w:szCs w:val="24"/>
         </w:rPr>
-        <w:t xml:space="preserve">111. Capacit'e Infraprojects Ltd</w:t>
+        <w:t xml:space="preserve">30. Alufluoride Ltd</w:t>
       </w:r>
       <w:r>
         <w:rPr>
@@ -3911,7 +1209,7 @@
           <w:sz w:val="20"/>
           <w:szCs w:val="20"/>
         </w:rPr>
-        <w:t xml:space="preserve">  —  Cheap value/re-rating case with a concall-explained Q1 PAT dip</w:t>
+        <w:t xml:space="preserve">  —  Niche AlF3 import-substitution moat with funded capacity expansion, tempered by margin compression</w:t>
       </w:r>
       <w:r>
         <w:rPr>
@@ -3920,7 +1218,7 @@
         </w:rPr>
         <w:br/>
         <w:t xml:space="preserve">
-P/E ~9.4x vs peers 15-22x, P/B 0.91x, order book Rs 13,535 Cr (~5.1x TTM revenue); Aiyappaa's detailed concall summary (4 loves) explains the Q1 PAT dip as a Rs 20 Cr commodity-cost provisioning timing mismatch (govt escalation-clause reimbursement pending), not structural. [conviction_score 30.0]</w:t>
+kdjolly (trusted, elevated) detailed bull thesis: 20-25% domestic AlF3 market share, large import-substitution runway (80,000 TPA demand vs ~23,000 TPA domestic supply), capacity expansion to 18,000 TPA, captive solar, and Alumina Hydrate backward integration to fix margin volatility; net cash, FY26 net profit +55.9%. Jordan JV exit reframed as smart de-risking (Gaza conflict instability). Caveat: Q4 FY26 margin compression unresolved, thin community scrutiny beyond one poster. [conviction_score 38.0]</w:t>
       </w:r>
     </w:p>
     <w:p>
@@ -3934,7 +1232,7 @@
           <w:sz w:val="24"/>
           <w:szCs w:val="24"/>
         </w:rPr>
-        <w:t xml:space="preserve">112. TruAlt Bioenergy Ltd</w:t>
+        <w:t xml:space="preserve">31. Apollo Micro Systems Ltd</w:t>
       </w:r>
       <w:r>
         <w:rPr>
@@ -3944,7 +1242,7 @@
           <w:sz w:val="20"/>
           <w:szCs w:val="20"/>
         </w:rPr>
-        <w:t xml:space="preserve">  —  Ethanol/biofuel scaler with SAF/CBG optionality, but govt-policy dependent</w:t>
+        <w:t xml:space="preserve">  —  Premier Explosives acquisition — defense-adjacent backward integration</w:t>
       </w:r>
       <w:r>
         <w:rPr>
@@ -3953,7 +1251,7 @@
         </w:rPr>
         <w:br/>
         <w:t xml:space="preserve">
-FY25 revenue +54.5%, Q1 FY27 revenue +106% QoQ; active Aug 2026 community debate on govt-policy dependence vs SAF/CBG optionality, favorable comparison to peer Praj Industries (declining revenue, 125x P/E). Caveat: promoter pledge 36.85%. [conviction_score 30.0]</w:t>
+Solid growth/profitability defense-electronics OEM, trading at 10.5x book value. Raised ~Rs 3,300 Cr, of which ~Rs 1,550 Cr funded a 41% stake acquisition in Premier Explosives plus a mandatory open offer for another 25% at Rs 698/share — a major strategic bet on explosives manufacturing amid structurally tight global supply (post-conflict stockpile rebuilding). karanshah137 (trusted) confirmed the open-offer structure factually; no explicit conviction call yet from trusted users. [conviction_score 38.0]</w:t>
       </w:r>
     </w:p>
     <w:p>
@@ -3967,7 +1265,7 @@
           <w:sz w:val="24"/>
           <w:szCs w:val="24"/>
         </w:rPr>
-        <w:t xml:space="preserve">113. KPI Green Energy Ltd</w:t>
+        <w:t xml:space="preserve">32. Goldiam International Ltd</w:t>
       </w:r>
       <w:r>
         <w:rPr>
@@ -3977,7 +1275,7 @@
           <w:sz w:val="20"/>
           <w:szCs w:val="20"/>
         </w:rPr>
-        <w:t xml:space="preserve">  —  Large order book/land bank at a 40% drawdown, margin durability unresolved</w:t>
+        <w:t xml:space="preserve">  —  Debt-free jewelry exporter riding backward integration through the LGD shakeout</w:t>
       </w:r>
       <w:r>
         <w:rPr>
@@ -3986,7 +1284,7 @@
         </w:rPr>
         <w:br/>
         <w:t xml:space="preserve">
-7 GW order book and large land bank cited as intact underlying value; target 40-50% revenue CAGR to FY30; stock near 52-wk low (-40% from peak). Unresolved open community question (Aug 2026) on whether margin pressure is temporary or structural. Caveat: D/E 1.71. [conviction_score 30.0]</w:t>
+FY26 net profit +45.77% YoY, revenue CAGR 30%+, backward integration cited as a tariff-shock buffer. Multiple trusted users engaged with genuine disagreement: kartik_bhat bullish on Q2 results; Swadesh9819 argues backward integration lets it outlast PE-funded LGD entrants; rajpanda counters with the LGD-commoditization risk, citing Titan management's own bearish LGD commentary. No single trusted user gave an unqualified bull or bear call. [conviction_score 38.0]</w:t>
       </w:r>
     </w:p>
     <w:p>
@@ -4000,7 +1298,7 @@
           <w:sz w:val="24"/>
           <w:szCs w:val="24"/>
         </w:rPr>
-        <w:t xml:space="preserve">114. Gufic BioSciences Ltd</w:t>
+        <w:t xml:space="preserve">33. Alpex Solar Ltd</w:t>
       </w:r>
       <w:r>
         <w:rPr>
@@ -4010,7 +1308,7 @@
           <w:sz w:val="20"/>
           <w:szCs w:val="20"/>
         </w:rPr>
-        <w:t xml:space="preserve">  —  Lyophilised-injectables/botox-optionality play with a live GMP overhang</w:t>
+        <w:t xml:space="preserve">  —  Exceptional headline growth, but rising leverage is funding the capex</w:t>
       </w:r>
       <w:r>
         <w:rPr>
@@ -4019,7 +1317,7 @@
         </w:rPr>
         <w:br/>
         <w:t xml:space="preserve">
-Niche lyophilised-injectables play with botox optionality; disclosed as the largest-position conviction call from the IAS-2026 presenter, but there is a live, unresolved European GMP certification overhang at two plants. [conviction_score 30.0]</w:t>
+Headline growth/returns look exceptional, but forum diligence reveals D/E has risen to ~0.96x funding a large capex program — more current than the low D/E some screeners still show. Non-trusted community debate is unusually adversarial and informative: vikas_chandrawat (1.5yr holder) flags receivables outgrowing revenue and rising interest costs; a live Aug 2026 dispute over whether the new cell facility's environmental clearance covers 1.6GW or the company-claimed 2.2GW remains unresolved. No trusted user has weighed in yet. [conviction_score 38.0]</w:t>
       </w:r>
     </w:p>
     <w:p>
@@ -4033,7 +1331,7 @@
           <w:sz w:val="24"/>
           <w:szCs w:val="24"/>
         </w:rPr>
-        <w:t xml:space="preserve">115. Prevest Denpro Limited</w:t>
+        <w:t xml:space="preserve">34. Kernex Microsystems (India) Ltd</w:t>
       </w:r>
       <w:r>
         <w:rPr>
@@ -4043,7 +1341,7 @@
           <w:sz w:val="20"/>
           <w:szCs w:val="20"/>
         </w:rPr>
-        <w:t xml:space="preserve">  —  Excellent margins/ROE, but director pay and a related-party hire raise governance flags</w:t>
+        <w:t xml:space="preserve">  —  Kavach/TCAS order book looks cheap against FY27 topline math</w:t>
       </w:r>
       <w:r>
         <w:rPr>
@@ -4052,7 +1350,7 @@
         </w:rPr>
         <w:br/>
         <w:t xml:space="preserve">
-Small-cap (~Rs 484 Cr) with excellent margins and ROE, but the community flagged directors' pay at 23% of PAT plus a related-party hire as governance concerns worth discounting for. [conviction_score 30.0]</w:t>
+kartik_bhat (trusted) posted a granular order-book breakdown: Rs 3,641 Cr outstanding, CLW order 45% complete (Rs 1,300 Cr balance), implying ~Rs 2,800-2,900 Cr FY27 revenue against a Rs 3,305 Cr market cap — genuinely cheap if execution holds. Countervailing point: revenue recognition may run on 'supplied' rather than 'installed &amp; commissioned' units, which could overstate near-term completion. Stock already at 13.3x book value. [conviction_score 38.0]</w:t>
       </w:r>
     </w:p>
     <w:p>
@@ -4066,7 +1364,7 @@
           <w:sz w:val="24"/>
           <w:szCs w:val="24"/>
         </w:rPr>
-        <w:t xml:space="preserve">116. Vikram Solar- One of the oldest Solar module manufacturer</w:t>
+        <w:t xml:space="preserve">35. DDev Plastiks Industries Ltd</w:t>
       </w:r>
       <w:r>
         <w:rPr>
@@ -4076,7 +1374,7 @@
           <w:sz w:val="20"/>
           <w:szCs w:val="20"/>
         </w:rPr>
-        <w:t xml:space="preserve">  —  Strong growth/ROCE, but debt allegedly hidden in acceptances</w:t>
+        <w:t xml:space="preserve">  —  High-ROCE compounder moving into BESS assembly, prior red flag resolved</w:t>
       </w:r>
       <w:r>
         <w:rPr>
@@ -4085,7 +1383,7 @@
         </w:rPr>
         <w:br/>
         <w:t xml:space="preserve">
-Strong growth and ROCE, but the community flagged debt hidden in acceptances and muted PAT through the current capex cycle as reasons for caution. [conviction_score 30.0]</w:t>
+ROCE 30%+, debt-free, but core volume growth has stalled (Q1FY27 production +0.08% YoY) even as exports/EBITDA-per-ton improve. pranavpallod12 (trusted, invested) has covered the thread in depth across 8+ posts and confirmed the prior related-party royalty concern (KKalpana Industries) has shrunk from 9% to 2.4% of PAT — 'no other red flags.' kdjolly (trusted) separately detailed the new BESS-assembly vertical's sourcing strategy. [conviction_score 38.0]</w:t>
       </w:r>
     </w:p>
     <w:p>
@@ -4099,7 +1397,7 @@
           <w:sz w:val="24"/>
           <w:szCs w:val="24"/>
         </w:rPr>
-        <w:t xml:space="preserve">117. Technocraft Industries</w:t>
+        <w:t xml:space="preserve">36. Inox India Ltd</w:t>
       </w:r>
       <w:r>
         <w:rPr>
@@ -4109,7 +1407,7 @@
           <w:sz w:val="20"/>
           <w:szCs w:val="20"/>
         </w:rPr>
-        <w:t xml:space="preserve">  —  Diversified niche industrial with a quantified capacity-ramp catalyst and US-tariff cost edge</w:t>
+        <w:t xml:space="preserve">  —  score 46 — ~39% ROCE cryo-tank compounder with a large new space-industry order</w:t>
       </w:r>
       <w:r>
         <w:rPr>
@@ -4118,7 +1416,7 @@
         </w:rPr>
         <w:br/>
         <w:t xml:space="preserve">
-Drum-closures leader plus scaffolding and engineering services, with a quantified capacity-ramp catalyst (~9% incremental revenue) and a structural US-tariff cost advantage over Chinese peers. [conviction_score 30.0]</w:t>
+ROCE ~39%, ROE ~30%, near debt-free, FY27 guided 18-20% revenue growth tracking in Q1. Trusted user Midhunjoe flagged a new Rs 871 Cr space-exploration order (~= the whole Industrial Gas segment's FY26 revenue) with a bigger follow-on guided; Chandragupta highlighted submarine AIP tank work as a hard-to-replicate moat. Key customer Linde building its own India tank capacity is a live concentration risk. Score 46 -&gt; Tier B.</w:t>
       </w:r>
     </w:p>
     <w:p>
@@ -4132,7 +1430,7 @@
           <w:sz w:val="24"/>
           <w:szCs w:val="24"/>
         </w:rPr>
-        <w:t xml:space="preserve">118. CSL Finance Limited</w:t>
+        <w:t xml:space="preserve">37. KMC Speciality Hospitals (India) Ltd</w:t>
       </w:r>
       <w:r>
         <w:rPr>
@@ -4142,7 +1440,7 @@
           <w:sz w:val="20"/>
           <w:szCs w:val="20"/>
         </w:rPr>
-        <w:t xml:space="preserve">  —  Fast-growing NBFC on a dormant thread, limited community validation</w:t>
+        <w:t xml:space="preserve">  —  score 46 — single-campus Trichy hospital, operating leverage kicking in post-capex</w:t>
       </w:r>
       <w:r>
         <w:rPr>
@@ -4151,7 +1449,7 @@
         </w:rPr>
         <w:br/>
         <w:t xml:space="preserve">
-Market cap ~Rs 506 Cr, ROE 15.2%, ROCE 14.7%, sales +41.2%/profit +38.9%; thread dormant ~2 years with a single Aug 2026 post asking if anyone is still tracking, no response yet - fundamentals-driven case with limited community validation. [conviction_score 30.0]</w:t>
+ROCE/ROE ~26.7%, low debt, Q3 FY26 revenue +33% / Q4 +35% YoY, EBITDA margin 31%+ as the new block ramps (beds ~250 -&gt; ~450, employee cost down to ~19.4% of revenue). Trusted user Rahul_Behera is progressively positive each quarter. Conviction capped by single-asset concentration and ~Rs 80-98 Cr corporate guarantees / RPTs with the unlisted parent (which plans its own listing). Score 46 -&gt; Tier B; 30-day revisit.</w:t>
       </w:r>
     </w:p>
     <w:p>
@@ -4165,7 +1463,7 @@
           <w:sz w:val="24"/>
           <w:szCs w:val="24"/>
         </w:rPr>
-        <w:t xml:space="preserve">119. Gujarat Themis Biosyn Ltd</w:t>
+        <w:t xml:space="preserve">38. Fredun Pharmaceuticals Ltd</w:t>
       </w:r>
       <w:r>
         <w:rPr>
@@ -4175,7 +1473,7 @@
           <w:sz w:val="20"/>
           <w:szCs w:val="20"/>
         </w:rPr>
-        <w:t xml:space="preserve">  —  Niche Rifampicin monopoly eyeing a large debt-funded acquisition</w:t>
+        <w:t xml:space="preserve">  —  score 46 — diversified pharma with a large guidance-backed inflection, priced at ~54x after a ~4x run</w:t>
       </w:r>
       <w:r>
         <w:rPr>
@@ -4184,7 +1482,7 @@
         </w:rPr>
         <w:br/>
         <w:t xml:space="preserve">
-ROCE 27.30%, D/E 0.12, India's first commercial Rifampicin producer (niche moat); vir259 (Aug 2026) flagged a prospective ~Rs 2,000 Cr debt-funded acquisition plan (incl. Biopharm, possibly Yen-denominated debt) as a real balance-sheet risk, framed by the company as a 'calculated risk' for scale. [conviction_score 30.0]</w:t>
+'Vintage' generics base plus fast-growing new-age verticals (organised pet care, nutraceuticals, bone-graft patent, cosmetics). FY26 revenue +40.8% / EBITDA +72%, Q1 FY27 revenue +~90% YoY, ROCE ~21.5%; five years of negative OCF now reversing (QIP cash in, receivables down, OCF positive). Strong single-holder conviction from trusted user raj1968 (top-3 position, 'management is walking the talk'); a five-year negative-OCF history only just turned and Reliance's cheap pet-food entry is a competitive risk. Score 46 -&gt; Tier B; 30-day revisit. Was Tier-B in the parallel 108-stock project.</w:t>
       </w:r>
     </w:p>
     <w:p>
@@ -4198,7 +1496,7 @@
           <w:sz w:val="24"/>
           <w:szCs w:val="24"/>
         </w:rPr>
-        <w:t xml:space="preserve">120. PNGS Gargi Fashion Jewellery Ltd</w:t>
+        <w:t xml:space="preserve">39. Indo Tech Transformers Ltd</w:t>
       </w:r>
       <w:r>
         <w:rPr>
@@ -4208,7 +1506,7 @@
           <w:sz w:val="20"/>
           <w:szCs w:val="20"/>
         </w:rPr>
-        <w:t xml:space="preserve">  —  Debt-free jeweller with a skipped concall and contradictory management signals</w:t>
+        <w:t xml:space="preserve">  —  score 38 — ~38% ROCE, debt-free transformer maker riding the T&amp;D capex cycle</w:t>
       </w:r>
       <w:r>
         <w:rPr>
@@ -4217,7 +1515,7 @@
         </w:rPr>
         <w:br/>
         <w:t xml:space="preserve">
-ROE 28.90%, ROCE 36.63%, debt-free; but management skipping its earnings concall was flagged as a red alert by multiple posters, Rahul_Batra documented contradictory statements on demand outlook, and the stated West Asia rationale was disputed given no export business - 35% growth guidance now in doubt. [conviction_score 22.0]</w:t>
+ROCE ~38%, ROE ~28%, debt-free, exponential FY25 revenue/PAT growth on large transformer orders moderating to mid-to-high-teens in early FY26. Trusted user Mohit_baid tracks DII entry and rebutted a CEO-exit concern with filings; Prabhat_Mohanty still calls the CEO's abrupt resignation 'fishy'. vnktshb/richbandit cite 7-8yr demand visibility and 20%+ renewable-segment CAGR. Score 38 -&gt; Tier B.</w:t>
       </w:r>
     </w:p>
     <w:p>
@@ -4231,7 +1529,7 @@
           <w:sz w:val="24"/>
           <w:szCs w:val="24"/>
         </w:rPr>
-        <w:t xml:space="preserve">121. Krishca Ltd : A SME offering steel strapping Solution</w:t>
+        <w:t xml:space="preserve">40. Northern Arc Capital Ltd</w:t>
       </w:r>
       <w:r>
         <w:rPr>
@@ -4241,7 +1539,7 @@
           <w:sz w:val="20"/>
           <w:szCs w:val="20"/>
         </w:rPr>
-        <w:t xml:space="preserve">  —  PLI-approved capex catalyst undercut by a missed first concall</w:t>
+        <w:t xml:space="preserve">  —  cheap, fast-growing D2C-lending NBFC with a trusted quality endorsement</w:t>
       </w:r>
       <w:r>
         <w:rPr>
@@ -4250,7 +1548,7 @@
         </w:rPr>
         <w:br/>
         <w:t xml:space="preserve">
-Micro-cap/SME (~Rs 268 Cr) with a PLI-approved capex/acquisition catalyst, but missed its first concall since listing - a governance caution flag this early in its public life. [conviction_score 22.0]</w:t>
+Conviction score 46 (base 40 + thesis 14, no red flag). ~1x book / ~11x earnings, AUM +26%, FY26 PAT ~Rs 406 Cr (+33%), own-book D2C lending ~64% of AUM and growing 50%+ with higher NIM. GNPA ~1.2%, 94% of the MFI book CGFMU-covered. hitesh2710 (elevated, invested) calls it a 'model of consistency through the last 5 years of write-offs elsewhere'. Capped below Tier A by ~14% ROE, the one-time Q3 FY26 digital-book ECL reassessment (credit cost Rs 92-&gt;130 Cr) and murali603's asset-quality-optics caution; realistic outcome a 2-3x re-rating, not 10x.</w:t>
       </w:r>
     </w:p>
     <w:p>
@@ -4264,7 +1562,7 @@
           <w:sz w:val="24"/>
           <w:szCs w:val="24"/>
         </w:rPr>
-        <w:t xml:space="preserve">122. GMM Pfaudler</w:t>
+        <w:t xml:space="preserve">41. SAMHI Hotels Ltd</w:t>
       </w:r>
       <w:r>
         <w:rPr>
@@ -4274,7 +1572,7 @@
           <w:sz w:val="20"/>
           <w:szCs w:val="20"/>
         </w:rPr>
-        <w:t xml:space="preserve">  —  Glass-lined-equipment leader with a sharp but unconfirmed profit inflection</w:t>
+        <w:t xml:space="preserve">  —  corroborated deleveraging turnaround with GIC validation, trading at half peer multiples</w:t>
       </w:r>
       <w:r>
         <w:rPr>
@@ -4283,7 +1581,7 @@
         </w:rPr>
         <w:br/>
         <w:t xml:space="preserve">
-Global glass-lined-equipment leader with severely compressed trailing margins but a sharp, unconfirmed recent-quarter profit inflection (+114% YoY); Jadewade (elevated) had flagged the growth-vs-price disconnect as far back as 2023. [conviction_score 22.0]</w:t>
+Conviction score 46 (base 40 + thesis 14, no red flag). 31 hotels / ~4,900 keys across 11 Marriott/Hyatt/IHG brands, P/E ~8, EV/EBITDA ~8 vs Chalet ~15 / Juniper ~11. GIC JV validates asset values and deleverages two subsidiaries; net debt/EBITDA targeted to ~2.5x in 12-18 months; GCC-demand ARR tailwind. Aloysius_De_Sa (elevated) has explicit positive conviction and adds on dips. Held out of Tier A by ROCE ~9% (below cost of debt), D/E ~1.9, hotel-cycle sensitivity and a Q4 FY26 PAT inflated by ~Rs 300 Cr of non-cash items; realistic outcome a 2-4x. Revisit ~30 days on the deleveraging trajectory and use of the Rs 750 Cr raise.</w:t>
       </w:r>
     </w:p>
     <w:p>
@@ -4297,7 +1595,7 @@
           <w:sz w:val="24"/>
           <w:szCs w:val="24"/>
         </w:rPr>
-        <w:t xml:space="preserve">123. Kusumgar Ltd</w:t>
+        <w:t xml:space="preserve">42. Sika Interplant Systems Ltd</w:t>
       </w:r>
       <w:r>
         <w:rPr>
@@ -4307,7 +1605,7 @@
           <w:sz w:val="20"/>
           <w:szCs w:val="20"/>
         </w:rPr>
-        <w:t xml:space="preserve">  —  Defense-parachute-fabric monopoly with a deferred-order inflection, unconfirmed by trusted users yet</w:t>
+        <w:t xml:space="preserve">  —  score 46 — consistent ~35% ROCE aerospace / defence engineering with HEICO and HAL optionality</w:t>
       </w:r>
       <w:r>
         <w:rPr>
@@ -4316,7 +1614,7 @@
         </w:rPr>
         <w:br/>
         <w:t xml:space="preserve">
-Niche defense-parachute-fabric monopoly; FY26 revenue dip (-11.2%) reflects a temporary defense-order deferral (Rs 237 Cr) plus capacity build-out, not demand weakness - EBITDA margin already recovering (27.1% FY26 -&gt; 31.0% Q1 FY27); FY30 revenue guidance ~3x. Caveat: detailed bull writeup is from a non-trusted invested analyst (Md_Uzair); trusted user Satishwe replied with images only, no written conviction logged yet; recent 100%-OFS IPO. [conviction_score 30.0]</w:t>
+Conviction score 46 (base 8 + thesis 14, no trusted corroboration this pass). ROCE ~35% / ROE ~22-26%, revenue +37.3% FY25 (5-yr CAGR ~18%), PAT CAGR ~25%, near debt-free and asset-light; AGM guidance ~1.5x FY26 revenue over 6-24 months. Catalysts: an April-2025 authorised repair-station appointment for HEICO-group Radiant Power (a large-order channel), a HAL MoU for airborne SAR / medevac / firefighting, and defence / MRO tailwinds (fleet expansion, GST on MRO cut 18% -&gt; 5%, offsets). Held below Tier A by a double-digit price-to-sales multiple, no concalls / occasional filing errors, a long-standing moat debate (Tier-2/3 clients, thin Indian MRO economics) and lumpy milestone-driven quarters. Base case 2-4x. Unconfirmed. Revisit ~30 days.</w:t>
       </w:r>
     </w:p>
     <w:p>
@@ -4330,7 +1628,7 @@
           <w:sz w:val="24"/>
           <w:szCs w:val="24"/>
         </w:rPr>
-        <w:t xml:space="preserve">124. Graphite Electrode (Graphite India / HEG)</w:t>
+        <w:t xml:space="preserve">43. RNIT AI Solutions Ltd</w:t>
       </w:r>
       <w:r>
         <w:rPr>
@@ -4340,7 +1638,7 @@
           <w:sz w:val="20"/>
           <w:szCs w:val="20"/>
         </w:rPr>
-        <w:t xml:space="preserve">  —  Global price hikes — a real signal, unconfirmed in results yet</w:t>
+        <w:t xml:space="preserve">  —  score 38 — differentiated government facial-recognition SaaS growing ~245%/yr off a tiny base</w:t>
       </w:r>
       <w:r>
         <w:rPr>
@@ -4349,7 +1647,7 @@
         </w:rPr>
         <w:br/>
         <w:t xml:space="preserve">
-Weak trailing multi-year averages (low ROE, poor 5yr sales growth) reflect a prolonged commodity down-cycle. The catalyst — simultaneous price hikes across major global producers — is a credible supply/pricing signal, not speculation, but is unconfirmed by either company's own results yet, and no trusted user has posted. Watch Q2 FY27 results for confirmation. [conviction_score 22.0]</w:t>
+Conviction score 38 (base 8 + thesis 14 + anchor; no community coverage). Micro-cap ~Rs 741 Cr, ROE ~15.4% / ROCE ~12.2%, revenue ~Rs 53 Cr / PAT ~Rs 12.5 Cr growing ~245%/yr, 3bn+ verifications across 300+ government departments. The legacy 108-stock project had it Tier A as its strongest verified growth-plus-margin story; under the open-screen thesis it stays a credible 10x candidate but is held to Tier B / medium conviction by a rich (~55-60x) implied multiple, near-total government-customer concentration, ongoing dilution (D/E ~5x on a small equity base), an amalgamation / relisting history and zero ValuePickr validation. No red-flag tier. Unconfirmed.</w:t>
       </w:r>
     </w:p>
     <w:p>
@@ -4363,7 +1661,7 @@
           <w:sz w:val="24"/>
           <w:szCs w:val="24"/>
         </w:rPr>
-        <w:t xml:space="preserve">125. Rapicut Carbides Ltd</w:t>
+        <w:t xml:space="preserve">44. Repono Ltd</w:t>
       </w:r>
       <w:r>
         <w:rPr>
@@ -4373,7 +1671,7 @@
           <w:sz w:val="20"/>
           <w:szCs w:val="20"/>
         </w:rPr>
-        <w:t xml:space="preserve">  —  Sharp recent-quarter ROE inflection off a thin profit base</w:t>
+        <w:t xml:space="preserve">  —  score 38 — cheap, high-ROCE industrial-storage SME with a Reliance credential, flagship revenue ~3 years out</w:t>
       </w:r>
       <w:r>
         <w:rPr>
@@ -4382,7 +1680,7 @@
         </w:rPr>
         <w:br/>
         <w:t xml:space="preserve">
-Textbook weak-trailing-average-vs-recent-inflection case: near-zero 3yr ROE against a 9.98% TTM ROE, but absolute profit is thin (Rs 2.06 Cr on Rs 96.3 Cr revenue) and the stock trades at 6.16x book pricing in a lot of hope. The commodity-supply catalyst is industry-wide and credible but inferred from a peer's concall, not yet confirmed in Rapicut's own numbers; no trusted user has posted. [conviction_score 22.0]</w:t>
+Conviction score 38 (base 8 + thesis 14 + anchor; thin 6-post thread, no trusted-roster user). BSE-SME micro-cap ~Rs 79 Cr, ROCE ~27.4% / ROE ~22.4%, FY26 revenue +29% to ~Rs 66.5 Cr (~27% 5-yr CAGR), near debt-free, P/E ~11.7, listed Aug 2025. A Reliance Industries agreement is a strong credential but revenue impact is ~2029; deepakreads notes the current rally may be trader-driven while promoters chase a second large contract. The legacy Tier A call still fits the frame; held to Tier B / medium conviction by BSE-SME liquidity, ~1 year of public history and the ~3-year lag on the flagship contract. No red-flag tier. Unconfirmed.</w:t>
       </w:r>
     </w:p>
     <w:p>
@@ -4396,7 +1694,7 @@
           <w:sz w:val="24"/>
           <w:szCs w:val="24"/>
         </w:rPr>
-        <w:t xml:space="preserve">126. Morepen Laboratories Ltd</w:t>
+        <w:t xml:space="preserve">45. Grand Continent Hotels Ltd</w:t>
       </w:r>
       <w:r>
         <w:rPr>
@@ -4406,7 +1704,7 @@
           <w:sz w:val="20"/>
           <w:szCs w:val="20"/>
         </w:rPr>
-        <w:t xml:space="preserve">  —  score 30 — weak trailing base, sharp Q1 inflection on a new CDMO order, governance history</w:t>
+        <w:t xml:space="preserve">  —  score 46 — asset-light budget-hotel roll-out compounding revenue ~130%+ off a ~Rs 318 Cr base, lease-margin risk already showing</w:t>
       </w:r>
       <w:r>
         <w:rPr>
@@ -4415,7 +1713,7 @@
         </w:rPr>
         <w:br/>
         <w:t xml:space="preserve">
-Revenue +34% / PAT +422% YoY in Q1 tied to a Rs 823 Cr CDMO/CMO order (~Rs 58 Cr delivered), stock near a 52-week high. Trusted user Niraj_Punjkaran broke the story but flagged it unconfirmed pending repeat orders; vikasbargale questioned whether it is genuine CDMO or plain CMO (material for the re-rating). Real repeated governance history (old SEBI ban, CBI case against the promoter, a contested 2025 hive-off) discounts conviction. Score 30 -&gt; Tier C.</w:t>
+Conviction score 46 (base 8 + thesis 14 + community anchor; no red-flag tier). Micro-cap ~Rs 318 Cr, listed Mar 2025, revenue +130%+ YoY with an asset-light model (10-15yr leases + Regenta/Golden Tulip franchise), promoter ~54.8%, institutional holders Niveshaay/Negen and some Jaisinghani (Polycab) family stake. The real caveat: H1 FY26 lease rent rose ~3x against ~+75% revenue, so lease-cost-as-%-of-revenue is climbing ~15%→&gt;20% faster than ARR — member Kedar_Kailaje flags 'a key risk has played out'. Thread-starter Ashar_Mann (elevated tier, invested/biased) is informational only, no conviction floor. Fits the 10x frame at this base; held to Tier B / medium-high by the visible margin compression and &lt;2 years of history. Unconfirmed — revisit in 30 days tracking lease cost as a % of revenue vs room additions.</w:t>
       </w:r>
     </w:p>
     <w:p>
@@ -4429,7 +1727,7 @@
           <w:sz w:val="24"/>
           <w:szCs w:val="24"/>
         </w:rPr>
-        <w:t xml:space="preserve">127. Kwality Pharmaceuticals Ltd</w:t>
+        <w:t xml:space="preserve">46. Matrimony.com Ltd</w:t>
       </w:r>
       <w:r>
         <w:rPr>
@@ -4439,7 +1737,7 @@
           <w:sz w:val="20"/>
           <w:szCs w:val="20"/>
         </w:rPr>
-        <w:t xml:space="preserve">  —  score 30 — guidance-corroborated Q1 inflection, already up ~8x, working-capital doubt</w:t>
+        <w:t xml:space="preserve">  —  Hated, cheap category leader with margins starting to inflect</w:t>
       </w:r>
       <w:r>
         <w:rPr>
@@ -4448,7 +1746,7 @@
         </w:rPr>
         <w:br/>
         <w:t xml:space="preserve">
-Negative 3yr trailing ROE/ROCE but Q1 FY27 revenue +46% / PAT +119% YoY, FY29 guidance Rs 1,000-1,100 Cr at 26-30% EBITDA margins. Stock already up ~8x over the year to a fresh 52-week high. Trusted user vikasbargale holds a measured 2% and pushes for conservative assumptions; a non-trusted poster flags a doubled working-capital cycle and high receivables. Score 30 -&gt; Tier C.</w:t>
+Category leader earning ~100% of industry profits at EV ex-cash ~Rs 500 Cr, with easing competition, a buying promoter and operating leverage inflecting (PAT +127% YoY). Conviction score 38 - the re-rate case is real but unconfirmed until margins hold for 2-3 more quarters.</w:t>
       </w:r>
     </w:p>
     <w:p>
@@ -4462,7 +1760,7 @@
           <w:sz w:val="24"/>
           <w:szCs w:val="24"/>
         </w:rPr>
-        <w:t xml:space="preserve">128. Ratnaveer Precision Engineering Ltd</w:t>
+        <w:t xml:space="preserve">47. Yash Highvoltage Ltd</w:t>
       </w:r>
       <w:r>
         <w:rPr>
@@ -4472,7 +1770,7 @@
           <w:sz w:val="20"/>
           <w:szCs w:val="20"/>
         </w:rPr>
-        <w:t xml:space="preserve">  —  score 30 — debt-free, net-cash, above-industry growth on a management-guided CCL capex line</w:t>
+        <w:t xml:space="preserve">  —  score 54 (was 62) — phreakv6 small-position bushing-shortage pick, trusted signal aging</w:t>
       </w:r>
       <w:r>
         <w:rPr>
@@ -4481,7 +1779,7 @@
         </w:rPr>
         <w:br/>
         <w:t xml:space="preserve">
-Debt-free, ~24.6% revenue CAGR vs 8.15% industry median, ROCE ~16%. The thesis rests on management's own guidance for a large new Copper Clad Laminate (PCB input) capacity implying ~3.5-4x current PAT by FY29 — relayed by a thin, non-trusted thread with no trusted-tier validation. Score 30 -&gt; Tier C.</w:t>
+Moved tierA -&gt; tierB this run: refreshed conviction_score is 54.0 (base 32 + thesis 14 + trust 8), down from 62.0 at last placement, so it now sits in the 35-59 tierB band. The drop is recency decay — the phreakv6 hold and the cross-concall bushing-shortage corroboration have aged past the score's recency weighting, so the corroboration bonus fell to 0 and distinct_trusted_users to 0. Underlying thesis unchanged: global high-voltage bushing shortage independently referenced across 3 unrelated companies' concalls, phreakv6's own small position. Still the cleanest catalyst case among the ex-tierA batch; re-crosses to tierA if a fresh trusted mention or a confirmed order/margin step-up lands.</w:t>
       </w:r>
     </w:p>
     <w:p>
@@ -4495,7 +1793,7 @@
           <w:sz w:val="24"/>
           <w:szCs w:val="24"/>
         </w:rPr>
-        <w:t xml:space="preserve">129. Shree Refrigerations Ltd</w:t>
+        <w:t xml:space="preserve">48. Vivid Electromech Ltd</w:t>
       </w:r>
       <w:r>
         <w:rPr>
@@ -4505,7 +1803,7 @@
           <w:sz w:val="20"/>
           <w:szCs w:val="20"/>
         </w:rPr>
-        <w:t xml:space="preserve">  —  score 30 — small-base defence/data-centre-cooling growth, thin evident engineering depth</w:t>
+        <w:t xml:space="preserve">  —  score 38 — SME electrical-panel builder on the India data-centre capex wave</w:t>
       </w:r>
       <w:r>
         <w:rPr>
@@ -4514,7 +1812,7 @@
         </w:rPr>
         <w:br/>
         <w:t xml:space="preserve">
-~30% 3yr revenue CAGR off a small base with real defence/shipbuilding and data-center-cooling order tailwinds, but management's 40-50% CAGR guidance looks aggressive. Trusted user vivek_lakhani says conventional analysis is near-unusable here and investors need a multi-year 'leap of faith'; non-trusted posters found no credentialed engineers on LinkedIn and no R&amp;D spend line in the FY24 report. Score 30 -&gt; Tier C.</w:t>
+Conviction score 38 (base 24 + thesis 14; 1 trusted sighting, no floor). SME panel-builder supplying the India data-centre / hyperscaler capex cycle: ~58% ROCE, ABB and Hitachi tie-ups, a PDU product ramp that roughly doubles addressable market, and 35-40% guided growth. Satishwe (elevated-trusted) laid out a detailed bull thesis on the 13-post thread. Held to tierB (low end) by SME liquidity/disclosure risk, rich valuation at ~Rs 1,360 Cr and an unconfirmed 10x frame. Revisit in 30 days on order intake and PDU ramp execution.</w:t>
       </w:r>
     </w:p>
     <w:p>
@@ -4528,7 +1826,7 @@
           <w:sz w:val="24"/>
           <w:szCs w:val="24"/>
         </w:rPr>
-        <w:t xml:space="preserve">130. Permanent Magnets Ltd</w:t>
+        <w:t xml:space="preserve">49. OBSC Perfection Ltd</w:t>
       </w:r>
       <w:r>
         <w:rPr>
@@ -4538,7 +1836,7 @@
           <w:sz w:val="20"/>
           <w:szCs w:val="20"/>
         </w:rPr>
-        <w:t xml:space="preserve">  —  score 30 — weak current fundamentals, bull case is entirely forward REPM optionality</w:t>
+        <w:t xml:space="preserve">  —  Rs 1,200 Cr order book on ~Rs 190 Cr revenue, defence/marine mix-shift + first in-house forging plant</w:t>
       </w:r>
       <w:r>
         <w:rPr>
@@ -4547,7 +1845,7 @@
         </w:rPr>
         <w:br/>
         <w:t xml:space="preserve">
-Flat YoY revenue and compressed margins per a trusted user's own Feb-2026 read; the case rests on India's rare-earth-magnet (REPM) self-sufficiency scheme and China export curbs, not a current improvement. T11 and karanshah137 (trusted) laid out the NdFeB strategic logic; siddybee gives the balanced take — real optionality, explicitly unconfirmed, no company-specific REPM allocation found yet. Score 30 -&gt; Tier C.</w:t>
+Rs 1,200 Cr order book vs ~Rs 190 Cr revenue, ~18% ROCE / ~25% growth, defence/marine mix shift and first in-house forging plant as the catalyst; @LearningEleven (holder) flagged it on X. Unresolved: implausibly low employee cost (heavy outsourced job-work vs genuine in-house machining), ~12x sales, annual-only concall. Order book is the credible catalyst. [conviction_score 38.0]</w:t>
       </w:r>
     </w:p>
     <w:p>
@@ -4561,7 +1859,7 @@
           <w:sz w:val="24"/>
           <w:szCs w:val="24"/>
         </w:rPr>
-        <w:t xml:space="preserve">131. Mitsu Chem Plast Ltd</w:t>
+        <w:t xml:space="preserve">50. P.E. Analytics Ltd (PropEquity)</w:t>
       </w:r>
       <w:r>
         <w:rPr>
@@ -4571,7 +1869,7 @@
           <w:sz w:val="20"/>
           <w:szCs w:val="20"/>
         </w:rPr>
-        <w:t xml:space="preserve">  —  score 30 — micro-cap commodity-HDPE packager with an early, thin turn and promoter warrant money</w:t>
+        <w:t xml:space="preserve">  —  score 46 — debt-free real-estate data-SaaS micro-cap with &gt;30% ROCE and a large TAM runway</w:t>
       </w:r>
       <w:r>
         <w:rPr>
@@ -4580,7 +1878,7 @@
         </w:rPr>
         <w:br/>
         <w:t xml:space="preserve">
-~84% commodity HDPE industrial packaging; value-added angle is hospital-furniture parts. ROCE improving off a low base (~15.4%) but revenue growth still mid-single-digit; preferential warrants at Rs 151 (~80% promoter). A brand-new 3-post thread: trusted users Swadesh9819 and Niraj_Punjkaran note 'two consecutive good quarters' but flag sustainability as the open question; a previously touted 'big IBC venture' was absent from the Q1 FY27 deck. Score 30 -&gt; Tier C.</w:t>
+Conviction score 46 (base 32 + thesis 14). PropEquity subscription analytics + Propedge valuations; ROCE ~35%, ROE ~26%, debt-free, ~40% margins, mgmt targeting Rs 500-1,000 Cr revenue off a ~Rs 231 Cr mcap base. harsh.beria93 (elevated) tracks it; 06-Aug-2026 update confirms valuation-division recovery and strong subscription growth. Caveat: micro-cap liquidity, single-vertical concentration. Unconfirmed.</w:t>
       </w:r>
     </w:p>
     <w:p>
@@ -4594,7 +1892,7 @@
           <w:sz w:val="24"/>
           <w:szCs w:val="24"/>
         </w:rPr>
-        <w:t xml:space="preserve">132. Laxmi Dental Ltd</w:t>
+        <w:t xml:space="preserve">51. Dynamic Cables</w:t>
       </w:r>
       <w:r>
         <w:rPr>
@@ -4604,7 +1902,7 @@
           <w:sz w:val="20"/>
           <w:szCs w:val="20"/>
         </w:rPr>
-        <w:t xml:space="preserve">  —  score 22 — decent returns, strong Q4 profit growth, essentially no community coverage</w:t>
+        <w:t xml:space="preserve">  —  score 46 — power-cable maker on the T&amp;D + solar capex super-cycle, ~30% growth confirmed across concalls</w:t>
       </w:r>
       <w:r>
         <w:rPr>
@@ -4613,7 +1911,7 @@
         </w:rPr>
         <w:br/>
         <w:t xml:space="preserve">
-ROCE/ROE ~15%, Q4 FY26 PAT +136% YoY, near debt-free, recently listed so trailing history is thin. The VP thread has only 2 content-free posts. Score 22 -&gt; Tier C.</w:t>
+Conviction score 46 (base 32 + thesis 14). ~30% growth confirmed across multiple concalls, ROCE ~27%, long-term debt repaid, UL 854 + PGCIL approvals opening export/utility demand. Tempered by a ~Rs 344 Cr Indokrates promoter-related guarantee and capex-timing slippage. Was legacy Tier A in the older screen. Small-cap ~Rs 2,200 Cr.</w:t>
       </w:r>
     </w:p>
     <w:p>
@@ -4627,7 +1925,7 @@
           <w:sz w:val="24"/>
           <w:szCs w:val="24"/>
         </w:rPr>
-        <w:t xml:space="preserve">133. Shalimar Paints Ltd</w:t>
+        <w:t xml:space="preserve">52. Harshdeep Hortico Ltd (SME)</w:t>
       </w:r>
       <w:r>
         <w:rPr>
@@ -4637,7 +1935,7 @@
           <w:sz w:val="20"/>
           <w:szCs w:val="20"/>
         </w:rPr>
-        <w:t xml:space="preserve">  —  score 22 — loss-making turnaround bet on a large capacity doubling plus takeover interest</w:t>
+        <w:t xml:space="preserve">  —  score 38 — BSE-SME garden-decor micro-cap, ~25% ROE, near debt-free, H1FY26 rev +31% / PAT +35%</w:t>
       </w:r>
       <w:r>
         <w:rPr>
@@ -4646,7 +1944,7 @@
         </w:rPr>
         <w:br/>
         <w:t xml:space="preserve">
-Currently loss-making with low interest coverage, but doubling capacity (78 -&gt; 180 million litres) plus a new R&amp;D facility. Trusted user avneesh flagged an external group trying to acquire the company; Deven raised a still-unanswered Aug-2026 dilution question tied to a subsidiary restructuring. Score 22 -&gt; Tier C.</w:t>
+Conviction score 38 (base 24 + thesis 14). Design + distribution edge in gardening/outdoor lifestyle; abhicnr (elevated) authored the thesis. Caveat: negative FCF from working-capital lock-up, sub-Rs 150 Cr SME liquidity. Unconfirmed.</w:t>
       </w:r>
     </w:p>
     <w:p>
@@ -4660,7 +1958,7 @@
           <w:sz w:val="24"/>
           <w:szCs w:val="24"/>
         </w:rPr>
-        <w:t xml:space="preserve">134. Kamat Hotels (India) Ltd</w:t>
+        <w:t xml:space="preserve">53. Neetu Yoshi Ltd</w:t>
       </w:r>
       <w:r>
         <w:rPr>
@@ -4670,7 +1968,7 @@
           <w:sz w:val="20"/>
           <w:szCs w:val="20"/>
         </w:rPr>
-        <w:t xml:space="preserve">  —  score 22 — deleveraged hotel chain at a peer discount, gated hard by management-quality record</w:t>
+        <w:t xml:space="preserve">  —  SME railway Class-A foundry, ROCE ~32%, capacity doubling Sep-2026</w:t>
       </w:r>
       <w:r>
         <w:rPr>
@@ -4679,7 +1977,7 @@
         </w:rPr>
         <w:br/>
         <w:t xml:space="preserve">
-Debt and pledge overhang cleared, finance costs halved, Q1 FY27 EBITDA +36% / PAT +126% YoY; EV/EBITDA ~8 vs listed peers 20+, keys rising toward 2,500. But Q2 FY26 was ugly and the persistent skeptic case is management quality — repeatedly missed/contradictory guidance, a fumbled CFO concall, a chairman skipping a concall after a miss, a minority-unfriendly merger. No trusted-user conviction. Score 22 -&gt; Tier C.</w:t>
+conviction_score 46.0 (base 24 + thesis 14 + multi-trusted corroboration +8, 2 distinct trusted users). SME-listed 2025 railway Class-A foundry; ROCE ~32%, FY26 revenue +54%; RDSO bogie/coupler approval plus a Haridwar plant doubling capacity in Sep-2026. Held back by no moat, SME-tier disclosure and a thin (~Rs 170 Cr) order book — the 10x-in-2-3-years path is unconfirmed. Newly added to the ranking this run.</w:t>
       </w:r>
     </w:p>
     <w:p>
@@ -4693,7 +1991,7 @@
           <w:sz w:val="24"/>
           <w:szCs w:val="24"/>
         </w:rPr>
-        <w:t xml:space="preserve">135. Walchandnagar Industries Ltd</w:t>
+        <w:t xml:space="preserve">54. 20 Microns Ltd</w:t>
       </w:r>
       <w:r>
         <w:rPr>
@@ -4703,7 +2001,7 @@
           <w:sz w:val="20"/>
           <w:szCs w:val="20"/>
         </w:rPr>
-        <w:t xml:space="preserve">  —  recapitalised ISRO/nuclear/defence optionality with zero earnings evidence of a turn</w:t>
+        <w:t xml:space="preserve">  —  India's largest micronized-minerals maker at ~12x, margins inflecting through a weak paints cycle</w:t>
       </w:r>
       <w:r>
         <w:rPr>
@@ -4712,7 +2010,7 @@
         </w:rPr>
         <w:br/>
         <w:t xml:space="preserve">
-Conviction score 30 (base 16 + thesis 14, no red flag; pledge ~49% noted but below the red-flag bar). Sole Indian maker of ISRO solid-booster HES/NES segments (fresh Rs 30 Cr HS200 Gaganyaan order), plus nuclear-privatisation and defence-indigenisation catalysts management puts 12-18 months out. Still loss-making (FY26 net loss ~Rs -14.7 Cr, narrowing), 5-yr revenue CAGR ~-3.3%, ~4.2x book. No trusted buy - Marathondreams (elevated) 'horror show continues', Prabhat_Mohanty (elevated) 'failed miserably on growth'. Small recapitalised base plus credible sector catalysts earn the growth bucket over 'neither', but a decade of missed guidance keeps conviction low.</w:t>
+conviction_score 38.0 (base 24 + thesis 14). India's largest micronized-minerals producer at ~12x P/E, margins inflecting up (12.8%-&gt;13.6%) even through a weak paints cycle as mix shifts to value-added grades; Malaysian mine and Rs 100 Cr capex ahead. pranavpallod12 (trusted, elevated) holds it as a top position. Governance niggles — a Rs 50 Cr related-party loan, family remuneration ~12% of PAT. 10x unconfirmed, Medium. Newly added this run.</w:t>
       </w:r>
     </w:p>
     <w:p>
@@ -4726,7 +2024,7 @@
           <w:sz w:val="24"/>
           <w:szCs w:val="24"/>
         </w:rPr>
-        <w:t xml:space="preserve">136. Accent Microcell Ltd</w:t>
+        <w:t xml:space="preserve">55. Emerald Finance</w:t>
       </w:r>
       <w:r>
         <w:rPr>
@@ -4736,7 +2034,7 @@
           <w:sz w:val="20"/>
           <w:szCs w:val="20"/>
         </w:rPr>
-        <w:t xml:space="preserve">  —  high-return MCC-excipient niche mix-shifting to specialty grades, gated by governance opacity</w:t>
+        <w:t xml:space="preserve">  —  EWA + loan-origination micro-cap, 12 straight quarters of growth, forward single-digit P/E</w:t>
       </w:r>
       <w:r>
         <w:rPr>
@@ -4745,7 +2043,7 @@
         </w:rPr>
         <w:br/>
         <w:t xml:space="preserve">
-Conviction score 30 (base 16 + thesis 14, no red flag - no negative net worth / holding collapse / SEBI action). ROCE ~22%, ROE ~17-19%, near debt-free, 5-yr profit CAGR ~54%, shifting into CCS/SSG/CMC grades at ~2x realisation with a 20-25% PAT-margin guide; Sigachi's plant explosion is a demand tailwind. Conviction held low by heavy governance concerns: two of the top-five suppliers are promoter-group entities with two-way buy+sell flows (circular-transaction risk), promoters/KMP hold no pharma qualification, CRISIL 'issuer not co-operating', repeated undisclosed expansion delays. vikasbargale and idikasony (both elevated) are 'tracking / watchlist', not invested.</w:t>
+conviction_score 37.0 (base 8 + thesis 14 + strong multi-trusted corroboration +15, 4 distinct trusted users). Earned-wage-access and loan-origination micro-cap (~Rs 175-180 Cr); 12 straight quarters of revenue growth, PAT +50% YoY, forward single-digit P/E. Serious caveats: no 10x guidance, no GNPA disclosure, the thread founder (firefueled, trusted) exited bearish, Ashneer Grover / Refyne competition. 2020 SEBI order resolved/minor. Base conviction Low — sits in Tier B purely on the breadth of trusted-user corroboration. Newly added this run.</w:t>
       </w:r>
     </w:p>
     <w:p>
@@ -4759,7 +2057,7 @@
           <w:sz w:val="24"/>
           <w:szCs w:val="24"/>
         </w:rPr>
-        <w:t xml:space="preserve">137. Pennar Industries Ltd</w:t>
+        <w:t xml:space="preserve">56. L. T. Elevators: Can they lift investors</w:t>
       </w:r>
       <w:r>
         <w:rPr>
@@ -4769,7 +2067,7 @@
           <w:sz w:val="20"/>
           <w:szCs w:val="20"/>
         </w:rPr>
-        <w:t xml:space="preserve">  —  measurable US-PEB inflection on a diversified-engineering base still priced as legacy</w:t>
+        <w:t xml:space="preserve">  —  SME lift + parking maker doubling revenue, but score fell 61-&gt;47 as management component turned negative</w:t>
       </w:r>
       <w:r>
         <w:rPr>
@@ -4778,7 +2076,7 @@
         </w:rPr>
         <w:br/>
         <w:t xml:space="preserve">
-Conviction score 22 (base 8 + thesis 14, no red flag). US PEB business scaling ~$40m -&gt; ~$100m ARR into a ~$1bn market at higher margins while the market still assigns a legacy-PEB multiple; management targets double-digit profit growth and ~200 bps PBT gain over three years. Low base rates: ROCE ~22% but ROE ~12%, thin margins on ~Rs 3,600 Cr revenue, ~Rs 97 Cr credit-impaired receivables, repeated margin-guidance misses, and promoter warrants funded via a personal loan against pledged shares. Naman_Gupta1 (elevated) is neutral, no position; realistic upside a 2-4x re-rating.</w:t>
+conviction_score 47.0 (base 24 + thesis 14 + corroboration 15 from three constructive elevated-tier users — raj1968 invested, Prdnt_investor, Satishwe — minus a 6-point management penalty). FY26 consolidated topline ~Rs 111 Cr / net profit ~Rs 17 Cr, both ~+100% YoY, into an elevator+parking market growing ~10%+. Was tierA on a score of 61; the score now clears only the tierB threshold after the management deduction, and operating cash flow has been negative three straight years (FY26 -Rs 14.4 Cr) with promoter stake diluted to 56.8%. Score-driven move A-&gt;B.</w:t>
       </w:r>
     </w:p>
     <w:p>
@@ -4792,7 +2090,7 @@
           <w:sz w:val="24"/>
           <w:szCs w:val="24"/>
         </w:rPr>
-        <w:t xml:space="preserve">138. I G Petrochemicals Ltd</w:t>
+        <w:t xml:space="preserve">57. Marine Electricals</w:t>
       </w:r>
       <w:r>
         <w:rPr>
@@ -4802,7 +2100,7 @@
           <w:sz w:val="20"/>
           <w:szCs w:val="20"/>
         </w:rPr>
-        <w:t xml:space="preserve">  —  domestic PAN monopoly at a cycle trough with two fresh catalysts</w:t>
+        <w:t xml:space="preserve">  —  DC-power-distribution + shipbuilding EPC with order book 2.4x YoY</w:t>
       </w:r>
       <w:r>
         <w:rPr>
@@ -4811,7 +2109,7 @@
         </w:rPr>
         <w:br/>
         <w:t xml:space="preserve">
-Conviction score 22 (base 8 + thesis 14, no red flag). ~50%+ of domestic PAN and the only Indian MAN producer, now at a clear trough (ROCE ~3%, ROE ~0-4%, ~1.1x book vs ~3.5x at the FY18 peak). Catalysts just confirmed: PAN anti-dumping duty extended five years (Aug 2026), plasticiser plant contributing from Q2 FY27, no new domestic PAN capacity for 1-2 years, over-levered competitor. Prabhat_Mohanty (elevated, small holding) sees a 'worthwhile opportunity'. Quality gate fails at the trough as expected and the key variable - PAN-OX spread - is outside the company's control; realistic upside a 3-5x cyclical recovery.</w:t>
+Order book 2.4x YoY to Rs 1,254 Cr, Q1FY27 rev +59%/PAT +53%, dual theme (DC power distribution P1 + shipbuilding P2); but priced ~75-80x with no trusted validation and the 10x path unconfirmed. [conviction_score 38.0]</w:t>
       </w:r>
     </w:p>
     <w:p>
@@ -4825,7 +2123,7 @@
           <w:sz w:val="24"/>
           <w:szCs w:val="24"/>
         </w:rPr>
-        <w:t xml:space="preserve">139. Aarti Surfactants Ltd</w:t>
+        <w:t xml:space="preserve">58. Virtual Galaxy Infotech</w:t>
       </w:r>
       <w:r>
         <w:rPr>
@@ -4835,7 +2133,7 @@
           <w:sz w:val="20"/>
           <w:szCs w:val="20"/>
         </w:rPr>
-        <w:t xml:space="preserve">  —  score 22 — weak trailing base with a sharp but unconfirmed Q2 FY26 PAT inflection, dead thread</w:t>
+        <w:t xml:space="preserve">  —  BFSI core-banking software product at ~10x TTM P/E, 50%+ growth, ~46% EBITDA margin</w:t>
       </w:r>
       <w:r>
         <w:rPr>
@@ -4844,7 +2142,7 @@
         </w:rPr>
         <w:br/>
         <w:t xml:space="preserve">
-Conviction score 22 (base 8 + thesis 14, no community signal — the dedicated thread is effectively dead). Small-cap ~Rs 468 Cr, ROCE ~8.5% / ROE ~5.2% (weak), P/E ~25x. Tagged 10x-in-2-3-years (unconfirmed) on the 'don't let a trailing average hide a real inflection' rule: Q2 FY26 net profit +114.8% YoY on +6.5% sales with working-capital days ~32 -&gt; ~21.5, on a small demerged specialty-chem platform. The legacy Tier B 'wait for more clean quarters' broadly holds — one more strong quarter has printed but ROE is still weak and there is no forum scrutiny. No red-flag tier. No revisit.</w:t>
+e-Banker core-banking platform for co-op/RRB/urban co-op banks; FY26 rev +52%, 25% PAT margin, ROE ~47%, ~42% recurring; Q1FY27 rev +60%, order book 2x YoY; dated Rs 500 Cr-by-FY29 target, first international wins (Botswana, Zimbabwe). Best risk/reward in its discovery batch. Caveats: SME liquidity, co-op-bank client concentration/receivables, 46% margin durability unproven, no external scrutiny yet. [conviction_score 38.0]</w:t>
       </w:r>
     </w:p>
     <w:p>
@@ -4858,7 +2156,7 @@
           <w:sz w:val="24"/>
           <w:szCs w:val="24"/>
         </w:rPr>
-        <w:t xml:space="preserve">140. Bansal Roofing Products Ltd</w:t>
+        <w:t xml:space="preserve">59. Alufluoride Limited-conversion of waste into wealth</w:t>
       </w:r>
       <w:r>
         <w:rPr>
@@ -4868,7 +2166,7 @@
           <w:sz w:val="20"/>
           <w:szCs w:val="20"/>
         </w:rPr>
-        <w:t xml:space="preserve">  —  score 30 — rare microcap combo of ~34% ROCE, near-zero debt and a concrete capacity-doubling runway</w:t>
+        <w:t xml:space="preserve">  —  Niche AlF3 import-substitution moat, funded expansion + backward integration, near-term margin compression...</w:t>
       </w:r>
       <w:r>
         <w:rPr>
@@ -4877,7 +2175,7 @@
         </w:rPr>
         <w:br/>
         <w:t xml:space="preserve">
-Conviction score 30 (base 8 + thesis 14 + small bump; 13-post thread quiet ~2 years, no trusted-roster user, no dated conviction call). Micro-cap ~Rs 156 Cr, ROCE ~34.4% / ROE ~28.0%, near debt-free, P/E ~15x, with Unit II targeted from ~800 t/month to ~2,000 t/month over 3-4 years (~Rs 200-250 Cr revenue potential, ~2x+ the current base) funded by internal accruals, and no re-rating yet (52-wk ~Rs 98-135). The legacy Tier A call still fits the frame but is held to Tier C / low-medium conviction by weak PEB pricing power, an over-promise in ~2018 and no fresh confirmation. Unconfirmed. Re-check on the next capacity / order-book update.</w:t>
+Niche AlF3 import-substitution moat, funded expansion + backward integration, near-term margin compression unresolved [conviction_score 38.0]</w:t>
       </w:r>
     </w:p>
     <w:p>
@@ -4891,7 +2189,7 @@
           <w:sz w:val="24"/>
           <w:szCs w:val="24"/>
         </w:rPr>
-        <w:t xml:space="preserve">141. Unihealth Hospitals Ltd</w:t>
+        <w:t xml:space="preserve">60. GNG Electronics Ltd</w:t>
       </w:r>
       <w:r>
         <w:rPr>
@@ -4901,7 +2199,7 @@
           <w:sz w:val="20"/>
           <w:szCs w:val="20"/>
         </w:rPr>
-        <w:t xml:space="preserve">  —  score 22 — Uganda-core hospital SME compounding ~33% with a 1,000-bed pipeline, priced at ~50x after a ~6x run</w:t>
+        <w:t xml:space="preserve">  —  WC deterioration confirmed multi-yr</w:t>
       </w:r>
       <w:r>
         <w:rPr>
@@ -4910,7 +2208,7 @@
         </w:rPr>
         <w:br/>
         <w:t xml:space="preserve">
-Conviction score 22 (base 8 + thesis 14; three elevated-tier users engaged constructively — pranavpallod12, Satishwe, niraj — but all informational, no conviction floor). NSE-SME ~Rs 1,284 Cr, ROCE ~24.5% / ROE ~21.5%, FY26 revenue +33% YoY, Uganda core now debt-free and tax-advantaged, plus an accretive Jul-2026 Victoria Hospital consolidation (~99.8% owned, +~Rs 25.5 Cr EBITDA). The legacy Tier B call stays a valuation-gated 10x candidate held to low conviction by P/E ~50 after a ~6x run, SME liquidity, ~341 debtor days and a minority-owned (~80-82%) India growth vehicle. No red-flag tier (structure concern is a yellow flag). Unconfirmed. Worth a re-check on the India hospital ramp.</w:t>
+WC deterioration confirmed multi-yr; CARE BBB upgrade; KKOC governance debate went public, unresolved [conviction_score 46.0]</w:t>
       </w:r>
     </w:p>
     <w:p>
@@ -4924,7 +2222,7 @@
           <w:sz w:val="24"/>
           <w:szCs w:val="24"/>
         </w:rPr>
-        <w:t xml:space="preserve">142. Devson Catalyst Ltd</w:t>
+        <w:t xml:space="preserve">61. Capri Global Capital Ltd</w:t>
       </w:r>
       <w:r>
         <w:rPr>
@@ -4934,7 +2232,7 @@
           <w:sz w:val="20"/>
           <w:szCs w:val="20"/>
         </w:rPr>
-        <w:t xml:space="preserve">  —  score 22 — outstanding pre-IPO returns in an industrial-catalysts niche, but no public track record yet</w:t>
+        <w:t xml:space="preserve">  —  Diversified NBFC</w:t>
       </w:r>
       <w:r>
         <w:rPr>
@@ -4943,7 +2241,7 @@
         </w:rPr>
         <w:br/>
         <w:t xml:space="preserve">
-Conviction score 22 (base 8 + thesis 14; no forum thread — listed Jul 2026). BSE-SME micro-cap ~Rs 275-373 Cr, pre-IPO ROCE ~47.6% / ROE ~43-46%, near debt-free (D/E ~0.07), ~63% domestic / ~37% export. Fits the 10x frame on returns and niche at a small base, but conviction is low because there is literally no public quarter yet, SME liquidity is thin and customer concentration is disclosed. The legacy Tier B 'too new and too illiquid to size' — unchanged. No red-flag tier. Unconfirmed.</w:t>
+Diversified NBFC; AUM +62% YoY, PAT +102% YoY, ROE inflecting 12.6%-&gt;16.5%-&gt;guided 19-21%. Gold loans 46% of AUM (+111% YoY) - direct gold-financiers theme hit. Stock near ATH (+70.7% 6mo). Diligence check on forum Q re: founder Rajesh Sharma vs 2010-11 LIC Housing scam's Rajesh Sharma (Money Matters) - no verified link found, unconfirmed, flagged for follow-up. four_box 2.0, growth exception invoked -&gt; 10x-in-2-3yrs, conviction Medium (unconfirmed, near-ATH). [conviction_score 38.0]</w:t>
       </w:r>
     </w:p>
     <w:p>
@@ -4957,7 +2255,7 @@
           <w:sz w:val="24"/>
           <w:szCs w:val="24"/>
         </w:rPr>
-        <w:t xml:space="preserve">143. MV Electrosystems Ltd</w:t>
+        <w:t xml:space="preserve">62. CFF Fluid Control Ltd</w:t>
       </w:r>
       <w:r>
         <w:rPr>
@@ -4967,7 +2265,7 @@
           <w:sz w:val="20"/>
           <w:szCs w:val="20"/>
         </w:rPr>
-        <w:t xml:space="preserve">  —  score 22 — loss-making rail-propulsion IPO with a ~19x-revenue Indian Railways order book and no execution proof</w:t>
+        <w:t xml:space="preserve">  —  Naval-programme order book at 2.6x revenue, but OCF sharply negative and already ~54x P/E</w:t>
       </w:r>
       <w:r>
         <w:rPr>
@@ -4976,7 +2274,7 @@
         </w:rPr>
         <w:br/>
         <w:t xml:space="preserve">
-Conviction score 22 (base 8 + thesis 14; no forum thread — listed Aug 2026). Small-cap ~Rs 1,160-1,807 Cr, ROE ~-31% / ROCE ~-15% (negative), FY26 revenue ~Rs 49 Cr (down ~21% YoY) and a net loss ~Rs 12.6 Cr — but an order book ~Rs 921.6 Cr (564 propulsion systems for Indian Railways), ~19x FY26 revenue. Tagged 10x-in-2-3-years (speculative) on the specific, large, named-customer catalyst at a small base per the inflection rule; loss-making, revenue declining, no execution track record. The legacy Tier C framing is unchanged — watch order-book conversion. No red-flag tier (fresh IPO capital, not going-concern). No revisit.</w:t>
+FY26 revenue +43%/PAT +64% (18.8% margin), Rs551cr order book (2.6x revenue) into P75I/Kalvari/P17A/P15B naval programmes via Atlas Elektronik/TKMS partnership. CFO steadily buying in the open market since Dec-2025; SME-&gt;mainboard migration approved. Counterweight: already ~54x trailing P/E and FY26 OCF sharply negative (-Rs260cr) on rising advances - unconfirmed, capped at Medium conviction pending the OCF/advances picture clearing. thesis_fit 10x-in-2-3-years via the un-ignorable-growth exception (real accelerating financials, defence/aerospace priority-1 theme). [conviction_score 38.0, external-lead]</w:t>
       </w:r>
     </w:p>
     <w:p>
@@ -4990,7 +2288,7 @@
           <w:sz w:val="24"/>
           <w:szCs w:val="24"/>
         </w:rPr>
-        <w:t xml:space="preserve">144. Glen Industries Ltd</w:t>
+        <w:t xml:space="preserve">63. Jasch Industries Ltd</w:t>
       </w:r>
       <w:r>
         <w:rPr>
@@ -5000,7 +2298,7 @@
           <w:sz w:val="20"/>
           <w:szCs w:val="20"/>
         </w:rPr>
-        <w:t xml:space="preserve">  —  score 22 — ~22% revenue CAGR sustainable-packaging SME, gated by D/E ~2.9 and an inconsistent-quality flag</w:t>
+        <w:t xml:space="preserve">  —  New Kia OEM contract driving a real small-cap inflection, but already re-rated +56%/month</w:t>
       </w:r>
       <w:r>
         <w:rPr>
@@ -5009,7 +2307,7 @@
         </w:rPr>
         <w:br/>
         <w:t xml:space="preserve">
-Conviction score 22 (base 8 + thesis 14; no community validation). BSE-SME micro-cap ~Rs 274 Cr, ROCE ~13.8% / ROE ~16.6%, ~22% revenue CAGR, Q1 FY27 revenue +24.4% YoY (domestic +43.8%), net debt down to ~Rs 87 Cr. Real growth plus a structural PLA / paper-straw and thin-wall-container tailwind at a small base fits the frame; held to low conviction by D/E ~2.9 (elevated for an SME), an independent 'weak quality / inconsistent multi-year record' flag, soft exports, SME liquidity and a short public history. The legacy Tier C call — unchanged. No red-flag tier. Unconfirmed.</w:t>
+5yr sales growth only 11.2%/yr but Q4FY25 delivered +26% revenue/+232% profit on a new, community-quantified Kia OEM supply contract (est. Rs80-100cr incremental vs Rs170cr prior-year base) - gaining domestic share from Mayur Uniquoters per detailed community math, independently confirmed as fundamentally (not artificially) driven by a trusted user. Stock already re-rated +44%/2 days, +56%/month; no company con-calls (information-scarcity risk). thesis_fit 10x-in-2-3-years, conviction capped Medium given the run-up and info scarcity. [conviction_score 38.0, external-lead]</w:t>
       </w:r>
     </w:p>
     <w:p>
@@ -5023,7 +2321,7 @@
           <w:sz w:val="24"/>
           <w:szCs w:val="24"/>
         </w:rPr>
-        <w:t xml:space="preserve">145. Anlon Technology Solutions Ltd</w:t>
+        <w:t xml:space="preserve">64. Wise Travel India Ltd (WTICabs)</w:t>
       </w:r>
       <w:r>
         <w:rPr>
@@ -5033,7 +2331,7 @@
           <w:sz w:val="20"/>
           <w:szCs w:val="20"/>
         </w:rPr>
-        <w:t xml:space="preserve">  —  Airport/firefighting-equipment SME, H1 FY26 revenue +117%</w:t>
+        <w:t xml:space="preserve">  —  Corporate-mobility / GCC-formalisation story, trusted user invested - but FY27 growth guided down and leverage rising</w:t>
       </w:r>
       <w:r>
         <w:rPr>
@@ -5042,7 +2340,7 @@
         </w:rPr>
         <w:br/>
         <w:t xml:space="preserve">
-SME making airport and firefighting equipment with a Rosenbauer export tie-up and H1 FY26 revenue +117%. Conviction score 22 - low/unconfirmed: the thread's informed bulls have retracted the moat thesis, competitors are flooding every vertical, and there has been repeated equity dilution.</w:t>
+FY26 consolidated revenue +51% to Rs826cr, EBITDA +67% (margin 10.7%-&gt;11.9%); PAT +26% only, held back by depreciation/finance cost from a strategic pivot to owning the fleet (795 net vehicle additions). Trusted user Prathamesh_Adhikari invested and building a bottoms-up ~40% FY26 segment-growth case; 2 distinct trusted users engaged (+8 corroboration). Caveats: management guided FY27 revenue growth DOWN to 32-35%; borrowings surged 444% YoY (Rs27cr-&gt;Rs147cr) to fund the fleet, D/E 0.61-&gt;0.73, FCF turned negative (~-Rs31cr); Fleet Pro (the fastest-growing segment) is EBITDA-negative; expectation-gap score only 16 (growth-decelerating / partially-priced) - watchlist, not a fresh buy. thesis_fit 10x-in-2-3-years, conviction Medium. [conviction_score 46.0, external-lead]</w:t>
       </w:r>
     </w:p>
     <w:p>
@@ -5056,7 +2354,7 @@
           <w:sz w:val="24"/>
           <w:szCs w:val="24"/>
         </w:rPr>
-        <w:t xml:space="preserve">146. Borana Weaves</w:t>
+        <w:t xml:space="preserve">65. Tube Investments of India Ltd</w:t>
       </w:r>
       <w:r>
         <w:rPr>
@@ -5066,7 +2364,7 @@
           <w:sz w:val="20"/>
           <w:szCs w:val="20"/>
         </w:rPr>
-        <w:t xml:space="preserve">  —  59% ROE water-jet greige-fabric compounder with a related-party cloud</w:t>
+        <w:t xml:space="preserve">  —  Murugappa incubator with CG Power turnaround pedigree and a funded EV push - but de-rated ~36% and richly valued</w:t>
       </w:r>
       <w:r>
         <w:rPr>
@@ -5075,7 +2373,7 @@
         </w:rPr>
         <w:br/>
         <w:t xml:space="preserve">
-High-ROE (59%) water-jet greige-fabric maker with a strong Q1 FY27 and phased loom expansion. Conviction score 22 - low/unconfirmed: a SEBI search on co-promoter JV R&amp;B Denims, 25-80% related-party revenue and an early bull having exited all weigh on it.</w:t>
+Murugappa Group holding/incubator engine with a demonstrated turnaround record (CG Power) and a real, funded EV push (TI Clean Mobility / Montra Electric, Rs3,000cr raised, Rs412cr FY26 PBIT loss on a well-funded runway). Large-cap inflection exception invoked (+20 thesis). Caveats: substantive (non-trusted) community pushback on unrelated CDMO / medical-device diversification as capital-allocation indiscipline; stock de-rated ~36% since a trusted user's 2024 SOTP bull case, negative 1yr returns, ~86x P/E; no trusted corroboration this pass. thesis_fit 100x-in-10-years, conviction Medium. [conviction_score 44.0]</w:t>
       </w:r>
     </w:p>
     <w:p>
@@ -5089,7 +2387,7 @@
           <w:sz w:val="24"/>
           <w:szCs w:val="24"/>
         </w:rPr>
-        <w:t xml:space="preserve">147. Ideaforge technologies</w:t>
+        <w:t xml:space="preserve">66. Samvardhana Motherson International Ltd</w:t>
       </w:r>
       <w:r>
         <w:rPr>
@@ -5099,7 +2397,7 @@
           <w:sz w:val="20"/>
           <w:szCs w:val="20"/>
         </w:rPr>
-        <w:t xml:space="preserve">  —  Indigenous UAV OEM with real IP but a stagnant order book</w:t>
+        <w:t xml:space="preserve">  —  Auto-ancillary core quietly re-platforming into a capital allocator - aerospace + consumer-electronics optionality</w:t>
       </w:r>
       <w:r>
         <w:rPr>
@@ -5108,7 +2406,7 @@
         </w:rPr>
         <w:br/>
         <w:t xml:space="preserve">
-Leading indigenous UAV OEM with genuine IP and a defence-drone tailwind, balance sheet repaired by a Rs 500 Cr QIP. Conviction score 22 - low/unconfirmed: still loss-making, order book stagnant since Mar 2026, and valued on order-book multiples like Zen.</w:t>
+Large-cap (Rs1,69,293cr) auto-ancillary core is healthy (17% ROE, net debt-free) and re-platforming into a capital allocator/incubator: aerospace (&gt;$1bn order book, Tier-1 Airbus) plus consumer electronics (Rs7,500cr capex, 3 greenfield plants, 75% QoQ growth). Large-cap inflection exception invoked for a named capital-allocation regime change (+20 thesis). Caveats: electronics segment still lossmaking; management has a documented history of missing multi-year guidance; sourced from a non-trusted snippet mention (@a_basumallick) with no stated conviction. thesis_fit 100x-in-10-years, conviction Medium. [conviction_score 44.0, trusted-x-watch]</w:t>
       </w:r>
     </w:p>
     <w:p>
@@ -5122,7 +2420,7 @@
           <w:sz w:val="24"/>
           <w:szCs w:val="24"/>
         </w:rPr>
-        <w:t xml:space="preserve">148. Bliss GVS Pharma Ltd</w:t>
+        <w:t xml:space="preserve">67. Jubilant Agri &amp; Consumer Products Ltd</w:t>
       </w:r>
       <w:r>
         <w:rPr>
@@ -5132,7 +2430,7 @@
           <w:sz w:val="20"/>
           <w:szCs w:val="20"/>
         </w:rPr>
-        <w:t xml:space="preserve">  —  Genuine 2-yr earnings upcycle (30%+ growth x2, first USFDA, debt-free) shadowed by governance opacity</w:t>
+        <w:t xml:space="preserve">  —  High-ROCE Jubilant-group niche-polymer business at a peer-relative discount, mid-demerger</w:t>
       </w:r>
       <w:r>
         <w:rPr>
@@ -5141,7 +2439,7 @@
         </w:rPr>
         <w:br/>
         <w:t xml:space="preserve">
-Two years of 30%+ growth, ~11-quarter margin high, first USFDA + regulated-market capex, debt-free, ROCE ~17% (~Rs 5,000-5,400 Cr); @itsTarH flagged on X. But governance opacity: no concalls, 'management doesn't meet', professional MD (promoter's son-in-law) resigned Nov-2025 with the ~74-yo founder back as MD, documented 2018-19 promoter-holding erosion (~60% to ~41%). Unconfirmed inflection + governance caveat. [conviction_score 30.0]</w:t>
+High-ROCE (32-37%) Jubilant-group niche-polymer business (India's largest VP-latex, global top-2 SPVA), ~26x P/E for 31% ROE vs Pidilite's ~75x for 23%. Mid NCLT demerger (creditors' meeting 5-Sep-2026) separating the subsidy-dependent fertilizer drag. Caveats: two independent community SOTP analyses (Folok, kinvestor04, neither trusted) both put demerger-arb upside at only ~17-20% - a quality/valuation thesis, not an outsized special situation; adhesive-segment margin quality (9% vs 20%+ peers while gaining share) unresolved; no trusted corroboration. thesis_fit 10x-in-2-3-years, conviction Medium. [conviction_score 38.0]</w:t>
       </w:r>
     </w:p>
     <w:p>
@@ -5155,7 +2453,7 @@
           <w:sz w:val="24"/>
           <w:szCs w:val="24"/>
         </w:rPr>
-        <w:t xml:space="preserve">149. Divgi TorqTransfer Systems Ltd</w:t>
+        <w:t xml:space="preserve">68. Jayaswal Neco Industries Ltd</w:t>
       </w:r>
       <w:r>
         <w:rPr>
@@ -5165,7 +2463,7 @@
           <w:sz w:val="20"/>
           <w:szCs w:val="20"/>
         </w:rPr>
-        <w:t xml:space="preserve">  —  EV-transmission leader, FY26 revenue +56%, Indonesia 4WD export win as catalyst - but sub-cost-of-capital returns</w:t>
+        <w:t xml:space="preserve">  —  Integrated steel/pig-iron/casting group swung to profit as an iron-ore mine EC expansion was approved</w:t>
       </w:r>
       <w:r>
         <w:rPr>
@@ -5174,7 +2472,7 @@
         </w:rPr>
         <w:br/>
         <w:t xml:space="preserve">
-EV-transmission leader, FY26 revenue +56% off a ~Rs 375 Cr base, Indonesia 4WD export win (&gt;50% recurring) as the catalyst; @LearningEleven flagged on X. ROCE ~10% / ROE ~8% still below cost of capital, ~10x sales, no active VP thread (web-only). Unconfirmed, sub-par returns. [conviction_score 22.0]</w:t>
+Integrated Nagpur/Chhattisgarh steel-pig iron-casting group; Q1FY26 swung from a Rs31.68cr loss to a Rs93.02cr profit YoY, coinciding with a freshly-approved iron-ore mine EC expansion (2.95-&gt;6 MnTPA) the thread correctly anticipated. richbandit (trusted) flagged an unresolved rolling-mill-utilisation execution question. Reputational overhang (not a formal red flag): sister company Neco Defence Munitions - not JNIL itself - is at the centre of a ~EUR70m Estonian ammunition dispute that triggered a minister's resignation. four_box 3.0 via the trailing-weak / live-inflection rule. thesis_fit 10x-in-2-3-years, conviction Medium. [conviction_score 38.0]</w:t>
       </w:r>
     </w:p>
     <w:p>
@@ -5188,7 +2486,7 @@
           <w:sz w:val="24"/>
           <w:szCs w:val="24"/>
         </w:rPr>
-        <w:t xml:space="preserve">150. Positron Energy</w:t>
+        <w:t xml:space="preserve">69. Aries Agro Ltd</w:t>
       </w:r>
       <w:r>
         <w:rPr>
@@ -5198,7 +2496,7 @@
           <w:sz w:val="20"/>
           <w:szCs w:val="20"/>
         </w:rPr>
-        <w:t xml:space="preserve">  —  score 22 — asset-light gas aggregation + O&amp;G advisory, ROE ~32%, but a thin-spread commodity model on a 4-post thread</w:t>
+        <w:t xml:space="preserve">  —  50-year micronutrient leader with a margin-mix inflection and a China import-substitution catalyst</w:t>
       </w:r>
       <w:r>
         <w:rPr>
@@ -5207,7 +2505,7 @@
         </w:rPr>
         <w:br/>
         <w:t xml:space="preserve">
-Conviction score 22 (base 8 + thesis 14). Near debt-free, FY26 revenue +31% (H1 +125%), but a thin-spread commodity-linked model, guidance trimmed on the Iran conflict, and almost no forum coverage. Micro-cap. 10x unconfirmed / speculative.</w:t>
+50-year-old micronutrient/chelation-tech leader; FY26 shows a genuine margin-mix inflection (19.6% value growth vs 1% volume growth) plus a specific catalyst (China halted fertilizer exports to India). vikasbargale (trusted) independently verified decade-long cash-positive operation with improving working capital, but flagged regulatory price-control and Chinese-dumping risk; a distributor's in-thread critique ('no brand pull', ~100 similar sellers) is unresolved and undercuts the moat. Already lived through one hype-driven boom-bust cycle (2018-19 Vijay Kedia effect, &gt;50% crash). four_box 3.0 via the trailing-weak / live-inflection rule. thesis_fit 10x-in-2-3-years, conviction Medium. [conviction_score 38.0]</w:t>
       </w:r>
     </w:p>
     <w:p>
@@ -5221,7 +2519,7 @@
           <w:sz w:val="24"/>
           <w:szCs w:val="24"/>
         </w:rPr>
-        <w:t xml:space="preserve">151. Exicom Tele-Services</w:t>
+        <w:t xml:space="preserve">70. Arvind SmartSpaces Ltd</w:t>
       </w:r>
       <w:r>
         <w:rPr>
@@ -5231,7 +2529,7 @@
           <w:sz w:val="20"/>
           <w:szCs w:val="20"/>
         </w:rPr>
-        <w:t xml:space="preserve">  —  score 22 — loss-making EV-charger + telecom-power maker at first consolidated EBITDA breakeven</w:t>
+        <w:t xml:space="preserve">  —  Lalbhai-group developer with real MMR/Sanand project pipeline growth and consistent pro...</w:t>
       </w:r>
       <w:r>
         <w:rPr>
@@ -5240,7 +2538,7 @@
         </w:rPr>
         <w:br/>
         <w:t xml:space="preserve">
-Conviction score 22 (base 8 + thesis 14). Q4FY26 first consolidated EBITDA breakeven plus AI-datacentre rectifier optionality; CARE rating BBB/A3 with Negative outlook. Speculative, unconfirmed. Small-cap ~Rs 2,336 Cr.</w:t>
+Q1FY27 bookings +147%, specific FY27 GDV/booking guidance, IndRa upgrade to AA; leverage rising fast is the offset. Score crossed into moderate-conviction. [conviction_score 53.8]</w:t>
       </w:r>
     </w:p>
     <w:p>
@@ -5254,7 +2552,7 @@
           <w:sz w:val="24"/>
           <w:szCs w:val="24"/>
         </w:rPr>
-        <w:t xml:space="preserve">152. Concord Control Systems Ltd</w:t>
+        <w:t xml:space="preserve">71. Technocraft Industries</w:t>
       </w:r>
       <w:r>
         <w:rPr>
@@ -5264,7 +2562,7 @@
           <w:sz w:val="20"/>
           <w:szCs w:val="20"/>
         </w:rPr>
-        <w:t xml:space="preserve">  —  Real Kavach order flow, but score fell to 30 on negative operating cash flow and pending certification</w:t>
+        <w:t xml:space="preserve">  —  Diversified niche industrial with a quantified capacity-ramp catalyst and US-tariff cost edge</w:t>
       </w:r>
       <w:r>
         <w:rPr>
@@ -5273,7 +2571,7 @@
         </w:rPr>
         <w:br/>
         <w:t xml:space="preserve">
-conviction_score 30.0 (base 16 + thesis 14; trusted-user engagement no longer carries a recency-weighted floor). Rs ~697 Cr mandated order book is real and the Rs 279.9 Cr June-2026 Kavach order confirms flow, but FY26 operating cash flow was NEGATIVE ~Rs 55 Cr with no stated timeline to fix it, final Kavach 4.0 RDSO/ISA certification is still pending, and the stock trades at ~56x. Score-driven move B-&gt;C; expectation-gap flags over-optimistic / no-edge.</w:t>
+Q1FY27 rev +27%, margin 17.7%-&gt;22.1%, ROCE ~32%, serial buybacks, US-tariff cost edge structural; peak_margin_risk on drum closures caps it. Expectation-gap: priced-in. [conviction_score 50.0]</w:t>
       </w:r>
     </w:p>
     <w:p>
@@ -5287,7 +2585,7 @@
           <w:sz w:val="24"/>
           <w:szCs w:val="24"/>
         </w:rPr>
-        <w:t xml:space="preserve">153. Swastika Castal Ltd</w:t>
+        <w:t xml:space="preserve">72. Bansal Roofing Products Ltd</w:t>
       </w:r>
       <w:r>
         <w:rPr>
@@ -5297,7 +2595,7 @@
           <w:sz w:val="20"/>
           <w:szCs w:val="20"/>
         </w:rPr>
-        <w:t xml:space="preserve">  —  Nano-cap aluminium-castings vendor approved for 420 kV GIS enclosures — grid import-substitution optionality</w:t>
+        <w:t xml:space="preserve">  —  score 30 — rare microcap combo of ~34% ROCE, near-zero debt and a concrete capacity-doubling runway</w:t>
       </w:r>
       <w:r>
         <w:rPr>
@@ -5306,7 +2604,7 @@
         </w:rPr>
         <w:br/>
         <w:t xml:space="preserve">
-conviction_score 30.0 (base 16 + thesis 14). Vadodara nano-cap (~Rs 97 Cr, rev ~Rs 35 Cr, ROCE ~33% at IPO, D/E ~0.85); approved vendor for 420 kV GIS aluminium enclosures on Adani Energy's list (China import-substitution) with new clients Trench/Kuvag. Thin evidence — two thread posts by trusted elevated-tier richbandit, no recency floor. Grid + casting theme match; size and single-source demand keep it tierC.</w:t>
+FY26 rev +59.6%/PAT +90.4% delivered the ramp that was 'unconfirmed' a year ago, ~34% ROCE, near-zero debt; weak PEB pricing power now visible in a cooling Q1. Expectation-gap: priced-in. [conviction_score 48.0]</w:t>
       </w:r>
     </w:p>
     <w:p>
@@ -5320,7 +2618,7 @@
           <w:sz w:val="24"/>
           <w:szCs w:val="24"/>
         </w:rPr>
-        <w:t xml:space="preserve">154. West coast paper mills ltd</w:t>
+        <w:t xml:space="preserve">73. Valiant Communications Limited</w:t>
       </w:r>
       <w:r>
         <w:rPr>
@@ -5330,7 +2628,7 @@
           <w:sz w:val="20"/>
           <w:szCs w:val="20"/>
         </w:rPr>
-        <w:t xml:space="preserve">  —  Paper cyclical near trough with a large investment book — the 10x tag rests on one unconfirmed OFC/AI-infra post</w:t>
+        <w:t xml:space="preserve">  —  Excellent margins (ROCE 32.6%), real Power Grid order + NSC Trusted Source status,...</w:t>
       </w:r>
       <w:r>
         <w:rPr>
@@ -5339,7 +2637,7 @@
         </w:rPr>
         <w:br/>
         <w:t xml:space="preserve">
-conviction_score 22.0 (base 8 + thesis 14). Debt-light integrated paper cyclical near trough plus a Rs 1,600-2,000 Cr investment book. The 10x thesis rests ONLY on a single unconfirmed forum post claiming the OFC/Optilinks division is an AI-infra inflection (Q1 FY27 operating-leverage jump). Low / unconfirmed — verify against Q2 FY27.</w:t>
+FY26 rev +67%/PAT +152%, OPM ~36%, ROCE ~40%, cash conversion inflected; first data-centre order (Power Grid) + NSC Trusted Source. ~57x P/E and thin promoter holding are the checks. [conviction_score 47.3]</w:t>
       </w:r>
     </w:p>
     <w:p>
@@ -5353,7 +2651,7 @@
           <w:sz w:val="24"/>
           <w:szCs w:val="24"/>
         </w:rPr>
-        <w:t xml:space="preserve">155. IZMO Ltd</w:t>
+        <w:t xml:space="preserve">74. Gufic BioSciences Ltd</w:t>
       </w:r>
       <w:r>
         <w:rPr>
@@ -5363,7 +2661,7 @@
           <w:sz w:val="20"/>
           <w:szCs w:val="20"/>
         </w:rPr>
-        <w:t xml:space="preserve">  —  Auto-retail SaaS + FrogData + silicon-photonics optionality — asymmetric payoff behind a severe promoter-integrity overhang</w:t>
+        <w:t xml:space="preserve">  —  Lyophilised-injectables/botox-optionality play with a live GMP overhang</w:t>
       </w:r>
       <w:r>
         <w:rPr>
@@ -5372,7 +2670,7 @@
         </w:rPr>
         <w:br/>
         <w:t xml:space="preserve">
-conviction_score 22.0 (base 8 + thesis 14). Auto-retail software + FrogData analytics, plus semiconductor-packaging / silicon-photonics optionality (National Silicon Photonics Mission partner). BUT past SEBI misleading-disclosure finding, promoter bail revoked in a duty-evasion case, unaudited US books. Speculative only — size the governance risk first.</w:t>
+EU-GMP overhang (the stated conviction gate) materially de-risked, capex cycle done, Indore at ~30% util = large latent operating leverage, margin inflected to ~18%; GLP-1 CMO optionality. Still ~62x, ROE ~10%. [conviction_score 47.0]</w:t>
       </w:r>
     </w:p>
     <w:p>
@@ -5386,7 +2684,7 @@
           <w:sz w:val="24"/>
           <w:szCs w:val="24"/>
         </w:rPr>
-        <w:t xml:space="preserve">156. Ramco Systems Ltd</w:t>
+        <w:t xml:space="preserve">75. SJS Enterprises Ltd</w:t>
       </w:r>
       <w:r>
         <w:rPr>
@@ -5396,7 +2694,7 @@
           <w:sz w:val="20"/>
           <w:szCs w:val="20"/>
         </w:rPr>
-        <w:t xml:space="preserve">  —  Indian enterprise-software product co at its first full-year profit after a long loss run — trusted 'show me'</w:t>
+        <w:t xml:space="preserve">  —  Strong ROE/ROCE, real display/cover-glass TAM catalyst, joinjp2003 (trusted) 8%...</w:t>
       </w:r>
       <w:r>
         <w:rPr>
@@ -5405,7 +2703,7 @@
         </w:rPr>
         <w:br/>
         <w:t xml:space="preserve">
-conviction_score 22.0 (base 8 + thesis 14). Payroll + Aviation/Defence MRO + ERP products; FY26 first full-year profit after years of losses, ~Rs1,460Cr order book, TAS/IAF C-130J MRO win. BUT Q1 FY27 PAT -50%, recurring revenue flat for a decade, direct SAP competition. Trusted LarryWink is constructive-but-'show me'. Low, unconfirmed — revisit on Q2 FY27.</w:t>
+27 straight quarters beating auto industry, Q1FY27 rev +24.5%/normalised PAT +45%, cover-glass catalyst now under construction; joinjp2003 (trusted) tracking. Near ATH at ~35x, peak_margin_risk. [conviction_score 46.3]</w:t>
       </w:r>
     </w:p>
     <w:p>
@@ -5419,7 +2717,7 @@
           <w:sz w:val="24"/>
           <w:szCs w:val="24"/>
         </w:rPr>
-        <w:t xml:space="preserve">157. John Cockerill India Ltd</w:t>
+        <w:t xml:space="preserve">76. KSH International Ltd</w:t>
       </w:r>
       <w:r>
         <w:rPr>
@@ -5429,7 +2727,7 @@
           <w:sz w:val="20"/>
           <w:szCs w:val="20"/>
         </w:rPr>
-        <w:t xml:space="preserve">  —  Steel-processing equipment order-book surge (+74% YoY incl a ~4x-revenue JSW CRNO line) against a loss-making P&amp;L at ~110x P/E</w:t>
+        <w:t xml:space="preserve">  —  Exceptional 5yr growth (rev CAGR 47.5%) and returns</w:t>
       </w:r>
       <w:r>
         <w:rPr>
@@ -5438,7 +2736,7 @@
         </w:rPr>
         <w:br/>
         <w:t xml:space="preserve">
-conviction_score 22.0 (base 8 + thesis 14). Ex-CMI FPE; CRGO/CRNO electrical-steel lines on the P1 grid theme. Order book +74% YoY including a Rs1,300Cr JSW CRNO line (~4x revenue) plus Belgium metals consolidation (~Rs1,000Cr revenue capability). BUT Q1 FY27 net loss, 1.4% EBITDA margin, P/E ~110x; hydrogen/defence sit in the unlisted Belgian parent. Trusted Satishwe constructive update Dec-2025. Low / unconfirmed.</w:t>
+FY26 rev +61%/PAT +62%, Q1FY27 ~+100%, debt-free, ROCE ~21%; Hitachi Energy 5-yr framework validates the T&amp;D export thesis. peak_margin_risk on EBITDA/ton, ~57x, thin copper-spread base. [conviction_score 43.3]</w:t>
       </w:r>
     </w:p>
     <w:p>
@@ -5452,7 +2750,7 @@
           <w:sz w:val="24"/>
           <w:szCs w:val="24"/>
         </w:rPr>
-        <w:t xml:space="preserve">158. Chamunda Electricals</w:t>
+        <w:t xml:space="preserve">77. Sky Gold Ltd</w:t>
       </w:r>
       <w:r>
         <w:rPr>
@@ -5462,7 +2760,7 @@
           <w:sz w:val="20"/>
           <w:szCs w:val="20"/>
         </w:rPr>
-        <w:t xml:space="preserve">  —  Rs 47 Cr substation-O&amp;M micro-cap with a size-transforming GETCO annuity award</w:t>
+        <w:t xml:space="preserve">  —  Real B2B jewellery growth targets and a trusted-user vote of confidence on the 2025...</w:t>
       </w:r>
       <w:r>
         <w:rPr>
@@ -5471,7 +2769,7 @@
         </w:rPr>
         <w:br/>
         <w:t xml:space="preserve">
-Debt-free, ~27% ROE, ~9x PE, ~73% promoter; GETCO Rs 63 Cr/3yr annuity award (~66% of revenue) is a step-change; grid services layer (P1). 10x path unconfirmed, conviction Low-Medium. [conviction_score 30.0]</w:t>
+OCF turned positive for the first time (+Rs 30 Cr vs FY25 -Rs 273 Cr), debtor days to 30-32, FY27 guide ~Rs 8,100 Cr on ~60% util; thin EBITDA margin, ~36x, no trusted position-size. Expectation-gap: priced-in. [conviction_score 42.8]</w:t>
       </w:r>
     </w:p>
     <w:p>
@@ -5485,7 +2783,7 @@
           <w:sz w:val="24"/>
           <w:szCs w:val="24"/>
         </w:rPr>
-        <w:t xml:space="preserve">159. Bondada Engineering</w:t>
+        <w:t xml:space="preserve">78. Borosil Renewables</w:t>
       </w:r>
       <w:r>
         <w:rPr>
@@ -5495,7 +2793,7 @@
           <w:sz w:val="20"/>
           <w:szCs w:val="20"/>
         </w:rPr>
-        <w:t xml:space="preserve">  —  Telecom-infra + solar/BESS EPC, FY26 rev +81%, order book ~2.5x revenue</w:t>
+        <w:t xml:space="preserve">  —  India solar-glass structural tailwind</w:t>
       </w:r>
       <w:r>
         <w:rPr>
@@ -5504,7 +2802,7 @@
         </w:rPr>
         <w:br/>
         <w:t xml:space="preserve">
-FY26 rev +81% to ~Rs 2,843 Cr, PAT +86%, ROCE ~39%, ~15x P/E, order book ~Rs 7,147 Cr, FY27 guide 60-70%, Rs 1,338 Cr NTPC REL award. Caps: solar EPC competitive/WC-heavy, EPC re-rating ceiling -&gt; realistic 3-5x, not 10x. [conviction_score 30.0]</w:t>
+Four straight quarters EBITDA margin &gt;33% and a real swing from loss to profit; import-protection stack + domestic supply gap through Mar-27 drive pricing power; 60% expansion dated Q4FY27. peak_margin_risk, FCF negative through the ramp. [conviction_score 39.0]</w:t>
       </w:r>
     </w:p>
     <w:p>
@@ -5518,7 +2816,7 @@
           <w:sz w:val="24"/>
           <w:szCs w:val="24"/>
         </w:rPr>
-        <w:t xml:space="preserve">160. KP Green Engineering</w:t>
+        <w:t xml:space="preserve">79. Ultramarine &amp; Pigments Ltd</w:t>
       </w:r>
       <w:r>
         <w:rPr>
@@ -5528,7 +2826,7 @@
           <w:sz w:val="20"/>
           <w:szCs w:val="20"/>
         </w:rPr>
-        <w:t xml:space="preserve">  —  KP-group fabrication (towers/PEB/galvanising), FY26 rev +78%, ~9x after ~56% drawdown</w:t>
+        <w:t xml:space="preserve">  —  Real 1yr revenue acceleration from a trusted-tracked capex-driven capacity ramp, but we...</w:t>
       </w:r>
       <w:r>
         <w:rPr>
@@ -5537,7 +2835,36 @@
         </w:rPr>
         <w:br/>
         <w:t xml:space="preserve">
-FY26 rev +78% to ~Rs 1,250 Cr, PAT +85%, ~20% EBITDA, order book ~Rs 1,831 Cr; dual P1 theme (fabrication + grid towers). Caps: fabrication P/E ceiling, KP-group RPT overhang, peak-margin risk. [conviction_score 30.0]</w:t>
+Q1FY27 consol PAT +~56% on the completed Naidupeta expansion, fortress balance sheet (net cash ~30% of mcap), ~13.6x P/E; structural ROCE ~11% and the Sudarshan/Heubach competitive threat cap it. Expectation-gap: underestimated. [conviction_score 38.8]</w:t>
+      </w:r>
+    </w:p>
+    <w:p>
+      <w:pPr>
+        <w:pStyle w:val="Heading1"/>
+        <w:spacing w:after="140" w:before="320"/>
+      </w:pPr>
+      <w:r>
+        <w:rPr>
+          <w:b/>
+          <w:bCs/>
+          <w:color w:val="A35A00"/>
+          <w:sz w:val="30"/>
+          <w:szCs w:val="30"/>
+        </w:rPr>
+        <w:t xml:space="preserve">Tier C — Speculative / Low Conviction</w:t>
+      </w:r>
+    </w:p>
+    <w:p>
+      <w:pPr>
+        <w:spacing w:after="120"/>
+      </w:pPr>
+      <w:r>
+        <w:rPr>
+          <w:i/>
+          <w:iCs/>
+          <w:color w:val="666666"/>
+        </w:rPr>
+        <w:t xml:space="preserve">Speculative or low-conviction - worth tracking, not yet actionable. Several of these are unconfirmed INFLECTION stories: a real, recent-quarter change plausibly explains why trailing multi-year averages don't reflect the current picture - flagged for visibility and monitoring, not treated as confirmed.</w:t>
       </w:r>
     </w:p>
     <w:p>
@@ -5551,7 +2878,7 @@
           <w:sz w:val="24"/>
           <w:szCs w:val="24"/>
         </w:rPr>
-        <w:t xml:space="preserve">161. KP Energy</w:t>
+        <w:t xml:space="preserve">80. Transrail Lighting Ltd</w:t>
       </w:r>
       <w:r>
         <w:rPr>
@@ -5561,7 +2888,7 @@
           <w:sz w:val="20"/>
           <w:szCs w:val="20"/>
         </w:rPr>
-        <w:t xml:space="preserve">  —  Wind BoP/EPC + small IPP, FY26 PAT record ~Rs 181 Cr, ~9x</w:t>
+        <w:t xml:space="preserve">  —  Strong T&amp;D order book/execution</w:t>
       </w:r>
       <w:r>
         <w:rPr>
@@ -5570,7 +2897,7 @@
         </w:rPr>
         <w:br/>
         <w:t xml:space="preserve">
-Order book ~2.2 GW / ~Rs 3,000+ Cr; but the book is largely from group co KPI Green (captive EPC, RPT concern) and management over-promises (guided ~Rs 2,500 Cr / ~Rs 275-300 Cr PAT FY26, delivered ~Rs 1,505 Cr / ~Rs 181 Cr). Promoter ~45% stable. [conviction_score 22.0]</w:t>
+Strong T&amp;D order book/execution but a confirmed Rs 42.74 Cr GST penalty and a cluster of unresolved Nov 2025 sentiment overhangs (Angola rumor, TARIL-fiasco association, short thesis) kept the stock at near-IPO levels. [conviction_score 34.8]</w:t>
       </w:r>
     </w:p>
     <w:p>
@@ -5584,7 +2911,7 @@
           <w:sz w:val="24"/>
           <w:szCs w:val="24"/>
         </w:rPr>
-        <w:t xml:space="preserve">162. KRM Ayurveda</w:t>
+        <w:t xml:space="preserve">81. Axiscades Engineering</w:t>
       </w:r>
       <w:r>
         <w:rPr>
@@ -5594,7 +2921,7 @@
           <w:sz w:val="20"/>
           <w:szCs w:val="20"/>
         </w:rPr>
-        <w:t xml:space="preserve">  —  Ayurveda product-&gt;services inflection (revenue +33%, services 63%, H2 EBITDA ~2x)</w:t>
+        <w:t xml:space="preserve">  —  Major pivot to pure-play defense (sold Rs2,250cr of businesses to Akkodis), Q1FY27...</w:t>
       </w:r>
       <w:r>
         <w:rPr>
@@ -5603,7 +2930,7 @@
         </w:rPr>
         <w:br/>
         <w:t xml:space="preserve">
-Debt-free post Rs 77 Cr IPO; dated plan to ~2x beds (235-&gt;500) + 30 clinics in 1-1.5yr; single-speciality hospital (P2). 10x UNCONFIRMED - 27.6% Q1FY27 PAT margin looks product-boosted, durability unproven; SME liquidity, no track record. [conviction_score 30.0]</w:t>
+Major pivot to pure-play defense (sold Rs2,250cr of businesses to Akkodis), Q1FY27 +42.2% YoY. But years of weak execution + trusted shyamutty flagged a political-conflict-of-interest concern re: promoter. [conviction_score 34.3]</w:t>
       </w:r>
     </w:p>
     <w:p>
@@ -5617,7 +2944,7 @@
           <w:sz w:val="24"/>
           <w:szCs w:val="24"/>
         </w:rPr>
-        <w:t xml:space="preserve">163. Sonu Infratech</w:t>
+        <w:t xml:space="preserve">82. Kiri Industries</w:t>
       </w:r>
       <w:r>
         <w:rPr>
@@ -5627,7 +2954,7 @@
           <w:sz w:val="20"/>
           <w:szCs w:val="20"/>
         </w:rPr>
-        <w:t xml:space="preserve">  —  Micro-cap SME civil EPC on Reliance Jamnagar; H1FY26 rev +59%/PAT +68%, ~6x PE</w:t>
+        <w:t xml:space="preserve">  —  Speculative turnaround (debt reduction, FY26 revenue +13.5%)</w:t>
       </w:r>
       <w:r>
         <w:rPr>
@@ -5636,7 +2963,7 @@
         </w:rPr>
         <w:br/>
         <w:t xml:space="preserve">
-External-lead datapoint. Single-customer concentration + a MISSED FY26 guide; 10x thesis speculative/unconfirmed. [conviction_score 22.0]</w:t>
+Speculative turnaround (debt reduction, FY26 revenue +13.5%) but weak historical ROE and open promoter-credibility risk on pending debt financing. [conviction_score 30.0]</w:t>
       </w:r>
     </w:p>
     <w:p>
@@ -5650,7 +2977,7 @@
           <w:sz w:val="24"/>
           <w:szCs w:val="24"/>
         </w:rPr>
-        <w:t xml:space="preserve">164. Desco Infratech</w:t>
+        <w:t xml:space="preserve">83. Zaggle Prepaid Ocean Services</w:t>
       </w:r>
       <w:r>
         <w:rPr>
@@ -5660,7 +2987,7 @@
           <w:sz w:val="20"/>
           <w:szCs w:val="20"/>
         </w:rPr>
-        <w:t xml:space="preserve">  —  Tiny CGD-pipeline EPC-services contractor with a real FY26 inflection + CBG forward-integration</w:t>
+        <w:t xml:space="preserve">  —  Growth decelerating (80% to 27.5% YoY), profit down QoQ on integration costs, negative...</w:t>
       </w:r>
       <w:r>
         <w:rPr>
@@ -5669,7 +2996,7 @@
         </w:rPr>
         <w:br/>
         <w:t xml:space="preserve">
-Revenue ~+99% to ~Rs 119 Cr, ~25% ROE, ~net-cash, order book ~Rs 345 Cr (~3x rev) + ~Rs 650 Cr tender pipeline; 5 TPD Bulandshahr CBG plant commissioned Jun 2026. 10x UNCONFIRMED - CBG not yet material, low-moat EPC layer, SME liquidity. [conviction_score 30.0]</w:t>
+Growth decelerating (80% to 27.5% YoY), profit down QoQ on integration costs, negative OCF and rising receivables flagged by community, FII exits. [conviction_score 26.8]</w:t>
       </w:r>
     </w:p>
     <w:p>
@@ -5683,7 +3010,7 @@
           <w:sz w:val="24"/>
           <w:szCs w:val="24"/>
         </w:rPr>
-        <w:t xml:space="preserve">165. Bhadora Industries</w:t>
+        <w:t xml:space="preserve">84. Unicommerce Esolutions</w:t>
       </w:r>
       <w:r>
         <w:rPr>
@@ -5693,7 +3020,7 @@
           <w:sz w:val="20"/>
           <w:szCs w:val="20"/>
         </w:rPr>
-        <w:t xml:space="preserve">  —  Small integrated LV power-cable maker (discom + infra T&amp;D); Q1FY27 net sales +226%</w:t>
+        <w:t xml:space="preserve">  —  Real integration-moat</w:t>
       </w:r>
       <w:r>
         <w:rPr>
@@ -5702,7 +3029,7 @@
         </w:rPr>
         <w:br/>
         <w:t xml:space="preserve">
-Revenue Rs 18.8 Cr FY23 -&gt; Rs 110.7 Cr FY25; reported ROE ~51%/ROCE ~42% off a tiny base, D/E ~0.9. 10x UNCONFIRMED - realisation-led/reversible, capex funding unclear, commoditised vs Polycab/KEI, microcap SME. Theme: P1 copper/electrification + grid (cable). [conviction_score 30.0]</w:t>
+Real integration-moat, but community flagged specific client churn (~292 of 465 gross adds lost) and CEO steadily reducing stake. [conviction_score 26.8]</w:t>
       </w:r>
     </w:p>
     <w:p>
@@ -5716,7 +3043,7 @@
           <w:sz w:val="24"/>
           <w:szCs w:val="24"/>
         </w:rPr>
-        <w:t xml:space="preserve">166. Solarium Green Energy</w:t>
+        <w:t xml:space="preserve">85. P N Gadgil Jewellers Ltd</w:t>
       </w:r>
       <w:r>
         <w:rPr>
@@ -5726,7 +3053,7 @@
           <w:sz w:val="20"/>
           <w:szCs w:val="20"/>
         </w:rPr>
-        <w:t xml:space="preserve">  —  SME solar EPC/installer, down ~60%; Rs 188 Cr MAHAGENCO sub-contract (~0.5x rev)</w:t>
+        <w:t xml:space="preserve">  —  Fast-growing regional jewellery retailer</w:t>
       </w:r>
       <w:r>
         <w:rPr>
@@ -5735,7 +3062,7 @@
         </w:rPr>
         <w:br/>
         <w:t xml:space="preserve">
-Rev ~Rs 368 Cr/PAT ~Rs 20.5 Cr, ROE ~23%, debtor days ~151. Commoditised downstream solar EPC, no pricing power, WC-heavy; 10x only at Low conviction with a heavy caveat. [conviction_score 22.0]</w:t>
+Fast-growing regional jewellery retailer, but a documented gold-hedging disclosure inconsistency has become a real management-credibility problem. [conviction_score 26.8]</w:t>
       </w:r>
     </w:p>
     <w:p>
@@ -5749,7 +3076,7 @@
           <w:sz w:val="24"/>
           <w:szCs w:val="24"/>
         </w:rPr>
-        <w:t xml:space="preserve">167. Zaggle_A platform to address pain points for enterprises</w:t>
+        <w:t xml:space="preserve">86. Zinka Logistics Solutions Ltd (BlackBuck)</w:t>
       </w:r>
       <w:r>
         <w:rPr>
@@ -5759,7 +3086,7 @@
           <w:sz w:val="20"/>
           <w:szCs w:val="20"/>
         </w:rPr>
-        <w:t xml:space="preserve">  —  Re-verif: Crompton Greaves 5-yr deal verified but value undeterminable</w:t>
+        <w:t xml:space="preserve">  —  SuperLoads freight-brokerage growing 271% YoY, core tolling gaining share, joinjp2003...</w:t>
       </w:r>
       <w:r>
         <w:rPr>
@@ -5768,7 +3095,7 @@
         </w:rPr>
         <w:br/>
         <w:t xml:space="preserve">
-Re-verif: Crompton Greaves 5-yr deal verified but value undeterminable; Q1FY27 PAT -33% YoY, cash-conversion concerns persist; Kedia bulk-deal entry a mild plus. 10x(unconfirmed)/Low. [conviction_score 26.8]</w:t>
+SuperLoads freight-brokerage growing 271% YoY, core tolling gaining share, joinjp2003 named it a 2025 conviction bet. FASTag/GNSS regulatory dependency risk + promoter selling + rich valuation (P/E ~84). [conviction_score 26.3]</w:t>
       </w:r>
     </w:p>
     <w:p>
@@ -5782,7 +3109,7 @@
           <w:sz w:val="24"/>
           <w:szCs w:val="24"/>
         </w:rPr>
-        <w:t xml:space="preserve">168. Morepen Labs</w:t>
+        <w:t xml:space="preserve">87. RKEC Projects Ltd</w:t>
       </w:r>
       <w:r>
         <w:rPr>
@@ -5792,7 +3119,7 @@
           <w:sz w:val="20"/>
           <w:szCs w:val="20"/>
         </w:rPr>
-        <w:t xml:space="preserve">  —  Weak trailing fundamentals but a real Q1 CDMO-order inflection (unconfirmed)</w:t>
+        <w:t xml:space="preserve">  —  Decent ROCE/growth</w:t>
       </w:r>
       <w:r>
         <w:rPr>
@@ -5801,7 +3128,7 @@
         </w:rPr>
         <w:br/>
         <w:t xml:space="preserve">
-Weak trailing fundamentals but a real Q1 CDMO-order inflection (unconfirmed); checkered governance history (2019 SEBI ban, CBI case). [conviction_score 30.0]</w:t>
+Decent ROCE/growth but mkt cap down -64% in 1yr, low interest coverage flagged, no forum thread to corroborate. [conviction_score 26.3]</w:t>
       </w:r>
     </w:p>
     <w:p>
@@ -5815,7 +3142,7 @@
           <w:sz w:val="24"/>
           <w:szCs w:val="24"/>
         </w:rPr>
-        <w:t xml:space="preserve">169. Ratnaveer precision a newly headed steel company</w:t>
+        <w:t xml:space="preserve">88. Eldeco Housing Ltd</w:t>
       </w:r>
       <w:r>
         <w:rPr>
@@ -5825,7 +3152,7 @@
           <w:sz w:val="20"/>
           <w:szCs w:val="20"/>
         </w:rPr>
-        <w:t xml:space="preserve">  —  Debt-free steel/PCB-laminate small-cap with a specific large capex catalyst, but almost entirely unverified...</w:t>
+        <w:t xml:space="preserve">  —  Weak trailing ROCE/ROE but real FY26 launch-driven inflection tracked consistently by h...</w:t>
       </w:r>
       <w:r>
         <w:rPr>
@@ -5834,7 +3161,7 @@
         </w:rPr>
         <w:br/>
         <w:t xml:space="preserve">
-Debt-free steel/PCB-laminate small-cap with a specific large capex catalyst, but almost entirely unverified by trusted community. [conviction_score 30.0]</w:t>
+Weak trailing ROCE/ROE but real FY26 launch-driven inflection tracked consistently by harsh.beria93 since 2022; H2FY26 margin recovery guided, unconfirmed [conviction_score 26.8]</w:t>
       </w:r>
     </w:p>
     <w:p>
@@ -5848,7 +3175,7 @@
           <w:sz w:val="24"/>
           <w:szCs w:val="24"/>
         </w:rPr>
-        <w:t xml:space="preserve">170. Earkart Ltd</w:t>
+        <w:t xml:space="preserve">89. MOIL Ltd</w:t>
       </w:r>
       <w:r>
         <w:rPr>
@@ -5858,7 +3185,7 @@
           <w:sz w:val="20"/>
           <w:szCs w:val="20"/>
         </w:rPr>
-        <w:t xml:space="preserve">  —  External-lead (untrusted X @InvestorAyush). SME hearing-care disruptor: ~35% growth, ~34% ROE, debt-free, R...</w:t>
+        <w:t xml:space="preserve">  —  Real Q1FY27 profit inflection (PAT +70% YoY) on a global manganese supply squeeze, smal...</w:t>
       </w:r>
       <w:r>
         <w:rPr>
@@ -5867,7 +3194,7 @@
         </w:rPr>
         <w:br/>
         <w:t xml:space="preserve">
-External-lead (untrusted X @InvestorAyush). SME hearing-care disruptor: ~35% growth, ~34% ROE, debt-free, Rs6.25cr ALIMCO order, 1500-clinic rollout; but &lt;1yr listed, revenue figure ambiguous (Rs54cr vs Rs120cr), no VP thread. four_box 3.0; 10x-in-2-3-years UNCONFIRMED / Low-Medium [conviction_score 30.0]</w:t>
+Real Q1FY27 profit inflection (PAT +70% YoY) on a global manganese supply squeeze, small-cap size, but unconfirmed by the community yet. [conviction_score 23.92]</w:t>
       </w:r>
     </w:p>
     <w:p>
@@ -5881,7 +3208,7 @@
           <w:sz w:val="24"/>
           <w:szCs w:val="24"/>
         </w:rPr>
-        <w:t xml:space="preserve">171. RBZ Jewellers Ltd</w:t>
+        <w:t xml:space="preserve">90. Capacit'e Infraprojects Ltd</w:t>
       </w:r>
       <w:r>
         <w:rPr>
@@ -5891,7 +3218,7 @@
           <w:sz w:val="20"/>
           <w:szCs w:val="20"/>
         </w:rPr>
-        <w:t xml:space="preserve">  —  B2B antique bridal gold jewellery job-work/wholesale to Titan, Malabar, Joyalukkas, Senco, Bhima, PN Gadgil...</w:t>
+        <w:t xml:space="preserve">  —  Cheap value/re-rating case with a concall-explained Q1 PAT dip</w:t>
       </w:r>
       <w:r>
         <w:rPr>
@@ -5900,7 +3227,7 @@
         </w:rPr>
         <w:br/>
         <w:t xml:space="preserve">
-B2B antique bridal gold jewellery job-work/wholesale to Titan, Malabar, Joyalukkas, Senco, Bhima, PN Gadgil - genuine wholesale-not-consumer-brand moat angle. ROCE 29%/ROE 20%, Q1FY27 rev +59.8% YoY (PAT +28%, lagging - watch). FY27 owned-store push (Surat, Rajkot). VP thread only 3 posts, risk-disclosure question never answered. four_box 2.5, live-inflection rule -&gt; 10x-in-2-3yrs at Low-Medium, unconfirmed caveat. [conviction_score 30.0]</w:t>
+P/E ~9.4x vs peers 15-22x, P/B 0.91x, order book Rs 13,535 Cr (~5.1x TTM revenue); Aiyappaa's detailed concall summary (4 loves) explains the Q1 PAT dip as a Rs 20 Cr commodity-cost provisioning timing mismatch (govt escalation-clause reimbursement pending), not structural. [conviction_score 30.0]</w:t>
       </w:r>
     </w:p>
     <w:p>
@@ -5914,7 +3241,7 @@
           <w:sz w:val="24"/>
           <w:szCs w:val="24"/>
         </w:rPr>
-        <w:t xml:space="preserve">172. Piccadily Agro Industries Ltd</w:t>
+        <w:t xml:space="preserve">91. TruAlt Bioenergy Ltd</w:t>
       </w:r>
       <w:r>
         <w:rPr>
@@ -5924,7 +3251,7 @@
           <w:sz w:val="20"/>
           <w:szCs w:val="20"/>
         </w:rPr>
-        <w:t xml:space="preserve">  —  Capacity bottleneck resolved + alcobev +47%, but ROCE/ROE ~18% not ~30%, borrowings +73% YoY, Q1 +18% vs 60...</w:t>
+        <w:t xml:space="preserve">  —  Ethanol/biofuel scaler with SAF/CBG optionality, but govt-policy dependent</w:t>
       </w:r>
       <w:r>
         <w:rPr>
@@ -5933,7 +3260,7 @@
         </w:rPr>
         <w:br/>
         <w:t xml:space="preserve">
-Capacity bottleneck resolved + alcobev +47%, but ROCE/ROE ~18% not ~30%, borrowings +73% YoY, Q1 +18% vs 60-70% guide at ~46x - four_box 2.0, growth carve-out [conviction_score 28.0]</w:t>
+FY25 revenue +54.5%, Q1 FY27 revenue +106% QoQ; active Aug 2026 community debate on govt-policy dependence vs SAF/CBG optionality, favorable comparison to peer Praj Industries (declining revenue, 125x P/E). Caveat: promoter pledge 36.85%. [conviction_score 30.0]</w:t>
       </w:r>
     </w:p>
     <w:p>
@@ -5947,7 +3274,7 @@
           <w:sz w:val="24"/>
           <w:szCs w:val="24"/>
         </w:rPr>
-        <w:t xml:space="preserve">173. Cosmic CRF Ltd</w:t>
+        <w:t xml:space="preserve">92. KPI Green Energy Ltd</w:t>
       </w:r>
       <w:r>
         <w:rPr>
@@ -5957,7 +3284,7 @@
           <w:sz w:val="20"/>
           <w:szCs w:val="20"/>
         </w:rPr>
-        <w:t xml:space="preserve">  —  Re-verif: Supreme Court (2026 INSC 608) set aside NCLAT Sec 29A ineligibility - primary overhang gone</w:t>
+        <w:t xml:space="preserve">  —  Large order book/land bank at a 40% drawdown, margin durability unresolved</w:t>
       </w:r>
       <w:r>
         <w:rPr>
@@ -5966,7 +3293,7 @@
         </w:rPr>
         <w:br/>
         <w:t xml:space="preserve">
-Re-verif: Supreme Court (2026 INSC 608) set aside NCLAT Sec 29A ineligibility - primary overhang gone; ~90% FY26 volume growth. Conviction Low-&gt;Low-Medium, HIGH CAUTION cleared. Watch: cash flow, Raft Cosmic JV. [conviction_score 30.0]</w:t>
+7 GW order book and large land bank cited as intact underlying value; target 40-50% revenue CAGR to FY30; stock near 52-wk low (-40% from peak). Unresolved open community question (Aug 2026) on whether margin pressure is temporary or structural. Caveat: D/E 1.71. [conviction_score 30.0]</w:t>
       </w:r>
     </w:p>
     <w:p>
@@ -5980,7 +3307,7 @@
           <w:sz w:val="24"/>
           <w:szCs w:val="24"/>
         </w:rPr>
-        <w:t xml:space="preserve">174. Modern Insulators Ltd</w:t>
+        <w:t xml:space="preserve">93. Prevest Denpro Limited</w:t>
       </w:r>
       <w:r>
         <w:rPr>
@@ -5990,7 +3317,7 @@
           <w:sz w:val="20"/>
           <w:szCs w:val="20"/>
         </w:rPr>
-        <w:t xml:space="preserve">  —  Live printed margin inflection (OPM 10-&gt;17%) intact</w:t>
+        <w:t xml:space="preserve">  —  Excellent margins/ROE, but director pay and a related-party hire raise governance flags</w:t>
       </w:r>
       <w:r>
         <w:rPr>
@@ -5999,7 +3326,7 @@
         </w:rPr>
         <w:br/>
         <w:t xml:space="preserve">
-Live printed margin inflection (OPM 10-&gt;17%) intact; but FY26 QUALIFIED audit opinion on unprovided tax, no concalls, Rs25cr AIF, no capex for FY28 leg -&gt; conviction down [conviction_score 27.0]</w:t>
+Small-cap (~Rs 484 Cr) with excellent margins and ROE, but the community flagged directors' pay at 23% of PAT plus a related-party hire as governance concerns worth discounting for. [conviction_score 30.0]</w:t>
       </w:r>
     </w:p>
     <w:p>
@@ -6013,7 +3340,7 @@
           <w:sz w:val="24"/>
           <w:szCs w:val="24"/>
         </w:rPr>
-        <w:t xml:space="preserve">175. Solex Energy Ltd</w:t>
+        <w:t xml:space="preserve">94. Vikram Solar- One of the oldest Solar module manufacturer</w:t>
       </w:r>
       <w:r>
         <w:rPr>
@@ -6023,7 +3350,7 @@
           <w:sz w:val="20"/>
           <w:szCs w:val="20"/>
         </w:rPr>
-        <w:t xml:space="preserve">  —  Mainboard solar-module scale-up, but market cap down 45.7% on an unexplained revenue drop</w:t>
+        <w:t xml:space="preserve">  —  Strong growth/ROCE, but debt allegedly hidden in acceptances</w:t>
       </w:r>
       <w:r>
         <w:rPr>
@@ -6032,7 +3359,7 @@
         </w:rPr>
         <w:br/>
         <w:t xml:space="preserve">
-Mainboard-migrated solar-module manufacturer, module capacity 700MW-&gt;4GW in ~2yrs, TTM revenue Rs1,566cr, but market cap down 45.7% in a year on an unexplained Q2FY26 sequential revenue drop - a trusted user called the explanation offered 'a red herring... still unexplained' and called the H2FY26 Rs1,600cr guidance 'herculean'. Cell-line slipped FY26-&gt;FY27, rising debtor days, community-flagged industry oversupply/commoditisation risk. thesis_fit 10x-in-2-3-years permitted but conviction Low-Medium, unconfirmed pending H2FY26 delivery. [conviction_score 30.0, external-lead]</w:t>
+Strong growth and ROCE, but the community flagged debt hidden in acceptances and muted PAT through the current capex cycle as reasons for caution. [conviction_score 30.0]</w:t>
       </w:r>
     </w:p>
     <w:p>
@@ -6046,7 +3373,7 @@
           <w:sz w:val="24"/>
           <w:szCs w:val="24"/>
         </w:rPr>
-        <w:t xml:space="preserve">176. GHCL Textiles Ltd</w:t>
+        <w:t xml:space="preserve">95. CSL Finance Limited</w:t>
       </w:r>
       <w:r>
         <w:rPr>
@@ -6056,6 +3383,1689 @@
           <w:sz w:val="20"/>
           <w:szCs w:val="20"/>
         </w:rPr>
+        <w:t xml:space="preserve">  —  Fast-growing NBFC on a dormant thread, limited community validation</w:t>
+      </w:r>
+      <w:r>
+        <w:rPr>
+          <w:sz w:val="20"/>
+          <w:szCs w:val="20"/>
+        </w:rPr>
+        <w:br/>
+        <w:t xml:space="preserve">
+Market cap ~Rs 506 Cr, ROE 15.2%, ROCE 14.7%, sales +41.2%/profit +38.9%; thread dormant ~2 years with a single Aug 2026 post asking if anyone is still tracking, no response yet - fundamentals-driven case with limited community validation. [conviction_score 30.0]</w:t>
+      </w:r>
+    </w:p>
+    <w:p>
+      <w:pPr>
+        <w:spacing w:after="160"/>
+      </w:pPr>
+      <w:r>
+        <w:rPr>
+          <w:b/>
+          <w:bCs/>
+          <w:sz w:val="24"/>
+          <w:szCs w:val="24"/>
+        </w:rPr>
+        <w:t xml:space="preserve">96. PNGS Gargi Fashion Jewellery Ltd</w:t>
+      </w:r>
+      <w:r>
+        <w:rPr>
+          <w:i/>
+          <w:iCs/>
+          <w:color w:val="666666"/>
+          <w:sz w:val="20"/>
+          <w:szCs w:val="20"/>
+        </w:rPr>
+        <w:t xml:space="preserve">  —  Debt-free jeweller with a skipped concall and contradictory management signals</w:t>
+      </w:r>
+      <w:r>
+        <w:rPr>
+          <w:sz w:val="20"/>
+          <w:szCs w:val="20"/>
+        </w:rPr>
+        <w:br/>
+        <w:t xml:space="preserve">
+ROE 28.90%, ROCE 36.63%, debt-free; but management skipping its earnings concall was flagged as a red alert by multiple posters, Rahul_Batra documented contradictory statements on demand outlook, and the stated West Asia rationale was disputed given no export business - 35% growth guidance now in doubt. [conviction_score 22.0]</w:t>
+      </w:r>
+    </w:p>
+    <w:p>
+      <w:pPr>
+        <w:spacing w:after="160"/>
+      </w:pPr>
+      <w:r>
+        <w:rPr>
+          <w:b/>
+          <w:bCs/>
+          <w:sz w:val="24"/>
+          <w:szCs w:val="24"/>
+        </w:rPr>
+        <w:t xml:space="preserve">97. Krishca Ltd : A SME offering steel strapping Solution</w:t>
+      </w:r>
+      <w:r>
+        <w:rPr>
+          <w:i/>
+          <w:iCs/>
+          <w:color w:val="666666"/>
+          <w:sz w:val="20"/>
+          <w:szCs w:val="20"/>
+        </w:rPr>
+        <w:t xml:space="preserve">  —  PLI-approved capex catalyst undercut by a missed first concall</w:t>
+      </w:r>
+      <w:r>
+        <w:rPr>
+          <w:sz w:val="20"/>
+          <w:szCs w:val="20"/>
+        </w:rPr>
+        <w:br/>
+        <w:t xml:space="preserve">
+Micro-cap/SME (~Rs 268 Cr) with a PLI-approved capex/acquisition catalyst, but missed its first concall since listing - a governance caution flag this early in its public life. [conviction_score 22.0]</w:t>
+      </w:r>
+    </w:p>
+    <w:p>
+      <w:pPr>
+        <w:spacing w:after="160"/>
+      </w:pPr>
+      <w:r>
+        <w:rPr>
+          <w:b/>
+          <w:bCs/>
+          <w:sz w:val="24"/>
+          <w:szCs w:val="24"/>
+        </w:rPr>
+        <w:t xml:space="preserve">98. Kusumgar Ltd</w:t>
+      </w:r>
+      <w:r>
+        <w:rPr>
+          <w:i/>
+          <w:iCs/>
+          <w:color w:val="666666"/>
+          <w:sz w:val="20"/>
+          <w:szCs w:val="20"/>
+        </w:rPr>
+        <w:t xml:space="preserve">  —  Defense-parachute-fabric monopoly with a deferred-order inflection, unconfirmed by trusted users yet</w:t>
+      </w:r>
+      <w:r>
+        <w:rPr>
+          <w:sz w:val="20"/>
+          <w:szCs w:val="20"/>
+        </w:rPr>
+        <w:br/>
+        <w:t xml:space="preserve">
+Niche defense-parachute-fabric monopoly; FY26 revenue dip (-11.2%) reflects a temporary defense-order deferral (Rs 237 Cr) plus capacity build-out, not demand weakness - EBITDA margin already recovering (27.1% FY26 -&gt; 31.0% Q1 FY27); FY30 revenue guidance ~3x. Caveat: detailed bull writeup is from a non-trusted invested analyst (Md_Uzair); trusted user Satishwe replied with images only, no written conviction logged yet; recent 100%-OFS IPO. [conviction_score 30.0]</w:t>
+      </w:r>
+    </w:p>
+    <w:p>
+      <w:pPr>
+        <w:spacing w:after="160"/>
+      </w:pPr>
+      <w:r>
+        <w:rPr>
+          <w:b/>
+          <w:bCs/>
+          <w:sz w:val="24"/>
+          <w:szCs w:val="24"/>
+        </w:rPr>
+        <w:t xml:space="preserve">99. Graphite Electrode (Graphite India / HEG)</w:t>
+      </w:r>
+      <w:r>
+        <w:rPr>
+          <w:i/>
+          <w:iCs/>
+          <w:color w:val="666666"/>
+          <w:sz w:val="20"/>
+          <w:szCs w:val="20"/>
+        </w:rPr>
+        <w:t xml:space="preserve">  —  Global price hikes — a real signal, unconfirmed in results yet</w:t>
+      </w:r>
+      <w:r>
+        <w:rPr>
+          <w:sz w:val="20"/>
+          <w:szCs w:val="20"/>
+        </w:rPr>
+        <w:br/>
+        <w:t xml:space="preserve">
+Weak trailing multi-year averages (low ROE, poor 5yr sales growth) reflect a prolonged commodity down-cycle. The catalyst — simultaneous price hikes across major global producers — is a credible supply/pricing signal, not speculation, but is unconfirmed by either company's own results yet, and no trusted user has posted. Watch Q2 FY27 results for confirmation. [conviction_score 22.0]</w:t>
+      </w:r>
+    </w:p>
+    <w:p>
+      <w:pPr>
+        <w:spacing w:after="160"/>
+      </w:pPr>
+      <w:r>
+        <w:rPr>
+          <w:b/>
+          <w:bCs/>
+          <w:sz w:val="24"/>
+          <w:szCs w:val="24"/>
+        </w:rPr>
+        <w:t xml:space="preserve">100. Rapicut Carbides Ltd</w:t>
+      </w:r>
+      <w:r>
+        <w:rPr>
+          <w:i/>
+          <w:iCs/>
+          <w:color w:val="666666"/>
+          <w:sz w:val="20"/>
+          <w:szCs w:val="20"/>
+        </w:rPr>
+        <w:t xml:space="preserve">  —  Sharp recent-quarter ROE inflection off a thin profit base</w:t>
+      </w:r>
+      <w:r>
+        <w:rPr>
+          <w:sz w:val="20"/>
+          <w:szCs w:val="20"/>
+        </w:rPr>
+        <w:br/>
+        <w:t xml:space="preserve">
+Textbook weak-trailing-average-vs-recent-inflection case: near-zero 3yr ROE against a 9.98% TTM ROE, but absolute profit is thin (Rs 2.06 Cr on Rs 96.3 Cr revenue) and the stock trades at 6.16x book pricing in a lot of hope. The commodity-supply catalyst is industry-wide and credible but inferred from a peer's concall, not yet confirmed in Rapicut's own numbers; no trusted user has posted. [conviction_score 22.0]</w:t>
+      </w:r>
+    </w:p>
+    <w:p>
+      <w:pPr>
+        <w:spacing w:after="160"/>
+      </w:pPr>
+      <w:r>
+        <w:rPr>
+          <w:b/>
+          <w:bCs/>
+          <w:sz w:val="24"/>
+          <w:szCs w:val="24"/>
+        </w:rPr>
+        <w:t xml:space="preserve">101. Morepen Laboratories Ltd</w:t>
+      </w:r>
+      <w:r>
+        <w:rPr>
+          <w:i/>
+          <w:iCs/>
+          <w:color w:val="666666"/>
+          <w:sz w:val="20"/>
+          <w:szCs w:val="20"/>
+        </w:rPr>
+        <w:t xml:space="preserve">  —  score 30 — weak trailing base, sharp Q1 inflection on a new CDMO order, governance history</w:t>
+      </w:r>
+      <w:r>
+        <w:rPr>
+          <w:sz w:val="20"/>
+          <w:szCs w:val="20"/>
+        </w:rPr>
+        <w:br/>
+        <w:t xml:space="preserve">
+Revenue +34% / PAT +422% YoY in Q1 tied to a Rs 823 Cr CDMO/CMO order (~Rs 58 Cr delivered), stock near a 52-week high. Trusted user Niraj_Punjkaran broke the story but flagged it unconfirmed pending repeat orders; vikasbargale questioned whether it is genuine CDMO or plain CMO (material for the re-rating). Real repeated governance history (old SEBI ban, CBI case against the promoter, a contested 2025 hive-off) discounts conviction. Score 30 -&gt; Tier C.</w:t>
+      </w:r>
+    </w:p>
+    <w:p>
+      <w:pPr>
+        <w:spacing w:after="160"/>
+      </w:pPr>
+      <w:r>
+        <w:rPr>
+          <w:b/>
+          <w:bCs/>
+          <w:sz w:val="24"/>
+          <w:szCs w:val="24"/>
+        </w:rPr>
+        <w:t xml:space="preserve">102. Kwality Pharmaceuticals Ltd</w:t>
+      </w:r>
+      <w:r>
+        <w:rPr>
+          <w:i/>
+          <w:iCs/>
+          <w:color w:val="666666"/>
+          <w:sz w:val="20"/>
+          <w:szCs w:val="20"/>
+        </w:rPr>
+        <w:t xml:space="preserve">  —  score 30 — guidance-corroborated Q1 inflection, already up ~8x, working-capital doubt</w:t>
+      </w:r>
+      <w:r>
+        <w:rPr>
+          <w:sz w:val="20"/>
+          <w:szCs w:val="20"/>
+        </w:rPr>
+        <w:br/>
+        <w:t xml:space="preserve">
+Negative 3yr trailing ROE/ROCE but Q1 FY27 revenue +46% / PAT +119% YoY, FY29 guidance Rs 1,000-1,100 Cr at 26-30% EBITDA margins. Stock already up ~8x over the year to a fresh 52-week high. Trusted user vikasbargale holds a measured 2% and pushes for conservative assumptions; a non-trusted poster flags a doubled working-capital cycle and high receivables. Score 30 -&gt; Tier C.</w:t>
+      </w:r>
+    </w:p>
+    <w:p>
+      <w:pPr>
+        <w:spacing w:after="160"/>
+      </w:pPr>
+      <w:r>
+        <w:rPr>
+          <w:b/>
+          <w:bCs/>
+          <w:sz w:val="24"/>
+          <w:szCs w:val="24"/>
+        </w:rPr>
+        <w:t xml:space="preserve">103. Ratnaveer Precision Engineering Ltd</w:t>
+      </w:r>
+      <w:r>
+        <w:rPr>
+          <w:i/>
+          <w:iCs/>
+          <w:color w:val="666666"/>
+          <w:sz w:val="20"/>
+          <w:szCs w:val="20"/>
+        </w:rPr>
+        <w:t xml:space="preserve">  —  score 30 — debt-free, net-cash, above-industry growth on a management-guided CCL capex line</w:t>
+      </w:r>
+      <w:r>
+        <w:rPr>
+          <w:sz w:val="20"/>
+          <w:szCs w:val="20"/>
+        </w:rPr>
+        <w:br/>
+        <w:t xml:space="preserve">
+Debt-free, ~24.6% revenue CAGR vs 8.15% industry median, ROCE ~16%. The thesis rests on management's own guidance for a large new Copper Clad Laminate (PCB input) capacity implying ~3.5-4x current PAT by FY29 — relayed by a thin, non-trusted thread with no trusted-tier validation. Score 30 -&gt; Tier C.</w:t>
+      </w:r>
+    </w:p>
+    <w:p>
+      <w:pPr>
+        <w:spacing w:after="160"/>
+      </w:pPr>
+      <w:r>
+        <w:rPr>
+          <w:b/>
+          <w:bCs/>
+          <w:sz w:val="24"/>
+          <w:szCs w:val="24"/>
+        </w:rPr>
+        <w:t xml:space="preserve">104. Shree Refrigerations Ltd</w:t>
+      </w:r>
+      <w:r>
+        <w:rPr>
+          <w:i/>
+          <w:iCs/>
+          <w:color w:val="666666"/>
+          <w:sz w:val="20"/>
+          <w:szCs w:val="20"/>
+        </w:rPr>
+        <w:t xml:space="preserve">  —  score 30 — small-base defence/data-centre-cooling growth, thin evident engineering depth</w:t>
+      </w:r>
+      <w:r>
+        <w:rPr>
+          <w:sz w:val="20"/>
+          <w:szCs w:val="20"/>
+        </w:rPr>
+        <w:br/>
+        <w:t xml:space="preserve">
+~30% 3yr revenue CAGR off a small base with real defence/shipbuilding and data-center-cooling order tailwinds, but management's 40-50% CAGR guidance looks aggressive. Trusted user vivek_lakhani says conventional analysis is near-unusable here and investors need a multi-year 'leap of faith'; non-trusted posters found no credentialed engineers on LinkedIn and no R&amp;D spend line in the FY24 report. Score 30 -&gt; Tier C.</w:t>
+      </w:r>
+    </w:p>
+    <w:p>
+      <w:pPr>
+        <w:spacing w:after="160"/>
+      </w:pPr>
+      <w:r>
+        <w:rPr>
+          <w:b/>
+          <w:bCs/>
+          <w:sz w:val="24"/>
+          <w:szCs w:val="24"/>
+        </w:rPr>
+        <w:t xml:space="preserve">105. Permanent Magnets Ltd</w:t>
+      </w:r>
+      <w:r>
+        <w:rPr>
+          <w:i/>
+          <w:iCs/>
+          <w:color w:val="666666"/>
+          <w:sz w:val="20"/>
+          <w:szCs w:val="20"/>
+        </w:rPr>
+        <w:t xml:space="preserve">  —  score 30 — weak current fundamentals, bull case is entirely forward REPM optionality</w:t>
+      </w:r>
+      <w:r>
+        <w:rPr>
+          <w:sz w:val="20"/>
+          <w:szCs w:val="20"/>
+        </w:rPr>
+        <w:br/>
+        <w:t xml:space="preserve">
+Flat YoY revenue and compressed margins per a trusted user's own Feb-2026 read; the case rests on India's rare-earth-magnet (REPM) self-sufficiency scheme and China export curbs, not a current improvement. T11 and karanshah137 (trusted) laid out the NdFeB strategic logic; siddybee gives the balanced take — real optionality, explicitly unconfirmed, no company-specific REPM allocation found yet. Score 30 -&gt; Tier C.</w:t>
+      </w:r>
+    </w:p>
+    <w:p>
+      <w:pPr>
+        <w:spacing w:after="160"/>
+      </w:pPr>
+      <w:r>
+        <w:rPr>
+          <w:b/>
+          <w:bCs/>
+          <w:sz w:val="24"/>
+          <w:szCs w:val="24"/>
+        </w:rPr>
+        <w:t xml:space="preserve">106. Mitsu Chem Plast Ltd</w:t>
+      </w:r>
+      <w:r>
+        <w:rPr>
+          <w:i/>
+          <w:iCs/>
+          <w:color w:val="666666"/>
+          <w:sz w:val="20"/>
+          <w:szCs w:val="20"/>
+        </w:rPr>
+        <w:t xml:space="preserve">  —  score 30 — micro-cap commodity-HDPE packager with an early, thin turn and promoter warrant money</w:t>
+      </w:r>
+      <w:r>
+        <w:rPr>
+          <w:sz w:val="20"/>
+          <w:szCs w:val="20"/>
+        </w:rPr>
+        <w:br/>
+        <w:t xml:space="preserve">
+~84% commodity HDPE industrial packaging; value-added angle is hospital-furniture parts. ROCE improving off a low base (~15.4%) but revenue growth still mid-single-digit; preferential warrants at Rs 151 (~80% promoter). A brand-new 3-post thread: trusted users Swadesh9819 and Niraj_Punjkaran note 'two consecutive good quarters' but flag sustainability as the open question; a previously touted 'big IBC venture' was absent from the Q1 FY27 deck. Score 30 -&gt; Tier C.</w:t>
+      </w:r>
+    </w:p>
+    <w:p>
+      <w:pPr>
+        <w:spacing w:after="160"/>
+      </w:pPr>
+      <w:r>
+        <w:rPr>
+          <w:b/>
+          <w:bCs/>
+          <w:sz w:val="24"/>
+          <w:szCs w:val="24"/>
+        </w:rPr>
+        <w:t xml:space="preserve">107. Laxmi Dental Ltd</w:t>
+      </w:r>
+      <w:r>
+        <w:rPr>
+          <w:i/>
+          <w:iCs/>
+          <w:color w:val="666666"/>
+          <w:sz w:val="20"/>
+          <w:szCs w:val="20"/>
+        </w:rPr>
+        <w:t xml:space="preserve">  —  score 22 — decent returns, strong Q4 profit growth, essentially no community coverage</w:t>
+      </w:r>
+      <w:r>
+        <w:rPr>
+          <w:sz w:val="20"/>
+          <w:szCs w:val="20"/>
+        </w:rPr>
+        <w:br/>
+        <w:t xml:space="preserve">
+ROCE/ROE ~15%, Q4 FY26 PAT +136% YoY, near debt-free, recently listed so trailing history is thin. The VP thread has only 2 content-free posts. Score 22 -&gt; Tier C.</w:t>
+      </w:r>
+    </w:p>
+    <w:p>
+      <w:pPr>
+        <w:spacing w:after="160"/>
+      </w:pPr>
+      <w:r>
+        <w:rPr>
+          <w:b/>
+          <w:bCs/>
+          <w:sz w:val="24"/>
+          <w:szCs w:val="24"/>
+        </w:rPr>
+        <w:t xml:space="preserve">108. Shalimar Paints Ltd</w:t>
+      </w:r>
+      <w:r>
+        <w:rPr>
+          <w:i/>
+          <w:iCs/>
+          <w:color w:val="666666"/>
+          <w:sz w:val="20"/>
+          <w:szCs w:val="20"/>
+        </w:rPr>
+        <w:t xml:space="preserve">  —  score 22 — loss-making turnaround bet on a large capacity doubling plus takeover interest</w:t>
+      </w:r>
+      <w:r>
+        <w:rPr>
+          <w:sz w:val="20"/>
+          <w:szCs w:val="20"/>
+        </w:rPr>
+        <w:br/>
+        <w:t xml:space="preserve">
+Currently loss-making with low interest coverage, but doubling capacity (78 -&gt; 180 million litres) plus a new R&amp;D facility. Trusted user avneesh flagged an external group trying to acquire the company; Deven raised a still-unanswered Aug-2026 dilution question tied to a subsidiary restructuring. Score 22 -&gt; Tier C.</w:t>
+      </w:r>
+    </w:p>
+    <w:p>
+      <w:pPr>
+        <w:spacing w:after="160"/>
+      </w:pPr>
+      <w:r>
+        <w:rPr>
+          <w:b/>
+          <w:bCs/>
+          <w:sz w:val="24"/>
+          <w:szCs w:val="24"/>
+        </w:rPr>
+        <w:t xml:space="preserve">109. Kamat Hotels (India) Ltd</w:t>
+      </w:r>
+      <w:r>
+        <w:rPr>
+          <w:i/>
+          <w:iCs/>
+          <w:color w:val="666666"/>
+          <w:sz w:val="20"/>
+          <w:szCs w:val="20"/>
+        </w:rPr>
+        <w:t xml:space="preserve">  —  score 22 — deleveraged hotel chain at a peer discount, gated hard by management-quality record</w:t>
+      </w:r>
+      <w:r>
+        <w:rPr>
+          <w:sz w:val="20"/>
+          <w:szCs w:val="20"/>
+        </w:rPr>
+        <w:br/>
+        <w:t xml:space="preserve">
+Debt and pledge overhang cleared, finance costs halved, Q1 FY27 EBITDA +36% / PAT +126% YoY; EV/EBITDA ~8 vs listed peers 20+, keys rising toward 2,500. But Q2 FY26 was ugly and the persistent skeptic case is management quality — repeatedly missed/contradictory guidance, a fumbled CFO concall, a chairman skipping a concall after a miss, a minority-unfriendly merger. No trusted-user conviction. Score 22 -&gt; Tier C.</w:t>
+      </w:r>
+    </w:p>
+    <w:p>
+      <w:pPr>
+        <w:spacing w:after="160"/>
+      </w:pPr>
+      <w:r>
+        <w:rPr>
+          <w:b/>
+          <w:bCs/>
+          <w:sz w:val="24"/>
+          <w:szCs w:val="24"/>
+        </w:rPr>
+        <w:t xml:space="preserve">110. Walchandnagar Industries Ltd</w:t>
+      </w:r>
+      <w:r>
+        <w:rPr>
+          <w:i/>
+          <w:iCs/>
+          <w:color w:val="666666"/>
+          <w:sz w:val="20"/>
+          <w:szCs w:val="20"/>
+        </w:rPr>
+        <w:t xml:space="preserve">  —  recapitalised ISRO/nuclear/defence optionality with zero earnings evidence of a turn</w:t>
+      </w:r>
+      <w:r>
+        <w:rPr>
+          <w:sz w:val="20"/>
+          <w:szCs w:val="20"/>
+        </w:rPr>
+        <w:br/>
+        <w:t xml:space="preserve">
+Conviction score 30 (base 16 + thesis 14, no red flag; pledge ~49% noted but below the red-flag bar). Sole Indian maker of ISRO solid-booster HES/NES segments (fresh Rs 30 Cr HS200 Gaganyaan order), plus nuclear-privatisation and defence-indigenisation catalysts management puts 12-18 months out. Still loss-making (FY26 net loss ~Rs -14.7 Cr, narrowing), 5-yr revenue CAGR ~-3.3%, ~4.2x book. No trusted buy - Marathondreams (elevated) 'horror show continues', Prabhat_Mohanty (elevated) 'failed miserably on growth'. Small recapitalised base plus credible sector catalysts earn the growth bucket over 'neither', but a decade of missed guidance keeps conviction low.</w:t>
+      </w:r>
+    </w:p>
+    <w:p>
+      <w:pPr>
+        <w:spacing w:after="160"/>
+      </w:pPr>
+      <w:r>
+        <w:rPr>
+          <w:b/>
+          <w:bCs/>
+          <w:sz w:val="24"/>
+          <w:szCs w:val="24"/>
+        </w:rPr>
+        <w:t xml:space="preserve">111. Accent Microcell Ltd</w:t>
+      </w:r>
+      <w:r>
+        <w:rPr>
+          <w:i/>
+          <w:iCs/>
+          <w:color w:val="666666"/>
+          <w:sz w:val="20"/>
+          <w:szCs w:val="20"/>
+        </w:rPr>
+        <w:t xml:space="preserve">  —  high-return MCC-excipient niche mix-shifting to specialty grades, gated by governance opacity</w:t>
+      </w:r>
+      <w:r>
+        <w:rPr>
+          <w:sz w:val="20"/>
+          <w:szCs w:val="20"/>
+        </w:rPr>
+        <w:br/>
+        <w:t xml:space="preserve">
+Conviction score 30 (base 16 + thesis 14, no red flag - no negative net worth / holding collapse / SEBI action). ROCE ~22%, ROE ~17-19%, near debt-free, 5-yr profit CAGR ~54%, shifting into CCS/SSG/CMC grades at ~2x realisation with a 20-25% PAT-margin guide; Sigachi's plant explosion is a demand tailwind. Conviction held low by heavy governance concerns: two of the top-five suppliers are promoter-group entities with two-way buy+sell flows (circular-transaction risk), promoters/KMP hold no pharma qualification, CRISIL 'issuer not co-operating', repeated undisclosed expansion delays. vikasbargale and idikasony (both elevated) are 'tracking / watchlist', not invested.</w:t>
+      </w:r>
+    </w:p>
+    <w:p>
+      <w:pPr>
+        <w:spacing w:after="160"/>
+      </w:pPr>
+      <w:r>
+        <w:rPr>
+          <w:b/>
+          <w:bCs/>
+          <w:sz w:val="24"/>
+          <w:szCs w:val="24"/>
+        </w:rPr>
+        <w:t xml:space="preserve">112. Pennar Industries Ltd</w:t>
+      </w:r>
+      <w:r>
+        <w:rPr>
+          <w:i/>
+          <w:iCs/>
+          <w:color w:val="666666"/>
+          <w:sz w:val="20"/>
+          <w:szCs w:val="20"/>
+        </w:rPr>
+        <w:t xml:space="preserve">  —  measurable US-PEB inflection on a diversified-engineering base still priced as legacy</w:t>
+      </w:r>
+      <w:r>
+        <w:rPr>
+          <w:sz w:val="20"/>
+          <w:szCs w:val="20"/>
+        </w:rPr>
+        <w:br/>
+        <w:t xml:space="preserve">
+Conviction score 22 (base 8 + thesis 14, no red flag). US PEB business scaling ~$40m -&gt; ~$100m ARR into a ~$1bn market at higher margins while the market still assigns a legacy-PEB multiple; management targets double-digit profit growth and ~200 bps PBT gain over three years. Low base rates: ROCE ~22% but ROE ~12%, thin margins on ~Rs 3,600 Cr revenue, ~Rs 97 Cr credit-impaired receivables, repeated margin-guidance misses, and promoter warrants funded via a personal loan against pledged shares. Naman_Gupta1 (elevated) is neutral, no position; realistic upside a 2-4x re-rating.</w:t>
+      </w:r>
+    </w:p>
+    <w:p>
+      <w:pPr>
+        <w:spacing w:after="160"/>
+      </w:pPr>
+      <w:r>
+        <w:rPr>
+          <w:b/>
+          <w:bCs/>
+          <w:sz w:val="24"/>
+          <w:szCs w:val="24"/>
+        </w:rPr>
+        <w:t xml:space="preserve">113. I G Petrochemicals Ltd</w:t>
+      </w:r>
+      <w:r>
+        <w:rPr>
+          <w:i/>
+          <w:iCs/>
+          <w:color w:val="666666"/>
+          <w:sz w:val="20"/>
+          <w:szCs w:val="20"/>
+        </w:rPr>
+        <w:t xml:space="preserve">  —  domestic PAN monopoly at a cycle trough with two fresh catalysts</w:t>
+      </w:r>
+      <w:r>
+        <w:rPr>
+          <w:sz w:val="20"/>
+          <w:szCs w:val="20"/>
+        </w:rPr>
+        <w:br/>
+        <w:t xml:space="preserve">
+Conviction score 22 (base 8 + thesis 14, no red flag). ~50%+ of domestic PAN and the only Indian MAN producer, now at a clear trough (ROCE ~3%, ROE ~0-4%, ~1.1x book vs ~3.5x at the FY18 peak). Catalysts just confirmed: PAN anti-dumping duty extended five years (Aug 2026), plasticiser plant contributing from Q2 FY27, no new domestic PAN capacity for 1-2 years, over-levered competitor. Prabhat_Mohanty (elevated, small holding) sees a 'worthwhile opportunity'. Quality gate fails at the trough as expected and the key variable - PAN-OX spread - is outside the company's control; realistic upside a 3-5x cyclical recovery.</w:t>
+      </w:r>
+    </w:p>
+    <w:p>
+      <w:pPr>
+        <w:spacing w:after="160"/>
+      </w:pPr>
+      <w:r>
+        <w:rPr>
+          <w:b/>
+          <w:bCs/>
+          <w:sz w:val="24"/>
+          <w:szCs w:val="24"/>
+        </w:rPr>
+        <w:t xml:space="preserve">114. Aarti Surfactants Ltd</w:t>
+      </w:r>
+      <w:r>
+        <w:rPr>
+          <w:i/>
+          <w:iCs/>
+          <w:color w:val="666666"/>
+          <w:sz w:val="20"/>
+          <w:szCs w:val="20"/>
+        </w:rPr>
+        <w:t xml:space="preserve">  —  score 22 — weak trailing base with a sharp but unconfirmed Q2 FY26 PAT inflection, dead thread</w:t>
+      </w:r>
+      <w:r>
+        <w:rPr>
+          <w:sz w:val="20"/>
+          <w:szCs w:val="20"/>
+        </w:rPr>
+        <w:br/>
+        <w:t xml:space="preserve">
+Conviction score 22 (base 8 + thesis 14, no community signal — the dedicated thread is effectively dead). Small-cap ~Rs 468 Cr, ROCE ~8.5% / ROE ~5.2% (weak), P/E ~25x. Tagged 10x-in-2-3-years (unconfirmed) on the 'don't let a trailing average hide a real inflection' rule: Q2 FY26 net profit +114.8% YoY on +6.5% sales with working-capital days ~32 -&gt; ~21.5, on a small demerged specialty-chem platform. The legacy Tier B 'wait for more clean quarters' broadly holds — one more strong quarter has printed but ROE is still weak and there is no forum scrutiny. No red-flag tier. No revisit.</w:t>
+      </w:r>
+    </w:p>
+    <w:p>
+      <w:pPr>
+        <w:spacing w:after="160"/>
+      </w:pPr>
+      <w:r>
+        <w:rPr>
+          <w:b/>
+          <w:bCs/>
+          <w:sz w:val="24"/>
+          <w:szCs w:val="24"/>
+        </w:rPr>
+        <w:t xml:space="preserve">115. Unihealth Hospitals Ltd</w:t>
+      </w:r>
+      <w:r>
+        <w:rPr>
+          <w:i/>
+          <w:iCs/>
+          <w:color w:val="666666"/>
+          <w:sz w:val="20"/>
+          <w:szCs w:val="20"/>
+        </w:rPr>
+        <w:t xml:space="preserve">  —  score 22 — Uganda-core hospital SME compounding ~33% with a 1,000-bed pipeline, priced at ~50x after a ~6x run</w:t>
+      </w:r>
+      <w:r>
+        <w:rPr>
+          <w:sz w:val="20"/>
+          <w:szCs w:val="20"/>
+        </w:rPr>
+        <w:br/>
+        <w:t xml:space="preserve">
+Conviction score 22 (base 8 + thesis 14; three elevated-tier users engaged constructively — pranavpallod12, Satishwe, niraj — but all informational, no conviction floor). NSE-SME ~Rs 1,284 Cr, ROCE ~24.5% / ROE ~21.5%, FY26 revenue +33% YoY, Uganda core now debt-free and tax-advantaged, plus an accretive Jul-2026 Victoria Hospital consolidation (~99.8% owned, +~Rs 25.5 Cr EBITDA). The legacy Tier B call stays a valuation-gated 10x candidate held to low conviction by P/E ~50 after a ~6x run, SME liquidity, ~341 debtor days and a minority-owned (~80-82%) India growth vehicle. No red-flag tier (structure concern is a yellow flag). Unconfirmed. Worth a re-check on the India hospital ramp.</w:t>
+      </w:r>
+    </w:p>
+    <w:p>
+      <w:pPr>
+        <w:spacing w:after="160"/>
+      </w:pPr>
+      <w:r>
+        <w:rPr>
+          <w:b/>
+          <w:bCs/>
+          <w:sz w:val="24"/>
+          <w:szCs w:val="24"/>
+        </w:rPr>
+        <w:t xml:space="preserve">116. Devson Catalyst Ltd</w:t>
+      </w:r>
+      <w:r>
+        <w:rPr>
+          <w:i/>
+          <w:iCs/>
+          <w:color w:val="666666"/>
+          <w:sz w:val="20"/>
+          <w:szCs w:val="20"/>
+        </w:rPr>
+        <w:t xml:space="preserve">  —  score 22 — outstanding pre-IPO returns in an industrial-catalysts niche, but no public track record yet</w:t>
+      </w:r>
+      <w:r>
+        <w:rPr>
+          <w:sz w:val="20"/>
+          <w:szCs w:val="20"/>
+        </w:rPr>
+        <w:br/>
+        <w:t xml:space="preserve">
+Conviction score 22 (base 8 + thesis 14; no forum thread — listed Jul 2026). BSE-SME micro-cap ~Rs 275-373 Cr, pre-IPO ROCE ~47.6% / ROE ~43-46%, near debt-free (D/E ~0.07), ~63% domestic / ~37% export. Fits the 10x frame on returns and niche at a small base, but conviction is low because there is literally no public quarter yet, SME liquidity is thin and customer concentration is disclosed. The legacy Tier B 'too new and too illiquid to size' — unchanged. No red-flag tier. Unconfirmed.</w:t>
+      </w:r>
+    </w:p>
+    <w:p>
+      <w:pPr>
+        <w:spacing w:after="160"/>
+      </w:pPr>
+      <w:r>
+        <w:rPr>
+          <w:b/>
+          <w:bCs/>
+          <w:sz w:val="24"/>
+          <w:szCs w:val="24"/>
+        </w:rPr>
+        <w:t xml:space="preserve">117. MV Electrosystems Ltd</w:t>
+      </w:r>
+      <w:r>
+        <w:rPr>
+          <w:i/>
+          <w:iCs/>
+          <w:color w:val="666666"/>
+          <w:sz w:val="20"/>
+          <w:szCs w:val="20"/>
+        </w:rPr>
+        <w:t xml:space="preserve">  —  score 22 — loss-making rail-propulsion IPO with a ~19x-revenue Indian Railways order book and no execution proof</w:t>
+      </w:r>
+      <w:r>
+        <w:rPr>
+          <w:sz w:val="20"/>
+          <w:szCs w:val="20"/>
+        </w:rPr>
+        <w:br/>
+        <w:t xml:space="preserve">
+Conviction score 22 (base 8 + thesis 14; no forum thread — listed Aug 2026). Small-cap ~Rs 1,160-1,807 Cr, ROE ~-31% / ROCE ~-15% (negative), FY26 revenue ~Rs 49 Cr (down ~21% YoY) and a net loss ~Rs 12.6 Cr — but an order book ~Rs 921.6 Cr (564 propulsion systems for Indian Railways), ~19x FY26 revenue. Tagged 10x-in-2-3-years (speculative) on the specific, large, named-customer catalyst at a small base per the inflection rule; loss-making, revenue declining, no execution track record. The legacy Tier C framing is unchanged — watch order-book conversion. No red-flag tier (fresh IPO capital, not going-concern). No revisit.</w:t>
+      </w:r>
+    </w:p>
+    <w:p>
+      <w:pPr>
+        <w:spacing w:after="160"/>
+      </w:pPr>
+      <w:r>
+        <w:rPr>
+          <w:b/>
+          <w:bCs/>
+          <w:sz w:val="24"/>
+          <w:szCs w:val="24"/>
+        </w:rPr>
+        <w:t xml:space="preserve">118. Glen Industries Ltd</w:t>
+      </w:r>
+      <w:r>
+        <w:rPr>
+          <w:i/>
+          <w:iCs/>
+          <w:color w:val="666666"/>
+          <w:sz w:val="20"/>
+          <w:szCs w:val="20"/>
+        </w:rPr>
+        <w:t xml:space="preserve">  —  score 22 — ~22% revenue CAGR sustainable-packaging SME, gated by D/E ~2.9 and an inconsistent-quality flag</w:t>
+      </w:r>
+      <w:r>
+        <w:rPr>
+          <w:sz w:val="20"/>
+          <w:szCs w:val="20"/>
+        </w:rPr>
+        <w:br/>
+        <w:t xml:space="preserve">
+Conviction score 22 (base 8 + thesis 14; no community validation). BSE-SME micro-cap ~Rs 274 Cr, ROCE ~13.8% / ROE ~16.6%, ~22% revenue CAGR, Q1 FY27 revenue +24.4% YoY (domestic +43.8%), net debt down to ~Rs 87 Cr. Real growth plus a structural PLA / paper-straw and thin-wall-container tailwind at a small base fits the frame; held to low conviction by D/E ~2.9 (elevated for an SME), an independent 'weak quality / inconsistent multi-year record' flag, soft exports, SME liquidity and a short public history. The legacy Tier C call — unchanged. No red-flag tier. Unconfirmed.</w:t>
+      </w:r>
+    </w:p>
+    <w:p>
+      <w:pPr>
+        <w:spacing w:after="160"/>
+      </w:pPr>
+      <w:r>
+        <w:rPr>
+          <w:b/>
+          <w:bCs/>
+          <w:sz w:val="24"/>
+          <w:szCs w:val="24"/>
+        </w:rPr>
+        <w:t xml:space="preserve">119. Borana Weaves</w:t>
+      </w:r>
+      <w:r>
+        <w:rPr>
+          <w:i/>
+          <w:iCs/>
+          <w:color w:val="666666"/>
+          <w:sz w:val="20"/>
+          <w:szCs w:val="20"/>
+        </w:rPr>
+        <w:t xml:space="preserve">  —  59% ROE water-jet greige-fabric compounder with a related-party cloud</w:t>
+      </w:r>
+      <w:r>
+        <w:rPr>
+          <w:sz w:val="20"/>
+          <w:szCs w:val="20"/>
+        </w:rPr>
+        <w:br/>
+        <w:t xml:space="preserve">
+High-ROE (59%) water-jet greige-fabric maker with a strong Q1 FY27 and phased loom expansion. Conviction score 22 - low/unconfirmed: a SEBI search on co-promoter JV R&amp;B Denims, 25-80% related-party revenue and an early bull having exited all weigh on it.</w:t>
+      </w:r>
+    </w:p>
+    <w:p>
+      <w:pPr>
+        <w:spacing w:after="160"/>
+      </w:pPr>
+      <w:r>
+        <w:rPr>
+          <w:b/>
+          <w:bCs/>
+          <w:sz w:val="24"/>
+          <w:szCs w:val="24"/>
+        </w:rPr>
+        <w:t xml:space="preserve">120. Ideaforge technologies</w:t>
+      </w:r>
+      <w:r>
+        <w:rPr>
+          <w:i/>
+          <w:iCs/>
+          <w:color w:val="666666"/>
+          <w:sz w:val="20"/>
+          <w:szCs w:val="20"/>
+        </w:rPr>
+        <w:t xml:space="preserve">  —  Indigenous UAV OEM with real IP but a stagnant order book</w:t>
+      </w:r>
+      <w:r>
+        <w:rPr>
+          <w:sz w:val="20"/>
+          <w:szCs w:val="20"/>
+        </w:rPr>
+        <w:br/>
+        <w:t xml:space="preserve">
+Leading indigenous UAV OEM with genuine IP and a defence-drone tailwind, balance sheet repaired by a Rs 500 Cr QIP. Conviction score 22 - low/unconfirmed: still loss-making, order book stagnant since Mar 2026, and valued on order-book multiples like Zen.</w:t>
+      </w:r>
+    </w:p>
+    <w:p>
+      <w:pPr>
+        <w:spacing w:after="160"/>
+      </w:pPr>
+      <w:r>
+        <w:rPr>
+          <w:b/>
+          <w:bCs/>
+          <w:sz w:val="24"/>
+          <w:szCs w:val="24"/>
+        </w:rPr>
+        <w:t xml:space="preserve">121. Divgi TorqTransfer Systems Ltd</w:t>
+      </w:r>
+      <w:r>
+        <w:rPr>
+          <w:i/>
+          <w:iCs/>
+          <w:color w:val="666666"/>
+          <w:sz w:val="20"/>
+          <w:szCs w:val="20"/>
+        </w:rPr>
+        <w:t xml:space="preserve">  —  EV-transmission leader, FY26 revenue +56%, Indonesia 4WD export win as catalyst - but sub-cost-of-capital returns</w:t>
+      </w:r>
+      <w:r>
+        <w:rPr>
+          <w:sz w:val="20"/>
+          <w:szCs w:val="20"/>
+        </w:rPr>
+        <w:br/>
+        <w:t xml:space="preserve">
+EV-transmission leader, FY26 revenue +56% off a ~Rs 375 Cr base, Indonesia 4WD export win (&gt;50% recurring) as the catalyst; @LearningEleven flagged on X. ROCE ~10% / ROE ~8% still below cost of capital, ~10x sales, no active VP thread (web-only). Unconfirmed, sub-par returns. [conviction_score 22.0]</w:t>
+      </w:r>
+    </w:p>
+    <w:p>
+      <w:pPr>
+        <w:spacing w:after="160"/>
+      </w:pPr>
+      <w:r>
+        <w:rPr>
+          <w:b/>
+          <w:bCs/>
+          <w:sz w:val="24"/>
+          <w:szCs w:val="24"/>
+        </w:rPr>
+        <w:t xml:space="preserve">122. Exicom Tele-Services</w:t>
+      </w:r>
+      <w:r>
+        <w:rPr>
+          <w:i/>
+          <w:iCs/>
+          <w:color w:val="666666"/>
+          <w:sz w:val="20"/>
+          <w:szCs w:val="20"/>
+        </w:rPr>
+        <w:t xml:space="preserve">  —  score 22 — loss-making EV-charger + telecom-power maker at first consolidated EBITDA breakeven</w:t>
+      </w:r>
+      <w:r>
+        <w:rPr>
+          <w:sz w:val="20"/>
+          <w:szCs w:val="20"/>
+        </w:rPr>
+        <w:br/>
+        <w:t xml:space="preserve">
+Conviction score 22 (base 8 + thesis 14). Q4FY26 first consolidated EBITDA breakeven plus AI-datacentre rectifier optionality; CARE rating BBB/A3 with Negative outlook. Speculative, unconfirmed. Small-cap ~Rs 2,336 Cr.</w:t>
+      </w:r>
+    </w:p>
+    <w:p>
+      <w:pPr>
+        <w:spacing w:after="160"/>
+      </w:pPr>
+      <w:r>
+        <w:rPr>
+          <w:b/>
+          <w:bCs/>
+          <w:sz w:val="24"/>
+          <w:szCs w:val="24"/>
+        </w:rPr>
+        <w:t xml:space="preserve">123. Concord Control Systems Ltd</w:t>
+      </w:r>
+      <w:r>
+        <w:rPr>
+          <w:i/>
+          <w:iCs/>
+          <w:color w:val="666666"/>
+          <w:sz w:val="20"/>
+          <w:szCs w:val="20"/>
+        </w:rPr>
+        <w:t xml:space="preserve">  —  Real Kavach order flow, but score fell to 30 on negative operating cash flow and pending certification</w:t>
+      </w:r>
+      <w:r>
+        <w:rPr>
+          <w:sz w:val="20"/>
+          <w:szCs w:val="20"/>
+        </w:rPr>
+        <w:br/>
+        <w:t xml:space="preserve">
+conviction_score 30.0 (base 16 + thesis 14; trusted-user engagement no longer carries a recency-weighted floor). Rs ~697 Cr mandated order book is real and the Rs 279.9 Cr June-2026 Kavach order confirms flow, but FY26 operating cash flow was NEGATIVE ~Rs 55 Cr with no stated timeline to fix it, final Kavach 4.0 RDSO/ISA certification is still pending, and the stock trades at ~56x. Score-driven move B-&gt;C; expectation-gap flags over-optimistic / no-edge.</w:t>
+      </w:r>
+    </w:p>
+    <w:p>
+      <w:pPr>
+        <w:spacing w:after="160"/>
+      </w:pPr>
+      <w:r>
+        <w:rPr>
+          <w:b/>
+          <w:bCs/>
+          <w:sz w:val="24"/>
+          <w:szCs w:val="24"/>
+        </w:rPr>
+        <w:t xml:space="preserve">124. Swastika Castal Ltd</w:t>
+      </w:r>
+      <w:r>
+        <w:rPr>
+          <w:i/>
+          <w:iCs/>
+          <w:color w:val="666666"/>
+          <w:sz w:val="20"/>
+          <w:szCs w:val="20"/>
+        </w:rPr>
+        <w:t xml:space="preserve">  —  Nano-cap aluminium-castings vendor approved for 420 kV GIS enclosures — grid import-substitution optionality</w:t>
+      </w:r>
+      <w:r>
+        <w:rPr>
+          <w:sz w:val="20"/>
+          <w:szCs w:val="20"/>
+        </w:rPr>
+        <w:br/>
+        <w:t xml:space="preserve">
+conviction_score 30.0 (base 16 + thesis 14). Vadodara nano-cap (~Rs 97 Cr, rev ~Rs 35 Cr, ROCE ~33% at IPO, D/E ~0.85); approved vendor for 420 kV GIS aluminium enclosures on Adani Energy's list (China import-substitution) with new clients Trench/Kuvag. Thin evidence — two thread posts by trusted elevated-tier richbandit, no recency floor. Grid + casting theme match; size and single-source demand keep it tierC.</w:t>
+      </w:r>
+    </w:p>
+    <w:p>
+      <w:pPr>
+        <w:spacing w:after="160"/>
+      </w:pPr>
+      <w:r>
+        <w:rPr>
+          <w:b/>
+          <w:bCs/>
+          <w:sz w:val="24"/>
+          <w:szCs w:val="24"/>
+        </w:rPr>
+        <w:t xml:space="preserve">125. IZMO Ltd</w:t>
+      </w:r>
+      <w:r>
+        <w:rPr>
+          <w:i/>
+          <w:iCs/>
+          <w:color w:val="666666"/>
+          <w:sz w:val="20"/>
+          <w:szCs w:val="20"/>
+        </w:rPr>
+        <w:t xml:space="preserve">  —  Auto-retail SaaS + FrogData + silicon-photonics optionality — asymmetric payoff behind a severe promoter-integrity overhang</w:t>
+      </w:r>
+      <w:r>
+        <w:rPr>
+          <w:sz w:val="20"/>
+          <w:szCs w:val="20"/>
+        </w:rPr>
+        <w:br/>
+        <w:t xml:space="preserve">
+conviction_score 22.0 (base 8 + thesis 14). Auto-retail software + FrogData analytics, plus semiconductor-packaging / silicon-photonics optionality (National Silicon Photonics Mission partner). BUT past SEBI misleading-disclosure finding, promoter bail revoked in a duty-evasion case, unaudited US books. Speculative only — size the governance risk first.</w:t>
+      </w:r>
+    </w:p>
+    <w:p>
+      <w:pPr>
+        <w:spacing w:after="160"/>
+      </w:pPr>
+      <w:r>
+        <w:rPr>
+          <w:b/>
+          <w:bCs/>
+          <w:sz w:val="24"/>
+          <w:szCs w:val="24"/>
+        </w:rPr>
+        <w:t xml:space="preserve">126. Ramco Systems Ltd</w:t>
+      </w:r>
+      <w:r>
+        <w:rPr>
+          <w:i/>
+          <w:iCs/>
+          <w:color w:val="666666"/>
+          <w:sz w:val="20"/>
+          <w:szCs w:val="20"/>
+        </w:rPr>
+        <w:t xml:space="preserve">  —  Indian enterprise-software product co at its first full-year profit after a long loss run — trusted 'show me'</w:t>
+      </w:r>
+      <w:r>
+        <w:rPr>
+          <w:sz w:val="20"/>
+          <w:szCs w:val="20"/>
+        </w:rPr>
+        <w:br/>
+        <w:t xml:space="preserve">
+conviction_score 22.0 (base 8 + thesis 14). Payroll + Aviation/Defence MRO + ERP products; FY26 first full-year profit after years of losses, ~Rs1,460Cr order book, TAS/IAF C-130J MRO win. BUT Q1 FY27 PAT -50%, recurring revenue flat for a decade, direct SAP competition. Trusted LarryWink is constructive-but-'show me'. Low, unconfirmed — revisit on Q2 FY27.</w:t>
+      </w:r>
+    </w:p>
+    <w:p>
+      <w:pPr>
+        <w:spacing w:after="160"/>
+      </w:pPr>
+      <w:r>
+        <w:rPr>
+          <w:b/>
+          <w:bCs/>
+          <w:sz w:val="24"/>
+          <w:szCs w:val="24"/>
+        </w:rPr>
+        <w:t xml:space="preserve">127. John Cockerill India Ltd</w:t>
+      </w:r>
+      <w:r>
+        <w:rPr>
+          <w:i/>
+          <w:iCs/>
+          <w:color w:val="666666"/>
+          <w:sz w:val="20"/>
+          <w:szCs w:val="20"/>
+        </w:rPr>
+        <w:t xml:space="preserve">  —  Steel-processing equipment order-book surge (+74% YoY incl a ~4x-revenue JSW CRNO line) against a loss-making P&amp;L at ~110x P/E</w:t>
+      </w:r>
+      <w:r>
+        <w:rPr>
+          <w:sz w:val="20"/>
+          <w:szCs w:val="20"/>
+        </w:rPr>
+        <w:br/>
+        <w:t xml:space="preserve">
+conviction_score 22.0 (base 8 + thesis 14). Ex-CMI FPE; CRGO/CRNO electrical-steel lines on the P1 grid theme. Order book +74% YoY including a Rs1,300Cr JSW CRNO line (~4x revenue) plus Belgium metals consolidation (~Rs1,000Cr revenue capability). BUT Q1 FY27 net loss, 1.4% EBITDA margin, P/E ~110x; hydrogen/defence sit in the unlisted Belgian parent. Trusted Satishwe constructive update Dec-2025. Low / unconfirmed.</w:t>
+      </w:r>
+    </w:p>
+    <w:p>
+      <w:pPr>
+        <w:spacing w:after="160"/>
+      </w:pPr>
+      <w:r>
+        <w:rPr>
+          <w:b/>
+          <w:bCs/>
+          <w:sz w:val="24"/>
+          <w:szCs w:val="24"/>
+        </w:rPr>
+        <w:t xml:space="preserve">128. Chamunda Electricals</w:t>
+      </w:r>
+      <w:r>
+        <w:rPr>
+          <w:i/>
+          <w:iCs/>
+          <w:color w:val="666666"/>
+          <w:sz w:val="20"/>
+          <w:szCs w:val="20"/>
+        </w:rPr>
+        <w:t xml:space="preserve">  —  Rs 47 Cr substation-O&amp;M micro-cap with a size-transforming GETCO annuity award</w:t>
+      </w:r>
+      <w:r>
+        <w:rPr>
+          <w:sz w:val="20"/>
+          <w:szCs w:val="20"/>
+        </w:rPr>
+        <w:br/>
+        <w:t xml:space="preserve">
+Debt-free, ~27% ROE, ~9x PE, ~73% promoter; GETCO Rs 63 Cr/3yr annuity award (~66% of revenue) is a step-change; grid services layer (P1). 10x path unconfirmed, conviction Low-Medium. [conviction_score 30.0]</w:t>
+      </w:r>
+    </w:p>
+    <w:p>
+      <w:pPr>
+        <w:spacing w:after="160"/>
+      </w:pPr>
+      <w:r>
+        <w:rPr>
+          <w:b/>
+          <w:bCs/>
+          <w:sz w:val="24"/>
+          <w:szCs w:val="24"/>
+        </w:rPr>
+        <w:t xml:space="preserve">129. Bondada Engineering</w:t>
+      </w:r>
+      <w:r>
+        <w:rPr>
+          <w:i/>
+          <w:iCs/>
+          <w:color w:val="666666"/>
+          <w:sz w:val="20"/>
+          <w:szCs w:val="20"/>
+        </w:rPr>
+        <w:t xml:space="preserve">  —  Telecom-infra + solar/BESS EPC, FY26 rev +81%, order book ~2.5x revenue</w:t>
+      </w:r>
+      <w:r>
+        <w:rPr>
+          <w:sz w:val="20"/>
+          <w:szCs w:val="20"/>
+        </w:rPr>
+        <w:br/>
+        <w:t xml:space="preserve">
+FY26 rev +81% to ~Rs 2,843 Cr, PAT +86%, ROCE ~39%, ~15x P/E, order book ~Rs 7,147 Cr, FY27 guide 60-70%, Rs 1,338 Cr NTPC REL award. Caps: solar EPC competitive/WC-heavy, EPC re-rating ceiling -&gt; realistic 3-5x, not 10x. [conviction_score 30.0]</w:t>
+      </w:r>
+    </w:p>
+    <w:p>
+      <w:pPr>
+        <w:spacing w:after="160"/>
+      </w:pPr>
+      <w:r>
+        <w:rPr>
+          <w:b/>
+          <w:bCs/>
+          <w:sz w:val="24"/>
+          <w:szCs w:val="24"/>
+        </w:rPr>
+        <w:t xml:space="preserve">130. KP Green Engineering</w:t>
+      </w:r>
+      <w:r>
+        <w:rPr>
+          <w:i/>
+          <w:iCs/>
+          <w:color w:val="666666"/>
+          <w:sz w:val="20"/>
+          <w:szCs w:val="20"/>
+        </w:rPr>
+        <w:t xml:space="preserve">  —  KP-group fabrication (towers/PEB/galvanising), FY26 rev +78%, ~9x after ~56% drawdown</w:t>
+      </w:r>
+      <w:r>
+        <w:rPr>
+          <w:sz w:val="20"/>
+          <w:szCs w:val="20"/>
+        </w:rPr>
+        <w:br/>
+        <w:t xml:space="preserve">
+FY26 rev +78% to ~Rs 1,250 Cr, PAT +85%, ~20% EBITDA, order book ~Rs 1,831 Cr; dual P1 theme (fabrication + grid towers). Caps: fabrication P/E ceiling, KP-group RPT overhang, peak-margin risk. [conviction_score 30.0]</w:t>
+      </w:r>
+    </w:p>
+    <w:p>
+      <w:pPr>
+        <w:spacing w:after="160"/>
+      </w:pPr>
+      <w:r>
+        <w:rPr>
+          <w:b/>
+          <w:bCs/>
+          <w:sz w:val="24"/>
+          <w:szCs w:val="24"/>
+        </w:rPr>
+        <w:t xml:space="preserve">131. KP Energy</w:t>
+      </w:r>
+      <w:r>
+        <w:rPr>
+          <w:i/>
+          <w:iCs/>
+          <w:color w:val="666666"/>
+          <w:sz w:val="20"/>
+          <w:szCs w:val="20"/>
+        </w:rPr>
+        <w:t xml:space="preserve">  —  Wind BoP/EPC + small IPP, FY26 PAT record ~Rs 181 Cr, ~9x</w:t>
+      </w:r>
+      <w:r>
+        <w:rPr>
+          <w:sz w:val="20"/>
+          <w:szCs w:val="20"/>
+        </w:rPr>
+        <w:br/>
+        <w:t xml:space="preserve">
+Order book ~2.2 GW / ~Rs 3,000+ Cr; but the book is largely from group co KPI Green (captive EPC, RPT concern) and management over-promises (guided ~Rs 2,500 Cr / ~Rs 275-300 Cr PAT FY26, delivered ~Rs 1,505 Cr / ~Rs 181 Cr). Promoter ~45% stable. [conviction_score 22.0]</w:t>
+      </w:r>
+    </w:p>
+    <w:p>
+      <w:pPr>
+        <w:spacing w:after="160"/>
+      </w:pPr>
+      <w:r>
+        <w:rPr>
+          <w:b/>
+          <w:bCs/>
+          <w:sz w:val="24"/>
+          <w:szCs w:val="24"/>
+        </w:rPr>
+        <w:t xml:space="preserve">132. KRM Ayurveda</w:t>
+      </w:r>
+      <w:r>
+        <w:rPr>
+          <w:i/>
+          <w:iCs/>
+          <w:color w:val="666666"/>
+          <w:sz w:val="20"/>
+          <w:szCs w:val="20"/>
+        </w:rPr>
+        <w:t xml:space="preserve">  —  Ayurveda product-&gt;services inflection (revenue +33%, services 63%, H2 EBITDA ~2x)</w:t>
+      </w:r>
+      <w:r>
+        <w:rPr>
+          <w:sz w:val="20"/>
+          <w:szCs w:val="20"/>
+        </w:rPr>
+        <w:br/>
+        <w:t xml:space="preserve">
+Debt-free post Rs 77 Cr IPO; dated plan to ~2x beds (235-&gt;500) + 30 clinics in 1-1.5yr; single-speciality hospital (P2). 10x UNCONFIRMED - 27.6% Q1FY27 PAT margin looks product-boosted, durability unproven; SME liquidity, no track record. [conviction_score 30.0]</w:t>
+      </w:r>
+    </w:p>
+    <w:p>
+      <w:pPr>
+        <w:spacing w:after="160"/>
+      </w:pPr>
+      <w:r>
+        <w:rPr>
+          <w:b/>
+          <w:bCs/>
+          <w:sz w:val="24"/>
+          <w:szCs w:val="24"/>
+        </w:rPr>
+        <w:t xml:space="preserve">133. Sonu Infratech</w:t>
+      </w:r>
+      <w:r>
+        <w:rPr>
+          <w:i/>
+          <w:iCs/>
+          <w:color w:val="666666"/>
+          <w:sz w:val="20"/>
+          <w:szCs w:val="20"/>
+        </w:rPr>
+        <w:t xml:space="preserve">  —  Micro-cap SME civil EPC on Reliance Jamnagar; H1FY26 rev +59%/PAT +68%, ~6x PE</w:t>
+      </w:r>
+      <w:r>
+        <w:rPr>
+          <w:sz w:val="20"/>
+          <w:szCs w:val="20"/>
+        </w:rPr>
+        <w:br/>
+        <w:t xml:space="preserve">
+External-lead datapoint. Single-customer concentration + a MISSED FY26 guide; 10x thesis speculative/unconfirmed. [conviction_score 22.0]</w:t>
+      </w:r>
+    </w:p>
+    <w:p>
+      <w:pPr>
+        <w:spacing w:after="160"/>
+      </w:pPr>
+      <w:r>
+        <w:rPr>
+          <w:b/>
+          <w:bCs/>
+          <w:sz w:val="24"/>
+          <w:szCs w:val="24"/>
+        </w:rPr>
+        <w:t xml:space="preserve">134. Desco Infratech</w:t>
+      </w:r>
+      <w:r>
+        <w:rPr>
+          <w:i/>
+          <w:iCs/>
+          <w:color w:val="666666"/>
+          <w:sz w:val="20"/>
+          <w:szCs w:val="20"/>
+        </w:rPr>
+        <w:t xml:space="preserve">  —  Tiny CGD-pipeline EPC-services contractor with a real FY26 inflection + CBG forward-integration</w:t>
+      </w:r>
+      <w:r>
+        <w:rPr>
+          <w:sz w:val="20"/>
+          <w:szCs w:val="20"/>
+        </w:rPr>
+        <w:br/>
+        <w:t xml:space="preserve">
+Revenue ~+99% to ~Rs 119 Cr, ~25% ROE, ~net-cash, order book ~Rs 345 Cr (~3x rev) + ~Rs 650 Cr tender pipeline; 5 TPD Bulandshahr CBG plant commissioned Jun 2026. 10x UNCONFIRMED - CBG not yet material, low-moat EPC layer, SME liquidity. [conviction_score 30.0]</w:t>
+      </w:r>
+    </w:p>
+    <w:p>
+      <w:pPr>
+        <w:spacing w:after="160"/>
+      </w:pPr>
+      <w:r>
+        <w:rPr>
+          <w:b/>
+          <w:bCs/>
+          <w:sz w:val="24"/>
+          <w:szCs w:val="24"/>
+        </w:rPr>
+        <w:t xml:space="preserve">135. Bhadora Industries</w:t>
+      </w:r>
+      <w:r>
+        <w:rPr>
+          <w:i/>
+          <w:iCs/>
+          <w:color w:val="666666"/>
+          <w:sz w:val="20"/>
+          <w:szCs w:val="20"/>
+        </w:rPr>
+        <w:t xml:space="preserve">  —  Small integrated LV power-cable maker (discom + infra T&amp;D); Q1FY27 net sales +226%</w:t>
+      </w:r>
+      <w:r>
+        <w:rPr>
+          <w:sz w:val="20"/>
+          <w:szCs w:val="20"/>
+        </w:rPr>
+        <w:br/>
+        <w:t xml:space="preserve">
+Revenue Rs 18.8 Cr FY23 -&gt; Rs 110.7 Cr FY25; reported ROE ~51%/ROCE ~42% off a tiny base, D/E ~0.9. 10x UNCONFIRMED - realisation-led/reversible, capex funding unclear, commoditised vs Polycab/KEI, microcap SME. Theme: P1 copper/electrification + grid (cable). [conviction_score 30.0]</w:t>
+      </w:r>
+    </w:p>
+    <w:p>
+      <w:pPr>
+        <w:spacing w:after="160"/>
+      </w:pPr>
+      <w:r>
+        <w:rPr>
+          <w:b/>
+          <w:bCs/>
+          <w:sz w:val="24"/>
+          <w:szCs w:val="24"/>
+        </w:rPr>
+        <w:t xml:space="preserve">136. Solarium Green Energy</w:t>
+      </w:r>
+      <w:r>
+        <w:rPr>
+          <w:i/>
+          <w:iCs/>
+          <w:color w:val="666666"/>
+          <w:sz w:val="20"/>
+          <w:szCs w:val="20"/>
+        </w:rPr>
+        <w:t xml:space="preserve">  —  SME solar EPC/installer, down ~60%; Rs 188 Cr MAHAGENCO sub-contract (~0.5x rev)</w:t>
+      </w:r>
+      <w:r>
+        <w:rPr>
+          <w:sz w:val="20"/>
+          <w:szCs w:val="20"/>
+        </w:rPr>
+        <w:br/>
+        <w:t xml:space="preserve">
+Rev ~Rs 368 Cr/PAT ~Rs 20.5 Cr, ROE ~23%, debtor days ~151. Commoditised downstream solar EPC, no pricing power, WC-heavy; 10x only at Low conviction with a heavy caveat. [conviction_score 22.0]</w:t>
+      </w:r>
+    </w:p>
+    <w:p>
+      <w:pPr>
+        <w:spacing w:after="160"/>
+      </w:pPr>
+      <w:r>
+        <w:rPr>
+          <w:b/>
+          <w:bCs/>
+          <w:sz w:val="24"/>
+          <w:szCs w:val="24"/>
+        </w:rPr>
+        <w:t xml:space="preserve">137. Zaggle_A platform to address pain points for enterprises</w:t>
+      </w:r>
+      <w:r>
+        <w:rPr>
+          <w:i/>
+          <w:iCs/>
+          <w:color w:val="666666"/>
+          <w:sz w:val="20"/>
+          <w:szCs w:val="20"/>
+        </w:rPr>
+        <w:t xml:space="preserve">  —  Re-verif: Crompton Greaves 5-yr deal verified but value undeterminable</w:t>
+      </w:r>
+      <w:r>
+        <w:rPr>
+          <w:sz w:val="20"/>
+          <w:szCs w:val="20"/>
+        </w:rPr>
+        <w:br/>
+        <w:t xml:space="preserve">
+Re-verif: Crompton Greaves 5-yr deal verified but value undeterminable; Q1FY27 PAT -33% YoY, cash-conversion concerns persist; Kedia bulk-deal entry a mild plus. 10x(unconfirmed)/Low. [conviction_score 26.8]</w:t>
+      </w:r>
+    </w:p>
+    <w:p>
+      <w:pPr>
+        <w:spacing w:after="160"/>
+      </w:pPr>
+      <w:r>
+        <w:rPr>
+          <w:b/>
+          <w:bCs/>
+          <w:sz w:val="24"/>
+          <w:szCs w:val="24"/>
+        </w:rPr>
+        <w:t xml:space="preserve">138. Morepen Labs</w:t>
+      </w:r>
+      <w:r>
+        <w:rPr>
+          <w:i/>
+          <w:iCs/>
+          <w:color w:val="666666"/>
+          <w:sz w:val="20"/>
+          <w:szCs w:val="20"/>
+        </w:rPr>
+        <w:t xml:space="preserve">  —  Weak trailing fundamentals but a real Q1 CDMO-order inflection (unconfirmed)</w:t>
+      </w:r>
+      <w:r>
+        <w:rPr>
+          <w:sz w:val="20"/>
+          <w:szCs w:val="20"/>
+        </w:rPr>
+        <w:br/>
+        <w:t xml:space="preserve">
+Weak trailing fundamentals but a real Q1 CDMO-order inflection (unconfirmed); checkered governance history (2019 SEBI ban, CBI case). [conviction_score 30.0]</w:t>
+      </w:r>
+    </w:p>
+    <w:p>
+      <w:pPr>
+        <w:spacing w:after="160"/>
+      </w:pPr>
+      <w:r>
+        <w:rPr>
+          <w:b/>
+          <w:bCs/>
+          <w:sz w:val="24"/>
+          <w:szCs w:val="24"/>
+        </w:rPr>
+        <w:t xml:space="preserve">139. Ratnaveer precision a newly headed steel company</w:t>
+      </w:r>
+      <w:r>
+        <w:rPr>
+          <w:i/>
+          <w:iCs/>
+          <w:color w:val="666666"/>
+          <w:sz w:val="20"/>
+          <w:szCs w:val="20"/>
+        </w:rPr>
+        <w:t xml:space="preserve">  —  Debt-free steel/PCB-laminate small-cap with a specific large capex catalyst, but almost entirely unverified...</w:t>
+      </w:r>
+      <w:r>
+        <w:rPr>
+          <w:sz w:val="20"/>
+          <w:szCs w:val="20"/>
+        </w:rPr>
+        <w:br/>
+        <w:t xml:space="preserve">
+Debt-free steel/PCB-laminate small-cap with a specific large capex catalyst, but almost entirely unverified by trusted community. [conviction_score 30.0]</w:t>
+      </w:r>
+    </w:p>
+    <w:p>
+      <w:pPr>
+        <w:spacing w:after="160"/>
+      </w:pPr>
+      <w:r>
+        <w:rPr>
+          <w:b/>
+          <w:bCs/>
+          <w:sz w:val="24"/>
+          <w:szCs w:val="24"/>
+        </w:rPr>
+        <w:t xml:space="preserve">140. Earkart Ltd</w:t>
+      </w:r>
+      <w:r>
+        <w:rPr>
+          <w:i/>
+          <w:iCs/>
+          <w:color w:val="666666"/>
+          <w:sz w:val="20"/>
+          <w:szCs w:val="20"/>
+        </w:rPr>
+        <w:t xml:space="preserve">  —  External-lead (untrusted X @InvestorAyush). SME hearing-care disruptor: ~35% growth, ~34% ROE, debt-free, R...</w:t>
+      </w:r>
+      <w:r>
+        <w:rPr>
+          <w:sz w:val="20"/>
+          <w:szCs w:val="20"/>
+        </w:rPr>
+        <w:br/>
+        <w:t xml:space="preserve">
+External-lead (untrusted X @InvestorAyush). SME hearing-care disruptor: ~35% growth, ~34% ROE, debt-free, Rs6.25cr ALIMCO order, 1500-clinic rollout; but &lt;1yr listed, revenue figure ambiguous (Rs54cr vs Rs120cr), no VP thread. four_box 3.0; 10x-in-2-3-years UNCONFIRMED / Low-Medium [conviction_score 30.0]</w:t>
+      </w:r>
+    </w:p>
+    <w:p>
+      <w:pPr>
+        <w:spacing w:after="160"/>
+      </w:pPr>
+      <w:r>
+        <w:rPr>
+          <w:b/>
+          <w:bCs/>
+          <w:sz w:val="24"/>
+          <w:szCs w:val="24"/>
+        </w:rPr>
+        <w:t xml:space="preserve">141. RBZ Jewellers Ltd</w:t>
+      </w:r>
+      <w:r>
+        <w:rPr>
+          <w:i/>
+          <w:iCs/>
+          <w:color w:val="666666"/>
+          <w:sz w:val="20"/>
+          <w:szCs w:val="20"/>
+        </w:rPr>
+        <w:t xml:space="preserve">  —  B2B antique bridal gold jewellery job-work/wholesale to Titan, Malabar, Joyalukkas, Senco, Bhima, PN Gadgil...</w:t>
+      </w:r>
+      <w:r>
+        <w:rPr>
+          <w:sz w:val="20"/>
+          <w:szCs w:val="20"/>
+        </w:rPr>
+        <w:br/>
+        <w:t xml:space="preserve">
+B2B antique bridal gold jewellery job-work/wholesale to Titan, Malabar, Joyalukkas, Senco, Bhima, PN Gadgil - genuine wholesale-not-consumer-brand moat angle. ROCE 29%/ROE 20%, Q1FY27 rev +59.8% YoY (PAT +28%, lagging - watch). FY27 owned-store push (Surat, Rajkot). VP thread only 3 posts, risk-disclosure question never answered. four_box 2.5, live-inflection rule -&gt; 10x-in-2-3yrs at Low-Medium, unconfirmed caveat. [conviction_score 30.0]</w:t>
+      </w:r>
+    </w:p>
+    <w:p>
+      <w:pPr>
+        <w:spacing w:after="160"/>
+      </w:pPr>
+      <w:r>
+        <w:rPr>
+          <w:b/>
+          <w:bCs/>
+          <w:sz w:val="24"/>
+          <w:szCs w:val="24"/>
+        </w:rPr>
+        <w:t xml:space="preserve">142. Piccadily Agro Industries Ltd</w:t>
+      </w:r>
+      <w:r>
+        <w:rPr>
+          <w:i/>
+          <w:iCs/>
+          <w:color w:val="666666"/>
+          <w:sz w:val="20"/>
+          <w:szCs w:val="20"/>
+        </w:rPr>
+        <w:t xml:space="preserve">  —  Capacity bottleneck resolved + alcobev +47%, but ROCE/ROE ~18% not ~30%, borrowings +73% YoY, Q1 +18% vs 60...</w:t>
+      </w:r>
+      <w:r>
+        <w:rPr>
+          <w:sz w:val="20"/>
+          <w:szCs w:val="20"/>
+        </w:rPr>
+        <w:br/>
+        <w:t xml:space="preserve">
+Capacity bottleneck resolved + alcobev +47%, but ROCE/ROE ~18% not ~30%, borrowings +73% YoY, Q1 +18% vs 60-70% guide at ~46x - four_box 2.0, growth carve-out [conviction_score 28.0]</w:t>
+      </w:r>
+    </w:p>
+    <w:p>
+      <w:pPr>
+        <w:spacing w:after="160"/>
+      </w:pPr>
+      <w:r>
+        <w:rPr>
+          <w:b/>
+          <w:bCs/>
+          <w:sz w:val="24"/>
+          <w:szCs w:val="24"/>
+        </w:rPr>
+        <w:t xml:space="preserve">143. Cosmic CRF Ltd</w:t>
+      </w:r>
+      <w:r>
+        <w:rPr>
+          <w:i/>
+          <w:iCs/>
+          <w:color w:val="666666"/>
+          <w:sz w:val="20"/>
+          <w:szCs w:val="20"/>
+        </w:rPr>
+        <w:t xml:space="preserve">  —  Re-verif: Supreme Court (2026 INSC 608) set aside NCLAT Sec 29A ineligibility - primary overhang gone</w:t>
+      </w:r>
+      <w:r>
+        <w:rPr>
+          <w:sz w:val="20"/>
+          <w:szCs w:val="20"/>
+        </w:rPr>
+        <w:br/>
+        <w:t xml:space="preserve">
+Re-verif: Supreme Court (2026 INSC 608) set aside NCLAT Sec 29A ineligibility - primary overhang gone; ~90% FY26 volume growth. Conviction Low-&gt;Low-Medium, HIGH CAUTION cleared. Watch: cash flow, Raft Cosmic JV. [conviction_score 30.0]</w:t>
+      </w:r>
+    </w:p>
+    <w:p>
+      <w:pPr>
+        <w:spacing w:after="160"/>
+      </w:pPr>
+      <w:r>
+        <w:rPr>
+          <w:b/>
+          <w:bCs/>
+          <w:sz w:val="24"/>
+          <w:szCs w:val="24"/>
+        </w:rPr>
+        <w:t xml:space="preserve">144. Modern Insulators Ltd</w:t>
+      </w:r>
+      <w:r>
+        <w:rPr>
+          <w:i/>
+          <w:iCs/>
+          <w:color w:val="666666"/>
+          <w:sz w:val="20"/>
+          <w:szCs w:val="20"/>
+        </w:rPr>
+        <w:t xml:space="preserve">  —  Live printed margin inflection (OPM 10-&gt;17%) intact</w:t>
+      </w:r>
+      <w:r>
+        <w:rPr>
+          <w:sz w:val="20"/>
+          <w:szCs w:val="20"/>
+        </w:rPr>
+        <w:br/>
+        <w:t xml:space="preserve">
+Live printed margin inflection (OPM 10-&gt;17%) intact; but FY26 QUALIFIED audit opinion on unprovided tax, no concalls, Rs25cr AIF, no capex for FY28 leg -&gt; conviction down [conviction_score 27.0]</w:t>
+      </w:r>
+    </w:p>
+    <w:p>
+      <w:pPr>
+        <w:spacing w:after="160"/>
+      </w:pPr>
+      <w:r>
+        <w:rPr>
+          <w:b/>
+          <w:bCs/>
+          <w:sz w:val="24"/>
+          <w:szCs w:val="24"/>
+        </w:rPr>
+        <w:t xml:space="preserve">145. Solex Energy Ltd</w:t>
+      </w:r>
+      <w:r>
+        <w:rPr>
+          <w:i/>
+          <w:iCs/>
+          <w:color w:val="666666"/>
+          <w:sz w:val="20"/>
+          <w:szCs w:val="20"/>
+        </w:rPr>
+        <w:t xml:space="preserve">  —  Mainboard solar-module scale-up, but market cap down 45.7% on an unexplained revenue drop</w:t>
+      </w:r>
+      <w:r>
+        <w:rPr>
+          <w:sz w:val="20"/>
+          <w:szCs w:val="20"/>
+        </w:rPr>
+        <w:br/>
+        <w:t xml:space="preserve">
+Mainboard-migrated solar-module manufacturer, module capacity 700MW-&gt;4GW in ~2yrs, TTM revenue Rs1,566cr, but market cap down 45.7% in a year on an unexplained Q2FY26 sequential revenue drop - a trusted user called the explanation offered 'a red herring... still unexplained' and called the H2FY26 Rs1,600cr guidance 'herculean'. Cell-line slipped FY26-&gt;FY27, rising debtor days, community-flagged industry oversupply/commoditisation risk. thesis_fit 10x-in-2-3-years permitted but conviction Low-Medium, unconfirmed pending H2FY26 delivery. [conviction_score 30.0, external-lead]</w:t>
+      </w:r>
+    </w:p>
+    <w:p>
+      <w:pPr>
+        <w:spacing w:after="160"/>
+      </w:pPr>
+      <w:r>
+        <w:rPr>
+          <w:b/>
+          <w:bCs/>
+          <w:sz w:val="24"/>
+          <w:szCs w:val="24"/>
+        </w:rPr>
+        <w:t xml:space="preserve">146. GHCL Textiles Ltd</w:t>
+      </w:r>
+      <w:r>
+        <w:rPr>
+          <w:i/>
+          <w:iCs/>
+          <w:color w:val="666666"/>
+          <w:sz w:val="20"/>
+          <w:szCs w:val="20"/>
+        </w:rPr>
         <w:t xml:space="preserve">  —  Weak trailing ROCE but a genuine Q1FY27 +52% YoY - no forum cross-check possible</w:t>
       </w:r>
       <w:r>
@@ -6066,6 +5076,138 @@
         <w:br/>
         <w:t xml:space="preserve">
 Demerged textiles arm; weak trailing ROCE (2.3%) but genuine Q1FY27 revenue +52% YoY. ~98% utilisation caps near-term volume durability. Un-ignorable-growth exception invoked to permit thesis_fit 10x-in-2-3-years, but conviction Low - unconfirmed, no confident VP thread match (forum search only surfaced the unrelated parent GHCL Ltd soda-ash thread) so no community cross-check possible. Sits in the FY27 textile-export-on-weak-base + FTA theme (priority 2). [conviction_score 22.0, external-lead]</w:t>
+      </w:r>
+    </w:p>
+    <w:p>
+      <w:pPr>
+        <w:spacing w:after="160"/>
+      </w:pPr>
+      <w:r>
+        <w:rPr>
+          <w:b/>
+          <w:bCs/>
+          <w:sz w:val="24"/>
+          <w:szCs w:val="24"/>
+        </w:rPr>
+        <w:t xml:space="preserve">147. Freshara Agro Exports Ltd</w:t>
+      </w:r>
+      <w:r>
+        <w:rPr>
+          <w:i/>
+          <w:iCs/>
+          <w:color w:val="666666"/>
+          <w:sz w:val="20"/>
+          <w:szCs w:val="20"/>
+        </w:rPr>
+        <w:t xml:space="preserve">  —  Gherkins exporter, 2x capacity + Spain acquisition</w:t>
+      </w:r>
+      <w:r>
+        <w:rPr>
+          <w:sz w:val="20"/>
+          <w:szCs w:val="20"/>
+        </w:rPr>
+        <w:br/>
+        <w:t xml:space="preserve">
+Real growth (3-yr sales CAGR ~36%) and returns (ROCE 20.9%) but negative OCF throughout the scale-up, ~2.6x net debt/EBITDA, missed its own margin guide, and a dilutive warrant issue into a self-described make-or-break FY27; only an elevated-tier (not core) user tracking, no floor. [conviction_score 34.3]</w:t>
+      </w:r>
+    </w:p>
+    <w:p>
+      <w:pPr>
+        <w:spacing w:after="160"/>
+      </w:pPr>
+      <w:r>
+        <w:rPr>
+          <w:b/>
+          <w:bCs/>
+          <w:sz w:val="24"/>
+          <w:szCs w:val="24"/>
+        </w:rPr>
+        <w:t xml:space="preserve">148. ASM Technologies</w:t>
+      </w:r>
+      <w:r>
+        <w:rPr>
+          <w:i/>
+          <w:iCs/>
+          <w:color w:val="666666"/>
+          <w:sz w:val="20"/>
+          <w:szCs w:val="20"/>
+        </w:rPr>
+        <w:t xml:space="preserve">  —  score 38 — engineering-R&amp;D house pivoting to design-led manufacturing for semiconductor capital equipment; Q1FY27 revenue +62% YoY</w:t>
+      </w:r>
+      <w:r>
+        <w:rPr>
+          <w:sz w:val="20"/>
+          <w:szCs w:val="20"/>
+        </w:rPr>
+        <w:br/>
+        <w:t xml:space="preserve">
+Q1FY27 rev +62%/PAT +72% and OCF positive, but valuation extreme (~127x earnings, mcap ran Rs 6,739-&gt;9,256 Cr), ERP/overseas-subsidiary operational problems flagged, FCF negative on capex, MD's-sons remuneration flag persists. Expectation-gap: no-edge / over-optimistic. [conviction_score 32.0]</w:t>
+      </w:r>
+    </w:p>
+    <w:p>
+      <w:pPr>
+        <w:spacing w:after="160"/>
+      </w:pPr>
+      <w:r>
+        <w:rPr>
+          <w:b/>
+          <w:bCs/>
+          <w:sz w:val="24"/>
+          <w:szCs w:val="24"/>
+        </w:rPr>
+        <w:t xml:space="preserve">149. Hind Rectifiers Ltd (HIRECT)</w:t>
+      </w:r>
+      <w:r>
+        <w:rPr>
+          <w:i/>
+          <w:iCs/>
+          <w:color w:val="666666"/>
+          <w:sz w:val="20"/>
+          <w:szCs w:val="20"/>
+        </w:rPr>
+        <w:t xml:space="preserve">  —  Railway traction-transformer maker moving up to full propulsion systems</w:t>
+      </w:r>
+      <w:r>
+        <w:rPr>
+          <w:sz w:val="20"/>
+          <w:szCs w:val="20"/>
+        </w:rPr>
+        <w:br/>
+        <w:t xml:space="preserve">
+Q1FY27 standalone revenue +10% only vs a 30% guide, France sub loss-making, consol PAT just Rs 6.5 Cr; ~65x consol P/E prices sustained 35%+ growth. Propulsion vendor-approval is end-FY27. Expectation-gap: no-edge / over-optimistic. [conviction_score 30.0]</w:t>
+      </w:r>
+    </w:p>
+    <w:p>
+      <w:pPr>
+        <w:spacing w:after="160"/>
+      </w:pPr>
+      <w:r>
+        <w:rPr>
+          <w:b/>
+          <w:bCs/>
+          <w:sz w:val="24"/>
+          <w:szCs w:val="24"/>
+        </w:rPr>
+        <w:t xml:space="preserve">150. ESDS Software Solution Ltd</w:t>
+      </w:r>
+      <w:r>
+        <w:rPr>
+          <w:i/>
+          <w:iCs/>
+          <w:color w:val="666666"/>
+          <w:sz w:val="20"/>
+          <w:szCs w:val="20"/>
+        </w:rPr>
+        <w:t xml:space="preserve">  —  Nashik cloud/DC/GPUaaS player, IPO listed 2026-09-04 (today) at +76% premium. FY26 rev +28%, PAT +117%, EBI...</w:t>
+      </w:r>
+      <w:r>
+        <w:rPr>
+          <w:sz w:val="20"/>
+          <w:szCs w:val="20"/>
+        </w:rPr>
+        <w:br/>
+        <w:t xml:space="preserve">
+Post-listing valuation blown out (~106x trailing PAT, ~27x sales), no public quarterly disclosure yet, ~50% operating-margin durability untested vs GPUaaS price competition. First verifiable data point is Q2FY27. Expectation-gap: no-edge / over-optimistic. [conviction_score 30.0]</w:t>
       </w:r>
     </w:p>
     <w:p>
@@ -7726,6 +6868,99 @@
           </w:p>
         </w:tc>
       </w:tr>
+      <w:tr>
+        <w:tc>
+          <w:tcPr>
+            <w:tcW w:type="dxa" w:w="2600"/>
+          </w:tcPr>
+          <w:p>
+            <w:r>
+              <w:rPr>
+                <w:b/>
+                <w:bCs/>
+                <w:color w:val="B8860B"/>
+              </w:rPr>
+              <w:t xml:space="preserve">Indotech</w:t>
+            </w:r>
+          </w:p>
+        </w:tc>
+        <w:tc>
+          <w:tcPr>
+            <w:tcW w:type="dxa" w:w="6400"/>
+          </w:tcPr>
+          <w:p>
+            <w:r>
+              <w:rPr>
+                <w:b w:val="false"/>
+                <w:bCs w:val="false"/>
+              </w:rPr>
+              <w:t xml:space="preserve">HIGH CAUTION — promoter Shirdi Sai Electricals pledged 61,52,236 shares (~57.93% of total equity, ~80% of its holding) to Catalyst Trusteeship for Rs 750cr + Rs 75cr parent NCDs, and sold 3 lakh shares Jun 2026; still zero concalls; the Apr-2025 CEO exit was called 'fishy'. Business is genuinely excellent (debt-free, ROCE 40.4%, rev Rs 371-&gt;782 Cr FY23-26) but the parent-pledge overhang forces the flag. [conviction_score 0]</w:t>
+            </w:r>
+          </w:p>
+        </w:tc>
+      </w:tr>
+      <w:tr>
+        <w:tc>
+          <w:tcPr>
+            <w:tcW w:type="dxa" w:w="2600"/>
+          </w:tcPr>
+          <w:p>
+            <w:r>
+              <w:rPr>
+                <w:b/>
+                <w:bCs/>
+                <w:color w:val="B8860B"/>
+              </w:rPr>
+              <w:t xml:space="preserve">PC Jewellers</w:t>
+            </w:r>
+          </w:p>
+        </w:tc>
+        <w:tc>
+          <w:tcPr>
+            <w:tcW w:type="dxa" w:w="6400"/>
+          </w:tcPr>
+          <w:p>
+            <w:r>
+              <w:rPr>
+                <w:b w:val="false"/>
+                <w:bCs w:val="false"/>
+              </w:rPr>
+              <w:t xml:space="preserve">HIGH CAUTION — operational turnaround is visible (QoQ improvement 3-4 quarters, debt cleared, showrooms reopening) but the governance record is egregious: alleged ~Rs 1,500 Cr prior-promoter siphoning, historical SEBI insider-trading action, and an auditor emphasis of matter on ~Rs 1,514 Cr of export proceeds delayed beyond FEMA timelines (since regularised via condonation + ~Rs 7 Cr penalty). Debt was eliminated by equity dilution not cash flow; multi-year revenue is declining; experienced VP members explicitly call it a fraud/value trap. [conviction_score 0]</w:t>
+            </w:r>
+          </w:p>
+        </w:tc>
+      </w:tr>
+      <w:tr>
+        <w:tc>
+          <w:tcPr>
+            <w:tcW w:type="dxa" w:w="2600"/>
+          </w:tcPr>
+          <w:p>
+            <w:r>
+              <w:rPr>
+                <w:b/>
+                <w:bCs/>
+                <w:color w:val="B8860B"/>
+              </w:rPr>
+              <w:t xml:space="preserve">Hi-Green Carbon Ltd</w:t>
+            </w:r>
+          </w:p>
+        </w:tc>
+        <w:tc>
+          <w:tcPr>
+            <w:tcW w:type="dxa" w:w="6400"/>
+          </w:tcPr>
+          <w:p>
+            <w:r>
+              <w:rPr>
+                <w:b w:val="false"/>
+                <w:bCs w:val="false"/>
+              </w:rPr>
+              <w:t xml:space="preserve">HIGH CAUTION — CARE 'D' (default) / ISSUER NOT COOPERATING on long-term bank facilities (2 Sep 2025, still 'D' Feb-2026), down from CARE B+ Stable, citing delays in debt servicing and stretched liquidity. Plus FY24 procedural filing lapses, an unprovided Rs 4.11 Cr FY14 tax demand, an Oct-2025 plant fire, and deteriorating unit economics (material cost 64%-&gt;78% of sales) at ~66x P/E with no pricing power. [conviction_score 0]</w:t>
+            </w:r>
+          </w:p>
+        </w:tc>
+      </w:tr>
     </w:tbl>
     <w:p>
       <w:pPr>
@@ -8192,37 +7427,6 @@
           </w:p>
         </w:tc>
       </w:tr>
-      <w:tr>
-        <w:tc>
-          <w:tcPr>
-            <w:tcW w:type="dxa" w:w="2600"/>
-          </w:tcPr>
-          <w:p>
-            <w:r>
-              <w:rPr>
-                <w:b/>
-                <w:bCs/>
-                <w:color w:val="6B2020"/>
-              </w:rPr>
-              <w:t xml:space="preserve">Kimbal Ltd</w:t>
-            </w:r>
-          </w:p>
-        </w:tc>
-        <w:tc>
-          <w:tcPr>
-            <w:tcW w:type="dxa" w:w="6400"/>
-          </w:tcPr>
-          <w:p>
-            <w:r>
-              <w:rPr>
-                <w:b w:val="false"/>
-                <w:bCs w:val="false"/>
-              </w:rPr>
-              <w:t xml:space="preserve">EXCLUDED on investability: confirmed to be an unlisted private company (Niveshaay / GEF-backed, no NSE/BSE ticker). The originating X tip (@arvind_kothari) itself describes a private-round story. Not a fundamentals screen-out. [conviction_score 8.0, external-lead]</w:t>
-            </w:r>
-          </w:p>
-        </w:tc>
-      </w:tr>
     </w:tbl>
     <w:p>
       <w:pPr>
@@ -21348,6 +20552,1153 @@
                 <w:bCs w:val="false"/>
               </w:rPr>
               <w:t xml:space="preserve">Filtered at screening: negative-to-negligible ROCE/ROE, no catalyst. No forum work performed. thesis_fit neither, conviction Low. [conviction_score 8.0, external-lead]</w:t>
+            </w:r>
+          </w:p>
+        </w:tc>
+      </w:tr>
+      <w:tr>
+        <w:tc>
+          <w:tcPr>
+            <w:tcW w:type="dxa" w:w="2600"/>
+          </w:tcPr>
+          <w:p>
+            <w:r>
+              <w:rPr>
+                <w:b/>
+                <w:bCs/>
+                <w:color w:val="666666"/>
+              </w:rPr>
+              <w:t xml:space="preserve">Indegene Ltd</w:t>
+            </w:r>
+          </w:p>
+        </w:tc>
+        <w:tc>
+          <w:tcPr>
+            <w:tcW w:type="dxa" w:w="6400"/>
+          </w:tcPr>
+          <w:p>
+            <w:r>
+              <w:rPr>
+                <w:b w:val="false"/>
+                <w:bCs w:val="false"/>
+              </w:rPr>
+              <w:t xml:space="preserve">FY26 PAT -1.5% despite rev +23.6%; margin drifted ~20%-&gt;~18%; a quality-not-magnitude Nesco-style name — size math blocks a 2-3yr 10x from ~Rs 8,000 Cr+. Net cash, maiden dividend. [conviction_score 40.8]</w:t>
+            </w:r>
+          </w:p>
+        </w:tc>
+      </w:tr>
+      <w:tr>
+        <w:tc>
+          <w:tcPr>
+            <w:tcW w:type="dxa" w:w="2600"/>
+          </w:tcPr>
+          <w:p>
+            <w:r>
+              <w:rPr>
+                <w:b/>
+                <w:bCs/>
+                <w:color w:val="666666"/>
+              </w:rPr>
+              <w:t xml:space="preserve">Privi Speciality Chemicals Ltd</w:t>
+            </w:r>
+          </w:p>
+        </w:tc>
+        <w:tc>
+          <w:tcPr>
+            <w:tcW w:type="dxa" w:w="6400"/>
+          </w:tcPr>
+          <w:p>
+            <w:r>
+              <w:rPr>
+                <w:b w:val="false"/>
+                <w:bCs w:val="false"/>
+              </w:rPr>
+              <w:t xml:space="preserve">Real moat (&gt;20% global share in 10 aroma-chem products, backward-integrated, Givaudan JV) but the ~$5-6bn TAM caps a 10x from ~Rs 13.6k Cr; gross margin normalised 51%-&gt;44%, PAT growth decel to +36%, peak_margin_risk. [conviction_score 40.8]</w:t>
+            </w:r>
+          </w:p>
+        </w:tc>
+      </w:tr>
+      <w:tr>
+        <w:tc>
+          <w:tcPr>
+            <w:tcW w:type="dxa" w:w="2600"/>
+          </w:tcPr>
+          <w:p>
+            <w:r>
+              <w:rPr>
+                <w:b/>
+                <w:bCs/>
+                <w:color w:val="666666"/>
+              </w:rPr>
+              <w:t xml:space="preserve">Vimta Labs Ltd</w:t>
+            </w:r>
+          </w:p>
+        </w:tc>
+        <w:tc>
+          <w:tcPr>
+            <w:tcW w:type="dxa" w:w="6400"/>
+          </w:tcPr>
+          <w:p>
+            <w:r>
+              <w:rPr>
+                <w:b w:val="false"/>
+                <w:bCs w:val="false"/>
+              </w:rPr>
+              <w:t xml:space="preserve">Cleanest fundamentals in its batch (35.8% EBITDA margin, ROCE 24%, D/E 0.01, 3/3 track-record) but Q1FY27 growth decelerated to ~12-14% vs a 20-25% target; ~36x prices a ~25-30% CAGR the company is not delivering — a ~15-20% compounder fits neither return bucket. Expectation-gap: over-optimistic. [conviction_score 39.8]</w:t>
+            </w:r>
+          </w:p>
+        </w:tc>
+      </w:tr>
+      <w:tr>
+        <w:tc>
+          <w:tcPr>
+            <w:tcW w:type="dxa" w:w="2600"/>
+          </w:tcPr>
+          <w:p>
+            <w:r>
+              <w:rPr>
+                <w:b/>
+                <w:bCs/>
+                <w:color w:val="666666"/>
+              </w:rPr>
+              <w:t xml:space="preserve">Afcom Holdings</w:t>
+            </w:r>
+          </w:p>
+        </w:tc>
+        <w:tc>
+          <w:tcPr>
+            <w:tcW w:type="dxa" w:w="6400"/>
+          </w:tcPr>
+          <w:p>
+            <w:r>
+              <w:rPr>
+                <w:b w:val="false"/>
+                <w:bCs w:val="false"/>
+              </w:rPr>
+              <w:t xml:space="preserve">Thesis-fit reassessed to 'neither' this cycle. [conviction_score 36.8]</w:t>
+            </w:r>
+          </w:p>
+        </w:tc>
+      </w:tr>
+      <w:tr>
+        <w:tc>
+          <w:tcPr>
+            <w:tcW w:type="dxa" w:w="2600"/>
+          </w:tcPr>
+          <w:p>
+            <w:r>
+              <w:rPr>
+                <w:b/>
+                <w:bCs/>
+                <w:color w:val="666666"/>
+              </w:rPr>
+              <w:t xml:space="preserve">Stylam Industries Ltd</w:t>
+            </w:r>
+          </w:p>
+        </w:tc>
+        <w:tc>
+          <w:tcPr>
+            <w:tcW w:type="dxa" w:w="6400"/>
+          </w:tcPr>
+          <w:p>
+            <w:r>
+              <w:rPr>
+                <w:b w:val="false"/>
+                <w:bCs w:val="false"/>
+              </w:rPr>
+              <w:t xml:space="preserve">AICA open-offer catalyst noted, but thesis-fit reassessed to 'neither' — laminates compounder does not support a 2-3yr 10x. [conviction_score 36.8]</w:t>
+            </w:r>
+          </w:p>
+        </w:tc>
+      </w:tr>
+      <w:tr>
+        <w:tc>
+          <w:tcPr>
+            <w:tcW w:type="dxa" w:w="2600"/>
+          </w:tcPr>
+          <w:p>
+            <w:r>
+              <w:rPr>
+                <w:b/>
+                <w:bCs/>
+                <w:color w:val="666666"/>
+              </w:rPr>
+              <w:t xml:space="preserve">Ujjivan Small Finance Bank</w:t>
+            </w:r>
+          </w:p>
+        </w:tc>
+        <w:tc>
+          <w:tcPr>
+            <w:tcW w:type="dxa" w:w="6400"/>
+          </w:tcPr>
+          <w:p>
+            <w:r>
+              <w:rPr>
+                <w:b w:val="false"/>
+                <w:bCs w:val="false"/>
+              </w:rPr>
+              <w:t xml:space="preserve">RBI returned the universal-bank-licence application (Sep 2026) deferring the key re-rating catalyst; Rs 2,000 Cr QIP dilutive near-term; PAT growth base-amplified, NIM/RoA cycle-high; cheap at ~1.85x book but 10x from here is not the setup. [conviction_score 34.0]</w:t>
+            </w:r>
+          </w:p>
+        </w:tc>
+      </w:tr>
+      <w:tr>
+        <w:tc>
+          <w:tcPr>
+            <w:tcW w:type="dxa" w:w="2600"/>
+          </w:tcPr>
+          <w:p>
+            <w:r>
+              <w:rPr>
+                <w:b/>
+                <w:bCs/>
+                <w:color w:val="666666"/>
+              </w:rPr>
+              <w:t xml:space="preserve">Alembic Pharmaceuticals Ltd</w:t>
+            </w:r>
+          </w:p>
+        </w:tc>
+        <w:tc>
+          <w:tcPr>
+            <w:tcW w:type="dxa" w:w="6400"/>
+          </w:tcPr>
+          <w:p>
+            <w:r>
+              <w:rPr>
+                <w:b w:val="false"/>
+                <w:bCs w:val="false"/>
+              </w:rPr>
+              <w:t xml:space="preserve">US inflection real (Q1FY27 US formulations +49%, FY27 guidance raised) but trailing quality sub-bar and unchanged (ROCE ~13%, 5-yr profit CAGR ~-9%), US flagship structurally bout-driven; 10x needs ~Rs 1.6 lakh Cr — size-math 'neither', hard. [conviction_score 32.3]</w:t>
+            </w:r>
+          </w:p>
+        </w:tc>
+      </w:tr>
+      <w:tr>
+        <w:tc>
+          <w:tcPr>
+            <w:tcW w:type="dxa" w:w="2600"/>
+          </w:tcPr>
+          <w:p>
+            <w:r>
+              <w:rPr>
+                <w:b/>
+                <w:bCs/>
+                <w:color w:val="666666"/>
+              </w:rPr>
+              <w:t xml:space="preserve">Sandhar Technologies Ltd</w:t>
+            </w:r>
+          </w:p>
+        </w:tc>
+        <w:tc>
+          <w:tcPr>
+            <w:tcW w:type="dxa" w:w="6400"/>
+          </w:tcPr>
+          <w:p>
+            <w:r>
+              <w:rPr>
+                <w:b w:val="false"/>
+                <w:bCs w:val="false"/>
+              </w:rPr>
+              <w:t xml:space="preserve">Thesis-fit reassessed to 'neither' this cycle. [conviction_score 28.3]</w:t>
+            </w:r>
+          </w:p>
+        </w:tc>
+      </w:tr>
+      <w:tr>
+        <w:tc>
+          <w:tcPr>
+            <w:tcW w:type="dxa" w:w="2600"/>
+          </w:tcPr>
+          <w:p>
+            <w:r>
+              <w:rPr>
+                <w:b/>
+                <w:bCs/>
+                <w:color w:val="666666"/>
+              </w:rPr>
+              <w:t xml:space="preserve">Apcotex Industries Ltd</w:t>
+            </w:r>
+          </w:p>
+        </w:tc>
+        <w:tc>
+          <w:tcPr>
+            <w:tcW w:type="dxa" w:w="6400"/>
+          </w:tcPr>
+          <w:p>
+            <w:r>
+              <w:rPr>
+                <w:b w:val="false"/>
+                <w:bCs w:val="false"/>
+              </w:rPr>
+              <w:t xml:space="preserve">Record Q1FY27 is price-led with ~2% of EBITDA one-off inventory gains; management says 22.3% margin 'not normalized' (target 15-16%), peak_margin_risk; through-cycle PAT flat FY23-26; anti-dumping notification still pending. [conviction_score 27.3]</w:t>
+            </w:r>
+          </w:p>
+        </w:tc>
+      </w:tr>
+      <w:tr>
+        <w:tc>
+          <w:tcPr>
+            <w:tcW w:type="dxa" w:w="2600"/>
+          </w:tcPr>
+          <w:p>
+            <w:r>
+              <w:rPr>
+                <w:b/>
+                <w:bCs/>
+                <w:color w:val="666666"/>
+              </w:rPr>
+              <w:t xml:space="preserve">Bliss GVS Pharma Ltd</w:t>
+            </w:r>
+          </w:p>
+        </w:tc>
+        <w:tc>
+          <w:tcPr>
+            <w:tcW w:type="dxa" w:w="6400"/>
+          </w:tcPr>
+          <w:p>
+            <w:r>
+              <w:rPr>
+                <w:b w:val="false"/>
+                <w:bCs w:val="false"/>
+              </w:rPr>
+              <w:t xml:space="preserve">Change of control to Anupam Rasayan at Rs 299/share resolves the governance-opacity gate and ops are inflecting, but the stock at ~Rs 671 is &gt;2x the incoming strategic promoter's price and ~53x trailing — a 10x from ~Rs 7,100 Cr mcap is not credible. [conviction_score 25.0]</w:t>
+            </w:r>
+          </w:p>
+        </w:tc>
+      </w:tr>
+      <w:tr>
+        <w:tc>
+          <w:tcPr>
+            <w:tcW w:type="dxa" w:w="2600"/>
+          </w:tcPr>
+          <w:p>
+            <w:r>
+              <w:rPr>
+                <w:b/>
+                <w:bCs/>
+                <w:color w:val="666666"/>
+              </w:rPr>
+              <w:t xml:space="preserve">Rain Industries</w:t>
+            </w:r>
+          </w:p>
+        </w:tc>
+        <w:tc>
+          <w:tcPr>
+            <w:tcW w:type="dxa" w:w="6400"/>
+          </w:tcPr>
+          <w:p>
+            <w:r>
+              <w:rPr>
+                <w:b w:val="false"/>
+                <w:bCs w:val="false"/>
+              </w:rPr>
+              <w:t xml:space="preserve">Thesis-fit reassessed to 'neither' this cycle. [conviction_score 24.0]</w:t>
+            </w:r>
+          </w:p>
+        </w:tc>
+      </w:tr>
+      <w:tr>
+        <w:tc>
+          <w:tcPr>
+            <w:tcW w:type="dxa" w:w="2600"/>
+          </w:tcPr>
+          <w:p>
+            <w:r>
+              <w:rPr>
+                <w:b/>
+                <w:bCs/>
+                <w:color w:val="666666"/>
+              </w:rPr>
+              <w:t xml:space="preserve">Quality Power Electrical Equipments Ltd (QPOWER)</w:t>
+            </w:r>
+          </w:p>
+        </w:tc>
+        <w:tc>
+          <w:tcPr>
+            <w:tcW w:type="dxa" w:w="6400"/>
+          </w:tcPr>
+          <w:p>
+            <w:r>
+              <w:rPr>
+                <w:b w:val="false"/>
+                <w:bCs w:val="false"/>
+              </w:rPr>
+              <w:t xml:space="preserve">HVDC/BESS grid tailwind real but the thesis author's own fair value sits below the current price; reassessed to 'neither'. [conviction_score 24.0]</w:t>
+            </w:r>
+          </w:p>
+        </w:tc>
+      </w:tr>
+      <w:tr>
+        <w:tc>
+          <w:tcPr>
+            <w:tcW w:type="dxa" w:w="2600"/>
+          </w:tcPr>
+          <w:p>
+            <w:r>
+              <w:rPr>
+                <w:b/>
+                <w:bCs/>
+                <w:color w:val="666666"/>
+              </w:rPr>
+              <w:t xml:space="preserve">Venky India</w:t>
+            </w:r>
+          </w:p>
+        </w:tc>
+        <w:tc>
+          <w:tcPr>
+            <w:tcW w:type="dxa" w:w="6400"/>
+          </w:tcPr>
+          <w:p>
+            <w:r>
+              <w:rPr>
+                <w:b w:val="false"/>
+                <w:bCs w:val="false"/>
+              </w:rPr>
+              <w:t xml:space="preserve">Trough-cyclical poultry with operating leverage but no confirming inflection landed; reassessed to 'neither'. [conviction_score 24.0]</w:t>
+            </w:r>
+          </w:p>
+        </w:tc>
+      </w:tr>
+      <w:tr>
+        <w:tc>
+          <w:tcPr>
+            <w:tcW w:type="dxa" w:w="2600"/>
+          </w:tcPr>
+          <w:p>
+            <w:r>
+              <w:rPr>
+                <w:b/>
+                <w:bCs/>
+                <w:color w:val="666666"/>
+              </w:rPr>
+              <w:t xml:space="preserve">SML Isuzu Ltd</w:t>
+            </w:r>
+          </w:p>
+        </w:tc>
+        <w:tc>
+          <w:tcPr>
+            <w:tcW w:type="dxa" w:w="6400"/>
+          </w:tcPr>
+          <w:p>
+            <w:r>
+              <w:rPr>
+                <w:b w:val="false"/>
+                <w:bCs w:val="false"/>
+              </w:rPr>
+              <w:t xml:space="preserve">M&amp;M-acquisition catalyst played out — stock trades ~50x trailing and ~3.4x the M&amp;M open-offer price, re-rating largely complete; Q1FY27 PAT -5% YoY, decelerating; FY31 target aspirational with no delivery track record under M&amp;M. [conviction_score 20.8]</w:t>
+            </w:r>
+          </w:p>
+        </w:tc>
+      </w:tr>
+      <w:tr>
+        <w:tc>
+          <w:tcPr>
+            <w:tcW w:type="dxa" w:w="2600"/>
+          </w:tcPr>
+          <w:p>
+            <w:r>
+              <w:rPr>
+                <w:b/>
+                <w:bCs/>
+                <w:color w:val="666666"/>
+              </w:rPr>
+              <w:t xml:space="preserve">Satin Creditcare Network Ltd</w:t>
+            </w:r>
+          </w:p>
+        </w:tc>
+        <w:tc>
+          <w:tcPr>
+            <w:tcW w:type="dxa" w:w="6400"/>
+          </w:tcPr>
+          <w:p>
+            <w:r>
+              <w:rPr>
+                <w:b w:val="false"/>
+                <w:bCs w:val="false"/>
+              </w:rPr>
+              <w:t xml:space="preserve">Bank-pullback tailwind is broad, not company-specific; reassessed to 'neither'. [conviction_score 16.0]</w:t>
+            </w:r>
+          </w:p>
+        </w:tc>
+      </w:tr>
+      <w:tr>
+        <w:tc>
+          <w:tcPr>
+            <w:tcW w:type="dxa" w:w="2600"/>
+          </w:tcPr>
+          <w:p>
+            <w:r>
+              <w:rPr>
+                <w:b/>
+                <w:bCs/>
+                <w:color w:val="666666"/>
+              </w:rPr>
+              <w:t xml:space="preserve">J.G. Chemicals Ltd</w:t>
+            </w:r>
+          </w:p>
+        </w:tc>
+        <w:tc>
+          <w:tcPr>
+            <w:tcW w:type="dxa" w:w="6400"/>
+          </w:tcPr>
+          <w:p>
+            <w:r>
+              <w:rPr>
+                <w:b w:val="false"/>
+                <w:bCs w:val="false"/>
+              </w:rPr>
+              <w:t xml:space="preserve">Low-return commodity ZnO converter (ROE ~13%, OPM 7-11%, unhedged-zinc lumpiness); Dahej greenfield roughly doubles the business over 3-4 years — a 2-3x story, not 10x. JG already ~30% share of a small market. [conviction_score 13.8]</w:t>
+            </w:r>
+          </w:p>
+        </w:tc>
+      </w:tr>
+      <w:tr>
+        <w:tc>
+          <w:tcPr>
+            <w:tcW w:type="dxa" w:w="2600"/>
+          </w:tcPr>
+          <w:p>
+            <w:r>
+              <w:rPr>
+                <w:b/>
+                <w:bCs/>
+                <w:color w:val="666666"/>
+              </w:rPr>
+              <w:t xml:space="preserve">Fairchem Organics</w:t>
+            </w:r>
+          </w:p>
+        </w:tc>
+        <w:tc>
+          <w:tcPr>
+            <w:tcW w:type="dxa" w:w="6400"/>
+          </w:tcPr>
+          <w:p>
+            <w:r>
+              <w:rPr>
+                <w:b w:val="false"/>
+                <w:bCs w:val="false"/>
+              </w:rPr>
+              <w:t xml:space="preserve">Reassessed to 'neither' this cycle. [conviction_score 12.8]</w:t>
+            </w:r>
+          </w:p>
+        </w:tc>
+      </w:tr>
+      <w:tr>
+        <w:tc>
+          <w:tcPr>
+            <w:tcW w:type="dxa" w:w="2600"/>
+          </w:tcPr>
+          <w:p>
+            <w:r>
+              <w:rPr>
+                <w:b/>
+                <w:bCs/>
+                <w:color w:val="666666"/>
+              </w:rPr>
+              <w:t xml:space="preserve">Zen technologies</w:t>
+            </w:r>
+          </w:p>
+        </w:tc>
+        <w:tc>
+          <w:tcPr>
+            <w:tcW w:type="dxa" w:w="6400"/>
+          </w:tcPr>
+          <w:p>
+            <w:r>
+              <w:rPr>
+                <w:b w:val="false"/>
+                <w:bCs w:val="false"/>
+              </w:rPr>
+              <w:t xml:space="preserve">TTM ROE ~10.8% sharply below the 5-yr record; reassessed to 'neither'. [conviction_score 12.8]</w:t>
+            </w:r>
+          </w:p>
+        </w:tc>
+      </w:tr>
+      <w:tr>
+        <w:tc>
+          <w:tcPr>
+            <w:tcW w:type="dxa" w:w="2600"/>
+          </w:tcPr>
+          <w:p>
+            <w:r>
+              <w:rPr>
+                <w:b/>
+                <w:bCs/>
+                <w:color w:val="666666"/>
+              </w:rPr>
+              <w:t xml:space="preserve">Eureka Forbes Ltd</w:t>
+            </w:r>
+          </w:p>
+        </w:tc>
+        <w:tc>
+          <w:tcPr>
+            <w:tcW w:type="dxa" w:w="6400"/>
+          </w:tcPr>
+          <w:p>
+            <w:r>
+              <w:rPr>
+                <w:b w:val="false"/>
+                <w:bCs w:val="false"/>
+              </w:rPr>
+              <w:t xml:space="preserve">ROE ~4% / ROCE ~5-6% have not inflected, Q1FY27 margin went the wrong way, ~50x trailing; Aug-2026 Advent pledged ~62.55% of shares for a USD 92m refinancing. FY30 aspiration is not a commitment. [conviction_score 12.3]</w:t>
+            </w:r>
+          </w:p>
+        </w:tc>
+      </w:tr>
+      <w:tr>
+        <w:tc>
+          <w:tcPr>
+            <w:tcW w:type="dxa" w:w="2600"/>
+          </w:tcPr>
+          <w:p>
+            <w:r>
+              <w:rPr>
+                <w:b/>
+                <w:bCs/>
+                <w:color w:val="666666"/>
+              </w:rPr>
+              <w:t xml:space="preserve">Ethos Ltd</w:t>
+            </w:r>
+          </w:p>
+        </w:tc>
+        <w:tc>
+          <w:tcPr>
+            <w:tcW w:type="dxa" w:w="6400"/>
+          </w:tcPr>
+          <w:p>
+            <w:r>
+              <w:rPr>
+                <w:b w:val="false"/>
+                <w:bCs w:val="false"/>
+              </w:rPr>
+              <w:t xml:space="preserve">FTA duty step-down confirmed but returns still sub-quality (ROE &lt;10%, structurally negative FCF from watch-inventory build), ~40x FY27E; premiumisation + FTA substantially priced against ~25% guided CAGR — TAM/return-magnitude math is 'neither'. [conviction_score 12.3]</w:t>
+            </w:r>
+          </w:p>
+        </w:tc>
+      </w:tr>
+      <w:tr>
+        <w:tc>
+          <w:tcPr>
+            <w:tcW w:type="dxa" w:w="2600"/>
+          </w:tcPr>
+          <w:p>
+            <w:r>
+              <w:rPr>
+                <w:b/>
+                <w:bCs/>
+                <w:color w:val="666666"/>
+              </w:rPr>
+              <w:t xml:space="preserve">GMM Pfaudler</w:t>
+            </w:r>
+          </w:p>
+        </w:tc>
+        <w:tc>
+          <w:tcPr>
+            <w:tcW w:type="dxa" w:w="6400"/>
+          </w:tcPr>
+          <w:p>
+            <w:r>
+              <w:rPr>
+                <w:b w:val="false"/>
+                <w:bCs w:val="false"/>
+              </w:rPr>
+              <w:t xml:space="preserve">FY23 PAT Rs 214 Cr collapsed to ~Rs 50 Cr FY25/26 with a loss-making Q3FY26 — structural margin impairment; Q1FY27 EBITDA -7% YoY at ~10% vs a 15% aspiration; ~45x P/E prices a full recovery on Rs 1,041 Cr debt. [conviction_score 11.0]</w:t>
+            </w:r>
+          </w:p>
+        </w:tc>
+      </w:tr>
+      <w:tr>
+        <w:tc>
+          <w:tcPr>
+            <w:tcW w:type="dxa" w:w="2600"/>
+          </w:tcPr>
+          <w:p>
+            <w:r>
+              <w:rPr>
+                <w:b/>
+                <w:bCs/>
+                <w:color w:val="666666"/>
+              </w:rPr>
+              <w:t xml:space="preserve">Anlon Technology Solutions Ltd</w:t>
+            </w:r>
+          </w:p>
+        </w:tc>
+        <w:tc>
+          <w:tcPr>
+            <w:tcW w:type="dxa" w:w="6400"/>
+          </w:tcPr>
+          <w:p>
+            <w:r>
+              <w:rPr>
+                <w:b w:val="false"/>
+                <w:bCs w:val="false"/>
+              </w:rPr>
+              <w:t xml:space="preserve">Reassessed to 'neither' this cycle. [conviction_score 8.0]</w:t>
+            </w:r>
+          </w:p>
+        </w:tc>
+      </w:tr>
+      <w:tr>
+        <w:tc>
+          <w:tcPr>
+            <w:tcW w:type="dxa" w:w="2600"/>
+          </w:tcPr>
+          <w:p>
+            <w:r>
+              <w:rPr>
+                <w:b/>
+                <w:bCs/>
+                <w:color w:val="666666"/>
+              </w:rPr>
+              <w:t xml:space="preserve">Positron Energy</w:t>
+            </w:r>
+          </w:p>
+        </w:tc>
+        <w:tc>
+          <w:tcPr>
+            <w:tcW w:type="dxa" w:w="6400"/>
+          </w:tcPr>
+          <w:p>
+            <w:r>
+              <w:rPr>
+                <w:b w:val="false"/>
+                <w:bCs w:val="false"/>
+              </w:rPr>
+              <w:t xml:space="preserve">Thin-spread commodity gas-aggregation model; reassessed to 'neither'. [conviction_score 8.0]</w:t>
+            </w:r>
+          </w:p>
+        </w:tc>
+      </w:tr>
+      <w:tr>
+        <w:tc>
+          <w:tcPr>
+            <w:tcW w:type="dxa" w:w="2600"/>
+          </w:tcPr>
+          <w:p>
+            <w:r>
+              <w:rPr>
+                <w:b/>
+                <w:bCs/>
+                <w:color w:val="666666"/>
+              </w:rPr>
+              <w:t xml:space="preserve">West coast paper mills ltd</w:t>
+            </w:r>
+          </w:p>
+        </w:tc>
+        <w:tc>
+          <w:tcPr>
+            <w:tcW w:type="dxa" w:w="6400"/>
+          </w:tcPr>
+          <w:p>
+            <w:r>
+              <w:rPr>
+                <w:b w:val="false"/>
+                <w:bCs w:val="false"/>
+              </w:rPr>
+              <w:t xml:space="preserve">Paper cyclical near trough with a large investment book; the 10x tag rested on one unconfirmed read — reassessed to 'neither'. [conviction_score 8.0]</w:t>
+            </w:r>
+          </w:p>
+        </w:tc>
+      </w:tr>
+      <w:tr>
+        <w:tc>
+          <w:tcPr>
+            <w:tcW w:type="dxa" w:w="2600"/>
+          </w:tcPr>
+          <w:p>
+            <w:r>
+              <w:rPr>
+                <w:b/>
+                <w:bCs/>
+                <w:color w:val="666666"/>
+              </w:rPr>
+              <w:t xml:space="preserve">Kimbal Ltd</w:t>
+            </w:r>
+          </w:p>
+        </w:tc>
+        <w:tc>
+          <w:tcPr>
+            <w:tcW w:type="dxa" w:w="6400"/>
+          </w:tcPr>
+          <w:p>
+            <w:r>
+              <w:rPr>
+                <w:b w:val="false"/>
+                <w:bCs w:val="false"/>
+              </w:rPr>
+              <w:t xml:space="preserve">Not a regulatory exclusion — Kimbal is an unlisted private company (Niveshaay/GEF-backed, private funding rounds): no NSE/BSE ticker, no ValuePickr thread possible, and none of this screen's tools apply. Moved out of the regulatory-action EXCLUDE bucket into screened-out on investability. [conviction_score 8.0]</w:t>
+            </w:r>
+          </w:p>
+        </w:tc>
+      </w:tr>
+      <w:tr>
+        <w:tc>
+          <w:tcPr>
+            <w:tcW w:type="dxa" w:w="2600"/>
+          </w:tcPr>
+          <w:p>
+            <w:r>
+              <w:rPr>
+                <w:b/>
+                <w:bCs/>
+                <w:color w:val="666666"/>
+              </w:rPr>
+              <w:t xml:space="preserve">Gujarat Themis Biosyn Ltd</w:t>
+            </w:r>
+          </w:p>
+        </w:tc>
+        <w:tc>
+          <w:tcPr>
+            <w:tcW w:type="dxa" w:w="6400"/>
+          </w:tcPr>
+          <w:p>
+            <w:r>
+              <w:rPr>
+                <w:b w:val="false"/>
+                <w:bCs w:val="false"/>
+              </w:rPr>
+              <w:t xml:space="preserve">Legacy base de-rated (ROCE 27%-&gt;17.9% into flat demand); a Rs 1,300 Cr debt/QIP-funded MicroBiopharm Japan + Sanofi-brands acquisition makes this a leveraged special situation, not a compounder. [conviction_score 7.0]</w:t>
+            </w:r>
+          </w:p>
+        </w:tc>
+      </w:tr>
+      <w:tr>
+        <w:tc>
+          <w:tcPr>
+            <w:tcW w:type="dxa" w:w="2600"/>
+          </w:tcPr>
+          <w:p>
+            <w:r>
+              <w:rPr>
+                <w:b/>
+                <w:bCs/>
+                <w:color w:val="666666"/>
+              </w:rPr>
+              <w:t xml:space="preserve">Neuland Laboratories Limited</w:t>
+            </w:r>
+          </w:p>
+        </w:tc>
+        <w:tc>
+          <w:tcPr>
+            <w:tcW w:type="dxa" w:w="6400"/>
+          </w:tcPr>
+          <w:p>
+            <w:r>
+              <w:rPr>
+                <w:b w:val="false"/>
+                <w:bCs w:val="false"/>
+              </w:rPr>
+              <w:t xml:space="preserve">Q1FY27 hard inflection (net sales +119%, PAT +962%, 35.5% EBITDA margin) on the 'Neuland 2.0' peptide-CDMO build under new MD Saharsh Davuluri — a genuine named-management inflection — but absolute size (~Rs 25,000 Cr mcap, ~65x trailing) independently caps return below the 10x/2-3yr bar; a 3-5x-over-5-7yr quality compounder. peak_margin_risk (35.5% vs ~14-22% historical). [conviction_score 44.0]</w:t>
+            </w:r>
+          </w:p>
+        </w:tc>
+      </w:tr>
+      <w:tr>
+        <w:tc>
+          <w:tcPr>
+            <w:tcW w:type="dxa" w:w="2600"/>
+          </w:tcPr>
+          <w:p>
+            <w:r>
+              <w:rPr>
+                <w:b/>
+                <w:bCs/>
+                <w:color w:val="666666"/>
+              </w:rPr>
+              <w:t xml:space="preserve">Shaily Engineering Plastics Ltd</w:t>
+            </w:r>
+          </w:p>
+        </w:tc>
+        <w:tc>
+          <w:tcPr>
+            <w:tcW w:type="dxa" w:w="6400"/>
+          </w:tcPr>
+          <w:p>
+            <w:r>
+              <w:rPr>
+                <w:b w:val="false"/>
+                <w:bCs w:val="false"/>
+              </w:rPr>
+              <w:t xml:space="preserve">Excellent business — GLP-1 pen-injector picks-and-shovels, 23-24 device partners for the 2026+ semaglutide patent cliff, trailing ROCE ~29%, revenue +27-34% for several quarters — but ~Rs 14,000 Cr mid-cap trading rich near its 52-week high, a real oral-GLP-1 cannibalisation debate, promoter selling, and a first QoQ wobble in Q3FY26. Trusted-x lead (@unseenvalue). Better suited to a quality-compounder bucket than the max-returns screen. [conviction_score 24.0]</w:t>
+            </w:r>
+          </w:p>
+        </w:tc>
+      </w:tr>
+      <w:tr>
+        <w:tc>
+          <w:tcPr>
+            <w:tcW w:type="dxa" w:w="2600"/>
+          </w:tcPr>
+          <w:p>
+            <w:r>
+              <w:rPr>
+                <w:b/>
+                <w:bCs/>
+                <w:color w:val="666666"/>
+              </w:rPr>
+              <w:t xml:space="preserve">Pitti Engineering Ltd</w:t>
+            </w:r>
+          </w:p>
+        </w:tc>
+        <w:tc>
+          <w:tcPr>
+            <w:tcW w:type="dxa" w:w="6400"/>
+          </w:tcPr>
+          <w:p>
+            <w:r>
+              <w:rPr>
+                <w:b w:val="false"/>
+                <w:bCs w:val="false"/>
+              </w:rPr>
+              <w:t xml:space="preserve">Organised electrical-steel lamination market leader (~8% share) moving up to stator/rotor assemblies, ~24% revenue CAGR, ~19% ROCE, railway/renewable tailwinds — but management itself states no pricing power (fixed EBITDA/tonne, RM pass-through), the organised TAM (~500k tonne) is finite, promoters selling ~Rs 1,400+, and the VP thread is stale. Trusted-x lead (@suru27). [conviction_score 24.0]</w:t>
+            </w:r>
+          </w:p>
+        </w:tc>
+      </w:tr>
+      <w:tr>
+        <w:tc>
+          <w:tcPr>
+            <w:tcW w:type="dxa" w:w="2600"/>
+          </w:tcPr>
+          <w:p>
+            <w:r>
+              <w:rPr>
+                <w:b/>
+                <w:bCs/>
+                <w:color w:val="666666"/>
+              </w:rPr>
+              <w:t xml:space="preserve">Chatha Foods</w:t>
+            </w:r>
+          </w:p>
+        </w:tc>
+        <w:tc>
+          <w:tcPr>
+            <w:tcW w:type="dxa" w:w="6400"/>
+          </w:tcPr>
+          <w:p>
+            <w:r>
+              <w:rPr>
+                <w:b w:val="false"/>
+                <w:bCs w:val="false"/>
+              </w:rPr>
+              <w:t xml:space="preserve">Small-cap (~Rs 250 Cr) B2B frozen-food supplier to Jubilant/Domino's, Subway, Burger King; a 3x capacity expansion just physically completed = large latent operating leverage for FY27-28, unusually transparent promoter, Marathondreams (elevated) accumulating ~1 year. But the operating leverage is anticipated not demonstrated, new veg capacity has no disclosed committed clients, a surprise B2C 'Unifayre' pivot contradicts prior B2B discipline, receivables doubled YoY, and management's own guidance implies ~3x not 10x. [conviction_score 24.0]</w:t>
+            </w:r>
+          </w:p>
+        </w:tc>
+      </w:tr>
+      <w:tr>
+        <w:tc>
+          <w:tcPr>
+            <w:tcW w:type="dxa" w:w="2600"/>
+          </w:tcPr>
+          <w:p>
+            <w:r>
+              <w:rPr>
+                <w:b/>
+                <w:bCs/>
+                <w:color w:val="666666"/>
+              </w:rPr>
+              <w:t xml:space="preserve">Asian Oilfields (Asian Energy Services)</w:t>
+            </w:r>
+          </w:p>
+        </w:tc>
+        <w:tc>
+          <w:tcPr>
+            <w:tcW w:type="dxa" w:w="6400"/>
+          </w:tcPr>
+          <w:p>
+            <w:r>
+              <w:rPr>
+                <w:b w:val="false"/>
+                <w:bCs w:val="false"/>
+              </w:rPr>
+              <w:t xml:space="preserve">Turnaround upstream energy-services with an order book ~8x revenue and FY26 revenue +70% — but acquisition-led (Kuiper), standalone roughly flat, management missed its own 'exceptional growth' guide, and a pending Oilmax merger dilutes equity on subjective valuation of fields not yet in production. Near the 52-week high at ~32-38x. [conviction_score 16.0]</w:t>
+            </w:r>
+          </w:p>
+        </w:tc>
+      </w:tr>
+      <w:tr>
+        <w:tc>
+          <w:tcPr>
+            <w:tcW w:type="dxa" w:w="2600"/>
+          </w:tcPr>
+          <w:p>
+            <w:r>
+              <w:rPr>
+                <w:b/>
+                <w:bCs/>
+                <w:color w:val="666666"/>
+              </w:rPr>
+              <w:t xml:space="preserve">Beezaasan Explotech</w:t>
+            </w:r>
+          </w:p>
+        </w:tc>
+        <w:tc>
+          <w:tcPr>
+            <w:tcW w:type="dxa" w:w="6400"/>
+          </w:tcPr>
+          <w:p>
+            <w:r>
+              <w:rPr>
+                <w:b w:val="false"/>
+                <w:bCs w:val="false"/>
+              </w:rPr>
+              <w:t xml:space="preserve">Newly-listed high-return commercial-explosives microcap (ROCE ~23%, ROE ~21%, D/E 0.24) — the profile of an early-stage compounder in the same licensed, structurally-growing industry that produced Solar Industries — but the lead is an untrusted X tip with a multibagger framing, the stock has already run ~85% to an all-time high at ~40x, disclosure is limited, and no primary documents could be verified this pass. Flagged for a primary-doc deep-dive, not a dismissal. [conviction_score 16.0]</w:t>
+            </w:r>
+          </w:p>
+        </w:tc>
+      </w:tr>
+      <w:tr>
+        <w:tc>
+          <w:tcPr>
+            <w:tcW w:type="dxa" w:w="2600"/>
+          </w:tcPr>
+          <w:p>
+            <w:r>
+              <w:rPr>
+                <w:b/>
+                <w:bCs/>
+                <w:color w:val="666666"/>
+              </w:rPr>
+              <w:t xml:space="preserve">Jindal Saw</w:t>
+            </w:r>
+          </w:p>
+        </w:tc>
+        <w:tc>
+          <w:tcPr>
+            <w:tcW w:type="dxa" w:w="6400"/>
+          </w:tcPr>
+          <w:p>
+            <w:r>
+              <w:rPr>
+                <w:b w:val="false"/>
+                <w:bCs w:val="false"/>
+              </w:rPr>
+              <w:t xml:space="preserve">Large-cap SAW/DI/seamless pipe maker, statistically cheap (low-teens P/E, ~Rs 11,400 Cr reserves, ~Rs 13,500 Cr order book) but management acknowledges the top line has plateaued, expansions are 2-3 years out, water-scheme spending has slowed, execution has lagged peer Welspun Corp, and a DI-pipe CCI antitrust probe was referenced. Large-cap default-to-neither: no specific named inflection. Lead was an untrusted retrospective X post. [conviction_score 16.0]</w:t>
+            </w:r>
+          </w:p>
+        </w:tc>
+      </w:tr>
+      <w:tr>
+        <w:tc>
+          <w:tcPr>
+            <w:tcW w:type="dxa" w:w="2600"/>
+          </w:tcPr>
+          <w:p>
+            <w:r>
+              <w:rPr>
+                <w:b/>
+                <w:bCs/>
+                <w:color w:val="666666"/>
+              </w:rPr>
+              <w:t xml:space="preserve">Andhra Sugar</w:t>
+            </w:r>
+          </w:p>
+        </w:tc>
+        <w:tc>
+          <w:tcPr>
+            <w:tcW w:type="dxa" w:w="6400"/>
+          </w:tcPr>
+          <w:p>
+            <w:r>
+              <w:rPr>
+                <w:b w:val="false"/>
+                <w:bCs w:val="false"/>
+              </w:rPr>
+              <w:t xml:space="preserve">Well-managed, near-debt-free integrated chlor-alkali chemicals company (sugar &lt;10% of revenue) at a cyclical earnings trough (3-yr ROE ~4.5%). Mild catalysts (possible caustic-soda cycle turn, an aspirin US restart by end-2026) but no structural growth engine, minimal disclosure, and the stock is already up ~50% off its low. A value/dividend hold, not a screen candidate. [conviction_score 16.0]</w:t>
+            </w:r>
+          </w:p>
+        </w:tc>
+      </w:tr>
+      <w:tr>
+        <w:tc>
+          <w:tcPr>
+            <w:tcW w:type="dxa" w:w="2600"/>
+          </w:tcPr>
+          <w:p>
+            <w:r>
+              <w:rPr>
+                <w:b/>
+                <w:bCs/>
+                <w:color w:val="666666"/>
+              </w:rPr>
+              <w:t xml:space="preserve">IRCTC</w:t>
+            </w:r>
+          </w:p>
+        </w:tc>
+        <w:tc>
+          <w:tcPr>
+            <w:tcW w:type="dxa" w:w="6400"/>
+          </w:tcPr>
+          <w:p>
+            <w:r>
+              <w:rPr>
+                <w:b w:val="false"/>
+                <w:bCs w:val="false"/>
+              </w:rPr>
+              <w:t xml:space="preserve">Government-granted e-ticketing/Rail-Neer/catering/tourism monopoly, ROE ~37%, ~debt-free, ~49% payout — but a genuine large-cap (~Rs 38,000 Cr) growing only low-teens with regulator-set economics (convenience-fee rate, fee-sharing risk). Large-cap inflection exception considered and rejected: a 'good monopoly' with no specific named management/structural inflection. [conviction_score 16.0]</w:t>
+            </w:r>
+          </w:p>
+        </w:tc>
+      </w:tr>
+      <w:tr>
+        <w:tc>
+          <w:tcPr>
+            <w:tcW w:type="dxa" w:w="2600"/>
+          </w:tcPr>
+          <w:p>
+            <w:r>
+              <w:rPr>
+                <w:b/>
+                <w:bCs/>
+                <w:color w:val="666666"/>
+              </w:rPr>
+              <w:t xml:space="preserve">Galaxy Bearings</w:t>
+            </w:r>
+          </w:p>
+        </w:tc>
+        <w:tc>
+          <w:tcPr>
+            <w:tcW w:type="dxa" w:w="6400"/>
+          </w:tcPr>
+          <w:p>
+            <w:r>
+              <w:rPr>
+                <w:b w:val="false"/>
+                <w:bCs w:val="false"/>
+              </w:rPr>
+              <w:t xml:space="preserve">Tiny export-oriented commodity auto/agri bearing maker; ~1.5% revenue growth over 5 years, ~7.7% ROCE, ~206 debtor days. The 4.5x capacity expansion has been stuck in CWIP for 2+ years (FY25 auditor Key Audit Matter), Nov-2024 US OFAC sanctions (since lifted) exposed forex fragility for a 75%+ exporter, and a governance question is open on an undisclosed CEO designate. [conviction_score 8.0]</w:t>
+            </w:r>
+          </w:p>
+        </w:tc>
+      </w:tr>
+      <w:tr>
+        <w:tc>
+          <w:tcPr>
+            <w:tcW w:type="dxa" w:w="2600"/>
+          </w:tcPr>
+          <w:p>
+            <w:r>
+              <w:rPr>
+                <w:b/>
+                <w:bCs/>
+                <w:color w:val="666666"/>
+              </w:rPr>
+              <w:t xml:space="preserve">INOX Wind</w:t>
+            </w:r>
+          </w:p>
+        </w:tc>
+        <w:tc>
+          <w:tcPr>
+            <w:tcW w:type="dxa" w:w="6400"/>
+          </w:tcPr>
+          <w:p>
+            <w:r>
+              <w:rPr>
+                <w:b w:val="false"/>
+                <w:bCs w:val="false"/>
+              </w:rPr>
+              <w:t xml:space="preserve">Wind-turbine OEM turned profitable after the 2016-22 downturn with a 3.3-3.5 GW order book and a deleveraged balance sheet, but ~5.7% ROE on a ~31x P/E, a long record of destroying long-term shareholder value, a strategy flip-flop on solar, the ISTS-charge waiver ending, a post-Gensol sector de-rating, and the stock down ~49% over a year. [conviction_score 16.0]</w:t>
             </w:r>
           </w:p>
         </w:tc>

--- a/projects/valuepickr-open-screen/docs/00_SCREEN_RANKING.docx
+++ b/projects/valuepickr-open-screen/docs/00_SCREEN_RANKING.docx
@@ -32,7 +32,7 @@
           <w:sz w:val="20"/>
           <w:szCs w:val="20"/>
         </w:rPr>
-        <w:t xml:space="preserve">Updated 2026-09-09 · 638 stocks researched from the ongoing ValuePickr-wide screen (separate from, and does not modify, the original 108-stock docs/00_FINAL_RANKING.docx)</w:t>
+        <w:t xml:space="preserve">Updated 2026-09-10 · 648 stocks researched from the ongoing ValuePickr-wide screen (separate from, and does not modify, the original 108-stock docs/00_FINAL_RANKING.docx)</w:t>
       </w:r>
     </w:p>
     <w:p>
@@ -345,7 +345,7 @@
           <w:sz w:val="24"/>
           <w:szCs w:val="24"/>
         </w:rPr>
-        <w:t xml:space="preserve">5. Wockhardt Ltd</w:t>
+        <w:t xml:space="preserve">5. Time Technoplast</w:t>
       </w:r>
       <w:r>
         <w:rPr>
@@ -355,7 +355,7 @@
           <w:sz w:val="20"/>
           <w:szCs w:val="20"/>
         </w:rPr>
-        <w:t xml:space="preserve">  —  Zaynich cleared full US FDA approval; margin turnaround now confirmed multi-quarter</w:t>
+        <w:t xml:space="preserve">  —  Weak 5yr trailing avg</w:t>
       </w:r>
       <w:r>
         <w:rPr>
@@ -364,7 +364,7 @@
         </w:rPr>
         <w:br/>
         <w:t xml:space="preserve">
-Zaynich went from Indian marketing authorization + fast-track acceptance to FULL US FDA approval (29-May-2026, Priority Review + Fast Track + QIDP) - first NCE fully developed &amp; commercialised by an Indian pharma co to win full US approval. Margin turnaround confirmed multi-quarter, not one-off: FY26 EBITDA margin 13.8%-&gt;18.7%, PAT margin -1.9%-&gt;+5.9%, Q1 FY27 extended it (EBITDA +86% YoY). Promoter pledge fell to 18.8% (from 52.9% FY24), ICRA upgraded twice in a year. But valuation re-rated in lockstep (trailing P/E ~85x) and expectation-gap scoring flags this over-optimistic/no-edge: reverse-P/E implies ~80%+ EPS CAGR FY26-28 at a 25x exit, well above our base case since no global (ex-India/ex-US) licensing deal is signed yet. Fresh Rs1,000cr capital-raise resolution (10-Aug-2026) adds dilution risk. Real catalyst, but priced in - not a fresh buy signal. [conviction_score 61.32]</w:t>
+Deleveraging + ~5 consecutive quarters of ~20-25% PAT growth and VAP-mix lift to ROCE ~20%; undemanding ~19x for the growth. Positive management component, one trusted-thread mention. Expectation-gap: underestimated. [conviction_score 62.8]</w:t>
       </w:r>
     </w:p>
     <w:p>
@@ -378,7 +378,7 @@
           <w:sz w:val="24"/>
           <w:szCs w:val="24"/>
         </w:rPr>
-        <w:t xml:space="preserve">6. Time Technoplast</w:t>
+        <w:t xml:space="preserve">6. Entero Healthcare Solutions Ltd</w:t>
       </w:r>
       <w:r>
         <w:rPr>
@@ -388,7 +388,7 @@
           <w:sz w:val="20"/>
           <w:szCs w:val="20"/>
         </w:rPr>
-        <w:t xml:space="preserve">  —  Weak 5yr trailing avg</w:t>
+        <w:t xml:space="preserve">  —  5 consecutive quarters of confirmed EBITDA margin expansion (2.8%-&gt;4.5%)</w:t>
       </w:r>
       <w:r>
         <w:rPr>
@@ -397,7 +397,205 @@
         </w:rPr>
         <w:br/>
         <w:t xml:space="preserve">
-Deleveraging + ~5 consecutive quarters of ~20-25% PAT growth and VAP-mix lift to ROCE ~20%; undemanding ~19x for the growth. Positive management component, one trusted-thread mention. Expectation-gap: underestimated. [conviction_score 62.8]</w:t>
+5 consecutive quarters of confirmed EBITDA margin expansion (2.8%-&gt;4.5%); mcap below TTM sales. Strongest-confirmed methodology-fix case in batch. [conviction_score 50.8] [Score-driven reclassification 2026-09-11: conviction_score refreshed to 61.42 (broader deepdive/quality-data coverage lifted quality_lift) crosses the tierA (&gt;=60) threshold — moved tierB -&gt; tierA.]</w:t>
+      </w:r>
+    </w:p>
+    <w:p>
+      <w:pPr>
+        <w:spacing w:after="160"/>
+      </w:pPr>
+      <w:r>
+        <w:rPr>
+          <w:b/>
+          <w:bCs/>
+          <w:sz w:val="24"/>
+          <w:szCs w:val="24"/>
+        </w:rPr>
+        <w:t xml:space="preserve">7. HBL Engineering</w:t>
+      </w:r>
+      <w:r>
+        <w:rPr>
+          <w:i/>
+          <w:iCs/>
+          <w:color w:val="666666"/>
+          <w:sz w:val="20"/>
+          <w:szCs w:val="20"/>
+        </w:rPr>
+        <w:t xml:space="preserve">  —  Kavach order-book story w/ excellent trailing returns; hitesh2710 (elevated-tier) top-h...</w:t>
+      </w:r>
+      <w:r>
+        <w:rPr>
+          <w:sz w:val="20"/>
+          <w:szCs w:val="20"/>
+        </w:rPr>
+        <w:br/>
+        <w:t xml:space="preserve">
+Kavach order-book story w/ excellent trailing returns; hitesh2710 (elevated-tier) top-holding call; Q1 FY27 miss + Tonbo JV uncertainty live headwind; re-verified, conviction independently earned. [2026-08-22 backfill: independent elevated-tier corroborating 'high' signal from Ghonarbochon's own portfolio thread ('high conviction bets..hence additions to HBL', post #184, 2025-11-27) applied a further one-notch bump.] [conviction_score 58.32] (refreshed: independent re-verification, Q1 FY27 miss confirmed not-floor-derived) [Score-driven reclassification 2026-09-11: conviction_score refreshed to 65.75 (broader deepdive/quality-data coverage lifted quality_lift) crosses the tierA (&gt;=60) threshold — moved tierB -&gt; tierA.]</w:t>
+      </w:r>
+    </w:p>
+    <w:p>
+      <w:pPr>
+        <w:spacing w:after="160"/>
+      </w:pPr>
+      <w:r>
+        <w:rPr>
+          <w:b/>
+          <w:bCs/>
+          <w:sz w:val="24"/>
+          <w:szCs w:val="24"/>
+        </w:rPr>
+        <w:t xml:space="preserve">8. Raymond Realty Ltd</w:t>
+      </w:r>
+      <w:r>
+        <w:rPr>
+          <w:i/>
+          <w:iCs/>
+          <w:color w:val="666666"/>
+          <w:sz w:val="20"/>
+          <w:szCs w:val="20"/>
+        </w:rPr>
+        <w:t xml:space="preserve">  —  Trailing metrics hide a real embedded-value gap in Thane redevelopment, tempered by leverage</w:t>
+      </w:r>
+      <w:r>
+        <w:rPr>
+          <w:sz w:val="20"/>
+          <w:szCs w:val="20"/>
+        </w:rPr>
+        <w:br/>
+        <w:t xml:space="preserve">
+#1 Thane West market share confirmed by multiple trusted elevated users (gaurav, Maheshcm, vikas_sinha, Pujan_Shah, Aloysius_De_Sa); Q1 FY27 revenue +37%/EBITDA +70% YoY; promoter open-market buying; Rs 8,500 Cr JDA signed; institutional stake entry; estimated project surplus &gt;Rs 14,000 Cr per Aug 2026 investor presentation. Caveat: trailing ROCE only 6.28% (RE-accounting distorted), D/E 9.81 (leveraged); Q1FY27 PAT dip defended by community as seasonal, not structural. [conviction_score 46.0] [Score-driven reclassification 2026-09-11: conviction_score refreshed to 61.79 (broader deepdive/quality-data coverage lifted quality_lift) crosses the tierA (&gt;=60) threshold — moved tierB -&gt; tierA.]</w:t>
+      </w:r>
+    </w:p>
+    <w:p>
+      <w:pPr>
+        <w:spacing w:after="160"/>
+      </w:pPr>
+      <w:r>
+        <w:rPr>
+          <w:b/>
+          <w:bCs/>
+          <w:sz w:val="24"/>
+          <w:szCs w:val="24"/>
+        </w:rPr>
+        <w:t xml:space="preserve">9. Matrimony.com Ltd</w:t>
+      </w:r>
+      <w:r>
+        <w:rPr>
+          <w:i/>
+          <w:iCs/>
+          <w:color w:val="666666"/>
+          <w:sz w:val="20"/>
+          <w:szCs w:val="20"/>
+        </w:rPr>
+        <w:t xml:space="preserve">  —  Hated, cheap category leader with margins starting to inflect</w:t>
+      </w:r>
+      <w:r>
+        <w:rPr>
+          <w:sz w:val="20"/>
+          <w:szCs w:val="20"/>
+        </w:rPr>
+        <w:br/>
+        <w:t xml:space="preserve">
+Category leader earning ~100% of industry profits at EV ex-cash ~Rs 500 Cr, with easing competition, a buying promoter and operating leverage inflecting (PAT +127% YoY). Conviction score 38 - the re-rate case is real but unconfirmed until margins hold for 2-3 more quarters. [Score-driven reclassification 2026-09-11: conviction_score refreshed to 60.25 (broader deepdive/quality-data coverage lifted quality_lift) crosses the tierA (&gt;=60) threshold — moved tierB -&gt; tierA.]</w:t>
+      </w:r>
+    </w:p>
+    <w:p>
+      <w:pPr>
+        <w:spacing w:after="160"/>
+      </w:pPr>
+      <w:r>
+        <w:rPr>
+          <w:b/>
+          <w:bCs/>
+          <w:sz w:val="24"/>
+          <w:szCs w:val="24"/>
+        </w:rPr>
+        <w:t xml:space="preserve">10. Vivid Electromech Ltd</w:t>
+      </w:r>
+      <w:r>
+        <w:rPr>
+          <w:i/>
+          <w:iCs/>
+          <w:color w:val="666666"/>
+          <w:sz w:val="20"/>
+          <w:szCs w:val="20"/>
+        </w:rPr>
+        <w:t xml:space="preserve">  —  score 38 — SME electrical-panel builder on the India data-centre capex wave</w:t>
+      </w:r>
+      <w:r>
+        <w:rPr>
+          <w:sz w:val="20"/>
+          <w:szCs w:val="20"/>
+        </w:rPr>
+        <w:br/>
+        <w:t xml:space="preserve">
+Conviction score 38 (base 24 + thesis 14; 1 trusted sighting, no floor). SME panel-builder supplying the India data-centre / hyperscaler capex cycle: ~58% ROCE, ABB and Hitachi tie-ups, a PDU product ramp that roughly doubles addressable market, and 35-40% guided growth. Satishwe (elevated-trusted) laid out a detailed bull thesis on the 13-post thread. Held to tierB (low end) by SME liquidity/disclosure risk, rich valuation at ~Rs 1,360 Cr and an unconfirmed 10x frame. Revisit in 30 days on order intake and PDU ramp execution. [Score-driven reclassification 2026-09-11: conviction_score refreshed to 62.09 (broader deepdive/quality-data coverage lifted quality_lift) crosses the tierA (&gt;=60) threshold — moved tierB -&gt; tierA.]</w:t>
+      </w:r>
+    </w:p>
+    <w:p>
+      <w:pPr>
+        <w:spacing w:after="160"/>
+      </w:pPr>
+      <w:r>
+        <w:rPr>
+          <w:b/>
+          <w:bCs/>
+          <w:sz w:val="24"/>
+          <w:szCs w:val="24"/>
+        </w:rPr>
+        <w:t xml:space="preserve">11. P.E. Analytics Ltd (PropEquity)</w:t>
+      </w:r>
+      <w:r>
+        <w:rPr>
+          <w:i/>
+          <w:iCs/>
+          <w:color w:val="666666"/>
+          <w:sz w:val="20"/>
+          <w:szCs w:val="20"/>
+        </w:rPr>
+        <w:t xml:space="preserve">  —  score 46 — debt-free real-estate data-SaaS micro-cap with &gt;30% ROCE and a large TAM runway</w:t>
+      </w:r>
+      <w:r>
+        <w:rPr>
+          <w:sz w:val="20"/>
+          <w:szCs w:val="20"/>
+        </w:rPr>
+        <w:br/>
+        <w:t xml:space="preserve">
+Conviction score 46 (base 32 + thesis 14). PropEquity subscription analytics + Propedge valuations; ROCE ~35%, ROE ~26%, debt-free, ~40% margins, mgmt targeting Rs 500-1,000 Cr revenue off a ~Rs 231 Cr mcap base. harsh.beria93 (elevated) tracks it; 06-Aug-2026 update confirms valuation-division recovery and strong subscription growth. Caveat: micro-cap liquidity, single-vertical concentration. Unconfirmed. [Score-driven reclassification 2026-09-11: conviction_score refreshed to 61.05 (broader deepdive/quality-data coverage lifted quality_lift) crosses the tierA (&gt;=60) threshold — moved tierB -&gt; tierA.]</w:t>
+      </w:r>
+    </w:p>
+    <w:p>
+      <w:pPr>
+        <w:spacing w:after="160"/>
+      </w:pPr>
+      <w:r>
+        <w:rPr>
+          <w:b/>
+          <w:bCs/>
+          <w:sz w:val="24"/>
+          <w:szCs w:val="24"/>
+        </w:rPr>
+        <w:t xml:space="preserve">12. Dynamic Cables</w:t>
+      </w:r>
+      <w:r>
+        <w:rPr>
+          <w:i/>
+          <w:iCs/>
+          <w:color w:val="666666"/>
+          <w:sz w:val="20"/>
+          <w:szCs w:val="20"/>
+        </w:rPr>
+        <w:t xml:space="preserve">  —  score 46 — power-cable maker on the T&amp;D + solar capex super-cycle, ~30% growth confirmed across concalls</w:t>
+      </w:r>
+      <w:r>
+        <w:rPr>
+          <w:sz w:val="20"/>
+          <w:szCs w:val="20"/>
+        </w:rPr>
+        <w:br/>
+        <w:t xml:space="preserve">
+Conviction score 46 (base 32 + thesis 14). ~30% growth confirmed across multiple concalls, ROCE ~27%, long-term debt repaid, UL 854 + PGCIL approvals opening export/utility demand. Tempered by a ~Rs 344 Cr Indokrates promoter-related guarantee and capex-timing slippage. Was legacy Tier A in the older screen. Small-cap ~Rs 2,200 Cr. [Score-driven reclassification 2026-09-11: conviction_score refreshed to 60.18 (broader deepdive/quality-data coverage lifted quality_lift) crosses the tierA (&gt;=60) threshold — moved tierB -&gt; tierA.]</w:t>
       </w:r>
     </w:p>
     <w:p>
@@ -440,7 +638,7 @@
           <w:sz w:val="24"/>
           <w:szCs w:val="24"/>
         </w:rPr>
-        <w:t xml:space="preserve">7. Kalyani Cast-Tech</w:t>
+        <w:t xml:space="preserve">13. Kalyani Cast-Tech</w:t>
       </w:r>
       <w:r>
         <w:rPr>
@@ -473,7 +671,7 @@
           <w:sz w:val="24"/>
           <w:szCs w:val="24"/>
         </w:rPr>
-        <w:t xml:space="preserve">8. Entero Healthcare Solutions Ltd</w:t>
+        <w:t xml:space="preserve">14. Influx Healthtech</w:t>
       </w:r>
       <w:r>
         <w:rPr>
@@ -483,7 +681,7 @@
           <w:sz w:val="20"/>
           <w:szCs w:val="20"/>
         </w:rPr>
-        <w:t xml:space="preserve">  —  5 consecutive quarters of confirmed EBITDA margin expansion (2.8%-&gt;4.5%)</w:t>
+        <w:t xml:space="preserve">  —  Exceptional ROCE/ROE CDMO, debt-free, embedded capacity/IPO-funds growth optionality,...</w:t>
       </w:r>
       <w:r>
         <w:rPr>
@@ -492,7 +690,7 @@
         </w:rPr>
         <w:br/>
         <w:t xml:space="preserve">
-5 consecutive quarters of confirmed EBITDA margin expansion (2.8%-&gt;4.5%); mcap below TTM sales. Strongest-confirmed methodology-fix case in batch. [conviction_score 50.8]</w:t>
+Exceptional ROCE/ROE CDMO, debt-free, embedded capacity/IPO-funds growth optionality, trusted user Satishwe tracking closely. [conviction_score 54.0]</w:t>
       </w:r>
     </w:p>
     <w:p>
@@ -506,7 +704,7 @@
           <w:sz w:val="24"/>
           <w:szCs w:val="24"/>
         </w:rPr>
-        <w:t xml:space="preserve">9. HBL Engineering</w:t>
+        <w:t xml:space="preserve">15. Frontier Springs</w:t>
       </w:r>
       <w:r>
         <w:rPr>
@@ -516,7 +714,7 @@
           <w:sz w:val="20"/>
           <w:szCs w:val="20"/>
         </w:rPr>
-        <w:t xml:space="preserve">  —  Kavach order-book story w/ excellent trailing returns; hitesh2710 (elevated-tier) top-h...</w:t>
+        <w:t xml:space="preserve">  —  Debt-free railway-springs grower with a fresh catalyst, but a live guidance miss</w:t>
       </w:r>
       <w:r>
         <w:rPr>
@@ -525,7 +723,7 @@
         </w:rPr>
         <w:br/>
         <w:t xml:space="preserve">
-Kavach order-book story w/ excellent trailing returns; hitesh2710 (elevated-tier) top-holding call; Q1 FY27 miss + Tonbo JV uncertainty live headwind; re-verified, conviction independently earned. [2026-08-22 backfill: independent elevated-tier corroborating 'high' signal from Ghonarbochon's own portfolio thread ('high conviction bets..hence additions to HBL', post #184, 2025-11-27) applied a further one-notch bump.] [conviction_score 58.32] (refreshed: independent re-verification, Q1 FY27 miss confirmed not-floor-derived)</w:t>
+ROCE 23.34%, ROE 41%, debt-free, 10yr revenue CAGR 26.2%, plus a fresh FIBA product RDSO approval (Aug 2026) layered on the core business. rajpanda (61 loves) confirms a strong guidance-delivery record until the current quarter, but idikasony exited in Nov 2025 over margin-sustainability doubts, and stock is down ~24% over the trailing year on a Q1 FY27 guidance-pace miss. Near-term-revisit rather than full conviction. [Score-driven reclassification 2026-08-22: conviction_score 46.0 moves this from tierC to tierB under the new mechanical scoring methodology.]</w:t>
       </w:r>
     </w:p>
     <w:p>
@@ -539,7 +737,7 @@
           <w:sz w:val="24"/>
           <w:szCs w:val="24"/>
         </w:rPr>
-        <w:t xml:space="preserve">10. Influx Healthtech</w:t>
+        <w:t xml:space="preserve">16. Sambhv Steel Tubes</w:t>
       </w:r>
       <w:r>
         <w:rPr>
@@ -549,7 +747,7 @@
           <w:sz w:val="20"/>
           <w:szCs w:val="20"/>
         </w:rPr>
-        <w:t xml:space="preserve">  —  Exceptional ROCE/ROE CDMO, debt-free, embedded capacity/IPO-funds growth optionality,...</w:t>
+        <w:t xml:space="preserve">  —  Two consecutive quarters of accelerating, quality-improving growth</w:t>
       </w:r>
       <w:r>
         <w:rPr>
@@ -558,7 +756,7 @@
         </w:rPr>
         <w:br/>
         <w:t xml:space="preserve">
-Exceptional ROCE/ROE CDMO, debt-free, embedded capacity/IPO-funds growth optionality, trusted user Satishwe tracking closely. [conviction_score 54.0]</w:t>
+Q1 FY27 revenue +31%/EBITDA +31%/PAT +70% YoY with improving EBITDA/tonne, plus a specific dated FY28 capacity-expansion catalyst; recent ROCE/ROE 22.17%/25.42% (up from a 14-15% trailing base). Caveat: drjpatwa (trusted) raised a fair question about FY28 capacity-funding and margin timing, only partially resolved since new capacity isn't live yet - keeps conviction at medium given Debt/EBITDA of 2.11.</w:t>
       </w:r>
     </w:p>
     <w:p>
@@ -572,7 +770,7 @@
           <w:sz w:val="24"/>
           <w:szCs w:val="24"/>
         </w:rPr>
-        <w:t xml:space="preserve">11. Frontier Springs</w:t>
+        <w:t xml:space="preserve">17. 3B Blackbio DX Ltd</w:t>
       </w:r>
       <w:r>
         <w:rPr>
@@ -582,7 +780,7 @@
           <w:sz w:val="20"/>
           <w:szCs w:val="20"/>
         </w:rPr>
-        <w:t xml:space="preserve">  —  Debt-free railway-springs grower with a fresh catalyst, but a live guidance miss</w:t>
+        <w:t xml:space="preserve">  —  29% growth, 19% ROE, debt-free</w:t>
       </w:r>
       <w:r>
         <w:rPr>
@@ -591,7 +789,7 @@
         </w:rPr>
         <w:br/>
         <w:t xml:space="preserve">
-ROCE 23.34%, ROE 41%, debt-free, 10yr revenue CAGR 26.2%, plus a fresh FIBA product RDSO approval (Aug 2026) layered on the core business. rajpanda (61 loves) confirms a strong guidance-delivery record until the current quarter, but idikasony exited in Nov 2025 over margin-sustainability doubts, and stock is down ~24% over the trailing year on a Q1 FY27 guidance-pace miss. Near-term-revisit rather than full conviction. [Score-driven reclassification 2026-08-22: conviction_score 46.0 moves this from tierC to tierB under the new mechanical scoring methodology.]</w:t>
+29% growth, 19% ROE, debt-free; superior margins vs 10x-larger Molbio. [conviction_score 46.0]</w:t>
       </w:r>
     </w:p>
     <w:p>
@@ -605,7 +803,7 @@
           <w:sz w:val="24"/>
           <w:szCs w:val="24"/>
         </w:rPr>
-        <w:t xml:space="preserve">12. Sambhv Steel Tubes</w:t>
+        <w:t xml:space="preserve">18. Surya Roshni</w:t>
       </w:r>
       <w:r>
         <w:rPr>
@@ -615,7 +813,7 @@
           <w:sz w:val="20"/>
           <w:szCs w:val="20"/>
         </w:rPr>
-        <w:t xml:space="preserve">  —  Two consecutive quarters of accelerating, quality-improving growth</w:t>
+        <w:t xml:space="preserve">  —  Debt-free, sharp Q1 FY27 turnaround (PAT +113%) after a weak FY26</w:t>
       </w:r>
       <w:r>
         <w:rPr>
@@ -624,7 +822,7 @@
         </w:rPr>
         <w:br/>
         <w:t xml:space="preserve">
-Q1 FY27 revenue +31%/EBITDA +31%/PAT +70% YoY with improving EBITDA/tonne, plus a specific dated FY28 capacity-expansion catalyst; recent ROCE/ROE 22.17%/25.42% (up from a 14-15% trailing base). Caveat: drjpatwa (trusted) raised a fair question about FY28 capacity-funding and margin timing, only partially resolved since new capacity isn't live yet - keeps conviction at medium given Debt/EBITDA of 2.11.</w:t>
+Debt-free, sharp Q1 FY27 turnaround (PAT +113%) after a weak FY26; ranvir calls it market-mispriced. One-quarter confirmation. [conviction_score 42.8]</w:t>
       </w:r>
     </w:p>
     <w:p>
@@ -638,7 +836,7 @@
           <w:sz w:val="24"/>
           <w:szCs w:val="24"/>
         </w:rPr>
-        <w:t xml:space="preserve">13. 3B Blackbio DX Ltd</w:t>
+        <w:t xml:space="preserve">19. Deep Industries</w:t>
       </w:r>
       <w:r>
         <w:rPr>
@@ -648,7 +846,7 @@
           <w:sz w:val="20"/>
           <w:szCs w:val="20"/>
         </w:rPr>
-        <w:t xml:space="preserve">  —  29% growth, 19% ROE, debt-free</w:t>
+        <w:t xml:space="preserve">  —  CBM gas-grid catalyst (2027 feed-in) is specific and dated</w:t>
       </w:r>
       <w:r>
         <w:rPr>
@@ -657,7 +855,7 @@
         </w:rPr>
         <w:br/>
         <w:t xml:space="preserve">
-29% growth, 19% ROE, debt-free; superior margins vs 10x-larger Molbio. [conviction_score 46.0]</w:t>
+CBM gas-grid catalyst (2027 feed-in) is specific and dated; small-mid-cap (~Rs 4,416 Cr) keeps the math plausible. Trailing ROE/ROCE negative, but that's exactly what an unconfirmed pre-catalyst inflection looks like - watch the Dolphin-subsidiary receivables issue and FY27 confirmation closely. [conviction_score 42.8]</w:t>
       </w:r>
     </w:p>
     <w:p>
@@ -671,7 +869,7 @@
           <w:sz w:val="24"/>
           <w:szCs w:val="24"/>
         </w:rPr>
-        <w:t xml:space="preserve">14. Surya Roshni</w:t>
+        <w:t xml:space="preserve">20. Electronics Mart India</w:t>
       </w:r>
       <w:r>
         <w:rPr>
@@ -681,7 +879,7 @@
           <w:sz w:val="20"/>
           <w:szCs w:val="20"/>
         </w:rPr>
-        <w:t xml:space="preserve">  —  Debt-free, sharp Q1 FY27 turnaround (PAT +113%) after a weak FY26</w:t>
+        <w:t xml:space="preserve">  —  Q1 FY27 'BLOCKBUSTER' (PAT +458%) after 2 years of margin compression, partly an easy...</w:t>
       </w:r>
       <w:r>
         <w:rPr>
@@ -690,7 +888,7 @@
         </w:rPr>
         <w:br/>
         <w:t xml:space="preserve">
-Debt-free, sharp Q1 FY27 turnaround (PAT +113%) after a weak FY26; ranvir calls it market-mispriced. One-quarter confirmation. [conviction_score 42.8]</w:t>
+Q1 FY27 'BLOCKBUSTER' (PAT +458%) after 2 years of margin compression, partly an easy prior-year comp. One-quarter confirmation. [conviction_score 42.8]</w:t>
       </w:r>
     </w:p>
     <w:p>
@@ -704,7 +902,7 @@
           <w:sz w:val="24"/>
           <w:szCs w:val="24"/>
         </w:rPr>
-        <w:t xml:space="preserve">15. Deep Industries</w:t>
+        <w:t xml:space="preserve">21. CSB Bank Ltd</w:t>
       </w:r>
       <w:r>
         <w:rPr>
@@ -714,7 +912,7 @@
           <w:sz w:val="20"/>
           <w:szCs w:val="20"/>
         </w:rPr>
-        <w:t xml:space="preserve">  —  CBM gas-grid catalyst (2027 feed-in) is specific and dated</w:t>
+        <w:t xml:space="preserve">  —  Strong Q1 FY27 (PAT +27%, ROE up)</w:t>
       </w:r>
       <w:r>
         <w:rPr>
@@ -723,7 +921,7 @@
         </w:rPr>
         <w:br/>
         <w:t xml:space="preserve">
-CBM gas-grid catalyst (2027 feed-in) is specific and dated; small-mid-cap (~Rs 4,416 Cr) keeps the math plausible. Trailing ROE/ROCE negative, but that's exactly what an unconfirmed pre-catalyst inflection looks like - watch the Dolphin-subsidiary receivables issue and FY27 confirmation closely. [conviction_score 42.8]</w:t>
+Strong Q1 FY27 (PAT +27%, ROE up) but community flags CD ratio/GNPA and ex-IndusInd wholesale underwriting concern. [conviction_score 42.3]</w:t>
       </w:r>
     </w:p>
     <w:p>
@@ -737,7 +935,7 @@
           <w:sz w:val="24"/>
           <w:szCs w:val="24"/>
         </w:rPr>
-        <w:t xml:space="preserve">16. Electronics Mart India</w:t>
+        <w:t xml:space="preserve">22. South West Pinnacle Exploration</w:t>
       </w:r>
       <w:r>
         <w:rPr>
@@ -747,7 +945,7 @@
           <w:sz w:val="20"/>
           <w:szCs w:val="20"/>
         </w:rPr>
-        <w:t xml:space="preserve">  —  Q1 FY27 'BLOCKBUSTER' (PAT +458%) after 2 years of margin compression, partly an easy...</w:t>
+        <w:t xml:space="preserve">  —  Order-book-at-ATH rig-depreciation operating-leverage story</w:t>
       </w:r>
       <w:r>
         <w:rPr>
@@ -756,7 +954,7 @@
         </w:rPr>
         <w:br/>
         <w:t xml:space="preserve">
-Q1 FY27 'BLOCKBUSTER' (PAT +458%) after 2 years of margin compression, partly an easy prior-year comp. One-quarter confirmation. [conviction_score 42.8]</w:t>
+Order book Rs 761 Cr (all-time high), ROCE 15.15%, revenue growth 18.6%, on a real India energy-self-reliance tailwind. Kkd did a detailed operating-leverage deep-dive (invested), but Chandragupta (trusted) raised an unexplained coal-trading-exit/expense-spike question in late 2025 not clearly closed out, and BuyHighSellLow (Aug 2026) flagged capex/cash funding as "really tight". Low-medium conviction. [Score-driven reclassification 2026-08-22: conviction_score 38.0 moves this from tierC to tierB under the new mechanical scoring methodology.]</w:t>
       </w:r>
     </w:p>
     <w:p>
@@ -770,7 +968,7 @@
           <w:sz w:val="24"/>
           <w:szCs w:val="24"/>
         </w:rPr>
-        <w:t xml:space="preserve">17. CSB Bank Ltd</w:t>
+        <w:t xml:space="preserve">23. Ugro Capital</w:t>
       </w:r>
       <w:r>
         <w:rPr>
@@ -780,7 +978,7 @@
           <w:sz w:val="20"/>
           <w:szCs w:val="20"/>
         </w:rPr>
-        <w:t xml:space="preserve">  —  Strong Q1 FY27 (PAT +27%, ROE up)</w:t>
+        <w:t xml:space="preserve">  —  Beaten-down MFI-contagion turnaround candidate</w:t>
       </w:r>
       <w:r>
         <w:rPr>
@@ -789,7 +987,7 @@
         </w:rPr>
         <w:br/>
         <w:t xml:space="preserve">
-Strong Q1 FY27 (PAT +27%, ROE up) but community flags CD ratio/GNPA and ex-IndusInd wholesale underwriting concern. [conviction_score 42.3]</w:t>
+Trading at ~0.53x book after sector-wide MFI stress selling; ROE currently weak (~7%) but that's the depressed state the turnaround thesis is betting reverses, not a standalone quality problem. Small-cap (~Rs 1,519 Cr). [Score-driven reclassification 2026-08-22: conviction_score 38.0 moves this from tierC to tierB under the new mechanical scoring methodology.]</w:t>
       </w:r>
     </w:p>
     <w:p>
@@ -803,7 +1001,7 @@
           <w:sz w:val="24"/>
           <w:szCs w:val="24"/>
         </w:rPr>
-        <w:t xml:space="preserve">18. South West Pinnacle Exploration</w:t>
+        <w:t xml:space="preserve">24. Arman Financial Services Ltd</w:t>
       </w:r>
       <w:r>
         <w:rPr>
@@ -813,7 +1011,7 @@
           <w:sz w:val="20"/>
           <w:szCs w:val="20"/>
         </w:rPr>
-        <w:t xml:space="preserve">  —  Order-book-at-ATH rig-depreciation operating-leverage story</w:t>
+        <w:t xml:space="preserve">  —  Best-in-peer-group MFI asset quality (GNPA 4.1%) already</w:t>
       </w:r>
       <w:r>
         <w:rPr>
@@ -822,7 +1020,7 @@
         </w:rPr>
         <w:br/>
         <w:t xml:space="preserve">
-Order book Rs 761 Cr (all-time high), ROCE 15.15%, revenue growth 18.6%, on a real India energy-self-reliance tailwind. Kkd did a detailed operating-leverage deep-dive (invested), but Chandragupta (trusted) raised an unexplained coal-trading-exit/expense-spike question in late 2025 not clearly closed out, and BuyHighSellLow (Aug 2026) flagged capex/cash funding as "really tight". Low-medium conviction. [Score-driven reclassification 2026-08-22: conviction_score 38.0 moves this from tierC to tierB under the new mechanical scoring methodology.]</w:t>
+Best-in-peer-group MFI asset quality (GNPA 4.1%) already; ROE still sector-stress-depressed, same reversal logic as Satin. Small-cap (~Rs 2,071 Cr). [conviction_score 38.0]</w:t>
       </w:r>
     </w:p>
     <w:p>
@@ -836,7 +1034,7 @@
           <w:sz w:val="24"/>
           <w:szCs w:val="24"/>
         </w:rPr>
-        <w:t xml:space="preserve">19. Ugro Capital</w:t>
+        <w:t xml:space="preserve">25. NGL Fine-Chem Ltd</w:t>
       </w:r>
       <w:r>
         <w:rPr>
@@ -846,7 +1044,7 @@
           <w:sz w:val="20"/>
           <w:szCs w:val="20"/>
         </w:rPr>
-        <w:t xml:space="preserve">  —  Beaten-down MFI-contagion turnaround candidate</w:t>
+        <w:t xml:space="preserve">  —  High-quality low-leverage compounder, deep multi-year trusted community coverage, curre...</w:t>
       </w:r>
       <w:r>
         <w:rPr>
@@ -855,7 +1053,7 @@
         </w:rPr>
         <w:br/>
         <w:t xml:space="preserve">
-Trading at ~0.53x book after sector-wide MFI stress selling; ROE currently weak (~7%) but that's the depressed state the turnaround thesis is betting reverses, not a standalone quality problem. Small-cap (~Rs 1,519 Cr). [Score-driven reclassification 2026-08-22: conviction_score 38.0 moves this from tierC to tierB under the new mechanical scoring methodology.]</w:t>
+High-quality low-leverage compounder, deep multi-year trusted community coverage, currently in a cyclical margin trough (confirmed as of Feb 2025) [conviction_score 42.8]</w:t>
       </w:r>
     </w:p>
     <w:p>
@@ -869,7 +1067,7 @@
           <w:sz w:val="24"/>
           <w:szCs w:val="24"/>
         </w:rPr>
-        <w:t xml:space="preserve">20. Arman Financial Services Ltd</w:t>
+        <w:t xml:space="preserve">26. Punjab Chemicals &amp; Crop Protection Ltd</w:t>
       </w:r>
       <w:r>
         <w:rPr>
@@ -879,7 +1077,7 @@
           <w:sz w:val="20"/>
           <w:szCs w:val="20"/>
         </w:rPr>
-        <w:t xml:space="preserve">  —  Best-in-peer-group MFI asset quality (GNPA 4.1%) already</w:t>
+        <w:t xml:space="preserve">  —  Agrochem CRAMS emerging from 3yr downcycle; FY26 revenue +15.7%, 3 new MOUs + Rs60cr ca...</w:t>
       </w:r>
       <w:r>
         <w:rPr>
@@ -888,7 +1086,7 @@
         </w:rPr>
         <w:br/>
         <w:t xml:space="preserve">
-Best-in-peer-group MFI asset quality (GNPA 4.1%) already; ROE still sector-stress-depressed, same reversal logic as Satin. Small-cap (~Rs 2,071 Cr). [conviction_score 38.0]</w:t>
+Agrochem CRAMS emerging from 3yr downcycle; FY26 revenue +15.7%, 3 new MOUs + Rs60cr capex block for FY27 commercialization; ROCE 30.9%/ROE 24.2% held through downturn [conviction_score 42.8]</w:t>
       </w:r>
     </w:p>
     <w:p>
@@ -902,7 +1100,7 @@
           <w:sz w:val="24"/>
           <w:szCs w:val="24"/>
         </w:rPr>
-        <w:t xml:space="preserve">21. NGL Fine-Chem Ltd</w:t>
+        <w:t xml:space="preserve">27. Cantabil Retail India Ltd</w:t>
       </w:r>
       <w:r>
         <w:rPr>
@@ -912,7 +1110,7 @@
           <w:sz w:val="20"/>
           <w:szCs w:val="20"/>
         </w:rPr>
-        <w:t xml:space="preserve">  —  High-quality low-leverage compounder, deep multi-year trusted community coverage, curre...</w:t>
+        <w:t xml:space="preserve">  —  Apparel retailer with unprecedented sustained promoter open-market accumulation (52%→~75%) and zero dilution</w:t>
       </w:r>
       <w:r>
         <w:rPr>
@@ -921,7 +1119,7 @@
         </w:rPr>
         <w:br/>
         <w:t xml:space="preserve">
-High-quality low-leverage compounder, deep multi-year trusted community coverage, currently in a cyclical margin trough (confirmed as of Feb 2025) [conviction_score 42.8]</w:t>
+Promoters have been buying in the open market continuously since IPO, taking their stake from 52% to near 75% with zero dilution — a trusted user called this 'quite unprecedented.' Store rollout is accelerating (27 added in one quarter, 49 in 9M vs 43 the prior year) alongside 10yr median growth of 17.7% and recent quarter revenue +15%/PAT +30%. [conviction_score 46.0]</w:t>
       </w:r>
     </w:p>
     <w:p>
@@ -935,7 +1133,7 @@
           <w:sz w:val="24"/>
           <w:szCs w:val="24"/>
         </w:rPr>
-        <w:t xml:space="preserve">22. Punjab Chemicals &amp; Crop Protection Ltd</w:t>
+        <w:t xml:space="preserve">28. Vaibhav Global Ltd</w:t>
       </w:r>
       <w:r>
         <w:rPr>
@@ -945,7 +1143,7 @@
           <w:sz w:val="20"/>
           <w:szCs w:val="20"/>
         </w:rPr>
-        <w:t xml:space="preserve">  —  Agrochem CRAMS emerging from 3yr downcycle; FY26 revenue +15.7%, 3 new MOUs + Rs60cr ca...</w:t>
+        <w:t xml:space="preserve">  —  TV-to-digital jewellery/lifestyle e-tailer with an operating-leverage re-rating thesis and live bull/bear forum debate</w:t>
       </w:r>
       <w:r>
         <w:rPr>
@@ -954,7 +1152,7 @@
         </w:rPr>
         <w:br/>
         <w:t xml:space="preserve">
-Agrochem CRAMS emerging from 3yr downcycle; FY26 revenue +15.7%, 3 new MOUs + Rs60cr capex block for FY27 commercialization; ROCE 30.9%/ROE 24.2% held through downturn [conviction_score 42.8]</w:t>
+A non-trusted but highly engaged user has built an operating-leverage thesis around the shift from TV to digital channels; a trusted user pushed back that recent PAT growth is partly cost/comp-driven rather than structural. A Jul 2025 tax tribunal ruling deleted ~Rs 150 Cr in demands. Debate on TV-vs-digital terminal value remains unresolved. [conviction_score 38.0]</w:t>
       </w:r>
     </w:p>
     <w:p>
@@ -968,7 +1166,7 @@
           <w:sz w:val="24"/>
           <w:szCs w:val="24"/>
         </w:rPr>
-        <w:t xml:space="preserve">23. Cantabil Retail India Ltd</w:t>
+        <w:t xml:space="preserve">29. Orchid Pharma</w:t>
       </w:r>
       <w:r>
         <w:rPr>
@@ -978,7 +1176,7 @@
           <w:sz w:val="20"/>
           <w:szCs w:val="20"/>
         </w:rPr>
-        <w:t xml:space="preserve">  —  Apparel retailer with unprecedented sustained promoter open-market accumulation (52%→~75%) and zero dilution</w:t>
+        <w:t xml:space="preserve">  —  Patented EXBLIFEP antibiotic maker, double IAS2026-corroborated but fundamentals unreconciled</w:t>
       </w:r>
       <w:r>
         <w:rPr>
@@ -987,7 +1185,7 @@
         </w:rPr>
         <w:br/>
         <w:t xml:space="preserve">
-Promoters have been buying in the open market continuously since IPO, taking their stake from 52% to near 75% with zero dilution — a trusted user called this 'quite unprecedented.' Store rollout is accelerating (27 added in one quarter, 49 in 9M vs 43 the prior year) alongside 10yr median growth of 17.7% and recent quarter revenue +15%/PAT +30%. [conviction_score 46.0]</w:t>
+Patented EXBLIFEP antibiotic, 100% molecule ownership since Jul 2025, but screener shows negative ROE/ROCE conflicting with the FY24 thread growth narrative — unreconciled; independently corroborated twice within days at IAS 2026. Large-cap (~Rs 9,966 Cr). [conviction_score 38.0]</w:t>
       </w:r>
     </w:p>
     <w:p>
@@ -1001,7 +1199,7 @@
           <w:sz w:val="24"/>
           <w:szCs w:val="24"/>
         </w:rPr>
-        <w:t xml:space="preserve">24. Vaibhav Global Ltd</w:t>
+        <w:t xml:space="preserve">30. Jeena Sikho Lifecare</w:t>
       </w:r>
       <w:r>
         <w:rPr>
@@ -1011,7 +1209,7 @@
           <w:sz w:val="20"/>
           <w:szCs w:val="20"/>
         </w:rPr>
-        <w:t xml:space="preserve">  —  TV-to-digital jewellery/lifestyle e-tailer with an operating-leverage re-rating thesis and live bull/bear forum debate</w:t>
+        <w:t xml:space="preserve">  —  Fast-growing Ayurvedic platform that survived a community fraud scare</w:t>
       </w:r>
       <w:r>
         <w:rPr>
@@ -1020,7 +1218,7 @@
         </w:rPr>
         <w:br/>
         <w:t xml:space="preserve">
-A non-trusted but highly engaged user has built an operating-leverage thesis around the shift from TV to digital channels; a trusted user pushed back that recent PAT growth is partly cost/comp-driven rather than structural. A Jul 2025 tax tribunal ruling deleted ~Rs 150 Cr in demands. Debate on TV-vs-digital terminal value remains unresolved. [conviction_score 38.0]</w:t>
+Ayurvedic platform company with +71% FY26 revenue growth; two elevated-trusted users (ranvir, HighCAGR) corroborate after the thread survived an earlier fraud scare with cash-flow quality intact. Caveat: Q1 FY27 shows deceleration in the Healthcare Services segment. [conviction_score 46.0]</w:t>
       </w:r>
     </w:p>
     <w:p>
@@ -1034,7 +1232,7 @@
           <w:sz w:val="24"/>
           <w:szCs w:val="24"/>
         </w:rPr>
-        <w:t xml:space="preserve">25. Orchid Pharma</w:t>
+        <w:t xml:space="preserve">31. Senores Pharmaceuticals Ltd</w:t>
       </w:r>
       <w:r>
         <w:rPr>
@@ -1044,7 +1242,7 @@
           <w:sz w:val="20"/>
           <w:szCs w:val="20"/>
         </w:rPr>
-        <w:t xml:space="preserve">  —  Patented EXBLIFEP antibiotic maker, double IAS2026-corroborated but fundamentals unreconciled</w:t>
+        <w:t xml:space="preserve">  —  Consistent ANDA-approval compounder beating its own aggressive guidance</w:t>
       </w:r>
       <w:r>
         <w:rPr>
@@ -1053,7 +1251,7 @@
         </w:rPr>
         <w:br/>
         <w:t xml:space="preserve">
-Patented EXBLIFEP antibiotic, 100% molecule ownership since Jul 2025, but screener shows negative ROE/ROCE conflicting with the FY24 thread growth narrative — unreconciled; independently corroborated twice within days at IAS 2026. Large-cap (~Rs 9,966 Cr). [conviction_score 38.0]</w:t>
+FY26 revenue +62%, Q1 FY27 revenue +36%/PAT +56%, near 52-wk high; Chandan_Sharma posted detailed concall summaries showing consecutive quarters of beating aggressive self-guidance, 7 new ANDA approvals in Q1 (58 total, 23 commercialized), turned solidly CFO-positive. Caveat: valuation already rich at P/E 57.3. [conviction_score 38.0]</w:t>
       </w:r>
     </w:p>
     <w:p>
@@ -1067,7 +1265,7 @@
           <w:sz w:val="24"/>
           <w:szCs w:val="24"/>
         </w:rPr>
-        <w:t xml:space="preserve">26. Jeena Sikho Lifecare</w:t>
+        <w:t xml:space="preserve">32. Goodluck India Ltd</w:t>
       </w:r>
       <w:r>
         <w:rPr>
@@ -1077,7 +1275,7 @@
           <w:sz w:val="20"/>
           <w:szCs w:val="20"/>
         </w:rPr>
-        <w:t xml:space="preserve">  —  Fast-growing Ayurvedic platform that survived a community fraud scare</w:t>
+        <w:t xml:space="preserve">  —  Defense margin-mix inflection (155mm shell capacity 150k-&gt;400k), tempered by subsidiary governance risk</w:t>
       </w:r>
       <w:r>
         <w:rPr>
@@ -1086,7 +1284,7 @@
         </w:rPr>
         <w:br/>
         <w:t xml:space="preserve">
-Ayurvedic platform company with +71% FY26 revenue growth; two elevated-trusted users (ranvir, HighCAGR) corroborate after the thread survived an earlier fraud scare with cash-flow quality intact. Caveat: Q1 FY27 shows deceleration in the Healthcare Services segment. [conviction_score 46.0]</w:t>
+richbandit (trusted, elevated) frames this as a defense margin-mix inflection point: export cert + first USD 6mn overseas dispatch (likely NATO-adjacent, 155mm shells), Defence subsidiary margins 30-35% vs 16-18% base business. Caveat: pranavpallod12/Shripad (trusted) flag governance concern - management vague/evasive on Defence subsidiary IPO/restructuring/dilution plans despite a Rs 275 Cr corporate guarantee already issued. [conviction_score 38.0]</w:t>
       </w:r>
     </w:p>
     <w:p>
@@ -1100,7 +1298,7 @@
           <w:sz w:val="24"/>
           <w:szCs w:val="24"/>
         </w:rPr>
-        <w:t xml:space="preserve">27. Senores Pharmaceuticals Ltd</w:t>
+        <w:t xml:space="preserve">33. Alufluoride Ltd</w:t>
       </w:r>
       <w:r>
         <w:rPr>
@@ -1110,7 +1308,7 @@
           <w:sz w:val="20"/>
           <w:szCs w:val="20"/>
         </w:rPr>
-        <w:t xml:space="preserve">  —  Consistent ANDA-approval compounder beating its own aggressive guidance</w:t>
+        <w:t xml:space="preserve">  —  Niche AlF3 import-substitution moat with funded capacity expansion, tempered by margin compression</w:t>
       </w:r>
       <w:r>
         <w:rPr>
@@ -1119,7 +1317,7 @@
         </w:rPr>
         <w:br/>
         <w:t xml:space="preserve">
-FY26 revenue +62%, Q1 FY27 revenue +36%/PAT +56%, near 52-wk high; Chandan_Sharma posted detailed concall summaries showing consecutive quarters of beating aggressive self-guidance, 7 new ANDA approvals in Q1 (58 total, 23 commercialized), turned solidly CFO-positive. Caveat: valuation already rich at P/E 57.3. [conviction_score 38.0]</w:t>
+kdjolly (trusted, elevated) detailed bull thesis: 20-25% domestic AlF3 market share, large import-substitution runway (80,000 TPA demand vs ~23,000 TPA domestic supply), capacity expansion to 18,000 TPA, captive solar, and Alumina Hydrate backward integration to fix margin volatility; net cash, FY26 net profit +55.9%. Jordan JV exit reframed as smart de-risking (Gaza conflict instability). Caveat: Q4 FY26 margin compression unresolved, thin community scrutiny beyond one poster. [conviction_score 38.0]</w:t>
       </w:r>
     </w:p>
     <w:p>
@@ -1133,7 +1331,7 @@
           <w:sz w:val="24"/>
           <w:szCs w:val="24"/>
         </w:rPr>
-        <w:t xml:space="preserve">28. Raymond Realty Ltd</w:t>
+        <w:t xml:space="preserve">34. Apollo Micro Systems Ltd</w:t>
       </w:r>
       <w:r>
         <w:rPr>
@@ -1143,7 +1341,7 @@
           <w:sz w:val="20"/>
           <w:szCs w:val="20"/>
         </w:rPr>
-        <w:t xml:space="preserve">  —  Trailing metrics hide a real embedded-value gap in Thane redevelopment, tempered by leverage</w:t>
+        <w:t xml:space="preserve">  —  Premier Explosives acquisition — defense-adjacent backward integration</w:t>
       </w:r>
       <w:r>
         <w:rPr>
@@ -1152,7 +1350,7 @@
         </w:rPr>
         <w:br/>
         <w:t xml:space="preserve">
-#1 Thane West market share confirmed by multiple trusted elevated users (gaurav, Maheshcm, vikas_sinha, Pujan_Shah, Aloysius_De_Sa); Q1 FY27 revenue +37%/EBITDA +70% YoY; promoter open-market buying; Rs 8,500 Cr JDA signed; institutional stake entry; estimated project surplus &gt;Rs 14,000 Cr per Aug 2026 investor presentation. Caveat: trailing ROCE only 6.28% (RE-accounting distorted), D/E 9.81 (leveraged); Q1FY27 PAT dip defended by community as seasonal, not structural. [conviction_score 46.0]</w:t>
+Solid growth/profitability defense-electronics OEM, trading at 10.5x book value. Raised ~Rs 3,300 Cr, of which ~Rs 1,550 Cr funded a 41% stake acquisition in Premier Explosives plus a mandatory open offer for another 25% at Rs 698/share — a major strategic bet on explosives manufacturing amid structurally tight global supply (post-conflict stockpile rebuilding). karanshah137 (trusted) confirmed the open-offer structure factually; no explicit conviction call yet from trusted users. [conviction_score 38.0]</w:t>
       </w:r>
     </w:p>
     <w:p>
@@ -1166,7 +1364,7 @@
           <w:sz w:val="24"/>
           <w:szCs w:val="24"/>
         </w:rPr>
-        <w:t xml:space="preserve">29. Goodluck India Ltd</w:t>
+        <w:t xml:space="preserve">35. Goldiam International Ltd</w:t>
       </w:r>
       <w:r>
         <w:rPr>
@@ -1176,7 +1374,7 @@
           <w:sz w:val="20"/>
           <w:szCs w:val="20"/>
         </w:rPr>
-        <w:t xml:space="preserve">  —  Defense margin-mix inflection (155mm shell capacity 150k-&gt;400k), tempered by subsidiary governance risk</w:t>
+        <w:t xml:space="preserve">  —  Debt-free jewelry exporter riding backward integration through the LGD shakeout</w:t>
       </w:r>
       <w:r>
         <w:rPr>
@@ -1185,7 +1383,7 @@
         </w:rPr>
         <w:br/>
         <w:t xml:space="preserve">
-richbandit (trusted, elevated) frames this as a defense margin-mix inflection point: export cert + first USD 6mn overseas dispatch (likely NATO-adjacent, 155mm shells), Defence subsidiary margins 30-35% vs 16-18% base business. Caveat: pranavpallod12/Shripad (trusted) flag governance concern - management vague/evasive on Defence subsidiary IPO/restructuring/dilution plans despite a Rs 275 Cr corporate guarantee already issued. [conviction_score 38.0]</w:t>
+FY26 net profit +45.77% YoY, revenue CAGR 30%+, backward integration cited as a tariff-shock buffer. Multiple trusted users engaged with genuine disagreement: kartik_bhat bullish on Q2 results; Swadesh9819 argues backward integration lets it outlast PE-funded LGD entrants; rajpanda counters with the LGD-commoditization risk, citing Titan management's own bearish LGD commentary. No single trusted user gave an unqualified bull or bear call. [conviction_score 38.0]</w:t>
       </w:r>
     </w:p>
     <w:p>
@@ -1199,7 +1397,7 @@
           <w:sz w:val="24"/>
           <w:szCs w:val="24"/>
         </w:rPr>
-        <w:t xml:space="preserve">30. Alufluoride Ltd</w:t>
+        <w:t xml:space="preserve">36. Alpex Solar Ltd</w:t>
       </w:r>
       <w:r>
         <w:rPr>
@@ -1209,7 +1407,7 @@
           <w:sz w:val="20"/>
           <w:szCs w:val="20"/>
         </w:rPr>
-        <w:t xml:space="preserve">  —  Niche AlF3 import-substitution moat with funded capacity expansion, tempered by margin compression</w:t>
+        <w:t xml:space="preserve">  —  Exceptional headline growth, but rising leverage is funding the capex</w:t>
       </w:r>
       <w:r>
         <w:rPr>
@@ -1218,7 +1416,7 @@
         </w:rPr>
         <w:br/>
         <w:t xml:space="preserve">
-kdjolly (trusted, elevated) detailed bull thesis: 20-25% domestic AlF3 market share, large import-substitution runway (80,000 TPA demand vs ~23,000 TPA domestic supply), capacity expansion to 18,000 TPA, captive solar, and Alumina Hydrate backward integration to fix margin volatility; net cash, FY26 net profit +55.9%. Jordan JV exit reframed as smart de-risking (Gaza conflict instability). Caveat: Q4 FY26 margin compression unresolved, thin community scrutiny beyond one poster. [conviction_score 38.0]</w:t>
+Headline growth/returns look exceptional, but forum diligence reveals D/E has risen to ~0.96x funding a large capex program — more current than the low D/E some screeners still show. Non-trusted community debate is unusually adversarial and informative: vikas_chandrawat (1.5yr holder) flags receivables outgrowing revenue and rising interest costs; a live Aug 2026 dispute over whether the new cell facility's environmental clearance covers 1.6GW or the company-claimed 2.2GW remains unresolved. No trusted user has weighed in yet. [conviction_score 38.0]</w:t>
       </w:r>
     </w:p>
     <w:p>
@@ -1232,7 +1430,7 @@
           <w:sz w:val="24"/>
           <w:szCs w:val="24"/>
         </w:rPr>
-        <w:t xml:space="preserve">31. Apollo Micro Systems Ltd</w:t>
+        <w:t xml:space="preserve">37. Kernex Microsystems (India) Ltd</w:t>
       </w:r>
       <w:r>
         <w:rPr>
@@ -1242,7 +1440,7 @@
           <w:sz w:val="20"/>
           <w:szCs w:val="20"/>
         </w:rPr>
-        <w:t xml:space="preserve">  —  Premier Explosives acquisition — defense-adjacent backward integration</w:t>
+        <w:t xml:space="preserve">  —  Kavach/TCAS order book looks cheap against FY27 topline math</w:t>
       </w:r>
       <w:r>
         <w:rPr>
@@ -1251,7 +1449,7 @@
         </w:rPr>
         <w:br/>
         <w:t xml:space="preserve">
-Solid growth/profitability defense-electronics OEM, trading at 10.5x book value. Raised ~Rs 3,300 Cr, of which ~Rs 1,550 Cr funded a 41% stake acquisition in Premier Explosives plus a mandatory open offer for another 25% at Rs 698/share — a major strategic bet on explosives manufacturing amid structurally tight global supply (post-conflict stockpile rebuilding). karanshah137 (trusted) confirmed the open-offer structure factually; no explicit conviction call yet from trusted users. [conviction_score 38.0]</w:t>
+kartik_bhat (trusted) posted a granular order-book breakdown: Rs 3,641 Cr outstanding, CLW order 45% complete (Rs 1,300 Cr balance), implying ~Rs 2,800-2,900 Cr FY27 revenue against a Rs 3,305 Cr market cap — genuinely cheap if execution holds. Countervailing point: revenue recognition may run on 'supplied' rather than 'installed &amp; commissioned' units, which could overstate near-term completion. Stock already at 13.3x book value. [conviction_score 38.0]</w:t>
       </w:r>
     </w:p>
     <w:p>
@@ -1265,7 +1463,7 @@
           <w:sz w:val="24"/>
           <w:szCs w:val="24"/>
         </w:rPr>
-        <w:t xml:space="preserve">32. Goldiam International Ltd</w:t>
+        <w:t xml:space="preserve">38. DDev Plastiks Industries Ltd</w:t>
       </w:r>
       <w:r>
         <w:rPr>
@@ -1275,7 +1473,7 @@
           <w:sz w:val="20"/>
           <w:szCs w:val="20"/>
         </w:rPr>
-        <w:t xml:space="preserve">  —  Debt-free jewelry exporter riding backward integration through the LGD shakeout</w:t>
+        <w:t xml:space="preserve">  —  High-ROCE compounder moving into BESS assembly, prior red flag resolved</w:t>
       </w:r>
       <w:r>
         <w:rPr>
@@ -1284,7 +1482,7 @@
         </w:rPr>
         <w:br/>
         <w:t xml:space="preserve">
-FY26 net profit +45.77% YoY, revenue CAGR 30%+, backward integration cited as a tariff-shock buffer. Multiple trusted users engaged with genuine disagreement: kartik_bhat bullish on Q2 results; Swadesh9819 argues backward integration lets it outlast PE-funded LGD entrants; rajpanda counters with the LGD-commoditization risk, citing Titan management's own bearish LGD commentary. No single trusted user gave an unqualified bull or bear call. [conviction_score 38.0]</w:t>
+ROCE 30%+, debt-free, but core volume growth has stalled (Q1FY27 production +0.08% YoY) even as exports/EBITDA-per-ton improve. pranavpallod12 (trusted, invested) has covered the thread in depth across 8+ posts and confirmed the prior related-party royalty concern (KKalpana Industries) has shrunk from 9% to 2.4% of PAT — 'no other red flags.' kdjolly (trusted) separately detailed the new BESS-assembly vertical's sourcing strategy. [conviction_score 38.0]</w:t>
       </w:r>
     </w:p>
     <w:p>
@@ -1298,7 +1496,7 @@
           <w:sz w:val="24"/>
           <w:szCs w:val="24"/>
         </w:rPr>
-        <w:t xml:space="preserve">33. Alpex Solar Ltd</w:t>
+        <w:t xml:space="preserve">39. Inox India Ltd</w:t>
       </w:r>
       <w:r>
         <w:rPr>
@@ -1308,7 +1506,7 @@
           <w:sz w:val="20"/>
           <w:szCs w:val="20"/>
         </w:rPr>
-        <w:t xml:space="preserve">  —  Exceptional headline growth, but rising leverage is funding the capex</w:t>
+        <w:t xml:space="preserve">  —  score 46 — ~39% ROCE cryo-tank compounder with a large new space-industry order</w:t>
       </w:r>
       <w:r>
         <w:rPr>
@@ -1317,7 +1515,7 @@
         </w:rPr>
         <w:br/>
         <w:t xml:space="preserve">
-Headline growth/returns look exceptional, but forum diligence reveals D/E has risen to ~0.96x funding a large capex program — more current than the low D/E some screeners still show. Non-trusted community debate is unusually adversarial and informative: vikas_chandrawat (1.5yr holder) flags receivables outgrowing revenue and rising interest costs; a live Aug 2026 dispute over whether the new cell facility's environmental clearance covers 1.6GW or the company-claimed 2.2GW remains unresolved. No trusted user has weighed in yet. [conviction_score 38.0]</w:t>
+ROCE ~39%, ROE ~30%, near debt-free, FY27 guided 18-20% revenue growth tracking in Q1. Trusted user Midhunjoe flagged a new Rs 871 Cr space-exploration order (~= the whole Industrial Gas segment's FY26 revenue) with a bigger follow-on guided; Chandragupta highlighted submarine AIP tank work as a hard-to-replicate moat. Key customer Linde building its own India tank capacity is a live concentration risk. Score 46 -&gt; Tier B.</w:t>
       </w:r>
     </w:p>
     <w:p>
@@ -1331,7 +1529,7 @@
           <w:sz w:val="24"/>
           <w:szCs w:val="24"/>
         </w:rPr>
-        <w:t xml:space="preserve">34. Kernex Microsystems (India) Ltd</w:t>
+        <w:t xml:space="preserve">40. KMC Speciality Hospitals (India) Ltd</w:t>
       </w:r>
       <w:r>
         <w:rPr>
@@ -1341,7 +1539,7 @@
           <w:sz w:val="20"/>
           <w:szCs w:val="20"/>
         </w:rPr>
-        <w:t xml:space="preserve">  —  Kavach/TCAS order book looks cheap against FY27 topline math</w:t>
+        <w:t xml:space="preserve">  —  score 46 — single-campus Trichy hospital, operating leverage kicking in post-capex</w:t>
       </w:r>
       <w:r>
         <w:rPr>
@@ -1350,7 +1548,7 @@
         </w:rPr>
         <w:br/>
         <w:t xml:space="preserve">
-kartik_bhat (trusted) posted a granular order-book breakdown: Rs 3,641 Cr outstanding, CLW order 45% complete (Rs 1,300 Cr balance), implying ~Rs 2,800-2,900 Cr FY27 revenue against a Rs 3,305 Cr market cap — genuinely cheap if execution holds. Countervailing point: revenue recognition may run on 'supplied' rather than 'installed &amp; commissioned' units, which could overstate near-term completion. Stock already at 13.3x book value. [conviction_score 38.0]</w:t>
+ROCE/ROE ~26.7%, low debt, Q3 FY26 revenue +33% / Q4 +35% YoY, EBITDA margin 31%+ as the new block ramps (beds ~250 -&gt; ~450, employee cost down to ~19.4% of revenue). Trusted user Rahul_Behera is progressively positive each quarter. Conviction capped by single-asset concentration and ~Rs 80-98 Cr corporate guarantees / RPTs with the unlisted parent (which plans its own listing). Score 46 -&gt; Tier B; 30-day revisit.</w:t>
       </w:r>
     </w:p>
     <w:p>
@@ -1364,7 +1562,7 @@
           <w:sz w:val="24"/>
           <w:szCs w:val="24"/>
         </w:rPr>
-        <w:t xml:space="preserve">35. DDev Plastiks Industries Ltd</w:t>
+        <w:t xml:space="preserve">41. Fredun Pharmaceuticals Ltd</w:t>
       </w:r>
       <w:r>
         <w:rPr>
@@ -1374,7 +1572,7 @@
           <w:sz w:val="20"/>
           <w:szCs w:val="20"/>
         </w:rPr>
-        <w:t xml:space="preserve">  —  High-ROCE compounder moving into BESS assembly, prior red flag resolved</w:t>
+        <w:t xml:space="preserve">  —  score 46 — diversified pharma with a large guidance-backed inflection, priced at ~54x after a ~4x run</w:t>
       </w:r>
       <w:r>
         <w:rPr>
@@ -1383,7 +1581,7 @@
         </w:rPr>
         <w:br/>
         <w:t xml:space="preserve">
-ROCE 30%+, debt-free, but core volume growth has stalled (Q1FY27 production +0.08% YoY) even as exports/EBITDA-per-ton improve. pranavpallod12 (trusted, invested) has covered the thread in depth across 8+ posts and confirmed the prior related-party royalty concern (KKalpana Industries) has shrunk from 9% to 2.4% of PAT — 'no other red flags.' kdjolly (trusted) separately detailed the new BESS-assembly vertical's sourcing strategy. [conviction_score 38.0]</w:t>
+'Vintage' generics base plus fast-growing new-age verticals (organised pet care, nutraceuticals, bone-graft patent, cosmetics). FY26 revenue +40.8% / EBITDA +72%, Q1 FY27 revenue +~90% YoY, ROCE ~21.5%; five years of negative OCF now reversing (QIP cash in, receivables down, OCF positive). Strong single-holder conviction from trusted user raj1968 (top-3 position, 'management is walking the talk'); a five-year negative-OCF history only just turned and Reliance's cheap pet-food entry is a competitive risk. Score 46 -&gt; Tier B; 30-day revisit. Was Tier-B in the parallel 108-stock project.</w:t>
       </w:r>
     </w:p>
     <w:p>
@@ -1397,7 +1595,7 @@
           <w:sz w:val="24"/>
           <w:szCs w:val="24"/>
         </w:rPr>
-        <w:t xml:space="preserve">36. Inox India Ltd</w:t>
+        <w:t xml:space="preserve">42. Indo Tech Transformers Ltd</w:t>
       </w:r>
       <w:r>
         <w:rPr>
@@ -1407,7 +1605,7 @@
           <w:sz w:val="20"/>
           <w:szCs w:val="20"/>
         </w:rPr>
-        <w:t xml:space="preserve">  —  score 46 — ~39% ROCE cryo-tank compounder with a large new space-industry order</w:t>
+        <w:t xml:space="preserve">  —  score 38 — ~38% ROCE, debt-free transformer maker riding the T&amp;D capex cycle</w:t>
       </w:r>
       <w:r>
         <w:rPr>
@@ -1416,7 +1614,7 @@
         </w:rPr>
         <w:br/>
         <w:t xml:space="preserve">
-ROCE ~39%, ROE ~30%, near debt-free, FY27 guided 18-20% revenue growth tracking in Q1. Trusted user Midhunjoe flagged a new Rs 871 Cr space-exploration order (~= the whole Industrial Gas segment's FY26 revenue) with a bigger follow-on guided; Chandragupta highlighted submarine AIP tank work as a hard-to-replicate moat. Key customer Linde building its own India tank capacity is a live concentration risk. Score 46 -&gt; Tier B.</w:t>
+ROCE ~38%, ROE ~28%, debt-free, exponential FY25 revenue/PAT growth on large transformer orders moderating to mid-to-high-teens in early FY26. Trusted user Mohit_baid tracks DII entry and rebutted a CEO-exit concern with filings; Prabhat_Mohanty still calls the CEO's abrupt resignation 'fishy'. vnktshb/richbandit cite 7-8yr demand visibility and 20%+ renewable-segment CAGR. Score 38 -&gt; Tier B.</w:t>
       </w:r>
     </w:p>
     <w:p>
@@ -1430,7 +1628,7 @@
           <w:sz w:val="24"/>
           <w:szCs w:val="24"/>
         </w:rPr>
-        <w:t xml:space="preserve">37. KMC Speciality Hospitals (India) Ltd</w:t>
+        <w:t xml:space="preserve">43. Northern Arc Capital Ltd</w:t>
       </w:r>
       <w:r>
         <w:rPr>
@@ -1440,7 +1638,7 @@
           <w:sz w:val="20"/>
           <w:szCs w:val="20"/>
         </w:rPr>
-        <w:t xml:space="preserve">  —  score 46 — single-campus Trichy hospital, operating leverage kicking in post-capex</w:t>
+        <w:t xml:space="preserve">  —  cheap, fast-growing D2C-lending NBFC with a trusted quality endorsement</w:t>
       </w:r>
       <w:r>
         <w:rPr>
@@ -1449,7 +1647,7 @@
         </w:rPr>
         <w:br/>
         <w:t xml:space="preserve">
-ROCE/ROE ~26.7%, low debt, Q3 FY26 revenue +33% / Q4 +35% YoY, EBITDA margin 31%+ as the new block ramps (beds ~250 -&gt; ~450, employee cost down to ~19.4% of revenue). Trusted user Rahul_Behera is progressively positive each quarter. Conviction capped by single-asset concentration and ~Rs 80-98 Cr corporate guarantees / RPTs with the unlisted parent (which plans its own listing). Score 46 -&gt; Tier B; 30-day revisit.</w:t>
+Conviction score 46 (base 40 + thesis 14, no red flag). ~1x book / ~11x earnings, AUM +26%, FY26 PAT ~Rs 406 Cr (+33%), own-book D2C lending ~64% of AUM and growing 50%+ with higher NIM. GNPA ~1.2%, 94% of the MFI book CGFMU-covered. hitesh2710 (elevated, invested) calls it a 'model of consistency through the last 5 years of write-offs elsewhere'. Capped below Tier A by ~14% ROE, the one-time Q3 FY26 digital-book ECL reassessment (credit cost Rs 92-&gt;130 Cr) and murali603's asset-quality-optics caution; realistic outcome a 2-3x re-rating, not 10x.</w:t>
       </w:r>
     </w:p>
     <w:p>
@@ -1463,7 +1661,7 @@
           <w:sz w:val="24"/>
           <w:szCs w:val="24"/>
         </w:rPr>
-        <w:t xml:space="preserve">38. Fredun Pharmaceuticals Ltd</w:t>
+        <w:t xml:space="preserve">44. SAMHI Hotels Ltd</w:t>
       </w:r>
       <w:r>
         <w:rPr>
@@ -1473,7 +1671,7 @@
           <w:sz w:val="20"/>
           <w:szCs w:val="20"/>
         </w:rPr>
-        <w:t xml:space="preserve">  —  score 46 — diversified pharma with a large guidance-backed inflection, priced at ~54x after a ~4x run</w:t>
+        <w:t xml:space="preserve">  —  corroborated deleveraging turnaround with GIC validation, trading at half peer multiples</w:t>
       </w:r>
       <w:r>
         <w:rPr>
@@ -1482,7 +1680,7 @@
         </w:rPr>
         <w:br/>
         <w:t xml:space="preserve">
-'Vintage' generics base plus fast-growing new-age verticals (organised pet care, nutraceuticals, bone-graft patent, cosmetics). FY26 revenue +40.8% / EBITDA +72%, Q1 FY27 revenue +~90% YoY, ROCE ~21.5%; five years of negative OCF now reversing (QIP cash in, receivables down, OCF positive). Strong single-holder conviction from trusted user raj1968 (top-3 position, 'management is walking the talk'); a five-year negative-OCF history only just turned and Reliance's cheap pet-food entry is a competitive risk. Score 46 -&gt; Tier B; 30-day revisit. Was Tier-B in the parallel 108-stock project.</w:t>
+Conviction score 46 (base 40 + thesis 14, no red flag). 31 hotels / ~4,900 keys across 11 Marriott/Hyatt/IHG brands, P/E ~8, EV/EBITDA ~8 vs Chalet ~15 / Juniper ~11. GIC JV validates asset values and deleverages two subsidiaries; net debt/EBITDA targeted to ~2.5x in 12-18 months; GCC-demand ARR tailwind. Aloysius_De_Sa (elevated) has explicit positive conviction and adds on dips. Held out of Tier A by ROCE ~9% (below cost of debt), D/E ~1.9, hotel-cycle sensitivity and a Q4 FY26 PAT inflated by ~Rs 300 Cr of non-cash items; realistic outcome a 2-4x. Revisit ~30 days on the deleveraging trajectory and use of the Rs 750 Cr raise.</w:t>
       </w:r>
     </w:p>
     <w:p>
@@ -1496,7 +1694,7 @@
           <w:sz w:val="24"/>
           <w:szCs w:val="24"/>
         </w:rPr>
-        <w:t xml:space="preserve">39. Indo Tech Transformers Ltd</w:t>
+        <w:t xml:space="preserve">45. Sika Interplant Systems Ltd</w:t>
       </w:r>
       <w:r>
         <w:rPr>
@@ -1506,7 +1704,7 @@
           <w:sz w:val="20"/>
           <w:szCs w:val="20"/>
         </w:rPr>
-        <w:t xml:space="preserve">  —  score 38 — ~38% ROCE, debt-free transformer maker riding the T&amp;D capex cycle</w:t>
+        <w:t xml:space="preserve">  —  score 46 — consistent ~35% ROCE aerospace / defence engineering with HEICO and HAL optionality</w:t>
       </w:r>
       <w:r>
         <w:rPr>
@@ -1515,7 +1713,7 @@
         </w:rPr>
         <w:br/>
         <w:t xml:space="preserve">
-ROCE ~38%, ROE ~28%, debt-free, exponential FY25 revenue/PAT growth on large transformer orders moderating to mid-to-high-teens in early FY26. Trusted user Mohit_baid tracks DII entry and rebutted a CEO-exit concern with filings; Prabhat_Mohanty still calls the CEO's abrupt resignation 'fishy'. vnktshb/richbandit cite 7-8yr demand visibility and 20%+ renewable-segment CAGR. Score 38 -&gt; Tier B.</w:t>
+Conviction score 46 (base 8 + thesis 14, no trusted corroboration this pass). ROCE ~35% / ROE ~22-26%, revenue +37.3% FY25 (5-yr CAGR ~18%), PAT CAGR ~25%, near debt-free and asset-light; AGM guidance ~1.5x FY26 revenue over 6-24 months. Catalysts: an April-2025 authorised repair-station appointment for HEICO-group Radiant Power (a large-order channel), a HAL MoU for airborne SAR / medevac / firefighting, and defence / MRO tailwinds (fleet expansion, GST on MRO cut 18% -&gt; 5%, offsets). Held below Tier A by a double-digit price-to-sales multiple, no concalls / occasional filing errors, a long-standing moat debate (Tier-2/3 clients, thin Indian MRO economics) and lumpy milestone-driven quarters. Base case 2-4x. Unconfirmed. Revisit ~30 days.</w:t>
       </w:r>
     </w:p>
     <w:p>
@@ -1529,7 +1727,7 @@
           <w:sz w:val="24"/>
           <w:szCs w:val="24"/>
         </w:rPr>
-        <w:t xml:space="preserve">40. Northern Arc Capital Ltd</w:t>
+        <w:t xml:space="preserve">46. RNIT AI Solutions Ltd</w:t>
       </w:r>
       <w:r>
         <w:rPr>
@@ -1539,7 +1737,7 @@
           <w:sz w:val="20"/>
           <w:szCs w:val="20"/>
         </w:rPr>
-        <w:t xml:space="preserve">  —  cheap, fast-growing D2C-lending NBFC with a trusted quality endorsement</w:t>
+        <w:t xml:space="preserve">  —  score 38 — differentiated government facial-recognition SaaS growing ~245%/yr off a tiny base</w:t>
       </w:r>
       <w:r>
         <w:rPr>
@@ -1548,7 +1746,7 @@
         </w:rPr>
         <w:br/>
         <w:t xml:space="preserve">
-Conviction score 46 (base 40 + thesis 14, no red flag). ~1x book / ~11x earnings, AUM +26%, FY26 PAT ~Rs 406 Cr (+33%), own-book D2C lending ~64% of AUM and growing 50%+ with higher NIM. GNPA ~1.2%, 94% of the MFI book CGFMU-covered. hitesh2710 (elevated, invested) calls it a 'model of consistency through the last 5 years of write-offs elsewhere'. Capped below Tier A by ~14% ROE, the one-time Q3 FY26 digital-book ECL reassessment (credit cost Rs 92-&gt;130 Cr) and murali603's asset-quality-optics caution; realistic outcome a 2-3x re-rating, not 10x.</w:t>
+Conviction score 38 (base 8 + thesis 14 + anchor; no community coverage). Micro-cap ~Rs 741 Cr, ROE ~15.4% / ROCE ~12.2%, revenue ~Rs 53 Cr / PAT ~Rs 12.5 Cr growing ~245%/yr, 3bn+ verifications across 300+ government departments. The legacy 108-stock project had it Tier A as its strongest verified growth-plus-margin story; under the open-screen thesis it stays a credible 10x candidate but is held to Tier B / medium conviction by a rich (~55-60x) implied multiple, near-total government-customer concentration, ongoing dilution (D/E ~5x on a small equity base), an amalgamation / relisting history and zero ValuePickr validation. No red-flag tier. Unconfirmed.</w:t>
       </w:r>
     </w:p>
     <w:p>
@@ -1562,7 +1760,7 @@
           <w:sz w:val="24"/>
           <w:szCs w:val="24"/>
         </w:rPr>
-        <w:t xml:space="preserve">41. SAMHI Hotels Ltd</w:t>
+        <w:t xml:space="preserve">47. Repono Ltd</w:t>
       </w:r>
       <w:r>
         <w:rPr>
@@ -1572,7 +1770,7 @@
           <w:sz w:val="20"/>
           <w:szCs w:val="20"/>
         </w:rPr>
-        <w:t xml:space="preserve">  —  corroborated deleveraging turnaround with GIC validation, trading at half peer multiples</w:t>
+        <w:t xml:space="preserve">  —  score 38 — cheap, high-ROCE industrial-storage SME with a Reliance credential, flagship revenue ~3 years out</w:t>
       </w:r>
       <w:r>
         <w:rPr>
@@ -1581,7 +1779,7 @@
         </w:rPr>
         <w:br/>
         <w:t xml:space="preserve">
-Conviction score 46 (base 40 + thesis 14, no red flag). 31 hotels / ~4,900 keys across 11 Marriott/Hyatt/IHG brands, P/E ~8, EV/EBITDA ~8 vs Chalet ~15 / Juniper ~11. GIC JV validates asset values and deleverages two subsidiaries; net debt/EBITDA targeted to ~2.5x in 12-18 months; GCC-demand ARR tailwind. Aloysius_De_Sa (elevated) has explicit positive conviction and adds on dips. Held out of Tier A by ROCE ~9% (below cost of debt), D/E ~1.9, hotel-cycle sensitivity and a Q4 FY26 PAT inflated by ~Rs 300 Cr of non-cash items; realistic outcome a 2-4x. Revisit ~30 days on the deleveraging trajectory and use of the Rs 750 Cr raise.</w:t>
+Conviction score 38 (base 8 + thesis 14 + anchor; thin 6-post thread, no trusted-roster user). BSE-SME micro-cap ~Rs 79 Cr, ROCE ~27.4% / ROE ~22.4%, FY26 revenue +29% to ~Rs 66.5 Cr (~27% 5-yr CAGR), near debt-free, P/E ~11.7, listed Aug 2025. A Reliance Industries agreement is a strong credential but revenue impact is ~2029; deepakreads notes the current rally may be trader-driven while promoters chase a second large contract. The legacy Tier A call still fits the frame; held to Tier B / medium conviction by BSE-SME liquidity, ~1 year of public history and the ~3-year lag on the flagship contract. No red-flag tier. Unconfirmed.</w:t>
       </w:r>
     </w:p>
     <w:p>
@@ -1595,7 +1793,7 @@
           <w:sz w:val="24"/>
           <w:szCs w:val="24"/>
         </w:rPr>
-        <w:t xml:space="preserve">42. Sika Interplant Systems Ltd</w:t>
+        <w:t xml:space="preserve">48. Grand Continent Hotels Ltd</w:t>
       </w:r>
       <w:r>
         <w:rPr>
@@ -1605,7 +1803,7 @@
           <w:sz w:val="20"/>
           <w:szCs w:val="20"/>
         </w:rPr>
-        <w:t xml:space="preserve">  —  score 46 — consistent ~35% ROCE aerospace / defence engineering with HEICO and HAL optionality</w:t>
+        <w:t xml:space="preserve">  —  score 46 — asset-light budget-hotel roll-out compounding revenue ~130%+ off a ~Rs 318 Cr base, lease-margin risk already showing</w:t>
       </w:r>
       <w:r>
         <w:rPr>
@@ -1614,7 +1812,7 @@
         </w:rPr>
         <w:br/>
         <w:t xml:space="preserve">
-Conviction score 46 (base 8 + thesis 14, no trusted corroboration this pass). ROCE ~35% / ROE ~22-26%, revenue +37.3% FY25 (5-yr CAGR ~18%), PAT CAGR ~25%, near debt-free and asset-light; AGM guidance ~1.5x FY26 revenue over 6-24 months. Catalysts: an April-2025 authorised repair-station appointment for HEICO-group Radiant Power (a large-order channel), a HAL MoU for airborne SAR / medevac / firefighting, and defence / MRO tailwinds (fleet expansion, GST on MRO cut 18% -&gt; 5%, offsets). Held below Tier A by a double-digit price-to-sales multiple, no concalls / occasional filing errors, a long-standing moat debate (Tier-2/3 clients, thin Indian MRO economics) and lumpy milestone-driven quarters. Base case 2-4x. Unconfirmed. Revisit ~30 days.</w:t>
+Conviction score 46 (base 8 + thesis 14 + community anchor; no red-flag tier). Micro-cap ~Rs 318 Cr, listed Mar 2025, revenue +130%+ YoY with an asset-light model (10-15yr leases + Regenta/Golden Tulip franchise), promoter ~54.8%, institutional holders Niveshaay/Negen and some Jaisinghani (Polycab) family stake. The real caveat: H1 FY26 lease rent rose ~3x against ~+75% revenue, so lease-cost-as-%-of-revenue is climbing ~15%→&gt;20% faster than ARR — member Kedar_Kailaje flags 'a key risk has played out'. Thread-starter Ashar_Mann (elevated tier, invested/biased) is informational only, no conviction floor. Fits the 10x frame at this base; held to Tier B / medium-high by the visible margin compression and &lt;2 years of history. Unconfirmed — revisit in 30 days tracking lease cost as a % of revenue vs room additions.</w:t>
       </w:r>
     </w:p>
     <w:p>
@@ -1628,7 +1826,7 @@
           <w:sz w:val="24"/>
           <w:szCs w:val="24"/>
         </w:rPr>
-        <w:t xml:space="preserve">43. RNIT AI Solutions Ltd</w:t>
+        <w:t xml:space="preserve">49. Yash Highvoltage Ltd</w:t>
       </w:r>
       <w:r>
         <w:rPr>
@@ -1638,7 +1836,7 @@
           <w:sz w:val="20"/>
           <w:szCs w:val="20"/>
         </w:rPr>
-        <w:t xml:space="preserve">  —  score 38 — differentiated government facial-recognition SaaS growing ~245%/yr off a tiny base</w:t>
+        <w:t xml:space="preserve">  —  score 54 (was 62) — phreakv6 small-position bushing-shortage pick, trusted signal aging</w:t>
       </w:r>
       <w:r>
         <w:rPr>
@@ -1647,7 +1845,7 @@
         </w:rPr>
         <w:br/>
         <w:t xml:space="preserve">
-Conviction score 38 (base 8 + thesis 14 + anchor; no community coverage). Micro-cap ~Rs 741 Cr, ROE ~15.4% / ROCE ~12.2%, revenue ~Rs 53 Cr / PAT ~Rs 12.5 Cr growing ~245%/yr, 3bn+ verifications across 300+ government departments. The legacy 108-stock project had it Tier A as its strongest verified growth-plus-margin story; under the open-screen thesis it stays a credible 10x candidate but is held to Tier B / medium conviction by a rich (~55-60x) implied multiple, near-total government-customer concentration, ongoing dilution (D/E ~5x on a small equity base), an amalgamation / relisting history and zero ValuePickr validation. No red-flag tier. Unconfirmed.</w:t>
+Moved tierA -&gt; tierB this run: refreshed conviction_score is 54.0 (base 32 + thesis 14 + trust 8), down from 62.0 at last placement, so it now sits in the 35-59 tierB band. The drop is recency decay — the phreakv6 hold and the cross-concall bushing-shortage corroboration have aged past the score's recency weighting, so the corroboration bonus fell to 0 and distinct_trusted_users to 0. Underlying thesis unchanged: global high-voltage bushing shortage independently referenced across 3 unrelated companies' concalls, phreakv6's own small position. Still the cleanest catalyst case among the ex-tierA batch; re-crosses to tierA if a fresh trusted mention or a confirmed order/margin step-up lands.</w:t>
       </w:r>
     </w:p>
     <w:p>
@@ -1661,7 +1859,7 @@
           <w:sz w:val="24"/>
           <w:szCs w:val="24"/>
         </w:rPr>
-        <w:t xml:space="preserve">44. Repono Ltd</w:t>
+        <w:t xml:space="preserve">50. OBSC Perfection Ltd</w:t>
       </w:r>
       <w:r>
         <w:rPr>
@@ -1671,7 +1869,7 @@
           <w:sz w:val="20"/>
           <w:szCs w:val="20"/>
         </w:rPr>
-        <w:t xml:space="preserve">  —  score 38 — cheap, high-ROCE industrial-storage SME with a Reliance credential, flagship revenue ~3 years out</w:t>
+        <w:t xml:space="preserve">  —  Rs 1,200 Cr order book on ~Rs 190 Cr revenue, defence/marine mix-shift + first in-house forging plant</w:t>
       </w:r>
       <w:r>
         <w:rPr>
@@ -1680,7 +1878,7 @@
         </w:rPr>
         <w:br/>
         <w:t xml:space="preserve">
-Conviction score 38 (base 8 + thesis 14 + anchor; thin 6-post thread, no trusted-roster user). BSE-SME micro-cap ~Rs 79 Cr, ROCE ~27.4% / ROE ~22.4%, FY26 revenue +29% to ~Rs 66.5 Cr (~27% 5-yr CAGR), near debt-free, P/E ~11.7, listed Aug 2025. A Reliance Industries agreement is a strong credential but revenue impact is ~2029; deepakreads notes the current rally may be trader-driven while promoters chase a second large contract. The legacy Tier A call still fits the frame; held to Tier B / medium conviction by BSE-SME liquidity, ~1 year of public history and the ~3-year lag on the flagship contract. No red-flag tier. Unconfirmed.</w:t>
+Rs 1,200 Cr order book vs ~Rs 190 Cr revenue, ~18% ROCE / ~25% growth; defence/marine mix shift, first in-house forging plant, and now a near-in AS9100D aerospace certification (mgmt guided this ~6 months ago, already in talks with prospective aerospace customers per @LearningEleven on X) as the stacked catalyst. Unresolved: implausibly low employee cost (heavy outsourced job-work vs genuine in-house machining), ~12x sales, annual-only concall. Expectation-gap score is 'priced-in' and the trusted holder himself calls it 'obviously quite expensive' — watchlist framing, the order book / cert are the credible catalysts. [conviction_score 38.0]</w:t>
       </w:r>
     </w:p>
     <w:p>
@@ -1694,7 +1892,7 @@
           <w:sz w:val="24"/>
           <w:szCs w:val="24"/>
         </w:rPr>
-        <w:t xml:space="preserve">45. Grand Continent Hotels Ltd</w:t>
+        <w:t xml:space="preserve">51. Harshdeep Hortico Ltd (SME)</w:t>
       </w:r>
       <w:r>
         <w:rPr>
@@ -1704,7 +1902,7 @@
           <w:sz w:val="20"/>
           <w:szCs w:val="20"/>
         </w:rPr>
-        <w:t xml:space="preserve">  —  score 46 — asset-light budget-hotel roll-out compounding revenue ~130%+ off a ~Rs 318 Cr base, lease-margin risk already showing</w:t>
+        <w:t xml:space="preserve">  —  score 38 — BSE-SME garden-decor micro-cap, ~25% ROE, near debt-free, H1FY26 rev +31% / PAT +35%</w:t>
       </w:r>
       <w:r>
         <w:rPr>
@@ -1713,7 +1911,7 @@
         </w:rPr>
         <w:br/>
         <w:t xml:space="preserve">
-Conviction score 46 (base 8 + thesis 14 + community anchor; no red-flag tier). Micro-cap ~Rs 318 Cr, listed Mar 2025, revenue +130%+ YoY with an asset-light model (10-15yr leases + Regenta/Golden Tulip franchise), promoter ~54.8%, institutional holders Niveshaay/Negen and some Jaisinghani (Polycab) family stake. The real caveat: H1 FY26 lease rent rose ~3x against ~+75% revenue, so lease-cost-as-%-of-revenue is climbing ~15%→&gt;20% faster than ARR — member Kedar_Kailaje flags 'a key risk has played out'. Thread-starter Ashar_Mann (elevated tier, invested/biased) is informational only, no conviction floor. Fits the 10x frame at this base; held to Tier B / medium-high by the visible margin compression and &lt;2 years of history. Unconfirmed — revisit in 30 days tracking lease cost as a % of revenue vs room additions.</w:t>
+Conviction score 38 (base 24 + thesis 14). Design + distribution edge in gardening/outdoor lifestyle; abhicnr (elevated) authored the thesis. Caveat: negative FCF from working-capital lock-up, sub-Rs 150 Cr SME liquidity. Unconfirmed.</w:t>
       </w:r>
     </w:p>
     <w:p>
@@ -1727,7 +1925,7 @@
           <w:sz w:val="24"/>
           <w:szCs w:val="24"/>
         </w:rPr>
-        <w:t xml:space="preserve">46. Matrimony.com Ltd</w:t>
+        <w:t xml:space="preserve">52. Neetu Yoshi Ltd</w:t>
       </w:r>
       <w:r>
         <w:rPr>
@@ -1737,7 +1935,7 @@
           <w:sz w:val="20"/>
           <w:szCs w:val="20"/>
         </w:rPr>
-        <w:t xml:space="preserve">  —  Hated, cheap category leader with margins starting to inflect</w:t>
+        <w:t xml:space="preserve">  —  SME railway Class-A foundry, ROCE ~32%, capacity doubling Sep-2026</w:t>
       </w:r>
       <w:r>
         <w:rPr>
@@ -1746,7 +1944,7 @@
         </w:rPr>
         <w:br/>
         <w:t xml:space="preserve">
-Category leader earning ~100% of industry profits at EV ex-cash ~Rs 500 Cr, with easing competition, a buying promoter and operating leverage inflecting (PAT +127% YoY). Conviction score 38 - the re-rate case is real but unconfirmed until margins hold for 2-3 more quarters.</w:t>
+conviction_score 46.0 (base 24 + thesis 14 + multi-trusted corroboration +8, 2 distinct trusted users). SME-listed 2025 railway Class-A foundry; ROCE ~32%, FY26 revenue +54%; RDSO bogie/coupler approval plus a Haridwar plant doubling capacity in Sep-2026. Held back by no moat, SME-tier disclosure and a thin (~Rs 170 Cr) order book — the 10x-in-2-3-years path is unconfirmed. Newly added to the ranking this run.</w:t>
       </w:r>
     </w:p>
     <w:p>
@@ -1760,7 +1958,7 @@
           <w:sz w:val="24"/>
           <w:szCs w:val="24"/>
         </w:rPr>
-        <w:t xml:space="preserve">47. Yash Highvoltage Ltd</w:t>
+        <w:t xml:space="preserve">53. 20 Microns Ltd</w:t>
       </w:r>
       <w:r>
         <w:rPr>
@@ -1770,7 +1968,7 @@
           <w:sz w:val="20"/>
           <w:szCs w:val="20"/>
         </w:rPr>
-        <w:t xml:space="preserve">  —  score 54 (was 62) — phreakv6 small-position bushing-shortage pick, trusted signal aging</w:t>
+        <w:t xml:space="preserve">  —  India's largest micronized-minerals maker at ~12x, margins inflecting through a weak paints cycle</w:t>
       </w:r>
       <w:r>
         <w:rPr>
@@ -1779,7 +1977,7 @@
         </w:rPr>
         <w:br/>
         <w:t xml:space="preserve">
-Moved tierA -&gt; tierB this run: refreshed conviction_score is 54.0 (base 32 + thesis 14 + trust 8), down from 62.0 at last placement, so it now sits in the 35-59 tierB band. The drop is recency decay — the phreakv6 hold and the cross-concall bushing-shortage corroboration have aged past the score's recency weighting, so the corroboration bonus fell to 0 and distinct_trusted_users to 0. Underlying thesis unchanged: global high-voltage bushing shortage independently referenced across 3 unrelated companies' concalls, phreakv6's own small position. Still the cleanest catalyst case among the ex-tierA batch; re-crosses to tierA if a fresh trusted mention or a confirmed order/margin step-up lands.</w:t>
+conviction_score 38.0 (base 24 + thesis 14). India's largest micronized-minerals producer at ~12x P/E, margins inflecting up (12.8%-&gt;13.6%) even through a weak paints cycle as mix shifts to value-added grades; Malaysian mine and Rs 100 Cr capex ahead. pranavpallod12 (trusted, elevated) holds it as a top position. Governance niggles — a Rs 50 Cr related-party loan, family remuneration ~12% of PAT. 10x unconfirmed, Medium. Newly added this run.</w:t>
       </w:r>
     </w:p>
     <w:p>
@@ -1793,7 +1991,7 @@
           <w:sz w:val="24"/>
           <w:szCs w:val="24"/>
         </w:rPr>
-        <w:t xml:space="preserve">48. Vivid Electromech Ltd</w:t>
+        <w:t xml:space="preserve">54. Emerald Finance</w:t>
       </w:r>
       <w:r>
         <w:rPr>
@@ -1803,7 +2001,7 @@
           <w:sz w:val="20"/>
           <w:szCs w:val="20"/>
         </w:rPr>
-        <w:t xml:space="preserve">  —  score 38 — SME electrical-panel builder on the India data-centre capex wave</w:t>
+        <w:t xml:space="preserve">  —  EWA + loan-origination micro-cap, 12 straight quarters of growth, forward single-digit P/E</w:t>
       </w:r>
       <w:r>
         <w:rPr>
@@ -1812,7 +2010,7 @@
         </w:rPr>
         <w:br/>
         <w:t xml:space="preserve">
-Conviction score 38 (base 24 + thesis 14; 1 trusted sighting, no floor). SME panel-builder supplying the India data-centre / hyperscaler capex cycle: ~58% ROCE, ABB and Hitachi tie-ups, a PDU product ramp that roughly doubles addressable market, and 35-40% guided growth. Satishwe (elevated-trusted) laid out a detailed bull thesis on the 13-post thread. Held to tierB (low end) by SME liquidity/disclosure risk, rich valuation at ~Rs 1,360 Cr and an unconfirmed 10x frame. Revisit in 30 days on order intake and PDU ramp execution.</w:t>
+conviction_score 37.0 (base 8 + thesis 14 + strong multi-trusted corroboration +15, 4 distinct trusted users). Earned-wage-access and loan-origination micro-cap (~Rs 175-180 Cr); 12 straight quarters of revenue growth, PAT +50% YoY, forward single-digit P/E. Serious caveats: no 10x guidance, no GNPA disclosure, the thread founder (firefueled, trusted) exited bearish, Ashneer Grover / Refyne competition. 2020 SEBI order resolved/minor. Base conviction Low — sits in Tier B purely on the breadth of trusted-user corroboration. Newly added this run.</w:t>
       </w:r>
     </w:p>
     <w:p>
@@ -1826,7 +2024,7 @@
           <w:sz w:val="24"/>
           <w:szCs w:val="24"/>
         </w:rPr>
-        <w:t xml:space="preserve">49. OBSC Perfection Ltd</w:t>
+        <w:t xml:space="preserve">55. L. T. Elevators: Can they lift investors</w:t>
       </w:r>
       <w:r>
         <w:rPr>
@@ -1836,7 +2034,7 @@
           <w:sz w:val="20"/>
           <w:szCs w:val="20"/>
         </w:rPr>
-        <w:t xml:space="preserve">  —  Rs 1,200 Cr order book on ~Rs 190 Cr revenue, defence/marine mix-shift + first in-house forging plant</w:t>
+        <w:t xml:space="preserve">  —  SME lift + parking maker doubling revenue, but score fell 61-&gt;47 as management component turned negative</w:t>
       </w:r>
       <w:r>
         <w:rPr>
@@ -1845,7 +2043,7 @@
         </w:rPr>
         <w:br/>
         <w:t xml:space="preserve">
-Rs 1,200 Cr order book vs ~Rs 190 Cr revenue, ~18% ROCE / ~25% growth, defence/marine mix shift and first in-house forging plant as the catalyst; @LearningEleven (holder) flagged it on X. Unresolved: implausibly low employee cost (heavy outsourced job-work vs genuine in-house machining), ~12x sales, annual-only concall. Order book is the credible catalyst. [conviction_score 38.0]</w:t>
+conviction_score 47.0 (base 24 + thesis 14 + corroboration 15 from three constructive elevated-tier users — raj1968 invested, Prdnt_investor, Satishwe — minus a 6-point management penalty). FY26 consolidated topline ~Rs 111 Cr / net profit ~Rs 17 Cr, both ~+100% YoY, into an elevator+parking market growing ~10%+. Was tierA on a score of 61; the score now clears only the tierB threshold after the management deduction, and operating cash flow has been negative three straight years (FY26 -Rs 14.4 Cr) with promoter stake diluted to 56.8%. Score-driven move A-&gt;B.</w:t>
       </w:r>
     </w:p>
     <w:p>
@@ -1859,7 +2057,7 @@
           <w:sz w:val="24"/>
           <w:szCs w:val="24"/>
         </w:rPr>
-        <w:t xml:space="preserve">50. P.E. Analytics Ltd (PropEquity)</w:t>
+        <w:t xml:space="preserve">56. Marine Electricals</w:t>
       </w:r>
       <w:r>
         <w:rPr>
@@ -1869,7 +2067,7 @@
           <w:sz w:val="20"/>
           <w:szCs w:val="20"/>
         </w:rPr>
-        <w:t xml:space="preserve">  —  score 46 — debt-free real-estate data-SaaS micro-cap with &gt;30% ROCE and a large TAM runway</w:t>
+        <w:t xml:space="preserve">  —  DC-power-distribution + shipbuilding EPC with order book 2.4x YoY</w:t>
       </w:r>
       <w:r>
         <w:rPr>
@@ -1878,7 +2076,7 @@
         </w:rPr>
         <w:br/>
         <w:t xml:space="preserve">
-Conviction score 46 (base 32 + thesis 14). PropEquity subscription analytics + Propedge valuations; ROCE ~35%, ROE ~26%, debt-free, ~40% margins, mgmt targeting Rs 500-1,000 Cr revenue off a ~Rs 231 Cr mcap base. harsh.beria93 (elevated) tracks it; 06-Aug-2026 update confirms valuation-division recovery and strong subscription growth. Caveat: micro-cap liquidity, single-vertical concentration. Unconfirmed.</w:t>
+Order book 2.4x YoY to Rs 1,254 Cr, Q1FY27 rev +59%/PAT +53%, dual theme (DC power distribution P1 + shipbuilding P2); but priced ~75-80x with no trusted validation and the 10x path unconfirmed. [conviction_score 38.0]</w:t>
       </w:r>
     </w:p>
     <w:p>
@@ -1892,7 +2090,7 @@
           <w:sz w:val="24"/>
           <w:szCs w:val="24"/>
         </w:rPr>
-        <w:t xml:space="preserve">51. Dynamic Cables</w:t>
+        <w:t xml:space="preserve">57. Virtual Galaxy Infotech</w:t>
       </w:r>
       <w:r>
         <w:rPr>
@@ -1902,7 +2100,7 @@
           <w:sz w:val="20"/>
           <w:szCs w:val="20"/>
         </w:rPr>
-        <w:t xml:space="preserve">  —  score 46 — power-cable maker on the T&amp;D + solar capex super-cycle, ~30% growth confirmed across concalls</w:t>
+        <w:t xml:space="preserve">  —  BFSI core-banking software product at ~10x TTM P/E, 50%+ growth, ~46% EBITDA margin</w:t>
       </w:r>
       <w:r>
         <w:rPr>
@@ -1911,7 +2109,7 @@
         </w:rPr>
         <w:br/>
         <w:t xml:space="preserve">
-Conviction score 46 (base 32 + thesis 14). ~30% growth confirmed across multiple concalls, ROCE ~27%, long-term debt repaid, UL 854 + PGCIL approvals opening export/utility demand. Tempered by a ~Rs 344 Cr Indokrates promoter-related guarantee and capex-timing slippage. Was legacy Tier A in the older screen. Small-cap ~Rs 2,200 Cr.</w:t>
+e-Banker core-banking platform for co-op/RRB/urban co-op banks; FY26 rev +52%, 25% PAT margin, ROE ~47%, ~42% recurring; Q1FY27 rev +60%, order book 2x YoY; dated Rs 500 Cr-by-FY29 target, first international wins (Botswana, Zimbabwe). Best risk/reward in its discovery batch. Caveats: SME liquidity, co-op-bank client concentration/receivables, 46% margin durability unproven, no external scrutiny yet. [conviction_score 38.0]</w:t>
       </w:r>
     </w:p>
     <w:p>
@@ -1925,7 +2123,7 @@
           <w:sz w:val="24"/>
           <w:szCs w:val="24"/>
         </w:rPr>
-        <w:t xml:space="preserve">52. Harshdeep Hortico Ltd (SME)</w:t>
+        <w:t xml:space="preserve">58. Alufluoride Limited-conversion of waste into wealth</w:t>
       </w:r>
       <w:r>
         <w:rPr>
@@ -1935,7 +2133,7 @@
           <w:sz w:val="20"/>
           <w:szCs w:val="20"/>
         </w:rPr>
-        <w:t xml:space="preserve">  —  score 38 — BSE-SME garden-decor micro-cap, ~25% ROE, near debt-free, H1FY26 rev +31% / PAT +35%</w:t>
+        <w:t xml:space="preserve">  —  Niche AlF3 import-substitution moat, funded expansion + backward integration, near-term margin compression...</w:t>
       </w:r>
       <w:r>
         <w:rPr>
@@ -1944,7 +2142,7 @@
         </w:rPr>
         <w:br/>
         <w:t xml:space="preserve">
-Conviction score 38 (base 24 + thesis 14). Design + distribution edge in gardening/outdoor lifestyle; abhicnr (elevated) authored the thesis. Caveat: negative FCF from working-capital lock-up, sub-Rs 150 Cr SME liquidity. Unconfirmed.</w:t>
+Niche AlF3 import-substitution moat, funded expansion + backward integration, near-term margin compression unresolved [conviction_score 38.0]</w:t>
       </w:r>
     </w:p>
     <w:p>
@@ -1958,7 +2156,7 @@
           <w:sz w:val="24"/>
           <w:szCs w:val="24"/>
         </w:rPr>
-        <w:t xml:space="preserve">53. Neetu Yoshi Ltd</w:t>
+        <w:t xml:space="preserve">59. GNG Electronics Ltd</w:t>
       </w:r>
       <w:r>
         <w:rPr>
@@ -1968,7 +2166,7 @@
           <w:sz w:val="20"/>
           <w:szCs w:val="20"/>
         </w:rPr>
-        <w:t xml:space="preserve">  —  SME railway Class-A foundry, ROCE ~32%, capacity doubling Sep-2026</w:t>
+        <w:t xml:space="preserve">  —  WC deterioration confirmed multi-yr</w:t>
       </w:r>
       <w:r>
         <w:rPr>
@@ -1977,7 +2175,7 @@
         </w:rPr>
         <w:br/>
         <w:t xml:space="preserve">
-conviction_score 46.0 (base 24 + thesis 14 + multi-trusted corroboration +8, 2 distinct trusted users). SME-listed 2025 railway Class-A foundry; ROCE ~32%, FY26 revenue +54%; RDSO bogie/coupler approval plus a Haridwar plant doubling capacity in Sep-2026. Held back by no moat, SME-tier disclosure and a thin (~Rs 170 Cr) order book — the 10x-in-2-3-years path is unconfirmed. Newly added to the ranking this run.</w:t>
+WC deterioration confirmed multi-yr; CARE BBB upgrade; KKOC governance debate went public, unresolved [conviction_score 46.0]</w:t>
       </w:r>
     </w:p>
     <w:p>
@@ -1991,7 +2189,7 @@
           <w:sz w:val="24"/>
           <w:szCs w:val="24"/>
         </w:rPr>
-        <w:t xml:space="preserve">54. 20 Microns Ltd</w:t>
+        <w:t xml:space="preserve">60. Capri Global Capital Ltd</w:t>
       </w:r>
       <w:r>
         <w:rPr>
@@ -2001,7 +2199,7 @@
           <w:sz w:val="20"/>
           <w:szCs w:val="20"/>
         </w:rPr>
-        <w:t xml:space="preserve">  —  India's largest micronized-minerals maker at ~12x, margins inflecting through a weak paints cycle</w:t>
+        <w:t xml:space="preserve">  —  Diversified NBFC</w:t>
       </w:r>
       <w:r>
         <w:rPr>
@@ -2010,7 +2208,7 @@
         </w:rPr>
         <w:br/>
         <w:t xml:space="preserve">
-conviction_score 38.0 (base 24 + thesis 14). India's largest micronized-minerals producer at ~12x P/E, margins inflecting up (12.8%-&gt;13.6%) even through a weak paints cycle as mix shifts to value-added grades; Malaysian mine and Rs 100 Cr capex ahead. pranavpallod12 (trusted, elevated) holds it as a top position. Governance niggles — a Rs 50 Cr related-party loan, family remuneration ~12% of PAT. 10x unconfirmed, Medium. Newly added this run.</w:t>
+Diversified NBFC; AUM +62% YoY, PAT +102% YoY, ROE inflecting 12.6%-&gt;16.5%-&gt;guided 19-21%. Gold loans 46% of AUM (+111% YoY) - direct gold-financiers theme hit. Stock near ATH (+70.7% 6mo). Diligence check on forum Q re: founder Rajesh Sharma vs 2010-11 LIC Housing scam's Rajesh Sharma (Money Matters) - no verified link found, unconfirmed, flagged for follow-up. four_box 2.0, growth exception invoked -&gt; 10x-in-2-3yrs, conviction Medium (unconfirmed, near-ATH). [conviction_score 38.0]</w:t>
       </w:r>
     </w:p>
     <w:p>
@@ -2024,7 +2222,7 @@
           <w:sz w:val="24"/>
           <w:szCs w:val="24"/>
         </w:rPr>
-        <w:t xml:space="preserve">55. Emerald Finance</w:t>
+        <w:t xml:space="preserve">61. CFF Fluid Control Ltd</w:t>
       </w:r>
       <w:r>
         <w:rPr>
@@ -2034,7 +2232,7 @@
           <w:sz w:val="20"/>
           <w:szCs w:val="20"/>
         </w:rPr>
-        <w:t xml:space="preserve">  —  EWA + loan-origination micro-cap, 12 straight quarters of growth, forward single-digit P/E</w:t>
+        <w:t xml:space="preserve">  —  Naval-programme order book at 2.6x revenue, but OCF sharply negative and already ~54x P/E</w:t>
       </w:r>
       <w:r>
         <w:rPr>
@@ -2043,7 +2241,7 @@
         </w:rPr>
         <w:br/>
         <w:t xml:space="preserve">
-conviction_score 37.0 (base 8 + thesis 14 + strong multi-trusted corroboration +15, 4 distinct trusted users). Earned-wage-access and loan-origination micro-cap (~Rs 175-180 Cr); 12 straight quarters of revenue growth, PAT +50% YoY, forward single-digit P/E. Serious caveats: no 10x guidance, no GNPA disclosure, the thread founder (firefueled, trusted) exited bearish, Ashneer Grover / Refyne competition. 2020 SEBI order resolved/minor. Base conviction Low — sits in Tier B purely on the breadth of trusted-user corroboration. Newly added this run.</w:t>
+FY26 revenue +43%/PAT +64% (18.8% margin), Rs551cr order book (2.6x revenue) into P75I/Kalvari/P17A/P15B naval programmes via Atlas Elektronik/TKMS partnership. CFO steadily buying in the open market since Dec-2025; SME-&gt;mainboard migration approved. Counterweight: already ~54x trailing P/E and FY26 OCF sharply negative (-Rs260cr) on rising advances - unconfirmed, capped at Medium conviction pending the OCF/advances picture clearing. thesis_fit 10x-in-2-3-years via the un-ignorable-growth exception (real accelerating financials, defence/aerospace priority-1 theme). [conviction_score 38.0, external-lead]</w:t>
       </w:r>
     </w:p>
     <w:p>
@@ -2057,7 +2255,7 @@
           <w:sz w:val="24"/>
           <w:szCs w:val="24"/>
         </w:rPr>
-        <w:t xml:space="preserve">56. L. T. Elevators: Can they lift investors</w:t>
+        <w:t xml:space="preserve">62. Jasch Industries Ltd</w:t>
       </w:r>
       <w:r>
         <w:rPr>
@@ -2067,7 +2265,7 @@
           <w:sz w:val="20"/>
           <w:szCs w:val="20"/>
         </w:rPr>
-        <w:t xml:space="preserve">  —  SME lift + parking maker doubling revenue, but score fell 61-&gt;47 as management component turned negative</w:t>
+        <w:t xml:space="preserve">  —  New Kia OEM contract driving a real small-cap inflection, but already re-rated +56%/month</w:t>
       </w:r>
       <w:r>
         <w:rPr>
@@ -2076,7 +2274,7 @@
         </w:rPr>
         <w:br/>
         <w:t xml:space="preserve">
-conviction_score 47.0 (base 24 + thesis 14 + corroboration 15 from three constructive elevated-tier users — raj1968 invested, Prdnt_investor, Satishwe — minus a 6-point management penalty). FY26 consolidated topline ~Rs 111 Cr / net profit ~Rs 17 Cr, both ~+100% YoY, into an elevator+parking market growing ~10%+. Was tierA on a score of 61; the score now clears only the tierB threshold after the management deduction, and operating cash flow has been negative three straight years (FY26 -Rs 14.4 Cr) with promoter stake diluted to 56.8%. Score-driven move A-&gt;B.</w:t>
+5yr sales growth only 11.2%/yr but Q4FY25 delivered +26% revenue/+232% profit on a new, community-quantified Kia OEM supply contract (est. Rs80-100cr incremental vs Rs170cr prior-year base) - gaining domestic share from Mayur Uniquoters per detailed community math, independently confirmed as fundamentally (not artificially) driven by a trusted user. Stock already re-rated +44%/2 days, +56%/month; no company con-calls (information-scarcity risk). thesis_fit 10x-in-2-3-years, conviction capped Medium given the run-up and info scarcity. [conviction_score 38.0, external-lead]</w:t>
       </w:r>
     </w:p>
     <w:p>
@@ -2090,7 +2288,7 @@
           <w:sz w:val="24"/>
           <w:szCs w:val="24"/>
         </w:rPr>
-        <w:t xml:space="preserve">57. Marine Electricals</w:t>
+        <w:t xml:space="preserve">63. Wise Travel India Ltd (WTICabs)</w:t>
       </w:r>
       <w:r>
         <w:rPr>
@@ -2100,7 +2298,7 @@
           <w:sz w:val="20"/>
           <w:szCs w:val="20"/>
         </w:rPr>
-        <w:t xml:space="preserve">  —  DC-power-distribution + shipbuilding EPC with order book 2.4x YoY</w:t>
+        <w:t xml:space="preserve">  —  Corporate-mobility / GCC-formalisation story, trusted user invested - but FY27 growth guided down and leverage rising</w:t>
       </w:r>
       <w:r>
         <w:rPr>
@@ -2109,7 +2307,7 @@
         </w:rPr>
         <w:br/>
         <w:t xml:space="preserve">
-Order book 2.4x YoY to Rs 1,254 Cr, Q1FY27 rev +59%/PAT +53%, dual theme (DC power distribution P1 + shipbuilding P2); but priced ~75-80x with no trusted validation and the 10x path unconfirmed. [conviction_score 38.0]</w:t>
+FY26 consolidated revenue +51% to Rs826cr, EBITDA +67% (margin 10.7%-&gt;11.9%); PAT +26% only, held back by depreciation/finance cost from a strategic pivot to owning the fleet (795 net vehicle additions). Trusted user Prathamesh_Adhikari invested and building a bottoms-up ~40% FY26 segment-growth case; 2 distinct trusted users engaged (+8 corroboration). Caveats: management guided FY27 revenue growth DOWN to 32-35%; borrowings surged 444% YoY (Rs27cr-&gt;Rs147cr) to fund the fleet, D/E 0.61-&gt;0.73, FCF turned negative (~-Rs31cr); Fleet Pro (the fastest-growing segment) is EBITDA-negative; expectation-gap score only 16 (growth-decelerating / partially-priced) - watchlist, not a fresh buy. thesis_fit 10x-in-2-3-years, conviction Medium. [conviction_score 46.0, external-lead]</w:t>
       </w:r>
     </w:p>
     <w:p>
@@ -2123,7 +2321,7 @@
           <w:sz w:val="24"/>
           <w:szCs w:val="24"/>
         </w:rPr>
-        <w:t xml:space="preserve">58. Virtual Galaxy Infotech</w:t>
+        <w:t xml:space="preserve">64. Tube Investments of India Ltd</w:t>
       </w:r>
       <w:r>
         <w:rPr>
@@ -2133,7 +2331,7 @@
           <w:sz w:val="20"/>
           <w:szCs w:val="20"/>
         </w:rPr>
-        <w:t xml:space="preserve">  —  BFSI core-banking software product at ~10x TTM P/E, 50%+ growth, ~46% EBITDA margin</w:t>
+        <w:t xml:space="preserve">  —  Murugappa incubator with CG Power turnaround pedigree and a funded EV push - but de-rated ~36% and richly valued</w:t>
       </w:r>
       <w:r>
         <w:rPr>
@@ -2142,7 +2340,7 @@
         </w:rPr>
         <w:br/>
         <w:t xml:space="preserve">
-e-Banker core-banking platform for co-op/RRB/urban co-op banks; FY26 rev +52%, 25% PAT margin, ROE ~47%, ~42% recurring; Q1FY27 rev +60%, order book 2x YoY; dated Rs 500 Cr-by-FY29 target, first international wins (Botswana, Zimbabwe). Best risk/reward in its discovery batch. Caveats: SME liquidity, co-op-bank client concentration/receivables, 46% margin durability unproven, no external scrutiny yet. [conviction_score 38.0]</w:t>
+Murugappa Group holding/incubator engine with a demonstrated turnaround record (CG Power) and a real, funded EV push (TI Clean Mobility / Montra Electric, Rs3,000cr raised, Rs412cr FY26 PBIT loss on a well-funded runway). Large-cap inflection exception invoked (+20 thesis). Caveats: substantive (non-trusted) community pushback on unrelated CDMO / medical-device diversification as capital-allocation indiscipline; stock de-rated ~36% since a trusted user's 2024 SOTP bull case, negative 1yr returns, ~86x P/E; no trusted corroboration this pass. thesis_fit 100x-in-10-years, conviction Medium. [conviction_score 44.0]</w:t>
       </w:r>
     </w:p>
     <w:p>
@@ -2156,7 +2354,7 @@
           <w:sz w:val="24"/>
           <w:szCs w:val="24"/>
         </w:rPr>
-        <w:t xml:space="preserve">59. Alufluoride Limited-conversion of waste into wealth</w:t>
+        <w:t xml:space="preserve">65. Samvardhana Motherson International Ltd</w:t>
       </w:r>
       <w:r>
         <w:rPr>
@@ -2166,7 +2364,7 @@
           <w:sz w:val="20"/>
           <w:szCs w:val="20"/>
         </w:rPr>
-        <w:t xml:space="preserve">  —  Niche AlF3 import-substitution moat, funded expansion + backward integration, near-term margin compression...</w:t>
+        <w:t xml:space="preserve">  —  Auto-ancillary core quietly re-platforming into a capital allocator - aerospace + consumer-electronics optionality</w:t>
       </w:r>
       <w:r>
         <w:rPr>
@@ -2175,7 +2373,7 @@
         </w:rPr>
         <w:br/>
         <w:t xml:space="preserve">
-Niche AlF3 import-substitution moat, funded expansion + backward integration, near-term margin compression unresolved [conviction_score 38.0]</w:t>
+Large-cap (Rs1,69,293cr) auto-ancillary core is healthy (17% ROE, net debt-free) and re-platforming into a capital allocator/incubator: aerospace (&gt;$1bn order book, Tier-1 Airbus) plus consumer electronics (Rs7,500cr capex, 3 greenfield plants, 75% QoQ growth). Large-cap inflection exception invoked for a named capital-allocation regime change (+20 thesis). Caveats: electronics segment still lossmaking; management has a documented history of missing multi-year guidance; sourced from a non-trusted snippet mention (@a_basumallick) with no stated conviction. thesis_fit 100x-in-10-years, conviction Medium. [conviction_score 44.0, trusted-x-watch]</w:t>
       </w:r>
     </w:p>
     <w:p>
@@ -2189,7 +2387,7 @@
           <w:sz w:val="24"/>
           <w:szCs w:val="24"/>
         </w:rPr>
-        <w:t xml:space="preserve">60. GNG Electronics Ltd</w:t>
+        <w:t xml:space="preserve">66. Jubilant Agri &amp; Consumer Products Ltd</w:t>
       </w:r>
       <w:r>
         <w:rPr>
@@ -2199,7 +2397,7 @@
           <w:sz w:val="20"/>
           <w:szCs w:val="20"/>
         </w:rPr>
-        <w:t xml:space="preserve">  —  WC deterioration confirmed multi-yr</w:t>
+        <w:t xml:space="preserve">  —  High-ROCE Jubilant-group niche-polymer business at a peer-relative discount, mid-demerger</w:t>
       </w:r>
       <w:r>
         <w:rPr>
@@ -2208,7 +2406,7 @@
         </w:rPr>
         <w:br/>
         <w:t xml:space="preserve">
-WC deterioration confirmed multi-yr; CARE BBB upgrade; KKOC governance debate went public, unresolved [conviction_score 46.0]</w:t>
+High-ROCE (32-37%) Jubilant-group niche-polymer business (India's largest VP-latex, global top-2 SPVA), ~26x P/E for 31% ROE vs Pidilite's ~75x for 23%. Mid NCLT demerger (creditors' meeting 5-Sep-2026) separating the subsidy-dependent fertilizer drag. Caveats: two independent community SOTP analyses (Folok, kinvestor04, neither trusted) both put demerger-arb upside at only ~17-20% - a quality/valuation thesis, not an outsized special situation; adhesive-segment margin quality (9% vs 20%+ peers while gaining share) unresolved; no trusted corroboration. thesis_fit 10x-in-2-3-years, conviction Medium. [conviction_score 38.0]</w:t>
       </w:r>
     </w:p>
     <w:p>
@@ -2222,7 +2420,7 @@
           <w:sz w:val="24"/>
           <w:szCs w:val="24"/>
         </w:rPr>
-        <w:t xml:space="preserve">61. Capri Global Capital Ltd</w:t>
+        <w:t xml:space="preserve">67. Jayaswal Neco Industries Ltd</w:t>
       </w:r>
       <w:r>
         <w:rPr>
@@ -2232,7 +2430,7 @@
           <w:sz w:val="20"/>
           <w:szCs w:val="20"/>
         </w:rPr>
-        <w:t xml:space="preserve">  —  Diversified NBFC</w:t>
+        <w:t xml:space="preserve">  —  Integrated steel/pig-iron/casting group swung to profit as an iron-ore mine EC expansion was approved</w:t>
       </w:r>
       <w:r>
         <w:rPr>
@@ -2241,7 +2439,7 @@
         </w:rPr>
         <w:br/>
         <w:t xml:space="preserve">
-Diversified NBFC; AUM +62% YoY, PAT +102% YoY, ROE inflecting 12.6%-&gt;16.5%-&gt;guided 19-21%. Gold loans 46% of AUM (+111% YoY) - direct gold-financiers theme hit. Stock near ATH (+70.7% 6mo). Diligence check on forum Q re: founder Rajesh Sharma vs 2010-11 LIC Housing scam's Rajesh Sharma (Money Matters) - no verified link found, unconfirmed, flagged for follow-up. four_box 2.0, growth exception invoked -&gt; 10x-in-2-3yrs, conviction Medium (unconfirmed, near-ATH). [conviction_score 38.0]</w:t>
+Integrated Nagpur/Chhattisgarh steel-pig iron-casting group; Q1FY26 swung from a Rs31.68cr loss to a Rs93.02cr profit YoY, coinciding with a freshly-approved iron-ore mine EC expansion (2.95-&gt;6 MnTPA) the thread correctly anticipated. richbandit (trusted) flagged an unresolved rolling-mill-utilisation execution question. Reputational overhang (not a formal red flag): sister company Neco Defence Munitions - not JNIL itself - is at the centre of a ~EUR70m Estonian ammunition dispute that triggered a minister's resignation. four_box 3.0 via the trailing-weak / live-inflection rule. thesis_fit 10x-in-2-3-years, conviction Medium. [conviction_score 38.0]</w:t>
       </w:r>
     </w:p>
     <w:p>
@@ -2255,7 +2453,7 @@
           <w:sz w:val="24"/>
           <w:szCs w:val="24"/>
         </w:rPr>
-        <w:t xml:space="preserve">62. CFF Fluid Control Ltd</w:t>
+        <w:t xml:space="preserve">68. Aries Agro Ltd</w:t>
       </w:r>
       <w:r>
         <w:rPr>
@@ -2265,7 +2463,7 @@
           <w:sz w:val="20"/>
           <w:szCs w:val="20"/>
         </w:rPr>
-        <w:t xml:space="preserve">  —  Naval-programme order book at 2.6x revenue, but OCF sharply negative and already ~54x P/E</w:t>
+        <w:t xml:space="preserve">  —  50-year micronutrient leader with a margin-mix inflection and a China import-substitution catalyst</w:t>
       </w:r>
       <w:r>
         <w:rPr>
@@ -2274,7 +2472,7 @@
         </w:rPr>
         <w:br/>
         <w:t xml:space="preserve">
-FY26 revenue +43%/PAT +64% (18.8% margin), Rs551cr order book (2.6x revenue) into P75I/Kalvari/P17A/P15B naval programmes via Atlas Elektronik/TKMS partnership. CFO steadily buying in the open market since Dec-2025; SME-&gt;mainboard migration approved. Counterweight: already ~54x trailing P/E and FY26 OCF sharply negative (-Rs260cr) on rising advances - unconfirmed, capped at Medium conviction pending the OCF/advances picture clearing. thesis_fit 10x-in-2-3-years via the un-ignorable-growth exception (real accelerating financials, defence/aerospace priority-1 theme). [conviction_score 38.0, external-lead]</w:t>
+50-year-old micronutrient/chelation-tech leader; FY26 shows a genuine margin-mix inflection (19.6% value growth vs 1% volume growth) plus a specific catalyst (China halted fertilizer exports to India). vikasbargale (trusted) independently verified decade-long cash-positive operation with improving working capital, but flagged regulatory price-control and Chinese-dumping risk; a distributor's in-thread critique ('no brand pull', ~100 similar sellers) is unresolved and undercuts the moat. Already lived through one hype-driven boom-bust cycle (2018-19 Vijay Kedia effect, &gt;50% crash). four_box 3.0 via the trailing-weak / live-inflection rule. thesis_fit 10x-in-2-3-years, conviction Medium. [conviction_score 38.0]</w:t>
       </w:r>
     </w:p>
     <w:p>
@@ -2288,7 +2486,7 @@
           <w:sz w:val="24"/>
           <w:szCs w:val="24"/>
         </w:rPr>
-        <w:t xml:space="preserve">63. Jasch Industries Ltd</w:t>
+        <w:t xml:space="preserve">69. Arvind SmartSpaces Ltd</w:t>
       </w:r>
       <w:r>
         <w:rPr>
@@ -2298,7 +2496,7 @@
           <w:sz w:val="20"/>
           <w:szCs w:val="20"/>
         </w:rPr>
-        <w:t xml:space="preserve">  —  New Kia OEM contract driving a real small-cap inflection, but already re-rated +56%/month</w:t>
+        <w:t xml:space="preserve">  —  Lalbhai-group developer with real MMR/Sanand project pipeline growth and consistent pro...</w:t>
       </w:r>
       <w:r>
         <w:rPr>
@@ -2307,7 +2505,7 @@
         </w:rPr>
         <w:br/>
         <w:t xml:space="preserve">
-5yr sales growth only 11.2%/yr but Q4FY25 delivered +26% revenue/+232% profit on a new, community-quantified Kia OEM supply contract (est. Rs80-100cr incremental vs Rs170cr prior-year base) - gaining domestic share from Mayur Uniquoters per detailed community math, independently confirmed as fundamentally (not artificially) driven by a trusted user. Stock already re-rated +44%/2 days, +56%/month; no company con-calls (information-scarcity risk). thesis_fit 10x-in-2-3-years, conviction capped Medium given the run-up and info scarcity. [conviction_score 38.0, external-lead]</w:t>
+Q1FY27 bookings +147%, specific FY27 GDV/booking guidance, IndRa upgrade to AA; leverage rising fast is the offset. Score crossed into moderate-conviction. [conviction_score 53.8]</w:t>
       </w:r>
     </w:p>
     <w:p>
@@ -2321,7 +2519,7 @@
           <w:sz w:val="24"/>
           <w:szCs w:val="24"/>
         </w:rPr>
-        <w:t xml:space="preserve">64. Wise Travel India Ltd (WTICabs)</w:t>
+        <w:t xml:space="preserve">70. Technocraft Industries</w:t>
       </w:r>
       <w:r>
         <w:rPr>
@@ -2331,7 +2529,7 @@
           <w:sz w:val="20"/>
           <w:szCs w:val="20"/>
         </w:rPr>
-        <w:t xml:space="preserve">  —  Corporate-mobility / GCC-formalisation story, trusted user invested - but FY27 growth guided down and leverage rising</w:t>
+        <w:t xml:space="preserve">  —  Diversified niche industrial with a quantified capacity-ramp catalyst and US-tariff cost edge</w:t>
       </w:r>
       <w:r>
         <w:rPr>
@@ -2340,7 +2538,7 @@
         </w:rPr>
         <w:br/>
         <w:t xml:space="preserve">
-FY26 consolidated revenue +51% to Rs826cr, EBITDA +67% (margin 10.7%-&gt;11.9%); PAT +26% only, held back by depreciation/finance cost from a strategic pivot to owning the fleet (795 net vehicle additions). Trusted user Prathamesh_Adhikari invested and building a bottoms-up ~40% FY26 segment-growth case; 2 distinct trusted users engaged (+8 corroboration). Caveats: management guided FY27 revenue growth DOWN to 32-35%; borrowings surged 444% YoY (Rs27cr-&gt;Rs147cr) to fund the fleet, D/E 0.61-&gt;0.73, FCF turned negative (~-Rs31cr); Fleet Pro (the fastest-growing segment) is EBITDA-negative; expectation-gap score only 16 (growth-decelerating / partially-priced) - watchlist, not a fresh buy. thesis_fit 10x-in-2-3-years, conviction Medium. [conviction_score 46.0, external-lead]</w:t>
+Q1FY27 rev +27%, margin 17.7%-&gt;22.1%, ROCE ~32%, serial buybacks, US-tariff cost edge structural; peak_margin_risk on drum closures caps it. Expectation-gap: priced-in. [conviction_score 50.0]</w:t>
       </w:r>
     </w:p>
     <w:p>
@@ -2354,7 +2552,7 @@
           <w:sz w:val="24"/>
           <w:szCs w:val="24"/>
         </w:rPr>
-        <w:t xml:space="preserve">65. Tube Investments of India Ltd</w:t>
+        <w:t xml:space="preserve">71. Bansal Roofing Products Ltd</w:t>
       </w:r>
       <w:r>
         <w:rPr>
@@ -2364,7 +2562,7 @@
           <w:sz w:val="20"/>
           <w:szCs w:val="20"/>
         </w:rPr>
-        <w:t xml:space="preserve">  —  Murugappa incubator with CG Power turnaround pedigree and a funded EV push - but de-rated ~36% and richly valued</w:t>
+        <w:t xml:space="preserve">  —  score 30 — rare microcap combo of ~34% ROCE, near-zero debt and a concrete capacity-doubling runway</w:t>
       </w:r>
       <w:r>
         <w:rPr>
@@ -2373,7 +2571,7 @@
         </w:rPr>
         <w:br/>
         <w:t xml:space="preserve">
-Murugappa Group holding/incubator engine with a demonstrated turnaround record (CG Power) and a real, funded EV push (TI Clean Mobility / Montra Electric, Rs3,000cr raised, Rs412cr FY26 PBIT loss on a well-funded runway). Large-cap inflection exception invoked (+20 thesis). Caveats: substantive (non-trusted) community pushback on unrelated CDMO / medical-device diversification as capital-allocation indiscipline; stock de-rated ~36% since a trusted user's 2024 SOTP bull case, negative 1yr returns, ~86x P/E; no trusted corroboration this pass. thesis_fit 100x-in-10-years, conviction Medium. [conviction_score 44.0]</w:t>
+FY26 rev +59.6%/PAT +90.4% delivered the ramp that was 'unconfirmed' a year ago, ~34% ROCE, near-zero debt; weak PEB pricing power now visible in a cooling Q1. Expectation-gap: priced-in. [conviction_score 48.0]</w:t>
       </w:r>
     </w:p>
     <w:p>
@@ -2387,7 +2585,7 @@
           <w:sz w:val="24"/>
           <w:szCs w:val="24"/>
         </w:rPr>
-        <w:t xml:space="preserve">66. Samvardhana Motherson International Ltd</w:t>
+        <w:t xml:space="preserve">72. Valiant Communications Limited</w:t>
       </w:r>
       <w:r>
         <w:rPr>
@@ -2397,7 +2595,7 @@
           <w:sz w:val="20"/>
           <w:szCs w:val="20"/>
         </w:rPr>
-        <w:t xml:space="preserve">  —  Auto-ancillary core quietly re-platforming into a capital allocator - aerospace + consumer-electronics optionality</w:t>
+        <w:t xml:space="preserve">  —  Excellent margins (ROCE 32.6%), real Power Grid order + NSC Trusted Source status,...</w:t>
       </w:r>
       <w:r>
         <w:rPr>
@@ -2406,7 +2604,7 @@
         </w:rPr>
         <w:br/>
         <w:t xml:space="preserve">
-Large-cap (Rs1,69,293cr) auto-ancillary core is healthy (17% ROE, net debt-free) and re-platforming into a capital allocator/incubator: aerospace (&gt;$1bn order book, Tier-1 Airbus) plus consumer electronics (Rs7,500cr capex, 3 greenfield plants, 75% QoQ growth). Large-cap inflection exception invoked for a named capital-allocation regime change (+20 thesis). Caveats: electronics segment still lossmaking; management has a documented history of missing multi-year guidance; sourced from a non-trusted snippet mention (@a_basumallick) with no stated conviction. thesis_fit 100x-in-10-years, conviction Medium. [conviction_score 44.0, trusted-x-watch]</w:t>
+FY26 rev +67%/PAT +152%, OPM ~36%, ROCE ~40%, cash conversion inflected; first data-centre order (Power Grid) + NSC Trusted Source. ~57x P/E and thin promoter holding are the checks. [conviction_score 47.3]</w:t>
       </w:r>
     </w:p>
     <w:p>
@@ -2420,7 +2618,7 @@
           <w:sz w:val="24"/>
           <w:szCs w:val="24"/>
         </w:rPr>
-        <w:t xml:space="preserve">67. Jubilant Agri &amp; Consumer Products Ltd</w:t>
+        <w:t xml:space="preserve">73. Gufic BioSciences Ltd</w:t>
       </w:r>
       <w:r>
         <w:rPr>
@@ -2430,7 +2628,7 @@
           <w:sz w:val="20"/>
           <w:szCs w:val="20"/>
         </w:rPr>
-        <w:t xml:space="preserve">  —  High-ROCE Jubilant-group niche-polymer business at a peer-relative discount, mid-demerger</w:t>
+        <w:t xml:space="preserve">  —  Lyophilised-injectables/botox-optionality play with a live GMP overhang</w:t>
       </w:r>
       <w:r>
         <w:rPr>
@@ -2439,7 +2637,7 @@
         </w:rPr>
         <w:br/>
         <w:t xml:space="preserve">
-High-ROCE (32-37%) Jubilant-group niche-polymer business (India's largest VP-latex, global top-2 SPVA), ~26x P/E for 31% ROE vs Pidilite's ~75x for 23%. Mid NCLT demerger (creditors' meeting 5-Sep-2026) separating the subsidy-dependent fertilizer drag. Caveats: two independent community SOTP analyses (Folok, kinvestor04, neither trusted) both put demerger-arb upside at only ~17-20% - a quality/valuation thesis, not an outsized special situation; adhesive-segment margin quality (9% vs 20%+ peers while gaining share) unresolved; no trusted corroboration. thesis_fit 10x-in-2-3-years, conviction Medium. [conviction_score 38.0]</w:t>
+EU-GMP overhang (the stated conviction gate) materially de-risked, capex cycle done, Indore at ~30% util = large latent operating leverage, margin inflected to ~18%; GLP-1 CMO optionality. Still ~62x, ROE ~10%. [conviction_score 47.0]</w:t>
       </w:r>
     </w:p>
     <w:p>
@@ -2453,7 +2651,7 @@
           <w:sz w:val="24"/>
           <w:szCs w:val="24"/>
         </w:rPr>
-        <w:t xml:space="preserve">68. Jayaswal Neco Industries Ltd</w:t>
+        <w:t xml:space="preserve">74. SJS Enterprises Ltd</w:t>
       </w:r>
       <w:r>
         <w:rPr>
@@ -2463,7 +2661,7 @@
           <w:sz w:val="20"/>
           <w:szCs w:val="20"/>
         </w:rPr>
-        <w:t xml:space="preserve">  —  Integrated steel/pig-iron/casting group swung to profit as an iron-ore mine EC expansion was approved</w:t>
+        <w:t xml:space="preserve">  —  Strong ROE/ROCE, real display/cover-glass TAM catalyst, joinjp2003 (trusted) 8%...</w:t>
       </w:r>
       <w:r>
         <w:rPr>
@@ -2472,7 +2670,7 @@
         </w:rPr>
         <w:br/>
         <w:t xml:space="preserve">
-Integrated Nagpur/Chhattisgarh steel-pig iron-casting group; Q1FY26 swung from a Rs31.68cr loss to a Rs93.02cr profit YoY, coinciding with a freshly-approved iron-ore mine EC expansion (2.95-&gt;6 MnTPA) the thread correctly anticipated. richbandit (trusted) flagged an unresolved rolling-mill-utilisation execution question. Reputational overhang (not a formal red flag): sister company Neco Defence Munitions - not JNIL itself - is at the centre of a ~EUR70m Estonian ammunition dispute that triggered a minister's resignation. four_box 3.0 via the trailing-weak / live-inflection rule. thesis_fit 10x-in-2-3-years, conviction Medium. [conviction_score 38.0]</w:t>
+27 straight quarters beating auto industry, Q1FY27 rev +24.5%/normalised PAT +45%, cover-glass catalyst now under construction; joinjp2003 (trusted) tracking. Near ATH at ~35x, peak_margin_risk. [conviction_score 46.3]</w:t>
       </w:r>
     </w:p>
     <w:p>
@@ -2486,7 +2684,7 @@
           <w:sz w:val="24"/>
           <w:szCs w:val="24"/>
         </w:rPr>
-        <w:t xml:space="preserve">69. Aries Agro Ltd</w:t>
+        <w:t xml:space="preserve">75. KSH International Ltd</w:t>
       </w:r>
       <w:r>
         <w:rPr>
@@ -2496,7 +2694,7 @@
           <w:sz w:val="20"/>
           <w:szCs w:val="20"/>
         </w:rPr>
-        <w:t xml:space="preserve">  —  50-year micronutrient leader with a margin-mix inflection and a China import-substitution catalyst</w:t>
+        <w:t xml:space="preserve">  —  Exceptional 5yr growth (rev CAGR 47.5%) and returns</w:t>
       </w:r>
       <w:r>
         <w:rPr>
@@ -2505,7 +2703,7 @@
         </w:rPr>
         <w:br/>
         <w:t xml:space="preserve">
-50-year-old micronutrient/chelation-tech leader; FY26 shows a genuine margin-mix inflection (19.6% value growth vs 1% volume growth) plus a specific catalyst (China halted fertilizer exports to India). vikasbargale (trusted) independently verified decade-long cash-positive operation with improving working capital, but flagged regulatory price-control and Chinese-dumping risk; a distributor's in-thread critique ('no brand pull', ~100 similar sellers) is unresolved and undercuts the moat. Already lived through one hype-driven boom-bust cycle (2018-19 Vijay Kedia effect, &gt;50% crash). four_box 3.0 via the trailing-weak / live-inflection rule. thesis_fit 10x-in-2-3-years, conviction Medium. [conviction_score 38.0]</w:t>
+FY26 rev +61%/PAT +62%, Q1FY27 ~+100%, debt-free, ROCE ~21%; Hitachi Energy 5-yr framework validates the T&amp;D export thesis. peak_margin_risk on EBITDA/ton, ~57x, thin copper-spread base. [conviction_score 43.3]</w:t>
       </w:r>
     </w:p>
     <w:p>
@@ -2519,7 +2717,7 @@
           <w:sz w:val="24"/>
           <w:szCs w:val="24"/>
         </w:rPr>
-        <w:t xml:space="preserve">70. Arvind SmartSpaces Ltd</w:t>
+        <w:t xml:space="preserve">76. Sky Gold Ltd</w:t>
       </w:r>
       <w:r>
         <w:rPr>
@@ -2529,7 +2727,7 @@
           <w:sz w:val="20"/>
           <w:szCs w:val="20"/>
         </w:rPr>
-        <w:t xml:space="preserve">  —  Lalbhai-group developer with real MMR/Sanand project pipeline growth and consistent pro...</w:t>
+        <w:t xml:space="preserve">  —  Real B2B jewellery growth targets and a trusted-user vote of confidence on the 2025...</w:t>
       </w:r>
       <w:r>
         <w:rPr>
@@ -2538,7 +2736,7 @@
         </w:rPr>
         <w:br/>
         <w:t xml:space="preserve">
-Q1FY27 bookings +147%, specific FY27 GDV/booking guidance, IndRa upgrade to AA; leverage rising fast is the offset. Score crossed into moderate-conviction. [conviction_score 53.8]</w:t>
+OCF turned positive for the first time (+Rs 30 Cr vs FY25 -Rs 273 Cr), debtor days to 30-32, FY27 guide ~Rs 8,100 Cr on ~60% util; thin EBITDA margin, ~36x, no trusted position-size. Expectation-gap: priced-in. [conviction_score 42.8]</w:t>
       </w:r>
     </w:p>
     <w:p>
@@ -2552,7 +2750,7 @@
           <w:sz w:val="24"/>
           <w:szCs w:val="24"/>
         </w:rPr>
-        <w:t xml:space="preserve">71. Technocraft Industries</w:t>
+        <w:t xml:space="preserve">77. Borosil Renewables</w:t>
       </w:r>
       <w:r>
         <w:rPr>
@@ -2562,7 +2760,7 @@
           <w:sz w:val="20"/>
           <w:szCs w:val="20"/>
         </w:rPr>
-        <w:t xml:space="preserve">  —  Diversified niche industrial with a quantified capacity-ramp catalyst and US-tariff cost edge</w:t>
+        <w:t xml:space="preserve">  —  India solar-glass structural tailwind</w:t>
       </w:r>
       <w:r>
         <w:rPr>
@@ -2571,7 +2769,7 @@
         </w:rPr>
         <w:br/>
         <w:t xml:space="preserve">
-Q1FY27 rev +27%, margin 17.7%-&gt;22.1%, ROCE ~32%, serial buybacks, US-tariff cost edge structural; peak_margin_risk on drum closures caps it. Expectation-gap: priced-in. [conviction_score 50.0]</w:t>
+Four straight quarters EBITDA margin &gt;33% and a real swing from loss to profit; import-protection stack + domestic supply gap through Mar-27 drive pricing power; 60% expansion dated Q4FY27. peak_margin_risk, FCF negative through the ramp. [conviction_score 39.0]</w:t>
       </w:r>
     </w:p>
     <w:p>
@@ -2585,7 +2783,7 @@
           <w:sz w:val="24"/>
           <w:szCs w:val="24"/>
         </w:rPr>
-        <w:t xml:space="preserve">72. Bansal Roofing Products Ltd</w:t>
+        <w:t xml:space="preserve">78. Ultramarine &amp; Pigments Ltd</w:t>
       </w:r>
       <w:r>
         <w:rPr>
@@ -2595,7 +2793,7 @@
           <w:sz w:val="20"/>
           <w:szCs w:val="20"/>
         </w:rPr>
-        <w:t xml:space="preserve">  —  score 30 — rare microcap combo of ~34% ROCE, near-zero debt and a concrete capacity-doubling runway</w:t>
+        <w:t xml:space="preserve">  —  Real 1yr revenue acceleration from a trusted-tracked capex-driven capacity ramp, but we...</w:t>
       </w:r>
       <w:r>
         <w:rPr>
@@ -2604,7 +2802,7 @@
         </w:rPr>
         <w:br/>
         <w:t xml:space="preserve">
-FY26 rev +59.6%/PAT +90.4% delivered the ramp that was 'unconfirmed' a year ago, ~34% ROCE, near-zero debt; weak PEB pricing power now visible in a cooling Q1. Expectation-gap: priced-in. [conviction_score 48.0]</w:t>
+Q1FY27 consol PAT +~56% on the completed Naidupeta expansion, fortress balance sheet (net cash ~30% of mcap), ~13.6x P/E; structural ROCE ~11% and the Sudarshan/Heubach competitive threat cap it. Expectation-gap: underestimated. [conviction_score 38.8]</w:t>
       </w:r>
     </w:p>
     <w:p>
@@ -2618,7 +2816,7 @@
           <w:sz w:val="24"/>
           <w:szCs w:val="24"/>
         </w:rPr>
-        <w:t xml:space="preserve">73. Valiant Communications Limited</w:t>
+        <w:t xml:space="preserve">79. Wockhardt Ltd</w:t>
       </w:r>
       <w:r>
         <w:rPr>
@@ -2628,7 +2826,7 @@
           <w:sz w:val="20"/>
           <w:szCs w:val="20"/>
         </w:rPr>
-        <w:t xml:space="preserve">  —  Excellent margins (ROCE 32.6%), real Power Grid order + NSC Trusted Source status,...</w:t>
+        <w:t xml:space="preserve">  —  Zaynich cleared full US FDA approval; margin turnaround now confirmed multi-quarter</w:t>
       </w:r>
       <w:r>
         <w:rPr>
@@ -2637,7 +2835,7 @@
         </w:rPr>
         <w:br/>
         <w:t xml:space="preserve">
-FY26 rev +67%/PAT +152%, OPM ~36%, ROCE ~40%, cash conversion inflected; first data-centre order (Power Grid) + NSC Trusted Source. ~57x P/E and thin promoter holding are the checks. [conviction_score 47.3]</w:t>
+Zaynich went from Indian marketing authorization + fast-track acceptance to FULL US FDA approval (29-May-2026, Priority Review + Fast Track + QIDP) - first NCE fully developed &amp; commercialised by an Indian pharma co to win full US approval. Margin turnaround confirmed multi-quarter, not one-off: FY26 EBITDA margin 13.8%-&gt;18.7%, PAT margin -1.9%-&gt;+5.9%, Q1 FY27 extended it (EBITDA +86% YoY). Promoter pledge fell to 18.8% (from 52.9% FY24), ICRA upgraded twice in a year. But valuation re-rated in lockstep (trailing P/E ~85x) and expectation-gap scoring flags this over-optimistic/no-edge: reverse-P/E implies ~80%+ EPS CAGR FY26-28 at a 25x exit, well above our base case since no global (ex-India/ex-US) licensing deal is signed yet. Fresh Rs1,000cr capital-raise resolution (10-Aug-2026) adds dilution risk. Real catalyst, but priced in - not a fresh buy signal. [conviction_score 61.32] [Score-driven reclassification 2026-09-11: conviction_score refreshed to 55.86 (down from 61.32) drops below the tierA (&gt;=60) threshold — moved tierA -&gt; tierB. Underlying thesis (Zaynich full US FDA approval, multi-quarter margin turnaround) unchanged; the drop is mechanical recency decay on the trusted-signal component plus a modest quality_lift recompute, not new negative news.]</w:t>
       </w:r>
     </w:p>
     <w:p>
@@ -2651,7 +2849,7 @@
           <w:sz w:val="24"/>
           <w:szCs w:val="24"/>
         </w:rPr>
-        <w:t xml:space="preserve">74. Gufic BioSciences Ltd</w:t>
+        <w:t xml:space="preserve">80. Airfloa Rail Technology</w:t>
       </w:r>
       <w:r>
         <w:rPr>
@@ -2661,7 +2859,7 @@
           <w:sz w:val="20"/>
           <w:szCs w:val="20"/>
         </w:rPr>
-        <w:t xml:space="preserve">  —  Lyophilised-injectables/botox-optionality play with a live GMP overhang</w:t>
+        <w:t xml:space="preserve">  —  Rail-components pivot to precision A&amp;D (HAL) -- Q1FY27 rev +200% YoY, trusted-X featured, reasonable valuation</w:t>
       </w:r>
       <w:r>
         <w:rPr>
@@ -2670,172 +2868,7 @@
         </w:rPr>
         <w:br/>
         <w:t xml:space="preserve">
-EU-GMP overhang (the stated conviction gate) materially de-risked, capex cycle done, Indore at ~30% util = large latent operating leverage, margin inflected to ~18%; GLP-1 CMO optionality. Still ~62x, ROE ~10%. [conviction_score 47.0]</w:t>
-      </w:r>
-    </w:p>
-    <w:p>
-      <w:pPr>
-        <w:spacing w:after="160"/>
-      </w:pPr>
-      <w:r>
-        <w:rPr>
-          <w:b/>
-          <w:bCs/>
-          <w:sz w:val="24"/>
-          <w:szCs w:val="24"/>
-        </w:rPr>
-        <w:t xml:space="preserve">75. SJS Enterprises Ltd</w:t>
-      </w:r>
-      <w:r>
-        <w:rPr>
-          <w:i/>
-          <w:iCs/>
-          <w:color w:val="666666"/>
-          <w:sz w:val="20"/>
-          <w:szCs w:val="20"/>
-        </w:rPr>
-        <w:t xml:space="preserve">  —  Strong ROE/ROCE, real display/cover-glass TAM catalyst, joinjp2003 (trusted) 8%...</w:t>
-      </w:r>
-      <w:r>
-        <w:rPr>
-          <w:sz w:val="20"/>
-          <w:szCs w:val="20"/>
-        </w:rPr>
-        <w:br/>
-        <w:t xml:space="preserve">
-27 straight quarters beating auto industry, Q1FY27 rev +24.5%/normalised PAT +45%, cover-glass catalyst now under construction; joinjp2003 (trusted) tracking. Near ATH at ~35x, peak_margin_risk. [conviction_score 46.3]</w:t>
-      </w:r>
-    </w:p>
-    <w:p>
-      <w:pPr>
-        <w:spacing w:after="160"/>
-      </w:pPr>
-      <w:r>
-        <w:rPr>
-          <w:b/>
-          <w:bCs/>
-          <w:sz w:val="24"/>
-          <w:szCs w:val="24"/>
-        </w:rPr>
-        <w:t xml:space="preserve">76. KSH International Ltd</w:t>
-      </w:r>
-      <w:r>
-        <w:rPr>
-          <w:i/>
-          <w:iCs/>
-          <w:color w:val="666666"/>
-          <w:sz w:val="20"/>
-          <w:szCs w:val="20"/>
-        </w:rPr>
-        <w:t xml:space="preserve">  —  Exceptional 5yr growth (rev CAGR 47.5%) and returns</w:t>
-      </w:r>
-      <w:r>
-        <w:rPr>
-          <w:sz w:val="20"/>
-          <w:szCs w:val="20"/>
-        </w:rPr>
-        <w:br/>
-        <w:t xml:space="preserve">
-FY26 rev +61%/PAT +62%, Q1FY27 ~+100%, debt-free, ROCE ~21%; Hitachi Energy 5-yr framework validates the T&amp;D export thesis. peak_margin_risk on EBITDA/ton, ~57x, thin copper-spread base. [conviction_score 43.3]</w:t>
-      </w:r>
-    </w:p>
-    <w:p>
-      <w:pPr>
-        <w:spacing w:after="160"/>
-      </w:pPr>
-      <w:r>
-        <w:rPr>
-          <w:b/>
-          <w:bCs/>
-          <w:sz w:val="24"/>
-          <w:szCs w:val="24"/>
-        </w:rPr>
-        <w:t xml:space="preserve">77. Sky Gold Ltd</w:t>
-      </w:r>
-      <w:r>
-        <w:rPr>
-          <w:i/>
-          <w:iCs/>
-          <w:color w:val="666666"/>
-          <w:sz w:val="20"/>
-          <w:szCs w:val="20"/>
-        </w:rPr>
-        <w:t xml:space="preserve">  —  Real B2B jewellery growth targets and a trusted-user vote of confidence on the 2025...</w:t>
-      </w:r>
-      <w:r>
-        <w:rPr>
-          <w:sz w:val="20"/>
-          <w:szCs w:val="20"/>
-        </w:rPr>
-        <w:br/>
-        <w:t xml:space="preserve">
-OCF turned positive for the first time (+Rs 30 Cr vs FY25 -Rs 273 Cr), debtor days to 30-32, FY27 guide ~Rs 8,100 Cr on ~60% util; thin EBITDA margin, ~36x, no trusted position-size. Expectation-gap: priced-in. [conviction_score 42.8]</w:t>
-      </w:r>
-    </w:p>
-    <w:p>
-      <w:pPr>
-        <w:spacing w:after="160"/>
-      </w:pPr>
-      <w:r>
-        <w:rPr>
-          <w:b/>
-          <w:bCs/>
-          <w:sz w:val="24"/>
-          <w:szCs w:val="24"/>
-        </w:rPr>
-        <w:t xml:space="preserve">78. Borosil Renewables</w:t>
-      </w:r>
-      <w:r>
-        <w:rPr>
-          <w:i/>
-          <w:iCs/>
-          <w:color w:val="666666"/>
-          <w:sz w:val="20"/>
-          <w:szCs w:val="20"/>
-        </w:rPr>
-        <w:t xml:space="preserve">  —  India solar-glass structural tailwind</w:t>
-      </w:r>
-      <w:r>
-        <w:rPr>
-          <w:sz w:val="20"/>
-          <w:szCs w:val="20"/>
-        </w:rPr>
-        <w:br/>
-        <w:t xml:space="preserve">
-Four straight quarters EBITDA margin &gt;33% and a real swing from loss to profit; import-protection stack + domestic supply gap through Mar-27 drive pricing power; 60% expansion dated Q4FY27. peak_margin_risk, FCF negative through the ramp. [conviction_score 39.0]</w:t>
-      </w:r>
-    </w:p>
-    <w:p>
-      <w:pPr>
-        <w:spacing w:after="160"/>
-      </w:pPr>
-      <w:r>
-        <w:rPr>
-          <w:b/>
-          <w:bCs/>
-          <w:sz w:val="24"/>
-          <w:szCs w:val="24"/>
-        </w:rPr>
-        <w:t xml:space="preserve">79. Ultramarine &amp; Pigments Ltd</w:t>
-      </w:r>
-      <w:r>
-        <w:rPr>
-          <w:i/>
-          <w:iCs/>
-          <w:color w:val="666666"/>
-          <w:sz w:val="20"/>
-          <w:szCs w:val="20"/>
-        </w:rPr>
-        <w:t xml:space="preserve">  —  Real 1yr revenue acceleration from a trusted-tracked capex-driven capacity ramp, but we...</w:t>
-      </w:r>
-      <w:r>
-        <w:rPr>
-          <w:sz w:val="20"/>
-          <w:szCs w:val="20"/>
-        </w:rPr>
-        <w:br/>
-        <w:t xml:space="preserve">
-Q1FY27 consol PAT +~56% on the completed Naidupeta expansion, fortress balance sheet (net cash ~30% of mcap), ~13.6x P/E; structural ROCE ~11% and the Sudarshan/Heubach competitive threat cap it. Expectation-gap: underestimated. [conviction_score 38.8]</w:t>
+Small-cap/SME (~Rs 1,149 Cr) rolling-stock components + coach interiors (Vande Bharat/Namo Bharat/metro) pivoting to precision A&amp;D: FY26 rev Rs 320 Cr/PAT Rs 39.2 Cr (+66%), Q1FY27 rev ~Rs 100.7 Cr (+~200% YoY)/PAT ~Rs 27 Cr (+~69%), order book Rs 433.8 Cr + Rs 1,200 Cr bid pipeline, FY27 guide Rs 500 Cr (70-75% covered), A&amp;D now ~20% of revenue (mainly HAL), ROE ~22%. @a_basumallick STOCK STORY feature (trusted-x, high conviction strength) bypasses the untrusted filter, no floor applied. Valuation reasonable (~19x FY27E vs ~66% growth, PEG &lt;1). Caveats: A&amp;D ramp is guidance not yet delivered, HAL concentration, lumpy order book, no independent VP thread. Revisit after Q2FY27 + A&amp;D order flow. [conviction_score 41.7]</w:t>
       </w:r>
     </w:p>
     <w:p>
@@ -2878,7 +2911,7 @@
           <w:sz w:val="24"/>
           <w:szCs w:val="24"/>
         </w:rPr>
-        <w:t xml:space="preserve">80. Transrail Lighting Ltd</w:t>
+        <w:t xml:space="preserve">81. Transrail Lighting Ltd</w:t>
       </w:r>
       <w:r>
         <w:rPr>
@@ -2911,7 +2944,7 @@
           <w:sz w:val="24"/>
           <w:szCs w:val="24"/>
         </w:rPr>
-        <w:t xml:space="preserve">81. Axiscades Engineering</w:t>
+        <w:t xml:space="preserve">82. Axiscades Engineering</w:t>
       </w:r>
       <w:r>
         <w:rPr>
@@ -2944,7 +2977,7 @@
           <w:sz w:val="24"/>
           <w:szCs w:val="24"/>
         </w:rPr>
-        <w:t xml:space="preserve">82. Kiri Industries</w:t>
+        <w:t xml:space="preserve">83. Kiri Industries</w:t>
       </w:r>
       <w:r>
         <w:rPr>
@@ -2977,7 +3010,7 @@
           <w:sz w:val="24"/>
           <w:szCs w:val="24"/>
         </w:rPr>
-        <w:t xml:space="preserve">83. Zaggle Prepaid Ocean Services</w:t>
+        <w:t xml:space="preserve">84. Zaggle Prepaid Ocean Services</w:t>
       </w:r>
       <w:r>
         <w:rPr>
@@ -3010,7 +3043,7 @@
           <w:sz w:val="24"/>
           <w:szCs w:val="24"/>
         </w:rPr>
-        <w:t xml:space="preserve">84. Unicommerce Esolutions</w:t>
+        <w:t xml:space="preserve">85. Unicommerce Esolutions</w:t>
       </w:r>
       <w:r>
         <w:rPr>
@@ -3043,7 +3076,7 @@
           <w:sz w:val="24"/>
           <w:szCs w:val="24"/>
         </w:rPr>
-        <w:t xml:space="preserve">85. P N Gadgil Jewellers Ltd</w:t>
+        <w:t xml:space="preserve">86. P N Gadgil Jewellers Ltd</w:t>
       </w:r>
       <w:r>
         <w:rPr>
@@ -3076,7 +3109,7 @@
           <w:sz w:val="24"/>
           <w:szCs w:val="24"/>
         </w:rPr>
-        <w:t xml:space="preserve">86. Zinka Logistics Solutions Ltd (BlackBuck)</w:t>
+        <w:t xml:space="preserve">87. Zinka Logistics Solutions Ltd (BlackBuck)</w:t>
       </w:r>
       <w:r>
         <w:rPr>
@@ -3109,7 +3142,7 @@
           <w:sz w:val="24"/>
           <w:szCs w:val="24"/>
         </w:rPr>
-        <w:t xml:space="preserve">87. RKEC Projects Ltd</w:t>
+        <w:t xml:space="preserve">88. RKEC Projects Ltd</w:t>
       </w:r>
       <w:r>
         <w:rPr>
@@ -3142,7 +3175,7 @@
           <w:sz w:val="24"/>
           <w:szCs w:val="24"/>
         </w:rPr>
-        <w:t xml:space="preserve">88. Eldeco Housing Ltd</w:t>
+        <w:t xml:space="preserve">89. Eldeco Housing Ltd</w:t>
       </w:r>
       <w:r>
         <w:rPr>
@@ -3175,7 +3208,7 @@
           <w:sz w:val="24"/>
           <w:szCs w:val="24"/>
         </w:rPr>
-        <w:t xml:space="preserve">89. MOIL Ltd</w:t>
+        <w:t xml:space="preserve">90. MOIL Ltd</w:t>
       </w:r>
       <w:r>
         <w:rPr>
@@ -3208,7 +3241,7 @@
           <w:sz w:val="24"/>
           <w:szCs w:val="24"/>
         </w:rPr>
-        <w:t xml:space="preserve">90. Capacit'e Infraprojects Ltd</w:t>
+        <w:t xml:space="preserve">91. Capacit'e Infraprojects Ltd</w:t>
       </w:r>
       <w:r>
         <w:rPr>
@@ -3241,7 +3274,7 @@
           <w:sz w:val="24"/>
           <w:szCs w:val="24"/>
         </w:rPr>
-        <w:t xml:space="preserve">91. TruAlt Bioenergy Ltd</w:t>
+        <w:t xml:space="preserve">92. TruAlt Bioenergy Ltd</w:t>
       </w:r>
       <w:r>
         <w:rPr>
@@ -3274,7 +3307,7 @@
           <w:sz w:val="24"/>
           <w:szCs w:val="24"/>
         </w:rPr>
-        <w:t xml:space="preserve">92. KPI Green Energy Ltd</w:t>
+        <w:t xml:space="preserve">93. KPI Green Energy Ltd</w:t>
       </w:r>
       <w:r>
         <w:rPr>
@@ -3307,7 +3340,7 @@
           <w:sz w:val="24"/>
           <w:szCs w:val="24"/>
         </w:rPr>
-        <w:t xml:space="preserve">93. Prevest Denpro Limited</w:t>
+        <w:t xml:space="preserve">94. Prevest Denpro Limited</w:t>
       </w:r>
       <w:r>
         <w:rPr>
@@ -3340,7 +3373,7 @@
           <w:sz w:val="24"/>
           <w:szCs w:val="24"/>
         </w:rPr>
-        <w:t xml:space="preserve">94. Vikram Solar- One of the oldest Solar module manufacturer</w:t>
+        <w:t xml:space="preserve">95. Vikram Solar- One of the oldest Solar module manufacturer</w:t>
       </w:r>
       <w:r>
         <w:rPr>
@@ -3373,7 +3406,7 @@
           <w:sz w:val="24"/>
           <w:szCs w:val="24"/>
         </w:rPr>
-        <w:t xml:space="preserve">95. CSL Finance Limited</w:t>
+        <w:t xml:space="preserve">96. CSL Finance Limited</w:t>
       </w:r>
       <w:r>
         <w:rPr>
@@ -3406,7 +3439,7 @@
           <w:sz w:val="24"/>
           <w:szCs w:val="24"/>
         </w:rPr>
-        <w:t xml:space="preserve">96. PNGS Gargi Fashion Jewellery Ltd</w:t>
+        <w:t xml:space="preserve">97. PNGS Gargi Fashion Jewellery Ltd</w:t>
       </w:r>
       <w:r>
         <w:rPr>
@@ -3439,7 +3472,7 @@
           <w:sz w:val="24"/>
           <w:szCs w:val="24"/>
         </w:rPr>
-        <w:t xml:space="preserve">97. Krishca Ltd : A SME offering steel strapping Solution</w:t>
+        <w:t xml:space="preserve">98. Krishca Ltd : A SME offering steel strapping Solution</w:t>
       </w:r>
       <w:r>
         <w:rPr>
@@ -3472,7 +3505,7 @@
           <w:sz w:val="24"/>
           <w:szCs w:val="24"/>
         </w:rPr>
-        <w:t xml:space="preserve">98. Kusumgar Ltd</w:t>
+        <w:t xml:space="preserve">99. Kusumgar Ltd</w:t>
       </w:r>
       <w:r>
         <w:rPr>
@@ -3505,7 +3538,7 @@
           <w:sz w:val="24"/>
           <w:szCs w:val="24"/>
         </w:rPr>
-        <w:t xml:space="preserve">99. Graphite Electrode (Graphite India / HEG)</w:t>
+        <w:t xml:space="preserve">100. Graphite Electrode (Graphite India / HEG)</w:t>
       </w:r>
       <w:r>
         <w:rPr>
@@ -3538,7 +3571,7 @@
           <w:sz w:val="24"/>
           <w:szCs w:val="24"/>
         </w:rPr>
-        <w:t xml:space="preserve">100. Rapicut Carbides Ltd</w:t>
+        <w:t xml:space="preserve">101. Rapicut Carbides Ltd</w:t>
       </w:r>
       <w:r>
         <w:rPr>
@@ -3571,7 +3604,7 @@
           <w:sz w:val="24"/>
           <w:szCs w:val="24"/>
         </w:rPr>
-        <w:t xml:space="preserve">101. Morepen Laboratories Ltd</w:t>
+        <w:t xml:space="preserve">102. Morepen Laboratories Ltd</w:t>
       </w:r>
       <w:r>
         <w:rPr>
@@ -3604,7 +3637,7 @@
           <w:sz w:val="24"/>
           <w:szCs w:val="24"/>
         </w:rPr>
-        <w:t xml:space="preserve">102. Kwality Pharmaceuticals Ltd</w:t>
+        <w:t xml:space="preserve">103. Kwality Pharmaceuticals Ltd</w:t>
       </w:r>
       <w:r>
         <w:rPr>
@@ -3637,7 +3670,7 @@
           <w:sz w:val="24"/>
           <w:szCs w:val="24"/>
         </w:rPr>
-        <w:t xml:space="preserve">103. Ratnaveer Precision Engineering Ltd</w:t>
+        <w:t xml:space="preserve">104. Ratnaveer Precision Engineering Ltd</w:t>
       </w:r>
       <w:r>
         <w:rPr>
@@ -3670,7 +3703,7 @@
           <w:sz w:val="24"/>
           <w:szCs w:val="24"/>
         </w:rPr>
-        <w:t xml:space="preserve">104. Shree Refrigerations Ltd</w:t>
+        <w:t xml:space="preserve">105. Shree Refrigerations Ltd</w:t>
       </w:r>
       <w:r>
         <w:rPr>
@@ -3703,7 +3736,7 @@
           <w:sz w:val="24"/>
           <w:szCs w:val="24"/>
         </w:rPr>
-        <w:t xml:space="preserve">105. Permanent Magnets Ltd</w:t>
+        <w:t xml:space="preserve">106. Permanent Magnets Ltd</w:t>
       </w:r>
       <w:r>
         <w:rPr>
@@ -3736,7 +3769,7 @@
           <w:sz w:val="24"/>
           <w:szCs w:val="24"/>
         </w:rPr>
-        <w:t xml:space="preserve">106. Mitsu Chem Plast Ltd</w:t>
+        <w:t xml:space="preserve">107. Mitsu Chem Plast Ltd</w:t>
       </w:r>
       <w:r>
         <w:rPr>
@@ -3769,7 +3802,7 @@
           <w:sz w:val="24"/>
           <w:szCs w:val="24"/>
         </w:rPr>
-        <w:t xml:space="preserve">107. Laxmi Dental Ltd</w:t>
+        <w:t xml:space="preserve">108. Laxmi Dental Ltd</w:t>
       </w:r>
       <w:r>
         <w:rPr>
@@ -3802,7 +3835,7 @@
           <w:sz w:val="24"/>
           <w:szCs w:val="24"/>
         </w:rPr>
-        <w:t xml:space="preserve">108. Shalimar Paints Ltd</w:t>
+        <w:t xml:space="preserve">109. Shalimar Paints Ltd</w:t>
       </w:r>
       <w:r>
         <w:rPr>
@@ -3835,7 +3868,7 @@
           <w:sz w:val="24"/>
           <w:szCs w:val="24"/>
         </w:rPr>
-        <w:t xml:space="preserve">109. Kamat Hotels (India) Ltd</w:t>
+        <w:t xml:space="preserve">110. Kamat Hotels (India) Ltd</w:t>
       </w:r>
       <w:r>
         <w:rPr>
@@ -3868,7 +3901,7 @@
           <w:sz w:val="24"/>
           <w:szCs w:val="24"/>
         </w:rPr>
-        <w:t xml:space="preserve">110. Walchandnagar Industries Ltd</w:t>
+        <w:t xml:space="preserve">111. Walchandnagar Industries Ltd</w:t>
       </w:r>
       <w:r>
         <w:rPr>
@@ -3901,7 +3934,7 @@
           <w:sz w:val="24"/>
           <w:szCs w:val="24"/>
         </w:rPr>
-        <w:t xml:space="preserve">111. Accent Microcell Ltd</w:t>
+        <w:t xml:space="preserve">112. Accent Microcell Ltd</w:t>
       </w:r>
       <w:r>
         <w:rPr>
@@ -3934,7 +3967,7 @@
           <w:sz w:val="24"/>
           <w:szCs w:val="24"/>
         </w:rPr>
-        <w:t xml:space="preserve">112. Pennar Industries Ltd</w:t>
+        <w:t xml:space="preserve">113. Pennar Industries Ltd</w:t>
       </w:r>
       <w:r>
         <w:rPr>
@@ -3967,7 +4000,7 @@
           <w:sz w:val="24"/>
           <w:szCs w:val="24"/>
         </w:rPr>
-        <w:t xml:space="preserve">113. I G Petrochemicals Ltd</w:t>
+        <w:t xml:space="preserve">114. I G Petrochemicals Ltd</w:t>
       </w:r>
       <w:r>
         <w:rPr>
@@ -4000,7 +4033,7 @@
           <w:sz w:val="24"/>
           <w:szCs w:val="24"/>
         </w:rPr>
-        <w:t xml:space="preserve">114. Aarti Surfactants Ltd</w:t>
+        <w:t xml:space="preserve">115. Aarti Surfactants Ltd</w:t>
       </w:r>
       <w:r>
         <w:rPr>
@@ -4033,7 +4066,7 @@
           <w:sz w:val="24"/>
           <w:szCs w:val="24"/>
         </w:rPr>
-        <w:t xml:space="preserve">115. Unihealth Hospitals Ltd</w:t>
+        <w:t xml:space="preserve">116. Unihealth Hospitals Ltd</w:t>
       </w:r>
       <w:r>
         <w:rPr>
@@ -4066,7 +4099,7 @@
           <w:sz w:val="24"/>
           <w:szCs w:val="24"/>
         </w:rPr>
-        <w:t xml:space="preserve">116. Devson Catalyst Ltd</w:t>
+        <w:t xml:space="preserve">117. Devson Catalyst Ltd</w:t>
       </w:r>
       <w:r>
         <w:rPr>
@@ -4099,7 +4132,7 @@
           <w:sz w:val="24"/>
           <w:szCs w:val="24"/>
         </w:rPr>
-        <w:t xml:space="preserve">117. MV Electrosystems Ltd</w:t>
+        <w:t xml:space="preserve">118. MV Electrosystems Ltd</w:t>
       </w:r>
       <w:r>
         <w:rPr>
@@ -4132,7 +4165,7 @@
           <w:sz w:val="24"/>
           <w:szCs w:val="24"/>
         </w:rPr>
-        <w:t xml:space="preserve">118. Glen Industries Ltd</w:t>
+        <w:t xml:space="preserve">119. Glen Industries Ltd</w:t>
       </w:r>
       <w:r>
         <w:rPr>
@@ -4165,7 +4198,7 @@
           <w:sz w:val="24"/>
           <w:szCs w:val="24"/>
         </w:rPr>
-        <w:t xml:space="preserve">119. Borana Weaves</w:t>
+        <w:t xml:space="preserve">120. Borana Weaves</w:t>
       </w:r>
       <w:r>
         <w:rPr>
@@ -4198,7 +4231,7 @@
           <w:sz w:val="24"/>
           <w:szCs w:val="24"/>
         </w:rPr>
-        <w:t xml:space="preserve">120. Ideaforge technologies</w:t>
+        <w:t xml:space="preserve">121. Ideaforge technologies</w:t>
       </w:r>
       <w:r>
         <w:rPr>
@@ -4231,7 +4264,7 @@
           <w:sz w:val="24"/>
           <w:szCs w:val="24"/>
         </w:rPr>
-        <w:t xml:space="preserve">121. Divgi TorqTransfer Systems Ltd</w:t>
+        <w:t xml:space="preserve">122. Divgi TorqTransfer Systems Ltd</w:t>
       </w:r>
       <w:r>
         <w:rPr>
@@ -4264,7 +4297,7 @@
           <w:sz w:val="24"/>
           <w:szCs w:val="24"/>
         </w:rPr>
-        <w:t xml:space="preserve">122. Exicom Tele-Services</w:t>
+        <w:t xml:space="preserve">123. Exicom Tele-Services</w:t>
       </w:r>
       <w:r>
         <w:rPr>
@@ -4297,7 +4330,7 @@
           <w:sz w:val="24"/>
           <w:szCs w:val="24"/>
         </w:rPr>
-        <w:t xml:space="preserve">123. Concord Control Systems Ltd</w:t>
+        <w:t xml:space="preserve">124. Concord Control Systems Ltd</w:t>
       </w:r>
       <w:r>
         <w:rPr>
@@ -4330,7 +4363,7 @@
           <w:sz w:val="24"/>
           <w:szCs w:val="24"/>
         </w:rPr>
-        <w:t xml:space="preserve">124. Swastika Castal Ltd</w:t>
+        <w:t xml:space="preserve">125. Swastika Castal Ltd</w:t>
       </w:r>
       <w:r>
         <w:rPr>
@@ -4363,7 +4396,7 @@
           <w:sz w:val="24"/>
           <w:szCs w:val="24"/>
         </w:rPr>
-        <w:t xml:space="preserve">125. IZMO Ltd</w:t>
+        <w:t xml:space="preserve">126. IZMO Ltd</w:t>
       </w:r>
       <w:r>
         <w:rPr>
@@ -4396,7 +4429,7 @@
           <w:sz w:val="24"/>
           <w:szCs w:val="24"/>
         </w:rPr>
-        <w:t xml:space="preserve">126. Ramco Systems Ltd</w:t>
+        <w:t xml:space="preserve">127. Ramco Systems Ltd</w:t>
       </w:r>
       <w:r>
         <w:rPr>
@@ -4429,7 +4462,7 @@
           <w:sz w:val="24"/>
           <w:szCs w:val="24"/>
         </w:rPr>
-        <w:t xml:space="preserve">127. John Cockerill India Ltd</w:t>
+        <w:t xml:space="preserve">128. John Cockerill India Ltd</w:t>
       </w:r>
       <w:r>
         <w:rPr>
@@ -4462,7 +4495,7 @@
           <w:sz w:val="24"/>
           <w:szCs w:val="24"/>
         </w:rPr>
-        <w:t xml:space="preserve">128. Chamunda Electricals</w:t>
+        <w:t xml:space="preserve">129. Chamunda Electricals</w:t>
       </w:r>
       <w:r>
         <w:rPr>
@@ -4495,7 +4528,7 @@
           <w:sz w:val="24"/>
           <w:szCs w:val="24"/>
         </w:rPr>
-        <w:t xml:space="preserve">129. Bondada Engineering</w:t>
+        <w:t xml:space="preserve">130. Bondada Engineering</w:t>
       </w:r>
       <w:r>
         <w:rPr>
@@ -4528,7 +4561,7 @@
           <w:sz w:val="24"/>
           <w:szCs w:val="24"/>
         </w:rPr>
-        <w:t xml:space="preserve">130. KP Green Engineering</w:t>
+        <w:t xml:space="preserve">131. KP Green Engineering</w:t>
       </w:r>
       <w:r>
         <w:rPr>
@@ -4561,7 +4594,7 @@
           <w:sz w:val="24"/>
           <w:szCs w:val="24"/>
         </w:rPr>
-        <w:t xml:space="preserve">131. KP Energy</w:t>
+        <w:t xml:space="preserve">132. KP Energy</w:t>
       </w:r>
       <w:r>
         <w:rPr>
@@ -4594,7 +4627,7 @@
           <w:sz w:val="24"/>
           <w:szCs w:val="24"/>
         </w:rPr>
-        <w:t xml:space="preserve">132. KRM Ayurveda</w:t>
+        <w:t xml:space="preserve">133. KRM Ayurveda</w:t>
       </w:r>
       <w:r>
         <w:rPr>
@@ -4627,7 +4660,7 @@
           <w:sz w:val="24"/>
           <w:szCs w:val="24"/>
         </w:rPr>
-        <w:t xml:space="preserve">133. Sonu Infratech</w:t>
+        <w:t xml:space="preserve">134. Sonu Infratech</w:t>
       </w:r>
       <w:r>
         <w:rPr>
@@ -4660,7 +4693,7 @@
           <w:sz w:val="24"/>
           <w:szCs w:val="24"/>
         </w:rPr>
-        <w:t xml:space="preserve">134. Desco Infratech</w:t>
+        <w:t xml:space="preserve">135. Desco Infratech</w:t>
       </w:r>
       <w:r>
         <w:rPr>
@@ -4693,7 +4726,7 @@
           <w:sz w:val="24"/>
           <w:szCs w:val="24"/>
         </w:rPr>
-        <w:t xml:space="preserve">135. Bhadora Industries</w:t>
+        <w:t xml:space="preserve">136. Bhadora Industries</w:t>
       </w:r>
       <w:r>
         <w:rPr>
@@ -4726,7 +4759,7 @@
           <w:sz w:val="24"/>
           <w:szCs w:val="24"/>
         </w:rPr>
-        <w:t xml:space="preserve">136. Solarium Green Energy</w:t>
+        <w:t xml:space="preserve">137. Solarium Green Energy</w:t>
       </w:r>
       <w:r>
         <w:rPr>
@@ -4759,7 +4792,7 @@
           <w:sz w:val="24"/>
           <w:szCs w:val="24"/>
         </w:rPr>
-        <w:t xml:space="preserve">137. Zaggle_A platform to address pain points for enterprises</w:t>
+        <w:t xml:space="preserve">138. Zaggle_A platform to address pain points for enterprises</w:t>
       </w:r>
       <w:r>
         <w:rPr>
@@ -4792,7 +4825,7 @@
           <w:sz w:val="24"/>
           <w:szCs w:val="24"/>
         </w:rPr>
-        <w:t xml:space="preserve">138. Morepen Labs</w:t>
+        <w:t xml:space="preserve">139. Morepen Labs</w:t>
       </w:r>
       <w:r>
         <w:rPr>
@@ -4825,7 +4858,7 @@
           <w:sz w:val="24"/>
           <w:szCs w:val="24"/>
         </w:rPr>
-        <w:t xml:space="preserve">139. Ratnaveer precision a newly headed steel company</w:t>
+        <w:t xml:space="preserve">140. Ratnaveer precision a newly headed steel company</w:t>
       </w:r>
       <w:r>
         <w:rPr>
@@ -4858,7 +4891,7 @@
           <w:sz w:val="24"/>
           <w:szCs w:val="24"/>
         </w:rPr>
-        <w:t xml:space="preserve">140. Earkart Ltd</w:t>
+        <w:t xml:space="preserve">141. Earkart Ltd</w:t>
       </w:r>
       <w:r>
         <w:rPr>
@@ -4891,7 +4924,7 @@
           <w:sz w:val="24"/>
           <w:szCs w:val="24"/>
         </w:rPr>
-        <w:t xml:space="preserve">141. RBZ Jewellers Ltd</w:t>
+        <w:t xml:space="preserve">142. RBZ Jewellers Ltd</w:t>
       </w:r>
       <w:r>
         <w:rPr>
@@ -4924,7 +4957,7 @@
           <w:sz w:val="24"/>
           <w:szCs w:val="24"/>
         </w:rPr>
-        <w:t xml:space="preserve">142. Piccadily Agro Industries Ltd</w:t>
+        <w:t xml:space="preserve">143. Piccadily Agro Industries Ltd</w:t>
       </w:r>
       <w:r>
         <w:rPr>
@@ -4957,7 +4990,7 @@
           <w:sz w:val="24"/>
           <w:szCs w:val="24"/>
         </w:rPr>
-        <w:t xml:space="preserve">143. Cosmic CRF Ltd</w:t>
+        <w:t xml:space="preserve">144. Cosmic CRF Ltd</w:t>
       </w:r>
       <w:r>
         <w:rPr>
@@ -4990,7 +5023,7 @@
           <w:sz w:val="24"/>
           <w:szCs w:val="24"/>
         </w:rPr>
-        <w:t xml:space="preserve">144. Modern Insulators Ltd</w:t>
+        <w:t xml:space="preserve">145. Modern Insulators Ltd</w:t>
       </w:r>
       <w:r>
         <w:rPr>
@@ -5023,7 +5056,7 @@
           <w:sz w:val="24"/>
           <w:szCs w:val="24"/>
         </w:rPr>
-        <w:t xml:space="preserve">145. Solex Energy Ltd</w:t>
+        <w:t xml:space="preserve">146. Solex Energy Ltd</w:t>
       </w:r>
       <w:r>
         <w:rPr>
@@ -5056,7 +5089,7 @@
           <w:sz w:val="24"/>
           <w:szCs w:val="24"/>
         </w:rPr>
-        <w:t xml:space="preserve">146. GHCL Textiles Ltd</w:t>
+        <w:t xml:space="preserve">147. GHCL Textiles Ltd</w:t>
       </w:r>
       <w:r>
         <w:rPr>
@@ -5089,7 +5122,7 @@
           <w:sz w:val="24"/>
           <w:szCs w:val="24"/>
         </w:rPr>
-        <w:t xml:space="preserve">147. Freshara Agro Exports Ltd</w:t>
+        <w:t xml:space="preserve">148. Freshara Agro Exports Ltd</w:t>
       </w:r>
       <w:r>
         <w:rPr>
@@ -5122,7 +5155,7 @@
           <w:sz w:val="24"/>
           <w:szCs w:val="24"/>
         </w:rPr>
-        <w:t xml:space="preserve">148. ASM Technologies</w:t>
+        <w:t xml:space="preserve">149. ASM Technologies</w:t>
       </w:r>
       <w:r>
         <w:rPr>
@@ -5155,7 +5188,7 @@
           <w:sz w:val="24"/>
           <w:szCs w:val="24"/>
         </w:rPr>
-        <w:t xml:space="preserve">149. Hind Rectifiers Ltd (HIRECT)</w:t>
+        <w:t xml:space="preserve">150. Hind Rectifiers Ltd (HIRECT)</w:t>
       </w:r>
       <w:r>
         <w:rPr>
@@ -5188,7 +5221,7 @@
           <w:sz w:val="24"/>
           <w:szCs w:val="24"/>
         </w:rPr>
-        <w:t xml:space="preserve">150. ESDS Software Solution Ltd</w:t>
+        <w:t xml:space="preserve">151. ESDS Software Solution Ltd</w:t>
       </w:r>
       <w:r>
         <w:rPr>
@@ -5208,6 +5241,72 @@
         <w:br/>
         <w:t xml:space="preserve">
 Post-listing valuation blown out (~106x trailing PAT, ~27x sales), no public quarterly disclosure yet, ~50% operating-margin durability untested vs GPUaaS price competition. First verifiable data point is Q2FY27. Expectation-gap: no-edge / over-optimistic. [conviction_score 30.0]</w:t>
+      </w:r>
+    </w:p>
+    <w:p>
+      <w:pPr>
+        <w:spacing w:after="160"/>
+      </w:pPr>
+      <w:r>
+        <w:rPr>
+          <w:b/>
+          <w:bCs/>
+          <w:sz w:val="24"/>
+          <w:szCs w:val="24"/>
+        </w:rPr>
+        <w:t xml:space="preserve">152. Millworks Technologies Ltd</w:t>
+      </w:r>
+      <w:r>
+        <w:rPr>
+          <w:i/>
+          <w:iCs/>
+          <w:color w:val="666666"/>
+          <w:sz w:val="20"/>
+          <w:szCs w:val="20"/>
+        </w:rPr>
+        <w:t xml:space="preserve">  —  81% ROCE defence/rail/aerospace/semicon precision components -- un-ignorable growth, but debtor days ~340</w:t>
+      </w:r>
+      <w:r>
+        <w:rPr>
+          <w:sz w:val="20"/>
+          <w:szCs w:val="20"/>
+        </w:rPr>
+        <w:br/>
+        <w:t xml:space="preserve">
+FY26 rev Rs 148.77 Cr / PAT Rs 37.06 Cr, ROCE ~81%/ROE ~70%, precision machined components into defence, railways, aerospace, semiconductor-equipment supply chains -- genuine theme match (defence/aerospace P1 + semiconductor capex P1). Held to tierC by conviction_score 30 (below the 35 tierB floor): debtor days ~340 is an earnings-quality flag, no VP thread, ~55x P/E, only 4 years of public history, @BeatTheStreet10 untrusted-X lead. Needs clean cash-conversion quarters + order-book disclosure before any upgrade. [conviction_score 30.0]</w:t>
+      </w:r>
+    </w:p>
+    <w:p>
+      <w:pPr>
+        <w:spacing w:after="160"/>
+      </w:pPr>
+      <w:r>
+        <w:rPr>
+          <w:b/>
+          <w:bCs/>
+          <w:sz w:val="24"/>
+          <w:szCs w:val="24"/>
+        </w:rPr>
+        <w:t xml:space="preserve">153. Recode Studios Ltd</w:t>
+      </w:r>
+      <w:r>
+        <w:rPr>
+          <w:i/>
+          <w:iCs/>
+          <w:color w:val="666666"/>
+          <w:sz w:val="20"/>
+          <w:szCs w:val="20"/>
+        </w:rPr>
+        <w:t xml:space="preserve">  —  Branded masstige BPC house, ROCE ~60%, PAT ~12x -- pick of the external-lead batch, but SME/untrusted/sub-Rs100Cr</w:t>
+      </w:r>
+      <w:r>
+        <w:rPr>
+          <w:sz w:val="20"/>
+          <w:szCs w:val="20"/>
+        </w:rPr>
+        <w:br/>
+        <w:t xml:space="preserve">
+FY25 rev Rs 80 Cr/PAT Rs 11.2 Cr; 9M-Dec25 rev Rs 57.39 Cr/PAT Rs 9.06 Cr (annualised ROCE ~60%/ROE ~68%); asset-light branded BPC/masstige-beauty house, promoter ~65%, acquired premium brand Aflairza. four_box tailwind yes/tam yes/moat weak/valuation weak = 3.0, so the return-magnitude label is permitted, but held to tierC by conviction_score 30: SME board, untrusted @BeatTheStreet10 lead, unproven brand longevity, unintegrated acquisition, no VP thread. [conviction_score 30.0]</w:t>
       </w:r>
     </w:p>
     <w:p>
@@ -6961,6 +7060,130 @@
           </w:p>
         </w:tc>
       </w:tr>
+      <w:tr>
+        <w:tc>
+          <w:tcPr>
+            <w:tcW w:type="dxa" w:w="2600"/>
+          </w:tcPr>
+          <w:p>
+            <w:r>
+              <w:rPr>
+                <w:b/>
+                <w:bCs/>
+                <w:color w:val="B8860B"/>
+              </w:rPr>
+              <w:t xml:space="preserve">Alphageo (India) Ltd</w:t>
+            </w:r>
+          </w:p>
+        </w:tc>
+        <w:tc>
+          <w:tcPr>
+            <w:tcW w:type="dxa" w:w="6400"/>
+          </w:tcPr>
+          <w:p>
+            <w:r>
+              <w:rPr>
+                <w:b w:val="false"/>
+                <w:bCs w:val="false"/>
+              </w:rPr>
+              <w:t xml:space="preserve">HIGH CAUTION — onshore seismic-survey leader, micro-cap ~Rs 190 Cr, currently loss-making with negative 3-yr ROE and order-book-lumpy revenue. Governance overhang: ED seizure of Rs 16 Cr under FEMA (Nov-2022, funds parked in UAE in contravention), IT raids (2019), forum-cited AgustaWestland VVIP-chopper-scam linkage, a 2019 BSE clarification notice, and no confirmed resolution; first-hand accounts of evasive IR (#294). Re-check needs all three of: a large seismic award + the ED matter resolved + a return to operating profit. four_box 1.5.</w:t>
+            </w:r>
+          </w:p>
+        </w:tc>
+      </w:tr>
+      <w:tr>
+        <w:tc>
+          <w:tcPr>
+            <w:tcW w:type="dxa" w:w="2600"/>
+          </w:tcPr>
+          <w:p>
+            <w:r>
+              <w:rPr>
+                <w:b/>
+                <w:bCs/>
+                <w:color w:val="B8860B"/>
+              </w:rPr>
+              <w:t xml:space="preserve">e2e Rail : SME Kavach OEM Play</w:t>
+            </w:r>
+          </w:p>
+        </w:tc>
+        <w:tc>
+          <w:tcPr>
+            <w:tcW w:type="dxa" w:w="6400"/>
+          </w:tcPr>
+          <w:p>
+            <w:r>
+              <w:rPr>
+                <w:b w:val="false"/>
+                <w:bCs w:val="false"/>
+              </w:rPr>
+              <w:t xml:space="preserve">Rail signalling/telecom integrator pivoting to OEM Kavach product via Nova Control (Tata Elxsi co-dev); rev +51.5% YoY but PAT growth decelerating (35.9%-&gt;19.7%). Single-post thread with zero community track record; external web findings flag an independent director with a SEBI-proceedings history plus an unusual FY24 corporate-promoter stake structure.</w:t>
+            </w:r>
+          </w:p>
+        </w:tc>
+      </w:tr>
+      <w:tr>
+        <w:tc>
+          <w:tcPr>
+            <w:tcW w:type="dxa" w:w="2600"/>
+          </w:tcPr>
+          <w:p>
+            <w:r>
+              <w:rPr>
+                <w:b/>
+                <w:bCs/>
+                <w:color w:val="B8860B"/>
+              </w:rPr>
+              <w:t xml:space="preserve">NIBE LTD</w:t>
+            </w:r>
+          </w:p>
+        </w:tc>
+        <w:tc>
+          <w:tcPr>
+            <w:tcW w:type="dxa" w:w="6400"/>
+          </w:tcPr>
+          <w:p>
+            <w:r>
+              <w:rPr>
+                <w:b w:val="false"/>
+                <w:bCs w:val="false"/>
+              </w:rPr>
+              <w:t xml:space="preserve">Defence-component fabricator (BrahMos/Pinaka/K9 Vajra/MRSAM claims) with ROE/ROCE declining YoY (18.9%-&gt;11.5% / 20.2%-&gt;15.6%) and thin OPM (~3.85%). Two trusted users (fabregas, Nabendu) independently raised serious unresolved 2024 concerns: an implausible 3-year vendor-qualification timeline for major missile programmes, plus a cluster of 2023-24 resignations (statutory auditors mid-term, CEO, CFO, Company Secretary, independent director). Later untrusted posts call the linked reverse-merger shell 'a bet on corruption.'</w:t>
+            </w:r>
+          </w:p>
+        </w:tc>
+      </w:tr>
+      <w:tr>
+        <w:tc>
+          <w:tcPr>
+            <w:tcW w:type="dxa" w:w="2600"/>
+          </w:tcPr>
+          <w:p>
+            <w:r>
+              <w:rPr>
+                <w:b/>
+                <w:bCs/>
+                <w:color w:val="B8860B"/>
+              </w:rPr>
+              <w:t xml:space="preserve">Vindhya Telelinks ltd</w:t>
+            </w:r>
+          </w:p>
+        </w:tc>
+        <w:tc>
+          <w:tcPr>
+            <w:tcW w:type="dxa" w:w="6400"/>
+          </w:tcPr>
+          <w:p>
+            <w:r>
+              <w:rPr>
+                <w:b w:val="false"/>
+                <w:bCs w:val="false"/>
+              </w:rPr>
+              <w:t xml:space="preserve">Mid-cap MP Birla Group cable/EPC name (OFC, copper, EPC ~80% of FY25 rev); weak ROCE ~3.58%/ROE ~5.94%, FY25 revenue -0.8% YoY, order book down to ~Rs 4,850 Cr (from ~Rs 5,812 Cr 6mo prior) despite a new Rs 475 Cr Smart-LED diversification order. Ongoing Supreme Court appeal (admitted Oct-2024, flagged by trusted harmeet_kumar) over MP Birla Group chairmanship/succession legitimacy (Harsh Vardhan Lodha), plus unresolved 2024 community questions on 'crooked BS &amp; P&amp;L' and corporate governance never answered in-thread.</w:t>
+            </w:r>
+          </w:p>
+        </w:tc>
+      </w:tr>
     </w:tbl>
     <w:p>
       <w:pPr>
@@ -7256,6 +7479,37 @@
           </w:p>
         </w:tc>
       </w:tr>
+      <w:tr>
+        <w:tc>
+          <w:tcPr>
+            <w:tcW w:type="dxa" w:w="2600"/>
+          </w:tcPr>
+          <w:p>
+            <w:r>
+              <w:rPr>
+                <w:b/>
+                <w:bCs/>
+                <w:color w:val="A32020"/>
+              </w:rPr>
+              <w:t xml:space="preserve">Aban Offshore Ltd</w:t>
+            </w:r>
+          </w:p>
+        </w:tc>
+        <w:tc>
+          <w:tcPr>
+            <w:tcW w:type="dxa" w:w="6400"/>
+          </w:tcPr>
+          <w:p>
+            <w:r>
+              <w:rPr>
+                <w:b w:val="false"/>
+                <w:bCs w:val="false"/>
+              </w:rPr>
+              <w:t xml:space="preserve">AVOID — under CIRP / insolvency since Sept-2025 (stayed Jan-2026), negative net worth, ~Rs 1,270 Cr contingent liabilities, revenue -17.5% over 5 years. The offshore day-rate up-cycle is real but inaccessible through this stub — equity is a residual claim behind creditors. Deep read skipped at the red flag; status set to avoid.</w:t>
+            </w:r>
+          </w:p>
+        </w:tc>
+      </w:tr>
     </w:tbl>
     <w:p>
       <w:pPr>
@@ -7427,6 +7681,37 @@
           </w:p>
         </w:tc>
       </w:tr>
+      <w:tr>
+        <w:tc>
+          <w:tcPr>
+            <w:tcW w:type="dxa" w:w="2600"/>
+          </w:tcPr>
+          <w:p>
+            <w:r>
+              <w:rPr>
+                <w:b/>
+                <w:bCs/>
+                <w:color w:val="6B2020"/>
+              </w:rPr>
+              <w:t xml:space="preserve">Eraaya Lifespaces Ltd</w:t>
+            </w:r>
+          </w:p>
+        </w:tc>
+        <w:tc>
+          <w:tcPr>
+            <w:tcW w:type="dxa" w:w="6400"/>
+          </w:tcPr>
+          <w:p>
+            <w:r>
+              <w:rPr>
+                <w:b w:val="false"/>
+                <w:bCs w:val="false"/>
+              </w:rPr>
+              <w:t xml:space="preserve">SEBI examining whether the Eraaya-Ebix deal involved cheating and stock manipulation; independent directors resigned with a letter detailing fraud + promoter litigation; Vedas Opportunities Fund civil suit over a preferential issue; SEBI LODR fines FY26. Down &gt;95% from peak, ROE ~-474%, D/E ~1,319%, revenue -93% YoY. The @BeatTheStreet10 lead was itself a bear call -- consistent.</w:t>
+            </w:r>
+          </w:p>
+        </w:tc>
+      </w:tr>
     </w:tbl>
     <w:p>
       <w:pPr>
@@ -21699,6 +21984,564 @@
                 <w:bCs w:val="false"/>
               </w:rPr>
               <w:t xml:space="preserve">Wind-turbine OEM turned profitable after the 2016-22 downturn with a 3.3-3.5 GW order book and a deleveraged balance sheet, but ~5.7% ROE on a ~31x P/E, a long record of destroying long-term shareholder value, a strategy flip-flop on solar, the ISTS-charge waiver ending, a post-Gensol sector de-rating, and the stock down ~49% over a year. [conviction_score 16.0]</w:t>
+            </w:r>
+          </w:p>
+        </w:tc>
+      </w:tr>
+      <w:tr>
+        <w:tc>
+          <w:tcPr>
+            <w:tcW w:type="dxa" w:w="2600"/>
+          </w:tcPr>
+          <w:p>
+            <w:r>
+              <w:rPr>
+                <w:b/>
+                <w:bCs/>
+                <w:color w:val="666666"/>
+              </w:rPr>
+              <w:t xml:space="preserve">ONGC</w:t>
+            </w:r>
+          </w:p>
+        </w:tc>
+        <w:tc>
+          <w:tcPr>
+            <w:tcW w:type="dxa" w:w="6400"/>
+          </w:tcPr>
+          <w:p>
+            <w:r>
+              <w:rPr>
+                <w:b w:val="false"/>
+                <w:bCs w:val="false"/>
+              </w:rPr>
+              <w:t xml:space="preserve">Genuine oilfield-capex bellwether and cheap (~7x P/E, ~0.8x book, ~5.6% yield), but at ~Rs 2,96,000 Cr it IS the capex setter, not a levered proxy; production broadly flat for a decade, windfall-tax overhang, no named structural/management inflection to invoke the large-cap exception. Screens out on size math (four_box 2.5).</w:t>
+            </w:r>
+          </w:p>
+        </w:tc>
+      </w:tr>
+      <w:tr>
+        <w:tc>
+          <w:tcPr>
+            <w:tcW w:type="dxa" w:w="2600"/>
+          </w:tcPr>
+          <w:p>
+            <w:r>
+              <w:rPr>
+                <w:b/>
+                <w:bCs/>
+                <w:color w:val="666666"/>
+              </w:rPr>
+              <w:t xml:space="preserve">Oil India</w:t>
+            </w:r>
+          </w:p>
+        </w:tc>
+        <w:tc>
+          <w:tcPr>
+            <w:tcW w:type="dxa" w:w="6400"/>
+          </w:tcPr>
+          <w:p>
+            <w:r>
+              <w:rPr>
+                <w:b w:val="false"/>
+                <w:bCs w:val="false"/>
+              </w:rPr>
+              <w:t xml:space="preserve">#2 upstream PSU ~Rs 80,000 Cr, cheap through-cycle with a real North East Gas Grid / Assam-gas monetisation optionality, but the gas-grid ramp is incremental volume (evacuation-gated, Duliajan feeder ~18 months out), not a named inflection. Screens out on size math (four_box 2.5).</w:t>
+            </w:r>
+          </w:p>
+        </w:tc>
+      </w:tr>
+      <w:tr>
+        <w:tc>
+          <w:tcPr>
+            <w:tcW w:type="dxa" w:w="2600"/>
+          </w:tcPr>
+          <w:p>
+            <w:r>
+              <w:rPr>
+                <w:b/>
+                <w:bCs/>
+                <w:color w:val="666666"/>
+              </w:rPr>
+              <w:t xml:space="preserve">Hindustan Oil Exploration (HOEC)</w:t>
+            </w:r>
+          </w:p>
+        </w:tc>
+        <w:tc>
+          <w:tcPr>
+            <w:tcW w:type="dxa" w:w="6400"/>
+          </w:tcPr>
+          <w:p>
+            <w:r>
+              <w:rPr>
+                <w:b w:val="false"/>
+                <w:bCs w:val="false"/>
+              </w:rPr>
+              <w:t xml:space="preserve">Private E&amp;P ~Rs 2,550 Cr trading ~100x P/E at the 52-week high on a chronic B-80 turnaround that still isn't stabilised (production 'continues to fall' per Jun-2026 concall); Dirok gas pipeline-evacuation-capped; new CEO's ~10,000 boe/d capex targets viewed as 'talk in the air' by forum trackers. ROCE 3.4% / ROE 2.3%. four_box 1.0, neither hard.</w:t>
+            </w:r>
+          </w:p>
+        </w:tc>
+      </w:tr>
+      <w:tr>
+        <w:tc>
+          <w:tcPr>
+            <w:tcW w:type="dxa" w:w="2600"/>
+          </w:tcPr>
+          <w:p>
+            <w:r>
+              <w:rPr>
+                <w:b/>
+                <w:bCs/>
+                <w:color w:val="666666"/>
+              </w:rPr>
+              <w:t xml:space="preserve">Dolphin Offshore Enterprises</w:t>
+            </w:r>
+          </w:p>
+        </w:tc>
+        <w:tc>
+          <w:tcPr>
+            <w:tcW w:type="dxa" w:w="6400"/>
+          </w:tcPr>
+          <w:p>
+            <w:r>
+              <w:rPr>
+                <w:b w:val="false"/>
+                <w:bCs w:val="false"/>
+              </w:rPr>
+              <w:t xml:space="preserve">Post-insolvency offshore subsea/diving revival; reported ~50% net margin on ~Rs 143 Cr revenue is almost certainly non-operational (exceptional gain / tax credit), trailing consolidated ROCE/ROE negative, debtor days ~729, P/B ~6.3 on the inflated earnings. Thread dead since 2015. Re-check: a filing confirming operating (not exceptional) profit + debtor days normalising. four_box 1.0.</w:t>
+            </w:r>
+          </w:p>
+        </w:tc>
+      </w:tr>
+      <w:tr>
+        <w:tc>
+          <w:tcPr>
+            <w:tcW w:type="dxa" w:w="2600"/>
+          </w:tcPr>
+          <w:p>
+            <w:r>
+              <w:rPr>
+                <w:b/>
+                <w:bCs/>
+                <w:color w:val="666666"/>
+              </w:rPr>
+              <w:t xml:space="preserve">Escorts Kubota</w:t>
+            </w:r>
+          </w:p>
+        </w:tc>
+        <w:tc>
+          <w:tcPr>
+            <w:tcW w:type="dxa" w:w="6400"/>
+          </w:tcPr>
+          <w:p>
+            <w:r>
+              <w:rPr>
+                <w:b w:val="false"/>
+                <w:bCs w:val="false"/>
+              </w:rPr>
+              <w:t xml:space="preserve">Clearly the highest-quality name in this scan batch — ~Rs 33,700 Cr, ~19.6% profit CAGR, ~18.7% ROE, large net cash, Kubota parent integrating it as a global agri-machinery export hub, dual cyclical tailwind (tractor recovery + strong Aug-2026 CE retail). But the return-magnitude math fails badly off a ~Rs 34,000 Cr base; own for steady returns, not the screen's 10x mandate. four_box 2.5, size math.</w:t>
+            </w:r>
+          </w:p>
+        </w:tc>
+      </w:tr>
+      <w:tr>
+        <w:tc>
+          <w:tcPr>
+            <w:tcW w:type="dxa" w:w="2600"/>
+          </w:tcPr>
+          <w:p>
+            <w:r>
+              <w:rPr>
+                <w:b/>
+                <w:bCs/>
+                <w:color w:val="666666"/>
+              </w:rPr>
+              <w:t xml:space="preserve">Ajax Engineering</w:t>
+            </w:r>
+          </w:p>
+        </w:tc>
+        <w:tc>
+          <w:tcPr>
+            <w:tcW w:type="dxa" w:w="6400"/>
+          </w:tcPr>
+          <w:p>
+            <w:r>
+              <w:rPr>
+                <w:b w:val="false"/>
+                <w:bCs w:val="false"/>
+              </w:rPr>
+              <w:t xml:space="preserve">Global self-loading concrete mixer (SLCM) leader ~77% share, ~Rs 6,800 Cr, ~30% ROCE, debt-free, strong FCF; Q1 FY26 margin dip (~13%-&gt;~10% OPM) is a non-impairing speed-breaker (CEV-4-&gt;CEV-5 switch absorbed without a price hike + rains + election pause), Aug-2026 volumes reportedly +29% YoY with margin recovery guided H2. Screened because SLCM is a niche Ajax already dominates — the TAM doesn't support the required multiple. Feb-2025 IPO was 100% OFS (Kedaara full exit). four_box 1.5.</w:t>
+            </w:r>
+          </w:p>
+        </w:tc>
+      </w:tr>
+      <w:tr>
+        <w:tc>
+          <w:tcPr>
+            <w:tcW w:type="dxa" w:w="2600"/>
+          </w:tcPr>
+          <w:p>
+            <w:r>
+              <w:rPr>
+                <w:b/>
+                <w:bCs/>
+                <w:color w:val="666666"/>
+              </w:rPr>
+              <w:t xml:space="preserve">Indo Farm Equipment</w:t>
+            </w:r>
+          </w:p>
+        </w:tc>
+        <w:tc>
+          <w:tcPr>
+            <w:tcW w:type="dxa" w:w="6400"/>
+          </w:tcPr>
+          <w:p>
+            <w:r>
+              <w:rPr>
+                <w:b w:val="false"/>
+                <w:bCs w:val="false"/>
+              </w:rPr>
+              <w:t xml:space="preserve">Sub-scale single-plant tractor + pick-n-carry crane maker ~Rs 690 Cr with a captive NBFC (Barota Finance). Live inflection — Q3 FY26 revenue +10.8% YoY, tractor sales +88% YoY as new capacity ramps into a turning rural cycle — but no cost or distribution moat vs M&amp;M / TAFE / Escorts / Sonalika / ACE, ROCE ~7.4% / ROE ~4.5%, ~28x P/E already prices it, and captive-NBFC financing of own-product sales adds credit + leverage risk. four_box 1.0.</w:t>
+            </w:r>
+          </w:p>
+        </w:tc>
+      </w:tr>
+      <w:tr>
+        <w:tc>
+          <w:tcPr>
+            <w:tcW w:type="dxa" w:w="2600"/>
+          </w:tcPr>
+          <w:p>
+            <w:r>
+              <w:rPr>
+                <w:b/>
+                <w:bCs/>
+                <w:color w:val="666666"/>
+              </w:rPr>
+              <w:t xml:space="preserve">Signpost India</w:t>
+            </w:r>
+          </w:p>
+        </w:tc>
+        <w:tc>
+          <w:tcPr>
+            <w:tcW w:type="dxa" w:w="6400"/>
+          </w:tcPr>
+          <w:p>
+            <w:r>
+              <w:rPr>
+                <w:b w:val="false"/>
+                <w:bCs w:val="false"/>
+              </w:rPr>
+              <w:t xml:space="preserve">Largest India main-street DOOH operator ~Rs 1,400 Cr; genuine revenue inflection (+38-52% YoY several quarters, OPM stepped up ~15%-&gt;~22-26%), CRISIL upgrade, 9-year Bangalore Metro contract (67 stations, ~Rs 600-700 Cr over life, cash from H2). Screened because the ~Rs 4,000 Cr Indian DOOH TAM caps the multiple and the book is tender-won with no moat (Bright Outdoor / CashURDrive win identical deals); also no earnings concalls, net insider selling (~Rs 117 Cr sells vs ~Rs 47 Cr buys), debtor days ~201, D/E ~0.82. Re-check: Bangalore Metro revenue flowing from H2 + debtor days down + concalls. four_box 1.5.</w:t>
+            </w:r>
+          </w:p>
+        </w:tc>
+      </w:tr>
+      <w:tr>
+        <w:tc>
+          <w:tcPr>
+            <w:tcW w:type="dxa" w:w="2600"/>
+          </w:tcPr>
+          <w:p>
+            <w:r>
+              <w:rPr>
+                <w:b/>
+                <w:bCs/>
+                <w:color w:val="666666"/>
+              </w:rPr>
+              <w:t xml:space="preserve">Lloyds Metal &amp; Energy Ltd</w:t>
+            </w:r>
+          </w:p>
+        </w:tc>
+        <w:tc>
+          <w:tcPr>
+            <w:tcW w:type="dxa" w:w="6400"/>
+          </w:tcPr>
+          <w:p>
+            <w:r>
+              <w:rPr>
+                <w:b w:val="false"/>
+                <w:bCs w:val="false"/>
+              </w:rPr>
+              <w:t xml:space="preserve">Genuine large-cap iron-ore-to-steel structural story (zero-premium Surjagarh lease to 2057, BHQ beneficiation, slurry-pipeline cost edge) with a real merchant-miner-to-integrated-steelmaker capex programme (~Rs 16,000 Cr) -- noted for the quality/large-cap watch list, but ~Rs 1,01,700 Cr market cap rules out a 10x-in-2-3yr or even 100x-in-10yr outcome. Community bear points (power deficit, mining-vs-steel ROCE dilution, ~16% promoter-group pledge, Naxal geography) add real risk on top of the size math.</w:t>
+            </w:r>
+          </w:p>
+        </w:tc>
+      </w:tr>
+      <w:tr>
+        <w:tc>
+          <w:tcPr>
+            <w:tcW w:type="dxa" w:w="2600"/>
+          </w:tcPr>
+          <w:p>
+            <w:r>
+              <w:rPr>
+                <w:b/>
+                <w:bCs/>
+                <w:color w:val="666666"/>
+              </w:rPr>
+              <w:t xml:space="preserve">Suba Hotels Ltd</w:t>
+            </w:r>
+          </w:p>
+        </w:tc>
+        <w:tc>
+          <w:tcPr>
+            <w:tcW w:type="dxa" w:w="6400"/>
+          </w:tcPr>
+          <w:p>
+            <w:r>
+              <w:rPr>
+                <w:b w:val="false"/>
+                <w:bCs w:val="false"/>
+              </w:rPr>
+              <w:t xml:space="preserve">Fast-growing (+51% FY25) high-ROCE (~35.6%) SME hotel network across owned/managed/franchised mid-scale properties, but no pricing-power moat vs branded chains and D/E ~1.06 despite a supposedly asset-light model undercuts the quality read. No VP thread.</w:t>
+            </w:r>
+          </w:p>
+        </w:tc>
+      </w:tr>
+      <w:tr>
+        <w:tc>
+          <w:tcPr>
+            <w:tcW w:type="dxa" w:w="2600"/>
+          </w:tcPr>
+          <w:p>
+            <w:r>
+              <w:rPr>
+                <w:b/>
+                <w:bCs/>
+                <w:color w:val="666666"/>
+              </w:rPr>
+              <w:t xml:space="preserve">SAR Televenture Ltd</w:t>
+            </w:r>
+          </w:p>
+        </w:tc>
+        <w:tc>
+          <w:tcPr>
+            <w:tcW w:type="dxa" w:w="6400"/>
+          </w:tcPr>
+          <w:p>
+            <w:r>
+              <w:rPr>
+                <w:b w:val="false"/>
+                <w:bCs w:val="false"/>
+              </w:rPr>
+              <w:t xml:space="preserve">Telecom-tower + OFC EPC name riding a one-time BSNL pipeline; ROCE ~6.0%/ROE ~9.5% (3yr) fails the quality gate outright, and working-capital/debtor days both deteriorated (WC 95-&gt;159 days, debtor 86-&gt;115 days). Thread dead since 2024, no trusted participation.</w:t>
+            </w:r>
+          </w:p>
+        </w:tc>
+      </w:tr>
+      <w:tr>
+        <w:tc>
+          <w:tcPr>
+            <w:tcW w:type="dxa" w:w="2600"/>
+          </w:tcPr>
+          <w:p>
+            <w:r>
+              <w:rPr>
+                <w:b/>
+                <w:bCs/>
+                <w:color w:val="666666"/>
+              </w:rPr>
+              <w:t xml:space="preserve">Sotefin Bharat Ltd</w:t>
+            </w:r>
+          </w:p>
+        </w:tc>
+        <w:tc>
+          <w:tcPr>
+            <w:tcW w:type="dxa" w:w="6400"/>
+          </w:tcPr>
+          <w:p>
+            <w:r>
+              <w:rPr>
+                <w:b w:val="false"/>
+                <w:bCs w:val="false"/>
+              </w:rPr>
+              <w:t xml:space="preserve">Automated/mechanised car-parking turnkey specialist (Swiss Sotefin SA tech, 55+ projects) with a healthy order book (~Rs 534 Cr, ~1.2x mcap) and margin expansion (11%-&gt;14.9% FY24-26), but automated parking is a small, slow-adopting niche in India -- TAM is the binding constraint on the thesis, not execution. No VP thread.</w:t>
+            </w:r>
+          </w:p>
+        </w:tc>
+      </w:tr>
+      <w:tr>
+        <w:tc>
+          <w:tcPr>
+            <w:tcW w:type="dxa" w:w="2600"/>
+          </w:tcPr>
+          <w:p>
+            <w:r>
+              <w:rPr>
+                <w:b/>
+                <w:bCs/>
+                <w:color w:val="666666"/>
+              </w:rPr>
+              <w:t xml:space="preserve">IIFL Finance</w:t>
+            </w:r>
+          </w:p>
+        </w:tc>
+        <w:tc>
+          <w:tcPr>
+            <w:tcW w:type="dxa" w:w="6400"/>
+          </w:tcPr>
+          <w:p>
+            <w:r>
+              <w:rPr>
+                <w:b w:val="false"/>
+                <w:bCs w:val="false"/>
+              </w:rPr>
+              <w:t xml:space="preserve">Large-cap NBFC (~Rs 25,700 Cr) with a genuine post-ban recovery -- AUM +38% YoY, gold book +~150% off the 2024 RBI-ban base, FY26 PAT +183%, ROE ~19.5% -- but the size alone rules out the screen's return-magnitude mandate. Governance track record (RBI gold-loan ban, legacy NSEL/IIFL Commodities matter, group LODR issues) is a standing negative though not red-flag tier (disclosed, worked-through). @a_basumallick's Blackstone-stake snippet is a neutral relay, not a call.</w:t>
+            </w:r>
+          </w:p>
+        </w:tc>
+      </w:tr>
+      <w:tr>
+        <w:tc>
+          <w:tcPr>
+            <w:tcW w:type="dxa" w:w="2600"/>
+          </w:tcPr>
+          <w:p>
+            <w:r>
+              <w:rPr>
+                <w:b/>
+                <w:bCs/>
+                <w:color w:val="666666"/>
+              </w:rPr>
+              <w:t xml:space="preserve">Asarfi Hospital Limited SME IPO</w:t>
+            </w:r>
+          </w:p>
+        </w:tc>
+        <w:tc>
+          <w:tcPr>
+            <w:tcW w:type="dxa" w:w="6400"/>
+          </w:tcPr>
+          <w:p>
+            <w:r>
+              <w:rPr>
+                <w:b w:val="false"/>
+                <w:bCs w:val="false"/>
+              </w:rPr>
+              <w:t xml:space="preserve">285-bed multi-speciality hospital + the only cancer-care institute in the Dhanbad catchment (genuine local moat, erodes as beds are added elsewhere); rev +48.9% FY25, H1FY26 PAT +70%, ~9x EV/EBITDA vs listed hospital peers 15-25x. Honest return-magnitude read is a 2-4x re-rate, not 10x-in-2-3yr, so thesis set to neither rather than a capped label. Governance niggles (audit trail not enabled 2yr, promoter RPTs outside listco, young non-medical promoter, cancer-plot land-title dispute) are monitorables, not disqualifying.</w:t>
+            </w:r>
+          </w:p>
+        </w:tc>
+      </w:tr>
+      <w:tr>
+        <w:tc>
+          <w:tcPr>
+            <w:tcW w:type="dxa" w:w="2600"/>
+          </w:tcPr>
+          <w:p>
+            <w:r>
+              <w:rPr>
+                <w:b/>
+                <w:bCs/>
+                <w:color w:val="666666"/>
+              </w:rPr>
+              <w:t xml:space="preserve">SAT Industries</w:t>
+            </w:r>
+          </w:p>
+        </w:tc>
+        <w:tc>
+          <w:tcPr>
+            <w:tcW w:type="dxa" w:w="6400"/>
+          </w:tcPr>
+          <w:p>
+            <w:r>
+              <w:rPr>
+                <w:b w:val="false"/>
+                <w:bCs w:val="false"/>
+              </w:rPr>
+              <w:t xml:space="preserve">Diversified Mumbai holding/trading conglomerate (manufacturing+leasing+finance+investments+import-export) with opaque, inconsistent segment reporting (ROCE/ROE reported anywhere from 6-16%/9-14% across sources); no moat, no catalyst, no live-theme match, no VP thread.</w:t>
+            </w:r>
+          </w:p>
+        </w:tc>
+      </w:tr>
+      <w:tr>
+        <w:tc>
+          <w:tcPr>
+            <w:tcW w:type="dxa" w:w="2600"/>
+          </w:tcPr>
+          <w:p>
+            <w:r>
+              <w:rPr>
+                <w:b/>
+                <w:bCs/>
+                <w:color w:val="666666"/>
+              </w:rPr>
+              <w:t xml:space="preserve">Tainwala Chemicals</w:t>
+            </w:r>
+          </w:p>
+        </w:tc>
+        <w:tc>
+          <w:tcPr>
+            <w:tcW w:type="dxa" w:w="6400"/>
+          </w:tcPr>
+          <w:p>
+            <w:r>
+              <w:rPr>
+                <w:b w:val="false"/>
+                <w:bCs w:val="false"/>
+              </w:rPr>
+              <w:t xml:space="preserve">Debt-free extruded-plastic-sheet maker (Tainwala Group) but chronically low returns (ROIC ~0.47%, ROE ~4.7% 3yr) and the latest quarter's PAT collapsed ~99% YoY to near-zero. Legacy Samsonite South Asia stake narrative in the thread title is unverified. No catalyst, no theme match.</w:t>
+            </w:r>
+          </w:p>
+        </w:tc>
+      </w:tr>
+      <w:tr>
+        <w:tc>
+          <w:tcPr>
+            <w:tcW w:type="dxa" w:w="2600"/>
+          </w:tcPr>
+          <w:p>
+            <w:r>
+              <w:rPr>
+                <w:b/>
+                <w:bCs/>
+                <w:color w:val="666666"/>
+              </w:rPr>
+              <w:t xml:space="preserve">Siddhika Coating Limited- A Paint Company</w:t>
+            </w:r>
+          </w:p>
+        </w:tc>
+        <w:tc>
+          <w:tcPr>
+            <w:tcW w:type="dxa" w:w="6400"/>
+          </w:tcPr>
+          <w:p>
+            <w:r>
+              <w:rPr>
+                <w:b w:val="false"/>
+                <w:bCs w:val="false"/>
+              </w:rPr>
+              <w:t xml:space="preserve">Debt-free micro-cap paint applicator (18-yr SKK Japan tie-up), ROE ~24.5%/ROIC ~17.6%, steady 20-25% growth with a Q2FY26 record OPM (~20%) -- a genuine quality small-cap compounder, not an asymmetric bet: growth rate doesn't support a 10x-in-2-3yr outcome so thesis set to neither. Trusted user sameernics flagged 2023 illiquidity/manipulation risk (later softened to constructive); persistent, unresolved capital-allocation concern (surplus cash parked in MFs instead of reinvested).</w:t>
+            </w:r>
+          </w:p>
+        </w:tc>
+      </w:tr>
+      <w:tr>
+        <w:tc>
+          <w:tcPr>
+            <w:tcW w:type="dxa" w:w="2600"/>
+          </w:tcPr>
+          <w:p>
+            <w:r>
+              <w:rPr>
+                <w:b/>
+                <w:bCs/>
+                <w:color w:val="666666"/>
+              </w:rPr>
+              <w:t xml:space="preserve">Innovassynth investments limited</w:t>
+            </w:r>
+          </w:p>
+        </w:tc>
+        <w:tc>
+          <w:tcPr>
+            <w:tcW w:type="dxa" w:w="6400"/>
+          </w:tcPr>
+          <w:p>
+            <w:r>
+              <w:rPr>
+                <w:b w:val="false"/>
+                <w:bCs w:val="false"/>
+              </w:rPr>
+              <w:t xml:space="preserve">Small-cap CRDMO (oligonucleotide building blocks + pharma intermediates + specialty chemicals, Rajan Raheja/RARE-backed) whose reverse merger into the listed holdco just went effective (Sep-2026). ROCE/ROE deeply negative (~-83%/-65%) despite a recent quarterly financial-score improvement; stock already +307% 3yr/+108% 6mo well ahead of fundamentals. Trusted user dark_hunter: commodity-like CRAMS competitive dynamics, ~50-60% single-customer concentration, 'risk and reward not favourable'; trusted user Nabendu offered a counter EV/Sales bull case (not a call). Revisit after the first post-merger quarter.</w:t>
             </w:r>
           </w:p>
         </w:tc>

--- a/projects/valuepickr-open-screen/docs/00_SCREEN_RANKING.docx
+++ b/projects/valuepickr-open-screen/docs/00_SCREEN_RANKING.docx
@@ -2411,6 +2411,105 @@
     </w:p>
     <w:p>
       <w:pPr>
+        <w:spacing w:after="160"/>
+      </w:pPr>
+      <w:r>
+        <w:rPr>
+          <w:b/>
+          <w:bCs/>
+          <w:sz w:val="24"/>
+          <w:szCs w:val="24"/>
+        </w:rPr>
+        <w:t xml:space="preserve">67. RNIT AI Solutions Ltd</w:t>
+      </w:r>
+      <w:r>
+        <w:rPr>
+          <w:i/>
+          <w:iCs/>
+          <w:color w:val="666666"/>
+          <w:sz w:val="20"/>
+          <w:szCs w:val="20"/>
+        </w:rPr>
+        <w:t xml:space="preserve">  —  Govt facial-recognition SaaS microcap, ROCE 12%-&gt;20%, low leverage (0.13x)</w:t>
+      </w:r>
+      <w:r>
+        <w:rPr>
+          <w:sz w:val="20"/>
+          <w:szCs w:val="20"/>
+        </w:rPr>
+        <w:br/>
+        <w:t xml:space="preserve">
+Deep-dive pass 1 (2026-09-18): listed vehicle emerged from NCLT insolvency resolution (real operating history ~2yrs only). ROCE improved to ~20.2% (from ~12.2%), OPM to ~40% (from ~32%) - genuine fundamental improvement. Prior D/E ~5.0x figure was stale/mis-scaled - corrected to ~0.13x, genuinely low leverage. Two preferential allotments (~Rs47cr) drove a promoter-holding swing (52.28%-&gt;73.74%-&gt;67.42%) that reads as dilution, not selling. First non-government diversification (Aug-2026 1FC Technology fintech/wealthtech deal, Rs5-15cr, unproven at scale). Seasonal revenue pattern (Q4 govt year-end peak), elevated working capital (debtor days 146). four_box stays 3.0, thesis_fit 10x-in-2-3-years held. Conviction Medium (unchanged). [conviction_score 39.5]</w:t>
+      </w:r>
+    </w:p>
+    <w:p>
+      <w:pPr>
+        <w:spacing w:after="160"/>
+      </w:pPr>
+      <w:r>
+        <w:rPr>
+          <w:b/>
+          <w:bCs/>
+          <w:sz w:val="24"/>
+          <w:szCs w:val="24"/>
+        </w:rPr>
+        <w:t xml:space="preserve">68. Zinka Logistics Solutions Ltd (BlackBuck)</w:t>
+      </w:r>
+      <w:r>
+        <w:rPr>
+          <w:i/>
+          <w:iCs/>
+          <w:color w:val="666666"/>
+          <w:sz w:val="20"/>
+          <w:szCs w:val="20"/>
+        </w:rPr>
+        <w:t xml:space="preserve">  —  First full profitable FY (PAT Rs160cr), SuperLoads scaling ahead of guide</w:t>
+      </w:r>
+      <w:r>
+        <w:rPr>
+          <w:sz w:val="20"/>
+          <w:szCs w:val="20"/>
+        </w:rPr>
+        <w:br/>
+        <w:t xml:space="preserve">
+Deep-dive pass 1 (2026-09-18): FY26 was BlackBuck's first full profitable year (PAT Rs160cr, revenue +53% to Rs652cr, adj. EBITDA +84% to Rs190cr) after four straight loss-making years. SuperLoads scaling faster than guided (~50% QoQ, hit 14-city target on schedule, roughly halfway to 5,000-monthly-load goal). Correction: EBITDA margin actually compressing YoY (24.9% vs 29% Q1 FY27) on SuperLoads mix dilution, not expanding as previously assumed. Promoter holding fell 27.70%-&gt;25.05% over 4 quarters plus a confirmed Nov-2025 founder block deal (~2% stake); FII holding absorbed the supply (11.6%-&gt;32.5%). New Rs22cr tax dispute flagged in Q1 FY27 concall; FASTag-vs-GNSS regulatory transition still unresolved. Valuation de-rated ~84x -&gt; ~65-67x P/E as earnings caught up. Conviction Low-Medium -&gt; Medium. [conviction_score 43.9]</w:t>
+      </w:r>
+    </w:p>
+    <w:p>
+      <w:pPr>
+        <w:spacing w:after="160"/>
+      </w:pPr>
+      <w:r>
+        <w:rPr>
+          <w:b/>
+          <w:bCs/>
+          <w:sz w:val="24"/>
+          <w:szCs w:val="24"/>
+        </w:rPr>
+        <w:t xml:space="preserve">69. Univastu India</w:t>
+      </w:r>
+      <w:r>
+        <w:rPr>
+          <w:i/>
+          <w:iCs/>
+          <w:color w:val="666666"/>
+          <w:sz w:val="20"/>
+          <w:szCs w:val="20"/>
+        </w:rPr>
+        <w:t xml:space="preserve">  —  Rs1,021cr+ metro order book (4.2x FY26 revenue), ~37% revenue CAGR</w:t>
+      </w:r>
+      <w:r>
+        <w:rPr>
+          <w:sz w:val="20"/>
+          <w:szCs w:val="20"/>
+        </w:rPr>
+        <w:br/>
+        <w:t xml:space="preserve">
+Deep-dive pass 1 (2026-09-18) upgraded thesis_fit neither -&gt; 10x-in-2-3-years (four_box 2.5-&gt;3.5, moat and TAM re-scored on confirmed evidence): Rs1,021cr+ order book confirmed (L&amp;T Mumbai Metro Line4/4A Rs392cr, IRCON Mumbai Metro Rs485.67cr, Pune Metro Rs229.97cr/35% share). Revenue growth accelerating - FY22-26 CAGR ~37%, Q1 FY27 +252% YoY as the metro order book began executing. Real diversification optionality found (URBS Systems AB data-centre MOU, Univastu NUOS BMS/IoT JV, exclusive Myrtha Pools aquatics partnership). Multi-quarter promoter-holding decline (71.2%-&gt;64.24%) resolved as largely a promoter-participated Rs16cr warrant raise, not an exit signal. Serious caution: debtor days worsened to ~121, forcing a tripled borrowing limit (~Rs200cr) plus the warrant raise - growth is currently working-capital-funded, capping conviction at Medium. [conviction_score 48.5]</w:t>
+      </w:r>
+    </w:p>
+    <w:p>
+      <w:pPr>
         <w:pStyle w:val="Heading1"/>
         <w:spacing w:after="140" w:before="320"/>
       </w:pPr>
@@ -2449,7 +2548,7 @@
           <w:sz w:val="24"/>
           <w:szCs w:val="24"/>
         </w:rPr>
-        <w:t xml:space="preserve">67. 20 Microns : micronized to nano-sized minerals</w:t>
+        <w:t xml:space="preserve">70. 20 Microns : micronized to nano-sized minerals</w:t>
       </w:r>
       <w:r>
         <w:rPr>
@@ -2482,7 +2581,7 @@
           <w:sz w:val="24"/>
           <w:szCs w:val="24"/>
         </w:rPr>
-        <w:t xml:space="preserve">68. ASM Technologies</w:t>
+        <w:t xml:space="preserve">71. ASM Technologies</w:t>
       </w:r>
       <w:r>
         <w:rPr>
@@ -2515,7 +2614,7 @@
           <w:sz w:val="24"/>
           <w:szCs w:val="24"/>
         </w:rPr>
-        <w:t xml:space="preserve">69. Aarti Surfactants Ltd</w:t>
+        <w:t xml:space="preserve">72. Aarti Surfactants Ltd</w:t>
       </w:r>
       <w:r>
         <w:rPr>
@@ -2548,7 +2647,7 @@
           <w:sz w:val="24"/>
           <w:szCs w:val="24"/>
         </w:rPr>
-        <w:t xml:space="preserve">70. Accent Microcell Limited</w:t>
+        <w:t xml:space="preserve">73. Accent Microcell Limited</w:t>
       </w:r>
       <w:r>
         <w:rPr>
@@ -2581,7 +2680,7 @@
           <w:sz w:val="24"/>
           <w:szCs w:val="24"/>
         </w:rPr>
-        <w:t xml:space="preserve">71. Alufluoride Limited-conversion of waste into wealth</w:t>
+        <w:t xml:space="preserve">74. Alufluoride Limited-conversion of waste into wealth</w:t>
       </w:r>
       <w:r>
         <w:rPr>
@@ -2614,7 +2713,7 @@
           <w:sz w:val="24"/>
           <w:szCs w:val="24"/>
         </w:rPr>
-        <w:t xml:space="preserve">72. Archit Nuwood Industries</w:t>
+        <w:t xml:space="preserve">75. Archit Nuwood Industries</w:t>
       </w:r>
       <w:r>
         <w:rPr>
@@ -2647,7 +2746,7 @@
           <w:sz w:val="24"/>
           <w:szCs w:val="24"/>
         </w:rPr>
-        <w:t xml:space="preserve">73. Axiscades Engineering</w:t>
+        <w:t xml:space="preserve">76. Axiscades Engineering</w:t>
       </w:r>
       <w:r>
         <w:rPr>
@@ -2680,7 +2779,7 @@
           <w:sz w:val="24"/>
           <w:szCs w:val="24"/>
         </w:rPr>
-        <w:t xml:space="preserve">74. Bhadora Industries Ltd</w:t>
+        <w:t xml:space="preserve">77. Bhadora Industries Ltd</w:t>
       </w:r>
       <w:r>
         <w:rPr>
@@ -2713,7 +2812,7 @@
           <w:sz w:val="24"/>
           <w:szCs w:val="24"/>
         </w:rPr>
-        <w:t xml:space="preserve">75. Bondada Engineering Ltd</w:t>
+        <w:t xml:space="preserve">78. Bondada Engineering Ltd</w:t>
       </w:r>
       <w:r>
         <w:rPr>
@@ -2746,7 +2845,7 @@
           <w:sz w:val="24"/>
           <w:szCs w:val="24"/>
         </w:rPr>
-        <w:t xml:space="preserve">76. Borana Weaves</w:t>
+        <w:t xml:space="preserve">79. Borana Weaves</w:t>
       </w:r>
       <w:r>
         <w:rPr>
@@ -2779,7 +2878,7 @@
           <w:sz w:val="24"/>
           <w:szCs w:val="24"/>
         </w:rPr>
-        <w:t xml:space="preserve">77. COSMIC CRF LIMITED</w:t>
+        <w:t xml:space="preserve">80. COSMIC CRF LIMITED</w:t>
       </w:r>
       <w:r>
         <w:rPr>
@@ -2812,7 +2911,7 @@
           <w:sz w:val="24"/>
           <w:szCs w:val="24"/>
         </w:rPr>
-        <w:t xml:space="preserve">78. CSL Finance Limited</w:t>
+        <w:t xml:space="preserve">81. CSL Finance Limited</w:t>
       </w:r>
       <w:r>
         <w:rPr>
@@ -2845,7 +2944,7 @@
           <w:sz w:val="24"/>
           <w:szCs w:val="24"/>
         </w:rPr>
-        <w:t xml:space="preserve">79. Capacit'e Infraprojects</w:t>
+        <w:t xml:space="preserve">82. Capacit'e Infraprojects</w:t>
       </w:r>
       <w:r>
         <w:rPr>
@@ -2878,7 +2977,7 @@
           <w:sz w:val="24"/>
           <w:szCs w:val="24"/>
         </w:rPr>
-        <w:t xml:space="preserve">80. Chamunda Electricals Ltd</w:t>
+        <w:t xml:space="preserve">83. Chamunda Electricals Ltd</w:t>
       </w:r>
       <w:r>
         <w:rPr>
@@ -2911,7 +3010,7 @@
           <w:sz w:val="24"/>
           <w:szCs w:val="24"/>
         </w:rPr>
-        <w:t xml:space="preserve">81. Desco Infratech Ltd</w:t>
+        <w:t xml:space="preserve">84. Desco Infratech Ltd</w:t>
       </w:r>
       <w:r>
         <w:rPr>
@@ -2944,7 +3043,7 @@
           <w:sz w:val="24"/>
           <w:szCs w:val="24"/>
         </w:rPr>
-        <w:t xml:space="preserve">82. Devson Catalyst Ltd</w:t>
+        <w:t xml:space="preserve">85. Divgi TorqTransfer Systems Ltd</w:t>
       </w:r>
       <w:r>
         <w:rPr>
@@ -2977,7 +3076,7 @@
           <w:sz w:val="24"/>
           <w:szCs w:val="24"/>
         </w:rPr>
-        <w:t xml:space="preserve">83. Divgi TorqTransfer Systems Ltd</w:t>
+        <w:t xml:space="preserve">86. ESDS Software Solution Ltd</w:t>
       </w:r>
       <w:r>
         <w:rPr>
@@ -3010,7 +3109,7 @@
           <w:sz w:val="24"/>
           <w:szCs w:val="24"/>
         </w:rPr>
-        <w:t xml:space="preserve">84. ESDS Software Solution Ltd</w:t>
+        <w:t xml:space="preserve">87. Earkart Ltd</w:t>
       </w:r>
       <w:r>
         <w:rPr>
@@ -3043,7 +3142,7 @@
           <w:sz w:val="24"/>
           <w:szCs w:val="24"/>
         </w:rPr>
-        <w:t xml:space="preserve">85. Earkart Ltd</w:t>
+        <w:t xml:space="preserve">88. Eldeco Housing Ltd</w:t>
       </w:r>
       <w:r>
         <w:rPr>
@@ -3076,7 +3175,7 @@
           <w:sz w:val="24"/>
           <w:szCs w:val="24"/>
         </w:rPr>
-        <w:t xml:space="preserve">86. Eldeco Housing Ltd</w:t>
+        <w:t xml:space="preserve">89. Electronics Mart India Limited- EMIL</w:t>
       </w:r>
       <w:r>
         <w:rPr>
@@ -3109,7 +3208,7 @@
           <w:sz w:val="24"/>
           <w:szCs w:val="24"/>
         </w:rPr>
-        <w:t xml:space="preserve">87. Electronics Mart India Limited- EMIL</w:t>
+        <w:t xml:space="preserve">90. Emerald Finance</w:t>
       </w:r>
       <w:r>
         <w:rPr>
@@ -3142,7 +3241,7 @@
           <w:sz w:val="24"/>
           <w:szCs w:val="24"/>
         </w:rPr>
-        <w:t xml:space="preserve">88. Emerald Finance</w:t>
+        <w:t xml:space="preserve">91. Eppelton (EEPL)</w:t>
       </w:r>
       <w:r>
         <w:rPr>
@@ -3175,7 +3274,7 @@
           <w:sz w:val="24"/>
           <w:szCs w:val="24"/>
         </w:rPr>
-        <w:t xml:space="preserve">89. Eppelton (EEPL)</w:t>
+        <w:t xml:space="preserve">92. Freshara Agro Exports Ltd</w:t>
       </w:r>
       <w:r>
         <w:rPr>
@@ -3208,7 +3307,7 @@
           <w:sz w:val="24"/>
           <w:szCs w:val="24"/>
         </w:rPr>
-        <w:t xml:space="preserve">90. Freshara Agro Exports Ltd</w:t>
+        <w:t xml:space="preserve">93. GHCL Textiles Ltd</w:t>
       </w:r>
       <w:r>
         <w:rPr>
@@ -3241,7 +3340,7 @@
           <w:sz w:val="24"/>
           <w:szCs w:val="24"/>
         </w:rPr>
-        <w:t xml:space="preserve">91. GHCL Textiles Ltd</w:t>
+        <w:t xml:space="preserve">94. GV Electricals Ltd</w:t>
       </w:r>
       <w:r>
         <w:rPr>
@@ -3274,7 +3373,7 @@
           <w:sz w:val="24"/>
           <w:szCs w:val="24"/>
         </w:rPr>
-        <w:t xml:space="preserve">92. GV Electricals Ltd</w:t>
+        <w:t xml:space="preserve">95. Glen Industries Ltd</w:t>
       </w:r>
       <w:r>
         <w:rPr>
@@ -3307,7 +3406,7 @@
           <w:sz w:val="24"/>
           <w:szCs w:val="24"/>
         </w:rPr>
-        <w:t xml:space="preserve">93. Glen Industries Ltd</w:t>
+        <w:t xml:space="preserve">96. Hind Rectifiers Ltd (HIRECT)</w:t>
       </w:r>
       <w:r>
         <w:rPr>
@@ -3340,7 +3439,7 @@
           <w:sz w:val="24"/>
           <w:szCs w:val="24"/>
         </w:rPr>
-        <w:t xml:space="preserve">94. Hind Rectifiers Ltd (HIRECT)</w:t>
+        <w:t xml:space="preserve">97. I G Petrochemicals Ltd</w:t>
       </w:r>
       <w:r>
         <w:rPr>
@@ -3373,7 +3472,7 @@
           <w:sz w:val="24"/>
           <w:szCs w:val="24"/>
         </w:rPr>
-        <w:t xml:space="preserve">95. I G Petrochemicals Ltd</w:t>
+        <w:t xml:space="preserve">98. IZMO- bet on new technologies in Auto retail &amp; defence</w:t>
       </w:r>
       <w:r>
         <w:rPr>
@@ -3406,7 +3505,7 @@
           <w:sz w:val="24"/>
           <w:szCs w:val="24"/>
         </w:rPr>
-        <w:t xml:space="preserve">96. IZMO- bet on new technologies in Auto retail &amp; defence</w:t>
+        <w:t xml:space="preserve">99. Ideaforge technologies</w:t>
       </w:r>
       <w:r>
         <w:rPr>
@@ -3439,7 +3538,7 @@
           <w:sz w:val="24"/>
           <w:szCs w:val="24"/>
         </w:rPr>
-        <w:t xml:space="preserve">97. Ideaforge technologies</w:t>
+        <w:t xml:space="preserve">100. John Cockerill India: A Case Study on Decarbonisation of Steel</w:t>
       </w:r>
       <w:r>
         <w:rPr>
@@ -3472,7 +3571,7 @@
           <w:sz w:val="24"/>
           <w:szCs w:val="24"/>
         </w:rPr>
-        <w:t xml:space="preserve">98. John Cockerill India: A Case Study on Decarbonisation of Steel</w:t>
+        <w:t xml:space="preserve">101. KP Energy Ltd</w:t>
       </w:r>
       <w:r>
         <w:rPr>
@@ -3505,7 +3604,7 @@
           <w:sz w:val="24"/>
           <w:szCs w:val="24"/>
         </w:rPr>
-        <w:t xml:space="preserve">99. KP Energy Ltd</w:t>
+        <w:t xml:space="preserve">102. KP Green Engineering Ltd</w:t>
       </w:r>
       <w:r>
         <w:rPr>
@@ -3538,7 +3637,7 @@
           <w:sz w:val="24"/>
           <w:szCs w:val="24"/>
         </w:rPr>
-        <w:t xml:space="preserve">100. KP Green Engineering Ltd</w:t>
+        <w:t xml:space="preserve">103. KPI Green Energy Ltd</w:t>
       </w:r>
       <w:r>
         <w:rPr>
@@ -3571,7 +3670,7 @@
           <w:sz w:val="24"/>
           <w:szCs w:val="24"/>
         </w:rPr>
-        <w:t xml:space="preserve">101. KPI Green Energy Ltd</w:t>
+        <w:t xml:space="preserve">104. KRM Ayurveda Ltd</w:t>
       </w:r>
       <w:r>
         <w:rPr>
@@ -3604,7 +3703,7 @@
           <w:sz w:val="24"/>
           <w:szCs w:val="24"/>
         </w:rPr>
-        <w:t xml:space="preserve">102. KRM Ayurveda Ltd</w:t>
+        <w:t xml:space="preserve">105. Kamat Hotels (India) Ltd- A Possible Turnaround Story!</w:t>
       </w:r>
       <w:r>
         <w:rPr>
@@ -3637,7 +3736,7 @@
           <w:sz w:val="24"/>
           <w:szCs w:val="24"/>
         </w:rPr>
-        <w:t xml:space="preserve">103. Kamat Hotels (India) Ltd- A Possible Turnaround Story!</w:t>
+        <w:t xml:space="preserve">106. Kiri Industries: Loan reduction and demand surge</w:t>
       </w:r>
       <w:r>
         <w:rPr>
@@ -3670,7 +3769,7 @@
           <w:sz w:val="24"/>
           <w:szCs w:val="24"/>
         </w:rPr>
-        <w:t xml:space="preserve">104. Kiri Industries: Loan reduction and demand surge</w:t>
+        <w:t xml:space="preserve">107. Krishca Ltd : A SME offering steel strapping Solution</w:t>
       </w:r>
       <w:r>
         <w:rPr>
@@ -3703,7 +3802,7 @@
           <w:sz w:val="24"/>
           <w:szCs w:val="24"/>
         </w:rPr>
-        <w:t xml:space="preserve">105. Krishca Ltd : A SME offering steel strapping Solution</w:t>
+        <w:t xml:space="preserve">108. Kusumgar Ltd</w:t>
       </w:r>
       <w:r>
         <w:rPr>
@@ -3736,7 +3835,7 @@
           <w:sz w:val="24"/>
           <w:szCs w:val="24"/>
         </w:rPr>
-        <w:t xml:space="preserve">106. Kusumgar Ltd</w:t>
+        <w:t xml:space="preserve">109. Kwality Pharmaceuticals</w:t>
       </w:r>
       <w:r>
         <w:rPr>
@@ -3769,7 +3868,7 @@
           <w:sz w:val="24"/>
           <w:szCs w:val="24"/>
         </w:rPr>
-        <w:t xml:space="preserve">107. Kwality Pharmaceuticals</w:t>
+        <w:t xml:space="preserve">110. Laxmi Dental Ltd</w:t>
       </w:r>
       <w:r>
         <w:rPr>
@@ -3802,7 +3901,7 @@
           <w:sz w:val="24"/>
           <w:szCs w:val="24"/>
         </w:rPr>
-        <w:t xml:space="preserve">108. Laxmi Dental Ltd</w:t>
+        <w:t xml:space="preserve">111. MOIL Ltd</w:t>
       </w:r>
       <w:r>
         <w:rPr>
@@ -3835,7 +3934,7 @@
           <w:sz w:val="24"/>
           <w:szCs w:val="24"/>
         </w:rPr>
-        <w:t xml:space="preserve">109. MOIL Ltd</w:t>
+        <w:t xml:space="preserve">112. MV Electrosystems Ltd</w:t>
       </w:r>
       <w:r>
         <w:rPr>
@@ -3868,7 +3967,7 @@
           <w:sz w:val="24"/>
           <w:szCs w:val="24"/>
         </w:rPr>
-        <w:t xml:space="preserve">110. MV Electrosystems Ltd</w:t>
+        <w:t xml:space="preserve">113. Millworks Technologies Ltd</w:t>
       </w:r>
       <w:r>
         <w:rPr>
@@ -3901,7 +4000,7 @@
           <w:sz w:val="24"/>
           <w:szCs w:val="24"/>
         </w:rPr>
-        <w:t xml:space="preserve">111. Millworks Technologies Ltd</w:t>
+        <w:t xml:space="preserve">114. Mitsu Chem Plast Ltd</w:t>
       </w:r>
       <w:r>
         <w:rPr>
@@ -3934,7 +4033,7 @@
           <w:sz w:val="24"/>
           <w:szCs w:val="24"/>
         </w:rPr>
-        <w:t xml:space="preserve">112. Mitsu Chem Plast Ltd</w:t>
+        <w:t xml:space="preserve">115. Modern Insulators Ltd: A Porcelain Insulator Opportunity Insulating the Power Cycle while Riding India’s Transmission Boom</w:t>
       </w:r>
       <w:r>
         <w:rPr>
@@ -3967,7 +4066,7 @@
           <w:sz w:val="24"/>
           <w:szCs w:val="24"/>
         </w:rPr>
-        <w:t xml:space="preserve">113. Modern Insulators Ltd: A Porcelain Insulator Opportunity Insulating the Power Cycle while Riding India’s Transmission Boom</w:t>
+        <w:t xml:space="preserve">116. Morepen Labs</w:t>
       </w:r>
       <w:r>
         <w:rPr>
@@ -4000,7 +4099,7 @@
           <w:sz w:val="24"/>
           <w:szCs w:val="24"/>
         </w:rPr>
-        <w:t xml:space="preserve">114. Morepen Labs</w:t>
+        <w:t xml:space="preserve">117. Orchid Pharma Ltd</w:t>
       </w:r>
       <w:r>
         <w:rPr>
@@ -4033,7 +4132,7 @@
           <w:sz w:val="24"/>
           <w:szCs w:val="24"/>
         </w:rPr>
-        <w:t xml:space="preserve">115. Orchid Pharma Ltd</w:t>
+        <w:t xml:space="preserve">118. Oval Projects Engineering Ltd</w:t>
       </w:r>
       <w:r>
         <w:rPr>
@@ -4066,7 +4165,7 @@
           <w:sz w:val="24"/>
           <w:szCs w:val="24"/>
         </w:rPr>
-        <w:t xml:space="preserve">116. Oval Projects Engineering Ltd</w:t>
+        <w:t xml:space="preserve">119. P N Gadgil Jewellers Ltd</w:t>
       </w:r>
       <w:r>
         <w:rPr>
@@ -4099,7 +4198,7 @@
           <w:sz w:val="24"/>
           <w:szCs w:val="24"/>
         </w:rPr>
-        <w:t xml:space="preserve">117. P N Gadgil Jewellers Ltd</w:t>
+        <w:t xml:space="preserve">120. PNGS Gargi Fashion Jewellery Ltd</w:t>
       </w:r>
       <w:r>
         <w:rPr>
@@ -4132,7 +4231,7 @@
           <w:sz w:val="24"/>
           <w:szCs w:val="24"/>
         </w:rPr>
-        <w:t xml:space="preserve">118. PNGS Gargi Fashion Jewellery Ltd</w:t>
+        <w:t xml:space="preserve">121. Piccadily Agro Industries Ltd</w:t>
       </w:r>
       <w:r>
         <w:rPr>
@@ -4165,7 +4264,7 @@
           <w:sz w:val="24"/>
           <w:szCs w:val="24"/>
         </w:rPr>
-        <w:t xml:space="preserve">119. Piccadily Agro Industries Ltd</w:t>
+        <w:t xml:space="preserve">122. RBZ Jewellers Ltd</w:t>
       </w:r>
       <w:r>
         <w:rPr>
@@ -4198,7 +4297,7 @@
           <w:sz w:val="24"/>
           <w:szCs w:val="24"/>
         </w:rPr>
-        <w:t xml:space="preserve">120. RBZ Jewellers Ltd</w:t>
+        <w:t xml:space="preserve">123. RKEC Projects Ltd</w:t>
       </w:r>
       <w:r>
         <w:rPr>
@@ -4231,7 +4330,7 @@
           <w:sz w:val="24"/>
           <w:szCs w:val="24"/>
         </w:rPr>
-        <w:t xml:space="preserve">121. RKEC Projects Ltd</w:t>
+        <w:t xml:space="preserve">124. Rapicut Carbides Ltd.</w:t>
       </w:r>
       <w:r>
         <w:rPr>
@@ -4264,7 +4363,7 @@
           <w:sz w:val="24"/>
           <w:szCs w:val="24"/>
         </w:rPr>
-        <w:t xml:space="preserve">122. RNIT AI Solutions Ltd</w:t>
+        <w:t xml:space="preserve">125. Ratnaveer precision a newly headed steel company</w:t>
       </w:r>
       <w:r>
         <w:rPr>
@@ -4297,7 +4396,7 @@
           <w:sz w:val="24"/>
           <w:szCs w:val="24"/>
         </w:rPr>
-        <w:t xml:space="preserve">123. Rapicut Carbides Ltd.</w:t>
+        <w:t xml:space="preserve">126. Shalimar Paints Ltd. -- Worth a Serious Look -- Significant Rerating Triggers Inplace</w:t>
       </w:r>
       <w:r>
         <w:rPr>
@@ -4330,7 +4429,7 @@
           <w:sz w:val="24"/>
           <w:szCs w:val="24"/>
         </w:rPr>
-        <w:t xml:space="preserve">124. Ratnaveer precision a newly headed steel company</w:t>
+        <w:t xml:space="preserve">127. Shree Refrigerations</w:t>
       </w:r>
       <w:r>
         <w:rPr>
@@ -4363,7 +4462,7 @@
           <w:sz w:val="24"/>
           <w:szCs w:val="24"/>
         </w:rPr>
-        <w:t xml:space="preserve">125. Shalimar Paints Ltd. -- Worth a Serious Look -- Significant Rerating Triggers Inplace</w:t>
+        <w:t xml:space="preserve">128. Solarium Green Energy Ltd</w:t>
       </w:r>
       <w:r>
         <w:rPr>
@@ -4396,7 +4495,7 @@
           <w:sz w:val="24"/>
           <w:szCs w:val="24"/>
         </w:rPr>
-        <w:t xml:space="preserve">126. Shree Refrigerations</w:t>
+        <w:t xml:space="preserve">129. Solex Energy Ltd</w:t>
       </w:r>
       <w:r>
         <w:rPr>
@@ -4429,7 +4528,7 @@
           <w:sz w:val="24"/>
           <w:szCs w:val="24"/>
         </w:rPr>
-        <w:t xml:space="preserve">127. Solarium Green Energy Ltd</w:t>
+        <w:t xml:space="preserve">130. Sonu Infratech Ltd</w:t>
       </w:r>
       <w:r>
         <w:rPr>
@@ -4462,7 +4561,7 @@
           <w:sz w:val="24"/>
           <w:szCs w:val="24"/>
         </w:rPr>
-        <w:t xml:space="preserve">128. Solex Energy Ltd</w:t>
+        <w:t xml:space="preserve">131. Sri Lotus Developers</w:t>
       </w:r>
       <w:r>
         <w:rPr>
@@ -4495,7 +4594,7 @@
           <w:sz w:val="24"/>
           <w:szCs w:val="24"/>
         </w:rPr>
-        <w:t xml:space="preserve">129. Sonu Infratech Ltd</w:t>
+        <w:t xml:space="preserve">132. Susan Electricals India Ltd</w:t>
       </w:r>
       <w:r>
         <w:rPr>
@@ -4528,7 +4627,7 @@
           <w:sz w:val="24"/>
           <w:szCs w:val="24"/>
         </w:rPr>
-        <w:t xml:space="preserve">130. Sri Lotus Developers</w:t>
+        <w:t xml:space="preserve">133. Swastika Castal Ltd</w:t>
       </w:r>
       <w:r>
         <w:rPr>
@@ -4561,7 +4660,7 @@
           <w:sz w:val="24"/>
           <w:szCs w:val="24"/>
         </w:rPr>
-        <w:t xml:space="preserve">131. Susan Electricals India Ltd</w:t>
+        <w:t xml:space="preserve">134. Transrail Lighting Ltd</w:t>
       </w:r>
       <w:r>
         <w:rPr>
@@ -4594,7 +4693,7 @@
           <w:sz w:val="24"/>
           <w:szCs w:val="24"/>
         </w:rPr>
-        <w:t xml:space="preserve">132. Swastika Castal Ltd</w:t>
+        <w:t xml:space="preserve">135. TruAlt Bioenergy</w:t>
       </w:r>
       <w:r>
         <w:rPr>
@@ -4627,7 +4726,7 @@
           <w:sz w:val="24"/>
           <w:szCs w:val="24"/>
         </w:rPr>
-        <w:t xml:space="preserve">133. Transrail Lighting Ltd</w:t>
+        <w:t xml:space="preserve">136. Ugro Capital</w:t>
       </w:r>
       <w:r>
         <w:rPr>
@@ -4660,7 +4759,7 @@
           <w:sz w:val="24"/>
           <w:szCs w:val="24"/>
         </w:rPr>
-        <w:t xml:space="preserve">134. TruAlt Bioenergy</w:t>
+        <w:t xml:space="preserve">137. Unihealth Hospitals Ltd</w:t>
       </w:r>
       <w:r>
         <w:rPr>
@@ -4693,7 +4792,7 @@
           <w:sz w:val="24"/>
           <w:szCs w:val="24"/>
         </w:rPr>
-        <w:t xml:space="preserve">135. Ugro Capital</w:t>
+        <w:t xml:space="preserve">138. Vikram Solar- One of the oldest Solar module manufacturer</w:t>
       </w:r>
       <w:r>
         <w:rPr>
@@ -4726,7 +4825,7 @@
           <w:sz w:val="24"/>
           <w:szCs w:val="24"/>
         </w:rPr>
-        <w:t xml:space="preserve">136. Unihealth Hospitals Ltd</w:t>
+        <w:t xml:space="preserve">139. Walchandnagar Industries | Return of a Golden Era</w:t>
       </w:r>
       <w:r>
         <w:rPr>
@@ -4759,106 +4858,7 @@
           <w:sz w:val="24"/>
           <w:szCs w:val="24"/>
         </w:rPr>
-        <w:t xml:space="preserve">137. Vikram Solar- One of the oldest Solar module manufacturer</w:t>
-      </w:r>
-      <w:r>
-        <w:rPr>
-          <w:i/>
-          <w:iCs/>
-          <w:color w:val="666666"/>
-          <w:sz w:val="20"/>
-          <w:szCs w:val="20"/>
-        </w:rPr>
-        <w:t xml:space="preserve">  —  undefined</w:t>
-      </w:r>
-      <w:r>
-        <w:rPr>
-          <w:sz w:val="20"/>
-          <w:szCs w:val="20"/>
-        </w:rPr>
-        <w:br/>
-        <w:t xml:space="preserve">
-undefined</w:t>
-      </w:r>
-    </w:p>
-    <w:p>
-      <w:pPr>
-        <w:spacing w:after="160"/>
-      </w:pPr>
-      <w:r>
-        <w:rPr>
-          <w:b/>
-          <w:bCs/>
-          <w:sz w:val="24"/>
-          <w:szCs w:val="24"/>
-        </w:rPr>
-        <w:t xml:space="preserve">138. Walchandnagar Industries | Return of a Golden Era</w:t>
-      </w:r>
-      <w:r>
-        <w:rPr>
-          <w:i/>
-          <w:iCs/>
-          <w:color w:val="666666"/>
-          <w:sz w:val="20"/>
-          <w:szCs w:val="20"/>
-        </w:rPr>
-        <w:t xml:space="preserve">  —  undefined</w:t>
-      </w:r>
-      <w:r>
-        <w:rPr>
-          <w:sz w:val="20"/>
-          <w:szCs w:val="20"/>
-        </w:rPr>
-        <w:br/>
-        <w:t xml:space="preserve">
-undefined</w:t>
-      </w:r>
-    </w:p>
-    <w:p>
-      <w:pPr>
-        <w:spacing w:after="160"/>
-      </w:pPr>
-      <w:r>
-        <w:rPr>
-          <w:b/>
-          <w:bCs/>
-          <w:sz w:val="24"/>
-          <w:szCs w:val="24"/>
-        </w:rPr>
-        <w:t xml:space="preserve">139. Zaggle_A platform to address pain points for enterprises</w:t>
-      </w:r>
-      <w:r>
-        <w:rPr>
-          <w:i/>
-          <w:iCs/>
-          <w:color w:val="666666"/>
-          <w:sz w:val="20"/>
-          <w:szCs w:val="20"/>
-        </w:rPr>
-        <w:t xml:space="preserve">  —  undefined</w:t>
-      </w:r>
-      <w:r>
-        <w:rPr>
-          <w:sz w:val="20"/>
-          <w:szCs w:val="20"/>
-        </w:rPr>
-        <w:br/>
-        <w:t xml:space="preserve">
-undefined</w:t>
-      </w:r>
-    </w:p>
-    <w:p>
-      <w:pPr>
-        <w:spacing w:after="160"/>
-      </w:pPr>
-      <w:r>
-        <w:rPr>
-          <w:b/>
-          <w:bCs/>
-          <w:sz w:val="24"/>
-          <w:szCs w:val="24"/>
-        </w:rPr>
-        <w:t xml:space="preserve">140. Zinka Logistics Solutions Ltd (BlackBuck)</w:t>
+        <w:t xml:space="preserve">140. Zaggle_A platform to address pain points for enterprises</w:t>
       </w:r>
       <w:r>
         <w:rPr>
@@ -6972,6 +6972,37 @@
           </w:p>
         </w:tc>
       </w:tr>
+      <w:tr>
+        <w:tc>
+          <w:tcPr>
+            <w:tcW w:type="dxa" w:w="2600"/>
+          </w:tcPr>
+          <w:p>
+            <w:r>
+              <w:rPr>
+                <w:b/>
+                <w:bCs/>
+                <w:color w:val="B8860B"/>
+              </w:rPr>
+              <w:t xml:space="preserve">Golkunda Diamond</w:t>
+            </w:r>
+          </w:p>
+        </w:tc>
+        <w:tc>
+          <w:tcPr>
+            <w:tcW w:type="dxa" w:w="6400"/>
+          </w:tcPr>
+          <w:p>
+            <w:r>
+              <w:rPr>
+                <w:b w:val="false"/>
+                <w:bCs w:val="false"/>
+              </w:rPr>
+              <w:t xml:space="preserve">HIGH CAUTION (2026-09-18 deep dive): Infomerics placed Rs49cr bank facilities on Rating Watch-Negative (Apr-2026) citing WC pressure, high bank-limit utilisation, and ~85-90% Middle-East export concentration. Company raised Rs27.6cr via a dilutive preferential warrant issue (Jun-2026) explicitly earmarked partly for working capital - corroborates rather than resolves the rating flag. Promoter holding (72.8%) locked in to dilute to ~61.4% once warrants convert within 18mo. FY26 revenue growth only +11.5% (softer than the one strong Q1 FY27 print +22.7%) - inflection narrative still rests on one quarter. Genuine positives (new Mumbai plant live Aug-2026, 15% dividend) don't offset the new credit-rating flag. Conviction Medium -&gt; Low-Medium.</w:t>
+            </w:r>
+          </w:p>
+        </w:tc>
+      </w:tr>
     </w:tbl>
     <w:p>
       <w:pPr>
@@ -9464,7 +9495,7 @@
                 <w:b w:val="false"/>
                 <w:bCs w:val="false"/>
               </w:rPr>
-              <w:t xml:space="preserve">four_box 3.0 (threshold) but NOT overridden - conflicting ROCE/ROE/growth data + a veteran forum member's (dd1474) account of 'a very large loss' kept this at neither. Scattered old topic_id candidates found (210/323/8518/29904/76222), none confidently current - not patched.</w:t>
+              <w:t xml:space="preserve">Deep-dive pass 1 (2026-09-17): reconciled the original 'conflicting ROCE/ROE/growth data' caveat using screener.in's own FY-labelled tables (earlier scrape mixed calendar-year and fiscal-year conventions) - both prior 'conflicting' figures turn out correct-but-different windows, not a real data problem. New finding: FY26 was a genuine down year (revenue -17.6%, PAT -25% YoY, breaking a 3-year Coffee-Can streak), followed by a sharp Q1 FY27 rebound (+111% revenue, +151% PAT YoY, highest-ever quarter) - a genuinely lumpy, order-driven business, not a smooth compounder. Confirmed the real moat is patent-protected security/anti-counterfeiting film technology (27 patents, 2 newly granted 2026, 20-yr exclusivity) more than the anti-plastic packaging story originally emphasized. No pledge (FY26 zero-encumbrance filed); dividend rising Rs1-&gt;4/share FY23-25. dd1474's 2022 'large loss, hope investment' community caution remains unresolved. Conviction Medium (unchanged, net wash); thesis_fit stays neither (four_box 3.0, analyst_override - lumpy earnings, valuation full post-rebound).</w:t>
             </w:r>
           </w:p>
         </w:tc>
@@ -12657,7 +12688,7 @@
                 <w:b w:val="false"/>
                 <w:bCs w:val="false"/>
               </w:rPr>
-              <w:t xml:space="preserve">Jaipur uPVC/PVC profiles + windows + modular + rising-margin fluted/soffit panels (brand Polywood); ROCE 19-&gt;26% in 2yr, ~14x, de-levered; Q1FY27 PAT +35% on +10% rev. four_box 2.5 (valuation box yes) but honest return ~2-3x -&gt; neither, conviction Medium. Old dineshssairam RPT flag (2020, mitigated). external-lead.</w:t>
+              <w:t xml:space="preserve">Deep-dive pass 1 (2026-09-18): PAT compounding far faster than revenue (+67% FY26, +35.4% Q1 FY27, vs only +12.6%/+10.0% revenue growth); ROCE up to ~26% (from ~19% FY24). Aluminium Windows &amp; Facade division moved from plan to commercial stage (Rs56cr+ backlog, first named order - Rs4.78cr Godrej Properties facade - guided Rs40-50cr FY27 revenue). Correction: borrowings rose Rs53cr-&gt;Rs76cr in the last year funding a new Rs100cr capex programme - reverses the prior 'steady deleveraging' framing. Maiden dividend initiated (Rs0.70/share, May-2026); promoter holding stabilized ~67.8% for 4 straight quarters, no pledge - the old dineshssairam RPT flag (2020) stays mitigated, not current. Muted ~10-12% revenue growth traced to external causes (FY25 monsoon/GRAP restrictions, FY26 developer site deferrals), not demand weakness - order book at an all-time high (Rs200cr+). Conviction Medium (unchanged); thesis_fit stays neither (four_box 2.5).</w:t>
             </w:r>
           </w:p>
         </w:tc>
@@ -13060,7 +13091,7 @@
                 <w:b w:val="false"/>
                 <w:bCs w:val="false"/>
               </w:rPr>
-              <w:t xml:space="preserve">Global laminated-tube leader merging w/ Indorama's Indovida (Blackstone exit); ROCE 18.1%, Q1FY27 rev +25% but PAT -1.4% (commodity squeeze). Live merger-arb debate on VP thread: swap implies ~Rs339 vs mkt price, one poster called it financial engineering for Blackstone exit not a clean minority deal. four_box 2.5, no exception -&gt; neither. Conviction Medium. Good re-verify candidate post-merger.</w:t>
+              <w:t xml:space="preserve">Deep-dive pass 1 (2026-09-18): Indovida merger materially de-risked - CCI cleared it (May-2026) and minority shareholders already approved via e-voting (Feb-Mar 2026); swap value (~Rs339/share) still implies ~45% upside to CMP (~Rs234), NCLT approval the main remaining gate. New earnings-quality caution: PAT growth stalled for two straight quarters (Q4 FY26 ~flat, Q1 FY27 -1.4% YoY) even as revenue accelerated to +25.3% - commodity cost pass-through lag. Promoter holding drop (51.5%-&gt;26.38%) confirmed as a disclosed, structured Blackstone-to-Indorama stake sale ahead of the merger, not distress - no pledge at any point. four_box reached 3.0 (valuation box upgraded on the persisting arb gap) but treated as merger-arb, not a business-compounding case (analyst override, thesis_fit stays neither). ~18.2x P/E, ROCE ~17.8%/ROE ~15.7% - quality but not cheap for a mature-category mid-cap. Conviction Medium (unchanged).</w:t>
             </w:r>
           </w:p>
         </w:tc>
@@ -13246,7 +13277,7 @@
                 <w:b w:val="false"/>
                 <w:bCs w:val="false"/>
               </w:rPr>
-              <w:t xml:space="preserve">Integrated TOPCon solar cell+module maker; PAT Rs 9cr FY23 -&gt; Rs 1,082cr FY26 on ALMM List-II; Q1FY27 PAT +103%, 35% EBITDA margin (peak). four_box 2.5; un-ignorable-growth exception CONSIDERED but declined - policy-driven cyclical peak into industry-wide capacity build (supply 'adding'). thesis neither, conviction Medium. VP thread 1 day old. external-lead.</w:t>
+              <w:t xml:space="preserve">Deep-dive pass 1 (2026-09-18): deleveraging is real and already executed - debt fell ~83% (Rs2,065cr-&gt;Rs360cr FY25-&gt;FY26) on IPO-proceeds prepayment, ICRA upgraded the rating, interest coverage ~8.2x. Growth multi-sourced: live 2.5 GW module line (since Dec-2025), 9.9 GW order book, new 4.5 GWp TOPCon cell supply deal won by subsidiary Emmvee Energy. Even the bullish sell-side case (Jefferies, Buy, target Rs440) explicitly models margin normalisation to 'high-teens ROCE through-cycle,' corroborating the peak-margin-risk thesis. One immaterial governance blemish (~Rs7.68cr customs penalty, Mar-2026); no pledge, no auditor issue, no SEBI action. four_box unchanged at 2.5 (tam/moat/valuation still weak); thesis_fit stays neither. Conviction Medium (unchanged).</w:t>
             </w:r>
           </w:p>
         </w:tc>
@@ -14875,37 +14906,6 @@
                 <w:bCs/>
                 <w:color w:val="666666"/>
               </w:rPr>
-              <w:t xml:space="preserve">Golkunda Diamond</w:t>
-            </w:r>
-          </w:p>
-        </w:tc>
-        <w:tc>
-          <w:tcPr>
-            <w:tcW w:type="dxa" w:w="6400"/>
-          </w:tcPr>
-          <w:p>
-            <w:r>
-              <w:rPr>
-                <w:b w:val="false"/>
-                <w:bCs w:val="false"/>
-              </w:rPr>
-              <w:t xml:space="preserve">Genuine Q1 FY27 margin/capacity inflection (EBITDA +69%), clean balance sheet, but only 1 quarter vs weak 5yr history; four_box 2.5, no exception - flag for re-check next quarter.</w:t>
-            </w:r>
-          </w:p>
-        </w:tc>
-      </w:tr>
-      <w:tr>
-        <w:tc>
-          <w:tcPr>
-            <w:tcW w:type="dxa" w:w="2600"/>
-          </w:tcPr>
-          <w:p>
-            <w:r>
-              <w:rPr>
-                <w:b/>
-                <w:bCs/>
-                <w:color w:val="666666"/>
-              </w:rPr>
               <w:t xml:space="preserve">Goodyear India Ltd</w:t>
             </w:r>
           </w:p>
@@ -18640,7 +18640,7 @@
                 <w:b w:val="false"/>
                 <w:bCs w:val="false"/>
               </w:rPr>
-              <w:t xml:space="preserve">P/E 32.6x already full; four_box 3.0 but no named inflection -&gt; override to neither. VP thread found (topic 2970), not deep-read.</w:t>
+              <w:t xml:space="preserve">Deep-dive pass 1 (2026-09-17): growth story confirmed genuinely order-book-backed and accelerating - ~Rs2,200cr order book (88% LED), FY26 record revenue Rs4,184cr (+23% YoY, EBITDA +42.8%), Q1 FY27 accelerating further to +32.6% revenue/+41.2% PAT YoY. Clean 4/4-year Coffee-Can track record (FY22-25) sustained through a heavy capex phase. Two caveats: borrowings nearly quadrupled since FY22 (Rs401cr-&gt;Rs973cr) funding the Bangalore LED-capacity facility, and management attributed part of the recent margin beat to 'exceptional tooling profitability,' setting a more modest 12-13% margin target 2 years out. Customer concentration real (top-8 ~85%, Mahindra ~30% + Maruti ~16-26% roughly half the business), though new Tata/Mahindra wins add breadth. Promoter flat 75%, no pledge; DII holding rising (1.3%-&gt;6.7% over 3 years). Conviction Medium (unchanged, net wash - stronger growth offset by rising leverage + margin caveat); thesis_fit stays neither (valuation still full at ~26.6x P/E, growth magnitude doesn't support literal 10x).</w:t>
             </w:r>
           </w:p>
         </w:tc>
@@ -19074,7 +19074,7 @@
                 <w:b w:val="false"/>
                 <w:bCs w:val="false"/>
               </w:rPr>
-              <w:t xml:space="preserve">Strong debt-free growth (FY25 +37.6%, UK/Europe +74.7%) but +89.7% 1yr run-up already priced in; four_box 2.5. VP thread found (topic 1520), not deep-read.</w:t>
+              <w:t xml:space="preserve">Deep-dive pass 1 (2026-09-18): margin expansion now a 2-quarter pattern, not one-off (EBITDA margin 17.9%-&gt;22.8%-&gt;25.3% over last 3 reported quarters). Europe expansion now concrete (two named acquisitions - QliniQ B.V. closed Jun-2026, ABCnow GmbH agreed). Corrected a data-entry conflation: prior 'FY25 revenue growth +37.6%' was actually the Q1 FY27 YoY figure mislabeled - verified actual FY25 growth +20.5%, FY26 +15.6%. Working capital unusually heavy for the sector (inventory days ~270, cash-conversion-cycle ~254 vs ~100-150 for Ajanta/Alembic), funded partly by rising borrowings. four_box unchanged at 2.5 (tam/moat weak, valuation weak after ~90% 1-yr run-up to 28x P/E near 52wk high) - thesis_fit stays neither. Conviction Medium -&gt; Medium-High.</w:t>
             </w:r>
           </w:p>
         </w:tc>
@@ -20996,7 +20996,7 @@
                 <w:b w:val="false"/>
                 <w:bCs w:val="false"/>
               </w:rPr>
-              <w:t xml:space="preserve">Organised electrical-steel lamination leader (~8% share) moving up value chain to 15%+ stator/rotor assemblies; ~24% rev CAGR, ~19% ROCE/ROE, post-merger integration + railway/renewable/power tailwinds. trusted-x @suru27 (high), no floor. No pricing power (fixed EBITDA/tonne), finite TAM, promoter selling ~Rs1400+. four_box 3.0, label declined on unit economics.</w:t>
+              <w:t xml:space="preserve">Deep-dive pass 1 (2026-09-18): the original 'near-debt-free by FY26' framing does not hold - FY26 borrowings actually rose 17.5% YoY to Rs811cr, and management's own updated target now pushes net-debt reduction (to ~Rs300cr) out to FY28 - a genuine, quantifiable guidance miss. ROCE kept declining (18.9%-&gt;14.8%, now a 2-reading confirmed downtrend). TTM PAT growth is actually -1% despite EBITDA-margin expansion, because the effective tax rate stepped up 24%-&gt;30% (ESOP disallowance + hedging accounting). The prior 'promoter selling around Rs1,400+' bear-case point does not show up in shareholding data: promoter holding flat 54.17-54.18% since Dec-2024, pledge fully released since Dec-2024 - resolved as positive, not an active exit signal. Raw-material-cost ratio decline (67%-&gt;61.9%, FY21-25) is hard evidence the HVA thesis is real. four_box valuation box downgraded weak-&gt;no (score 2.5) - thesis_fit stays neither via the mechanical rule. Conviction Medium -&gt; Low-Medium.</w:t>
             </w:r>
           </w:p>
         </w:tc>
@@ -21027,7 +21027,7 @@
                 <w:b w:val="false"/>
                 <w:bCs w:val="false"/>
               </w:rPr>
-              <w:t xml:space="preserve">Real EV two-wheeler belt catalyst, but Q4FY26 EBITDA/PAT declined YoY and a trusted tracker exited over management opacity.</w:t>
+              <w:t xml:space="preserve">Deep-dive pass 1 (2026-09-18): Q1 FY27's headlined 91% PAT jump is substantially a non-operating investment/fair-value gain per two independent sources, not a core-margin recovery - reinforces the Q4 FY26 core weakness (EBITDA -8%, PAT -11% YoY) a trusted tracker already flagged. No independent corroboration found for any specific EV two-wheeler (Ola/Ather) belt order - remains a community-sourced narrative, not a disclosed commercial commitment. Balance sheet genuinely strong (near debt-free 0.09x gearing, CARE A+(Stable)/A1+ reaffirmed Mar-2026, promoter ~62% stable, zero pledge). Persistent management-transparency complaints unresolved; the trusted tracker's opacity-driven exit stands. Conviction Low-Medium (unchanged).</w:t>
             </w:r>
           </w:p>
         </w:tc>
@@ -24375,7 +24375,7 @@
                 <w:b w:val="false"/>
                 <w:bCs w:val="false"/>
               </w:rPr>
-              <w:t xml:space="preserve">Debt-free paint applicator (18yr SKK Japan tie-up), ~24% ROE, 20-25% growth; four_box 3.0 but growth rate doesn't support 10x label -- quality compounder not asymmetric bet. Capital-allocation drag (cash hoarding in MFs)</w:t>
+              <w:t xml:space="preserve">Deep-dive pass 1 (2026-09-17): primary-document pass (first-ever deep dive) confirms the thread's cash-hoarding narrative with hard numbers - net cash ~Rs9.7cr sitting in MFs/FDs, zero debt, clean 3/3-checkable-fiscal-year Coffee-Can pass (FY23-25 each cleared &gt;=10% revenue growth and &gt;=15% ROCE). OPM expanded structurally 9%(FY22)-&gt;22%(FY26) as scale absorbed largely fixed application-business costs - a genuine margin story. At ~14.5x trailing P/E the market doesn't look like it's pricing in this quality (reverse-P/E implies only ~10-12% forward growth needed). Growth decelerating off a larger base (+48%-&gt;17%-&gt;15%-&gt;14% half-yearly YoY over last 4 periods); promoter flat 63.09% for 2+ years, no pledge. four_box 3.0 but growth rate doesn't support a 10x label - quality compounder not an asymmetric bet; capital-allocation drag (cash hoarding). Conviction Medium (unchanged).</w:t>
             </w:r>
           </w:p>
         </w:tc>
@@ -24468,7 +24468,7 @@
                 <w:b w:val="false"/>
                 <w:bCs w:val="false"/>
               </w:rPr>
-              <w:t xml:space="preserve">Real T&amp;D-capex tailwind, four_box 3.0, but headline ROCE (~47.8%)/growth (~65.7%) figures look anomalous/unverified; capped Medium. Pre-existing 246-post VP thread (topic 2952), too large to deep-read this pass.</w:t>
+              <w:t xml:space="preserve">Deep-dive pass 1 (2026-09-18): record Rs9,217cr order book (Jun-26, ~1.65x FY26 revenue) incl. Aug-26 Rs1,305cr domestic 765kV + North America export win. Management raised FY27 guidance mid-year (export inflow Rs650cr-&gt;Rs1,500cr; total inflow to Rs7,500cr) - a credibility positive. ROCE trajectory (9%-&gt;24%, FY20-26) and FY24's +65.8% growth figure independently confirmed as genuine, not aggregator artifacts (resolves the prior 'anomalous/unverified' caveat). New caution: gross debt rose Rs579cr(FY24)-&gt;Rs931cr(FY26), FCF conversion stays thin (~1% of EBITDA); promoter holding fell 66.50%-&gt;61.48% in one month (Jun-&gt;Jul-26) concurrent with an FII jump - likely a block deal, unconfirmed, watch next quarter. Conviction Medium -&gt; Medium-High; thesis_fit stays neither (four_box 3.0, analyst_override retained - capital-intensive/leveraged EPC economics don't fit a 10x/100x label despite strong fundamentals).</w:t>
             </w:r>
           </w:p>
         </w:tc>
@@ -26593,37 +26593,6 @@
                 <w:bCs/>
                 <w:color w:val="666666"/>
               </w:rPr>
-              <w:t xml:space="preserve">Univastu India</w:t>
-            </w:r>
-          </w:p>
-        </w:tc>
-        <w:tc>
-          <w:tcPr>
-            <w:tcW w:type="dxa" w:w="6400"/>
-          </w:tcPr>
-          <w:p>
-            <w:r>
-              <w:rPr>
-                <w:b w:val="false"/>
-                <w:bCs w:val="false"/>
-              </w:rPr>
-              <w:t xml:space="preserve">EPC/construction, cheap (P/E ~12x, 27% growth) but debtor days doubled 58-&gt;121; four_box 2.5, no exception -&gt; neither.</w:t>
-            </w:r>
-          </w:p>
-        </w:tc>
-      </w:tr>
-      <w:tr>
-        <w:tc>
-          <w:tcPr>
-            <w:tcW w:type="dxa" w:w="2600"/>
-          </w:tcPr>
-          <w:p>
-            <w:r>
-              <w:rPr>
-                <w:b/>
-                <w:bCs/>
-                <w:color w:val="666666"/>
-              </w:rPr>
               <w:t xml:space="preserve">Universal Cables</w:t>
             </w:r>
           </w:p>
@@ -28127,6 +28096,37 @@
                 <w:bCs w:val="false"/>
               </w:rPr>
               <w:t xml:space="preserve">Global BOPET/BOPP films maker at a cyclical trough (ROE &lt;1%). Dominant issue is governance: Dubai partner AGP tendering for Polyplex Thailand minority below independent fair value, minority SEBI SCORES complaints, Nov-2026 AGP-Saraf put/call. Cycle-turn + First Water Fund accumulation are the only bull tells; no trusted-user conviction.</w:t>
+            </w:r>
+          </w:p>
+        </w:tc>
+      </w:tr>
+      <w:tr>
+        <w:tc>
+          <w:tcPr>
+            <w:tcW w:type="dxa" w:w="2600"/>
+          </w:tcPr>
+          <w:p>
+            <w:r>
+              <w:rPr>
+                <w:b/>
+                <w:bCs/>
+                <w:color w:val="666666"/>
+              </w:rPr>
+              <w:t xml:space="preserve">Devson Catalyst Ltd</w:t>
+            </w:r>
+          </w:p>
+        </w:tc>
+        <w:tc>
+          <w:tcPr>
+            <w:tcW w:type="dxa" w:w="6400"/>
+          </w:tcPr>
+          <w:p>
+            <w:r>
+              <w:rPr>
+                <w:b w:val="false"/>
+                <w:bCs w:val="false"/>
+              </w:rPr>
+              <w:t xml:space="preserve">Deep-dive pass 1 (2026-09-18) downgraded thesis_fit 10x-in-2-3-years -&gt; neither (four_box 2.0): revenue growth decelerated sharply 3 straight years (+30% -&gt; +23% -&gt; +5.6%), working-capital days elongated 70-&gt;128 (debtor days 87-&gt;110) in FY26 independent of growth. New evidenced win (Ammonia Decomposition Catalyst at NMDC + first Tata Steel order Sept-2026) is a real R&amp;D proof point but unquantified. Customer concentration (top-10 = 76%) and single-country export concentration (Kuwait ~46% of exports) now explicit. IPO-funded capacity doubling (6,205-&gt;11,293 MTPA) financed, not aspirational; ~Rs443cr mkt cap, ~36x P/E. Conviction stays Low.</w:t>
             </w:r>
           </w:p>
         </w:tc>

--- a/projects/valuepickr-open-screen/docs/00_SCREEN_RANKING.docx
+++ b/projects/valuepickr-open-screen/docs/00_SCREEN_RANKING.docx
@@ -1143,7 +1143,7 @@
           <w:sz w:val="20"/>
           <w:szCs w:val="20"/>
         </w:rPr>
-        <w:t xml:space="preserve">  —  WC deterioration confirmed multi-yr</w:t>
+        <w:t xml:space="preserve">  —  FY26 growth beat guidance, but FCF caution now confirmed</w:t>
       </w:r>
       <w:r>
         <w:rPr>
@@ -1152,7 +1152,7 @@
         </w:rPr>
         <w:br/>
         <w:t xml:space="preserve">
-WC deterioration confirmed multi-yr; CARE BBB upgrade; KKOC governance debate went public, unresolved [conviction_score 46.0]</w:t>
+FY26 revenue +34%/PAT +91% beat management's own 20-25% guidance, but FY26 operating cash flow swung to -Rs215cr (vs +Rs25cr FY25) on inventory+receivables tied to new 30-45 day distributor credit -- confirms the prior FCF caution rather than resolving it. 80-120bps of margin gain flagged as cyclical (pre-buying ahead of a memory-chip price spike), expected to partially unwind. New KKOC related-party brand-value dispute publicly refuted by the company but unresolved. Net debt down Rs466cr -&gt; Rs300cr since Dec-2025. Conviction Medium -&gt; Low-Medium [conviction_score 40.46].</w:t>
       </w:r>
     </w:p>
     <w:p>
@@ -4495,7 +4495,7 @@
           <w:sz w:val="24"/>
           <w:szCs w:val="24"/>
         </w:rPr>
-        <w:t xml:space="preserve">129. Solex Energy Ltd</w:t>
+        <w:t xml:space="preserve">129. Sonu Infratech Ltd</w:t>
       </w:r>
       <w:r>
         <w:rPr>
@@ -4528,7 +4528,7 @@
           <w:sz w:val="24"/>
           <w:szCs w:val="24"/>
         </w:rPr>
-        <w:t xml:space="preserve">130. Sonu Infratech Ltd</w:t>
+        <w:t xml:space="preserve">130. Sri Lotus Developers</w:t>
       </w:r>
       <w:r>
         <w:rPr>
@@ -4561,7 +4561,7 @@
           <w:sz w:val="24"/>
           <w:szCs w:val="24"/>
         </w:rPr>
-        <w:t xml:space="preserve">131. Sri Lotus Developers</w:t>
+        <w:t xml:space="preserve">131. Susan Electricals India Ltd</w:t>
       </w:r>
       <w:r>
         <w:rPr>
@@ -4594,7 +4594,7 @@
           <w:sz w:val="24"/>
           <w:szCs w:val="24"/>
         </w:rPr>
-        <w:t xml:space="preserve">132. Susan Electricals India Ltd</w:t>
+        <w:t xml:space="preserve">132. Swastika Castal Ltd</w:t>
       </w:r>
       <w:r>
         <w:rPr>
@@ -4627,7 +4627,7 @@
           <w:sz w:val="24"/>
           <w:szCs w:val="24"/>
         </w:rPr>
-        <w:t xml:space="preserve">133. Swastika Castal Ltd</w:t>
+        <w:t xml:space="preserve">133. Transrail Lighting Ltd</w:t>
       </w:r>
       <w:r>
         <w:rPr>
@@ -4660,7 +4660,7 @@
           <w:sz w:val="24"/>
           <w:szCs w:val="24"/>
         </w:rPr>
-        <w:t xml:space="preserve">134. Transrail Lighting Ltd</w:t>
+        <w:t xml:space="preserve">134. TruAlt Bioenergy</w:t>
       </w:r>
       <w:r>
         <w:rPr>
@@ -4693,7 +4693,7 @@
           <w:sz w:val="24"/>
           <w:szCs w:val="24"/>
         </w:rPr>
-        <w:t xml:space="preserve">135. TruAlt Bioenergy</w:t>
+        <w:t xml:space="preserve">135. Ugro Capital</w:t>
       </w:r>
       <w:r>
         <w:rPr>
@@ -4726,7 +4726,7 @@
           <w:sz w:val="24"/>
           <w:szCs w:val="24"/>
         </w:rPr>
-        <w:t xml:space="preserve">136. Ugro Capital</w:t>
+        <w:t xml:space="preserve">136. Unihealth Hospitals Ltd</w:t>
       </w:r>
       <w:r>
         <w:rPr>
@@ -4759,7 +4759,7 @@
           <w:sz w:val="24"/>
           <w:szCs w:val="24"/>
         </w:rPr>
-        <w:t xml:space="preserve">137. Unihealth Hospitals Ltd</w:t>
+        <w:t xml:space="preserve">137. Vikram Solar- One of the oldest Solar module manufacturer</w:t>
       </w:r>
       <w:r>
         <w:rPr>
@@ -4792,7 +4792,7 @@
           <w:sz w:val="24"/>
           <w:szCs w:val="24"/>
         </w:rPr>
-        <w:t xml:space="preserve">138. Vikram Solar- One of the oldest Solar module manufacturer</w:t>
+        <w:t xml:space="preserve">138. Walchandnagar Industries | Return of a Golden Era</w:t>
       </w:r>
       <w:r>
         <w:rPr>
@@ -4825,40 +4825,7 @@
           <w:sz w:val="24"/>
           <w:szCs w:val="24"/>
         </w:rPr>
-        <w:t xml:space="preserve">139. Walchandnagar Industries | Return of a Golden Era</w:t>
-      </w:r>
-      <w:r>
-        <w:rPr>
-          <w:i/>
-          <w:iCs/>
-          <w:color w:val="666666"/>
-          <w:sz w:val="20"/>
-          <w:szCs w:val="20"/>
-        </w:rPr>
-        <w:t xml:space="preserve">  —  undefined</w:t>
-      </w:r>
-      <w:r>
-        <w:rPr>
-          <w:sz w:val="20"/>
-          <w:szCs w:val="20"/>
-        </w:rPr>
-        <w:br/>
-        <w:t xml:space="preserve">
-undefined</w:t>
-      </w:r>
-    </w:p>
-    <w:p>
-      <w:pPr>
-        <w:spacing w:after="160"/>
-      </w:pPr>
-      <w:r>
-        <w:rPr>
-          <w:b/>
-          <w:bCs/>
-          <w:sz w:val="24"/>
-          <w:szCs w:val="24"/>
-        </w:rPr>
-        <w:t xml:space="preserve">140. Zaggle_A platform to address pain points for enterprises</w:t>
+        <w:t xml:space="preserve">139. Zaggle_A platform to address pain points for enterprises</w:t>
       </w:r>
       <w:r>
         <w:rPr>
@@ -14548,7 +14515,7 @@
                 <w:b w:val="false"/>
                 <w:bCs w:val="false"/>
               </w:rPr>
-              <w:t xml:space="preserve">43% ROCE, 31.8% ROE, debt-free defence PSU shipyard — best fundamentals in batch but already crossed into large-cap.</w:t>
+              <w:t xml:space="preserve">43% ROCE, 31.8% ROE, debt-free defence PSU shipyard, Navratna status (Jun-2026) -- best fundamentals in batch but already crossed into large-cap. FY26 revenue +38%, PAT +42%; Q1 FY27 continued +39%/+44% YoY, growth steady not decelerating. Next-Gen Corvette award (~Rs33,000-36,000cr) CCS-approved, signing expected Q2 FY27. Order book fell to a decade-low Rs13,596cr on fast execution (not weak demand). Already full valuation (34.5x P/E, 10.5x P/B). Conviction Medium-High -&gt; High.</w:t>
             </w:r>
           </w:p>
         </w:tc>
@@ -17648,7 +17615,7 @@
                 <w:b w:val="false"/>
                 <w:bCs w:val="false"/>
               </w:rPr>
-              <w:t xml:space="preserve">Good ROE/ROCE, debt-free, but structurally weather-driven low growth (6.18% 5yr)</w:t>
+              <w:t xml:space="preserve">Good ROE/ROCE, debt-free, revenue mix has structurally diversified (cotton 70%+ -&gt; ~25-28% of revenue by FY25), but Q1 FY27 shows non-cotton segments (maize -39% volume) are just as monsoon-exposed -- the mix changed, the weather dependency didn't. 4-yr Coffee-Can check clears only 2 of 4 years on both growth+ROCE bars. Working-capital days deteriorated sharply 151 -&gt; 275 (FY26), a new quality caution. Conviction Medium-High -&gt; Medium; prior score was an under-researched categorical anchor, now corrected.</w:t>
             </w:r>
           </w:p>
         </w:tc>
@@ -20624,7 +20591,7 @@
                 <w:b w:val="false"/>
                 <w:bCs w:val="false"/>
               </w:rPr>
-              <w:t xml:space="preserve">Resolved as Omnitech Engineering Ltd (NSE:OMNI) with a caveat - plausible not certain match vs a dormant, unrelated Omnitech Infosolutions. 92% revenue growth but ~84x P/E already stretched; four_box 2.5.</w:t>
+              <w:t xml:space="preserve">Order book surged ~970% YoY to ~Rs3,033cr (May-26), heavily energy-concentrated (73.7%), backing a new ~Rs250cr FY27/28 capex to lift machine-hour capacity ~60%. But Q1 FY27 (first full quarter listed) showed EBITDA growing only ~1% QoQ despite ~12% QoQ revenue growth -- the guided operating leverage hasn't shown up yet, and debtor days (~153-172) remain a live caution. Leverage genuinely improved post-IPO (D/E ~1.7x -&gt; ~0.7x) but valuation is still rich (~66-68x trailing P/E, ~10x book) with no margin of safety. Promoter pledge/RPT specifics unconfirmed this pass (source WebFetch failed).</w:t>
             </w:r>
           </w:p>
         </w:tc>
@@ -21833,7 +21800,7 @@
                 <w:b w:val="false"/>
                 <w:bCs w:val="false"/>
               </w:rPr>
-              <w:t xml:space="preserve">Entity confirmed as Raghav Productivity Enhancers Ltd (RPEL). Strong ROCE/ROE, only ~12% growth; four_box 2.5, default neither.</w:t>
+              <w:t xml:space="preserve">Entity confirmed as Raghav Productivity Enhancers Ltd (RPEL). Growth has genuinely re-accelerated (FY26 revenue +28.8%/PAT +48.2%; Q1 FY27 revenue +48.7%/PAT +67.6%, a record quarter), backed by an organic +120,000 MTPA expansion plus a new Rs100cr JV with TRL Krosaki (first multi-location move, unproven execution). But valuation has become extreme (~127x P/E, ~32x P/B) -- even a 40%-CAGR bull case at a generous 30x exit implies a price below CMP. Working capital elongated to ~255 days; rising RPT / preferential-issuance history flagged from a stale (2021) source, not reverified. Promoter holding clean (~62.9% flat, zero pledge).</w:t>
             </w:r>
           </w:p>
         </w:tc>
@@ -22949,7 +22916,7 @@
                 <w:b w:val="false"/>
                 <w:bCs w:val="false"/>
               </w:rPr>
-              <w:t xml:space="preserve">B2B fragrance &amp; flavour, brief-to-formulation lock-in; ROCE 36-39%, debt-free, ~24% rev CAGR, OPM 13-&gt;24%, Mukul Agarwal AIF holder; small F&amp;F TAM, 4x capacity ahead of conservative guide, stock ~3x issue. VP thread 9 posts constructive-skeptical, no trusted users. four_box 2.5 -&gt; neither, but Medium on genuine quality.</w:t>
+              <w:t xml:space="preserve">B2B fragrance &amp; flavour, brief-to-formulation lock-in. Execution has genuinely proven out (FY26 revenue +41%, EBITDA margin 26.02%, PAT +78%, ROCE 35.7% sustained, 3 of 4 years clear the Coffee-Can bar), and zero promoter pledge / 71.54% holding confirmed via Reg 31(4) filing. But the stock re-rated a second leg on it (P/E ~26x -&gt; ~41x, price ~5x issue price) -- entry price is now the dominant risk, not the business. FII+DII holding nearly halved (~14.3% -&gt; ~6.5%) since listing, reason unconfirmed. four_box valuation box weakened further; thesis_fit stays neither.</w:t>
             </w:r>
           </w:p>
         </w:tc>
@@ -25553,7 +25520,7 @@
                 <w:b w:val="false"/>
                 <w:bCs w:val="false"/>
               </w:rPr>
-              <w:t xml:space="preserve">Early-stage turnaround, real operating-leverage/Gainwell-synergy catalyst, but high debt and negative consolidated PAT</w:t>
+              <w:t xml:space="preserve">Early-stage turnaround, but FY26 consolidated PAT loss actually widened to -Rs30.86cr (from +Rs2.9cr FY25) -- the turnaround had not yet shown up. Headline Q1 FY27 +66-86% growth is substantially inorganic (first consolidation of the May-2026 Tulip Compression acquisition, a related-party-adjacent purchase from promoter-affiliate Gainwell Commosales); standalone organic growth was a more modest +25%. Real order-book evidence (~Rs110cr defence, Rs66.75cr CONCOR, Rs274cr FY27 pipeline) and legacy tax disputes resolved via SoD scheme. four_box valuation box turned no (2.5 -&gt; 2.0).</w:t>
             </w:r>
           </w:p>
         </w:tc>
@@ -28127,6 +28094,37 @@
                 <w:bCs w:val="false"/>
               </w:rPr>
               <w:t xml:space="preserve">Deep-dive pass 1 (2026-09-18) downgraded thesis_fit 10x-in-2-3-years -&gt; neither (four_box 2.0): revenue growth decelerated sharply 3 straight years (+30% -&gt; +23% -&gt; +5.6%), working-capital days elongated 70-&gt;128 (debtor days 87-&gt;110) in FY26 independent of growth. New evidenced win (Ammonia Decomposition Catalyst at NMDC + first Tata Steel order Sept-2026) is a real R&amp;D proof point but unquantified. Customer concentration (top-10 = 76%) and single-country export concentration (Kuwait ~46% of exports) now explicit. IPO-funded capacity doubling (6,205-&gt;11,293 MTPA) financed, not aspirational; ~Rs443cr mkt cap, ~36x P/E. Conviction stays Low.</w:t>
+            </w:r>
+          </w:p>
+        </w:tc>
+      </w:tr>
+      <w:tr>
+        <w:tc>
+          <w:tcPr>
+            <w:tcW w:type="dxa" w:w="2600"/>
+          </w:tcPr>
+          <w:p>
+            <w:r>
+              <w:rPr>
+                <w:b/>
+                <w:bCs/>
+                <w:color w:val="666666"/>
+              </w:rPr>
+              <w:t xml:space="preserve">Solex Energy Ltd</w:t>
+            </w:r>
+          </w:p>
+        </w:tc>
+        <w:tc>
+          <w:tcPr>
+            <w:tcW w:type="dxa" w:w="6400"/>
+          </w:tcPr>
+          <w:p>
+            <w:r>
+              <w:rPr>
+                <w:b w:val="false"/>
+                <w:bCs w:val="false"/>
+              </w:rPr>
+              <w:t xml:space="preserve">Guidance credibility broken: FY26 revenue (Rs1,621cr) missed both original (Rs2,000cr+) and revised H1 guidance (~Rs1,850cr); Q1 FY27 PAT -66.6% YoY on new-capacity depreciation outpacing revenue and ALMM delays. thesis_fit downgraded 10x-in-2-3-years -&gt; neither (2026-09-22 deep-dive). Price down ~64.5% from 52wk high. four_box 3.0 -&gt; 2.5.</w:t>
             </w:r>
           </w:p>
         </w:tc>

--- a/projects/valuepickr-open-screen/docs/00_SCREEN_RANKING.docx
+++ b/projects/valuepickr-open-screen/docs/00_SCREEN_RANKING.docx
@@ -2510,6 +2510,72 @@
     </w:p>
     <w:p>
       <w:pPr>
+        <w:spacing w:after="160"/>
+      </w:pPr>
+      <w:r>
+        <w:rPr>
+          <w:b/>
+          <w:bCs/>
+          <w:sz w:val="24"/>
+          <w:szCs w:val="24"/>
+        </w:rPr>
+        <w:t xml:space="preserve">70. Gokaldas Exports Ltd</w:t>
+      </w:r>
+      <w:r>
+        <w:rPr>
+          <w:i/>
+          <w:iCs/>
+          <w:color w:val="666666"/>
+          <w:sz w:val="20"/>
+          <w:szCs w:val="20"/>
+        </w:rPr>
+        <w:t xml:space="preserve">  —  Apparel exporter riding tariff tailwinds; AGOA Dec 2026 extension risk</w:t>
+      </w:r>
+      <w:r>
+        <w:rPr>
+          <w:sz w:val="20"/>
+          <w:szCs w:val="20"/>
+        </w:rPr>
+        <w:br/>
+        <w:t xml:space="preserve">
+Tariff tailwinds (U.S. Section 301, UK FTA) removed structural disadvantage; Q1 FY27 revenue +21% YoY (India +16%, Africa +45%). Guidance 15-20% FY27 growth; AGOA extension risk (expires Dec 2026) and wage inflation (Haryana +35%) are the watch. Capacity expansion (2,000-3,000 new machines, INR175-200 cr steady-state revenue add FY29) and BTPL fabric merger (target Q3 FY27) both live but execution-dependent. Valuation 32.5x P/E premium to peers justified only if tariffs + AGOA hold; downside if extension fails.</w:t>
+      </w:r>
+    </w:p>
+    <w:p>
+      <w:pPr>
+        <w:spacing w:after="160"/>
+      </w:pPr>
+      <w:r>
+        <w:rPr>
+          <w:b/>
+          <w:bCs/>
+          <w:sz w:val="24"/>
+          <w:szCs w:val="24"/>
+        </w:rPr>
+        <w:t xml:space="preserve">71. HDFC Asset Management Company Ltd</w:t>
+      </w:r>
+      <w:r>
+        <w:rPr>
+          <w:i/>
+          <w:iCs/>
+          <w:color w:val="666666"/>
+          <w:sz w:val="20"/>
+          <w:szCs w:val="20"/>
+        </w:rPr>
+        <w:t xml:space="preserve">  —  Alternatives growth (private credit, VC/PE) + SIP momentum; jury out on downturn durability</w:t>
+      </w:r>
+      <w:r>
+        <w:rPr>
+          <w:sz w:val="20"/>
+          <w:szCs w:val="20"/>
+        </w:rPr>
+        <w:br/>
+        <w:t xml:space="preserve">
+Alternatives AUM at Rs 148 bn (+2.5x YoY, up from Rs 60 bn), private credit fund closed in Q1, 2nd VC/PE fund seeded by $50M global investor. SIF platform launched (H-SIF equity ex top-100 long-short fund near-term launch). Q1 FY27 revenue +14% YoY, PAT +12% YoY; 28% unique investor penetration, SIP flows +20% YoY. Jury still out on new-cohort durability over extended downturn, but alternatives scale path + SIP momentum are structural. Valuation 42.5x P/E on 12% growth is 3.5x multiple-to-growth, justified only if alternatives reach 5-10% AUM by FY29; peer AMCs typically 20-30x.</w:t>
+      </w:r>
+    </w:p>
+    <w:p>
+      <w:pPr>
         <w:pStyle w:val="Heading1"/>
         <w:spacing w:after="140" w:before="320"/>
       </w:pPr>
@@ -2548,7 +2614,7 @@
           <w:sz w:val="24"/>
           <w:szCs w:val="24"/>
         </w:rPr>
-        <w:t xml:space="preserve">70. 20 Microns : micronized to nano-sized minerals</w:t>
+        <w:t xml:space="preserve">72. 20 Microns : micronized to nano-sized minerals</w:t>
       </w:r>
       <w:r>
         <w:rPr>
@@ -2581,7 +2647,7 @@
           <w:sz w:val="24"/>
           <w:szCs w:val="24"/>
         </w:rPr>
-        <w:t xml:space="preserve">71. ASM Technologies</w:t>
+        <w:t xml:space="preserve">73. ASM Technologies</w:t>
       </w:r>
       <w:r>
         <w:rPr>
@@ -2614,7 +2680,7 @@
           <w:sz w:val="24"/>
           <w:szCs w:val="24"/>
         </w:rPr>
-        <w:t xml:space="preserve">72. Aarti Surfactants Ltd</w:t>
+        <w:t xml:space="preserve">74. Aarti Surfactants Ltd</w:t>
       </w:r>
       <w:r>
         <w:rPr>
@@ -2647,7 +2713,7 @@
           <w:sz w:val="24"/>
           <w:szCs w:val="24"/>
         </w:rPr>
-        <w:t xml:space="preserve">73. Accent Microcell Limited</w:t>
+        <w:t xml:space="preserve">75. Accent Microcell Limited</w:t>
       </w:r>
       <w:r>
         <w:rPr>
@@ -2680,7 +2746,7 @@
           <w:sz w:val="24"/>
           <w:szCs w:val="24"/>
         </w:rPr>
-        <w:t xml:space="preserve">74. Alufluoride Limited-conversion of waste into wealth</w:t>
+        <w:t xml:space="preserve">76. Alufluoride Limited-conversion of waste into wealth</w:t>
       </w:r>
       <w:r>
         <w:rPr>
@@ -2713,7 +2779,7 @@
           <w:sz w:val="24"/>
           <w:szCs w:val="24"/>
         </w:rPr>
-        <w:t xml:space="preserve">75. Archit Nuwood Industries</w:t>
+        <w:t xml:space="preserve">77. Archit Nuwood Industries</w:t>
       </w:r>
       <w:r>
         <w:rPr>
@@ -2746,7 +2812,7 @@
           <w:sz w:val="24"/>
           <w:szCs w:val="24"/>
         </w:rPr>
-        <w:t xml:space="preserve">76. Axiscades Engineering</w:t>
+        <w:t xml:space="preserve">78. Axiscades Engineering</w:t>
       </w:r>
       <w:r>
         <w:rPr>
@@ -2779,7 +2845,7 @@
           <w:sz w:val="24"/>
           <w:szCs w:val="24"/>
         </w:rPr>
-        <w:t xml:space="preserve">77. Bhadora Industries Ltd</w:t>
+        <w:t xml:space="preserve">79. Bhadora Industries Ltd</w:t>
       </w:r>
       <w:r>
         <w:rPr>
@@ -2812,7 +2878,7 @@
           <w:sz w:val="24"/>
           <w:szCs w:val="24"/>
         </w:rPr>
-        <w:t xml:space="preserve">78. Bondada Engineering Ltd</w:t>
+        <w:t xml:space="preserve">80. Bondada Engineering Ltd</w:t>
       </w:r>
       <w:r>
         <w:rPr>
@@ -2845,7 +2911,7 @@
           <w:sz w:val="24"/>
           <w:szCs w:val="24"/>
         </w:rPr>
-        <w:t xml:space="preserve">79. Borana Weaves</w:t>
+        <w:t xml:space="preserve">81. Borana Weaves</w:t>
       </w:r>
       <w:r>
         <w:rPr>
@@ -2878,7 +2944,7 @@
           <w:sz w:val="24"/>
           <w:szCs w:val="24"/>
         </w:rPr>
-        <w:t xml:space="preserve">80. COSMIC CRF LIMITED</w:t>
+        <w:t xml:space="preserve">82. COSMIC CRF LIMITED</w:t>
       </w:r>
       <w:r>
         <w:rPr>
@@ -2911,7 +2977,7 @@
           <w:sz w:val="24"/>
           <w:szCs w:val="24"/>
         </w:rPr>
-        <w:t xml:space="preserve">81. CSL Finance Limited</w:t>
+        <w:t xml:space="preserve">83. CSL Finance Limited</w:t>
       </w:r>
       <w:r>
         <w:rPr>
@@ -2944,7 +3010,7 @@
           <w:sz w:val="24"/>
           <w:szCs w:val="24"/>
         </w:rPr>
-        <w:t xml:space="preserve">82. Capacit'e Infraprojects</w:t>
+        <w:t xml:space="preserve">84. Capacit'e Infraprojects</w:t>
       </w:r>
       <w:r>
         <w:rPr>
@@ -2977,7 +3043,7 @@
           <w:sz w:val="24"/>
           <w:szCs w:val="24"/>
         </w:rPr>
-        <w:t xml:space="preserve">83. Chamunda Electricals Ltd</w:t>
+        <w:t xml:space="preserve">85. Chamunda Electricals Ltd</w:t>
       </w:r>
       <w:r>
         <w:rPr>
@@ -3010,7 +3076,7 @@
           <w:sz w:val="24"/>
           <w:szCs w:val="24"/>
         </w:rPr>
-        <w:t xml:space="preserve">84. Desco Infratech Ltd</w:t>
+        <w:t xml:space="preserve">86. Desco Infratech Ltd</w:t>
       </w:r>
       <w:r>
         <w:rPr>
@@ -3043,7 +3109,7 @@
           <w:sz w:val="24"/>
           <w:szCs w:val="24"/>
         </w:rPr>
-        <w:t xml:space="preserve">85. Divgi TorqTransfer Systems Ltd</w:t>
+        <w:t xml:space="preserve">87. Divgi TorqTransfer Systems Ltd</w:t>
       </w:r>
       <w:r>
         <w:rPr>
@@ -3076,7 +3142,7 @@
           <w:sz w:val="24"/>
           <w:szCs w:val="24"/>
         </w:rPr>
-        <w:t xml:space="preserve">86. ESDS Software Solution Ltd</w:t>
+        <w:t xml:space="preserve">88. ESDS Software Solution Ltd</w:t>
       </w:r>
       <w:r>
         <w:rPr>
@@ -3109,7 +3175,7 @@
           <w:sz w:val="24"/>
           <w:szCs w:val="24"/>
         </w:rPr>
-        <w:t xml:space="preserve">87. Earkart Ltd</w:t>
+        <w:t xml:space="preserve">89. Earkart Ltd</w:t>
       </w:r>
       <w:r>
         <w:rPr>
@@ -3142,7 +3208,7 @@
           <w:sz w:val="24"/>
           <w:szCs w:val="24"/>
         </w:rPr>
-        <w:t xml:space="preserve">88. Eldeco Housing Ltd</w:t>
+        <w:t xml:space="preserve">90. Eldeco Housing Ltd</w:t>
       </w:r>
       <w:r>
         <w:rPr>
@@ -3175,7 +3241,7 @@
           <w:sz w:val="24"/>
           <w:szCs w:val="24"/>
         </w:rPr>
-        <w:t xml:space="preserve">89. Electronics Mart India Limited- EMIL</w:t>
+        <w:t xml:space="preserve">91. Electronics Mart India Limited- EMIL</w:t>
       </w:r>
       <w:r>
         <w:rPr>
@@ -3208,7 +3274,7 @@
           <w:sz w:val="24"/>
           <w:szCs w:val="24"/>
         </w:rPr>
-        <w:t xml:space="preserve">90. Emerald Finance</w:t>
+        <w:t xml:space="preserve">92. Emerald Finance</w:t>
       </w:r>
       <w:r>
         <w:rPr>
@@ -3241,7 +3307,7 @@
           <w:sz w:val="24"/>
           <w:szCs w:val="24"/>
         </w:rPr>
-        <w:t xml:space="preserve">91. Eppelton (EEPL)</w:t>
+        <w:t xml:space="preserve">93. Eppelton (EEPL)</w:t>
       </w:r>
       <w:r>
         <w:rPr>
@@ -3274,7 +3340,7 @@
           <w:sz w:val="24"/>
           <w:szCs w:val="24"/>
         </w:rPr>
-        <w:t xml:space="preserve">92. Freshara Agro Exports Ltd</w:t>
+        <w:t xml:space="preserve">94. Freshara Agro Exports Ltd</w:t>
       </w:r>
       <w:r>
         <w:rPr>
@@ -3307,7 +3373,7 @@
           <w:sz w:val="24"/>
           <w:szCs w:val="24"/>
         </w:rPr>
-        <w:t xml:space="preserve">93. GHCL Textiles Ltd</w:t>
+        <w:t xml:space="preserve">95. GHCL Textiles Ltd</w:t>
       </w:r>
       <w:r>
         <w:rPr>
@@ -3340,7 +3406,7 @@
           <w:sz w:val="24"/>
           <w:szCs w:val="24"/>
         </w:rPr>
-        <w:t xml:space="preserve">94. GV Electricals Ltd</w:t>
+        <w:t xml:space="preserve">96. Glen Industries Ltd</w:t>
       </w:r>
       <w:r>
         <w:rPr>
@@ -3373,7 +3439,7 @@
           <w:sz w:val="24"/>
           <w:szCs w:val="24"/>
         </w:rPr>
-        <w:t xml:space="preserve">95. Glen Industries Ltd</w:t>
+        <w:t xml:space="preserve">97. Hind Rectifiers Ltd (HIRECT)</w:t>
       </w:r>
       <w:r>
         <w:rPr>
@@ -3406,7 +3472,7 @@
           <w:sz w:val="24"/>
           <w:szCs w:val="24"/>
         </w:rPr>
-        <w:t xml:space="preserve">96. Hind Rectifiers Ltd (HIRECT)</w:t>
+        <w:t xml:space="preserve">98. I G Petrochemicals Ltd</w:t>
       </w:r>
       <w:r>
         <w:rPr>
@@ -3439,7 +3505,7 @@
           <w:sz w:val="24"/>
           <w:szCs w:val="24"/>
         </w:rPr>
-        <w:t xml:space="preserve">97. I G Petrochemicals Ltd</w:t>
+        <w:t xml:space="preserve">99. IZMO- bet on new technologies in Auto retail &amp; defence</w:t>
       </w:r>
       <w:r>
         <w:rPr>
@@ -3472,7 +3538,7 @@
           <w:sz w:val="24"/>
           <w:szCs w:val="24"/>
         </w:rPr>
-        <w:t xml:space="preserve">98. IZMO- bet on new technologies in Auto retail &amp; defence</w:t>
+        <w:t xml:space="preserve">100. Ideaforge technologies</w:t>
       </w:r>
       <w:r>
         <w:rPr>
@@ -3505,7 +3571,7 @@
           <w:sz w:val="24"/>
           <w:szCs w:val="24"/>
         </w:rPr>
-        <w:t xml:space="preserve">99. Ideaforge technologies</w:t>
+        <w:t xml:space="preserve">101. John Cockerill India: A Case Study on Decarbonisation of Steel</w:t>
       </w:r>
       <w:r>
         <w:rPr>
@@ -3538,7 +3604,7 @@
           <w:sz w:val="24"/>
           <w:szCs w:val="24"/>
         </w:rPr>
-        <w:t xml:space="preserve">100. John Cockerill India: A Case Study on Decarbonisation of Steel</w:t>
+        <w:t xml:space="preserve">102. KP Energy Ltd</w:t>
       </w:r>
       <w:r>
         <w:rPr>
@@ -3571,7 +3637,7 @@
           <w:sz w:val="24"/>
           <w:szCs w:val="24"/>
         </w:rPr>
-        <w:t xml:space="preserve">101. KP Energy Ltd</w:t>
+        <w:t xml:space="preserve">103. KP Green Engineering Ltd</w:t>
       </w:r>
       <w:r>
         <w:rPr>
@@ -3604,7 +3670,7 @@
           <w:sz w:val="24"/>
           <w:szCs w:val="24"/>
         </w:rPr>
-        <w:t xml:space="preserve">102. KP Green Engineering Ltd</w:t>
+        <w:t xml:space="preserve">104. KPI Green Energy Ltd</w:t>
       </w:r>
       <w:r>
         <w:rPr>
@@ -3637,7 +3703,7 @@
           <w:sz w:val="24"/>
           <w:szCs w:val="24"/>
         </w:rPr>
-        <w:t xml:space="preserve">103. KPI Green Energy Ltd</w:t>
+        <w:t xml:space="preserve">105. KRM Ayurveda Ltd</w:t>
       </w:r>
       <w:r>
         <w:rPr>
@@ -3670,7 +3736,7 @@
           <w:sz w:val="24"/>
           <w:szCs w:val="24"/>
         </w:rPr>
-        <w:t xml:space="preserve">104. KRM Ayurveda Ltd</w:t>
+        <w:t xml:space="preserve">106. Kamat Hotels (India) Ltd- A Possible Turnaround Story!</w:t>
       </w:r>
       <w:r>
         <w:rPr>
@@ -3703,7 +3769,7 @@
           <w:sz w:val="24"/>
           <w:szCs w:val="24"/>
         </w:rPr>
-        <w:t xml:space="preserve">105. Kamat Hotels (India) Ltd- A Possible Turnaround Story!</w:t>
+        <w:t xml:space="preserve">107. Kiri Industries: Loan reduction and demand surge</w:t>
       </w:r>
       <w:r>
         <w:rPr>
@@ -3736,7 +3802,7 @@
           <w:sz w:val="24"/>
           <w:szCs w:val="24"/>
         </w:rPr>
-        <w:t xml:space="preserve">106. Kiri Industries: Loan reduction and demand surge</w:t>
+        <w:t xml:space="preserve">108. Krishca Ltd : A SME offering steel strapping Solution</w:t>
       </w:r>
       <w:r>
         <w:rPr>
@@ -3769,7 +3835,7 @@
           <w:sz w:val="24"/>
           <w:szCs w:val="24"/>
         </w:rPr>
-        <w:t xml:space="preserve">107. Krishca Ltd : A SME offering steel strapping Solution</w:t>
+        <w:t xml:space="preserve">109. Kusumgar Ltd</w:t>
       </w:r>
       <w:r>
         <w:rPr>
@@ -3802,7 +3868,7 @@
           <w:sz w:val="24"/>
           <w:szCs w:val="24"/>
         </w:rPr>
-        <w:t xml:space="preserve">108. Kusumgar Ltd</w:t>
+        <w:t xml:space="preserve">110. Kwality Pharmaceuticals</w:t>
       </w:r>
       <w:r>
         <w:rPr>
@@ -3835,7 +3901,7 @@
           <w:sz w:val="24"/>
           <w:szCs w:val="24"/>
         </w:rPr>
-        <w:t xml:space="preserve">109. Kwality Pharmaceuticals</w:t>
+        <w:t xml:space="preserve">111. Laxmi Dental Ltd</w:t>
       </w:r>
       <w:r>
         <w:rPr>
@@ -3868,7 +3934,7 @@
           <w:sz w:val="24"/>
           <w:szCs w:val="24"/>
         </w:rPr>
-        <w:t xml:space="preserve">110. Laxmi Dental Ltd</w:t>
+        <w:t xml:space="preserve">112. MOIL Ltd</w:t>
       </w:r>
       <w:r>
         <w:rPr>
@@ -3901,7 +3967,7 @@
           <w:sz w:val="24"/>
           <w:szCs w:val="24"/>
         </w:rPr>
-        <w:t xml:space="preserve">111. MOIL Ltd</w:t>
+        <w:t xml:space="preserve">113. MV Electrosystems Ltd</w:t>
       </w:r>
       <w:r>
         <w:rPr>
@@ -3934,7 +4000,7 @@
           <w:sz w:val="24"/>
           <w:szCs w:val="24"/>
         </w:rPr>
-        <w:t xml:space="preserve">112. MV Electrosystems Ltd</w:t>
+        <w:t xml:space="preserve">114. Millworks Technologies Ltd</w:t>
       </w:r>
       <w:r>
         <w:rPr>
@@ -3967,7 +4033,7 @@
           <w:sz w:val="24"/>
           <w:szCs w:val="24"/>
         </w:rPr>
-        <w:t xml:space="preserve">113. Millworks Technologies Ltd</w:t>
+        <w:t xml:space="preserve">115. Mitsu Chem Plast Ltd</w:t>
       </w:r>
       <w:r>
         <w:rPr>
@@ -4000,7 +4066,7 @@
           <w:sz w:val="24"/>
           <w:szCs w:val="24"/>
         </w:rPr>
-        <w:t xml:space="preserve">114. Mitsu Chem Plast Ltd</w:t>
+        <w:t xml:space="preserve">116. Modern Insulators Ltd: A Porcelain Insulator Opportunity Insulating the Power Cycle while Riding India’s Transmission Boom</w:t>
       </w:r>
       <w:r>
         <w:rPr>
@@ -4033,7 +4099,7 @@
           <w:sz w:val="24"/>
           <w:szCs w:val="24"/>
         </w:rPr>
-        <w:t xml:space="preserve">115. Modern Insulators Ltd: A Porcelain Insulator Opportunity Insulating the Power Cycle while Riding India’s Transmission Boom</w:t>
+        <w:t xml:space="preserve">117. Morepen Labs</w:t>
       </w:r>
       <w:r>
         <w:rPr>
@@ -4066,7 +4132,7 @@
           <w:sz w:val="24"/>
           <w:szCs w:val="24"/>
         </w:rPr>
-        <w:t xml:space="preserve">116. Morepen Labs</w:t>
+        <w:t xml:space="preserve">118. Orchid Pharma Ltd</w:t>
       </w:r>
       <w:r>
         <w:rPr>
@@ -4099,7 +4165,7 @@
           <w:sz w:val="24"/>
           <w:szCs w:val="24"/>
         </w:rPr>
-        <w:t xml:space="preserve">117. Orchid Pharma Ltd</w:t>
+        <w:t xml:space="preserve">119. Oval Projects Engineering Ltd</w:t>
       </w:r>
       <w:r>
         <w:rPr>
@@ -4132,7 +4198,7 @@
           <w:sz w:val="24"/>
           <w:szCs w:val="24"/>
         </w:rPr>
-        <w:t xml:space="preserve">118. Oval Projects Engineering Ltd</w:t>
+        <w:t xml:space="preserve">120. P N Gadgil Jewellers Ltd</w:t>
       </w:r>
       <w:r>
         <w:rPr>
@@ -4165,7 +4231,7 @@
           <w:sz w:val="24"/>
           <w:szCs w:val="24"/>
         </w:rPr>
-        <w:t xml:space="preserve">119. P N Gadgil Jewellers Ltd</w:t>
+        <w:t xml:space="preserve">121. PNGS Gargi Fashion Jewellery Ltd</w:t>
       </w:r>
       <w:r>
         <w:rPr>
@@ -4198,7 +4264,7 @@
           <w:sz w:val="24"/>
           <w:szCs w:val="24"/>
         </w:rPr>
-        <w:t xml:space="preserve">120. PNGS Gargi Fashion Jewellery Ltd</w:t>
+        <w:t xml:space="preserve">122. Piccadily Agro Industries Ltd</w:t>
       </w:r>
       <w:r>
         <w:rPr>
@@ -4231,7 +4297,7 @@
           <w:sz w:val="24"/>
           <w:szCs w:val="24"/>
         </w:rPr>
-        <w:t xml:space="preserve">121. Piccadily Agro Industries Ltd</w:t>
+        <w:t xml:space="preserve">123. RBZ Jewellers Ltd</w:t>
       </w:r>
       <w:r>
         <w:rPr>
@@ -4264,7 +4330,7 @@
           <w:sz w:val="24"/>
           <w:szCs w:val="24"/>
         </w:rPr>
-        <w:t xml:space="preserve">122. RBZ Jewellers Ltd</w:t>
+        <w:t xml:space="preserve">124. RKEC Projects Ltd</w:t>
       </w:r>
       <w:r>
         <w:rPr>
@@ -4297,7 +4363,7 @@
           <w:sz w:val="24"/>
           <w:szCs w:val="24"/>
         </w:rPr>
-        <w:t xml:space="preserve">123. RKEC Projects Ltd</w:t>
+        <w:t xml:space="preserve">125. Rapicut Carbides Ltd.</w:t>
       </w:r>
       <w:r>
         <w:rPr>
@@ -4330,7 +4396,7 @@
           <w:sz w:val="24"/>
           <w:szCs w:val="24"/>
         </w:rPr>
-        <w:t xml:space="preserve">124. Rapicut Carbides Ltd.</w:t>
+        <w:t xml:space="preserve">126. Ratnaveer precision a newly headed steel company</w:t>
       </w:r>
       <w:r>
         <w:rPr>
@@ -4363,7 +4429,7 @@
           <w:sz w:val="24"/>
           <w:szCs w:val="24"/>
         </w:rPr>
-        <w:t xml:space="preserve">125. Ratnaveer precision a newly headed steel company</w:t>
+        <w:t xml:space="preserve">127. Shalimar Paints Ltd. -- Worth a Serious Look -- Significant Rerating Triggers Inplace</w:t>
       </w:r>
       <w:r>
         <w:rPr>
@@ -4396,7 +4462,7 @@
           <w:sz w:val="24"/>
           <w:szCs w:val="24"/>
         </w:rPr>
-        <w:t xml:space="preserve">126. Shalimar Paints Ltd. -- Worth a Serious Look -- Significant Rerating Triggers Inplace</w:t>
+        <w:t xml:space="preserve">128. Shree Refrigerations</w:t>
       </w:r>
       <w:r>
         <w:rPr>
@@ -4429,7 +4495,7 @@
           <w:sz w:val="24"/>
           <w:szCs w:val="24"/>
         </w:rPr>
-        <w:t xml:space="preserve">127. Shree Refrigerations</w:t>
+        <w:t xml:space="preserve">129. Solarium Green Energy Ltd</w:t>
       </w:r>
       <w:r>
         <w:rPr>
@@ -4462,7 +4528,7 @@
           <w:sz w:val="24"/>
           <w:szCs w:val="24"/>
         </w:rPr>
-        <w:t xml:space="preserve">128. Solarium Green Energy Ltd</w:t>
+        <w:t xml:space="preserve">130. Sonu Infratech Ltd</w:t>
       </w:r>
       <w:r>
         <w:rPr>
@@ -4495,7 +4561,7 @@
           <w:sz w:val="24"/>
           <w:szCs w:val="24"/>
         </w:rPr>
-        <w:t xml:space="preserve">129. Sonu Infratech Ltd</w:t>
+        <w:t xml:space="preserve">131. Sri Lotus Developers</w:t>
       </w:r>
       <w:r>
         <w:rPr>
@@ -4528,7 +4594,7 @@
           <w:sz w:val="24"/>
           <w:szCs w:val="24"/>
         </w:rPr>
-        <w:t xml:space="preserve">130. Sri Lotus Developers</w:t>
+        <w:t xml:space="preserve">132. Susan Electricals India Ltd</w:t>
       </w:r>
       <w:r>
         <w:rPr>
@@ -4561,7 +4627,7 @@
           <w:sz w:val="24"/>
           <w:szCs w:val="24"/>
         </w:rPr>
-        <w:t xml:space="preserve">131. Susan Electricals India Ltd</w:t>
+        <w:t xml:space="preserve">133. Swastika Castal Ltd</w:t>
       </w:r>
       <w:r>
         <w:rPr>
@@ -4594,7 +4660,7 @@
           <w:sz w:val="24"/>
           <w:szCs w:val="24"/>
         </w:rPr>
-        <w:t xml:space="preserve">132. Swastika Castal Ltd</w:t>
+        <w:t xml:space="preserve">134. Transrail Lighting Ltd</w:t>
       </w:r>
       <w:r>
         <w:rPr>
@@ -4627,7 +4693,7 @@
           <w:sz w:val="24"/>
           <w:szCs w:val="24"/>
         </w:rPr>
-        <w:t xml:space="preserve">133. Transrail Lighting Ltd</w:t>
+        <w:t xml:space="preserve">135. TruAlt Bioenergy</w:t>
       </w:r>
       <w:r>
         <w:rPr>
@@ -4660,7 +4726,7 @@
           <w:sz w:val="24"/>
           <w:szCs w:val="24"/>
         </w:rPr>
-        <w:t xml:space="preserve">134. TruAlt Bioenergy</w:t>
+        <w:t xml:space="preserve">136. Ugro Capital</w:t>
       </w:r>
       <w:r>
         <w:rPr>
@@ -4693,7 +4759,7 @@
           <w:sz w:val="24"/>
           <w:szCs w:val="24"/>
         </w:rPr>
-        <w:t xml:space="preserve">135. Ugro Capital</w:t>
+        <w:t xml:space="preserve">137. Unihealth Hospitals Ltd</w:t>
       </w:r>
       <w:r>
         <w:rPr>
@@ -4726,7 +4792,7 @@
           <w:sz w:val="24"/>
           <w:szCs w:val="24"/>
         </w:rPr>
-        <w:t xml:space="preserve">136. Unihealth Hospitals Ltd</w:t>
+        <w:t xml:space="preserve">138. Vikram Solar- One of the oldest Solar module manufacturer</w:t>
       </w:r>
       <w:r>
         <w:rPr>
@@ -4759,7 +4825,7 @@
           <w:sz w:val="24"/>
           <w:szCs w:val="24"/>
         </w:rPr>
-        <w:t xml:space="preserve">137. Vikram Solar- One of the oldest Solar module manufacturer</w:t>
+        <w:t xml:space="preserve">139. Walchandnagar Industries | Return of a Golden Era</w:t>
       </w:r>
       <w:r>
         <w:rPr>
@@ -4792,7 +4858,7 @@
           <w:sz w:val="24"/>
           <w:szCs w:val="24"/>
         </w:rPr>
-        <w:t xml:space="preserve">138. Walchandnagar Industries | Return of a Golden Era</w:t>
+        <w:t xml:space="preserve">140. Zaggle_A platform to address pain points for enterprises</w:t>
       </w:r>
       <w:r>
         <w:rPr>
@@ -4825,7 +4891,7 @@
           <w:sz w:val="24"/>
           <w:szCs w:val="24"/>
         </w:rPr>
-        <w:t xml:space="preserve">139. Zaggle_A platform to address pain points for enterprises</w:t>
+        <w:t xml:space="preserve">141. Gandhar Oil Refinery Ltd</w:t>
       </w:r>
       <w:r>
         <w:rPr>
@@ -4835,7 +4901,7 @@
           <w:sz w:val="20"/>
           <w:szCs w:val="20"/>
         </w:rPr>
-        <w:t xml:space="preserve">  —  undefined</w:t>
+        <w:t xml:space="preserve">  —  Peak-cycle refinery margin play, watch for normalization</w:t>
       </w:r>
       <w:r>
         <w:rPr>
@@ -4844,7 +4910,40 @@
         </w:rPr>
         <w:br/>
         <w:t xml:space="preserve">
-undefined</w:t>
+Peak-cycle quarter: Q1 FY27 margin expansion (Rs 28,145/kl, 3.4x vs Q1 FY26) from geopolitical supply-chain disruption (Hormuz, Middle East). Management cautious on durability; historical EBITDA margin 5-8%. Even conservative 7-9% run-rate implies 12-15x forward fair value vs 8.1x current multiple, but cycle-peak timing + margin-reversion risk warrant tier-C monitoring.</w:t>
+      </w:r>
+    </w:p>
+    <w:p>
+      <w:pPr>
+        <w:spacing w:after="160"/>
+      </w:pPr>
+      <w:r>
+        <w:rPr>
+          <w:b/>
+          <w:bCs/>
+          <w:sz w:val="24"/>
+          <w:szCs w:val="24"/>
+        </w:rPr>
+        <w:t xml:space="preserve">142. AGI Greenpac Ltd</w:t>
+      </w:r>
+      <w:r>
+        <w:rPr>
+          <w:i/>
+          <w:iCs/>
+          <w:color w:val="666666"/>
+          <w:sz w:val="20"/>
+          <w:szCs w:val="20"/>
+        </w:rPr>
+        <w:t xml:space="preserve">  —  Glass-packaging tailwind + capex-backed ROCE expansion path</w:t>
+      </w:r>
+      <w:r>
+        <w:rPr>
+          <w:sz w:val="20"/>
+          <w:szCs w:val="20"/>
+        </w:rPr>
+        <w:br/>
+        <w:t xml:space="preserve">
+Glass-packaging tailwind (e-commerce, FMCG) + capex-backed ROCE expansion (FY27 guidance 8-10% volume growth; FY28-FY29 new product capacity for higher-margin specialty glass, ROCE target 25%+). Q1 FY27 revenue +25% YoY, PAT +41% YoY; 14.2x P/E on 28% PAT growth is undemanding on near-term flow, but implies market pricing derating or mid-teens growth once capex lands. Neutral gap on fair value; watch input-cost inflation (soda ash, energy) and capex-to-payoff timing.</w:t>
       </w:r>
     </w:p>
     <w:p>
@@ -6966,6 +7065,37 @@
                 <w:bCs w:val="false"/>
               </w:rPr>
               <w:t xml:space="preserve">HIGH CAUTION (2026-09-18 deep dive): Infomerics placed Rs49cr bank facilities on Rating Watch-Negative (Apr-2026) citing WC pressure, high bank-limit utilisation, and ~85-90% Middle-East export concentration. Company raised Rs27.6cr via a dilutive preferential warrant issue (Jun-2026) explicitly earmarked partly for working capital - corroborates rather than resolves the rating flag. Promoter holding (72.8%) locked in to dilute to ~61.4% once warrants convert within 18mo. FY26 revenue growth only +11.5% (softer than the one strong Q1 FY27 print +22.7%) - inflection narrative still rests on one quarter. Genuine positives (new Mumbai plant live Aug-2026, 15% dividend) don't offset the new credit-rating flag. Conviction Medium -&gt; Low-Medium.</w:t>
+            </w:r>
+          </w:p>
+        </w:tc>
+      </w:tr>
+      <w:tr>
+        <w:tc>
+          <w:tcPr>
+            <w:tcW w:type="dxa" w:w="2600"/>
+          </w:tcPr>
+          <w:p>
+            <w:r>
+              <w:rPr>
+                <w:b/>
+                <w:bCs/>
+                <w:color w:val="B8860B"/>
+              </w:rPr>
+              <w:t xml:space="preserve">GV Electricals Ltd</w:t>
+            </w:r>
+          </w:p>
+        </w:tc>
+        <w:tc>
+          <w:tcPr>
+            <w:tcW w:type="dxa" w:w="6400"/>
+          </w:tcPr>
+          <w:p>
+            <w:r>
+              <w:rPr>
+                <w:b w:val="false"/>
+                <w:bCs w:val="false"/>
+              </w:rPr>
+              <w:t xml:space="preserve">HIGH CAUTION: working capital deterioration (debtor +33d, FCF negative despite profit). WC stabilization required before thesis can be reassessed.</w:t>
             </w:r>
           </w:p>
         </w:tc>
